--- a/Daily Reports/24_08_2026-CBOT Reports.docx
+++ b/Daily Reports/24_08_2026-CBOT Reports.docx
@@ -104,7 +104,7 @@
           <w:color w:val="5C768D"/>
           <w:sz w:val="19"/>
         </w:rPr>
-        <w:t>Cập nhật tự động qua `macro_tracker.py` vào lúc 06:33 ICT ngày 24/08/2026</w:t>
+        <w:t>Cập nhật tự động qua `macro_tracker.py` vào lúc 07:22 ICT ngày 24/08/2026</w:t>
       </w:r>
     </w:p>
     <w:tbl>
@@ -313,7 +313,7 @@
               <w:rPr>
                 <w:b/>
               </w:rPr>
-              <w:t>93.44 / thùng</w:t>
+              <w:t>93.53 / thùng</w:t>
             </w:r>
           </w:p>
         </w:tc>
@@ -344,7 +344,7 @@
               <w:rPr>
                 <w:b/>
               </w:rPr>
-              <w:t>-1.01%</w:t>
+              <w:t>-0.91%</w:t>
             </w:r>
           </w:p>
         </w:tc>
@@ -442,7 +442,7 @@
               <w:rPr>
                 <w:b/>
               </w:rPr>
-              <w:t>98.87</w:t>
+              <w:t>98.79</w:t>
             </w:r>
           </w:p>
         </w:tc>
@@ -473,7 +473,7 @@
               <w:rPr>
                 <w:b/>
               </w:rPr>
-              <w:t>+0.07%</w:t>
+              <w:t>-0.01%</w:t>
             </w:r>
           </w:p>
         </w:tc>
@@ -1218,7 +1218,7 @@
         <w:rPr>
           <w:b/>
         </w:rPr>
-        <w:t>`93.44` (-1.01%)</w:t>
+        <w:t>`93.53` (-0.91%)</w:t>
       </w:r>
       <w:r>
         <w:t xml:space="preserve"> | DXY: </w:t>
@@ -1227,7 +1227,7 @@
         <w:rPr>
           <w:b/>
         </w:rPr>
-        <w:t>`98.87` (+0.07%)</w:t>
+        <w:t>`98.79` (-0.01%)</w:t>
       </w:r>
       <w:r>
         <w:t xml:space="preserve"> | Lúa mì CBOT: </w:t>
@@ -1236,7 +1236,7 @@
         <w:rPr>
           <w:b/>
         </w:rPr>
-        <w:t>`699.25` (+0.00%)</w:t>
+        <w:t>`708.50` (+4.00%)</w:t>
       </w:r>
       <w:r>
         <w:t>.</w:t>
@@ -1306,7 +1306,7 @@
           <w:color w:val="5C768D"/>
           <w:sz w:val="19"/>
         </w:rPr>
-        <w:t>Cập nhật tự động lúc 06:33 ICT ngày 24/08/2026 — Nguồn: NOAA, USDA, BOM Australia</w:t>
+        <w:t>Cập nhật tự động lúc 07:22 ICT ngày 24/08/2026 — Nguồn: NOAA, USDA, BOM Australia</w:t>
       </w:r>
     </w:p>
     <w:p>
@@ -3574,7 +3574,7 @@
               <w:rPr>
                 <w:b/>
               </w:rPr>
-              <w:t>508.50</w:t>
+              <w:t>518.50</w:t>
             </w:r>
           </w:p>
         </w:tc>
@@ -3605,7 +3605,7 @@
               <w:rPr>
                 <w:b/>
               </w:rPr>
-              <w:t>508.50 (-0.00)</w:t>
+              <w:t>513.55 (-4.95)</w:t>
             </w:r>
           </w:p>
         </w:tc>
@@ -3633,7 +3633,7 @@
             </w:pPr>
             <w:r/>
             <w:r>
-              <w:t>Bullish (504.08 &gt; 500.38)</w:t>
+              <w:t>Bullish (505.39 &gt; 501.09)</w:t>
             </w:r>
           </w:p>
         </w:tc>
@@ -3661,7 +3661,7 @@
             </w:pPr>
             <w:r/>
             <w:r>
-              <w:t>1.50 cents</w:t>
+              <w:t>9.50 cents</w:t>
             </w:r>
           </w:p>
         </w:tc>
@@ -3822,7 +3822,7 @@
               <w:rPr>
                 <w:b/>
               </w:rPr>
-              <w:t>699.25</w:t>
+              <w:t>708.50</w:t>
             </w:r>
           </w:p>
         </w:tc>
@@ -3853,7 +3853,7 @@
               <w:rPr>
                 <w:b/>
               </w:rPr>
-              <w:t>701.41 (+2.16)</w:t>
+              <w:t>710.90 (+2.40)</w:t>
             </w:r>
           </w:p>
         </w:tc>
@@ -3881,7 +3881,7 @@
             </w:pPr>
             <w:r/>
             <w:r>
-              <w:t>Bullish (698.88 &gt; 696.85)</w:t>
+              <w:t>Bullish (699.75 &gt; 697.30)</w:t>
             </w:r>
           </w:p>
         </w:tc>
@@ -3909,7 +3909,7 @@
             </w:pPr>
             <w:r/>
             <w:r>
-              <w:t>3.75 cents</w:t>
+              <w:t>5.50 cents</w:t>
             </w:r>
           </w:p>
         </w:tc>
@@ -4347,7 +4347,7 @@
                 <w:b/>
                 <w:color w:val="15803D"/>
               </w:rPr>
-              <w:t>500.25 - 504.08 cents (Canh mua vùng hỗ trợ)</w:t>
+              <w:t>500.25 - 505.39 cents (Canh mua vùng hỗ trợ)</w:t>
             </w:r>
           </w:p>
         </w:tc>
@@ -4378,7 +4378,7 @@
               <w:rPr>
                 <w:b/>
               </w:rPr>
-              <w:t>453.49 cents (Dưới cản S2 + 1.5x ATR)</w:t>
+              <w:t>451.74 cents (Dưới cản S2 + 1.5x ATR)</w:t>
             </w:r>
           </w:p>
         </w:tc>
@@ -4414,7 +4414,7 @@
                 <w:color w:val="D97706"/>
                 <w:sz w:val="19"/>
               </w:rPr>
-              <w:t xml:space="preserve"> 507.75 cents </w:t>
+              <w:t xml:space="preserve"> 517.91 cents </w:t>
             </w:r>
             <w:r>
               <w:t xml:space="preserve"> / TP2: </w:t>
@@ -4425,7 +4425,7 @@
                 <w:color w:val="D97706"/>
                 <w:sz w:val="19"/>
               </w:rPr>
-              <w:t xml:space="preserve"> 509.00 cents </w:t>
+              <w:t xml:space="preserve"> 519.75 cents </w:t>
             </w:r>
           </w:p>
         </w:tc>
@@ -4590,7 +4590,7 @@
               <w:rPr>
                 <w:b/>
               </w:rPr>
-              <w:t>470.55 cents (Chống quét SL tuyệt đối)</w:t>
+              <w:t>469.48 cents (Chống quét SL tuyệt đối)</w:t>
             </w:r>
           </w:p>
         </w:tc>
@@ -4621,7 +4621,7 @@
               <w:rPr>
                 <w:b/>
               </w:rPr>
-              <w:t>523.00 cents (Ăn trọn biên độ ngô ~10.5 giá)</w:t>
+              <w:t>533.00 cents (Ăn trọn biên độ ngô ~10.5 giá)</w:t>
             </w:r>
           </w:p>
         </w:tc>
@@ -4752,7 +4752,7 @@
               <w:rPr>
                 <w:b/>
               </w:rPr>
-              <w:t>522.78 - 524.28 cents</w:t>
+              <w:t>532.24 - 533.74 cents</w:t>
             </w:r>
           </w:p>
         </w:tc>
@@ -4783,7 +4783,7 @@
               <w:rPr>
                 <w:b/>
               </w:rPr>
-              <w:t>525.22 cents</w:t>
+              <w:t>535.76 cents</w:t>
             </w:r>
           </w:p>
         </w:tc>
@@ -4945,7 +4945,7 @@
               <w:rPr>
                 <w:b/>
               </w:rPr>
-              <w:t>447.22 - 457.25 cents</w:t>
+              <w:t>442.56 - 457.25 cents</w:t>
             </w:r>
           </w:p>
         </w:tc>
@@ -5126,7 +5126,7 @@
                 <w:b/>
                 <w:color w:val="B91C1C"/>
               </w:rPr>
-              <w:t>698.88 - 696.85 cents (Canh bán hồi kỹ thuật H1)</w:t>
+              <w:t>699.75 - 697.30 cents (Canh bán hồi kỹ thuật H1)</w:t>
             </w:r>
           </w:p>
         </w:tc>
@@ -5157,7 +5157,7 @@
               <w:rPr>
                 <w:b/>
               </w:rPr>
-              <w:t>735.02 cents (Trên kháng cự R2 + 1.5x ATR)</w:t>
+              <w:t>736.22 cents (Trên kháng cự R2 + 1.5x ATR)</w:t>
             </w:r>
           </w:p>
         </w:tc>
@@ -5304,7 +5304,7 @@
                 <w:b/>
                 <w:color w:val="15803D"/>
               </w:rPr>
-              <w:t>Long trung hạn (Swing) (ZWZ26)</w:t>
+              <w:t>Long trung hạn (Swing) (ZWH27)</w:t>
             </w:r>
           </w:p>
         </w:tc>
@@ -5335,7 +5335,7 @@
               <w:rPr>
                 <w:b/>
               </w:rPr>
-              <w:t>694.00 - 696.00 cents</w:t>
+              <w:t>711.50 - 713.50 cents</w:t>
             </w:r>
           </w:p>
         </w:tc>
@@ -5366,7 +5366,7 @@
               <w:rPr>
                 <w:b/>
               </w:rPr>
-              <w:t>640.74 cents</w:t>
+              <w:t>657.53 cents</w:t>
             </w:r>
           </w:p>
         </w:tc>
@@ -5397,7 +5397,7 @@
               <w:rPr>
                 <w:b/>
               </w:rPr>
-              <w:t>702.50 cents (Đón sóng hồi trung hạn ~14.5 giá)</w:t>
+              <w:t>739.75 cents (Đón sóng hồi trung hạn ~14.5 giá)</w:t>
             </w:r>
           </w:p>
         </w:tc>
@@ -5497,7 +5497,7 @@
                 <w:b/>
                 <w:color w:val="B91C1C"/>
               </w:rPr>
-              <w:t>Short trung hạn (Swing) (ZWZ26)</w:t>
+              <w:t>Short trung hạn (Swing) (ZWH27)</w:t>
             </w:r>
           </w:p>
         </w:tc>
@@ -5528,7 +5528,7 @@
               <w:rPr>
                 <w:b/>
               </w:rPr>
-              <w:t>702.50 - 704.50 cents</w:t>
+              <w:t>739.75 - 741.75 cents</w:t>
             </w:r>
           </w:p>
         </w:tc>
@@ -5559,7 +5559,7 @@
               <w:rPr>
                 <w:b/>
               </w:rPr>
-              <w:t>707.01 cents</w:t>
+              <w:t>744.72 cents</w:t>
             </w:r>
           </w:p>
         </w:tc>
@@ -5590,7 +5590,7 @@
               <w:rPr>
                 <w:b/>
               </w:rPr>
-              <w:t>645.25 cents (Thuận xu hướng giảm ngắn hạn)</w:t>
+              <w:t>662.50 cents (Thuận xu hướng giảm ngắn hạn)</w:t>
             </w:r>
           </w:p>
         </w:tc>
@@ -5721,7 +5721,7 @@
               <w:rPr>
                 <w:b/>
               </w:rPr>
-              <w:t>627.19 - 645.25 cents</w:t>
+              <w:t>624.00 - 645.25 cents</w:t>
             </w:r>
           </w:p>
         </w:tc>
@@ -11599,7 +11599,7 @@
         <w:t>Giá Chốt Phiên (Close):</w:t>
       </w:r>
       <w:r>
-        <w:t xml:space="preserve"> 508.50 cents | </w:t>
+        <w:t xml:space="preserve"> 518.50 cents | </w:t>
       </w:r>
       <w:r>
         <w:rPr>
@@ -11614,10 +11614,10 @@
         <w:rPr>
           <w:b/>
         </w:rPr>
-        <w:t>`508.50 cents`</w:t>
+        <w:t>`513.55 cents`</w:t>
       </w:r>
       <w:r>
-        <w:t xml:space="preserve"> (-0.00).</w:t>
+        <w:t xml:space="preserve"> (-4.95).</w:t>
       </w:r>
     </w:p>
     <w:p>
@@ -11638,7 +11638,7 @@
         <w:rPr>
           <w:b/>
         </w:rPr>
-        <w:t>`270,307`</w:t>
+        <w:t>`52,500`</w:t>
       </w:r>
       <w:r>
         <w:t xml:space="preserve"> (Chênh lệch: </w:t>
@@ -11647,7 +11647,7 @@
         <w:rPr>
           <w:b/>
         </w:rPr>
-        <w:t>`-138,642`</w:t>
+        <w:t>`-356,449`</w:t>
       </w:r>
       <w:r>
         <w:t xml:space="preserve">) | OI: </w:t>
@@ -11665,7 +11665,7 @@
         <w:rPr>
           <w:b/>
         </w:rPr>
-        <w:t>`-53`</w:t>
+        <w:t>`+0`</w:t>
       </w:r>
       <w:r>
         <w:t>)</w:t>
@@ -11981,7 +11981,7 @@
               <w:rPr>
                 <w:b/>
               </w:rPr>
-              <w:t>93.44</w:t>
+              <w:t>93.53</w:t>
             </w:r>
           </w:p>
         </w:tc>
@@ -12012,7 +12012,7 @@
               <w:rPr>
                 <w:b/>
               </w:rPr>
-              <w:t>-1.01%</w:t>
+              <w:t>-0.91%</w:t>
             </w:r>
           </w:p>
         </w:tc>
@@ -12104,7 +12104,7 @@
               <w:rPr>
                 <w:b/>
               </w:rPr>
-              <w:t>98.87</w:t>
+              <w:t>98.79</w:t>
             </w:r>
           </w:p>
         </w:tc>
@@ -12135,7 +12135,7 @@
               <w:rPr>
                 <w:b/>
               </w:rPr>
-              <w:t>+0.07%</w:t>
+              <w:t>-0.01%</w:t>
             </w:r>
           </w:p>
         </w:tc>
@@ -12163,7 +12163,7 @@
             </w:pPr>
             <w:r/>
             <w:r>
-              <w:t>DXY Tăng làm giảm sức cạnh tranh xuất khẩu của ngô Mỹ so với Brazil/Argentina.</w:t>
+              <w:t>DXY Giảm hỗ trợ xuất khẩu ngô Mỹ cạnh tranh tốt hơn.</w:t>
             </w:r>
           </w:p>
         </w:tc>
@@ -12739,7 +12739,7 @@
         <w:t xml:space="preserve"> EMA_21 </w:t>
       </w:r>
       <w:r>
-        <w:t xml:space="preserve"> (504.08) &gt; </w:t>
+        <w:t xml:space="preserve"> (505.39) &gt; </w:t>
       </w:r>
       <w:r>
         <w:rPr>
@@ -12750,7 +12750,7 @@
         <w:t xml:space="preserve"> EMA_50 </w:t>
       </w:r>
       <w:r>
-        <w:t xml:space="preserve"> (500.38).</w:t>
+        <w:t xml:space="preserve"> (501.09).</w:t>
       </w:r>
     </w:p>
     <w:p>
@@ -12771,7 +12771,7 @@
         <w:rPr>
           <w:b/>
         </w:rPr>
-        <w:t>`70.55`</w:t>
+        <w:t>`83.58`</w:t>
       </w:r>
       <w:r>
         <w:t xml:space="preserve"> | ATR (14) = </w:t>
@@ -12780,7 +12780,7 @@
         <w:rPr>
           <w:b/>
         </w:rPr>
-        <w:t>`2.51`</w:t>
+        <w:t>`3.67`</w:t>
       </w:r>
       <w:r>
         <w:t xml:space="preserve"> cents | Volatility = </w:t>
@@ -12789,7 +12789,7 @@
         <w:rPr>
           <w:b/>
         </w:rPr>
-        <w:t>`1.50 cents`</w:t>
+        <w:t>`9.50 cents`</w:t>
       </w:r>
       <w:r>
         <w:t>.</w:t>
@@ -12831,7 +12831,7 @@
         <w:rPr>
           <w:b/>
         </w:rPr>
-        <w:t>`507.75`</w:t>
+        <w:t>`517.91`</w:t>
       </w:r>
       <w:r>
         <w:t xml:space="preserve"> | R2: </w:t>
@@ -12840,7 +12840,7 @@
         <w:rPr>
           <w:b/>
         </w:rPr>
-        <w:t>`509.00`</w:t>
+        <w:t>`519.75`</w:t>
       </w:r>
     </w:p>
     <w:p>
@@ -13574,7 +13574,7 @@
           <w:b/>
           <w:color w:val="15803D"/>
         </w:rPr>
-        <w:t>`500.25 - 504.08 cents (Canh mua vùng hỗ trợ)`</w:t>
+        <w:t>`500.25 - 505.39 cents (Canh mua vùng hỗ trợ)`</w:t>
       </w:r>
       <w:r>
         <w:t xml:space="preserve"> | SL: </w:t>
@@ -13583,7 +13583,7 @@
         <w:rPr>
           <w:b/>
         </w:rPr>
-        <w:t>`453.49 cents (Dưới cản S2 + 1.5x ATR)`</w:t>
+        <w:t>`451.74 cents (Dưới cản S2 + 1.5x ATR)`</w:t>
       </w:r>
       <w:r>
         <w:t xml:space="preserve"> | TP: </w:t>
@@ -13594,7 +13594,7 @@
           <w:color w:val="D97706"/>
           <w:sz w:val="19"/>
         </w:rPr>
-        <w:t xml:space="preserve"> 507.75 cents </w:t>
+        <w:t xml:space="preserve"> 517.91 cents </w:t>
       </w:r>
       <w:r>
         <w:t xml:space="preserve"> / </w:t>
@@ -13605,7 +13605,7 @@
           <w:color w:val="D97706"/>
           <w:sz w:val="19"/>
         </w:rPr>
-        <w:t xml:space="preserve"> 509.00 cents </w:t>
+        <w:t xml:space="preserve"> 519.75 cents </w:t>
       </w:r>
       <w:r>
         <w:t>.</w:t>
@@ -13654,7 +13654,7 @@
         <w:rPr>
           <w:b/>
         </w:rPr>
-        <w:t>`470.55 cents (Chống quét SL tuyệt đối)`</w:t>
+        <w:t>`469.48 cents (Chống quét SL tuyệt đối)`</w:t>
       </w:r>
       <w:r>
         <w:t xml:space="preserve"> | TP: </w:t>
@@ -13663,7 +13663,7 @@
         <w:rPr>
           <w:b/>
         </w:rPr>
-        <w:t>`523.00 cents (Ăn trọn biên độ ngô ~10.5 giá)`</w:t>
+        <w:t>`533.00 cents (Ăn trọn biên độ ngô ~10.5 giá)`</w:t>
       </w:r>
       <w:r>
         <w:t>.</w:t>
@@ -13691,7 +13691,7 @@
         <w:rPr>
           <w:b/>
         </w:rPr>
-        <w:t>`522.78 - 524.28 cents`</w:t>
+        <w:t>`532.24 - 533.74 cents`</w:t>
       </w:r>
       <w:r>
         <w:t xml:space="preserve"> | SL: </w:t>
@@ -13700,7 +13700,7 @@
         <w:rPr>
           <w:b/>
         </w:rPr>
-        <w:t>`525.22 cents`</w:t>
+        <w:t>`535.76 cents`</w:t>
       </w:r>
       <w:r>
         <w:t xml:space="preserve"> | TP: </w:t>
@@ -13749,7 +13749,7 @@
         <w:rPr>
           <w:b/>
         </w:rPr>
-        <w:t>`447.22 - 457.25 cents`</w:t>
+        <w:t>`442.56 - 457.25 cents`</w:t>
       </w:r>
     </w:p>
     <w:p>
@@ -14156,7 +14156,7 @@
             </w:pPr>
             <w:r/>
             <w:r>
-              <w:t>508.50</w:t>
+              <w:t>518.50</w:t>
             </w:r>
           </w:p>
         </w:tc>
@@ -14184,7 +14184,7 @@
             </w:pPr>
             <w:r/>
             <w:r>
-              <w:t>512.25</w:t>
+              <w:t>522.25</w:t>
             </w:r>
           </w:p>
         </w:tc>
@@ -14212,7 +14212,7 @@
             </w:pPr>
             <w:r/>
             <w:r>
-              <w:t>505.25</w:t>
+              <w:t>515.25</w:t>
             </w:r>
           </w:p>
         </w:tc>
@@ -14243,7 +14243,7 @@
               <w:rPr>
                 <w:b/>
               </w:rPr>
-              <w:t>508.75</w:t>
+              <w:t>518.75</w:t>
             </w:r>
           </w:p>
         </w:tc>
@@ -14391,7 +14391,7 @@
             </w:pPr>
             <w:r/>
             <w:r>
-              <w:t>508.75</w:t>
+              <w:t>518.75</w:t>
             </w:r>
           </w:p>
         </w:tc>
@@ -14419,7 +14419,7 @@
             </w:pPr>
             <w:r/>
             <w:r>
-              <w:t>511.50</w:t>
+              <w:t>521.50</w:t>
             </w:r>
           </w:p>
         </w:tc>
@@ -14447,7 +14447,7 @@
             </w:pPr>
             <w:r/>
             <w:r>
-              <w:t>505.00</w:t>
+              <w:t>515.00</w:t>
             </w:r>
           </w:p>
         </w:tc>
@@ -14478,7 +14478,7 @@
               <w:rPr>
                 <w:b/>
               </w:rPr>
-              <w:t>508.25</w:t>
+              <w:t>518.25</w:t>
             </w:r>
           </w:p>
         </w:tc>
@@ -14626,7 +14626,7 @@
             </w:pPr>
             <w:r/>
             <w:r>
-              <w:t>508.25</w:t>
+              <w:t>518.25</w:t>
             </w:r>
           </w:p>
         </w:tc>
@@ -14654,7 +14654,7 @@
             </w:pPr>
             <w:r/>
             <w:r>
-              <w:t>511.25</w:t>
+              <w:t>521.25</w:t>
             </w:r>
           </w:p>
         </w:tc>
@@ -14682,7 +14682,7 @@
             </w:pPr>
             <w:r/>
             <w:r>
-              <w:t>504.25</w:t>
+              <w:t>514.25</w:t>
             </w:r>
           </w:p>
         </w:tc>
@@ -14713,7 +14713,7 @@
               <w:rPr>
                 <w:b/>
               </w:rPr>
-              <w:t>509.00</w:t>
+              <w:t>519.00</w:t>
             </w:r>
           </w:p>
         </w:tc>
@@ -14861,7 +14861,7 @@
             </w:pPr>
             <w:r/>
             <w:r>
-              <w:t>509.00</w:t>
+              <w:t>519.00</w:t>
             </w:r>
           </w:p>
         </w:tc>
@@ -14889,7 +14889,7 @@
             </w:pPr>
             <w:r/>
             <w:r>
-              <w:t>513.50</w:t>
+              <w:t>523.50</w:t>
             </w:r>
           </w:p>
         </w:tc>
@@ -14917,7 +14917,7 @@
             </w:pPr>
             <w:r/>
             <w:r>
-              <w:t>504.00</w:t>
+              <w:t>514.00</w:t>
             </w:r>
           </w:p>
         </w:tc>
@@ -14948,7 +14948,7 @@
               <w:rPr>
                 <w:b/>
               </w:rPr>
-              <w:t>509.75</w:t>
+              <w:t>519.75</w:t>
             </w:r>
           </w:p>
         </w:tc>
@@ -15096,7 +15096,7 @@
             </w:pPr>
             <w:r/>
             <w:r>
-              <w:t>509.75</w:t>
+              <w:t>519.75</w:t>
             </w:r>
           </w:p>
         </w:tc>
@@ -15124,7 +15124,7 @@
             </w:pPr>
             <w:r/>
             <w:r>
-              <w:t>515.25</w:t>
+              <w:t>525.25</w:t>
             </w:r>
           </w:p>
         </w:tc>
@@ -15152,7 +15152,7 @@
             </w:pPr>
             <w:r/>
             <w:r>
-              <w:t>503.50</w:t>
+              <w:t>513.50</w:t>
             </w:r>
           </w:p>
         </w:tc>
@@ -15183,7 +15183,7 @@
               <w:rPr>
                 <w:b/>
               </w:rPr>
-              <w:t>512.00</w:t>
+              <w:t>522.00</w:t>
             </w:r>
           </w:p>
         </w:tc>
@@ -15331,7 +15331,7 @@
             </w:pPr>
             <w:r/>
             <w:r>
-              <w:t>512.00</w:t>
+              <w:t>522.00</w:t>
             </w:r>
           </w:p>
         </w:tc>
@@ -15359,7 +15359,7 @@
             </w:pPr>
             <w:r/>
             <w:r>
-              <w:t>515.00</w:t>
+              <w:t>525.00</w:t>
             </w:r>
           </w:p>
         </w:tc>
@@ -15387,7 +15387,7 @@
             </w:pPr>
             <w:r/>
             <w:r>
-              <w:t>507.75</w:t>
+              <w:t>517.75</w:t>
             </w:r>
           </w:p>
         </w:tc>
@@ -15418,7 +15418,7 @@
               <w:rPr>
                 <w:b/>
               </w:rPr>
-              <w:t>512.25</w:t>
+              <w:t>522.25</w:t>
             </w:r>
           </w:p>
         </w:tc>
@@ -15566,7 +15566,7 @@
             </w:pPr>
             <w:r/>
             <w:r>
-              <w:t>512.25</w:t>
+              <w:t>522.25</w:t>
             </w:r>
           </w:p>
         </w:tc>
@@ -15594,7 +15594,7 @@
             </w:pPr>
             <w:r/>
             <w:r>
-              <w:t>515.50</w:t>
+              <w:t>525.50</w:t>
             </w:r>
           </w:p>
         </w:tc>
@@ -15622,7 +15622,7 @@
             </w:pPr>
             <w:r/>
             <w:r>
-              <w:t>505.75</w:t>
+              <w:t>515.75</w:t>
             </w:r>
           </w:p>
         </w:tc>
@@ -15653,7 +15653,7 @@
               <w:rPr>
                 <w:b/>
               </w:rPr>
-              <w:t>513.00</w:t>
+              <w:t>523.00</w:t>
             </w:r>
           </w:p>
         </w:tc>
@@ -15801,7 +15801,7 @@
             </w:pPr>
             <w:r/>
             <w:r>
-              <w:t>513.00</w:t>
+              <w:t>523.00</w:t>
             </w:r>
           </w:p>
         </w:tc>
@@ -15829,7 +15829,7 @@
             </w:pPr>
             <w:r/>
             <w:r>
-              <w:t>516.00</w:t>
+              <w:t>526.00</w:t>
             </w:r>
           </w:p>
         </w:tc>
@@ -15857,7 +15857,7 @@
             </w:pPr>
             <w:r/>
             <w:r>
-              <w:t>508.50</w:t>
+              <w:t>518.50</w:t>
             </w:r>
           </w:p>
         </w:tc>
@@ -15888,7 +15888,7 @@
               <w:rPr>
                 <w:b/>
               </w:rPr>
-              <w:t>512.50</w:t>
+              <w:t>522.50</w:t>
             </w:r>
           </w:p>
         </w:tc>
@@ -16036,7 +16036,7 @@
             </w:pPr>
             <w:r/>
             <w:r>
-              <w:t>512.50</w:t>
+              <w:t>522.50</w:t>
             </w:r>
           </w:p>
         </w:tc>
@@ -16064,7 +16064,7 @@
             </w:pPr>
             <w:r/>
             <w:r>
-              <w:t>516.50</w:t>
+              <w:t>526.50</w:t>
             </w:r>
           </w:p>
         </w:tc>
@@ -16092,7 +16092,7 @@
             </w:pPr>
             <w:r/>
             <w:r>
-              <w:t>506.75</w:t>
+              <w:t>516.75</w:t>
             </w:r>
           </w:p>
         </w:tc>
@@ -16123,7 +16123,7 @@
               <w:rPr>
                 <w:b/>
               </w:rPr>
-              <w:t>513.00</w:t>
+              <w:t>523.00</w:t>
             </w:r>
           </w:p>
         </w:tc>
@@ -16271,7 +16271,7 @@
             </w:pPr>
             <w:r/>
             <w:r>
-              <w:t>513.00</w:t>
+              <w:t>523.00</w:t>
             </w:r>
           </w:p>
         </w:tc>
@@ -16299,7 +16299,7 @@
             </w:pPr>
             <w:r/>
             <w:r>
-              <w:t>515.50</w:t>
+              <w:t>525.50</w:t>
             </w:r>
           </w:p>
         </w:tc>
@@ -16327,7 +16327,7 @@
             </w:pPr>
             <w:r/>
             <w:r>
-              <w:t>509.75</w:t>
+              <w:t>519.75</w:t>
             </w:r>
           </w:p>
         </w:tc>
@@ -16358,7 +16358,7 @@
               <w:rPr>
                 <w:b/>
               </w:rPr>
-              <w:t>513.50</w:t>
+              <w:t>523.50</w:t>
             </w:r>
           </w:p>
         </w:tc>
@@ -16506,7 +16506,7 @@
             </w:pPr>
             <w:r/>
             <w:r>
-              <w:t>513.50</w:t>
+              <w:t>523.50</w:t>
             </w:r>
           </w:p>
         </w:tc>
@@ -16534,7 +16534,7 @@
             </w:pPr>
             <w:r/>
             <w:r>
-              <w:t>517.00</w:t>
+              <w:t>527.00</w:t>
             </w:r>
           </w:p>
         </w:tc>
@@ -16562,7 +16562,7 @@
             </w:pPr>
             <w:r/>
             <w:r>
-              <w:t>507.50</w:t>
+              <w:t>517.50</w:t>
             </w:r>
           </w:p>
         </w:tc>
@@ -16593,7 +16593,7 @@
               <w:rPr>
                 <w:b/>
               </w:rPr>
-              <w:t>514.50</w:t>
+              <w:t>524.50</w:t>
             </w:r>
           </w:p>
         </w:tc>
@@ -16741,7 +16741,7 @@
             </w:pPr>
             <w:r/>
             <w:r>
-              <w:t>514.50</w:t>
+              <w:t>524.50</w:t>
             </w:r>
           </w:p>
         </w:tc>
@@ -16769,7 +16769,7 @@
             </w:pPr>
             <w:r/>
             <w:r>
-              <w:t>517.25</w:t>
+              <w:t>527.25</w:t>
             </w:r>
           </w:p>
         </w:tc>
@@ -16797,7 +16797,7 @@
             </w:pPr>
             <w:r/>
             <w:r>
-              <w:t>512.00</w:t>
+              <w:t>522.00</w:t>
             </w:r>
           </w:p>
         </w:tc>
@@ -16828,7 +16828,7 @@
               <w:rPr>
                 <w:b/>
               </w:rPr>
-              <w:t>514.50</w:t>
+              <w:t>524.50</w:t>
             </w:r>
           </w:p>
         </w:tc>
@@ -16976,7 +16976,7 @@
             </w:pPr>
             <w:r/>
             <w:r>
-              <w:t>514.50</w:t>
+              <w:t>524.50</w:t>
             </w:r>
           </w:p>
         </w:tc>
@@ -17004,7 +17004,7 @@
             </w:pPr>
             <w:r/>
             <w:r>
-              <w:t>517.25</w:t>
+              <w:t>527.25</w:t>
             </w:r>
           </w:p>
         </w:tc>
@@ -17032,7 +17032,7 @@
             </w:pPr>
             <w:r/>
             <w:r>
-              <w:t>512.00</w:t>
+              <w:t>522.00</w:t>
             </w:r>
           </w:p>
         </w:tc>
@@ -17063,7 +17063,7 @@
               <w:rPr>
                 <w:b/>
               </w:rPr>
-              <w:t>514.00</w:t>
+              <w:t>524.00</w:t>
             </w:r>
           </w:p>
         </w:tc>
@@ -17211,7 +17211,7 @@
             </w:pPr>
             <w:r/>
             <w:r>
-              <w:t>514.00</w:t>
+              <w:t>524.00</w:t>
             </w:r>
           </w:p>
         </w:tc>
@@ -17239,7 +17239,7 @@
             </w:pPr>
             <w:r/>
             <w:r>
-              <w:t>517.00</w:t>
+              <w:t>527.00</w:t>
             </w:r>
           </w:p>
         </w:tc>
@@ -17267,7 +17267,7 @@
             </w:pPr>
             <w:r/>
             <w:r>
-              <w:t>510.75</w:t>
+              <w:t>520.75</w:t>
             </w:r>
           </w:p>
         </w:tc>
@@ -17298,7 +17298,7 @@
               <w:rPr>
                 <w:b/>
               </w:rPr>
-              <w:t>513.75</w:t>
+              <w:t>523.75</w:t>
             </w:r>
           </w:p>
         </w:tc>
@@ -17446,7 +17446,7 @@
             </w:pPr>
             <w:r/>
             <w:r>
-              <w:t>513.75</w:t>
+              <w:t>523.75</w:t>
             </w:r>
           </w:p>
         </w:tc>
@@ -17474,7 +17474,7 @@
             </w:pPr>
             <w:r/>
             <w:r>
-              <w:t>517.75</w:t>
+              <w:t>527.75</w:t>
             </w:r>
           </w:p>
         </w:tc>
@@ -17502,7 +17502,7 @@
             </w:pPr>
             <w:r/>
             <w:r>
-              <w:t>508.50</w:t>
+              <w:t>518.50</w:t>
             </w:r>
           </w:p>
         </w:tc>
@@ -17533,7 +17533,7 @@
               <w:rPr>
                 <w:b/>
               </w:rPr>
-              <w:t>514.25</w:t>
+              <w:t>524.25</w:t>
             </w:r>
           </w:p>
         </w:tc>
@@ -17681,7 +17681,7 @@
             </w:pPr>
             <w:r/>
             <w:r>
-              <w:t>514.25</w:t>
+              <w:t>524.25</w:t>
             </w:r>
           </w:p>
         </w:tc>
@@ -17709,7 +17709,7 @@
             </w:pPr>
             <w:r/>
             <w:r>
-              <w:t>519.00</w:t>
+              <w:t>529.00</w:t>
             </w:r>
           </w:p>
         </w:tc>
@@ -17737,7 +17737,7 @@
             </w:pPr>
             <w:r/>
             <w:r>
-              <w:t>507.25</w:t>
+              <w:t>517.25</w:t>
             </w:r>
           </w:p>
         </w:tc>
@@ -17768,7 +17768,7 @@
               <w:rPr>
                 <w:b/>
               </w:rPr>
-              <w:t>516.25</w:t>
+              <w:t>526.25</w:t>
             </w:r>
           </w:p>
         </w:tc>
@@ -17916,7 +17916,7 @@
             </w:pPr>
             <w:r/>
             <w:r>
-              <w:t>516.25</w:t>
+              <w:t>526.25</w:t>
             </w:r>
           </w:p>
         </w:tc>
@@ -17944,7 +17944,7 @@
             </w:pPr>
             <w:r/>
             <w:r>
-              <w:t>524.25</w:t>
+              <w:t>534.25</w:t>
             </w:r>
           </w:p>
         </w:tc>
@@ -17972,7 +17972,7 @@
             </w:pPr>
             <w:r/>
             <w:r>
-              <w:t>509.25</w:t>
+              <w:t>519.25</w:t>
             </w:r>
           </w:p>
         </w:tc>
@@ -18003,7 +18003,7 @@
               <w:rPr>
                 <w:b/>
               </w:rPr>
-              <w:t>517.75</w:t>
+              <w:t>527.75</w:t>
             </w:r>
           </w:p>
         </w:tc>
@@ -18151,7 +18151,7 @@
             </w:pPr>
             <w:r/>
             <w:r>
-              <w:t>517.75</w:t>
+              <w:t>527.75</w:t>
             </w:r>
           </w:p>
         </w:tc>
@@ -18179,7 +18179,7 @@
             </w:pPr>
             <w:r/>
             <w:r>
-              <w:t>522.25</w:t>
+              <w:t>532.25</w:t>
             </w:r>
           </w:p>
         </w:tc>
@@ -18207,7 +18207,7 @@
             </w:pPr>
             <w:r/>
             <w:r>
-              <w:t>513.50</w:t>
+              <w:t>523.50</w:t>
             </w:r>
           </w:p>
         </w:tc>
@@ -18238,7 +18238,7 @@
               <w:rPr>
                 <w:b/>
               </w:rPr>
-              <w:t>517.25</w:t>
+              <w:t>527.25</w:t>
             </w:r>
           </w:p>
         </w:tc>
@@ -18386,7 +18386,7 @@
             </w:pPr>
             <w:r/>
             <w:r>
-              <w:t>517.25</w:t>
+              <w:t>527.25</w:t>
             </w:r>
           </w:p>
         </w:tc>
@@ -18414,7 +18414,7 @@
             </w:pPr>
             <w:r/>
             <w:r>
-              <w:t>519.50</w:t>
+              <w:t>529.50</w:t>
             </w:r>
           </w:p>
         </w:tc>
@@ -18442,7 +18442,7 @@
             </w:pPr>
             <w:r/>
             <w:r>
-              <w:t>514.50</w:t>
+              <w:t>524.50</w:t>
             </w:r>
           </w:p>
         </w:tc>
@@ -18473,7 +18473,7 @@
               <w:rPr>
                 <w:b/>
               </w:rPr>
-              <w:t>517.00</w:t>
+              <w:t>527.00</w:t>
             </w:r>
           </w:p>
         </w:tc>
@@ -18621,7 +18621,7 @@
             </w:pPr>
             <w:r/>
             <w:r>
-              <w:t>517.00</w:t>
+              <w:t>527.00</w:t>
             </w:r>
           </w:p>
         </w:tc>
@@ -18649,7 +18649,7 @@
             </w:pPr>
             <w:r/>
             <w:r>
-              <w:t>519.00</w:t>
+              <w:t>529.00</w:t>
             </w:r>
           </w:p>
         </w:tc>
@@ -18677,7 +18677,7 @@
             </w:pPr>
             <w:r/>
             <w:r>
-              <w:t>512.50</w:t>
+              <w:t>522.50</w:t>
             </w:r>
           </w:p>
         </w:tc>
@@ -18708,7 +18708,7 @@
               <w:rPr>
                 <w:b/>
               </w:rPr>
-              <w:t>517.25</w:t>
+              <w:t>527.25</w:t>
             </w:r>
           </w:p>
         </w:tc>
@@ -18856,7 +18856,7 @@
             </w:pPr>
             <w:r/>
             <w:r>
-              <w:t>517.25</w:t>
+              <w:t>527.25</w:t>
             </w:r>
           </w:p>
         </w:tc>
@@ -18884,7 +18884,7 @@
             </w:pPr>
             <w:r/>
             <w:r>
-              <w:t>521.00</w:t>
+              <w:t>531.00</w:t>
             </w:r>
           </w:p>
         </w:tc>
@@ -18912,7 +18912,7 @@
             </w:pPr>
             <w:r/>
             <w:r>
-              <w:t>514.50</w:t>
+              <w:t>524.50</w:t>
             </w:r>
           </w:p>
         </w:tc>
@@ -18943,7 +18943,7 @@
               <w:rPr>
                 <w:b/>
               </w:rPr>
-              <w:t>517.75</w:t>
+              <w:t>527.75</w:t>
             </w:r>
           </w:p>
         </w:tc>
@@ -19091,7 +19091,7 @@
             </w:pPr>
             <w:r/>
             <w:r>
-              <w:t>517.75</w:t>
+              <w:t>527.75</w:t>
             </w:r>
           </w:p>
         </w:tc>
@@ -19119,7 +19119,7 @@
             </w:pPr>
             <w:r/>
             <w:r>
-              <w:t>520.75</w:t>
+              <w:t>530.75</w:t>
             </w:r>
           </w:p>
         </w:tc>
@@ -19147,7 +19147,7 @@
             </w:pPr>
             <w:r/>
             <w:r>
-              <w:t>513.25</w:t>
+              <w:t>523.25</w:t>
             </w:r>
           </w:p>
         </w:tc>
@@ -19178,7 +19178,7 @@
               <w:rPr>
                 <w:b/>
               </w:rPr>
-              <w:t>518.00</w:t>
+              <w:t>528.00</w:t>
             </w:r>
           </w:p>
         </w:tc>
@@ -19326,7 +19326,7 @@
             </w:pPr>
             <w:r/>
             <w:r>
-              <w:t>518.00</w:t>
+              <w:t>528.00</w:t>
             </w:r>
           </w:p>
         </w:tc>
@@ -19354,7 +19354,7 @@
             </w:pPr>
             <w:r/>
             <w:r>
-              <w:t>522.25</w:t>
+              <w:t>532.25</w:t>
             </w:r>
           </w:p>
         </w:tc>
@@ -19382,7 +19382,7 @@
             </w:pPr>
             <w:r/>
             <w:r>
-              <w:t>514.75</w:t>
+              <w:t>524.75</w:t>
             </w:r>
           </w:p>
         </w:tc>
@@ -19413,7 +19413,7 @@
               <w:rPr>
                 <w:b/>
               </w:rPr>
-              <w:t>518.75</w:t>
+              <w:t>528.75</w:t>
             </w:r>
           </w:p>
         </w:tc>
@@ -19561,7 +19561,7 @@
             </w:pPr>
             <w:r/>
             <w:r>
-              <w:t>518.75</w:t>
+              <w:t>528.75</w:t>
             </w:r>
           </w:p>
         </w:tc>
@@ -19589,7 +19589,7 @@
             </w:pPr>
             <w:r/>
             <w:r>
-              <w:t>522.25</w:t>
+              <w:t>532.25</w:t>
             </w:r>
           </w:p>
         </w:tc>
@@ -19617,7 +19617,7 @@
             </w:pPr>
             <w:r/>
             <w:r>
-              <w:t>516.50</w:t>
+              <w:t>526.50</w:t>
             </w:r>
           </w:p>
         </w:tc>
@@ -19648,7 +19648,7 @@
               <w:rPr>
                 <w:b/>
               </w:rPr>
-              <w:t>518.75</w:t>
+              <w:t>528.75</w:t>
             </w:r>
           </w:p>
         </w:tc>
@@ -19796,7 +19796,7 @@
             </w:pPr>
             <w:r/>
             <w:r>
-              <w:t>518.75</w:t>
+              <w:t>528.75</w:t>
             </w:r>
           </w:p>
         </w:tc>
@@ -19824,7 +19824,7 @@
             </w:pPr>
             <w:r/>
             <w:r>
-              <w:t>522.50</w:t>
+              <w:t>532.50</w:t>
             </w:r>
           </w:p>
         </w:tc>
@@ -19852,7 +19852,7 @@
             </w:pPr>
             <w:r/>
             <w:r>
-              <w:t>515.25</w:t>
+              <w:t>525.25</w:t>
             </w:r>
           </w:p>
         </w:tc>
@@ -19883,7 +19883,7 @@
               <w:rPr>
                 <w:b/>
               </w:rPr>
-              <w:t>518.50</w:t>
+              <w:t>528.50</w:t>
             </w:r>
           </w:p>
         </w:tc>
@@ -20031,7 +20031,7 @@
             </w:pPr>
             <w:r/>
             <w:r>
-              <w:t>518.50</w:t>
+              <w:t>528.50</w:t>
             </w:r>
           </w:p>
         </w:tc>
@@ -20059,7 +20059,7 @@
             </w:pPr>
             <w:r/>
             <w:r>
-              <w:t>522.00</w:t>
+              <w:t>532.00</w:t>
             </w:r>
           </w:p>
         </w:tc>
@@ -20087,7 +20087,7 @@
             </w:pPr>
             <w:r/>
             <w:r>
-              <w:t>515.25</w:t>
+              <w:t>525.25</w:t>
             </w:r>
           </w:p>
         </w:tc>
@@ -20118,7 +20118,7 @@
               <w:rPr>
                 <w:b/>
               </w:rPr>
-              <w:t>518.25</w:t>
+              <w:t>528.25</w:t>
             </w:r>
           </w:p>
         </w:tc>
@@ -20266,7 +20266,7 @@
             </w:pPr>
             <w:r/>
             <w:r>
-              <w:t>518.25</w:t>
+              <w:t>528.25</w:t>
             </w:r>
           </w:p>
         </w:tc>
@@ -20294,7 +20294,7 @@
             </w:pPr>
             <w:r/>
             <w:r>
-              <w:t>521.25</w:t>
+              <w:t>531.25</w:t>
             </w:r>
           </w:p>
         </w:tc>
@@ -20322,7 +20322,7 @@
             </w:pPr>
             <w:r/>
             <w:r>
-              <w:t>515.50</w:t>
+              <w:t>525.50</w:t>
             </w:r>
           </w:p>
         </w:tc>
@@ -20353,7 +20353,7 @@
               <w:rPr>
                 <w:b/>
               </w:rPr>
-              <w:t>518.50</w:t>
+              <w:t>528.50</w:t>
             </w:r>
           </w:p>
         </w:tc>
@@ -20501,7 +20501,7 @@
             </w:pPr>
             <w:r/>
             <w:r>
-              <w:t>518.50</w:t>
+              <w:t>528.50</w:t>
             </w:r>
           </w:p>
         </w:tc>
@@ -20529,7 +20529,7 @@
             </w:pPr>
             <w:r/>
             <w:r>
-              <w:t>521.50</w:t>
+              <w:t>531.50</w:t>
             </w:r>
           </w:p>
         </w:tc>
@@ -20557,7 +20557,7 @@
             </w:pPr>
             <w:r/>
             <w:r>
-              <w:t>515.75</w:t>
+              <w:t>525.75</w:t>
             </w:r>
           </w:p>
         </w:tc>
@@ -20588,7 +20588,7 @@
               <w:rPr>
                 <w:b/>
               </w:rPr>
-              <w:t>518.50</w:t>
+              <w:t>528.50</w:t>
             </w:r>
           </w:p>
         </w:tc>
@@ -20736,7 +20736,7 @@
             </w:pPr>
             <w:r/>
             <w:r>
-              <w:t>518.50</w:t>
+              <w:t>528.50</w:t>
             </w:r>
           </w:p>
         </w:tc>
@@ -20764,7 +20764,7 @@
             </w:pPr>
             <w:r/>
             <w:r>
-              <w:t>522.50</w:t>
+              <w:t>532.50</w:t>
             </w:r>
           </w:p>
         </w:tc>
@@ -20792,7 +20792,7 @@
             </w:pPr>
             <w:r/>
             <w:r>
-              <w:t>515.00</w:t>
+              <w:t>525.00</w:t>
             </w:r>
           </w:p>
         </w:tc>
@@ -20823,7 +20823,7 @@
               <w:rPr>
                 <w:b/>
               </w:rPr>
-              <w:t>519.00</w:t>
+              <w:t>529.00</w:t>
             </w:r>
           </w:p>
         </w:tc>
@@ -20971,7 +20971,7 @@
             </w:pPr>
             <w:r/>
             <w:r>
-              <w:t>519.00</w:t>
+              <w:t>529.00</w:t>
             </w:r>
           </w:p>
         </w:tc>
@@ -20999,7 +20999,7 @@
             </w:pPr>
             <w:r/>
             <w:r>
-              <w:t>523.00</w:t>
+              <w:t>533.00</w:t>
             </w:r>
           </w:p>
         </w:tc>
@@ -21027,7 +21027,7 @@
             </w:pPr>
             <w:r/>
             <w:r>
-              <w:t>517.25</w:t>
+              <w:t>527.25</w:t>
             </w:r>
           </w:p>
         </w:tc>
@@ -21058,7 +21058,7 @@
               <w:rPr>
                 <w:b/>
               </w:rPr>
-              <w:t>518.75</w:t>
+              <w:t>528.75</w:t>
             </w:r>
           </w:p>
         </w:tc>
@@ -21781,7 +21781,7 @@
         <w:t>Giá Chốt Phiên (Close):</w:t>
       </w:r>
       <w:r>
-        <w:t xml:space="preserve"> 699.25 cents | </w:t>
+        <w:t xml:space="preserve"> 708.50 cents | </w:t>
       </w:r>
       <w:r>
         <w:rPr>
@@ -21796,10 +21796,10 @@
         <w:rPr>
           <w:b/>
         </w:rPr>
-        <w:t>`701.41 cents`</w:t>
+        <w:t>`710.90 cents`</w:t>
       </w:r>
       <w:r>
-        <w:t xml:space="preserve"> (+2.16).</w:t>
+        <w:t xml:space="preserve"> (+2.40).</w:t>
       </w:r>
     </w:p>
     <w:p>
@@ -21820,7 +21820,7 @@
         <w:rPr>
           <w:b/>
         </w:rPr>
-        <w:t>`61,503`</w:t>
+        <w:t>`2,760`</w:t>
       </w:r>
       <w:r>
         <w:t xml:space="preserve"> (Chênh lệch: </w:t>
@@ -21829,7 +21829,7 @@
         <w:rPr>
           <w:b/>
         </w:rPr>
-        <w:t>`-28,403`</w:t>
+        <w:t>`-87,146`</w:t>
       </w:r>
       <w:r>
         <w:t xml:space="preserve">) | OI: </w:t>
@@ -21847,7 +21847,7 @@
         <w:rPr>
           <w:b/>
         </w:rPr>
-        <w:t>`+30`</w:t>
+        <w:t>`+0`</w:t>
       </w:r>
       <w:r>
         <w:t>)</w:t>
@@ -21891,8 +21891,9 @@
       <w:r>
         <w:rPr>
           <w:b/>
+          <w:color w:val="B91C1C"/>
         </w:rPr>
-        <w:t>`Giảm nhẹ tích lũy (Distribution Decline)`</w:t>
+        <w:t>`Tăng yếu / Rủi ro đảo chiều (Short Covering Rally)`</w:t>
       </w:r>
     </w:p>
     <w:p>
@@ -21913,10 +21914,10 @@
         <w:rPr>
           <w:b/>
         </w:rPr>
-        <w:t>TÍCH LŨY TIÊU CỰC (Distribution):</w:t>
+        <w:t>TÍCH LŨY TÍCH CỰC (Accumulation):</w:t>
       </w:r>
       <w:r>
-        <w:t xml:space="preserve"> Nến đi ngang nhưng dòng tiền rút dần (OI giảm), cảnh báo rủi ro suy sụt sắp tới.</w:t>
+        <w:t xml:space="preserve"> Nến đi ngang nhưng dòng tiền âm thầm gia tăng (OI tăng), báo hiệu chuẩn bị có nhịp bứt phá tăng.</w:t>
       </w:r>
     </w:p>
     <w:p>
@@ -22162,7 +22163,7 @@
               <w:rPr>
                 <w:b/>
               </w:rPr>
-              <w:t>93.44</w:t>
+              <w:t>93.53</w:t>
             </w:r>
           </w:p>
         </w:tc>
@@ -22193,7 +22194,7 @@
               <w:rPr>
                 <w:b/>
               </w:rPr>
-              <w:t>-1.01%</w:t>
+              <w:t>-0.91%</w:t>
             </w:r>
           </w:p>
         </w:tc>
@@ -22285,7 +22286,7 @@
               <w:rPr>
                 <w:b/>
               </w:rPr>
-              <w:t>98.87</w:t>
+              <w:t>98.79</w:t>
             </w:r>
           </w:p>
         </w:tc>
@@ -22316,7 +22317,7 @@
               <w:rPr>
                 <w:b/>
               </w:rPr>
-              <w:t>+0.07%</w:t>
+              <w:t>-0.01%</w:t>
             </w:r>
           </w:p>
         </w:tc>
@@ -22344,7 +22345,7 @@
             </w:pPr>
             <w:r/>
             <w:r>
-              <w:t>DXY Tăng khiến lúa mì Mỹ đắt đỏ hơn đối với các khách hàng truyền thống như Ai Cập/Châu Á.</w:t>
+              <w:t>DXY Giảm kích thích nhu cầu nhập khẩu lúa mì Mỹ trên thị trường quốc tế.</w:t>
             </w:r>
           </w:p>
         </w:tc>
@@ -22920,7 +22921,7 @@
         <w:t xml:space="preserve"> EMA_21 </w:t>
       </w:r>
       <w:r>
-        <w:t xml:space="preserve"> (698.88) &gt; </w:t>
+        <w:t xml:space="preserve"> (699.75) &gt; </w:t>
       </w:r>
       <w:r>
         <w:rPr>
@@ -22931,7 +22932,7 @@
         <w:t xml:space="preserve"> EMA_50 </w:t>
       </w:r>
       <w:r>
-        <w:t xml:space="preserve"> (696.85).</w:t>
+        <w:t xml:space="preserve"> (697.30).</w:t>
       </w:r>
     </w:p>
     <w:p>
@@ -22952,7 +22953,7 @@
         <w:rPr>
           <w:b/>
         </w:rPr>
-        <w:t>`51.19`</w:t>
+        <w:t>`65.42`</w:t>
       </w:r>
       <w:r>
         <w:t xml:space="preserve"> | ATR (14) = </w:t>
@@ -22961,7 +22962,7 @@
         <w:rPr>
           <w:b/>
         </w:rPr>
-        <w:t>`4.51`</w:t>
+        <w:t>`5.31`</w:t>
       </w:r>
       <w:r>
         <w:t xml:space="preserve"> cents | Volatility = </w:t>
@@ -22970,7 +22971,7 @@
         <w:rPr>
           <w:b/>
         </w:rPr>
-        <w:t>`3.75 cents`</w:t>
+        <w:t>`5.50 cents`</w:t>
       </w:r>
       <w:r>
         <w:t>.</w:t>
@@ -23012,7 +23013,7 @@
         <w:rPr>
           <w:b/>
         </w:rPr>
-        <w:t>`702.50`</w:t>
+        <w:t>`725.25`</w:t>
       </w:r>
       <w:r>
         <w:t xml:space="preserve"> | R2: </w:t>
@@ -23745,7 +23746,7 @@
           <w:b/>
           <w:color w:val="B91C1C"/>
         </w:rPr>
-        <w:t>`698.88 - 696.85 cents (Canh bán hồi kỹ thuật H1)`</w:t>
+        <w:t>`699.75 - 697.30 cents (Canh bán hồi kỹ thuật H1)`</w:t>
       </w:r>
       <w:r>
         <w:t xml:space="preserve"> | SL: </w:t>
@@ -23754,7 +23755,7 @@
         <w:rPr>
           <w:b/>
         </w:rPr>
-        <w:t>`735.02 cents (Trên kháng cự R2 + 1.5x ATR)`</w:t>
+        <w:t>`736.22 cents (Trên kháng cự R2 + 1.5x ATR)`</w:t>
       </w:r>
       <w:r>
         <w:t xml:space="preserve"> | TP: </w:t>
@@ -23791,7 +23792,7 @@
         <w:rPr>
           <w:b/>
         </w:rPr>
-        <w:t>Trung hạn (Swing Trades - HĐ ZWZ26):</w:t>
+        <w:t>Trung hạn (Swing Trades - HĐ ZWH27):</w:t>
       </w:r>
     </w:p>
     <w:p>
@@ -23816,7 +23817,7 @@
         <w:rPr>
           <w:b/>
         </w:rPr>
-        <w:t>`694.00 - 696.00 cents`</w:t>
+        <w:t>`711.50 - 713.50 cents`</w:t>
       </w:r>
       <w:r>
         <w:t xml:space="preserve"> | SL: </w:t>
@@ -23825,7 +23826,7 @@
         <w:rPr>
           <w:b/>
         </w:rPr>
-        <w:t>`640.74 cents`</w:t>
+        <w:t>`657.53 cents`</w:t>
       </w:r>
       <w:r>
         <w:t xml:space="preserve"> | TP: </w:t>
@@ -23834,7 +23835,7 @@
         <w:rPr>
           <w:b/>
         </w:rPr>
-        <w:t>`702.50 cents (Đón sóng hồi trung hạn ~14.5 giá)`</w:t>
+        <w:t>`739.75 cents (Đón sóng hồi trung hạn ~14.5 giá)`</w:t>
       </w:r>
       <w:r>
         <w:t>.</w:t>
@@ -23862,7 +23863,7 @@
         <w:rPr>
           <w:b/>
         </w:rPr>
-        <w:t>`702.50 - 704.50 cents`</w:t>
+        <w:t>`739.75 - 741.75 cents`</w:t>
       </w:r>
       <w:r>
         <w:t xml:space="preserve"> | SL: </w:t>
@@ -23871,7 +23872,7 @@
         <w:rPr>
           <w:b/>
         </w:rPr>
-        <w:t>`707.01 cents`</w:t>
+        <w:t>`744.72 cents`</w:t>
       </w:r>
       <w:r>
         <w:t xml:space="preserve"> | TP: </w:t>
@@ -23880,7 +23881,7 @@
         <w:rPr>
           <w:b/>
         </w:rPr>
-        <w:t>`645.25 cents (Thuận xu hướng giảm ngắn hạn)`</w:t>
+        <w:t>`662.50 cents (Thuận xu hướng giảm ngắn hạn)`</w:t>
       </w:r>
       <w:r>
         <w:t>.</w:t>
@@ -23920,7 +23921,7 @@
         <w:rPr>
           <w:b/>
         </w:rPr>
-        <w:t>`627.19 - 645.25 cents`</w:t>
+        <w:t>`624.00 - 645.25 cents`</w:t>
       </w:r>
     </w:p>
     <w:p>
@@ -24327,7 +24328,7 @@
             </w:pPr>
             <w:r/>
             <w:r>
-              <w:t>699.25</w:t>
+              <w:t>708.50</w:t>
             </w:r>
           </w:p>
         </w:tc>
@@ -24355,7 +24356,7 @@
             </w:pPr>
             <w:r/>
             <w:r>
-              <w:t>710.50</w:t>
+              <w:t>719.75</w:t>
             </w:r>
           </w:p>
         </w:tc>
@@ -24383,7 +24384,7 @@
             </w:pPr>
             <w:r/>
             <w:r>
-              <w:t>693.75</w:t>
+              <w:t>703.00</w:t>
             </w:r>
           </w:p>
         </w:tc>
@@ -24414,7 +24415,7 @@
               <w:rPr>
                 <w:b/>
               </w:rPr>
-              <w:t>698.50</w:t>
+              <w:t>707.75</w:t>
             </w:r>
           </w:p>
         </w:tc>
@@ -24562,7 +24563,7 @@
             </w:pPr>
             <w:r/>
             <w:r>
-              <w:t>698.50</w:t>
+              <w:t>707.75</w:t>
             </w:r>
           </w:p>
         </w:tc>
@@ -24590,7 +24591,7 @@
             </w:pPr>
             <w:r/>
             <w:r>
-              <w:t>706.00</w:t>
+              <w:t>715.25</w:t>
             </w:r>
           </w:p>
         </w:tc>
@@ -24618,7 +24619,7 @@
             </w:pPr>
             <w:r/>
             <w:r>
-              <w:t>692.50</w:t>
+              <w:t>701.75</w:t>
             </w:r>
           </w:p>
         </w:tc>
@@ -24649,7 +24650,7 @@
               <w:rPr>
                 <w:b/>
               </w:rPr>
-              <w:t>698.00</w:t>
+              <w:t>707.25</w:t>
             </w:r>
           </w:p>
         </w:tc>
@@ -24797,7 +24798,7 @@
             </w:pPr>
             <w:r/>
             <w:r>
-              <w:t>698.00</w:t>
+              <w:t>707.25</w:t>
             </w:r>
           </w:p>
         </w:tc>
@@ -24825,7 +24826,7 @@
             </w:pPr>
             <w:r/>
             <w:r>
-              <w:t>711.75</w:t>
+              <w:t>721.00</w:t>
             </w:r>
           </w:p>
         </w:tc>
@@ -24853,7 +24854,7 @@
             </w:pPr>
             <w:r/>
             <w:r>
-              <w:t>683.25</w:t>
+              <w:t>692.50</w:t>
             </w:r>
           </w:p>
         </w:tc>
@@ -24884,7 +24885,7 @@
               <w:rPr>
                 <w:b/>
               </w:rPr>
-              <w:t>700.00</w:t>
+              <w:t>709.25</w:t>
             </w:r>
           </w:p>
         </w:tc>
@@ -25032,7 +25033,7 @@
             </w:pPr>
             <w:r/>
             <w:r>
-              <w:t>700.00</w:t>
+              <w:t>709.25</w:t>
             </w:r>
           </w:p>
         </w:tc>
@@ -25060,7 +25061,7 @@
             </w:pPr>
             <w:r/>
             <w:r>
-              <w:t>713.25</w:t>
+              <w:t>722.50</w:t>
             </w:r>
           </w:p>
         </w:tc>
@@ -25088,7 +25089,7 @@
             </w:pPr>
             <w:r/>
             <w:r>
-              <w:t>691.75</w:t>
+              <w:t>701.00</w:t>
             </w:r>
           </w:p>
         </w:tc>
@@ -25119,7 +25120,7 @@
               <w:rPr>
                 <w:b/>
               </w:rPr>
-              <w:t>701.25</w:t>
+              <w:t>710.50</w:t>
             </w:r>
           </w:p>
         </w:tc>
@@ -25267,7 +25268,7 @@
             </w:pPr>
             <w:r/>
             <w:r>
-              <w:t>701.25</w:t>
+              <w:t>710.50</w:t>
             </w:r>
           </w:p>
         </w:tc>
@@ -25295,7 +25296,7 @@
             </w:pPr>
             <w:r/>
             <w:r>
-              <w:t>717.75</w:t>
+              <w:t>727.00</w:t>
             </w:r>
           </w:p>
         </w:tc>
@@ -25323,7 +25324,7 @@
             </w:pPr>
             <w:r/>
             <w:r>
-              <w:t>690.75</w:t>
+              <w:t>700.00</w:t>
             </w:r>
           </w:p>
         </w:tc>
@@ -25354,7 +25355,7 @@
               <w:rPr>
                 <w:b/>
               </w:rPr>
-              <w:t>705.75</w:t>
+              <w:t>715.00</w:t>
             </w:r>
           </w:p>
         </w:tc>
@@ -25502,7 +25503,7 @@
             </w:pPr>
             <w:r/>
             <w:r>
-              <w:t>705.75</w:t>
+              <w:t>715.00</w:t>
             </w:r>
           </w:p>
         </w:tc>
@@ -25530,7 +25531,7 @@
             </w:pPr>
             <w:r/>
             <w:r>
-              <w:t>713.50</w:t>
+              <w:t>722.75</w:t>
             </w:r>
           </w:p>
         </w:tc>
@@ -25558,7 +25559,7 @@
             </w:pPr>
             <w:r/>
             <w:r>
-              <w:t>694.75</w:t>
+              <w:t>704.00</w:t>
             </w:r>
           </w:p>
         </w:tc>
@@ -25589,7 +25590,7 @@
               <w:rPr>
                 <w:b/>
               </w:rPr>
-              <w:t>707.00</w:t>
+              <w:t>716.25</w:t>
             </w:r>
           </w:p>
         </w:tc>
@@ -25737,7 +25738,7 @@
             </w:pPr>
             <w:r/>
             <w:r>
-              <w:t>707.00</w:t>
+              <w:t>716.25</w:t>
             </w:r>
           </w:p>
         </w:tc>
@@ -25765,7 +25766,7 @@
             </w:pPr>
             <w:r/>
             <w:r>
-              <w:t>715.25</w:t>
+              <w:t>724.50</w:t>
             </w:r>
           </w:p>
         </w:tc>
@@ -25793,7 +25794,7 @@
             </w:pPr>
             <w:r/>
             <w:r>
-              <w:t>696.50</w:t>
+              <w:t>705.75</w:t>
             </w:r>
           </w:p>
         </w:tc>
@@ -25824,7 +25825,7 @@
               <w:rPr>
                 <w:b/>
               </w:rPr>
-              <w:t>708.75</w:t>
+              <w:t>718.00</w:t>
             </w:r>
           </w:p>
         </w:tc>
@@ -25972,7 +25973,7 @@
             </w:pPr>
             <w:r/>
             <w:r>
-              <w:t>708.75</w:t>
+              <w:t>718.00</w:t>
             </w:r>
           </w:p>
         </w:tc>
@@ -26000,7 +26001,7 @@
             </w:pPr>
             <w:r/>
             <w:r>
-              <w:t>721.00</w:t>
+              <w:t>730.25</w:t>
             </w:r>
           </w:p>
         </w:tc>
@@ -26028,7 +26029,7 @@
             </w:pPr>
             <w:r/>
             <w:r>
-              <w:t>699.00</w:t>
+              <w:t>708.25</w:t>
             </w:r>
           </w:p>
         </w:tc>
@@ -26059,7 +26060,7 @@
               <w:rPr>
                 <w:b/>
               </w:rPr>
-              <w:t>707.75</w:t>
+              <w:t>717.00</w:t>
             </w:r>
           </w:p>
         </w:tc>
@@ -26207,7 +26208,7 @@
             </w:pPr>
             <w:r/>
             <w:r>
-              <w:t>707.75</w:t>
+              <w:t>717.00</w:t>
             </w:r>
           </w:p>
         </w:tc>
@@ -26235,7 +26236,7 @@
             </w:pPr>
             <w:r/>
             <w:r>
-              <w:t>718.25</w:t>
+              <w:t>727.50</w:t>
             </w:r>
           </w:p>
         </w:tc>
@@ -26263,7 +26264,7 @@
             </w:pPr>
             <w:r/>
             <w:r>
-              <w:t>693.00</w:t>
+              <w:t>702.25</w:t>
             </w:r>
           </w:p>
         </w:tc>
@@ -26294,7 +26295,7 @@
               <w:rPr>
                 <w:b/>
               </w:rPr>
-              <w:t>710.00</w:t>
+              <w:t>719.25</w:t>
             </w:r>
           </w:p>
         </w:tc>
@@ -26442,7 +26443,7 @@
             </w:pPr>
             <w:r/>
             <w:r>
-              <w:t>710.00</w:t>
+              <w:t>719.25</w:t>
             </w:r>
           </w:p>
         </w:tc>
@@ -26470,7 +26471,7 @@
             </w:pPr>
             <w:r/>
             <w:r>
-              <w:t>720.50</w:t>
+              <w:t>729.75</w:t>
             </w:r>
           </w:p>
         </w:tc>
@@ -26498,7 +26499,7 @@
             </w:pPr>
             <w:r/>
             <w:r>
-              <w:t>703.75</w:t>
+              <w:t>713.00</w:t>
             </w:r>
           </w:p>
         </w:tc>
@@ -26529,7 +26530,7 @@
               <w:rPr>
                 <w:b/>
               </w:rPr>
-              <w:t>710.75</w:t>
+              <w:t>720.00</w:t>
             </w:r>
           </w:p>
         </w:tc>
@@ -26677,7 +26678,7 @@
             </w:pPr>
             <w:r/>
             <w:r>
-              <w:t>710.75</w:t>
+              <w:t>720.00</w:t>
             </w:r>
           </w:p>
         </w:tc>
@@ -26705,7 +26706,7 @@
             </w:pPr>
             <w:r/>
             <w:r>
-              <w:t>725.00</w:t>
+              <w:t>734.25</w:t>
             </w:r>
           </w:p>
         </w:tc>
@@ -26733,7 +26734,7 @@
             </w:pPr>
             <w:r/>
             <w:r>
-              <w:t>696.00</w:t>
+              <w:t>705.25</w:t>
             </w:r>
           </w:p>
         </w:tc>
@@ -26764,7 +26765,7 @@
               <w:rPr>
                 <w:b/>
               </w:rPr>
-              <w:t>712.75</w:t>
+              <w:t>722.00</w:t>
             </w:r>
           </w:p>
         </w:tc>
@@ -26912,7 +26913,7 @@
             </w:pPr>
             <w:r/>
             <w:r>
-              <w:t>712.75</w:t>
+              <w:t>722.00</w:t>
             </w:r>
           </w:p>
         </w:tc>
@@ -26940,7 +26941,7 @@
             </w:pPr>
             <w:r/>
             <w:r>
-              <w:t>719.25</w:t>
+              <w:t>728.50</w:t>
             </w:r>
           </w:p>
         </w:tc>
@@ -26968,7 +26969,7 @@
             </w:pPr>
             <w:r/>
             <w:r>
-              <w:t>706.00</w:t>
+              <w:t>715.25</w:t>
             </w:r>
           </w:p>
         </w:tc>
@@ -26999,7 +27000,7 @@
               <w:rPr>
                 <w:b/>
               </w:rPr>
-              <w:t>713.00</w:t>
+              <w:t>722.25</w:t>
             </w:r>
           </w:p>
         </w:tc>
@@ -27147,7 +27148,7 @@
             </w:pPr>
             <w:r/>
             <w:r>
-              <w:t>713.00</w:t>
+              <w:t>722.25</w:t>
             </w:r>
           </w:p>
         </w:tc>
@@ -27175,7 +27176,7 @@
             </w:pPr>
             <w:r/>
             <w:r>
-              <w:t>723.25</w:t>
+              <w:t>732.50</w:t>
             </w:r>
           </w:p>
         </w:tc>
@@ -27203,7 +27204,7 @@
             </w:pPr>
             <w:r/>
             <w:r>
-              <w:t>705.00</w:t>
+              <w:t>714.25</w:t>
             </w:r>
           </w:p>
         </w:tc>
@@ -27234,7 +27235,7 @@
               <w:rPr>
                 <w:b/>
               </w:rPr>
-              <w:t>713.50</w:t>
+              <w:t>722.75</w:t>
             </w:r>
           </w:p>
         </w:tc>
@@ -27382,7 +27383,7 @@
             </w:pPr>
             <w:r/>
             <w:r>
-              <w:t>713.50</w:t>
+              <w:t>722.75</w:t>
             </w:r>
           </w:p>
         </w:tc>
@@ -27410,7 +27411,7 @@
             </w:pPr>
             <w:r/>
             <w:r>
-              <w:t>720.50</w:t>
+              <w:t>729.75</w:t>
             </w:r>
           </w:p>
         </w:tc>
@@ -27438,7 +27439,7 @@
             </w:pPr>
             <w:r/>
             <w:r>
-              <w:t>707.50</w:t>
+              <w:t>716.75</w:t>
             </w:r>
           </w:p>
         </w:tc>
@@ -27469,7 +27470,7 @@
               <w:rPr>
                 <w:b/>
               </w:rPr>
-              <w:t>712.75</w:t>
+              <w:t>722.00</w:t>
             </w:r>
           </w:p>
         </w:tc>
@@ -27617,7 +27618,7 @@
             </w:pPr>
             <w:r/>
             <w:r>
-              <w:t>712.75</w:t>
+              <w:t>722.00</w:t>
             </w:r>
           </w:p>
         </w:tc>
@@ -27645,7 +27646,7 @@
             </w:pPr>
             <w:r/>
             <w:r>
-              <w:t>726.25</w:t>
+              <w:t>735.50</w:t>
             </w:r>
           </w:p>
         </w:tc>
@@ -27673,7 +27674,7 @@
             </w:pPr>
             <w:r/>
             <w:r>
-              <w:t>699.75</w:t>
+              <w:t>709.00</w:t>
             </w:r>
           </w:p>
         </w:tc>
@@ -27704,7 +27705,7 @@
               <w:rPr>
                 <w:b/>
               </w:rPr>
-              <w:t>714.50</w:t>
+              <w:t>723.75</w:t>
             </w:r>
           </w:p>
         </w:tc>
@@ -27852,7 +27853,7 @@
             </w:pPr>
             <w:r/>
             <w:r>
-              <w:t>714.50</w:t>
+              <w:t>723.75</w:t>
             </w:r>
           </w:p>
         </w:tc>
@@ -27880,7 +27881,7 @@
             </w:pPr>
             <w:r/>
             <w:r>
-              <w:t>723.75</w:t>
+              <w:t>733.00</w:t>
             </w:r>
           </w:p>
         </w:tc>
@@ -27908,7 +27909,7 @@
             </w:pPr>
             <w:r/>
             <w:r>
-              <w:t>703.75</w:t>
+              <w:t>713.00</w:t>
             </w:r>
           </w:p>
         </w:tc>
@@ -27939,7 +27940,7 @@
               <w:rPr>
                 <w:b/>
               </w:rPr>
-              <w:t>715.00</w:t>
+              <w:t>724.25</w:t>
             </w:r>
           </w:p>
         </w:tc>
@@ -28087,7 +28088,7 @@
             </w:pPr>
             <w:r/>
             <w:r>
-              <w:t>715.00</w:t>
+              <w:t>724.25</w:t>
             </w:r>
           </w:p>
         </w:tc>
@@ -28115,7 +28116,7 @@
             </w:pPr>
             <w:r/>
             <w:r>
-              <w:t>727.25</w:t>
+              <w:t>736.50</w:t>
             </w:r>
           </w:p>
         </w:tc>
@@ -28143,7 +28144,7 @@
             </w:pPr>
             <w:r/>
             <w:r>
-              <w:t>700.75</w:t>
+              <w:t>710.00</w:t>
             </w:r>
           </w:p>
         </w:tc>
@@ -28174,7 +28175,7 @@
               <w:rPr>
                 <w:b/>
               </w:rPr>
-              <w:t>713.50</w:t>
+              <w:t>722.75</w:t>
             </w:r>
           </w:p>
         </w:tc>
@@ -28322,7 +28323,7 @@
             </w:pPr>
             <w:r/>
             <w:r>
-              <w:t>713.50</w:t>
+              <w:t>722.75</w:t>
             </w:r>
           </w:p>
         </w:tc>
@@ -28350,7 +28351,7 @@
             </w:pPr>
             <w:r/>
             <w:r>
-              <w:t>720.50</w:t>
+              <w:t>729.75</w:t>
             </w:r>
           </w:p>
         </w:tc>
@@ -28378,7 +28379,7 @@
             </w:pPr>
             <w:r/>
             <w:r>
-              <w:t>704.00</w:t>
+              <w:t>713.25</w:t>
             </w:r>
           </w:p>
         </w:tc>
@@ -28409,7 +28410,7 @@
               <w:rPr>
                 <w:b/>
               </w:rPr>
-              <w:t>714.00</w:t>
+              <w:t>723.25</w:t>
             </w:r>
           </w:p>
         </w:tc>
@@ -28557,7 +28558,7 @@
             </w:pPr>
             <w:r/>
             <w:r>
-              <w:t>714.00</w:t>
+              <w:t>723.25</w:t>
             </w:r>
           </w:p>
         </w:tc>
@@ -28585,7 +28586,7 @@
             </w:pPr>
             <w:r/>
             <w:r>
-              <w:t>724.50</w:t>
+              <w:t>733.75</w:t>
             </w:r>
           </w:p>
         </w:tc>
@@ -28613,7 +28614,7 @@
             </w:pPr>
             <w:r/>
             <w:r>
-              <w:t>706.75</w:t>
+              <w:t>716.00</w:t>
             </w:r>
           </w:p>
         </w:tc>
@@ -28644,7 +28645,7 @@
               <w:rPr>
                 <w:b/>
               </w:rPr>
-              <w:t>713.75</w:t>
+              <w:t>723.00</w:t>
             </w:r>
           </w:p>
         </w:tc>
@@ -28792,7 +28793,7 @@
             </w:pPr>
             <w:r/>
             <w:r>
-              <w:t>713.75</w:t>
+              <w:t>723.00</w:t>
             </w:r>
           </w:p>
         </w:tc>
@@ -28820,7 +28821,7 @@
             </w:pPr>
             <w:r/>
             <w:r>
-              <w:t>723.50</w:t>
+              <w:t>732.75</w:t>
             </w:r>
           </w:p>
         </w:tc>
@@ -28848,7 +28849,7 @@
             </w:pPr>
             <w:r/>
             <w:r>
-              <w:t>704.00</w:t>
+              <w:t>713.25</w:t>
             </w:r>
           </w:p>
         </w:tc>
@@ -28879,7 +28880,7 @@
               <w:rPr>
                 <w:b/>
               </w:rPr>
-              <w:t>714.25</w:t>
+              <w:t>723.50</w:t>
             </w:r>
           </w:p>
         </w:tc>
@@ -29027,7 +29028,7 @@
             </w:pPr>
             <w:r/>
             <w:r>
-              <w:t>714.25</w:t>
+              <w:t>723.50</w:t>
             </w:r>
           </w:p>
         </w:tc>
@@ -29055,7 +29056,7 @@
             </w:pPr>
             <w:r/>
             <w:r>
-              <w:t>725.00</w:t>
+              <w:t>734.25</w:t>
             </w:r>
           </w:p>
         </w:tc>
@@ -29083,7 +29084,7 @@
             </w:pPr>
             <w:r/>
             <w:r>
-              <w:t>707.00</w:t>
+              <w:t>716.25</w:t>
             </w:r>
           </w:p>
         </w:tc>
@@ -29114,7 +29115,7 @@
               <w:rPr>
                 <w:b/>
               </w:rPr>
-              <w:t>715.00</w:t>
+              <w:t>724.25</w:t>
             </w:r>
           </w:p>
         </w:tc>
@@ -29262,7 +29263,7 @@
             </w:pPr>
             <w:r/>
             <w:r>
-              <w:t>715.00</w:t>
+              <w:t>724.25</w:t>
             </w:r>
           </w:p>
         </w:tc>
@@ -29290,7 +29291,7 @@
             </w:pPr>
             <w:r/>
             <w:r>
-              <w:t>721.50</w:t>
+              <w:t>730.75</w:t>
             </w:r>
           </w:p>
         </w:tc>
@@ -29318,7 +29319,7 @@
             </w:pPr>
             <w:r/>
             <w:r>
-              <w:t>706.50</w:t>
+              <w:t>715.75</w:t>
             </w:r>
           </w:p>
         </w:tc>
@@ -29349,7 +29350,7 @@
               <w:rPr>
                 <w:b/>
               </w:rPr>
-              <w:t>715.50</w:t>
+              <w:t>724.75</w:t>
             </w:r>
           </w:p>
         </w:tc>
@@ -29497,7 +29498,7 @@
             </w:pPr>
             <w:r/>
             <w:r>
-              <w:t>715.50</w:t>
+              <w:t>724.75</w:t>
             </w:r>
           </w:p>
         </w:tc>
@@ -29525,7 +29526,7 @@
             </w:pPr>
             <w:r/>
             <w:r>
-              <w:t>726.50</w:t>
+              <w:t>735.75</w:t>
             </w:r>
           </w:p>
         </w:tc>
@@ -29553,7 +29554,7 @@
             </w:pPr>
             <w:r/>
             <w:r>
-              <w:t>703.75</w:t>
+              <w:t>713.00</w:t>
             </w:r>
           </w:p>
         </w:tc>
@@ -29584,7 +29585,7 @@
               <w:rPr>
                 <w:b/>
               </w:rPr>
-              <w:t>719.00</w:t>
+              <w:t>728.25</w:t>
             </w:r>
           </w:p>
         </w:tc>
@@ -29732,7 +29733,7 @@
             </w:pPr>
             <w:r/>
             <w:r>
-              <w:t>719.00</w:t>
+              <w:t>728.25</w:t>
             </w:r>
           </w:p>
         </w:tc>
@@ -29760,7 +29761,7 @@
             </w:pPr>
             <w:r/>
             <w:r>
-              <w:t>724.50</w:t>
+              <w:t>733.75</w:t>
             </w:r>
           </w:p>
         </w:tc>
@@ -29788,7 +29789,7 @@
             </w:pPr>
             <w:r/>
             <w:r>
-              <w:t>711.25</w:t>
+              <w:t>720.50</w:t>
             </w:r>
           </w:p>
         </w:tc>
@@ -29819,7 +29820,7 @@
               <w:rPr>
                 <w:b/>
               </w:rPr>
-              <w:t>719.75</w:t>
+              <w:t>729.00</w:t>
             </w:r>
           </w:p>
         </w:tc>
@@ -29967,7 +29968,7 @@
             </w:pPr>
             <w:r/>
             <w:r>
-              <w:t>719.75</w:t>
+              <w:t>729.00</w:t>
             </w:r>
           </w:p>
         </w:tc>
@@ -29995,7 +29996,7 @@
             </w:pPr>
             <w:r/>
             <w:r>
-              <w:t>729.00</w:t>
+              <w:t>738.25</w:t>
             </w:r>
           </w:p>
         </w:tc>
@@ -30023,7 +30024,7 @@
             </w:pPr>
             <w:r/>
             <w:r>
-              <w:t>713.25</w:t>
+              <w:t>722.50</w:t>
             </w:r>
           </w:p>
         </w:tc>
@@ -30054,7 +30055,7 @@
               <w:rPr>
                 <w:b/>
               </w:rPr>
-              <w:t>719.00</w:t>
+              <w:t>728.25</w:t>
             </w:r>
           </w:p>
         </w:tc>
@@ -30202,7 +30203,7 @@
             </w:pPr>
             <w:r/>
             <w:r>
-              <w:t>719.00</w:t>
+              <w:t>728.25</w:t>
             </w:r>
           </w:p>
         </w:tc>
@@ -30230,7 +30231,7 @@
             </w:pPr>
             <w:r/>
             <w:r>
-              <w:t>726.50</w:t>
+              <w:t>735.75</w:t>
             </w:r>
           </w:p>
         </w:tc>
@@ -30258,7 +30259,7 @@
             </w:pPr>
             <w:r/>
             <w:r>
-              <w:t>713.00</w:t>
+              <w:t>722.25</w:t>
             </w:r>
           </w:p>
         </w:tc>
@@ -30289,7 +30290,7 @@
               <w:rPr>
                 <w:b/>
               </w:rPr>
-              <w:t>718.00</w:t>
+              <w:t>727.25</w:t>
             </w:r>
           </w:p>
         </w:tc>
@@ -30437,7 +30438,7 @@
             </w:pPr>
             <w:r/>
             <w:r>
-              <w:t>718.00</w:t>
+              <w:t>727.25</w:t>
             </w:r>
           </w:p>
         </w:tc>
@@ -30465,7 +30466,7 @@
             </w:pPr>
             <w:r/>
             <w:r>
-              <w:t>725.00</w:t>
+              <w:t>734.25</w:t>
             </w:r>
           </w:p>
         </w:tc>
@@ -30493,7 +30494,7 @@
             </w:pPr>
             <w:r/>
             <w:r>
-              <w:t>704.50</w:t>
+              <w:t>713.75</w:t>
             </w:r>
           </w:p>
         </w:tc>
@@ -30524,7 +30525,7 @@
               <w:rPr>
                 <w:b/>
               </w:rPr>
-              <w:t>718.75</w:t>
+              <w:t>728.00</w:t>
             </w:r>
           </w:p>
         </w:tc>
@@ -30672,7 +30673,7 @@
             </w:pPr>
             <w:r/>
             <w:r>
-              <w:t>718.75</w:t>
+              <w:t>728.00</w:t>
             </w:r>
           </w:p>
         </w:tc>
@@ -30700,7 +30701,7 @@
             </w:pPr>
             <w:r/>
             <w:r>
-              <w:t>728.00</w:t>
+              <w:t>737.25</w:t>
             </w:r>
           </w:p>
         </w:tc>
@@ -30728,7 +30729,7 @@
             </w:pPr>
             <w:r/>
             <w:r>
-              <w:t>711.50</w:t>
+              <w:t>720.75</w:t>
             </w:r>
           </w:p>
         </w:tc>
@@ -30759,7 +30760,7 @@
               <w:rPr>
                 <w:b/>
               </w:rPr>
-              <w:t>718.50</w:t>
+              <w:t>727.75</w:t>
             </w:r>
           </w:p>
         </w:tc>
@@ -30907,7 +30908,7 @@
             </w:pPr>
             <w:r/>
             <w:r>
-              <w:t>718.50</w:t>
+              <w:t>727.75</w:t>
             </w:r>
           </w:p>
         </w:tc>
@@ -30935,7 +30936,7 @@
             </w:pPr>
             <w:r/>
             <w:r>
-              <w:t>727.00</w:t>
+              <w:t>736.25</w:t>
             </w:r>
           </w:p>
         </w:tc>
@@ -30963,7 +30964,7 @@
             </w:pPr>
             <w:r/>
             <w:r>
-              <w:t>704.50</w:t>
+              <w:t>713.75</w:t>
             </w:r>
           </w:p>
         </w:tc>
@@ -30994,7 +30995,7 @@
               <w:rPr>
                 <w:b/>
               </w:rPr>
-              <w:t>720.25</w:t>
+              <w:t>729.50</w:t>
             </w:r>
           </w:p>
         </w:tc>
@@ -31142,7 +31143,7 @@
             </w:pPr>
             <w:r/>
             <w:r>
-              <w:t>720.25</w:t>
+              <w:t>729.50</w:t>
             </w:r>
           </w:p>
         </w:tc>
@@ -31170,7 +31171,7 @@
             </w:pPr>
             <w:r/>
             <w:r>
-              <w:t>726.50</w:t>
+              <w:t>735.75</w:t>
             </w:r>
           </w:p>
         </w:tc>
@@ -31198,7 +31199,7 @@
             </w:pPr>
             <w:r/>
             <w:r>
-              <w:t>713.75</w:t>
+              <w:t>723.00</w:t>
             </w:r>
           </w:p>
         </w:tc>
@@ -31229,7 +31230,7 @@
               <w:rPr>
                 <w:b/>
               </w:rPr>
-              <w:t>719.50</w:t>
+              <w:t>728.75</w:t>
             </w:r>
           </w:p>
         </w:tc>

--- a/Daily Reports/24_08_2026-CBOT Reports.docx
+++ b/Daily Reports/24_08_2026-CBOT Reports.docx
@@ -104,7 +104,7 @@
           <w:color w:val="5C768D"/>
           <w:sz w:val="19"/>
         </w:rPr>
-        <w:t>Cập nhật tự động qua `macro_tracker.py` vào lúc 11:57 ICT ngày 24/08/2026</w:t>
+        <w:t>Cập nhật tự động qua `macro_tracker.py` vào lúc 12:00 ICT ngày 24/08/2026</w:t>
       </w:r>
     </w:p>
     <w:tbl>
@@ -313,7 +313,7 @@
               <w:rPr>
                 <w:b/>
               </w:rPr>
-              <w:t>93.10 / thùng</w:t>
+              <w:t>93.18 / thùng</w:t>
             </w:r>
           </w:p>
         </w:tc>
@@ -1218,7 +1218,7 @@
         <w:rPr>
           <w:b/>
         </w:rPr>
-        <w:t>`93.10` (+0.00%)</w:t>
+        <w:t>`93.18` (+0.00%)</w:t>
       </w:r>
       <w:r>
         <w:t xml:space="preserve"> | DXY: </w:t>
@@ -1236,7 +1236,7 @@
         <w:rPr>
           <w:b/>
         </w:rPr>
-        <w:t>`709.25` (+0.00%)</w:t>
+        <w:t>`708.75` (+0.00%)</w:t>
       </w:r>
       <w:r>
         <w:t>.</w:t>
@@ -1306,7 +1306,7 @@
           <w:color w:val="5C768D"/>
           <w:sz w:val="19"/>
         </w:rPr>
-        <w:t>Cập nhật tự động lúc 11:57 ICT ngày 24/08/2026 — Nguồn: NOAA, USDA, BOM Australia</w:t>
+        <w:t>Cập nhật tự động lúc 12:00 ICT ngày 24/08/2026 — Nguồn: NOAA, USDA, BOM Australia</w:t>
       </w:r>
     </w:p>
     <w:p>
@@ -3822,7 +3822,7 @@
               <w:rPr>
                 <w:b/>
               </w:rPr>
-              <w:t>709.25</w:t>
+              <w:t>708.75</w:t>
             </w:r>
           </w:p>
         </w:tc>
@@ -3853,7 +3853,7 @@
               <w:rPr>
                 <w:b/>
               </w:rPr>
-              <w:t>711.84 (+2.59)</w:t>
+              <w:t>711.35 (+2.60)</w:t>
             </w:r>
           </w:p>
         </w:tc>
@@ -3881,7 +3881,7 @@
             </w:pPr>
             <w:r/>
             <w:r>
-              <w:t>Bullish (701.60 &gt; 698.32)</w:t>
+              <w:t>Bullish (701.55 &gt; 698.30)</w:t>
             </w:r>
           </w:p>
         </w:tc>
@@ -3909,7 +3909,7 @@
             </w:pPr>
             <w:r/>
             <w:r>
-              <w:t>3.25 cents</w:t>
+              <w:t>3.50 cents</w:t>
             </w:r>
           </w:p>
         </w:tc>
@@ -4590,7 +4590,7 @@
               <w:rPr>
                 <w:b/>
               </w:rPr>
-              <w:t>469.63 cents (Chống quét SL tuyệt đối)</w:t>
+              <w:t>469.60 cents (Chống quét SL tuyệt đối)</w:t>
             </w:r>
           </w:p>
         </w:tc>
@@ -4752,7 +4752,7 @@
               <w:rPr>
                 <w:b/>
               </w:rPr>
-              <w:t>534.82 - 536.32 cents</w:t>
+              <w:t>534.80 - 536.30 cents</w:t>
             </w:r>
           </w:p>
         </w:tc>
@@ -4783,7 +4783,7 @@
               <w:rPr>
                 <w:b/>
               </w:rPr>
-              <w:t>538.18 cents</w:t>
+              <w:t>538.20 cents</w:t>
             </w:r>
           </w:p>
         </w:tc>
@@ -5126,7 +5126,7 @@
                 <w:b/>
                 <w:color w:val="B91C1C"/>
               </w:rPr>
-              <w:t>701.60 - 698.32 cents (Canh bán hồi kỹ thuật H1)</w:t>
+              <w:t>701.55 - 698.30 cents (Canh bán hồi kỹ thuật H1)</w:t>
             </w:r>
           </w:p>
         </w:tc>
@@ -5157,7 +5157,7 @@
               <w:rPr>
                 <w:b/>
               </w:rPr>
-              <w:t>735.49 cents (Trên kháng cự R2 + 1.5x ATR)</w:t>
+              <w:t>735.54 cents (Trên kháng cự R2 + 1.5x ATR)</w:t>
             </w:r>
           </w:p>
         </w:tc>
@@ -5721,7 +5721,7 @@
               <w:rPr>
                 <w:b/>
               </w:rPr>
-              <w:t>625.94 - 645.25 cents</w:t>
+              <w:t>625.81 - 645.25 cents</w:t>
             </w:r>
           </w:p>
         </w:tc>
@@ -11638,7 +11638,7 @@
         <w:rPr>
           <w:b/>
         </w:rPr>
-        <w:t>`100,810`</w:t>
+        <w:t>`100,891`</w:t>
       </w:r>
       <w:r>
         <w:t xml:space="preserve"> (Chênh lệch: </w:t>
@@ -11647,7 +11647,7 @@
         <w:rPr>
           <w:b/>
         </w:rPr>
-        <w:t>`+3,571`</w:t>
+        <w:t>`+3,652`</w:t>
       </w:r>
       <w:r>
         <w:t xml:space="preserve">) | OI: </w:t>
@@ -11981,7 +11981,7 @@
               <w:rPr>
                 <w:b/>
               </w:rPr>
-              <w:t>93.10</w:t>
+              <w:t>93.18</w:t>
             </w:r>
           </w:p>
         </w:tc>
@@ -13654,7 +13654,7 @@
         <w:rPr>
           <w:b/>
         </w:rPr>
-        <w:t>`469.63 cents (Chống quét SL tuyệt đối)`</w:t>
+        <w:t>`469.60 cents (Chống quét SL tuyệt đối)`</w:t>
       </w:r>
       <w:r>
         <w:t xml:space="preserve"> | TP: </w:t>
@@ -13691,7 +13691,7 @@
         <w:rPr>
           <w:b/>
         </w:rPr>
-        <w:t>`534.82 - 536.32 cents`</w:t>
+        <w:t>`534.80 - 536.30 cents`</w:t>
       </w:r>
       <w:r>
         <w:t xml:space="preserve"> | SL: </w:t>
@@ -13700,7 +13700,7 @@
         <w:rPr>
           <w:b/>
         </w:rPr>
-        <w:t>`538.18 cents`</w:t>
+        <w:t>`538.20 cents`</w:t>
       </w:r>
       <w:r>
         <w:t xml:space="preserve"> | TP: </w:t>
@@ -21781,7 +21781,7 @@
         <w:t>Giá Chốt Phiên (Close):</w:t>
       </w:r>
       <w:r>
-        <w:t xml:space="preserve"> 709.25 cents | </w:t>
+        <w:t xml:space="preserve"> 708.75 cents | </w:t>
       </w:r>
       <w:r>
         <w:rPr>
@@ -21796,10 +21796,10 @@
         <w:rPr>
           <w:b/>
         </w:rPr>
-        <w:t>`711.84 cents`</w:t>
+        <w:t>`711.35 cents`</w:t>
       </w:r>
       <w:r>
-        <w:t xml:space="preserve"> (+2.59).</w:t>
+        <w:t xml:space="preserve"> (+2.60).</w:t>
       </w:r>
     </w:p>
     <w:p>
@@ -21820,7 +21820,7 @@
         <w:rPr>
           <w:b/>
         </w:rPr>
-        <w:t>`9,174`</w:t>
+        <w:t>`9,190`</w:t>
       </w:r>
       <w:r>
         <w:t xml:space="preserve"> (Chênh lệch: </w:t>
@@ -21829,7 +21829,7 @@
         <w:rPr>
           <w:b/>
         </w:rPr>
-        <w:t>`+1,047`</w:t>
+        <w:t>`+1,063`</w:t>
       </w:r>
       <w:r>
         <w:t xml:space="preserve">) | OI: </w:t>
@@ -22163,7 +22163,7 @@
               <w:rPr>
                 <w:b/>
               </w:rPr>
-              <w:t>93.10</w:t>
+              <w:t>93.18</w:t>
             </w:r>
           </w:p>
         </w:tc>
@@ -22921,7 +22921,7 @@
         <w:t xml:space="preserve"> EMA_21 </w:t>
       </w:r>
       <w:r>
-        <w:t xml:space="preserve"> (701.60) &gt; </w:t>
+        <w:t xml:space="preserve"> (701.55) &gt; </w:t>
       </w:r>
       <w:r>
         <w:rPr>
@@ -22932,7 +22932,7 @@
         <w:t xml:space="preserve"> EMA_50 </w:t>
       </w:r>
       <w:r>
-        <w:t xml:space="preserve"> (698.32).</w:t>
+        <w:t xml:space="preserve"> (698.30).</w:t>
       </w:r>
     </w:p>
     <w:p>
@@ -22953,7 +22953,7 @@
         <w:rPr>
           <w:b/>
         </w:rPr>
-        <w:t>`64.51`</w:t>
+        <w:t>`63.48`</w:t>
       </w:r>
       <w:r>
         <w:t xml:space="preserve"> | ATR (14) = </w:t>
@@ -22962,7 +22962,7 @@
         <w:rPr>
           <w:b/>
         </w:rPr>
-        <w:t>`4.83`</w:t>
+        <w:t>`4.86`</w:t>
       </w:r>
       <w:r>
         <w:t xml:space="preserve"> cents | Volatility = </w:t>
@@ -22971,7 +22971,7 @@
         <w:rPr>
           <w:b/>
         </w:rPr>
-        <w:t>`3.25 cents`</w:t>
+        <w:t>`3.50 cents`</w:t>
       </w:r>
       <w:r>
         <w:t>.</w:t>
@@ -23746,7 +23746,7 @@
           <w:b/>
           <w:color w:val="B91C1C"/>
         </w:rPr>
-        <w:t>`701.60 - 698.32 cents (Canh bán hồi kỹ thuật H1)`</w:t>
+        <w:t>`701.55 - 698.30 cents (Canh bán hồi kỹ thuật H1)`</w:t>
       </w:r>
       <w:r>
         <w:t xml:space="preserve"> | SL: </w:t>
@@ -23755,7 +23755,7 @@
         <w:rPr>
           <w:b/>
         </w:rPr>
-        <w:t>`735.49 cents (Trên kháng cự R2 + 1.5x ATR)`</w:t>
+        <w:t>`735.54 cents (Trên kháng cự R2 + 1.5x ATR)`</w:t>
       </w:r>
       <w:r>
         <w:t xml:space="preserve"> | TP: </w:t>
@@ -23921,7 +23921,7 @@
         <w:rPr>
           <w:b/>
         </w:rPr>
-        <w:t>`625.94 - 645.25 cents`</w:t>
+        <w:t>`625.81 - 645.25 cents`</w:t>
       </w:r>
     </w:p>
     <w:p>
@@ -24328,7 +24328,7 @@
             </w:pPr>
             <w:r/>
             <w:r>
-              <w:t>709.25</w:t>
+              <w:t>708.75</w:t>
             </w:r>
           </w:p>
         </w:tc>
@@ -24356,7 +24356,7 @@
             </w:pPr>
             <w:r/>
             <w:r>
-              <w:t>720.50</w:t>
+              <w:t>720.00</w:t>
             </w:r>
           </w:p>
         </w:tc>
@@ -24384,7 +24384,7 @@
             </w:pPr>
             <w:r/>
             <w:r>
-              <w:t>703.75</w:t>
+              <w:t>703.25</w:t>
             </w:r>
           </w:p>
         </w:tc>
@@ -24415,7 +24415,7 @@
               <w:rPr>
                 <w:b/>
               </w:rPr>
-              <w:t>708.50</w:t>
+              <w:t>708.00</w:t>
             </w:r>
           </w:p>
         </w:tc>
@@ -24563,7 +24563,7 @@
             </w:pPr>
             <w:r/>
             <w:r>
-              <w:t>708.50</w:t>
+              <w:t>708.00</w:t>
             </w:r>
           </w:p>
         </w:tc>
@@ -24591,7 +24591,7 @@
             </w:pPr>
             <w:r/>
             <w:r>
-              <w:t>716.00</w:t>
+              <w:t>715.50</w:t>
             </w:r>
           </w:p>
         </w:tc>
@@ -24619,7 +24619,7 @@
             </w:pPr>
             <w:r/>
             <w:r>
-              <w:t>702.50</w:t>
+              <w:t>702.00</w:t>
             </w:r>
           </w:p>
         </w:tc>
@@ -24650,7 +24650,7 @@
               <w:rPr>
                 <w:b/>
               </w:rPr>
-              <w:t>708.00</w:t>
+              <w:t>707.50</w:t>
             </w:r>
           </w:p>
         </w:tc>
@@ -24798,7 +24798,7 @@
             </w:pPr>
             <w:r/>
             <w:r>
-              <w:t>708.00</w:t>
+              <w:t>707.50</w:t>
             </w:r>
           </w:p>
         </w:tc>
@@ -24826,7 +24826,7 @@
             </w:pPr>
             <w:r/>
             <w:r>
-              <w:t>721.75</w:t>
+              <w:t>721.25</w:t>
             </w:r>
           </w:p>
         </w:tc>
@@ -24854,7 +24854,7 @@
             </w:pPr>
             <w:r/>
             <w:r>
-              <w:t>693.25</w:t>
+              <w:t>692.75</w:t>
             </w:r>
           </w:p>
         </w:tc>
@@ -24885,7 +24885,7 @@
               <w:rPr>
                 <w:b/>
               </w:rPr>
-              <w:t>710.00</w:t>
+              <w:t>709.50</w:t>
             </w:r>
           </w:p>
         </w:tc>
@@ -25033,7 +25033,7 @@
             </w:pPr>
             <w:r/>
             <w:r>
-              <w:t>710.00</w:t>
+              <w:t>709.50</w:t>
             </w:r>
           </w:p>
         </w:tc>
@@ -25061,7 +25061,7 @@
             </w:pPr>
             <w:r/>
             <w:r>
-              <w:t>723.25</w:t>
+              <w:t>722.75</w:t>
             </w:r>
           </w:p>
         </w:tc>
@@ -25089,7 +25089,7 @@
             </w:pPr>
             <w:r/>
             <w:r>
-              <w:t>701.75</w:t>
+              <w:t>701.25</w:t>
             </w:r>
           </w:p>
         </w:tc>
@@ -25120,7 +25120,7 @@
               <w:rPr>
                 <w:b/>
               </w:rPr>
-              <w:t>711.25</w:t>
+              <w:t>710.75</w:t>
             </w:r>
           </w:p>
         </w:tc>
@@ -25268,7 +25268,7 @@
             </w:pPr>
             <w:r/>
             <w:r>
-              <w:t>711.25</w:t>
+              <w:t>710.75</w:t>
             </w:r>
           </w:p>
         </w:tc>
@@ -25296,7 +25296,7 @@
             </w:pPr>
             <w:r/>
             <w:r>
-              <w:t>727.75</w:t>
+              <w:t>727.25</w:t>
             </w:r>
           </w:p>
         </w:tc>
@@ -25324,7 +25324,7 @@
             </w:pPr>
             <w:r/>
             <w:r>
-              <w:t>700.75</w:t>
+              <w:t>700.25</w:t>
             </w:r>
           </w:p>
         </w:tc>
@@ -25355,7 +25355,7 @@
               <w:rPr>
                 <w:b/>
               </w:rPr>
-              <w:t>715.75</w:t>
+              <w:t>715.25</w:t>
             </w:r>
           </w:p>
         </w:tc>
@@ -25503,7 +25503,7 @@
             </w:pPr>
             <w:r/>
             <w:r>
-              <w:t>715.75</w:t>
+              <w:t>715.25</w:t>
             </w:r>
           </w:p>
         </w:tc>
@@ -25531,7 +25531,7 @@
             </w:pPr>
             <w:r/>
             <w:r>
-              <w:t>723.50</w:t>
+              <w:t>723.00</w:t>
             </w:r>
           </w:p>
         </w:tc>
@@ -25559,7 +25559,7 @@
             </w:pPr>
             <w:r/>
             <w:r>
-              <w:t>704.75</w:t>
+              <w:t>704.25</w:t>
             </w:r>
           </w:p>
         </w:tc>
@@ -25590,7 +25590,7 @@
               <w:rPr>
                 <w:b/>
               </w:rPr>
-              <w:t>717.00</w:t>
+              <w:t>716.50</w:t>
             </w:r>
           </w:p>
         </w:tc>
@@ -25738,7 +25738,7 @@
             </w:pPr>
             <w:r/>
             <w:r>
-              <w:t>717.00</w:t>
+              <w:t>716.50</w:t>
             </w:r>
           </w:p>
         </w:tc>
@@ -25766,7 +25766,7 @@
             </w:pPr>
             <w:r/>
             <w:r>
-              <w:t>725.25</w:t>
+              <w:t>724.75</w:t>
             </w:r>
           </w:p>
         </w:tc>
@@ -25794,7 +25794,7 @@
             </w:pPr>
             <w:r/>
             <w:r>
-              <w:t>706.50</w:t>
+              <w:t>706.00</w:t>
             </w:r>
           </w:p>
         </w:tc>
@@ -25825,7 +25825,7 @@
               <w:rPr>
                 <w:b/>
               </w:rPr>
-              <w:t>718.75</w:t>
+              <w:t>718.25</w:t>
             </w:r>
           </w:p>
         </w:tc>
@@ -25973,7 +25973,7 @@
             </w:pPr>
             <w:r/>
             <w:r>
-              <w:t>718.75</w:t>
+              <w:t>718.25</w:t>
             </w:r>
           </w:p>
         </w:tc>
@@ -26001,7 +26001,7 @@
             </w:pPr>
             <w:r/>
             <w:r>
-              <w:t>731.00</w:t>
+              <w:t>730.50</w:t>
             </w:r>
           </w:p>
         </w:tc>
@@ -26029,7 +26029,7 @@
             </w:pPr>
             <w:r/>
             <w:r>
-              <w:t>709.00</w:t>
+              <w:t>708.50</w:t>
             </w:r>
           </w:p>
         </w:tc>
@@ -26060,7 +26060,7 @@
               <w:rPr>
                 <w:b/>
               </w:rPr>
-              <w:t>717.75</w:t>
+              <w:t>717.25</w:t>
             </w:r>
           </w:p>
         </w:tc>
@@ -26208,7 +26208,7 @@
             </w:pPr>
             <w:r/>
             <w:r>
-              <w:t>717.75</w:t>
+              <w:t>717.25</w:t>
             </w:r>
           </w:p>
         </w:tc>
@@ -26236,7 +26236,7 @@
             </w:pPr>
             <w:r/>
             <w:r>
-              <w:t>728.25</w:t>
+              <w:t>727.75</w:t>
             </w:r>
           </w:p>
         </w:tc>
@@ -26264,7 +26264,7 @@
             </w:pPr>
             <w:r/>
             <w:r>
-              <w:t>703.00</w:t>
+              <w:t>702.50</w:t>
             </w:r>
           </w:p>
         </w:tc>
@@ -26295,7 +26295,7 @@
               <w:rPr>
                 <w:b/>
               </w:rPr>
-              <w:t>720.00</w:t>
+              <w:t>719.50</w:t>
             </w:r>
           </w:p>
         </w:tc>
@@ -26443,7 +26443,7 @@
             </w:pPr>
             <w:r/>
             <w:r>
-              <w:t>720.00</w:t>
+              <w:t>719.50</w:t>
             </w:r>
           </w:p>
         </w:tc>
@@ -26471,7 +26471,7 @@
             </w:pPr>
             <w:r/>
             <w:r>
-              <w:t>730.50</w:t>
+              <w:t>730.00</w:t>
             </w:r>
           </w:p>
         </w:tc>
@@ -26499,7 +26499,7 @@
             </w:pPr>
             <w:r/>
             <w:r>
-              <w:t>713.75</w:t>
+              <w:t>713.25</w:t>
             </w:r>
           </w:p>
         </w:tc>
@@ -26530,7 +26530,7 @@
               <w:rPr>
                 <w:b/>
               </w:rPr>
-              <w:t>720.75</w:t>
+              <w:t>720.25</w:t>
             </w:r>
           </w:p>
         </w:tc>
@@ -26678,7 +26678,7 @@
             </w:pPr>
             <w:r/>
             <w:r>
-              <w:t>720.75</w:t>
+              <w:t>720.25</w:t>
             </w:r>
           </w:p>
         </w:tc>
@@ -26706,7 +26706,7 @@
             </w:pPr>
             <w:r/>
             <w:r>
-              <w:t>735.00</w:t>
+              <w:t>734.50</w:t>
             </w:r>
           </w:p>
         </w:tc>
@@ -26734,7 +26734,7 @@
             </w:pPr>
             <w:r/>
             <w:r>
-              <w:t>706.00</w:t>
+              <w:t>705.50</w:t>
             </w:r>
           </w:p>
         </w:tc>
@@ -26765,7 +26765,7 @@
               <w:rPr>
                 <w:b/>
               </w:rPr>
-              <w:t>722.75</w:t>
+              <w:t>722.25</w:t>
             </w:r>
           </w:p>
         </w:tc>
@@ -26913,7 +26913,7 @@
             </w:pPr>
             <w:r/>
             <w:r>
-              <w:t>722.75</w:t>
+              <w:t>722.25</w:t>
             </w:r>
           </w:p>
         </w:tc>
@@ -26941,7 +26941,7 @@
             </w:pPr>
             <w:r/>
             <w:r>
-              <w:t>729.25</w:t>
+              <w:t>728.75</w:t>
             </w:r>
           </w:p>
         </w:tc>
@@ -26969,7 +26969,7 @@
             </w:pPr>
             <w:r/>
             <w:r>
-              <w:t>716.00</w:t>
+              <w:t>715.50</w:t>
             </w:r>
           </w:p>
         </w:tc>
@@ -26977,6 +26977,241 @@
           <w:tcPr>
             <w:tcW w:type="dxa" w:w="1728"/>
             <w:shd w:fill="FFFFFF"/>
+            <w:tcMar>
+              <w:top w:w="100" w:type="dxa"/>
+              <w:bottom w:w="100" w:type="dxa"/>
+              <w:left w:w="120" w:type="dxa"/>
+              <w:right w:w="120" w:type="dxa"/>
+            </w:tcMar>
+            <w:tcBorders>
+              <w:top w:val="single" w:sz="4" w:space="0" w:color="CCCCCC"/>
+              <w:bottom w:val="single" w:sz="4" w:space="0" w:color="CCCCCC"/>
+              <w:left w:val="single" w:sz="4" w:space="0" w:color="CCCCCC"/>
+              <w:right w:val="single" w:sz="4" w:space="0" w:color="CCCCCC"/>
+            </w:tcBorders>
+          </w:tcPr>
+          <w:p>
+            <w:pPr>
+              <w:spacing w:before="60" w:after="60" w:line="252" w:lineRule="auto"/>
+              <w:jc w:val="left"/>
+            </w:pPr>
+            <w:r/>
+            <w:r>
+              <w:rPr>
+                <w:b/>
+              </w:rPr>
+              <w:t>722.50</w:t>
+            </w:r>
+          </w:p>
+        </w:tc>
+        <w:tc>
+          <w:tcPr>
+            <w:tcW w:type="dxa" w:w="3456"/>
+            <w:shd w:fill="FFFFFF"/>
+            <w:tcMar>
+              <w:top w:w="100" w:type="dxa"/>
+              <w:bottom w:w="100" w:type="dxa"/>
+              <w:left w:w="120" w:type="dxa"/>
+              <w:right w:w="120" w:type="dxa"/>
+            </w:tcMar>
+            <w:tcBorders>
+              <w:top w:val="single" w:sz="4" w:space="0" w:color="CCCCCC"/>
+              <w:bottom w:val="single" w:sz="4" w:space="0" w:color="CCCCCC"/>
+              <w:left w:val="single" w:sz="4" w:space="0" w:color="CCCCCC"/>
+              <w:right w:val="single" w:sz="4" w:space="0" w:color="CCCCCC"/>
+            </w:tcBorders>
+          </w:tcPr>
+          <w:p>
+            <w:pPr>
+              <w:spacing w:before="60" w:after="60" w:line="252" w:lineRule="auto"/>
+              <w:jc w:val="left"/>
+            </w:pPr>
+            <w:r/>
+            <w:r>
+              <w:rPr>
+                <w:b/>
+              </w:rPr>
+              <w:t>+0.25</w:t>
+            </w:r>
+          </w:p>
+        </w:tc>
+        <w:tc>
+          <w:tcPr>
+            <w:tcW w:type="dxa" w:w="1440"/>
+            <w:shd w:fill="FFFFFF"/>
+            <w:tcMar>
+              <w:top w:w="100" w:type="dxa"/>
+              <w:bottom w:w="100" w:type="dxa"/>
+              <w:left w:w="120" w:type="dxa"/>
+              <w:right w:w="120" w:type="dxa"/>
+            </w:tcMar>
+            <w:tcBorders>
+              <w:top w:val="single" w:sz="4" w:space="0" w:color="CCCCCC"/>
+              <w:bottom w:val="single" w:sz="4" w:space="0" w:color="CCCCCC"/>
+              <w:left w:val="single" w:sz="4" w:space="0" w:color="CCCCCC"/>
+              <w:right w:val="single" w:sz="4" w:space="0" w:color="CCCCCC"/>
+            </w:tcBorders>
+          </w:tcPr>
+          <w:p>
+            <w:pPr>
+              <w:spacing w:before="60" w:after="60" w:line="252" w:lineRule="auto"/>
+              <w:jc w:val="left"/>
+            </w:pPr>
+            <w:r/>
+            <w:r>
+              <w:t>BULL</w:t>
+            </w:r>
+          </w:p>
+        </w:tc>
+      </w:tr>
+      <w:tr>
+        <w:tc>
+          <w:tcPr>
+            <w:tcW w:type="dxa" w:w="1584"/>
+            <w:shd w:fill="F8FAFC"/>
+            <w:tcMar>
+              <w:top w:w="100" w:type="dxa"/>
+              <w:bottom w:w="100" w:type="dxa"/>
+              <w:left w:w="120" w:type="dxa"/>
+              <w:right w:w="120" w:type="dxa"/>
+            </w:tcMar>
+            <w:tcBorders>
+              <w:top w:val="single" w:sz="4" w:space="0" w:color="CCCCCC"/>
+              <w:bottom w:val="single" w:sz="4" w:space="0" w:color="CCCCCC"/>
+              <w:left w:val="single" w:sz="4" w:space="0" w:color="CCCCCC"/>
+              <w:right w:val="single" w:sz="4" w:space="0" w:color="CCCCCC"/>
+            </w:tcBorders>
+          </w:tcPr>
+          <w:p>
+            <w:pPr>
+              <w:spacing w:before="60" w:after="60" w:line="252" w:lineRule="auto"/>
+              <w:jc w:val="left"/>
+            </w:pPr>
+            <w:r/>
+            <w:r>
+              <w:rPr>
+                <w:b/>
+              </w:rPr>
+              <w:t>Wed 26/08</w:t>
+            </w:r>
+          </w:p>
+        </w:tc>
+        <w:tc>
+          <w:tcPr>
+            <w:tcW w:type="dxa" w:w="864"/>
+            <w:shd w:fill="F8FAFC"/>
+            <w:tcMar>
+              <w:top w:w="100" w:type="dxa"/>
+              <w:bottom w:w="100" w:type="dxa"/>
+              <w:left w:w="120" w:type="dxa"/>
+              <w:right w:w="120" w:type="dxa"/>
+            </w:tcMar>
+            <w:tcBorders>
+              <w:top w:val="single" w:sz="4" w:space="0" w:color="CCCCCC"/>
+              <w:bottom w:val="single" w:sz="4" w:space="0" w:color="CCCCCC"/>
+              <w:left w:val="single" w:sz="4" w:space="0" w:color="CCCCCC"/>
+              <w:right w:val="single" w:sz="4" w:space="0" w:color="CCCCCC"/>
+            </w:tcBorders>
+          </w:tcPr>
+          <w:p>
+            <w:pPr>
+              <w:spacing w:before="60" w:after="60" w:line="252" w:lineRule="auto"/>
+              <w:jc w:val="left"/>
+            </w:pPr>
+            <w:r/>
+            <w:r>
+              <w:t>Asia 07-11</w:t>
+            </w:r>
+          </w:p>
+        </w:tc>
+        <w:tc>
+          <w:tcPr>
+            <w:tcW w:type="dxa" w:w="1440"/>
+            <w:shd w:fill="F8FAFC"/>
+            <w:tcMar>
+              <w:top w:w="100" w:type="dxa"/>
+              <w:bottom w:w="100" w:type="dxa"/>
+              <w:left w:w="120" w:type="dxa"/>
+              <w:right w:w="120" w:type="dxa"/>
+            </w:tcMar>
+            <w:tcBorders>
+              <w:top w:val="single" w:sz="4" w:space="0" w:color="CCCCCC"/>
+              <w:bottom w:val="single" w:sz="4" w:space="0" w:color="CCCCCC"/>
+              <w:left w:val="single" w:sz="4" w:space="0" w:color="CCCCCC"/>
+              <w:right w:val="single" w:sz="4" w:space="0" w:color="CCCCCC"/>
+            </w:tcBorders>
+          </w:tcPr>
+          <w:p>
+            <w:pPr>
+              <w:spacing w:before="60" w:after="60" w:line="252" w:lineRule="auto"/>
+              <w:jc w:val="left"/>
+            </w:pPr>
+            <w:r/>
+            <w:r>
+              <w:t>722.50</w:t>
+            </w:r>
+          </w:p>
+        </w:tc>
+        <w:tc>
+          <w:tcPr>
+            <w:tcW w:type="dxa" w:w="2016"/>
+            <w:shd w:fill="F8FAFC"/>
+            <w:tcMar>
+              <w:top w:w="100" w:type="dxa"/>
+              <w:bottom w:w="100" w:type="dxa"/>
+              <w:left w:w="120" w:type="dxa"/>
+              <w:right w:w="120" w:type="dxa"/>
+            </w:tcMar>
+            <w:tcBorders>
+              <w:top w:val="single" w:sz="4" w:space="0" w:color="CCCCCC"/>
+              <w:bottom w:val="single" w:sz="4" w:space="0" w:color="CCCCCC"/>
+              <w:left w:val="single" w:sz="4" w:space="0" w:color="CCCCCC"/>
+              <w:right w:val="single" w:sz="4" w:space="0" w:color="CCCCCC"/>
+            </w:tcBorders>
+          </w:tcPr>
+          <w:p>
+            <w:pPr>
+              <w:spacing w:before="60" w:after="60" w:line="252" w:lineRule="auto"/>
+              <w:jc w:val="left"/>
+            </w:pPr>
+            <w:r/>
+            <w:r>
+              <w:t>732.75</w:t>
+            </w:r>
+          </w:p>
+        </w:tc>
+        <w:tc>
+          <w:tcPr>
+            <w:tcW w:type="dxa" w:w="1152"/>
+            <w:shd w:fill="F8FAFC"/>
+            <w:tcMar>
+              <w:top w:w="100" w:type="dxa"/>
+              <w:bottom w:w="100" w:type="dxa"/>
+              <w:left w:w="120" w:type="dxa"/>
+              <w:right w:w="120" w:type="dxa"/>
+            </w:tcMar>
+            <w:tcBorders>
+              <w:top w:val="single" w:sz="4" w:space="0" w:color="CCCCCC"/>
+              <w:bottom w:val="single" w:sz="4" w:space="0" w:color="CCCCCC"/>
+              <w:left w:val="single" w:sz="4" w:space="0" w:color="CCCCCC"/>
+              <w:right w:val="single" w:sz="4" w:space="0" w:color="CCCCCC"/>
+            </w:tcBorders>
+          </w:tcPr>
+          <w:p>
+            <w:pPr>
+              <w:spacing w:before="60" w:after="60" w:line="252" w:lineRule="auto"/>
+              <w:jc w:val="left"/>
+            </w:pPr>
+            <w:r/>
+            <w:r>
+              <w:t>714.50</w:t>
+            </w:r>
+          </w:p>
+        </w:tc>
+        <w:tc>
+          <w:tcPr>
+            <w:tcW w:type="dxa" w:w="1728"/>
+            <w:shd w:fill="F8FAFC"/>
             <w:tcMar>
               <w:top w:w="100" w:type="dxa"/>
               <w:bottom w:w="100" w:type="dxa"/>
@@ -27007,7 +27242,7 @@
         <w:tc>
           <w:tcPr>
             <w:tcW w:type="dxa" w:w="3456"/>
-            <w:shd w:fill="FFFFFF"/>
+            <w:shd w:fill="F8FAFC"/>
             <w:tcMar>
               <w:top w:w="100" w:type="dxa"/>
               <w:bottom w:w="100" w:type="dxa"/>
@@ -27031,14 +27266,14 @@
               <w:rPr>
                 <w:b/>
               </w:rPr>
-              <w:t>+0.25</w:t>
+              <w:t>+0.50</w:t>
             </w:r>
           </w:p>
         </w:tc>
         <w:tc>
           <w:tcPr>
             <w:tcW w:type="dxa" w:w="1440"/>
-            <w:shd w:fill="FFFFFF"/>
+            <w:shd w:fill="F8FAFC"/>
             <w:tcMar>
               <w:top w:w="100" w:type="dxa"/>
               <w:bottom w:w="100" w:type="dxa"/>
@@ -27068,7 +27303,7 @@
         <w:tc>
           <w:tcPr>
             <w:tcW w:type="dxa" w:w="1584"/>
-            <w:shd w:fill="F8FAFC"/>
+            <w:shd w:fill="FFFFFF"/>
             <w:tcMar>
               <w:top w:w="100" w:type="dxa"/>
               <w:bottom w:w="100" w:type="dxa"/>
@@ -27099,6 +27334,210 @@
         <w:tc>
           <w:tcPr>
             <w:tcW w:type="dxa" w:w="864"/>
+            <w:shd w:fill="FFFFFF"/>
+            <w:tcMar>
+              <w:top w:w="100" w:type="dxa"/>
+              <w:bottom w:w="100" w:type="dxa"/>
+              <w:left w:w="120" w:type="dxa"/>
+              <w:right w:w="120" w:type="dxa"/>
+            </w:tcMar>
+            <w:tcBorders>
+              <w:top w:val="single" w:sz="4" w:space="0" w:color="CCCCCC"/>
+              <w:bottom w:val="single" w:sz="4" w:space="0" w:color="CCCCCC"/>
+              <w:left w:val="single" w:sz="4" w:space="0" w:color="CCCCCC"/>
+              <w:right w:val="single" w:sz="4" w:space="0" w:color="CCCCCC"/>
+            </w:tcBorders>
+          </w:tcPr>
+          <w:p>
+            <w:pPr>
+              <w:spacing w:before="60" w:after="60" w:line="252" w:lineRule="auto"/>
+              <w:jc w:val="left"/>
+            </w:pPr>
+            <w:r/>
+            <w:r>
+              <w:t>Asia 11-15</w:t>
+            </w:r>
+          </w:p>
+        </w:tc>
+        <w:tc>
+          <w:tcPr>
+            <w:tcW w:type="dxa" w:w="1440"/>
+            <w:shd w:fill="FFFFFF"/>
+            <w:tcMar>
+              <w:top w:w="100" w:type="dxa"/>
+              <w:bottom w:w="100" w:type="dxa"/>
+              <w:left w:w="120" w:type="dxa"/>
+              <w:right w:w="120" w:type="dxa"/>
+            </w:tcMar>
+            <w:tcBorders>
+              <w:top w:val="single" w:sz="4" w:space="0" w:color="CCCCCC"/>
+              <w:bottom w:val="single" w:sz="4" w:space="0" w:color="CCCCCC"/>
+              <w:left w:val="single" w:sz="4" w:space="0" w:color="CCCCCC"/>
+              <w:right w:val="single" w:sz="4" w:space="0" w:color="CCCCCC"/>
+            </w:tcBorders>
+          </w:tcPr>
+          <w:p>
+            <w:pPr>
+              <w:spacing w:before="60" w:after="60" w:line="252" w:lineRule="auto"/>
+              <w:jc w:val="left"/>
+            </w:pPr>
+            <w:r/>
+            <w:r>
+              <w:t>723.00</w:t>
+            </w:r>
+          </w:p>
+        </w:tc>
+        <w:tc>
+          <w:tcPr>
+            <w:tcW w:type="dxa" w:w="2016"/>
+            <w:shd w:fill="FFFFFF"/>
+            <w:tcMar>
+              <w:top w:w="100" w:type="dxa"/>
+              <w:bottom w:w="100" w:type="dxa"/>
+              <w:left w:w="120" w:type="dxa"/>
+              <w:right w:w="120" w:type="dxa"/>
+            </w:tcMar>
+            <w:tcBorders>
+              <w:top w:val="single" w:sz="4" w:space="0" w:color="CCCCCC"/>
+              <w:bottom w:val="single" w:sz="4" w:space="0" w:color="CCCCCC"/>
+              <w:left w:val="single" w:sz="4" w:space="0" w:color="CCCCCC"/>
+              <w:right w:val="single" w:sz="4" w:space="0" w:color="CCCCCC"/>
+            </w:tcBorders>
+          </w:tcPr>
+          <w:p>
+            <w:pPr>
+              <w:spacing w:before="60" w:after="60" w:line="252" w:lineRule="auto"/>
+              <w:jc w:val="left"/>
+            </w:pPr>
+            <w:r/>
+            <w:r>
+              <w:t>730.00</w:t>
+            </w:r>
+          </w:p>
+        </w:tc>
+        <w:tc>
+          <w:tcPr>
+            <w:tcW w:type="dxa" w:w="1152"/>
+            <w:shd w:fill="FFFFFF"/>
+            <w:tcMar>
+              <w:top w:w="100" w:type="dxa"/>
+              <w:bottom w:w="100" w:type="dxa"/>
+              <w:left w:w="120" w:type="dxa"/>
+              <w:right w:w="120" w:type="dxa"/>
+            </w:tcMar>
+            <w:tcBorders>
+              <w:top w:val="single" w:sz="4" w:space="0" w:color="CCCCCC"/>
+              <w:bottom w:val="single" w:sz="4" w:space="0" w:color="CCCCCC"/>
+              <w:left w:val="single" w:sz="4" w:space="0" w:color="CCCCCC"/>
+              <w:right w:val="single" w:sz="4" w:space="0" w:color="CCCCCC"/>
+            </w:tcBorders>
+          </w:tcPr>
+          <w:p>
+            <w:pPr>
+              <w:spacing w:before="60" w:after="60" w:line="252" w:lineRule="auto"/>
+              <w:jc w:val="left"/>
+            </w:pPr>
+            <w:r/>
+            <w:r>
+              <w:t>717.00</w:t>
+            </w:r>
+          </w:p>
+        </w:tc>
+        <w:tc>
+          <w:tcPr>
+            <w:tcW w:type="dxa" w:w="1728"/>
+            <w:shd w:fill="FFFFFF"/>
+            <w:tcMar>
+              <w:top w:w="100" w:type="dxa"/>
+              <w:bottom w:w="100" w:type="dxa"/>
+              <w:left w:w="120" w:type="dxa"/>
+              <w:right w:w="120" w:type="dxa"/>
+            </w:tcMar>
+            <w:tcBorders>
+              <w:top w:val="single" w:sz="4" w:space="0" w:color="CCCCCC"/>
+              <w:bottom w:val="single" w:sz="4" w:space="0" w:color="CCCCCC"/>
+              <w:left w:val="single" w:sz="4" w:space="0" w:color="CCCCCC"/>
+              <w:right w:val="single" w:sz="4" w:space="0" w:color="CCCCCC"/>
+            </w:tcBorders>
+          </w:tcPr>
+          <w:p>
+            <w:pPr>
+              <w:spacing w:before="60" w:after="60" w:line="252" w:lineRule="auto"/>
+              <w:jc w:val="left"/>
+            </w:pPr>
+            <w:r/>
+            <w:r>
+              <w:rPr>
+                <w:b/>
+              </w:rPr>
+              <w:t>722.25</w:t>
+            </w:r>
+          </w:p>
+        </w:tc>
+        <w:tc>
+          <w:tcPr>
+            <w:tcW w:type="dxa" w:w="3456"/>
+            <w:shd w:fill="FFFFFF"/>
+            <w:tcMar>
+              <w:top w:w="100" w:type="dxa"/>
+              <w:bottom w:w="100" w:type="dxa"/>
+              <w:left w:w="120" w:type="dxa"/>
+              <w:right w:w="120" w:type="dxa"/>
+            </w:tcMar>
+            <w:tcBorders>
+              <w:top w:val="single" w:sz="4" w:space="0" w:color="CCCCCC"/>
+              <w:bottom w:val="single" w:sz="4" w:space="0" w:color="CCCCCC"/>
+              <w:left w:val="single" w:sz="4" w:space="0" w:color="CCCCCC"/>
+              <w:right w:val="single" w:sz="4" w:space="0" w:color="CCCCCC"/>
+            </w:tcBorders>
+          </w:tcPr>
+          <w:p>
+            <w:pPr>
+              <w:spacing w:before="60" w:after="60" w:line="252" w:lineRule="auto"/>
+              <w:jc w:val="left"/>
+            </w:pPr>
+            <w:r/>
+            <w:r>
+              <w:rPr>
+                <w:b/>
+              </w:rPr>
+              <w:t>-0.75</w:t>
+            </w:r>
+          </w:p>
+        </w:tc>
+        <w:tc>
+          <w:tcPr>
+            <w:tcW w:type="dxa" w:w="1440"/>
+            <w:shd w:fill="FFFFFF"/>
+            <w:tcMar>
+              <w:top w:w="100" w:type="dxa"/>
+              <w:bottom w:w="100" w:type="dxa"/>
+              <w:left w:w="120" w:type="dxa"/>
+              <w:right w:w="120" w:type="dxa"/>
+            </w:tcMar>
+            <w:tcBorders>
+              <w:top w:val="single" w:sz="4" w:space="0" w:color="CCCCCC"/>
+              <w:bottom w:val="single" w:sz="4" w:space="0" w:color="CCCCCC"/>
+              <w:left w:val="single" w:sz="4" w:space="0" w:color="CCCCCC"/>
+              <w:right w:val="single" w:sz="4" w:space="0" w:color="CCCCCC"/>
+            </w:tcBorders>
+          </w:tcPr>
+          <w:p>
+            <w:pPr>
+              <w:spacing w:before="60" w:after="60" w:line="252" w:lineRule="auto"/>
+              <w:jc w:val="left"/>
+            </w:pPr>
+            <w:r/>
+            <w:r>
+              <w:t>BEAR</w:t>
+            </w:r>
+          </w:p>
+        </w:tc>
+      </w:tr>
+      <w:tr>
+        <w:tc>
+          <w:tcPr>
+            <w:tcW w:type="dxa" w:w="1584"/>
             <w:shd w:fill="F8FAFC"/>
             <w:tcMar>
               <w:top w:w="100" w:type="dxa"/>
@@ -27120,7 +27559,38 @@
             </w:pPr>
             <w:r/>
             <w:r>
-              <w:t>Asia 07-11</w:t>
+              <w:rPr>
+                <w:b/>
+              </w:rPr>
+              <w:t>Wed 26/08</w:t>
+            </w:r>
+          </w:p>
+        </w:tc>
+        <w:tc>
+          <w:tcPr>
+            <w:tcW w:type="dxa" w:w="864"/>
+            <w:shd w:fill="F8FAFC"/>
+            <w:tcMar>
+              <w:top w:w="100" w:type="dxa"/>
+              <w:bottom w:w="100" w:type="dxa"/>
+              <w:left w:w="120" w:type="dxa"/>
+              <w:right w:w="120" w:type="dxa"/>
+            </w:tcMar>
+            <w:tcBorders>
+              <w:top w:val="single" w:sz="4" w:space="0" w:color="CCCCCC"/>
+              <w:bottom w:val="single" w:sz="4" w:space="0" w:color="CCCCCC"/>
+              <w:left w:val="single" w:sz="4" w:space="0" w:color="CCCCCC"/>
+              <w:right w:val="single" w:sz="4" w:space="0" w:color="CCCCCC"/>
+            </w:tcBorders>
+          </w:tcPr>
+          <w:p>
+            <w:pPr>
+              <w:spacing w:before="60" w:after="60" w:line="252" w:lineRule="auto"/>
+              <w:jc w:val="left"/>
+            </w:pPr>
+            <w:r/>
+            <w:r>
+              <w:t>London 15-19</w:t>
             </w:r>
           </w:p>
         </w:tc>
@@ -27148,7 +27618,7 @@
             </w:pPr>
             <w:r/>
             <w:r>
-              <w:t>723.00</w:t>
+              <w:t>722.25</w:t>
             </w:r>
           </w:p>
         </w:tc>
@@ -27176,7 +27646,7 @@
             </w:pPr>
             <w:r/>
             <w:r>
-              <w:t>733.25</w:t>
+              <w:t>735.75</w:t>
             </w:r>
           </w:p>
         </w:tc>
@@ -27204,7 +27674,7 @@
             </w:pPr>
             <w:r/>
             <w:r>
-              <w:t>715.00</w:t>
+              <w:t>709.25</w:t>
             </w:r>
           </w:p>
         </w:tc>
@@ -27212,6 +27682,711 @@
           <w:tcPr>
             <w:tcW w:type="dxa" w:w="1728"/>
             <w:shd w:fill="F8FAFC"/>
+            <w:tcMar>
+              <w:top w:w="100" w:type="dxa"/>
+              <w:bottom w:w="100" w:type="dxa"/>
+              <w:left w:w="120" w:type="dxa"/>
+              <w:right w:w="120" w:type="dxa"/>
+            </w:tcMar>
+            <w:tcBorders>
+              <w:top w:val="single" w:sz="4" w:space="0" w:color="CCCCCC"/>
+              <w:bottom w:val="single" w:sz="4" w:space="0" w:color="CCCCCC"/>
+              <w:left w:val="single" w:sz="4" w:space="0" w:color="CCCCCC"/>
+              <w:right w:val="single" w:sz="4" w:space="0" w:color="CCCCCC"/>
+            </w:tcBorders>
+          </w:tcPr>
+          <w:p>
+            <w:pPr>
+              <w:spacing w:before="60" w:after="60" w:line="252" w:lineRule="auto"/>
+              <w:jc w:val="left"/>
+            </w:pPr>
+            <w:r/>
+            <w:r>
+              <w:rPr>
+                <w:b/>
+              </w:rPr>
+              <w:t>724.00</w:t>
+            </w:r>
+          </w:p>
+        </w:tc>
+        <w:tc>
+          <w:tcPr>
+            <w:tcW w:type="dxa" w:w="3456"/>
+            <w:shd w:fill="F8FAFC"/>
+            <w:tcMar>
+              <w:top w:w="100" w:type="dxa"/>
+              <w:bottom w:w="100" w:type="dxa"/>
+              <w:left w:w="120" w:type="dxa"/>
+              <w:right w:w="120" w:type="dxa"/>
+            </w:tcMar>
+            <w:tcBorders>
+              <w:top w:val="single" w:sz="4" w:space="0" w:color="CCCCCC"/>
+              <w:bottom w:val="single" w:sz="4" w:space="0" w:color="CCCCCC"/>
+              <w:left w:val="single" w:sz="4" w:space="0" w:color="CCCCCC"/>
+              <w:right w:val="single" w:sz="4" w:space="0" w:color="CCCCCC"/>
+            </w:tcBorders>
+          </w:tcPr>
+          <w:p>
+            <w:pPr>
+              <w:spacing w:before="60" w:after="60" w:line="252" w:lineRule="auto"/>
+              <w:jc w:val="left"/>
+            </w:pPr>
+            <w:r/>
+            <w:r>
+              <w:rPr>
+                <w:b/>
+              </w:rPr>
+              <w:t>+1.75</w:t>
+            </w:r>
+          </w:p>
+        </w:tc>
+        <w:tc>
+          <w:tcPr>
+            <w:tcW w:type="dxa" w:w="1440"/>
+            <w:shd w:fill="F8FAFC"/>
+            <w:tcMar>
+              <w:top w:w="100" w:type="dxa"/>
+              <w:bottom w:w="100" w:type="dxa"/>
+              <w:left w:w="120" w:type="dxa"/>
+              <w:right w:w="120" w:type="dxa"/>
+            </w:tcMar>
+            <w:tcBorders>
+              <w:top w:val="single" w:sz="4" w:space="0" w:color="CCCCCC"/>
+              <w:bottom w:val="single" w:sz="4" w:space="0" w:color="CCCCCC"/>
+              <w:left w:val="single" w:sz="4" w:space="0" w:color="CCCCCC"/>
+              <w:right w:val="single" w:sz="4" w:space="0" w:color="CCCCCC"/>
+            </w:tcBorders>
+          </w:tcPr>
+          <w:p>
+            <w:pPr>
+              <w:spacing w:before="60" w:after="60" w:line="252" w:lineRule="auto"/>
+              <w:jc w:val="left"/>
+            </w:pPr>
+            <w:r/>
+            <w:r>
+              <w:t>BULL</w:t>
+            </w:r>
+          </w:p>
+        </w:tc>
+      </w:tr>
+      <w:tr>
+        <w:tc>
+          <w:tcPr>
+            <w:tcW w:type="dxa" w:w="1584"/>
+            <w:shd w:fill="FFFFFF"/>
+            <w:tcMar>
+              <w:top w:w="100" w:type="dxa"/>
+              <w:bottom w:w="100" w:type="dxa"/>
+              <w:left w:w="120" w:type="dxa"/>
+              <w:right w:w="120" w:type="dxa"/>
+            </w:tcMar>
+            <w:tcBorders>
+              <w:top w:val="single" w:sz="4" w:space="0" w:color="CCCCCC"/>
+              <w:bottom w:val="single" w:sz="4" w:space="0" w:color="CCCCCC"/>
+              <w:left w:val="single" w:sz="4" w:space="0" w:color="CCCCCC"/>
+              <w:right w:val="single" w:sz="4" w:space="0" w:color="CCCCCC"/>
+            </w:tcBorders>
+          </w:tcPr>
+          <w:p>
+            <w:pPr>
+              <w:spacing w:before="60" w:after="60" w:line="252" w:lineRule="auto"/>
+              <w:jc w:val="left"/>
+            </w:pPr>
+            <w:r/>
+            <w:r>
+              <w:rPr>
+                <w:b/>
+              </w:rPr>
+              <w:t>Wed 26/08</w:t>
+            </w:r>
+          </w:p>
+        </w:tc>
+        <w:tc>
+          <w:tcPr>
+            <w:tcW w:type="dxa" w:w="864"/>
+            <w:shd w:fill="FFFFFF"/>
+            <w:tcMar>
+              <w:top w:w="100" w:type="dxa"/>
+              <w:bottom w:w="100" w:type="dxa"/>
+              <w:left w:w="120" w:type="dxa"/>
+              <w:right w:w="120" w:type="dxa"/>
+            </w:tcMar>
+            <w:tcBorders>
+              <w:top w:val="single" w:sz="4" w:space="0" w:color="CCCCCC"/>
+              <w:bottom w:val="single" w:sz="4" w:space="0" w:color="CCCCCC"/>
+              <w:left w:val="single" w:sz="4" w:space="0" w:color="CCCCCC"/>
+              <w:right w:val="single" w:sz="4" w:space="0" w:color="CCCCCC"/>
+            </w:tcBorders>
+          </w:tcPr>
+          <w:p>
+            <w:pPr>
+              <w:spacing w:before="60" w:after="60" w:line="252" w:lineRule="auto"/>
+              <w:jc w:val="left"/>
+            </w:pPr>
+            <w:r/>
+            <w:r>
+              <w:t>Pre-NY 19-21</w:t>
+            </w:r>
+          </w:p>
+        </w:tc>
+        <w:tc>
+          <w:tcPr>
+            <w:tcW w:type="dxa" w:w="1440"/>
+            <w:shd w:fill="FFFFFF"/>
+            <w:tcMar>
+              <w:top w:w="100" w:type="dxa"/>
+              <w:bottom w:w="100" w:type="dxa"/>
+              <w:left w:w="120" w:type="dxa"/>
+              <w:right w:w="120" w:type="dxa"/>
+            </w:tcMar>
+            <w:tcBorders>
+              <w:top w:val="single" w:sz="4" w:space="0" w:color="CCCCCC"/>
+              <w:bottom w:val="single" w:sz="4" w:space="0" w:color="CCCCCC"/>
+              <w:left w:val="single" w:sz="4" w:space="0" w:color="CCCCCC"/>
+              <w:right w:val="single" w:sz="4" w:space="0" w:color="CCCCCC"/>
+            </w:tcBorders>
+          </w:tcPr>
+          <w:p>
+            <w:pPr>
+              <w:spacing w:before="60" w:after="60" w:line="252" w:lineRule="auto"/>
+              <w:jc w:val="left"/>
+            </w:pPr>
+            <w:r/>
+            <w:r>
+              <w:t>724.00</w:t>
+            </w:r>
+          </w:p>
+        </w:tc>
+        <w:tc>
+          <w:tcPr>
+            <w:tcW w:type="dxa" w:w="2016"/>
+            <w:shd w:fill="FFFFFF"/>
+            <w:tcMar>
+              <w:top w:w="100" w:type="dxa"/>
+              <w:bottom w:w="100" w:type="dxa"/>
+              <w:left w:w="120" w:type="dxa"/>
+              <w:right w:w="120" w:type="dxa"/>
+            </w:tcMar>
+            <w:tcBorders>
+              <w:top w:val="single" w:sz="4" w:space="0" w:color="CCCCCC"/>
+              <w:bottom w:val="single" w:sz="4" w:space="0" w:color="CCCCCC"/>
+              <w:left w:val="single" w:sz="4" w:space="0" w:color="CCCCCC"/>
+              <w:right w:val="single" w:sz="4" w:space="0" w:color="CCCCCC"/>
+            </w:tcBorders>
+          </w:tcPr>
+          <w:p>
+            <w:pPr>
+              <w:spacing w:before="60" w:after="60" w:line="252" w:lineRule="auto"/>
+              <w:jc w:val="left"/>
+            </w:pPr>
+            <w:r/>
+            <w:r>
+              <w:t>733.25</w:t>
+            </w:r>
+          </w:p>
+        </w:tc>
+        <w:tc>
+          <w:tcPr>
+            <w:tcW w:type="dxa" w:w="1152"/>
+            <w:shd w:fill="FFFFFF"/>
+            <w:tcMar>
+              <w:top w:w="100" w:type="dxa"/>
+              <w:bottom w:w="100" w:type="dxa"/>
+              <w:left w:w="120" w:type="dxa"/>
+              <w:right w:w="120" w:type="dxa"/>
+            </w:tcMar>
+            <w:tcBorders>
+              <w:top w:val="single" w:sz="4" w:space="0" w:color="CCCCCC"/>
+              <w:bottom w:val="single" w:sz="4" w:space="0" w:color="CCCCCC"/>
+              <w:left w:val="single" w:sz="4" w:space="0" w:color="CCCCCC"/>
+              <w:right w:val="single" w:sz="4" w:space="0" w:color="CCCCCC"/>
+            </w:tcBorders>
+          </w:tcPr>
+          <w:p>
+            <w:pPr>
+              <w:spacing w:before="60" w:after="60" w:line="252" w:lineRule="auto"/>
+              <w:jc w:val="left"/>
+            </w:pPr>
+            <w:r/>
+            <w:r>
+              <w:t>713.25</w:t>
+            </w:r>
+          </w:p>
+        </w:tc>
+        <w:tc>
+          <w:tcPr>
+            <w:tcW w:type="dxa" w:w="1728"/>
+            <w:shd w:fill="FFFFFF"/>
+            <w:tcMar>
+              <w:top w:w="100" w:type="dxa"/>
+              <w:bottom w:w="100" w:type="dxa"/>
+              <w:left w:w="120" w:type="dxa"/>
+              <w:right w:w="120" w:type="dxa"/>
+            </w:tcMar>
+            <w:tcBorders>
+              <w:top w:val="single" w:sz="4" w:space="0" w:color="CCCCCC"/>
+              <w:bottom w:val="single" w:sz="4" w:space="0" w:color="CCCCCC"/>
+              <w:left w:val="single" w:sz="4" w:space="0" w:color="CCCCCC"/>
+              <w:right w:val="single" w:sz="4" w:space="0" w:color="CCCCCC"/>
+            </w:tcBorders>
+          </w:tcPr>
+          <w:p>
+            <w:pPr>
+              <w:spacing w:before="60" w:after="60" w:line="252" w:lineRule="auto"/>
+              <w:jc w:val="left"/>
+            </w:pPr>
+            <w:r/>
+            <w:r>
+              <w:rPr>
+                <w:b/>
+              </w:rPr>
+              <w:t>724.50</w:t>
+            </w:r>
+          </w:p>
+        </w:tc>
+        <w:tc>
+          <w:tcPr>
+            <w:tcW w:type="dxa" w:w="3456"/>
+            <w:shd w:fill="FFFFFF"/>
+            <w:tcMar>
+              <w:top w:w="100" w:type="dxa"/>
+              <w:bottom w:w="100" w:type="dxa"/>
+              <w:left w:w="120" w:type="dxa"/>
+              <w:right w:w="120" w:type="dxa"/>
+            </w:tcMar>
+            <w:tcBorders>
+              <w:top w:val="single" w:sz="4" w:space="0" w:color="CCCCCC"/>
+              <w:bottom w:val="single" w:sz="4" w:space="0" w:color="CCCCCC"/>
+              <w:left w:val="single" w:sz="4" w:space="0" w:color="CCCCCC"/>
+              <w:right w:val="single" w:sz="4" w:space="0" w:color="CCCCCC"/>
+            </w:tcBorders>
+          </w:tcPr>
+          <w:p>
+            <w:pPr>
+              <w:spacing w:before="60" w:after="60" w:line="252" w:lineRule="auto"/>
+              <w:jc w:val="left"/>
+            </w:pPr>
+            <w:r/>
+            <w:r>
+              <w:rPr>
+                <w:b/>
+              </w:rPr>
+              <w:t>+0.50</w:t>
+            </w:r>
+          </w:p>
+        </w:tc>
+        <w:tc>
+          <w:tcPr>
+            <w:tcW w:type="dxa" w:w="1440"/>
+            <w:shd w:fill="FFFFFF"/>
+            <w:tcMar>
+              <w:top w:w="100" w:type="dxa"/>
+              <w:bottom w:w="100" w:type="dxa"/>
+              <w:left w:w="120" w:type="dxa"/>
+              <w:right w:w="120" w:type="dxa"/>
+            </w:tcMar>
+            <w:tcBorders>
+              <w:top w:val="single" w:sz="4" w:space="0" w:color="CCCCCC"/>
+              <w:bottom w:val="single" w:sz="4" w:space="0" w:color="CCCCCC"/>
+              <w:left w:val="single" w:sz="4" w:space="0" w:color="CCCCCC"/>
+              <w:right w:val="single" w:sz="4" w:space="0" w:color="CCCCCC"/>
+            </w:tcBorders>
+          </w:tcPr>
+          <w:p>
+            <w:pPr>
+              <w:spacing w:before="60" w:after="60" w:line="252" w:lineRule="auto"/>
+              <w:jc w:val="left"/>
+            </w:pPr>
+            <w:r/>
+            <w:r>
+              <w:t>BULL</w:t>
+            </w:r>
+          </w:p>
+        </w:tc>
+      </w:tr>
+      <w:tr>
+        <w:tc>
+          <w:tcPr>
+            <w:tcW w:type="dxa" w:w="1584"/>
+            <w:shd w:fill="F8FAFC"/>
+            <w:tcMar>
+              <w:top w:w="100" w:type="dxa"/>
+              <w:bottom w:w="100" w:type="dxa"/>
+              <w:left w:w="120" w:type="dxa"/>
+              <w:right w:w="120" w:type="dxa"/>
+            </w:tcMar>
+            <w:tcBorders>
+              <w:top w:val="single" w:sz="4" w:space="0" w:color="CCCCCC"/>
+              <w:bottom w:val="single" w:sz="4" w:space="0" w:color="CCCCCC"/>
+              <w:left w:val="single" w:sz="4" w:space="0" w:color="CCCCCC"/>
+              <w:right w:val="single" w:sz="4" w:space="0" w:color="CCCCCC"/>
+            </w:tcBorders>
+          </w:tcPr>
+          <w:p>
+            <w:pPr>
+              <w:spacing w:before="60" w:after="60" w:line="252" w:lineRule="auto"/>
+              <w:jc w:val="left"/>
+            </w:pPr>
+            <w:r/>
+            <w:r>
+              <w:rPr>
+                <w:b/>
+              </w:rPr>
+              <w:t>Wed 26/08</w:t>
+            </w:r>
+          </w:p>
+        </w:tc>
+        <w:tc>
+          <w:tcPr>
+            <w:tcW w:type="dxa" w:w="864"/>
+            <w:shd w:fill="F8FAFC"/>
+            <w:tcMar>
+              <w:top w:w="100" w:type="dxa"/>
+              <w:bottom w:w="100" w:type="dxa"/>
+              <w:left w:w="120" w:type="dxa"/>
+              <w:right w:w="120" w:type="dxa"/>
+            </w:tcMar>
+            <w:tcBorders>
+              <w:top w:val="single" w:sz="4" w:space="0" w:color="CCCCCC"/>
+              <w:bottom w:val="single" w:sz="4" w:space="0" w:color="CCCCCC"/>
+              <w:left w:val="single" w:sz="4" w:space="0" w:color="CCCCCC"/>
+              <w:right w:val="single" w:sz="4" w:space="0" w:color="CCCCCC"/>
+            </w:tcBorders>
+          </w:tcPr>
+          <w:p>
+            <w:pPr>
+              <w:spacing w:before="60" w:after="60" w:line="252" w:lineRule="auto"/>
+              <w:jc w:val="left"/>
+            </w:pPr>
+            <w:r/>
+            <w:r>
+              <w:t>NY Open 21-23</w:t>
+            </w:r>
+          </w:p>
+        </w:tc>
+        <w:tc>
+          <w:tcPr>
+            <w:tcW w:type="dxa" w:w="1440"/>
+            <w:shd w:fill="F8FAFC"/>
+            <w:tcMar>
+              <w:top w:w="100" w:type="dxa"/>
+              <w:bottom w:w="100" w:type="dxa"/>
+              <w:left w:w="120" w:type="dxa"/>
+              <w:right w:w="120" w:type="dxa"/>
+            </w:tcMar>
+            <w:tcBorders>
+              <w:top w:val="single" w:sz="4" w:space="0" w:color="CCCCCC"/>
+              <w:bottom w:val="single" w:sz="4" w:space="0" w:color="CCCCCC"/>
+              <w:left w:val="single" w:sz="4" w:space="0" w:color="CCCCCC"/>
+              <w:right w:val="single" w:sz="4" w:space="0" w:color="CCCCCC"/>
+            </w:tcBorders>
+          </w:tcPr>
+          <w:p>
+            <w:pPr>
+              <w:spacing w:before="60" w:after="60" w:line="252" w:lineRule="auto"/>
+              <w:jc w:val="left"/>
+            </w:pPr>
+            <w:r/>
+            <w:r>
+              <w:t>724.50</w:t>
+            </w:r>
+          </w:p>
+        </w:tc>
+        <w:tc>
+          <w:tcPr>
+            <w:tcW w:type="dxa" w:w="2016"/>
+            <w:shd w:fill="F8FAFC"/>
+            <w:tcMar>
+              <w:top w:w="100" w:type="dxa"/>
+              <w:bottom w:w="100" w:type="dxa"/>
+              <w:left w:w="120" w:type="dxa"/>
+              <w:right w:w="120" w:type="dxa"/>
+            </w:tcMar>
+            <w:tcBorders>
+              <w:top w:val="single" w:sz="4" w:space="0" w:color="CCCCCC"/>
+              <w:bottom w:val="single" w:sz="4" w:space="0" w:color="CCCCCC"/>
+              <w:left w:val="single" w:sz="4" w:space="0" w:color="CCCCCC"/>
+              <w:right w:val="single" w:sz="4" w:space="0" w:color="CCCCCC"/>
+            </w:tcBorders>
+          </w:tcPr>
+          <w:p>
+            <w:pPr>
+              <w:spacing w:before="60" w:after="60" w:line="252" w:lineRule="auto"/>
+              <w:jc w:val="left"/>
+            </w:pPr>
+            <w:r/>
+            <w:r>
+              <w:t>736.75</w:t>
+            </w:r>
+          </w:p>
+        </w:tc>
+        <w:tc>
+          <w:tcPr>
+            <w:tcW w:type="dxa" w:w="1152"/>
+            <w:shd w:fill="F8FAFC"/>
+            <w:tcMar>
+              <w:top w:w="100" w:type="dxa"/>
+              <w:bottom w:w="100" w:type="dxa"/>
+              <w:left w:w="120" w:type="dxa"/>
+              <w:right w:w="120" w:type="dxa"/>
+            </w:tcMar>
+            <w:tcBorders>
+              <w:top w:val="single" w:sz="4" w:space="0" w:color="CCCCCC"/>
+              <w:bottom w:val="single" w:sz="4" w:space="0" w:color="CCCCCC"/>
+              <w:left w:val="single" w:sz="4" w:space="0" w:color="CCCCCC"/>
+              <w:right w:val="single" w:sz="4" w:space="0" w:color="CCCCCC"/>
+            </w:tcBorders>
+          </w:tcPr>
+          <w:p>
+            <w:pPr>
+              <w:spacing w:before="60" w:after="60" w:line="252" w:lineRule="auto"/>
+              <w:jc w:val="left"/>
+            </w:pPr>
+            <w:r/>
+            <w:r>
+              <w:t>710.25</w:t>
+            </w:r>
+          </w:p>
+        </w:tc>
+        <w:tc>
+          <w:tcPr>
+            <w:tcW w:type="dxa" w:w="1728"/>
+            <w:shd w:fill="F8FAFC"/>
+            <w:tcMar>
+              <w:top w:w="100" w:type="dxa"/>
+              <w:bottom w:w="100" w:type="dxa"/>
+              <w:left w:w="120" w:type="dxa"/>
+              <w:right w:w="120" w:type="dxa"/>
+            </w:tcMar>
+            <w:tcBorders>
+              <w:top w:val="single" w:sz="4" w:space="0" w:color="CCCCCC"/>
+              <w:bottom w:val="single" w:sz="4" w:space="0" w:color="CCCCCC"/>
+              <w:left w:val="single" w:sz="4" w:space="0" w:color="CCCCCC"/>
+              <w:right w:val="single" w:sz="4" w:space="0" w:color="CCCCCC"/>
+            </w:tcBorders>
+          </w:tcPr>
+          <w:p>
+            <w:pPr>
+              <w:spacing w:before="60" w:after="60" w:line="252" w:lineRule="auto"/>
+              <w:jc w:val="left"/>
+            </w:pPr>
+            <w:r/>
+            <w:r>
+              <w:rPr>
+                <w:b/>
+              </w:rPr>
+              <w:t>723.00</w:t>
+            </w:r>
+          </w:p>
+        </w:tc>
+        <w:tc>
+          <w:tcPr>
+            <w:tcW w:type="dxa" w:w="3456"/>
+            <w:shd w:fill="F8FAFC"/>
+            <w:tcMar>
+              <w:top w:w="100" w:type="dxa"/>
+              <w:bottom w:w="100" w:type="dxa"/>
+              <w:left w:w="120" w:type="dxa"/>
+              <w:right w:w="120" w:type="dxa"/>
+            </w:tcMar>
+            <w:tcBorders>
+              <w:top w:val="single" w:sz="4" w:space="0" w:color="CCCCCC"/>
+              <w:bottom w:val="single" w:sz="4" w:space="0" w:color="CCCCCC"/>
+              <w:left w:val="single" w:sz="4" w:space="0" w:color="CCCCCC"/>
+              <w:right w:val="single" w:sz="4" w:space="0" w:color="CCCCCC"/>
+            </w:tcBorders>
+          </w:tcPr>
+          <w:p>
+            <w:pPr>
+              <w:spacing w:before="60" w:after="60" w:line="252" w:lineRule="auto"/>
+              <w:jc w:val="left"/>
+            </w:pPr>
+            <w:r/>
+            <w:r>
+              <w:rPr>
+                <w:b/>
+              </w:rPr>
+              <w:t>-1.50</w:t>
+            </w:r>
+          </w:p>
+        </w:tc>
+        <w:tc>
+          <w:tcPr>
+            <w:tcW w:type="dxa" w:w="1440"/>
+            <w:shd w:fill="F8FAFC"/>
+            <w:tcMar>
+              <w:top w:w="100" w:type="dxa"/>
+              <w:bottom w:w="100" w:type="dxa"/>
+              <w:left w:w="120" w:type="dxa"/>
+              <w:right w:w="120" w:type="dxa"/>
+            </w:tcMar>
+            <w:tcBorders>
+              <w:top w:val="single" w:sz="4" w:space="0" w:color="CCCCCC"/>
+              <w:bottom w:val="single" w:sz="4" w:space="0" w:color="CCCCCC"/>
+              <w:left w:val="single" w:sz="4" w:space="0" w:color="CCCCCC"/>
+              <w:right w:val="single" w:sz="4" w:space="0" w:color="CCCCCC"/>
+            </w:tcBorders>
+          </w:tcPr>
+          <w:p>
+            <w:pPr>
+              <w:spacing w:before="60" w:after="60" w:line="252" w:lineRule="auto"/>
+              <w:jc w:val="left"/>
+            </w:pPr>
+            <w:r/>
+            <w:r>
+              <w:t>BEAR</w:t>
+            </w:r>
+          </w:p>
+        </w:tc>
+      </w:tr>
+      <w:tr>
+        <w:tc>
+          <w:tcPr>
+            <w:tcW w:type="dxa" w:w="1584"/>
+            <w:shd w:fill="FFFFFF"/>
+            <w:tcMar>
+              <w:top w:w="100" w:type="dxa"/>
+              <w:bottom w:w="100" w:type="dxa"/>
+              <w:left w:w="120" w:type="dxa"/>
+              <w:right w:w="120" w:type="dxa"/>
+            </w:tcMar>
+            <w:tcBorders>
+              <w:top w:val="single" w:sz="4" w:space="0" w:color="CCCCCC"/>
+              <w:bottom w:val="single" w:sz="4" w:space="0" w:color="CCCCCC"/>
+              <w:left w:val="single" w:sz="4" w:space="0" w:color="CCCCCC"/>
+              <w:right w:val="single" w:sz="4" w:space="0" w:color="CCCCCC"/>
+            </w:tcBorders>
+          </w:tcPr>
+          <w:p>
+            <w:pPr>
+              <w:spacing w:before="60" w:after="60" w:line="252" w:lineRule="auto"/>
+              <w:jc w:val="left"/>
+            </w:pPr>
+            <w:r/>
+            <w:r>
+              <w:rPr>
+                <w:b/>
+              </w:rPr>
+              <w:t>Wed 26/08</w:t>
+            </w:r>
+          </w:p>
+        </w:tc>
+        <w:tc>
+          <w:tcPr>
+            <w:tcW w:type="dxa" w:w="864"/>
+            <w:shd w:fill="FFFFFF"/>
+            <w:tcMar>
+              <w:top w:w="100" w:type="dxa"/>
+              <w:bottom w:w="100" w:type="dxa"/>
+              <w:left w:w="120" w:type="dxa"/>
+              <w:right w:w="120" w:type="dxa"/>
+            </w:tcMar>
+            <w:tcBorders>
+              <w:top w:val="single" w:sz="4" w:space="0" w:color="CCCCCC"/>
+              <w:bottom w:val="single" w:sz="4" w:space="0" w:color="CCCCCC"/>
+              <w:left w:val="single" w:sz="4" w:space="0" w:color="CCCCCC"/>
+              <w:right w:val="single" w:sz="4" w:space="0" w:color="CCCCCC"/>
+            </w:tcBorders>
+          </w:tcPr>
+          <w:p>
+            <w:pPr>
+              <w:spacing w:before="60" w:after="60" w:line="252" w:lineRule="auto"/>
+              <w:jc w:val="left"/>
+            </w:pPr>
+            <w:r/>
+            <w:r>
+              <w:t>NY Close 23-01</w:t>
+            </w:r>
+          </w:p>
+        </w:tc>
+        <w:tc>
+          <w:tcPr>
+            <w:tcW w:type="dxa" w:w="1440"/>
+            <w:shd w:fill="FFFFFF"/>
+            <w:tcMar>
+              <w:top w:w="100" w:type="dxa"/>
+              <w:bottom w:w="100" w:type="dxa"/>
+              <w:left w:w="120" w:type="dxa"/>
+              <w:right w:w="120" w:type="dxa"/>
+            </w:tcMar>
+            <w:tcBorders>
+              <w:top w:val="single" w:sz="4" w:space="0" w:color="CCCCCC"/>
+              <w:bottom w:val="single" w:sz="4" w:space="0" w:color="CCCCCC"/>
+              <w:left w:val="single" w:sz="4" w:space="0" w:color="CCCCCC"/>
+              <w:right w:val="single" w:sz="4" w:space="0" w:color="CCCCCC"/>
+            </w:tcBorders>
+          </w:tcPr>
+          <w:p>
+            <w:pPr>
+              <w:spacing w:before="60" w:after="60" w:line="252" w:lineRule="auto"/>
+              <w:jc w:val="left"/>
+            </w:pPr>
+            <w:r/>
+            <w:r>
+              <w:t>723.00</w:t>
+            </w:r>
+          </w:p>
+        </w:tc>
+        <w:tc>
+          <w:tcPr>
+            <w:tcW w:type="dxa" w:w="2016"/>
+            <w:shd w:fill="FFFFFF"/>
+            <w:tcMar>
+              <w:top w:w="100" w:type="dxa"/>
+              <w:bottom w:w="100" w:type="dxa"/>
+              <w:left w:w="120" w:type="dxa"/>
+              <w:right w:w="120" w:type="dxa"/>
+            </w:tcMar>
+            <w:tcBorders>
+              <w:top w:val="single" w:sz="4" w:space="0" w:color="CCCCCC"/>
+              <w:bottom w:val="single" w:sz="4" w:space="0" w:color="CCCCCC"/>
+              <w:left w:val="single" w:sz="4" w:space="0" w:color="CCCCCC"/>
+              <w:right w:val="single" w:sz="4" w:space="0" w:color="CCCCCC"/>
+            </w:tcBorders>
+          </w:tcPr>
+          <w:p>
+            <w:pPr>
+              <w:spacing w:before="60" w:after="60" w:line="252" w:lineRule="auto"/>
+              <w:jc w:val="left"/>
+            </w:pPr>
+            <w:r/>
+            <w:r>
+              <w:t>730.00</w:t>
+            </w:r>
+          </w:p>
+        </w:tc>
+        <w:tc>
+          <w:tcPr>
+            <w:tcW w:type="dxa" w:w="1152"/>
+            <w:shd w:fill="FFFFFF"/>
+            <w:tcMar>
+              <w:top w:w="100" w:type="dxa"/>
+              <w:bottom w:w="100" w:type="dxa"/>
+              <w:left w:w="120" w:type="dxa"/>
+              <w:right w:w="120" w:type="dxa"/>
+            </w:tcMar>
+            <w:tcBorders>
+              <w:top w:val="single" w:sz="4" w:space="0" w:color="CCCCCC"/>
+              <w:bottom w:val="single" w:sz="4" w:space="0" w:color="CCCCCC"/>
+              <w:left w:val="single" w:sz="4" w:space="0" w:color="CCCCCC"/>
+              <w:right w:val="single" w:sz="4" w:space="0" w:color="CCCCCC"/>
+            </w:tcBorders>
+          </w:tcPr>
+          <w:p>
+            <w:pPr>
+              <w:spacing w:before="60" w:after="60" w:line="252" w:lineRule="auto"/>
+              <w:jc w:val="left"/>
+            </w:pPr>
+            <w:r/>
+            <w:r>
+              <w:t>713.50</w:t>
+            </w:r>
+          </w:p>
+        </w:tc>
+        <w:tc>
+          <w:tcPr>
+            <w:tcW w:type="dxa" w:w="1728"/>
+            <w:shd w:fill="FFFFFF"/>
             <w:tcMar>
               <w:top w:w="100" w:type="dxa"/>
               <w:bottom w:w="100" w:type="dxa"/>
@@ -27242,7 +28417,7 @@
         <w:tc>
           <w:tcPr>
             <w:tcW w:type="dxa" w:w="3456"/>
-            <w:shd w:fill="F8FAFC"/>
+            <w:shd w:fill="FFFFFF"/>
             <w:tcMar>
               <w:top w:w="100" w:type="dxa"/>
               <w:bottom w:w="100" w:type="dxa"/>
@@ -27273,7 +28448,7 @@
         <w:tc>
           <w:tcPr>
             <w:tcW w:type="dxa" w:w="1440"/>
-            <w:shd w:fill="F8FAFC"/>
+            <w:shd w:fill="FFFFFF"/>
             <w:tcMar>
               <w:top w:w="100" w:type="dxa"/>
               <w:bottom w:w="100" w:type="dxa"/>
@@ -27303,7 +28478,7 @@
         <w:tc>
           <w:tcPr>
             <w:tcW w:type="dxa" w:w="1584"/>
-            <w:shd w:fill="FFFFFF"/>
+            <w:shd w:fill="F8FAFC"/>
             <w:tcMar>
               <w:top w:w="100" w:type="dxa"/>
               <w:bottom w:w="100" w:type="dxa"/>
@@ -27327,42 +28502,42 @@
               <w:rPr>
                 <w:b/>
               </w:rPr>
-              <w:t>Wed 26/08</w:t>
+              <w:t>Thu 27/08</w:t>
             </w:r>
           </w:p>
         </w:tc>
         <w:tc>
           <w:tcPr>
             <w:tcW w:type="dxa" w:w="864"/>
-            <w:shd w:fill="FFFFFF"/>
-            <w:tcMar>
-              <w:top w:w="100" w:type="dxa"/>
-              <w:bottom w:w="100" w:type="dxa"/>
-              <w:left w:w="120" w:type="dxa"/>
-              <w:right w:w="120" w:type="dxa"/>
-            </w:tcMar>
-            <w:tcBorders>
-              <w:top w:val="single" w:sz="4" w:space="0" w:color="CCCCCC"/>
-              <w:bottom w:val="single" w:sz="4" w:space="0" w:color="CCCCCC"/>
-              <w:left w:val="single" w:sz="4" w:space="0" w:color="CCCCCC"/>
-              <w:right w:val="single" w:sz="4" w:space="0" w:color="CCCCCC"/>
-            </w:tcBorders>
-          </w:tcPr>
-          <w:p>
-            <w:pPr>
-              <w:spacing w:before="60" w:after="60" w:line="252" w:lineRule="auto"/>
-              <w:jc w:val="left"/>
-            </w:pPr>
-            <w:r/>
-            <w:r>
-              <w:t>Asia 11-15</w:t>
+            <w:shd w:fill="F8FAFC"/>
+            <w:tcMar>
+              <w:top w:w="100" w:type="dxa"/>
+              <w:bottom w:w="100" w:type="dxa"/>
+              <w:left w:w="120" w:type="dxa"/>
+              <w:right w:w="120" w:type="dxa"/>
+            </w:tcMar>
+            <w:tcBorders>
+              <w:top w:val="single" w:sz="4" w:space="0" w:color="CCCCCC"/>
+              <w:bottom w:val="single" w:sz="4" w:space="0" w:color="CCCCCC"/>
+              <w:left w:val="single" w:sz="4" w:space="0" w:color="CCCCCC"/>
+              <w:right w:val="single" w:sz="4" w:space="0" w:color="CCCCCC"/>
+            </w:tcBorders>
+          </w:tcPr>
+          <w:p>
+            <w:pPr>
+              <w:spacing w:before="60" w:after="60" w:line="252" w:lineRule="auto"/>
+              <w:jc w:val="left"/>
+            </w:pPr>
+            <w:r/>
+            <w:r>
+              <w:t>Asia 07-11</w:t>
             </w:r>
           </w:p>
         </w:tc>
         <w:tc>
           <w:tcPr>
             <w:tcW w:type="dxa" w:w="1440"/>
-            <w:shd w:fill="FFFFFF"/>
+            <w:shd w:fill="F8FAFC"/>
             <w:tcMar>
               <w:top w:w="100" w:type="dxa"/>
               <w:bottom w:w="100" w:type="dxa"/>
@@ -27390,63 +28565,63 @@
         <w:tc>
           <w:tcPr>
             <w:tcW w:type="dxa" w:w="2016"/>
-            <w:shd w:fill="FFFFFF"/>
-            <w:tcMar>
-              <w:top w:w="100" w:type="dxa"/>
-              <w:bottom w:w="100" w:type="dxa"/>
-              <w:left w:w="120" w:type="dxa"/>
-              <w:right w:w="120" w:type="dxa"/>
-            </w:tcMar>
-            <w:tcBorders>
-              <w:top w:val="single" w:sz="4" w:space="0" w:color="CCCCCC"/>
-              <w:bottom w:val="single" w:sz="4" w:space="0" w:color="CCCCCC"/>
-              <w:left w:val="single" w:sz="4" w:space="0" w:color="CCCCCC"/>
-              <w:right w:val="single" w:sz="4" w:space="0" w:color="CCCCCC"/>
-            </w:tcBorders>
-          </w:tcPr>
-          <w:p>
-            <w:pPr>
-              <w:spacing w:before="60" w:after="60" w:line="252" w:lineRule="auto"/>
-              <w:jc w:val="left"/>
-            </w:pPr>
-            <w:r/>
-            <w:r>
-              <w:t>730.50</w:t>
+            <w:shd w:fill="F8FAFC"/>
+            <w:tcMar>
+              <w:top w:w="100" w:type="dxa"/>
+              <w:bottom w:w="100" w:type="dxa"/>
+              <w:left w:w="120" w:type="dxa"/>
+              <w:right w:w="120" w:type="dxa"/>
+            </w:tcMar>
+            <w:tcBorders>
+              <w:top w:val="single" w:sz="4" w:space="0" w:color="CCCCCC"/>
+              <w:bottom w:val="single" w:sz="4" w:space="0" w:color="CCCCCC"/>
+              <w:left w:val="single" w:sz="4" w:space="0" w:color="CCCCCC"/>
+              <w:right w:val="single" w:sz="4" w:space="0" w:color="CCCCCC"/>
+            </w:tcBorders>
+          </w:tcPr>
+          <w:p>
+            <w:pPr>
+              <w:spacing w:before="60" w:after="60" w:line="252" w:lineRule="auto"/>
+              <w:jc w:val="left"/>
+            </w:pPr>
+            <w:r/>
+            <w:r>
+              <w:t>734.00</w:t>
             </w:r>
           </w:p>
         </w:tc>
         <w:tc>
           <w:tcPr>
             <w:tcW w:type="dxa" w:w="1152"/>
-            <w:shd w:fill="FFFFFF"/>
-            <w:tcMar>
-              <w:top w:w="100" w:type="dxa"/>
-              <w:bottom w:w="100" w:type="dxa"/>
-              <w:left w:w="120" w:type="dxa"/>
-              <w:right w:w="120" w:type="dxa"/>
-            </w:tcMar>
-            <w:tcBorders>
-              <w:top w:val="single" w:sz="4" w:space="0" w:color="CCCCCC"/>
-              <w:bottom w:val="single" w:sz="4" w:space="0" w:color="CCCCCC"/>
-              <w:left w:val="single" w:sz="4" w:space="0" w:color="CCCCCC"/>
-              <w:right w:val="single" w:sz="4" w:space="0" w:color="CCCCCC"/>
-            </w:tcBorders>
-          </w:tcPr>
-          <w:p>
-            <w:pPr>
-              <w:spacing w:before="60" w:after="60" w:line="252" w:lineRule="auto"/>
-              <w:jc w:val="left"/>
-            </w:pPr>
-            <w:r/>
-            <w:r>
-              <w:t>717.50</w:t>
+            <w:shd w:fill="F8FAFC"/>
+            <w:tcMar>
+              <w:top w:w="100" w:type="dxa"/>
+              <w:bottom w:w="100" w:type="dxa"/>
+              <w:left w:w="120" w:type="dxa"/>
+              <w:right w:w="120" w:type="dxa"/>
+            </w:tcMar>
+            <w:tcBorders>
+              <w:top w:val="single" w:sz="4" w:space="0" w:color="CCCCCC"/>
+              <w:bottom w:val="single" w:sz="4" w:space="0" w:color="CCCCCC"/>
+              <w:left w:val="single" w:sz="4" w:space="0" w:color="CCCCCC"/>
+              <w:right w:val="single" w:sz="4" w:space="0" w:color="CCCCCC"/>
+            </w:tcBorders>
+          </w:tcPr>
+          <w:p>
+            <w:pPr>
+              <w:spacing w:before="60" w:after="60" w:line="252" w:lineRule="auto"/>
+              <w:jc w:val="left"/>
+            </w:pPr>
+            <w:r/>
+            <w:r>
+              <w:t>716.25</w:t>
             </w:r>
           </w:p>
         </w:tc>
         <w:tc>
           <w:tcPr>
             <w:tcW w:type="dxa" w:w="1728"/>
-            <w:shd w:fill="FFFFFF"/>
+            <w:shd w:fill="F8FAFC"/>
             <w:tcMar>
               <w:top w:w="100" w:type="dxa"/>
               <w:bottom w:w="100" w:type="dxa"/>
@@ -27470,7 +28645,242 @@
               <w:rPr>
                 <w:b/>
               </w:rPr>
-              <w:t>722.75</w:t>
+              <w:t>723.25</w:t>
+            </w:r>
+          </w:p>
+        </w:tc>
+        <w:tc>
+          <w:tcPr>
+            <w:tcW w:type="dxa" w:w="3456"/>
+            <w:shd w:fill="F8FAFC"/>
+            <w:tcMar>
+              <w:top w:w="100" w:type="dxa"/>
+              <w:bottom w:w="100" w:type="dxa"/>
+              <w:left w:w="120" w:type="dxa"/>
+              <w:right w:w="120" w:type="dxa"/>
+            </w:tcMar>
+            <w:tcBorders>
+              <w:top w:val="single" w:sz="4" w:space="0" w:color="CCCCCC"/>
+              <w:bottom w:val="single" w:sz="4" w:space="0" w:color="CCCCCC"/>
+              <w:left w:val="single" w:sz="4" w:space="0" w:color="CCCCCC"/>
+              <w:right w:val="single" w:sz="4" w:space="0" w:color="CCCCCC"/>
+            </w:tcBorders>
+          </w:tcPr>
+          <w:p>
+            <w:pPr>
+              <w:spacing w:before="60" w:after="60" w:line="252" w:lineRule="auto"/>
+              <w:jc w:val="left"/>
+            </w:pPr>
+            <w:r/>
+            <w:r>
+              <w:rPr>
+                <w:b/>
+              </w:rPr>
+              <w:t>-0.25</w:t>
+            </w:r>
+          </w:p>
+        </w:tc>
+        <w:tc>
+          <w:tcPr>
+            <w:tcW w:type="dxa" w:w="1440"/>
+            <w:shd w:fill="F8FAFC"/>
+            <w:tcMar>
+              <w:top w:w="100" w:type="dxa"/>
+              <w:bottom w:w="100" w:type="dxa"/>
+              <w:left w:w="120" w:type="dxa"/>
+              <w:right w:w="120" w:type="dxa"/>
+            </w:tcMar>
+            <w:tcBorders>
+              <w:top w:val="single" w:sz="4" w:space="0" w:color="CCCCCC"/>
+              <w:bottom w:val="single" w:sz="4" w:space="0" w:color="CCCCCC"/>
+              <w:left w:val="single" w:sz="4" w:space="0" w:color="CCCCCC"/>
+              <w:right w:val="single" w:sz="4" w:space="0" w:color="CCCCCC"/>
+            </w:tcBorders>
+          </w:tcPr>
+          <w:p>
+            <w:pPr>
+              <w:spacing w:before="60" w:after="60" w:line="252" w:lineRule="auto"/>
+              <w:jc w:val="left"/>
+            </w:pPr>
+            <w:r/>
+            <w:r>
+              <w:t>BEAR</w:t>
+            </w:r>
+          </w:p>
+        </w:tc>
+      </w:tr>
+      <w:tr>
+        <w:tc>
+          <w:tcPr>
+            <w:tcW w:type="dxa" w:w="1584"/>
+            <w:shd w:fill="FFFFFF"/>
+            <w:tcMar>
+              <w:top w:w="100" w:type="dxa"/>
+              <w:bottom w:w="100" w:type="dxa"/>
+              <w:left w:w="120" w:type="dxa"/>
+              <w:right w:w="120" w:type="dxa"/>
+            </w:tcMar>
+            <w:tcBorders>
+              <w:top w:val="single" w:sz="4" w:space="0" w:color="CCCCCC"/>
+              <w:bottom w:val="single" w:sz="4" w:space="0" w:color="CCCCCC"/>
+              <w:left w:val="single" w:sz="4" w:space="0" w:color="CCCCCC"/>
+              <w:right w:val="single" w:sz="4" w:space="0" w:color="CCCCCC"/>
+            </w:tcBorders>
+          </w:tcPr>
+          <w:p>
+            <w:pPr>
+              <w:spacing w:before="60" w:after="60" w:line="252" w:lineRule="auto"/>
+              <w:jc w:val="left"/>
+            </w:pPr>
+            <w:r/>
+            <w:r>
+              <w:rPr>
+                <w:b/>
+              </w:rPr>
+              <w:t>Thu 27/08</w:t>
+            </w:r>
+          </w:p>
+        </w:tc>
+        <w:tc>
+          <w:tcPr>
+            <w:tcW w:type="dxa" w:w="864"/>
+            <w:shd w:fill="FFFFFF"/>
+            <w:tcMar>
+              <w:top w:w="100" w:type="dxa"/>
+              <w:bottom w:w="100" w:type="dxa"/>
+              <w:left w:w="120" w:type="dxa"/>
+              <w:right w:w="120" w:type="dxa"/>
+            </w:tcMar>
+            <w:tcBorders>
+              <w:top w:val="single" w:sz="4" w:space="0" w:color="CCCCCC"/>
+              <w:bottom w:val="single" w:sz="4" w:space="0" w:color="CCCCCC"/>
+              <w:left w:val="single" w:sz="4" w:space="0" w:color="CCCCCC"/>
+              <w:right w:val="single" w:sz="4" w:space="0" w:color="CCCCCC"/>
+            </w:tcBorders>
+          </w:tcPr>
+          <w:p>
+            <w:pPr>
+              <w:spacing w:before="60" w:after="60" w:line="252" w:lineRule="auto"/>
+              <w:jc w:val="left"/>
+            </w:pPr>
+            <w:r/>
+            <w:r>
+              <w:t>Asia 11-15</w:t>
+            </w:r>
+          </w:p>
+        </w:tc>
+        <w:tc>
+          <w:tcPr>
+            <w:tcW w:type="dxa" w:w="1440"/>
+            <w:shd w:fill="FFFFFF"/>
+            <w:tcMar>
+              <w:top w:w="100" w:type="dxa"/>
+              <w:bottom w:w="100" w:type="dxa"/>
+              <w:left w:w="120" w:type="dxa"/>
+              <w:right w:w="120" w:type="dxa"/>
+            </w:tcMar>
+            <w:tcBorders>
+              <w:top w:val="single" w:sz="4" w:space="0" w:color="CCCCCC"/>
+              <w:bottom w:val="single" w:sz="4" w:space="0" w:color="CCCCCC"/>
+              <w:left w:val="single" w:sz="4" w:space="0" w:color="CCCCCC"/>
+              <w:right w:val="single" w:sz="4" w:space="0" w:color="CCCCCC"/>
+            </w:tcBorders>
+          </w:tcPr>
+          <w:p>
+            <w:pPr>
+              <w:spacing w:before="60" w:after="60" w:line="252" w:lineRule="auto"/>
+              <w:jc w:val="left"/>
+            </w:pPr>
+            <w:r/>
+            <w:r>
+              <w:t>723.25</w:t>
+            </w:r>
+          </w:p>
+        </w:tc>
+        <w:tc>
+          <w:tcPr>
+            <w:tcW w:type="dxa" w:w="2016"/>
+            <w:shd w:fill="FFFFFF"/>
+            <w:tcMar>
+              <w:top w:w="100" w:type="dxa"/>
+              <w:bottom w:w="100" w:type="dxa"/>
+              <w:left w:w="120" w:type="dxa"/>
+              <w:right w:w="120" w:type="dxa"/>
+            </w:tcMar>
+            <w:tcBorders>
+              <w:top w:val="single" w:sz="4" w:space="0" w:color="CCCCCC"/>
+              <w:bottom w:val="single" w:sz="4" w:space="0" w:color="CCCCCC"/>
+              <w:left w:val="single" w:sz="4" w:space="0" w:color="CCCCCC"/>
+              <w:right w:val="single" w:sz="4" w:space="0" w:color="CCCCCC"/>
+            </w:tcBorders>
+          </w:tcPr>
+          <w:p>
+            <w:pPr>
+              <w:spacing w:before="60" w:after="60" w:line="252" w:lineRule="auto"/>
+              <w:jc w:val="left"/>
+            </w:pPr>
+            <w:r/>
+            <w:r>
+              <w:t>733.00</w:t>
+            </w:r>
+          </w:p>
+        </w:tc>
+        <w:tc>
+          <w:tcPr>
+            <w:tcW w:type="dxa" w:w="1152"/>
+            <w:shd w:fill="FFFFFF"/>
+            <w:tcMar>
+              <w:top w:w="100" w:type="dxa"/>
+              <w:bottom w:w="100" w:type="dxa"/>
+              <w:left w:w="120" w:type="dxa"/>
+              <w:right w:w="120" w:type="dxa"/>
+            </w:tcMar>
+            <w:tcBorders>
+              <w:top w:val="single" w:sz="4" w:space="0" w:color="CCCCCC"/>
+              <w:bottom w:val="single" w:sz="4" w:space="0" w:color="CCCCCC"/>
+              <w:left w:val="single" w:sz="4" w:space="0" w:color="CCCCCC"/>
+              <w:right w:val="single" w:sz="4" w:space="0" w:color="CCCCCC"/>
+            </w:tcBorders>
+          </w:tcPr>
+          <w:p>
+            <w:pPr>
+              <w:spacing w:before="60" w:after="60" w:line="252" w:lineRule="auto"/>
+              <w:jc w:val="left"/>
+            </w:pPr>
+            <w:r/>
+            <w:r>
+              <w:t>713.50</w:t>
+            </w:r>
+          </w:p>
+        </w:tc>
+        <w:tc>
+          <w:tcPr>
+            <w:tcW w:type="dxa" w:w="1728"/>
+            <w:shd w:fill="FFFFFF"/>
+            <w:tcMar>
+              <w:top w:w="100" w:type="dxa"/>
+              <w:bottom w:w="100" w:type="dxa"/>
+              <w:left w:w="120" w:type="dxa"/>
+              <w:right w:w="120" w:type="dxa"/>
+            </w:tcMar>
+            <w:tcBorders>
+              <w:top w:val="single" w:sz="4" w:space="0" w:color="CCCCCC"/>
+              <w:bottom w:val="single" w:sz="4" w:space="0" w:color="CCCCCC"/>
+              <w:left w:val="single" w:sz="4" w:space="0" w:color="CCCCCC"/>
+              <w:right w:val="single" w:sz="4" w:space="0" w:color="CCCCCC"/>
+            </w:tcBorders>
+          </w:tcPr>
+          <w:p>
+            <w:pPr>
+              <w:spacing w:before="60" w:after="60" w:line="252" w:lineRule="auto"/>
+              <w:jc w:val="left"/>
+            </w:pPr>
+            <w:r/>
+            <w:r>
+              <w:rPr>
+                <w:b/>
+              </w:rPr>
+              <w:t>723.75</w:t>
             </w:r>
           </w:p>
         </w:tc>
@@ -27478,6 +28888,1181 @@
           <w:tcPr>
             <w:tcW w:type="dxa" w:w="3456"/>
             <w:shd w:fill="FFFFFF"/>
+            <w:tcMar>
+              <w:top w:w="100" w:type="dxa"/>
+              <w:bottom w:w="100" w:type="dxa"/>
+              <w:left w:w="120" w:type="dxa"/>
+              <w:right w:w="120" w:type="dxa"/>
+            </w:tcMar>
+            <w:tcBorders>
+              <w:top w:val="single" w:sz="4" w:space="0" w:color="CCCCCC"/>
+              <w:bottom w:val="single" w:sz="4" w:space="0" w:color="CCCCCC"/>
+              <w:left w:val="single" w:sz="4" w:space="0" w:color="CCCCCC"/>
+              <w:right w:val="single" w:sz="4" w:space="0" w:color="CCCCCC"/>
+            </w:tcBorders>
+          </w:tcPr>
+          <w:p>
+            <w:pPr>
+              <w:spacing w:before="60" w:after="60" w:line="252" w:lineRule="auto"/>
+              <w:jc w:val="left"/>
+            </w:pPr>
+            <w:r/>
+            <w:r>
+              <w:rPr>
+                <w:b/>
+              </w:rPr>
+              <w:t>+0.50</w:t>
+            </w:r>
+          </w:p>
+        </w:tc>
+        <w:tc>
+          <w:tcPr>
+            <w:tcW w:type="dxa" w:w="1440"/>
+            <w:shd w:fill="FFFFFF"/>
+            <w:tcMar>
+              <w:top w:w="100" w:type="dxa"/>
+              <w:bottom w:w="100" w:type="dxa"/>
+              <w:left w:w="120" w:type="dxa"/>
+              <w:right w:w="120" w:type="dxa"/>
+            </w:tcMar>
+            <w:tcBorders>
+              <w:top w:val="single" w:sz="4" w:space="0" w:color="CCCCCC"/>
+              <w:bottom w:val="single" w:sz="4" w:space="0" w:color="CCCCCC"/>
+              <w:left w:val="single" w:sz="4" w:space="0" w:color="CCCCCC"/>
+              <w:right w:val="single" w:sz="4" w:space="0" w:color="CCCCCC"/>
+            </w:tcBorders>
+          </w:tcPr>
+          <w:p>
+            <w:pPr>
+              <w:spacing w:before="60" w:after="60" w:line="252" w:lineRule="auto"/>
+              <w:jc w:val="left"/>
+            </w:pPr>
+            <w:r/>
+            <w:r>
+              <w:t>BULL</w:t>
+            </w:r>
+          </w:p>
+        </w:tc>
+      </w:tr>
+      <w:tr>
+        <w:tc>
+          <w:tcPr>
+            <w:tcW w:type="dxa" w:w="1584"/>
+            <w:shd w:fill="F8FAFC"/>
+            <w:tcMar>
+              <w:top w:w="100" w:type="dxa"/>
+              <w:bottom w:w="100" w:type="dxa"/>
+              <w:left w:w="120" w:type="dxa"/>
+              <w:right w:w="120" w:type="dxa"/>
+            </w:tcMar>
+            <w:tcBorders>
+              <w:top w:val="single" w:sz="4" w:space="0" w:color="CCCCCC"/>
+              <w:bottom w:val="single" w:sz="4" w:space="0" w:color="CCCCCC"/>
+              <w:left w:val="single" w:sz="4" w:space="0" w:color="CCCCCC"/>
+              <w:right w:val="single" w:sz="4" w:space="0" w:color="CCCCCC"/>
+            </w:tcBorders>
+          </w:tcPr>
+          <w:p>
+            <w:pPr>
+              <w:spacing w:before="60" w:after="60" w:line="252" w:lineRule="auto"/>
+              <w:jc w:val="left"/>
+            </w:pPr>
+            <w:r/>
+            <w:r>
+              <w:rPr>
+                <w:b/>
+              </w:rPr>
+              <w:t>Thu 27/08</w:t>
+            </w:r>
+          </w:p>
+        </w:tc>
+        <w:tc>
+          <w:tcPr>
+            <w:tcW w:type="dxa" w:w="864"/>
+            <w:shd w:fill="F8FAFC"/>
+            <w:tcMar>
+              <w:top w:w="100" w:type="dxa"/>
+              <w:bottom w:w="100" w:type="dxa"/>
+              <w:left w:w="120" w:type="dxa"/>
+              <w:right w:w="120" w:type="dxa"/>
+            </w:tcMar>
+            <w:tcBorders>
+              <w:top w:val="single" w:sz="4" w:space="0" w:color="CCCCCC"/>
+              <w:bottom w:val="single" w:sz="4" w:space="0" w:color="CCCCCC"/>
+              <w:left w:val="single" w:sz="4" w:space="0" w:color="CCCCCC"/>
+              <w:right w:val="single" w:sz="4" w:space="0" w:color="CCCCCC"/>
+            </w:tcBorders>
+          </w:tcPr>
+          <w:p>
+            <w:pPr>
+              <w:spacing w:before="60" w:after="60" w:line="252" w:lineRule="auto"/>
+              <w:jc w:val="left"/>
+            </w:pPr>
+            <w:r/>
+            <w:r>
+              <w:t>London 15-19</w:t>
+            </w:r>
+          </w:p>
+        </w:tc>
+        <w:tc>
+          <w:tcPr>
+            <w:tcW w:type="dxa" w:w="1440"/>
+            <w:shd w:fill="F8FAFC"/>
+            <w:tcMar>
+              <w:top w:w="100" w:type="dxa"/>
+              <w:bottom w:w="100" w:type="dxa"/>
+              <w:left w:w="120" w:type="dxa"/>
+              <w:right w:w="120" w:type="dxa"/>
+            </w:tcMar>
+            <w:tcBorders>
+              <w:top w:val="single" w:sz="4" w:space="0" w:color="CCCCCC"/>
+              <w:bottom w:val="single" w:sz="4" w:space="0" w:color="CCCCCC"/>
+              <w:left w:val="single" w:sz="4" w:space="0" w:color="CCCCCC"/>
+              <w:right w:val="single" w:sz="4" w:space="0" w:color="CCCCCC"/>
+            </w:tcBorders>
+          </w:tcPr>
+          <w:p>
+            <w:pPr>
+              <w:spacing w:before="60" w:after="60" w:line="252" w:lineRule="auto"/>
+              <w:jc w:val="left"/>
+            </w:pPr>
+            <w:r/>
+            <w:r>
+              <w:t>723.75</w:t>
+            </w:r>
+          </w:p>
+        </w:tc>
+        <w:tc>
+          <w:tcPr>
+            <w:tcW w:type="dxa" w:w="2016"/>
+            <w:shd w:fill="F8FAFC"/>
+            <w:tcMar>
+              <w:top w:w="100" w:type="dxa"/>
+              <w:bottom w:w="100" w:type="dxa"/>
+              <w:left w:w="120" w:type="dxa"/>
+              <w:right w:w="120" w:type="dxa"/>
+            </w:tcMar>
+            <w:tcBorders>
+              <w:top w:val="single" w:sz="4" w:space="0" w:color="CCCCCC"/>
+              <w:bottom w:val="single" w:sz="4" w:space="0" w:color="CCCCCC"/>
+              <w:left w:val="single" w:sz="4" w:space="0" w:color="CCCCCC"/>
+              <w:right w:val="single" w:sz="4" w:space="0" w:color="CCCCCC"/>
+            </w:tcBorders>
+          </w:tcPr>
+          <w:p>
+            <w:pPr>
+              <w:spacing w:before="60" w:after="60" w:line="252" w:lineRule="auto"/>
+              <w:jc w:val="left"/>
+            </w:pPr>
+            <w:r/>
+            <w:r>
+              <w:t>734.50</w:t>
+            </w:r>
+          </w:p>
+        </w:tc>
+        <w:tc>
+          <w:tcPr>
+            <w:tcW w:type="dxa" w:w="1152"/>
+            <w:shd w:fill="F8FAFC"/>
+            <w:tcMar>
+              <w:top w:w="100" w:type="dxa"/>
+              <w:bottom w:w="100" w:type="dxa"/>
+              <w:left w:w="120" w:type="dxa"/>
+              <w:right w:w="120" w:type="dxa"/>
+            </w:tcMar>
+            <w:tcBorders>
+              <w:top w:val="single" w:sz="4" w:space="0" w:color="CCCCCC"/>
+              <w:bottom w:val="single" w:sz="4" w:space="0" w:color="CCCCCC"/>
+              <w:left w:val="single" w:sz="4" w:space="0" w:color="CCCCCC"/>
+              <w:right w:val="single" w:sz="4" w:space="0" w:color="CCCCCC"/>
+            </w:tcBorders>
+          </w:tcPr>
+          <w:p>
+            <w:pPr>
+              <w:spacing w:before="60" w:after="60" w:line="252" w:lineRule="auto"/>
+              <w:jc w:val="left"/>
+            </w:pPr>
+            <w:r/>
+            <w:r>
+              <w:t>716.50</w:t>
+            </w:r>
+          </w:p>
+        </w:tc>
+        <w:tc>
+          <w:tcPr>
+            <w:tcW w:type="dxa" w:w="1728"/>
+            <w:shd w:fill="F8FAFC"/>
+            <w:tcMar>
+              <w:top w:w="100" w:type="dxa"/>
+              <w:bottom w:w="100" w:type="dxa"/>
+              <w:left w:w="120" w:type="dxa"/>
+              <w:right w:w="120" w:type="dxa"/>
+            </w:tcMar>
+            <w:tcBorders>
+              <w:top w:val="single" w:sz="4" w:space="0" w:color="CCCCCC"/>
+              <w:bottom w:val="single" w:sz="4" w:space="0" w:color="CCCCCC"/>
+              <w:left w:val="single" w:sz="4" w:space="0" w:color="CCCCCC"/>
+              <w:right w:val="single" w:sz="4" w:space="0" w:color="CCCCCC"/>
+            </w:tcBorders>
+          </w:tcPr>
+          <w:p>
+            <w:pPr>
+              <w:spacing w:before="60" w:after="60" w:line="252" w:lineRule="auto"/>
+              <w:jc w:val="left"/>
+            </w:pPr>
+            <w:r/>
+            <w:r>
+              <w:rPr>
+                <w:b/>
+              </w:rPr>
+              <w:t>724.50</w:t>
+            </w:r>
+          </w:p>
+        </w:tc>
+        <w:tc>
+          <w:tcPr>
+            <w:tcW w:type="dxa" w:w="3456"/>
+            <w:shd w:fill="F8FAFC"/>
+            <w:tcMar>
+              <w:top w:w="100" w:type="dxa"/>
+              <w:bottom w:w="100" w:type="dxa"/>
+              <w:left w:w="120" w:type="dxa"/>
+              <w:right w:w="120" w:type="dxa"/>
+            </w:tcMar>
+            <w:tcBorders>
+              <w:top w:val="single" w:sz="4" w:space="0" w:color="CCCCCC"/>
+              <w:bottom w:val="single" w:sz="4" w:space="0" w:color="CCCCCC"/>
+              <w:left w:val="single" w:sz="4" w:space="0" w:color="CCCCCC"/>
+              <w:right w:val="single" w:sz="4" w:space="0" w:color="CCCCCC"/>
+            </w:tcBorders>
+          </w:tcPr>
+          <w:p>
+            <w:pPr>
+              <w:spacing w:before="60" w:after="60" w:line="252" w:lineRule="auto"/>
+              <w:jc w:val="left"/>
+            </w:pPr>
+            <w:r/>
+            <w:r>
+              <w:rPr>
+                <w:b/>
+              </w:rPr>
+              <w:t>+0.75</w:t>
+            </w:r>
+          </w:p>
+        </w:tc>
+        <w:tc>
+          <w:tcPr>
+            <w:tcW w:type="dxa" w:w="1440"/>
+            <w:shd w:fill="F8FAFC"/>
+            <w:tcMar>
+              <w:top w:w="100" w:type="dxa"/>
+              <w:bottom w:w="100" w:type="dxa"/>
+              <w:left w:w="120" w:type="dxa"/>
+              <w:right w:w="120" w:type="dxa"/>
+            </w:tcMar>
+            <w:tcBorders>
+              <w:top w:val="single" w:sz="4" w:space="0" w:color="CCCCCC"/>
+              <w:bottom w:val="single" w:sz="4" w:space="0" w:color="CCCCCC"/>
+              <w:left w:val="single" w:sz="4" w:space="0" w:color="CCCCCC"/>
+              <w:right w:val="single" w:sz="4" w:space="0" w:color="CCCCCC"/>
+            </w:tcBorders>
+          </w:tcPr>
+          <w:p>
+            <w:pPr>
+              <w:spacing w:before="60" w:after="60" w:line="252" w:lineRule="auto"/>
+              <w:jc w:val="left"/>
+            </w:pPr>
+            <w:r/>
+            <w:r>
+              <w:t>BULL</w:t>
+            </w:r>
+          </w:p>
+        </w:tc>
+      </w:tr>
+      <w:tr>
+        <w:tc>
+          <w:tcPr>
+            <w:tcW w:type="dxa" w:w="1584"/>
+            <w:shd w:fill="FFFFFF"/>
+            <w:tcMar>
+              <w:top w:w="100" w:type="dxa"/>
+              <w:bottom w:w="100" w:type="dxa"/>
+              <w:left w:w="120" w:type="dxa"/>
+              <w:right w:w="120" w:type="dxa"/>
+            </w:tcMar>
+            <w:tcBorders>
+              <w:top w:val="single" w:sz="4" w:space="0" w:color="CCCCCC"/>
+              <w:bottom w:val="single" w:sz="4" w:space="0" w:color="CCCCCC"/>
+              <w:left w:val="single" w:sz="4" w:space="0" w:color="CCCCCC"/>
+              <w:right w:val="single" w:sz="4" w:space="0" w:color="CCCCCC"/>
+            </w:tcBorders>
+          </w:tcPr>
+          <w:p>
+            <w:pPr>
+              <w:spacing w:before="60" w:after="60" w:line="252" w:lineRule="auto"/>
+              <w:jc w:val="left"/>
+            </w:pPr>
+            <w:r/>
+            <w:r>
+              <w:rPr>
+                <w:b/>
+              </w:rPr>
+              <w:t>Thu 27/08</w:t>
+            </w:r>
+          </w:p>
+        </w:tc>
+        <w:tc>
+          <w:tcPr>
+            <w:tcW w:type="dxa" w:w="864"/>
+            <w:shd w:fill="FFFFFF"/>
+            <w:tcMar>
+              <w:top w:w="100" w:type="dxa"/>
+              <w:bottom w:w="100" w:type="dxa"/>
+              <w:left w:w="120" w:type="dxa"/>
+              <w:right w:w="120" w:type="dxa"/>
+            </w:tcMar>
+            <w:tcBorders>
+              <w:top w:val="single" w:sz="4" w:space="0" w:color="CCCCCC"/>
+              <w:bottom w:val="single" w:sz="4" w:space="0" w:color="CCCCCC"/>
+              <w:left w:val="single" w:sz="4" w:space="0" w:color="CCCCCC"/>
+              <w:right w:val="single" w:sz="4" w:space="0" w:color="CCCCCC"/>
+            </w:tcBorders>
+          </w:tcPr>
+          <w:p>
+            <w:pPr>
+              <w:spacing w:before="60" w:after="60" w:line="252" w:lineRule="auto"/>
+              <w:jc w:val="left"/>
+            </w:pPr>
+            <w:r/>
+            <w:r>
+              <w:t>Pre-NY 19-21</w:t>
+            </w:r>
+          </w:p>
+        </w:tc>
+        <w:tc>
+          <w:tcPr>
+            <w:tcW w:type="dxa" w:w="1440"/>
+            <w:shd w:fill="FFFFFF"/>
+            <w:tcMar>
+              <w:top w:w="100" w:type="dxa"/>
+              <w:bottom w:w="100" w:type="dxa"/>
+              <w:left w:w="120" w:type="dxa"/>
+              <w:right w:w="120" w:type="dxa"/>
+            </w:tcMar>
+            <w:tcBorders>
+              <w:top w:val="single" w:sz="4" w:space="0" w:color="CCCCCC"/>
+              <w:bottom w:val="single" w:sz="4" w:space="0" w:color="CCCCCC"/>
+              <w:left w:val="single" w:sz="4" w:space="0" w:color="CCCCCC"/>
+              <w:right w:val="single" w:sz="4" w:space="0" w:color="CCCCCC"/>
+            </w:tcBorders>
+          </w:tcPr>
+          <w:p>
+            <w:pPr>
+              <w:spacing w:before="60" w:after="60" w:line="252" w:lineRule="auto"/>
+              <w:jc w:val="left"/>
+            </w:pPr>
+            <w:r/>
+            <w:r>
+              <w:t>724.50</w:t>
+            </w:r>
+          </w:p>
+        </w:tc>
+        <w:tc>
+          <w:tcPr>
+            <w:tcW w:type="dxa" w:w="2016"/>
+            <w:shd w:fill="FFFFFF"/>
+            <w:tcMar>
+              <w:top w:w="100" w:type="dxa"/>
+              <w:bottom w:w="100" w:type="dxa"/>
+              <w:left w:w="120" w:type="dxa"/>
+              <w:right w:w="120" w:type="dxa"/>
+            </w:tcMar>
+            <w:tcBorders>
+              <w:top w:val="single" w:sz="4" w:space="0" w:color="CCCCCC"/>
+              <w:bottom w:val="single" w:sz="4" w:space="0" w:color="CCCCCC"/>
+              <w:left w:val="single" w:sz="4" w:space="0" w:color="CCCCCC"/>
+              <w:right w:val="single" w:sz="4" w:space="0" w:color="CCCCCC"/>
+            </w:tcBorders>
+          </w:tcPr>
+          <w:p>
+            <w:pPr>
+              <w:spacing w:before="60" w:after="60" w:line="252" w:lineRule="auto"/>
+              <w:jc w:val="left"/>
+            </w:pPr>
+            <w:r/>
+            <w:r>
+              <w:t>731.00</w:t>
+            </w:r>
+          </w:p>
+        </w:tc>
+        <w:tc>
+          <w:tcPr>
+            <w:tcW w:type="dxa" w:w="1152"/>
+            <w:shd w:fill="FFFFFF"/>
+            <w:tcMar>
+              <w:top w:w="100" w:type="dxa"/>
+              <w:bottom w:w="100" w:type="dxa"/>
+              <w:left w:w="120" w:type="dxa"/>
+              <w:right w:w="120" w:type="dxa"/>
+            </w:tcMar>
+            <w:tcBorders>
+              <w:top w:val="single" w:sz="4" w:space="0" w:color="CCCCCC"/>
+              <w:bottom w:val="single" w:sz="4" w:space="0" w:color="CCCCCC"/>
+              <w:left w:val="single" w:sz="4" w:space="0" w:color="CCCCCC"/>
+              <w:right w:val="single" w:sz="4" w:space="0" w:color="CCCCCC"/>
+            </w:tcBorders>
+          </w:tcPr>
+          <w:p>
+            <w:pPr>
+              <w:spacing w:before="60" w:after="60" w:line="252" w:lineRule="auto"/>
+              <w:jc w:val="left"/>
+            </w:pPr>
+            <w:r/>
+            <w:r>
+              <w:t>716.00</w:t>
+            </w:r>
+          </w:p>
+        </w:tc>
+        <w:tc>
+          <w:tcPr>
+            <w:tcW w:type="dxa" w:w="1728"/>
+            <w:shd w:fill="FFFFFF"/>
+            <w:tcMar>
+              <w:top w:w="100" w:type="dxa"/>
+              <w:bottom w:w="100" w:type="dxa"/>
+              <w:left w:w="120" w:type="dxa"/>
+              <w:right w:w="120" w:type="dxa"/>
+            </w:tcMar>
+            <w:tcBorders>
+              <w:top w:val="single" w:sz="4" w:space="0" w:color="CCCCCC"/>
+              <w:bottom w:val="single" w:sz="4" w:space="0" w:color="CCCCCC"/>
+              <w:left w:val="single" w:sz="4" w:space="0" w:color="CCCCCC"/>
+              <w:right w:val="single" w:sz="4" w:space="0" w:color="CCCCCC"/>
+            </w:tcBorders>
+          </w:tcPr>
+          <w:p>
+            <w:pPr>
+              <w:spacing w:before="60" w:after="60" w:line="252" w:lineRule="auto"/>
+              <w:jc w:val="left"/>
+            </w:pPr>
+            <w:r/>
+            <w:r>
+              <w:rPr>
+                <w:b/>
+              </w:rPr>
+              <w:t>725.00</w:t>
+            </w:r>
+          </w:p>
+        </w:tc>
+        <w:tc>
+          <w:tcPr>
+            <w:tcW w:type="dxa" w:w="3456"/>
+            <w:shd w:fill="FFFFFF"/>
+            <w:tcMar>
+              <w:top w:w="100" w:type="dxa"/>
+              <w:bottom w:w="100" w:type="dxa"/>
+              <w:left w:w="120" w:type="dxa"/>
+              <w:right w:w="120" w:type="dxa"/>
+            </w:tcMar>
+            <w:tcBorders>
+              <w:top w:val="single" w:sz="4" w:space="0" w:color="CCCCCC"/>
+              <w:bottom w:val="single" w:sz="4" w:space="0" w:color="CCCCCC"/>
+              <w:left w:val="single" w:sz="4" w:space="0" w:color="CCCCCC"/>
+              <w:right w:val="single" w:sz="4" w:space="0" w:color="CCCCCC"/>
+            </w:tcBorders>
+          </w:tcPr>
+          <w:p>
+            <w:pPr>
+              <w:spacing w:before="60" w:after="60" w:line="252" w:lineRule="auto"/>
+              <w:jc w:val="left"/>
+            </w:pPr>
+            <w:r/>
+            <w:r>
+              <w:rPr>
+                <w:b/>
+              </w:rPr>
+              <w:t>+0.50</w:t>
+            </w:r>
+          </w:p>
+        </w:tc>
+        <w:tc>
+          <w:tcPr>
+            <w:tcW w:type="dxa" w:w="1440"/>
+            <w:shd w:fill="FFFFFF"/>
+            <w:tcMar>
+              <w:top w:w="100" w:type="dxa"/>
+              <w:bottom w:w="100" w:type="dxa"/>
+              <w:left w:w="120" w:type="dxa"/>
+              <w:right w:w="120" w:type="dxa"/>
+            </w:tcMar>
+            <w:tcBorders>
+              <w:top w:val="single" w:sz="4" w:space="0" w:color="CCCCCC"/>
+              <w:bottom w:val="single" w:sz="4" w:space="0" w:color="CCCCCC"/>
+              <w:left w:val="single" w:sz="4" w:space="0" w:color="CCCCCC"/>
+              <w:right w:val="single" w:sz="4" w:space="0" w:color="CCCCCC"/>
+            </w:tcBorders>
+          </w:tcPr>
+          <w:p>
+            <w:pPr>
+              <w:spacing w:before="60" w:after="60" w:line="252" w:lineRule="auto"/>
+              <w:jc w:val="left"/>
+            </w:pPr>
+            <w:r/>
+            <w:r>
+              <w:t>BULL</w:t>
+            </w:r>
+          </w:p>
+        </w:tc>
+      </w:tr>
+      <w:tr>
+        <w:tc>
+          <w:tcPr>
+            <w:tcW w:type="dxa" w:w="1584"/>
+            <w:shd w:fill="F8FAFC"/>
+            <w:tcMar>
+              <w:top w:w="100" w:type="dxa"/>
+              <w:bottom w:w="100" w:type="dxa"/>
+              <w:left w:w="120" w:type="dxa"/>
+              <w:right w:w="120" w:type="dxa"/>
+            </w:tcMar>
+            <w:tcBorders>
+              <w:top w:val="single" w:sz="4" w:space="0" w:color="CCCCCC"/>
+              <w:bottom w:val="single" w:sz="4" w:space="0" w:color="CCCCCC"/>
+              <w:left w:val="single" w:sz="4" w:space="0" w:color="CCCCCC"/>
+              <w:right w:val="single" w:sz="4" w:space="0" w:color="CCCCCC"/>
+            </w:tcBorders>
+          </w:tcPr>
+          <w:p>
+            <w:pPr>
+              <w:spacing w:before="60" w:after="60" w:line="252" w:lineRule="auto"/>
+              <w:jc w:val="left"/>
+            </w:pPr>
+            <w:r/>
+            <w:r>
+              <w:rPr>
+                <w:b/>
+              </w:rPr>
+              <w:t>Thu 27/08</w:t>
+            </w:r>
+          </w:p>
+        </w:tc>
+        <w:tc>
+          <w:tcPr>
+            <w:tcW w:type="dxa" w:w="864"/>
+            <w:shd w:fill="F8FAFC"/>
+            <w:tcMar>
+              <w:top w:w="100" w:type="dxa"/>
+              <w:bottom w:w="100" w:type="dxa"/>
+              <w:left w:w="120" w:type="dxa"/>
+              <w:right w:w="120" w:type="dxa"/>
+            </w:tcMar>
+            <w:tcBorders>
+              <w:top w:val="single" w:sz="4" w:space="0" w:color="CCCCCC"/>
+              <w:bottom w:val="single" w:sz="4" w:space="0" w:color="CCCCCC"/>
+              <w:left w:val="single" w:sz="4" w:space="0" w:color="CCCCCC"/>
+              <w:right w:val="single" w:sz="4" w:space="0" w:color="CCCCCC"/>
+            </w:tcBorders>
+          </w:tcPr>
+          <w:p>
+            <w:pPr>
+              <w:spacing w:before="60" w:after="60" w:line="252" w:lineRule="auto"/>
+              <w:jc w:val="left"/>
+            </w:pPr>
+            <w:r/>
+            <w:r>
+              <w:t>NY Open 21-23</w:t>
+            </w:r>
+          </w:p>
+        </w:tc>
+        <w:tc>
+          <w:tcPr>
+            <w:tcW w:type="dxa" w:w="1440"/>
+            <w:shd w:fill="F8FAFC"/>
+            <w:tcMar>
+              <w:top w:w="100" w:type="dxa"/>
+              <w:bottom w:w="100" w:type="dxa"/>
+              <w:left w:w="120" w:type="dxa"/>
+              <w:right w:w="120" w:type="dxa"/>
+            </w:tcMar>
+            <w:tcBorders>
+              <w:top w:val="single" w:sz="4" w:space="0" w:color="CCCCCC"/>
+              <w:bottom w:val="single" w:sz="4" w:space="0" w:color="CCCCCC"/>
+              <w:left w:val="single" w:sz="4" w:space="0" w:color="CCCCCC"/>
+              <w:right w:val="single" w:sz="4" w:space="0" w:color="CCCCCC"/>
+            </w:tcBorders>
+          </w:tcPr>
+          <w:p>
+            <w:pPr>
+              <w:spacing w:before="60" w:after="60" w:line="252" w:lineRule="auto"/>
+              <w:jc w:val="left"/>
+            </w:pPr>
+            <w:r/>
+            <w:r>
+              <w:t>725.00</w:t>
+            </w:r>
+          </w:p>
+        </w:tc>
+        <w:tc>
+          <w:tcPr>
+            <w:tcW w:type="dxa" w:w="2016"/>
+            <w:shd w:fill="F8FAFC"/>
+            <w:tcMar>
+              <w:top w:w="100" w:type="dxa"/>
+              <w:bottom w:w="100" w:type="dxa"/>
+              <w:left w:w="120" w:type="dxa"/>
+              <w:right w:w="120" w:type="dxa"/>
+            </w:tcMar>
+            <w:tcBorders>
+              <w:top w:val="single" w:sz="4" w:space="0" w:color="CCCCCC"/>
+              <w:bottom w:val="single" w:sz="4" w:space="0" w:color="CCCCCC"/>
+              <w:left w:val="single" w:sz="4" w:space="0" w:color="CCCCCC"/>
+              <w:right w:val="single" w:sz="4" w:space="0" w:color="CCCCCC"/>
+            </w:tcBorders>
+          </w:tcPr>
+          <w:p>
+            <w:pPr>
+              <w:spacing w:before="60" w:after="60" w:line="252" w:lineRule="auto"/>
+              <w:jc w:val="left"/>
+            </w:pPr>
+            <w:r/>
+            <w:r>
+              <w:t>736.00</w:t>
+            </w:r>
+          </w:p>
+        </w:tc>
+        <w:tc>
+          <w:tcPr>
+            <w:tcW w:type="dxa" w:w="1152"/>
+            <w:shd w:fill="F8FAFC"/>
+            <w:tcMar>
+              <w:top w:w="100" w:type="dxa"/>
+              <w:bottom w:w="100" w:type="dxa"/>
+              <w:left w:w="120" w:type="dxa"/>
+              <w:right w:w="120" w:type="dxa"/>
+            </w:tcMar>
+            <w:tcBorders>
+              <w:top w:val="single" w:sz="4" w:space="0" w:color="CCCCCC"/>
+              <w:bottom w:val="single" w:sz="4" w:space="0" w:color="CCCCCC"/>
+              <w:left w:val="single" w:sz="4" w:space="0" w:color="CCCCCC"/>
+              <w:right w:val="single" w:sz="4" w:space="0" w:color="CCCCCC"/>
+            </w:tcBorders>
+          </w:tcPr>
+          <w:p>
+            <w:pPr>
+              <w:spacing w:before="60" w:after="60" w:line="252" w:lineRule="auto"/>
+              <w:jc w:val="left"/>
+            </w:pPr>
+            <w:r/>
+            <w:r>
+              <w:t>713.25</w:t>
+            </w:r>
+          </w:p>
+        </w:tc>
+        <w:tc>
+          <w:tcPr>
+            <w:tcW w:type="dxa" w:w="1728"/>
+            <w:shd w:fill="F8FAFC"/>
+            <w:tcMar>
+              <w:top w:w="100" w:type="dxa"/>
+              <w:bottom w:w="100" w:type="dxa"/>
+              <w:left w:w="120" w:type="dxa"/>
+              <w:right w:w="120" w:type="dxa"/>
+            </w:tcMar>
+            <w:tcBorders>
+              <w:top w:val="single" w:sz="4" w:space="0" w:color="CCCCCC"/>
+              <w:bottom w:val="single" w:sz="4" w:space="0" w:color="CCCCCC"/>
+              <w:left w:val="single" w:sz="4" w:space="0" w:color="CCCCCC"/>
+              <w:right w:val="single" w:sz="4" w:space="0" w:color="CCCCCC"/>
+            </w:tcBorders>
+          </w:tcPr>
+          <w:p>
+            <w:pPr>
+              <w:spacing w:before="60" w:after="60" w:line="252" w:lineRule="auto"/>
+              <w:jc w:val="left"/>
+            </w:pPr>
+            <w:r/>
+            <w:r>
+              <w:rPr>
+                <w:b/>
+              </w:rPr>
+              <w:t>728.50</w:t>
+            </w:r>
+          </w:p>
+        </w:tc>
+        <w:tc>
+          <w:tcPr>
+            <w:tcW w:type="dxa" w:w="3456"/>
+            <w:shd w:fill="F8FAFC"/>
+            <w:tcMar>
+              <w:top w:w="100" w:type="dxa"/>
+              <w:bottom w:w="100" w:type="dxa"/>
+              <w:left w:w="120" w:type="dxa"/>
+              <w:right w:w="120" w:type="dxa"/>
+            </w:tcMar>
+            <w:tcBorders>
+              <w:top w:val="single" w:sz="4" w:space="0" w:color="CCCCCC"/>
+              <w:bottom w:val="single" w:sz="4" w:space="0" w:color="CCCCCC"/>
+              <w:left w:val="single" w:sz="4" w:space="0" w:color="CCCCCC"/>
+              <w:right w:val="single" w:sz="4" w:space="0" w:color="CCCCCC"/>
+            </w:tcBorders>
+          </w:tcPr>
+          <w:p>
+            <w:pPr>
+              <w:spacing w:before="60" w:after="60" w:line="252" w:lineRule="auto"/>
+              <w:jc w:val="left"/>
+            </w:pPr>
+            <w:r/>
+            <w:r>
+              <w:rPr>
+                <w:b/>
+              </w:rPr>
+              <w:t>+3.50</w:t>
+            </w:r>
+          </w:p>
+        </w:tc>
+        <w:tc>
+          <w:tcPr>
+            <w:tcW w:type="dxa" w:w="1440"/>
+            <w:shd w:fill="F8FAFC"/>
+            <w:tcMar>
+              <w:top w:w="100" w:type="dxa"/>
+              <w:bottom w:w="100" w:type="dxa"/>
+              <w:left w:w="120" w:type="dxa"/>
+              <w:right w:w="120" w:type="dxa"/>
+            </w:tcMar>
+            <w:tcBorders>
+              <w:top w:val="single" w:sz="4" w:space="0" w:color="CCCCCC"/>
+              <w:bottom w:val="single" w:sz="4" w:space="0" w:color="CCCCCC"/>
+              <w:left w:val="single" w:sz="4" w:space="0" w:color="CCCCCC"/>
+              <w:right w:val="single" w:sz="4" w:space="0" w:color="CCCCCC"/>
+            </w:tcBorders>
+          </w:tcPr>
+          <w:p>
+            <w:pPr>
+              <w:spacing w:before="60" w:after="60" w:line="252" w:lineRule="auto"/>
+              <w:jc w:val="left"/>
+            </w:pPr>
+            <w:r/>
+            <w:r>
+              <w:t>BULL</w:t>
+            </w:r>
+          </w:p>
+        </w:tc>
+      </w:tr>
+      <w:tr>
+        <w:tc>
+          <w:tcPr>
+            <w:tcW w:type="dxa" w:w="1584"/>
+            <w:shd w:fill="FFFFFF"/>
+            <w:tcMar>
+              <w:top w:w="100" w:type="dxa"/>
+              <w:bottom w:w="100" w:type="dxa"/>
+              <w:left w:w="120" w:type="dxa"/>
+              <w:right w:w="120" w:type="dxa"/>
+            </w:tcMar>
+            <w:tcBorders>
+              <w:top w:val="single" w:sz="4" w:space="0" w:color="CCCCCC"/>
+              <w:bottom w:val="single" w:sz="4" w:space="0" w:color="CCCCCC"/>
+              <w:left w:val="single" w:sz="4" w:space="0" w:color="CCCCCC"/>
+              <w:right w:val="single" w:sz="4" w:space="0" w:color="CCCCCC"/>
+            </w:tcBorders>
+          </w:tcPr>
+          <w:p>
+            <w:pPr>
+              <w:spacing w:before="60" w:after="60" w:line="252" w:lineRule="auto"/>
+              <w:jc w:val="left"/>
+            </w:pPr>
+            <w:r/>
+            <w:r>
+              <w:rPr>
+                <w:b/>
+              </w:rPr>
+              <w:t>Thu 27/08</w:t>
+            </w:r>
+          </w:p>
+        </w:tc>
+        <w:tc>
+          <w:tcPr>
+            <w:tcW w:type="dxa" w:w="864"/>
+            <w:shd w:fill="FFFFFF"/>
+            <w:tcMar>
+              <w:top w:w="100" w:type="dxa"/>
+              <w:bottom w:w="100" w:type="dxa"/>
+              <w:left w:w="120" w:type="dxa"/>
+              <w:right w:w="120" w:type="dxa"/>
+            </w:tcMar>
+            <w:tcBorders>
+              <w:top w:val="single" w:sz="4" w:space="0" w:color="CCCCCC"/>
+              <w:bottom w:val="single" w:sz="4" w:space="0" w:color="CCCCCC"/>
+              <w:left w:val="single" w:sz="4" w:space="0" w:color="CCCCCC"/>
+              <w:right w:val="single" w:sz="4" w:space="0" w:color="CCCCCC"/>
+            </w:tcBorders>
+          </w:tcPr>
+          <w:p>
+            <w:pPr>
+              <w:spacing w:before="60" w:after="60" w:line="252" w:lineRule="auto"/>
+              <w:jc w:val="left"/>
+            </w:pPr>
+            <w:r/>
+            <w:r>
+              <w:t>NY Close 23-01</w:t>
+            </w:r>
+          </w:p>
+        </w:tc>
+        <w:tc>
+          <w:tcPr>
+            <w:tcW w:type="dxa" w:w="1440"/>
+            <w:shd w:fill="FFFFFF"/>
+            <w:tcMar>
+              <w:top w:w="100" w:type="dxa"/>
+              <w:bottom w:w="100" w:type="dxa"/>
+              <w:left w:w="120" w:type="dxa"/>
+              <w:right w:w="120" w:type="dxa"/>
+            </w:tcMar>
+            <w:tcBorders>
+              <w:top w:val="single" w:sz="4" w:space="0" w:color="CCCCCC"/>
+              <w:bottom w:val="single" w:sz="4" w:space="0" w:color="CCCCCC"/>
+              <w:left w:val="single" w:sz="4" w:space="0" w:color="CCCCCC"/>
+              <w:right w:val="single" w:sz="4" w:space="0" w:color="CCCCCC"/>
+            </w:tcBorders>
+          </w:tcPr>
+          <w:p>
+            <w:pPr>
+              <w:spacing w:before="60" w:after="60" w:line="252" w:lineRule="auto"/>
+              <w:jc w:val="left"/>
+            </w:pPr>
+            <w:r/>
+            <w:r>
+              <w:t>728.50</w:t>
+            </w:r>
+          </w:p>
+        </w:tc>
+        <w:tc>
+          <w:tcPr>
+            <w:tcW w:type="dxa" w:w="2016"/>
+            <w:shd w:fill="FFFFFF"/>
+            <w:tcMar>
+              <w:top w:w="100" w:type="dxa"/>
+              <w:bottom w:w="100" w:type="dxa"/>
+              <w:left w:w="120" w:type="dxa"/>
+              <w:right w:w="120" w:type="dxa"/>
+            </w:tcMar>
+            <w:tcBorders>
+              <w:top w:val="single" w:sz="4" w:space="0" w:color="CCCCCC"/>
+              <w:bottom w:val="single" w:sz="4" w:space="0" w:color="CCCCCC"/>
+              <w:left w:val="single" w:sz="4" w:space="0" w:color="CCCCCC"/>
+              <w:right w:val="single" w:sz="4" w:space="0" w:color="CCCCCC"/>
+            </w:tcBorders>
+          </w:tcPr>
+          <w:p>
+            <w:pPr>
+              <w:spacing w:before="60" w:after="60" w:line="252" w:lineRule="auto"/>
+              <w:jc w:val="left"/>
+            </w:pPr>
+            <w:r/>
+            <w:r>
+              <w:t>734.00</w:t>
+            </w:r>
+          </w:p>
+        </w:tc>
+        <w:tc>
+          <w:tcPr>
+            <w:tcW w:type="dxa" w:w="1152"/>
+            <w:shd w:fill="FFFFFF"/>
+            <w:tcMar>
+              <w:top w:w="100" w:type="dxa"/>
+              <w:bottom w:w="100" w:type="dxa"/>
+              <w:left w:w="120" w:type="dxa"/>
+              <w:right w:w="120" w:type="dxa"/>
+            </w:tcMar>
+            <w:tcBorders>
+              <w:top w:val="single" w:sz="4" w:space="0" w:color="CCCCCC"/>
+              <w:bottom w:val="single" w:sz="4" w:space="0" w:color="CCCCCC"/>
+              <w:left w:val="single" w:sz="4" w:space="0" w:color="CCCCCC"/>
+              <w:right w:val="single" w:sz="4" w:space="0" w:color="CCCCCC"/>
+            </w:tcBorders>
+          </w:tcPr>
+          <w:p>
+            <w:pPr>
+              <w:spacing w:before="60" w:after="60" w:line="252" w:lineRule="auto"/>
+              <w:jc w:val="left"/>
+            </w:pPr>
+            <w:r/>
+            <w:r>
+              <w:t>720.75</w:t>
+            </w:r>
+          </w:p>
+        </w:tc>
+        <w:tc>
+          <w:tcPr>
+            <w:tcW w:type="dxa" w:w="1728"/>
+            <w:shd w:fill="FFFFFF"/>
+            <w:tcMar>
+              <w:top w:w="100" w:type="dxa"/>
+              <w:bottom w:w="100" w:type="dxa"/>
+              <w:left w:w="120" w:type="dxa"/>
+              <w:right w:w="120" w:type="dxa"/>
+            </w:tcMar>
+            <w:tcBorders>
+              <w:top w:val="single" w:sz="4" w:space="0" w:color="CCCCCC"/>
+              <w:bottom w:val="single" w:sz="4" w:space="0" w:color="CCCCCC"/>
+              <w:left w:val="single" w:sz="4" w:space="0" w:color="CCCCCC"/>
+              <w:right w:val="single" w:sz="4" w:space="0" w:color="CCCCCC"/>
+            </w:tcBorders>
+          </w:tcPr>
+          <w:p>
+            <w:pPr>
+              <w:spacing w:before="60" w:after="60" w:line="252" w:lineRule="auto"/>
+              <w:jc w:val="left"/>
+            </w:pPr>
+            <w:r/>
+            <w:r>
+              <w:rPr>
+                <w:b/>
+              </w:rPr>
+              <w:t>729.25</w:t>
+            </w:r>
+          </w:p>
+        </w:tc>
+        <w:tc>
+          <w:tcPr>
+            <w:tcW w:type="dxa" w:w="3456"/>
+            <w:shd w:fill="FFFFFF"/>
+            <w:tcMar>
+              <w:top w:w="100" w:type="dxa"/>
+              <w:bottom w:w="100" w:type="dxa"/>
+              <w:left w:w="120" w:type="dxa"/>
+              <w:right w:w="120" w:type="dxa"/>
+            </w:tcMar>
+            <w:tcBorders>
+              <w:top w:val="single" w:sz="4" w:space="0" w:color="CCCCCC"/>
+              <w:bottom w:val="single" w:sz="4" w:space="0" w:color="CCCCCC"/>
+              <w:left w:val="single" w:sz="4" w:space="0" w:color="CCCCCC"/>
+              <w:right w:val="single" w:sz="4" w:space="0" w:color="CCCCCC"/>
+            </w:tcBorders>
+          </w:tcPr>
+          <w:p>
+            <w:pPr>
+              <w:spacing w:before="60" w:after="60" w:line="252" w:lineRule="auto"/>
+              <w:jc w:val="left"/>
+            </w:pPr>
+            <w:r/>
+            <w:r>
+              <w:rPr>
+                <w:b/>
+              </w:rPr>
+              <w:t>+0.75</w:t>
+            </w:r>
+          </w:p>
+        </w:tc>
+        <w:tc>
+          <w:tcPr>
+            <w:tcW w:type="dxa" w:w="1440"/>
+            <w:shd w:fill="FFFFFF"/>
+            <w:tcMar>
+              <w:top w:w="100" w:type="dxa"/>
+              <w:bottom w:w="100" w:type="dxa"/>
+              <w:left w:w="120" w:type="dxa"/>
+              <w:right w:w="120" w:type="dxa"/>
+            </w:tcMar>
+            <w:tcBorders>
+              <w:top w:val="single" w:sz="4" w:space="0" w:color="CCCCCC"/>
+              <w:bottom w:val="single" w:sz="4" w:space="0" w:color="CCCCCC"/>
+              <w:left w:val="single" w:sz="4" w:space="0" w:color="CCCCCC"/>
+              <w:right w:val="single" w:sz="4" w:space="0" w:color="CCCCCC"/>
+            </w:tcBorders>
+          </w:tcPr>
+          <w:p>
+            <w:pPr>
+              <w:spacing w:before="60" w:after="60" w:line="252" w:lineRule="auto"/>
+              <w:jc w:val="left"/>
+            </w:pPr>
+            <w:r/>
+            <w:r>
+              <w:t>BULL</w:t>
+            </w:r>
+          </w:p>
+        </w:tc>
+      </w:tr>
+      <w:tr>
+        <w:tc>
+          <w:tcPr>
+            <w:tcW w:type="dxa" w:w="1584"/>
+            <w:shd w:fill="F8FAFC"/>
+            <w:tcMar>
+              <w:top w:w="100" w:type="dxa"/>
+              <w:bottom w:w="100" w:type="dxa"/>
+              <w:left w:w="120" w:type="dxa"/>
+              <w:right w:w="120" w:type="dxa"/>
+            </w:tcMar>
+            <w:tcBorders>
+              <w:top w:val="single" w:sz="4" w:space="0" w:color="CCCCCC"/>
+              <w:bottom w:val="single" w:sz="4" w:space="0" w:color="CCCCCC"/>
+              <w:left w:val="single" w:sz="4" w:space="0" w:color="CCCCCC"/>
+              <w:right w:val="single" w:sz="4" w:space="0" w:color="CCCCCC"/>
+            </w:tcBorders>
+          </w:tcPr>
+          <w:p>
+            <w:pPr>
+              <w:spacing w:before="60" w:after="60" w:line="252" w:lineRule="auto"/>
+              <w:jc w:val="left"/>
+            </w:pPr>
+            <w:r/>
+            <w:r>
+              <w:rPr>
+                <w:b/>
+              </w:rPr>
+              <w:t>Fri 28/08</w:t>
+            </w:r>
+          </w:p>
+        </w:tc>
+        <w:tc>
+          <w:tcPr>
+            <w:tcW w:type="dxa" w:w="864"/>
+            <w:shd w:fill="F8FAFC"/>
+            <w:tcMar>
+              <w:top w:w="100" w:type="dxa"/>
+              <w:bottom w:w="100" w:type="dxa"/>
+              <w:left w:w="120" w:type="dxa"/>
+              <w:right w:w="120" w:type="dxa"/>
+            </w:tcMar>
+            <w:tcBorders>
+              <w:top w:val="single" w:sz="4" w:space="0" w:color="CCCCCC"/>
+              <w:bottom w:val="single" w:sz="4" w:space="0" w:color="CCCCCC"/>
+              <w:left w:val="single" w:sz="4" w:space="0" w:color="CCCCCC"/>
+              <w:right w:val="single" w:sz="4" w:space="0" w:color="CCCCCC"/>
+            </w:tcBorders>
+          </w:tcPr>
+          <w:p>
+            <w:pPr>
+              <w:spacing w:before="60" w:after="60" w:line="252" w:lineRule="auto"/>
+              <w:jc w:val="left"/>
+            </w:pPr>
+            <w:r/>
+            <w:r>
+              <w:t>Asia 07-11</w:t>
+            </w:r>
+          </w:p>
+        </w:tc>
+        <w:tc>
+          <w:tcPr>
+            <w:tcW w:type="dxa" w:w="1440"/>
+            <w:shd w:fill="F8FAFC"/>
+            <w:tcMar>
+              <w:top w:w="100" w:type="dxa"/>
+              <w:bottom w:w="100" w:type="dxa"/>
+              <w:left w:w="120" w:type="dxa"/>
+              <w:right w:w="120" w:type="dxa"/>
+            </w:tcMar>
+            <w:tcBorders>
+              <w:top w:val="single" w:sz="4" w:space="0" w:color="CCCCCC"/>
+              <w:bottom w:val="single" w:sz="4" w:space="0" w:color="CCCCCC"/>
+              <w:left w:val="single" w:sz="4" w:space="0" w:color="CCCCCC"/>
+              <w:right w:val="single" w:sz="4" w:space="0" w:color="CCCCCC"/>
+            </w:tcBorders>
+          </w:tcPr>
+          <w:p>
+            <w:pPr>
+              <w:spacing w:before="60" w:after="60" w:line="252" w:lineRule="auto"/>
+              <w:jc w:val="left"/>
+            </w:pPr>
+            <w:r/>
+            <w:r>
+              <w:t>729.25</w:t>
+            </w:r>
+          </w:p>
+        </w:tc>
+        <w:tc>
+          <w:tcPr>
+            <w:tcW w:type="dxa" w:w="2016"/>
+            <w:shd w:fill="F8FAFC"/>
+            <w:tcMar>
+              <w:top w:w="100" w:type="dxa"/>
+              <w:bottom w:w="100" w:type="dxa"/>
+              <w:left w:w="120" w:type="dxa"/>
+              <w:right w:w="120" w:type="dxa"/>
+            </w:tcMar>
+            <w:tcBorders>
+              <w:top w:val="single" w:sz="4" w:space="0" w:color="CCCCCC"/>
+              <w:bottom w:val="single" w:sz="4" w:space="0" w:color="CCCCCC"/>
+              <w:left w:val="single" w:sz="4" w:space="0" w:color="CCCCCC"/>
+              <w:right w:val="single" w:sz="4" w:space="0" w:color="CCCCCC"/>
+            </w:tcBorders>
+          </w:tcPr>
+          <w:p>
+            <w:pPr>
+              <w:spacing w:before="60" w:after="60" w:line="252" w:lineRule="auto"/>
+              <w:jc w:val="left"/>
+            </w:pPr>
+            <w:r/>
+            <w:r>
+              <w:t>738.50</w:t>
+            </w:r>
+          </w:p>
+        </w:tc>
+        <w:tc>
+          <w:tcPr>
+            <w:tcW w:type="dxa" w:w="1152"/>
+            <w:shd w:fill="F8FAFC"/>
+            <w:tcMar>
+              <w:top w:w="100" w:type="dxa"/>
+              <w:bottom w:w="100" w:type="dxa"/>
+              <w:left w:w="120" w:type="dxa"/>
+              <w:right w:w="120" w:type="dxa"/>
+            </w:tcMar>
+            <w:tcBorders>
+              <w:top w:val="single" w:sz="4" w:space="0" w:color="CCCCCC"/>
+              <w:bottom w:val="single" w:sz="4" w:space="0" w:color="CCCCCC"/>
+              <w:left w:val="single" w:sz="4" w:space="0" w:color="CCCCCC"/>
+              <w:right w:val="single" w:sz="4" w:space="0" w:color="CCCCCC"/>
+            </w:tcBorders>
+          </w:tcPr>
+          <w:p>
+            <w:pPr>
+              <w:spacing w:before="60" w:after="60" w:line="252" w:lineRule="auto"/>
+              <w:jc w:val="left"/>
+            </w:pPr>
+            <w:r/>
+            <w:r>
+              <w:t>722.75</w:t>
+            </w:r>
+          </w:p>
+        </w:tc>
+        <w:tc>
+          <w:tcPr>
+            <w:tcW w:type="dxa" w:w="1728"/>
+            <w:shd w:fill="F8FAFC"/>
+            <w:tcMar>
+              <w:top w:w="100" w:type="dxa"/>
+              <w:bottom w:w="100" w:type="dxa"/>
+              <w:left w:w="120" w:type="dxa"/>
+              <w:right w:w="120" w:type="dxa"/>
+            </w:tcMar>
+            <w:tcBorders>
+              <w:top w:val="single" w:sz="4" w:space="0" w:color="CCCCCC"/>
+              <w:bottom w:val="single" w:sz="4" w:space="0" w:color="CCCCCC"/>
+              <w:left w:val="single" w:sz="4" w:space="0" w:color="CCCCCC"/>
+              <w:right w:val="single" w:sz="4" w:space="0" w:color="CCCCCC"/>
+            </w:tcBorders>
+          </w:tcPr>
+          <w:p>
+            <w:pPr>
+              <w:spacing w:before="60" w:after="60" w:line="252" w:lineRule="auto"/>
+              <w:jc w:val="left"/>
+            </w:pPr>
+            <w:r/>
+            <w:r>
+              <w:rPr>
+                <w:b/>
+              </w:rPr>
+              <w:t>728.50</w:t>
+            </w:r>
+          </w:p>
+        </w:tc>
+        <w:tc>
+          <w:tcPr>
+            <w:tcW w:type="dxa" w:w="3456"/>
+            <w:shd w:fill="F8FAFC"/>
             <w:tcMar>
               <w:top w:w="100" w:type="dxa"/>
               <w:bottom w:w="100" w:type="dxa"/>
@@ -27508,7 +30093,7 @@
         <w:tc>
           <w:tcPr>
             <w:tcW w:type="dxa" w:w="1440"/>
-            <w:shd w:fill="FFFFFF"/>
+            <w:shd w:fill="F8FAFC"/>
             <w:tcMar>
               <w:top w:w="100" w:type="dxa"/>
               <w:bottom w:w="100" w:type="dxa"/>
@@ -27538,7 +30123,7 @@
         <w:tc>
           <w:tcPr>
             <w:tcW w:type="dxa" w:w="1584"/>
-            <w:shd w:fill="F8FAFC"/>
+            <w:shd w:fill="FFFFFF"/>
             <w:tcMar>
               <w:top w:w="100" w:type="dxa"/>
               <w:bottom w:w="100" w:type="dxa"/>
@@ -27562,126 +30147,126 @@
               <w:rPr>
                 <w:b/>
               </w:rPr>
-              <w:t>Wed 26/08</w:t>
+              <w:t>Fri 28/08</w:t>
             </w:r>
           </w:p>
         </w:tc>
         <w:tc>
           <w:tcPr>
             <w:tcW w:type="dxa" w:w="864"/>
-            <w:shd w:fill="F8FAFC"/>
-            <w:tcMar>
-              <w:top w:w="100" w:type="dxa"/>
-              <w:bottom w:w="100" w:type="dxa"/>
-              <w:left w:w="120" w:type="dxa"/>
-              <w:right w:w="120" w:type="dxa"/>
-            </w:tcMar>
-            <w:tcBorders>
-              <w:top w:val="single" w:sz="4" w:space="0" w:color="CCCCCC"/>
-              <w:bottom w:val="single" w:sz="4" w:space="0" w:color="CCCCCC"/>
-              <w:left w:val="single" w:sz="4" w:space="0" w:color="CCCCCC"/>
-              <w:right w:val="single" w:sz="4" w:space="0" w:color="CCCCCC"/>
-            </w:tcBorders>
-          </w:tcPr>
-          <w:p>
-            <w:pPr>
-              <w:spacing w:before="60" w:after="60" w:line="252" w:lineRule="auto"/>
-              <w:jc w:val="left"/>
-            </w:pPr>
-            <w:r/>
-            <w:r>
-              <w:t>London 15-19</w:t>
+            <w:shd w:fill="FFFFFF"/>
+            <w:tcMar>
+              <w:top w:w="100" w:type="dxa"/>
+              <w:bottom w:w="100" w:type="dxa"/>
+              <w:left w:w="120" w:type="dxa"/>
+              <w:right w:w="120" w:type="dxa"/>
+            </w:tcMar>
+            <w:tcBorders>
+              <w:top w:val="single" w:sz="4" w:space="0" w:color="CCCCCC"/>
+              <w:bottom w:val="single" w:sz="4" w:space="0" w:color="CCCCCC"/>
+              <w:left w:val="single" w:sz="4" w:space="0" w:color="CCCCCC"/>
+              <w:right w:val="single" w:sz="4" w:space="0" w:color="CCCCCC"/>
+            </w:tcBorders>
+          </w:tcPr>
+          <w:p>
+            <w:pPr>
+              <w:spacing w:before="60" w:after="60" w:line="252" w:lineRule="auto"/>
+              <w:jc w:val="left"/>
+            </w:pPr>
+            <w:r/>
+            <w:r>
+              <w:t>Asia 11-15</w:t>
             </w:r>
           </w:p>
         </w:tc>
         <w:tc>
           <w:tcPr>
             <w:tcW w:type="dxa" w:w="1440"/>
-            <w:shd w:fill="F8FAFC"/>
-            <w:tcMar>
-              <w:top w:w="100" w:type="dxa"/>
-              <w:bottom w:w="100" w:type="dxa"/>
-              <w:left w:w="120" w:type="dxa"/>
-              <w:right w:w="120" w:type="dxa"/>
-            </w:tcMar>
-            <w:tcBorders>
-              <w:top w:val="single" w:sz="4" w:space="0" w:color="CCCCCC"/>
-              <w:bottom w:val="single" w:sz="4" w:space="0" w:color="CCCCCC"/>
-              <w:left w:val="single" w:sz="4" w:space="0" w:color="CCCCCC"/>
-              <w:right w:val="single" w:sz="4" w:space="0" w:color="CCCCCC"/>
-            </w:tcBorders>
-          </w:tcPr>
-          <w:p>
-            <w:pPr>
-              <w:spacing w:before="60" w:after="60" w:line="252" w:lineRule="auto"/>
-              <w:jc w:val="left"/>
-            </w:pPr>
-            <w:r/>
-            <w:r>
-              <w:t>722.75</w:t>
+            <w:shd w:fill="FFFFFF"/>
+            <w:tcMar>
+              <w:top w:w="100" w:type="dxa"/>
+              <w:bottom w:w="100" w:type="dxa"/>
+              <w:left w:w="120" w:type="dxa"/>
+              <w:right w:w="120" w:type="dxa"/>
+            </w:tcMar>
+            <w:tcBorders>
+              <w:top w:val="single" w:sz="4" w:space="0" w:color="CCCCCC"/>
+              <w:bottom w:val="single" w:sz="4" w:space="0" w:color="CCCCCC"/>
+              <w:left w:val="single" w:sz="4" w:space="0" w:color="CCCCCC"/>
+              <w:right w:val="single" w:sz="4" w:space="0" w:color="CCCCCC"/>
+            </w:tcBorders>
+          </w:tcPr>
+          <w:p>
+            <w:pPr>
+              <w:spacing w:before="60" w:after="60" w:line="252" w:lineRule="auto"/>
+              <w:jc w:val="left"/>
+            </w:pPr>
+            <w:r/>
+            <w:r>
+              <w:t>728.50</w:t>
             </w:r>
           </w:p>
         </w:tc>
         <w:tc>
           <w:tcPr>
             <w:tcW w:type="dxa" w:w="2016"/>
-            <w:shd w:fill="F8FAFC"/>
-            <w:tcMar>
-              <w:top w:w="100" w:type="dxa"/>
-              <w:bottom w:w="100" w:type="dxa"/>
-              <w:left w:w="120" w:type="dxa"/>
-              <w:right w:w="120" w:type="dxa"/>
-            </w:tcMar>
-            <w:tcBorders>
-              <w:top w:val="single" w:sz="4" w:space="0" w:color="CCCCCC"/>
-              <w:bottom w:val="single" w:sz="4" w:space="0" w:color="CCCCCC"/>
-              <w:left w:val="single" w:sz="4" w:space="0" w:color="CCCCCC"/>
-              <w:right w:val="single" w:sz="4" w:space="0" w:color="CCCCCC"/>
-            </w:tcBorders>
-          </w:tcPr>
-          <w:p>
-            <w:pPr>
-              <w:spacing w:before="60" w:after="60" w:line="252" w:lineRule="auto"/>
-              <w:jc w:val="left"/>
-            </w:pPr>
-            <w:r/>
-            <w:r>
-              <w:t>736.25</w:t>
+            <w:shd w:fill="FFFFFF"/>
+            <w:tcMar>
+              <w:top w:w="100" w:type="dxa"/>
+              <w:bottom w:w="100" w:type="dxa"/>
+              <w:left w:w="120" w:type="dxa"/>
+              <w:right w:w="120" w:type="dxa"/>
+            </w:tcMar>
+            <w:tcBorders>
+              <w:top w:val="single" w:sz="4" w:space="0" w:color="CCCCCC"/>
+              <w:bottom w:val="single" w:sz="4" w:space="0" w:color="CCCCCC"/>
+              <w:left w:val="single" w:sz="4" w:space="0" w:color="CCCCCC"/>
+              <w:right w:val="single" w:sz="4" w:space="0" w:color="CCCCCC"/>
+            </w:tcBorders>
+          </w:tcPr>
+          <w:p>
+            <w:pPr>
+              <w:spacing w:before="60" w:after="60" w:line="252" w:lineRule="auto"/>
+              <w:jc w:val="left"/>
+            </w:pPr>
+            <w:r/>
+            <w:r>
+              <w:t>736.00</w:t>
             </w:r>
           </w:p>
         </w:tc>
         <w:tc>
           <w:tcPr>
             <w:tcW w:type="dxa" w:w="1152"/>
-            <w:shd w:fill="F8FAFC"/>
-            <w:tcMar>
-              <w:top w:w="100" w:type="dxa"/>
-              <w:bottom w:w="100" w:type="dxa"/>
-              <w:left w:w="120" w:type="dxa"/>
-              <w:right w:w="120" w:type="dxa"/>
-            </w:tcMar>
-            <w:tcBorders>
-              <w:top w:val="single" w:sz="4" w:space="0" w:color="CCCCCC"/>
-              <w:bottom w:val="single" w:sz="4" w:space="0" w:color="CCCCCC"/>
-              <w:left w:val="single" w:sz="4" w:space="0" w:color="CCCCCC"/>
-              <w:right w:val="single" w:sz="4" w:space="0" w:color="CCCCCC"/>
-            </w:tcBorders>
-          </w:tcPr>
-          <w:p>
-            <w:pPr>
-              <w:spacing w:before="60" w:after="60" w:line="252" w:lineRule="auto"/>
-              <w:jc w:val="left"/>
-            </w:pPr>
-            <w:r/>
-            <w:r>
-              <w:t>709.75</w:t>
+            <w:shd w:fill="FFFFFF"/>
+            <w:tcMar>
+              <w:top w:w="100" w:type="dxa"/>
+              <w:bottom w:w="100" w:type="dxa"/>
+              <w:left w:w="120" w:type="dxa"/>
+              <w:right w:w="120" w:type="dxa"/>
+            </w:tcMar>
+            <w:tcBorders>
+              <w:top w:val="single" w:sz="4" w:space="0" w:color="CCCCCC"/>
+              <w:bottom w:val="single" w:sz="4" w:space="0" w:color="CCCCCC"/>
+              <w:left w:val="single" w:sz="4" w:space="0" w:color="CCCCCC"/>
+              <w:right w:val="single" w:sz="4" w:space="0" w:color="CCCCCC"/>
+            </w:tcBorders>
+          </w:tcPr>
+          <w:p>
+            <w:pPr>
+              <w:spacing w:before="60" w:after="60" w:line="252" w:lineRule="auto"/>
+              <w:jc w:val="left"/>
+            </w:pPr>
+            <w:r/>
+            <w:r>
+              <w:t>722.50</w:t>
             </w:r>
           </w:p>
         </w:tc>
         <w:tc>
           <w:tcPr>
             <w:tcW w:type="dxa" w:w="1728"/>
-            <w:shd w:fill="F8FAFC"/>
+            <w:shd w:fill="FFFFFF"/>
             <w:tcMar>
               <w:top w:w="100" w:type="dxa"/>
               <w:bottom w:w="100" w:type="dxa"/>
@@ -27705,7 +30290,712 @@
               <w:rPr>
                 <w:b/>
               </w:rPr>
-              <w:t>724.50</w:t>
+              <w:t>727.50</w:t>
+            </w:r>
+          </w:p>
+        </w:tc>
+        <w:tc>
+          <w:tcPr>
+            <w:tcW w:type="dxa" w:w="3456"/>
+            <w:shd w:fill="FFFFFF"/>
+            <w:tcMar>
+              <w:top w:w="100" w:type="dxa"/>
+              <w:bottom w:w="100" w:type="dxa"/>
+              <w:left w:w="120" w:type="dxa"/>
+              <w:right w:w="120" w:type="dxa"/>
+            </w:tcMar>
+            <w:tcBorders>
+              <w:top w:val="single" w:sz="4" w:space="0" w:color="CCCCCC"/>
+              <w:bottom w:val="single" w:sz="4" w:space="0" w:color="CCCCCC"/>
+              <w:left w:val="single" w:sz="4" w:space="0" w:color="CCCCCC"/>
+              <w:right w:val="single" w:sz="4" w:space="0" w:color="CCCCCC"/>
+            </w:tcBorders>
+          </w:tcPr>
+          <w:p>
+            <w:pPr>
+              <w:spacing w:before="60" w:after="60" w:line="252" w:lineRule="auto"/>
+              <w:jc w:val="left"/>
+            </w:pPr>
+            <w:r/>
+            <w:r>
+              <w:rPr>
+                <w:b/>
+              </w:rPr>
+              <w:t>-1.00</w:t>
+            </w:r>
+          </w:p>
+        </w:tc>
+        <w:tc>
+          <w:tcPr>
+            <w:tcW w:type="dxa" w:w="1440"/>
+            <w:shd w:fill="FFFFFF"/>
+            <w:tcMar>
+              <w:top w:w="100" w:type="dxa"/>
+              <w:bottom w:w="100" w:type="dxa"/>
+              <w:left w:w="120" w:type="dxa"/>
+              <w:right w:w="120" w:type="dxa"/>
+            </w:tcMar>
+            <w:tcBorders>
+              <w:top w:val="single" w:sz="4" w:space="0" w:color="CCCCCC"/>
+              <w:bottom w:val="single" w:sz="4" w:space="0" w:color="CCCCCC"/>
+              <w:left w:val="single" w:sz="4" w:space="0" w:color="CCCCCC"/>
+              <w:right w:val="single" w:sz="4" w:space="0" w:color="CCCCCC"/>
+            </w:tcBorders>
+          </w:tcPr>
+          <w:p>
+            <w:pPr>
+              <w:spacing w:before="60" w:after="60" w:line="252" w:lineRule="auto"/>
+              <w:jc w:val="left"/>
+            </w:pPr>
+            <w:r/>
+            <w:r>
+              <w:t>BEAR</w:t>
+            </w:r>
+          </w:p>
+        </w:tc>
+      </w:tr>
+      <w:tr>
+        <w:tc>
+          <w:tcPr>
+            <w:tcW w:type="dxa" w:w="1584"/>
+            <w:shd w:fill="F8FAFC"/>
+            <w:tcMar>
+              <w:top w:w="100" w:type="dxa"/>
+              <w:bottom w:w="100" w:type="dxa"/>
+              <w:left w:w="120" w:type="dxa"/>
+              <w:right w:w="120" w:type="dxa"/>
+            </w:tcMar>
+            <w:tcBorders>
+              <w:top w:val="single" w:sz="4" w:space="0" w:color="CCCCCC"/>
+              <w:bottom w:val="single" w:sz="4" w:space="0" w:color="CCCCCC"/>
+              <w:left w:val="single" w:sz="4" w:space="0" w:color="CCCCCC"/>
+              <w:right w:val="single" w:sz="4" w:space="0" w:color="CCCCCC"/>
+            </w:tcBorders>
+          </w:tcPr>
+          <w:p>
+            <w:pPr>
+              <w:spacing w:before="60" w:after="60" w:line="252" w:lineRule="auto"/>
+              <w:jc w:val="left"/>
+            </w:pPr>
+            <w:r/>
+            <w:r>
+              <w:rPr>
+                <w:b/>
+              </w:rPr>
+              <w:t>Fri 28/08</w:t>
+            </w:r>
+          </w:p>
+        </w:tc>
+        <w:tc>
+          <w:tcPr>
+            <w:tcW w:type="dxa" w:w="864"/>
+            <w:shd w:fill="F8FAFC"/>
+            <w:tcMar>
+              <w:top w:w="100" w:type="dxa"/>
+              <w:bottom w:w="100" w:type="dxa"/>
+              <w:left w:w="120" w:type="dxa"/>
+              <w:right w:w="120" w:type="dxa"/>
+            </w:tcMar>
+            <w:tcBorders>
+              <w:top w:val="single" w:sz="4" w:space="0" w:color="CCCCCC"/>
+              <w:bottom w:val="single" w:sz="4" w:space="0" w:color="CCCCCC"/>
+              <w:left w:val="single" w:sz="4" w:space="0" w:color="CCCCCC"/>
+              <w:right w:val="single" w:sz="4" w:space="0" w:color="CCCCCC"/>
+            </w:tcBorders>
+          </w:tcPr>
+          <w:p>
+            <w:pPr>
+              <w:spacing w:before="60" w:after="60" w:line="252" w:lineRule="auto"/>
+              <w:jc w:val="left"/>
+            </w:pPr>
+            <w:r/>
+            <w:r>
+              <w:t>London 15-19</w:t>
+            </w:r>
+          </w:p>
+        </w:tc>
+        <w:tc>
+          <w:tcPr>
+            <w:tcW w:type="dxa" w:w="1440"/>
+            <w:shd w:fill="F8FAFC"/>
+            <w:tcMar>
+              <w:top w:w="100" w:type="dxa"/>
+              <w:bottom w:w="100" w:type="dxa"/>
+              <w:left w:w="120" w:type="dxa"/>
+              <w:right w:w="120" w:type="dxa"/>
+            </w:tcMar>
+            <w:tcBorders>
+              <w:top w:val="single" w:sz="4" w:space="0" w:color="CCCCCC"/>
+              <w:bottom w:val="single" w:sz="4" w:space="0" w:color="CCCCCC"/>
+              <w:left w:val="single" w:sz="4" w:space="0" w:color="CCCCCC"/>
+              <w:right w:val="single" w:sz="4" w:space="0" w:color="CCCCCC"/>
+            </w:tcBorders>
+          </w:tcPr>
+          <w:p>
+            <w:pPr>
+              <w:spacing w:before="60" w:after="60" w:line="252" w:lineRule="auto"/>
+              <w:jc w:val="left"/>
+            </w:pPr>
+            <w:r/>
+            <w:r>
+              <w:t>727.50</w:t>
+            </w:r>
+          </w:p>
+        </w:tc>
+        <w:tc>
+          <w:tcPr>
+            <w:tcW w:type="dxa" w:w="2016"/>
+            <w:shd w:fill="F8FAFC"/>
+            <w:tcMar>
+              <w:top w:w="100" w:type="dxa"/>
+              <w:bottom w:w="100" w:type="dxa"/>
+              <w:left w:w="120" w:type="dxa"/>
+              <w:right w:w="120" w:type="dxa"/>
+            </w:tcMar>
+            <w:tcBorders>
+              <w:top w:val="single" w:sz="4" w:space="0" w:color="CCCCCC"/>
+              <w:bottom w:val="single" w:sz="4" w:space="0" w:color="CCCCCC"/>
+              <w:left w:val="single" w:sz="4" w:space="0" w:color="CCCCCC"/>
+              <w:right w:val="single" w:sz="4" w:space="0" w:color="CCCCCC"/>
+            </w:tcBorders>
+          </w:tcPr>
+          <w:p>
+            <w:pPr>
+              <w:spacing w:before="60" w:after="60" w:line="252" w:lineRule="auto"/>
+              <w:jc w:val="left"/>
+            </w:pPr>
+            <w:r/>
+            <w:r>
+              <w:t>734.50</w:t>
+            </w:r>
+          </w:p>
+        </w:tc>
+        <w:tc>
+          <w:tcPr>
+            <w:tcW w:type="dxa" w:w="1152"/>
+            <w:shd w:fill="F8FAFC"/>
+            <w:tcMar>
+              <w:top w:w="100" w:type="dxa"/>
+              <w:bottom w:w="100" w:type="dxa"/>
+              <w:left w:w="120" w:type="dxa"/>
+              <w:right w:w="120" w:type="dxa"/>
+            </w:tcMar>
+            <w:tcBorders>
+              <w:top w:val="single" w:sz="4" w:space="0" w:color="CCCCCC"/>
+              <w:bottom w:val="single" w:sz="4" w:space="0" w:color="CCCCCC"/>
+              <w:left w:val="single" w:sz="4" w:space="0" w:color="CCCCCC"/>
+              <w:right w:val="single" w:sz="4" w:space="0" w:color="CCCCCC"/>
+            </w:tcBorders>
+          </w:tcPr>
+          <w:p>
+            <w:pPr>
+              <w:spacing w:before="60" w:after="60" w:line="252" w:lineRule="auto"/>
+              <w:jc w:val="left"/>
+            </w:pPr>
+            <w:r/>
+            <w:r>
+              <w:t>714.00</w:t>
+            </w:r>
+          </w:p>
+        </w:tc>
+        <w:tc>
+          <w:tcPr>
+            <w:tcW w:type="dxa" w:w="1728"/>
+            <w:shd w:fill="F8FAFC"/>
+            <w:tcMar>
+              <w:top w:w="100" w:type="dxa"/>
+              <w:bottom w:w="100" w:type="dxa"/>
+              <w:left w:w="120" w:type="dxa"/>
+              <w:right w:w="120" w:type="dxa"/>
+            </w:tcMar>
+            <w:tcBorders>
+              <w:top w:val="single" w:sz="4" w:space="0" w:color="CCCCCC"/>
+              <w:bottom w:val="single" w:sz="4" w:space="0" w:color="CCCCCC"/>
+              <w:left w:val="single" w:sz="4" w:space="0" w:color="CCCCCC"/>
+              <w:right w:val="single" w:sz="4" w:space="0" w:color="CCCCCC"/>
+            </w:tcBorders>
+          </w:tcPr>
+          <w:p>
+            <w:pPr>
+              <w:spacing w:before="60" w:after="60" w:line="252" w:lineRule="auto"/>
+              <w:jc w:val="left"/>
+            </w:pPr>
+            <w:r/>
+            <w:r>
+              <w:rPr>
+                <w:b/>
+              </w:rPr>
+              <w:t>728.25</w:t>
+            </w:r>
+          </w:p>
+        </w:tc>
+        <w:tc>
+          <w:tcPr>
+            <w:tcW w:type="dxa" w:w="3456"/>
+            <w:shd w:fill="F8FAFC"/>
+            <w:tcMar>
+              <w:top w:w="100" w:type="dxa"/>
+              <w:bottom w:w="100" w:type="dxa"/>
+              <w:left w:w="120" w:type="dxa"/>
+              <w:right w:w="120" w:type="dxa"/>
+            </w:tcMar>
+            <w:tcBorders>
+              <w:top w:val="single" w:sz="4" w:space="0" w:color="CCCCCC"/>
+              <w:bottom w:val="single" w:sz="4" w:space="0" w:color="CCCCCC"/>
+              <w:left w:val="single" w:sz="4" w:space="0" w:color="CCCCCC"/>
+              <w:right w:val="single" w:sz="4" w:space="0" w:color="CCCCCC"/>
+            </w:tcBorders>
+          </w:tcPr>
+          <w:p>
+            <w:pPr>
+              <w:spacing w:before="60" w:after="60" w:line="252" w:lineRule="auto"/>
+              <w:jc w:val="left"/>
+            </w:pPr>
+            <w:r/>
+            <w:r>
+              <w:rPr>
+                <w:b/>
+              </w:rPr>
+              <w:t>+0.75</w:t>
+            </w:r>
+          </w:p>
+        </w:tc>
+        <w:tc>
+          <w:tcPr>
+            <w:tcW w:type="dxa" w:w="1440"/>
+            <w:shd w:fill="F8FAFC"/>
+            <w:tcMar>
+              <w:top w:w="100" w:type="dxa"/>
+              <w:bottom w:w="100" w:type="dxa"/>
+              <w:left w:w="120" w:type="dxa"/>
+              <w:right w:w="120" w:type="dxa"/>
+            </w:tcMar>
+            <w:tcBorders>
+              <w:top w:val="single" w:sz="4" w:space="0" w:color="CCCCCC"/>
+              <w:bottom w:val="single" w:sz="4" w:space="0" w:color="CCCCCC"/>
+              <w:left w:val="single" w:sz="4" w:space="0" w:color="CCCCCC"/>
+              <w:right w:val="single" w:sz="4" w:space="0" w:color="CCCCCC"/>
+            </w:tcBorders>
+          </w:tcPr>
+          <w:p>
+            <w:pPr>
+              <w:spacing w:before="60" w:after="60" w:line="252" w:lineRule="auto"/>
+              <w:jc w:val="left"/>
+            </w:pPr>
+            <w:r/>
+            <w:r>
+              <w:t>BULL</w:t>
+            </w:r>
+          </w:p>
+        </w:tc>
+      </w:tr>
+      <w:tr>
+        <w:tc>
+          <w:tcPr>
+            <w:tcW w:type="dxa" w:w="1584"/>
+            <w:shd w:fill="FFFFFF"/>
+            <w:tcMar>
+              <w:top w:w="100" w:type="dxa"/>
+              <w:bottom w:w="100" w:type="dxa"/>
+              <w:left w:w="120" w:type="dxa"/>
+              <w:right w:w="120" w:type="dxa"/>
+            </w:tcMar>
+            <w:tcBorders>
+              <w:top w:val="single" w:sz="4" w:space="0" w:color="CCCCCC"/>
+              <w:bottom w:val="single" w:sz="4" w:space="0" w:color="CCCCCC"/>
+              <w:left w:val="single" w:sz="4" w:space="0" w:color="CCCCCC"/>
+              <w:right w:val="single" w:sz="4" w:space="0" w:color="CCCCCC"/>
+            </w:tcBorders>
+          </w:tcPr>
+          <w:p>
+            <w:pPr>
+              <w:spacing w:before="60" w:after="60" w:line="252" w:lineRule="auto"/>
+              <w:jc w:val="left"/>
+            </w:pPr>
+            <w:r/>
+            <w:r>
+              <w:rPr>
+                <w:b/>
+              </w:rPr>
+              <w:t>Fri 28/08</w:t>
+            </w:r>
+          </w:p>
+        </w:tc>
+        <w:tc>
+          <w:tcPr>
+            <w:tcW w:type="dxa" w:w="864"/>
+            <w:shd w:fill="FFFFFF"/>
+            <w:tcMar>
+              <w:top w:w="100" w:type="dxa"/>
+              <w:bottom w:w="100" w:type="dxa"/>
+              <w:left w:w="120" w:type="dxa"/>
+              <w:right w:w="120" w:type="dxa"/>
+            </w:tcMar>
+            <w:tcBorders>
+              <w:top w:val="single" w:sz="4" w:space="0" w:color="CCCCCC"/>
+              <w:bottom w:val="single" w:sz="4" w:space="0" w:color="CCCCCC"/>
+              <w:left w:val="single" w:sz="4" w:space="0" w:color="CCCCCC"/>
+              <w:right w:val="single" w:sz="4" w:space="0" w:color="CCCCCC"/>
+            </w:tcBorders>
+          </w:tcPr>
+          <w:p>
+            <w:pPr>
+              <w:spacing w:before="60" w:after="60" w:line="252" w:lineRule="auto"/>
+              <w:jc w:val="left"/>
+            </w:pPr>
+            <w:r/>
+            <w:r>
+              <w:t>Pre-NY 19-21</w:t>
+            </w:r>
+          </w:p>
+        </w:tc>
+        <w:tc>
+          <w:tcPr>
+            <w:tcW w:type="dxa" w:w="1440"/>
+            <w:shd w:fill="FFFFFF"/>
+            <w:tcMar>
+              <w:top w:w="100" w:type="dxa"/>
+              <w:bottom w:w="100" w:type="dxa"/>
+              <w:left w:w="120" w:type="dxa"/>
+              <w:right w:w="120" w:type="dxa"/>
+            </w:tcMar>
+            <w:tcBorders>
+              <w:top w:val="single" w:sz="4" w:space="0" w:color="CCCCCC"/>
+              <w:bottom w:val="single" w:sz="4" w:space="0" w:color="CCCCCC"/>
+              <w:left w:val="single" w:sz="4" w:space="0" w:color="CCCCCC"/>
+              <w:right w:val="single" w:sz="4" w:space="0" w:color="CCCCCC"/>
+            </w:tcBorders>
+          </w:tcPr>
+          <w:p>
+            <w:pPr>
+              <w:spacing w:before="60" w:after="60" w:line="252" w:lineRule="auto"/>
+              <w:jc w:val="left"/>
+            </w:pPr>
+            <w:r/>
+            <w:r>
+              <w:t>728.25</w:t>
+            </w:r>
+          </w:p>
+        </w:tc>
+        <w:tc>
+          <w:tcPr>
+            <w:tcW w:type="dxa" w:w="2016"/>
+            <w:shd w:fill="FFFFFF"/>
+            <w:tcMar>
+              <w:top w:w="100" w:type="dxa"/>
+              <w:bottom w:w="100" w:type="dxa"/>
+              <w:left w:w="120" w:type="dxa"/>
+              <w:right w:w="120" w:type="dxa"/>
+            </w:tcMar>
+            <w:tcBorders>
+              <w:top w:val="single" w:sz="4" w:space="0" w:color="CCCCCC"/>
+              <w:bottom w:val="single" w:sz="4" w:space="0" w:color="CCCCCC"/>
+              <w:left w:val="single" w:sz="4" w:space="0" w:color="CCCCCC"/>
+              <w:right w:val="single" w:sz="4" w:space="0" w:color="CCCCCC"/>
+            </w:tcBorders>
+          </w:tcPr>
+          <w:p>
+            <w:pPr>
+              <w:spacing w:before="60" w:after="60" w:line="252" w:lineRule="auto"/>
+              <w:jc w:val="left"/>
+            </w:pPr>
+            <w:r/>
+            <w:r>
+              <w:t>737.50</w:t>
+            </w:r>
+          </w:p>
+        </w:tc>
+        <w:tc>
+          <w:tcPr>
+            <w:tcW w:type="dxa" w:w="1152"/>
+            <w:shd w:fill="FFFFFF"/>
+            <w:tcMar>
+              <w:top w:w="100" w:type="dxa"/>
+              <w:bottom w:w="100" w:type="dxa"/>
+              <w:left w:w="120" w:type="dxa"/>
+              <w:right w:w="120" w:type="dxa"/>
+            </w:tcMar>
+            <w:tcBorders>
+              <w:top w:val="single" w:sz="4" w:space="0" w:color="CCCCCC"/>
+              <w:bottom w:val="single" w:sz="4" w:space="0" w:color="CCCCCC"/>
+              <w:left w:val="single" w:sz="4" w:space="0" w:color="CCCCCC"/>
+              <w:right w:val="single" w:sz="4" w:space="0" w:color="CCCCCC"/>
+            </w:tcBorders>
+          </w:tcPr>
+          <w:p>
+            <w:pPr>
+              <w:spacing w:before="60" w:after="60" w:line="252" w:lineRule="auto"/>
+              <w:jc w:val="left"/>
+            </w:pPr>
+            <w:r/>
+            <w:r>
+              <w:t>721.00</w:t>
+            </w:r>
+          </w:p>
+        </w:tc>
+        <w:tc>
+          <w:tcPr>
+            <w:tcW w:type="dxa" w:w="1728"/>
+            <w:shd w:fill="FFFFFF"/>
+            <w:tcMar>
+              <w:top w:w="100" w:type="dxa"/>
+              <w:bottom w:w="100" w:type="dxa"/>
+              <w:left w:w="120" w:type="dxa"/>
+              <w:right w:w="120" w:type="dxa"/>
+            </w:tcMar>
+            <w:tcBorders>
+              <w:top w:val="single" w:sz="4" w:space="0" w:color="CCCCCC"/>
+              <w:bottom w:val="single" w:sz="4" w:space="0" w:color="CCCCCC"/>
+              <w:left w:val="single" w:sz="4" w:space="0" w:color="CCCCCC"/>
+              <w:right w:val="single" w:sz="4" w:space="0" w:color="CCCCCC"/>
+            </w:tcBorders>
+          </w:tcPr>
+          <w:p>
+            <w:pPr>
+              <w:spacing w:before="60" w:after="60" w:line="252" w:lineRule="auto"/>
+              <w:jc w:val="left"/>
+            </w:pPr>
+            <w:r/>
+            <w:r>
+              <w:rPr>
+                <w:b/>
+              </w:rPr>
+              <w:t>728.00</w:t>
+            </w:r>
+          </w:p>
+        </w:tc>
+        <w:tc>
+          <w:tcPr>
+            <w:tcW w:type="dxa" w:w="3456"/>
+            <w:shd w:fill="FFFFFF"/>
+            <w:tcMar>
+              <w:top w:w="100" w:type="dxa"/>
+              <w:bottom w:w="100" w:type="dxa"/>
+              <w:left w:w="120" w:type="dxa"/>
+              <w:right w:w="120" w:type="dxa"/>
+            </w:tcMar>
+            <w:tcBorders>
+              <w:top w:val="single" w:sz="4" w:space="0" w:color="CCCCCC"/>
+              <w:bottom w:val="single" w:sz="4" w:space="0" w:color="CCCCCC"/>
+              <w:left w:val="single" w:sz="4" w:space="0" w:color="CCCCCC"/>
+              <w:right w:val="single" w:sz="4" w:space="0" w:color="CCCCCC"/>
+            </w:tcBorders>
+          </w:tcPr>
+          <w:p>
+            <w:pPr>
+              <w:spacing w:before="60" w:after="60" w:line="252" w:lineRule="auto"/>
+              <w:jc w:val="left"/>
+            </w:pPr>
+            <w:r/>
+            <w:r>
+              <w:rPr>
+                <w:b/>
+              </w:rPr>
+              <w:t>-0.25</w:t>
+            </w:r>
+          </w:p>
+        </w:tc>
+        <w:tc>
+          <w:tcPr>
+            <w:tcW w:type="dxa" w:w="1440"/>
+            <w:shd w:fill="FFFFFF"/>
+            <w:tcMar>
+              <w:top w:w="100" w:type="dxa"/>
+              <w:bottom w:w="100" w:type="dxa"/>
+              <w:left w:w="120" w:type="dxa"/>
+              <w:right w:w="120" w:type="dxa"/>
+            </w:tcMar>
+            <w:tcBorders>
+              <w:top w:val="single" w:sz="4" w:space="0" w:color="CCCCCC"/>
+              <w:bottom w:val="single" w:sz="4" w:space="0" w:color="CCCCCC"/>
+              <w:left w:val="single" w:sz="4" w:space="0" w:color="CCCCCC"/>
+              <w:right w:val="single" w:sz="4" w:space="0" w:color="CCCCCC"/>
+            </w:tcBorders>
+          </w:tcPr>
+          <w:p>
+            <w:pPr>
+              <w:spacing w:before="60" w:after="60" w:line="252" w:lineRule="auto"/>
+              <w:jc w:val="left"/>
+            </w:pPr>
+            <w:r/>
+            <w:r>
+              <w:t>BEAR</w:t>
+            </w:r>
+          </w:p>
+        </w:tc>
+      </w:tr>
+      <w:tr>
+        <w:tc>
+          <w:tcPr>
+            <w:tcW w:type="dxa" w:w="1584"/>
+            <w:shd w:fill="F8FAFC"/>
+            <w:tcMar>
+              <w:top w:w="100" w:type="dxa"/>
+              <w:bottom w:w="100" w:type="dxa"/>
+              <w:left w:w="120" w:type="dxa"/>
+              <w:right w:w="120" w:type="dxa"/>
+            </w:tcMar>
+            <w:tcBorders>
+              <w:top w:val="single" w:sz="4" w:space="0" w:color="CCCCCC"/>
+              <w:bottom w:val="single" w:sz="4" w:space="0" w:color="CCCCCC"/>
+              <w:left w:val="single" w:sz="4" w:space="0" w:color="CCCCCC"/>
+              <w:right w:val="single" w:sz="4" w:space="0" w:color="CCCCCC"/>
+            </w:tcBorders>
+          </w:tcPr>
+          <w:p>
+            <w:pPr>
+              <w:spacing w:before="60" w:after="60" w:line="252" w:lineRule="auto"/>
+              <w:jc w:val="left"/>
+            </w:pPr>
+            <w:r/>
+            <w:r>
+              <w:rPr>
+                <w:b/>
+              </w:rPr>
+              <w:t>Fri 28/08</w:t>
+            </w:r>
+          </w:p>
+        </w:tc>
+        <w:tc>
+          <w:tcPr>
+            <w:tcW w:type="dxa" w:w="864"/>
+            <w:shd w:fill="F8FAFC"/>
+            <w:tcMar>
+              <w:top w:w="100" w:type="dxa"/>
+              <w:bottom w:w="100" w:type="dxa"/>
+              <w:left w:w="120" w:type="dxa"/>
+              <w:right w:w="120" w:type="dxa"/>
+            </w:tcMar>
+            <w:tcBorders>
+              <w:top w:val="single" w:sz="4" w:space="0" w:color="CCCCCC"/>
+              <w:bottom w:val="single" w:sz="4" w:space="0" w:color="CCCCCC"/>
+              <w:left w:val="single" w:sz="4" w:space="0" w:color="CCCCCC"/>
+              <w:right w:val="single" w:sz="4" w:space="0" w:color="CCCCCC"/>
+            </w:tcBorders>
+          </w:tcPr>
+          <w:p>
+            <w:pPr>
+              <w:spacing w:before="60" w:after="60" w:line="252" w:lineRule="auto"/>
+              <w:jc w:val="left"/>
+            </w:pPr>
+            <w:r/>
+            <w:r>
+              <w:t>NY Open 21-23</w:t>
+            </w:r>
+          </w:p>
+        </w:tc>
+        <w:tc>
+          <w:tcPr>
+            <w:tcW w:type="dxa" w:w="1440"/>
+            <w:shd w:fill="F8FAFC"/>
+            <w:tcMar>
+              <w:top w:w="100" w:type="dxa"/>
+              <w:bottom w:w="100" w:type="dxa"/>
+              <w:left w:w="120" w:type="dxa"/>
+              <w:right w:w="120" w:type="dxa"/>
+            </w:tcMar>
+            <w:tcBorders>
+              <w:top w:val="single" w:sz="4" w:space="0" w:color="CCCCCC"/>
+              <w:bottom w:val="single" w:sz="4" w:space="0" w:color="CCCCCC"/>
+              <w:left w:val="single" w:sz="4" w:space="0" w:color="CCCCCC"/>
+              <w:right w:val="single" w:sz="4" w:space="0" w:color="CCCCCC"/>
+            </w:tcBorders>
+          </w:tcPr>
+          <w:p>
+            <w:pPr>
+              <w:spacing w:before="60" w:after="60" w:line="252" w:lineRule="auto"/>
+              <w:jc w:val="left"/>
+            </w:pPr>
+            <w:r/>
+            <w:r>
+              <w:t>728.00</w:t>
+            </w:r>
+          </w:p>
+        </w:tc>
+        <w:tc>
+          <w:tcPr>
+            <w:tcW w:type="dxa" w:w="2016"/>
+            <w:shd w:fill="F8FAFC"/>
+            <w:tcMar>
+              <w:top w:w="100" w:type="dxa"/>
+              <w:bottom w:w="100" w:type="dxa"/>
+              <w:left w:w="120" w:type="dxa"/>
+              <w:right w:w="120" w:type="dxa"/>
+            </w:tcMar>
+            <w:tcBorders>
+              <w:top w:val="single" w:sz="4" w:space="0" w:color="CCCCCC"/>
+              <w:bottom w:val="single" w:sz="4" w:space="0" w:color="CCCCCC"/>
+              <w:left w:val="single" w:sz="4" w:space="0" w:color="CCCCCC"/>
+              <w:right w:val="single" w:sz="4" w:space="0" w:color="CCCCCC"/>
+            </w:tcBorders>
+          </w:tcPr>
+          <w:p>
+            <w:pPr>
+              <w:spacing w:before="60" w:after="60" w:line="252" w:lineRule="auto"/>
+              <w:jc w:val="left"/>
+            </w:pPr>
+            <w:r/>
+            <w:r>
+              <w:t>736.50</w:t>
+            </w:r>
+          </w:p>
+        </w:tc>
+        <w:tc>
+          <w:tcPr>
+            <w:tcW w:type="dxa" w:w="1152"/>
+            <w:shd w:fill="F8FAFC"/>
+            <w:tcMar>
+              <w:top w:w="100" w:type="dxa"/>
+              <w:bottom w:w="100" w:type="dxa"/>
+              <w:left w:w="120" w:type="dxa"/>
+              <w:right w:w="120" w:type="dxa"/>
+            </w:tcMar>
+            <w:tcBorders>
+              <w:top w:val="single" w:sz="4" w:space="0" w:color="CCCCCC"/>
+              <w:bottom w:val="single" w:sz="4" w:space="0" w:color="CCCCCC"/>
+              <w:left w:val="single" w:sz="4" w:space="0" w:color="CCCCCC"/>
+              <w:right w:val="single" w:sz="4" w:space="0" w:color="CCCCCC"/>
+            </w:tcBorders>
+          </w:tcPr>
+          <w:p>
+            <w:pPr>
+              <w:spacing w:before="60" w:after="60" w:line="252" w:lineRule="auto"/>
+              <w:jc w:val="left"/>
+            </w:pPr>
+            <w:r/>
+            <w:r>
+              <w:t>714.00</w:t>
+            </w:r>
+          </w:p>
+        </w:tc>
+        <w:tc>
+          <w:tcPr>
+            <w:tcW w:type="dxa" w:w="1728"/>
+            <w:shd w:fill="F8FAFC"/>
+            <w:tcMar>
+              <w:top w:w="100" w:type="dxa"/>
+              <w:bottom w:w="100" w:type="dxa"/>
+              <w:left w:w="120" w:type="dxa"/>
+              <w:right w:w="120" w:type="dxa"/>
+            </w:tcMar>
+            <w:tcBorders>
+              <w:top w:val="single" w:sz="4" w:space="0" w:color="CCCCCC"/>
+              <w:bottom w:val="single" w:sz="4" w:space="0" w:color="CCCCCC"/>
+              <w:left w:val="single" w:sz="4" w:space="0" w:color="CCCCCC"/>
+              <w:right w:val="single" w:sz="4" w:space="0" w:color="CCCCCC"/>
+            </w:tcBorders>
+          </w:tcPr>
+          <w:p>
+            <w:pPr>
+              <w:spacing w:before="60" w:after="60" w:line="252" w:lineRule="auto"/>
+              <w:jc w:val="left"/>
+            </w:pPr>
+            <w:r/>
+            <w:r>
+              <w:rPr>
+                <w:b/>
+              </w:rPr>
+              <w:t>729.75</w:t>
             </w:r>
           </w:p>
         </w:tc>
@@ -27797,7 +31087,7 @@
               <w:rPr>
                 <w:b/>
               </w:rPr>
-              <w:t>Wed 26/08</w:t>
+              <w:t>Fri 28/08</w:t>
             </w:r>
           </w:p>
         </w:tc>
@@ -27825,7 +31115,7 @@
             </w:pPr>
             <w:r/>
             <w:r>
-              <w:t>Pre-NY 19-21</w:t>
+              <w:t>NY Close 23-01</w:t>
             </w:r>
           </w:p>
         </w:tc>
@@ -27853,7 +31143,7 @@
             </w:pPr>
             <w:r/>
             <w:r>
-              <w:t>724.50</w:t>
+              <w:t>729.75</w:t>
             </w:r>
           </w:p>
         </w:tc>
@@ -27881,7 +31171,7 @@
             </w:pPr>
             <w:r/>
             <w:r>
-              <w:t>733.75</w:t>
+              <w:t>736.00</w:t>
             </w:r>
           </w:p>
         </w:tc>
@@ -27909,7 +31199,7 @@
             </w:pPr>
             <w:r/>
             <w:r>
-              <w:t>713.75</w:t>
+              <w:t>723.25</w:t>
             </w:r>
           </w:p>
         </w:tc>
@@ -27917,1651 +31207,6 @@
           <w:tcPr>
             <w:tcW w:type="dxa" w:w="1728"/>
             <w:shd w:fill="FFFFFF"/>
-            <w:tcMar>
-              <w:top w:w="100" w:type="dxa"/>
-              <w:bottom w:w="100" w:type="dxa"/>
-              <w:left w:w="120" w:type="dxa"/>
-              <w:right w:w="120" w:type="dxa"/>
-            </w:tcMar>
-            <w:tcBorders>
-              <w:top w:val="single" w:sz="4" w:space="0" w:color="CCCCCC"/>
-              <w:bottom w:val="single" w:sz="4" w:space="0" w:color="CCCCCC"/>
-              <w:left w:val="single" w:sz="4" w:space="0" w:color="CCCCCC"/>
-              <w:right w:val="single" w:sz="4" w:space="0" w:color="CCCCCC"/>
-            </w:tcBorders>
-          </w:tcPr>
-          <w:p>
-            <w:pPr>
-              <w:spacing w:before="60" w:after="60" w:line="252" w:lineRule="auto"/>
-              <w:jc w:val="left"/>
-            </w:pPr>
-            <w:r/>
-            <w:r>
-              <w:rPr>
-                <w:b/>
-              </w:rPr>
-              <w:t>725.00</w:t>
-            </w:r>
-          </w:p>
-        </w:tc>
-        <w:tc>
-          <w:tcPr>
-            <w:tcW w:type="dxa" w:w="3456"/>
-            <w:shd w:fill="FFFFFF"/>
-            <w:tcMar>
-              <w:top w:w="100" w:type="dxa"/>
-              <w:bottom w:w="100" w:type="dxa"/>
-              <w:left w:w="120" w:type="dxa"/>
-              <w:right w:w="120" w:type="dxa"/>
-            </w:tcMar>
-            <w:tcBorders>
-              <w:top w:val="single" w:sz="4" w:space="0" w:color="CCCCCC"/>
-              <w:bottom w:val="single" w:sz="4" w:space="0" w:color="CCCCCC"/>
-              <w:left w:val="single" w:sz="4" w:space="0" w:color="CCCCCC"/>
-              <w:right w:val="single" w:sz="4" w:space="0" w:color="CCCCCC"/>
-            </w:tcBorders>
-          </w:tcPr>
-          <w:p>
-            <w:pPr>
-              <w:spacing w:before="60" w:after="60" w:line="252" w:lineRule="auto"/>
-              <w:jc w:val="left"/>
-            </w:pPr>
-            <w:r/>
-            <w:r>
-              <w:rPr>
-                <w:b/>
-              </w:rPr>
-              <w:t>+0.50</w:t>
-            </w:r>
-          </w:p>
-        </w:tc>
-        <w:tc>
-          <w:tcPr>
-            <w:tcW w:type="dxa" w:w="1440"/>
-            <w:shd w:fill="FFFFFF"/>
-            <w:tcMar>
-              <w:top w:w="100" w:type="dxa"/>
-              <w:bottom w:w="100" w:type="dxa"/>
-              <w:left w:w="120" w:type="dxa"/>
-              <w:right w:w="120" w:type="dxa"/>
-            </w:tcMar>
-            <w:tcBorders>
-              <w:top w:val="single" w:sz="4" w:space="0" w:color="CCCCCC"/>
-              <w:bottom w:val="single" w:sz="4" w:space="0" w:color="CCCCCC"/>
-              <w:left w:val="single" w:sz="4" w:space="0" w:color="CCCCCC"/>
-              <w:right w:val="single" w:sz="4" w:space="0" w:color="CCCCCC"/>
-            </w:tcBorders>
-          </w:tcPr>
-          <w:p>
-            <w:pPr>
-              <w:spacing w:before="60" w:after="60" w:line="252" w:lineRule="auto"/>
-              <w:jc w:val="left"/>
-            </w:pPr>
-            <w:r/>
-            <w:r>
-              <w:t>BULL</w:t>
-            </w:r>
-          </w:p>
-        </w:tc>
-      </w:tr>
-      <w:tr>
-        <w:tc>
-          <w:tcPr>
-            <w:tcW w:type="dxa" w:w="1584"/>
-            <w:shd w:fill="F8FAFC"/>
-            <w:tcMar>
-              <w:top w:w="100" w:type="dxa"/>
-              <w:bottom w:w="100" w:type="dxa"/>
-              <w:left w:w="120" w:type="dxa"/>
-              <w:right w:w="120" w:type="dxa"/>
-            </w:tcMar>
-            <w:tcBorders>
-              <w:top w:val="single" w:sz="4" w:space="0" w:color="CCCCCC"/>
-              <w:bottom w:val="single" w:sz="4" w:space="0" w:color="CCCCCC"/>
-              <w:left w:val="single" w:sz="4" w:space="0" w:color="CCCCCC"/>
-              <w:right w:val="single" w:sz="4" w:space="0" w:color="CCCCCC"/>
-            </w:tcBorders>
-          </w:tcPr>
-          <w:p>
-            <w:pPr>
-              <w:spacing w:before="60" w:after="60" w:line="252" w:lineRule="auto"/>
-              <w:jc w:val="left"/>
-            </w:pPr>
-            <w:r/>
-            <w:r>
-              <w:rPr>
-                <w:b/>
-              </w:rPr>
-              <w:t>Wed 26/08</w:t>
-            </w:r>
-          </w:p>
-        </w:tc>
-        <w:tc>
-          <w:tcPr>
-            <w:tcW w:type="dxa" w:w="864"/>
-            <w:shd w:fill="F8FAFC"/>
-            <w:tcMar>
-              <w:top w:w="100" w:type="dxa"/>
-              <w:bottom w:w="100" w:type="dxa"/>
-              <w:left w:w="120" w:type="dxa"/>
-              <w:right w:w="120" w:type="dxa"/>
-            </w:tcMar>
-            <w:tcBorders>
-              <w:top w:val="single" w:sz="4" w:space="0" w:color="CCCCCC"/>
-              <w:bottom w:val="single" w:sz="4" w:space="0" w:color="CCCCCC"/>
-              <w:left w:val="single" w:sz="4" w:space="0" w:color="CCCCCC"/>
-              <w:right w:val="single" w:sz="4" w:space="0" w:color="CCCCCC"/>
-            </w:tcBorders>
-          </w:tcPr>
-          <w:p>
-            <w:pPr>
-              <w:spacing w:before="60" w:after="60" w:line="252" w:lineRule="auto"/>
-              <w:jc w:val="left"/>
-            </w:pPr>
-            <w:r/>
-            <w:r>
-              <w:t>NY Open 21-23</w:t>
-            </w:r>
-          </w:p>
-        </w:tc>
-        <w:tc>
-          <w:tcPr>
-            <w:tcW w:type="dxa" w:w="1440"/>
-            <w:shd w:fill="F8FAFC"/>
-            <w:tcMar>
-              <w:top w:w="100" w:type="dxa"/>
-              <w:bottom w:w="100" w:type="dxa"/>
-              <w:left w:w="120" w:type="dxa"/>
-              <w:right w:w="120" w:type="dxa"/>
-            </w:tcMar>
-            <w:tcBorders>
-              <w:top w:val="single" w:sz="4" w:space="0" w:color="CCCCCC"/>
-              <w:bottom w:val="single" w:sz="4" w:space="0" w:color="CCCCCC"/>
-              <w:left w:val="single" w:sz="4" w:space="0" w:color="CCCCCC"/>
-              <w:right w:val="single" w:sz="4" w:space="0" w:color="CCCCCC"/>
-            </w:tcBorders>
-          </w:tcPr>
-          <w:p>
-            <w:pPr>
-              <w:spacing w:before="60" w:after="60" w:line="252" w:lineRule="auto"/>
-              <w:jc w:val="left"/>
-            </w:pPr>
-            <w:r/>
-            <w:r>
-              <w:t>725.00</w:t>
-            </w:r>
-          </w:p>
-        </w:tc>
-        <w:tc>
-          <w:tcPr>
-            <w:tcW w:type="dxa" w:w="2016"/>
-            <w:shd w:fill="F8FAFC"/>
-            <w:tcMar>
-              <w:top w:w="100" w:type="dxa"/>
-              <w:bottom w:w="100" w:type="dxa"/>
-              <w:left w:w="120" w:type="dxa"/>
-              <w:right w:w="120" w:type="dxa"/>
-            </w:tcMar>
-            <w:tcBorders>
-              <w:top w:val="single" w:sz="4" w:space="0" w:color="CCCCCC"/>
-              <w:bottom w:val="single" w:sz="4" w:space="0" w:color="CCCCCC"/>
-              <w:left w:val="single" w:sz="4" w:space="0" w:color="CCCCCC"/>
-              <w:right w:val="single" w:sz="4" w:space="0" w:color="CCCCCC"/>
-            </w:tcBorders>
-          </w:tcPr>
-          <w:p>
-            <w:pPr>
-              <w:spacing w:before="60" w:after="60" w:line="252" w:lineRule="auto"/>
-              <w:jc w:val="left"/>
-            </w:pPr>
-            <w:r/>
-            <w:r>
-              <w:t>737.25</w:t>
-            </w:r>
-          </w:p>
-        </w:tc>
-        <w:tc>
-          <w:tcPr>
-            <w:tcW w:type="dxa" w:w="1152"/>
-            <w:shd w:fill="F8FAFC"/>
-            <w:tcMar>
-              <w:top w:w="100" w:type="dxa"/>
-              <w:bottom w:w="100" w:type="dxa"/>
-              <w:left w:w="120" w:type="dxa"/>
-              <w:right w:w="120" w:type="dxa"/>
-            </w:tcMar>
-            <w:tcBorders>
-              <w:top w:val="single" w:sz="4" w:space="0" w:color="CCCCCC"/>
-              <w:bottom w:val="single" w:sz="4" w:space="0" w:color="CCCCCC"/>
-              <w:left w:val="single" w:sz="4" w:space="0" w:color="CCCCCC"/>
-              <w:right w:val="single" w:sz="4" w:space="0" w:color="CCCCCC"/>
-            </w:tcBorders>
-          </w:tcPr>
-          <w:p>
-            <w:pPr>
-              <w:spacing w:before="60" w:after="60" w:line="252" w:lineRule="auto"/>
-              <w:jc w:val="left"/>
-            </w:pPr>
-            <w:r/>
-            <w:r>
-              <w:t>710.75</w:t>
-            </w:r>
-          </w:p>
-        </w:tc>
-        <w:tc>
-          <w:tcPr>
-            <w:tcW w:type="dxa" w:w="1728"/>
-            <w:shd w:fill="F8FAFC"/>
-            <w:tcMar>
-              <w:top w:w="100" w:type="dxa"/>
-              <w:bottom w:w="100" w:type="dxa"/>
-              <w:left w:w="120" w:type="dxa"/>
-              <w:right w:w="120" w:type="dxa"/>
-            </w:tcMar>
-            <w:tcBorders>
-              <w:top w:val="single" w:sz="4" w:space="0" w:color="CCCCCC"/>
-              <w:bottom w:val="single" w:sz="4" w:space="0" w:color="CCCCCC"/>
-              <w:left w:val="single" w:sz="4" w:space="0" w:color="CCCCCC"/>
-              <w:right w:val="single" w:sz="4" w:space="0" w:color="CCCCCC"/>
-            </w:tcBorders>
-          </w:tcPr>
-          <w:p>
-            <w:pPr>
-              <w:spacing w:before="60" w:after="60" w:line="252" w:lineRule="auto"/>
-              <w:jc w:val="left"/>
-            </w:pPr>
-            <w:r/>
-            <w:r>
-              <w:rPr>
-                <w:b/>
-              </w:rPr>
-              <w:t>723.50</w:t>
-            </w:r>
-          </w:p>
-        </w:tc>
-        <w:tc>
-          <w:tcPr>
-            <w:tcW w:type="dxa" w:w="3456"/>
-            <w:shd w:fill="F8FAFC"/>
-            <w:tcMar>
-              <w:top w:w="100" w:type="dxa"/>
-              <w:bottom w:w="100" w:type="dxa"/>
-              <w:left w:w="120" w:type="dxa"/>
-              <w:right w:w="120" w:type="dxa"/>
-            </w:tcMar>
-            <w:tcBorders>
-              <w:top w:val="single" w:sz="4" w:space="0" w:color="CCCCCC"/>
-              <w:bottom w:val="single" w:sz="4" w:space="0" w:color="CCCCCC"/>
-              <w:left w:val="single" w:sz="4" w:space="0" w:color="CCCCCC"/>
-              <w:right w:val="single" w:sz="4" w:space="0" w:color="CCCCCC"/>
-            </w:tcBorders>
-          </w:tcPr>
-          <w:p>
-            <w:pPr>
-              <w:spacing w:before="60" w:after="60" w:line="252" w:lineRule="auto"/>
-              <w:jc w:val="left"/>
-            </w:pPr>
-            <w:r/>
-            <w:r>
-              <w:rPr>
-                <w:b/>
-              </w:rPr>
-              <w:t>-1.50</w:t>
-            </w:r>
-          </w:p>
-        </w:tc>
-        <w:tc>
-          <w:tcPr>
-            <w:tcW w:type="dxa" w:w="1440"/>
-            <w:shd w:fill="F8FAFC"/>
-            <w:tcMar>
-              <w:top w:w="100" w:type="dxa"/>
-              <w:bottom w:w="100" w:type="dxa"/>
-              <w:left w:w="120" w:type="dxa"/>
-              <w:right w:w="120" w:type="dxa"/>
-            </w:tcMar>
-            <w:tcBorders>
-              <w:top w:val="single" w:sz="4" w:space="0" w:color="CCCCCC"/>
-              <w:bottom w:val="single" w:sz="4" w:space="0" w:color="CCCCCC"/>
-              <w:left w:val="single" w:sz="4" w:space="0" w:color="CCCCCC"/>
-              <w:right w:val="single" w:sz="4" w:space="0" w:color="CCCCCC"/>
-            </w:tcBorders>
-          </w:tcPr>
-          <w:p>
-            <w:pPr>
-              <w:spacing w:before="60" w:after="60" w:line="252" w:lineRule="auto"/>
-              <w:jc w:val="left"/>
-            </w:pPr>
-            <w:r/>
-            <w:r>
-              <w:t>BEAR</w:t>
-            </w:r>
-          </w:p>
-        </w:tc>
-      </w:tr>
-      <w:tr>
-        <w:tc>
-          <w:tcPr>
-            <w:tcW w:type="dxa" w:w="1584"/>
-            <w:shd w:fill="FFFFFF"/>
-            <w:tcMar>
-              <w:top w:w="100" w:type="dxa"/>
-              <w:bottom w:w="100" w:type="dxa"/>
-              <w:left w:w="120" w:type="dxa"/>
-              <w:right w:w="120" w:type="dxa"/>
-            </w:tcMar>
-            <w:tcBorders>
-              <w:top w:val="single" w:sz="4" w:space="0" w:color="CCCCCC"/>
-              <w:bottom w:val="single" w:sz="4" w:space="0" w:color="CCCCCC"/>
-              <w:left w:val="single" w:sz="4" w:space="0" w:color="CCCCCC"/>
-              <w:right w:val="single" w:sz="4" w:space="0" w:color="CCCCCC"/>
-            </w:tcBorders>
-          </w:tcPr>
-          <w:p>
-            <w:pPr>
-              <w:spacing w:before="60" w:after="60" w:line="252" w:lineRule="auto"/>
-              <w:jc w:val="left"/>
-            </w:pPr>
-            <w:r/>
-            <w:r>
-              <w:rPr>
-                <w:b/>
-              </w:rPr>
-              <w:t>Wed 26/08</w:t>
-            </w:r>
-          </w:p>
-        </w:tc>
-        <w:tc>
-          <w:tcPr>
-            <w:tcW w:type="dxa" w:w="864"/>
-            <w:shd w:fill="FFFFFF"/>
-            <w:tcMar>
-              <w:top w:w="100" w:type="dxa"/>
-              <w:bottom w:w="100" w:type="dxa"/>
-              <w:left w:w="120" w:type="dxa"/>
-              <w:right w:w="120" w:type="dxa"/>
-            </w:tcMar>
-            <w:tcBorders>
-              <w:top w:val="single" w:sz="4" w:space="0" w:color="CCCCCC"/>
-              <w:bottom w:val="single" w:sz="4" w:space="0" w:color="CCCCCC"/>
-              <w:left w:val="single" w:sz="4" w:space="0" w:color="CCCCCC"/>
-              <w:right w:val="single" w:sz="4" w:space="0" w:color="CCCCCC"/>
-            </w:tcBorders>
-          </w:tcPr>
-          <w:p>
-            <w:pPr>
-              <w:spacing w:before="60" w:after="60" w:line="252" w:lineRule="auto"/>
-              <w:jc w:val="left"/>
-            </w:pPr>
-            <w:r/>
-            <w:r>
-              <w:t>NY Close 23-01</w:t>
-            </w:r>
-          </w:p>
-        </w:tc>
-        <w:tc>
-          <w:tcPr>
-            <w:tcW w:type="dxa" w:w="1440"/>
-            <w:shd w:fill="FFFFFF"/>
-            <w:tcMar>
-              <w:top w:w="100" w:type="dxa"/>
-              <w:bottom w:w="100" w:type="dxa"/>
-              <w:left w:w="120" w:type="dxa"/>
-              <w:right w:w="120" w:type="dxa"/>
-            </w:tcMar>
-            <w:tcBorders>
-              <w:top w:val="single" w:sz="4" w:space="0" w:color="CCCCCC"/>
-              <w:bottom w:val="single" w:sz="4" w:space="0" w:color="CCCCCC"/>
-              <w:left w:val="single" w:sz="4" w:space="0" w:color="CCCCCC"/>
-              <w:right w:val="single" w:sz="4" w:space="0" w:color="CCCCCC"/>
-            </w:tcBorders>
-          </w:tcPr>
-          <w:p>
-            <w:pPr>
-              <w:spacing w:before="60" w:after="60" w:line="252" w:lineRule="auto"/>
-              <w:jc w:val="left"/>
-            </w:pPr>
-            <w:r/>
-            <w:r>
-              <w:t>723.50</w:t>
-            </w:r>
-          </w:p>
-        </w:tc>
-        <w:tc>
-          <w:tcPr>
-            <w:tcW w:type="dxa" w:w="2016"/>
-            <w:shd w:fill="FFFFFF"/>
-            <w:tcMar>
-              <w:top w:w="100" w:type="dxa"/>
-              <w:bottom w:w="100" w:type="dxa"/>
-              <w:left w:w="120" w:type="dxa"/>
-              <w:right w:w="120" w:type="dxa"/>
-            </w:tcMar>
-            <w:tcBorders>
-              <w:top w:val="single" w:sz="4" w:space="0" w:color="CCCCCC"/>
-              <w:bottom w:val="single" w:sz="4" w:space="0" w:color="CCCCCC"/>
-              <w:left w:val="single" w:sz="4" w:space="0" w:color="CCCCCC"/>
-              <w:right w:val="single" w:sz="4" w:space="0" w:color="CCCCCC"/>
-            </w:tcBorders>
-          </w:tcPr>
-          <w:p>
-            <w:pPr>
-              <w:spacing w:before="60" w:after="60" w:line="252" w:lineRule="auto"/>
-              <w:jc w:val="left"/>
-            </w:pPr>
-            <w:r/>
-            <w:r>
-              <w:t>730.50</w:t>
-            </w:r>
-          </w:p>
-        </w:tc>
-        <w:tc>
-          <w:tcPr>
-            <w:tcW w:type="dxa" w:w="1152"/>
-            <w:shd w:fill="FFFFFF"/>
-            <w:tcMar>
-              <w:top w:w="100" w:type="dxa"/>
-              <w:bottom w:w="100" w:type="dxa"/>
-              <w:left w:w="120" w:type="dxa"/>
-              <w:right w:w="120" w:type="dxa"/>
-            </w:tcMar>
-            <w:tcBorders>
-              <w:top w:val="single" w:sz="4" w:space="0" w:color="CCCCCC"/>
-              <w:bottom w:val="single" w:sz="4" w:space="0" w:color="CCCCCC"/>
-              <w:left w:val="single" w:sz="4" w:space="0" w:color="CCCCCC"/>
-              <w:right w:val="single" w:sz="4" w:space="0" w:color="CCCCCC"/>
-            </w:tcBorders>
-          </w:tcPr>
-          <w:p>
-            <w:pPr>
-              <w:spacing w:before="60" w:after="60" w:line="252" w:lineRule="auto"/>
-              <w:jc w:val="left"/>
-            </w:pPr>
-            <w:r/>
-            <w:r>
-              <w:t>714.00</w:t>
-            </w:r>
-          </w:p>
-        </w:tc>
-        <w:tc>
-          <w:tcPr>
-            <w:tcW w:type="dxa" w:w="1728"/>
-            <w:shd w:fill="FFFFFF"/>
-            <w:tcMar>
-              <w:top w:w="100" w:type="dxa"/>
-              <w:bottom w:w="100" w:type="dxa"/>
-              <w:left w:w="120" w:type="dxa"/>
-              <w:right w:w="120" w:type="dxa"/>
-            </w:tcMar>
-            <w:tcBorders>
-              <w:top w:val="single" w:sz="4" w:space="0" w:color="CCCCCC"/>
-              <w:bottom w:val="single" w:sz="4" w:space="0" w:color="CCCCCC"/>
-              <w:left w:val="single" w:sz="4" w:space="0" w:color="CCCCCC"/>
-              <w:right w:val="single" w:sz="4" w:space="0" w:color="CCCCCC"/>
-            </w:tcBorders>
-          </w:tcPr>
-          <w:p>
-            <w:pPr>
-              <w:spacing w:before="60" w:after="60" w:line="252" w:lineRule="auto"/>
-              <w:jc w:val="left"/>
-            </w:pPr>
-            <w:r/>
-            <w:r>
-              <w:rPr>
-                <w:b/>
-              </w:rPr>
-              <w:t>724.00</w:t>
-            </w:r>
-          </w:p>
-        </w:tc>
-        <w:tc>
-          <w:tcPr>
-            <w:tcW w:type="dxa" w:w="3456"/>
-            <w:shd w:fill="FFFFFF"/>
-            <w:tcMar>
-              <w:top w:w="100" w:type="dxa"/>
-              <w:bottom w:w="100" w:type="dxa"/>
-              <w:left w:w="120" w:type="dxa"/>
-              <w:right w:w="120" w:type="dxa"/>
-            </w:tcMar>
-            <w:tcBorders>
-              <w:top w:val="single" w:sz="4" w:space="0" w:color="CCCCCC"/>
-              <w:bottom w:val="single" w:sz="4" w:space="0" w:color="CCCCCC"/>
-              <w:left w:val="single" w:sz="4" w:space="0" w:color="CCCCCC"/>
-              <w:right w:val="single" w:sz="4" w:space="0" w:color="CCCCCC"/>
-            </w:tcBorders>
-          </w:tcPr>
-          <w:p>
-            <w:pPr>
-              <w:spacing w:before="60" w:after="60" w:line="252" w:lineRule="auto"/>
-              <w:jc w:val="left"/>
-            </w:pPr>
-            <w:r/>
-            <w:r>
-              <w:rPr>
-                <w:b/>
-              </w:rPr>
-              <w:t>+0.50</w:t>
-            </w:r>
-          </w:p>
-        </w:tc>
-        <w:tc>
-          <w:tcPr>
-            <w:tcW w:type="dxa" w:w="1440"/>
-            <w:shd w:fill="FFFFFF"/>
-            <w:tcMar>
-              <w:top w:w="100" w:type="dxa"/>
-              <w:bottom w:w="100" w:type="dxa"/>
-              <w:left w:w="120" w:type="dxa"/>
-              <w:right w:w="120" w:type="dxa"/>
-            </w:tcMar>
-            <w:tcBorders>
-              <w:top w:val="single" w:sz="4" w:space="0" w:color="CCCCCC"/>
-              <w:bottom w:val="single" w:sz="4" w:space="0" w:color="CCCCCC"/>
-              <w:left w:val="single" w:sz="4" w:space="0" w:color="CCCCCC"/>
-              <w:right w:val="single" w:sz="4" w:space="0" w:color="CCCCCC"/>
-            </w:tcBorders>
-          </w:tcPr>
-          <w:p>
-            <w:pPr>
-              <w:spacing w:before="60" w:after="60" w:line="252" w:lineRule="auto"/>
-              <w:jc w:val="left"/>
-            </w:pPr>
-            <w:r/>
-            <w:r>
-              <w:t>BULL</w:t>
-            </w:r>
-          </w:p>
-        </w:tc>
-      </w:tr>
-      <w:tr>
-        <w:tc>
-          <w:tcPr>
-            <w:tcW w:type="dxa" w:w="1584"/>
-            <w:shd w:fill="F8FAFC"/>
-            <w:tcMar>
-              <w:top w:w="100" w:type="dxa"/>
-              <w:bottom w:w="100" w:type="dxa"/>
-              <w:left w:w="120" w:type="dxa"/>
-              <w:right w:w="120" w:type="dxa"/>
-            </w:tcMar>
-            <w:tcBorders>
-              <w:top w:val="single" w:sz="4" w:space="0" w:color="CCCCCC"/>
-              <w:bottom w:val="single" w:sz="4" w:space="0" w:color="CCCCCC"/>
-              <w:left w:val="single" w:sz="4" w:space="0" w:color="CCCCCC"/>
-              <w:right w:val="single" w:sz="4" w:space="0" w:color="CCCCCC"/>
-            </w:tcBorders>
-          </w:tcPr>
-          <w:p>
-            <w:pPr>
-              <w:spacing w:before="60" w:after="60" w:line="252" w:lineRule="auto"/>
-              <w:jc w:val="left"/>
-            </w:pPr>
-            <w:r/>
-            <w:r>
-              <w:rPr>
-                <w:b/>
-              </w:rPr>
-              <w:t>Thu 27/08</w:t>
-            </w:r>
-          </w:p>
-        </w:tc>
-        <w:tc>
-          <w:tcPr>
-            <w:tcW w:type="dxa" w:w="864"/>
-            <w:shd w:fill="F8FAFC"/>
-            <w:tcMar>
-              <w:top w:w="100" w:type="dxa"/>
-              <w:bottom w:w="100" w:type="dxa"/>
-              <w:left w:w="120" w:type="dxa"/>
-              <w:right w:w="120" w:type="dxa"/>
-            </w:tcMar>
-            <w:tcBorders>
-              <w:top w:val="single" w:sz="4" w:space="0" w:color="CCCCCC"/>
-              <w:bottom w:val="single" w:sz="4" w:space="0" w:color="CCCCCC"/>
-              <w:left w:val="single" w:sz="4" w:space="0" w:color="CCCCCC"/>
-              <w:right w:val="single" w:sz="4" w:space="0" w:color="CCCCCC"/>
-            </w:tcBorders>
-          </w:tcPr>
-          <w:p>
-            <w:pPr>
-              <w:spacing w:before="60" w:after="60" w:line="252" w:lineRule="auto"/>
-              <w:jc w:val="left"/>
-            </w:pPr>
-            <w:r/>
-            <w:r>
-              <w:t>Asia 07-11</w:t>
-            </w:r>
-          </w:p>
-        </w:tc>
-        <w:tc>
-          <w:tcPr>
-            <w:tcW w:type="dxa" w:w="1440"/>
-            <w:shd w:fill="F8FAFC"/>
-            <w:tcMar>
-              <w:top w:w="100" w:type="dxa"/>
-              <w:bottom w:w="100" w:type="dxa"/>
-              <w:left w:w="120" w:type="dxa"/>
-              <w:right w:w="120" w:type="dxa"/>
-            </w:tcMar>
-            <w:tcBorders>
-              <w:top w:val="single" w:sz="4" w:space="0" w:color="CCCCCC"/>
-              <w:bottom w:val="single" w:sz="4" w:space="0" w:color="CCCCCC"/>
-              <w:left w:val="single" w:sz="4" w:space="0" w:color="CCCCCC"/>
-              <w:right w:val="single" w:sz="4" w:space="0" w:color="CCCCCC"/>
-            </w:tcBorders>
-          </w:tcPr>
-          <w:p>
-            <w:pPr>
-              <w:spacing w:before="60" w:after="60" w:line="252" w:lineRule="auto"/>
-              <w:jc w:val="left"/>
-            </w:pPr>
-            <w:r/>
-            <w:r>
-              <w:t>724.00</w:t>
-            </w:r>
-          </w:p>
-        </w:tc>
-        <w:tc>
-          <w:tcPr>
-            <w:tcW w:type="dxa" w:w="2016"/>
-            <w:shd w:fill="F8FAFC"/>
-            <w:tcMar>
-              <w:top w:w="100" w:type="dxa"/>
-              <w:bottom w:w="100" w:type="dxa"/>
-              <w:left w:w="120" w:type="dxa"/>
-              <w:right w:w="120" w:type="dxa"/>
-            </w:tcMar>
-            <w:tcBorders>
-              <w:top w:val="single" w:sz="4" w:space="0" w:color="CCCCCC"/>
-              <w:bottom w:val="single" w:sz="4" w:space="0" w:color="CCCCCC"/>
-              <w:left w:val="single" w:sz="4" w:space="0" w:color="CCCCCC"/>
-              <w:right w:val="single" w:sz="4" w:space="0" w:color="CCCCCC"/>
-            </w:tcBorders>
-          </w:tcPr>
-          <w:p>
-            <w:pPr>
-              <w:spacing w:before="60" w:after="60" w:line="252" w:lineRule="auto"/>
-              <w:jc w:val="left"/>
-            </w:pPr>
-            <w:r/>
-            <w:r>
-              <w:t>734.50</w:t>
-            </w:r>
-          </w:p>
-        </w:tc>
-        <w:tc>
-          <w:tcPr>
-            <w:tcW w:type="dxa" w:w="1152"/>
-            <w:shd w:fill="F8FAFC"/>
-            <w:tcMar>
-              <w:top w:w="100" w:type="dxa"/>
-              <w:bottom w:w="100" w:type="dxa"/>
-              <w:left w:w="120" w:type="dxa"/>
-              <w:right w:w="120" w:type="dxa"/>
-            </w:tcMar>
-            <w:tcBorders>
-              <w:top w:val="single" w:sz="4" w:space="0" w:color="CCCCCC"/>
-              <w:bottom w:val="single" w:sz="4" w:space="0" w:color="CCCCCC"/>
-              <w:left w:val="single" w:sz="4" w:space="0" w:color="CCCCCC"/>
-              <w:right w:val="single" w:sz="4" w:space="0" w:color="CCCCCC"/>
-            </w:tcBorders>
-          </w:tcPr>
-          <w:p>
-            <w:pPr>
-              <w:spacing w:before="60" w:after="60" w:line="252" w:lineRule="auto"/>
-              <w:jc w:val="left"/>
-            </w:pPr>
-            <w:r/>
-            <w:r>
-              <w:t>716.75</w:t>
-            </w:r>
-          </w:p>
-        </w:tc>
-        <w:tc>
-          <w:tcPr>
-            <w:tcW w:type="dxa" w:w="1728"/>
-            <w:shd w:fill="F8FAFC"/>
-            <w:tcMar>
-              <w:top w:w="100" w:type="dxa"/>
-              <w:bottom w:w="100" w:type="dxa"/>
-              <w:left w:w="120" w:type="dxa"/>
-              <w:right w:w="120" w:type="dxa"/>
-            </w:tcMar>
-            <w:tcBorders>
-              <w:top w:val="single" w:sz="4" w:space="0" w:color="CCCCCC"/>
-              <w:bottom w:val="single" w:sz="4" w:space="0" w:color="CCCCCC"/>
-              <w:left w:val="single" w:sz="4" w:space="0" w:color="CCCCCC"/>
-              <w:right w:val="single" w:sz="4" w:space="0" w:color="CCCCCC"/>
-            </w:tcBorders>
-          </w:tcPr>
-          <w:p>
-            <w:pPr>
-              <w:spacing w:before="60" w:after="60" w:line="252" w:lineRule="auto"/>
-              <w:jc w:val="left"/>
-            </w:pPr>
-            <w:r/>
-            <w:r>
-              <w:rPr>
-                <w:b/>
-              </w:rPr>
-              <w:t>723.75</w:t>
-            </w:r>
-          </w:p>
-        </w:tc>
-        <w:tc>
-          <w:tcPr>
-            <w:tcW w:type="dxa" w:w="3456"/>
-            <w:shd w:fill="F8FAFC"/>
-            <w:tcMar>
-              <w:top w:w="100" w:type="dxa"/>
-              <w:bottom w:w="100" w:type="dxa"/>
-              <w:left w:w="120" w:type="dxa"/>
-              <w:right w:w="120" w:type="dxa"/>
-            </w:tcMar>
-            <w:tcBorders>
-              <w:top w:val="single" w:sz="4" w:space="0" w:color="CCCCCC"/>
-              <w:bottom w:val="single" w:sz="4" w:space="0" w:color="CCCCCC"/>
-              <w:left w:val="single" w:sz="4" w:space="0" w:color="CCCCCC"/>
-              <w:right w:val="single" w:sz="4" w:space="0" w:color="CCCCCC"/>
-            </w:tcBorders>
-          </w:tcPr>
-          <w:p>
-            <w:pPr>
-              <w:spacing w:before="60" w:after="60" w:line="252" w:lineRule="auto"/>
-              <w:jc w:val="left"/>
-            </w:pPr>
-            <w:r/>
-            <w:r>
-              <w:rPr>
-                <w:b/>
-              </w:rPr>
-              <w:t>-0.25</w:t>
-            </w:r>
-          </w:p>
-        </w:tc>
-        <w:tc>
-          <w:tcPr>
-            <w:tcW w:type="dxa" w:w="1440"/>
-            <w:shd w:fill="F8FAFC"/>
-            <w:tcMar>
-              <w:top w:w="100" w:type="dxa"/>
-              <w:bottom w:w="100" w:type="dxa"/>
-              <w:left w:w="120" w:type="dxa"/>
-              <w:right w:w="120" w:type="dxa"/>
-            </w:tcMar>
-            <w:tcBorders>
-              <w:top w:val="single" w:sz="4" w:space="0" w:color="CCCCCC"/>
-              <w:bottom w:val="single" w:sz="4" w:space="0" w:color="CCCCCC"/>
-              <w:left w:val="single" w:sz="4" w:space="0" w:color="CCCCCC"/>
-              <w:right w:val="single" w:sz="4" w:space="0" w:color="CCCCCC"/>
-            </w:tcBorders>
-          </w:tcPr>
-          <w:p>
-            <w:pPr>
-              <w:spacing w:before="60" w:after="60" w:line="252" w:lineRule="auto"/>
-              <w:jc w:val="left"/>
-            </w:pPr>
-            <w:r/>
-            <w:r>
-              <w:t>BEAR</w:t>
-            </w:r>
-          </w:p>
-        </w:tc>
-      </w:tr>
-      <w:tr>
-        <w:tc>
-          <w:tcPr>
-            <w:tcW w:type="dxa" w:w="1584"/>
-            <w:shd w:fill="FFFFFF"/>
-            <w:tcMar>
-              <w:top w:w="100" w:type="dxa"/>
-              <w:bottom w:w="100" w:type="dxa"/>
-              <w:left w:w="120" w:type="dxa"/>
-              <w:right w:w="120" w:type="dxa"/>
-            </w:tcMar>
-            <w:tcBorders>
-              <w:top w:val="single" w:sz="4" w:space="0" w:color="CCCCCC"/>
-              <w:bottom w:val="single" w:sz="4" w:space="0" w:color="CCCCCC"/>
-              <w:left w:val="single" w:sz="4" w:space="0" w:color="CCCCCC"/>
-              <w:right w:val="single" w:sz="4" w:space="0" w:color="CCCCCC"/>
-            </w:tcBorders>
-          </w:tcPr>
-          <w:p>
-            <w:pPr>
-              <w:spacing w:before="60" w:after="60" w:line="252" w:lineRule="auto"/>
-              <w:jc w:val="left"/>
-            </w:pPr>
-            <w:r/>
-            <w:r>
-              <w:rPr>
-                <w:b/>
-              </w:rPr>
-              <w:t>Thu 27/08</w:t>
-            </w:r>
-          </w:p>
-        </w:tc>
-        <w:tc>
-          <w:tcPr>
-            <w:tcW w:type="dxa" w:w="864"/>
-            <w:shd w:fill="FFFFFF"/>
-            <w:tcMar>
-              <w:top w:w="100" w:type="dxa"/>
-              <w:bottom w:w="100" w:type="dxa"/>
-              <w:left w:w="120" w:type="dxa"/>
-              <w:right w:w="120" w:type="dxa"/>
-            </w:tcMar>
-            <w:tcBorders>
-              <w:top w:val="single" w:sz="4" w:space="0" w:color="CCCCCC"/>
-              <w:bottom w:val="single" w:sz="4" w:space="0" w:color="CCCCCC"/>
-              <w:left w:val="single" w:sz="4" w:space="0" w:color="CCCCCC"/>
-              <w:right w:val="single" w:sz="4" w:space="0" w:color="CCCCCC"/>
-            </w:tcBorders>
-          </w:tcPr>
-          <w:p>
-            <w:pPr>
-              <w:spacing w:before="60" w:after="60" w:line="252" w:lineRule="auto"/>
-              <w:jc w:val="left"/>
-            </w:pPr>
-            <w:r/>
-            <w:r>
-              <w:t>Asia 11-15</w:t>
-            </w:r>
-          </w:p>
-        </w:tc>
-        <w:tc>
-          <w:tcPr>
-            <w:tcW w:type="dxa" w:w="1440"/>
-            <w:shd w:fill="FFFFFF"/>
-            <w:tcMar>
-              <w:top w:w="100" w:type="dxa"/>
-              <w:bottom w:w="100" w:type="dxa"/>
-              <w:left w:w="120" w:type="dxa"/>
-              <w:right w:w="120" w:type="dxa"/>
-            </w:tcMar>
-            <w:tcBorders>
-              <w:top w:val="single" w:sz="4" w:space="0" w:color="CCCCCC"/>
-              <w:bottom w:val="single" w:sz="4" w:space="0" w:color="CCCCCC"/>
-              <w:left w:val="single" w:sz="4" w:space="0" w:color="CCCCCC"/>
-              <w:right w:val="single" w:sz="4" w:space="0" w:color="CCCCCC"/>
-            </w:tcBorders>
-          </w:tcPr>
-          <w:p>
-            <w:pPr>
-              <w:spacing w:before="60" w:after="60" w:line="252" w:lineRule="auto"/>
-              <w:jc w:val="left"/>
-            </w:pPr>
-            <w:r/>
-            <w:r>
-              <w:t>723.75</w:t>
-            </w:r>
-          </w:p>
-        </w:tc>
-        <w:tc>
-          <w:tcPr>
-            <w:tcW w:type="dxa" w:w="2016"/>
-            <w:shd w:fill="FFFFFF"/>
-            <w:tcMar>
-              <w:top w:w="100" w:type="dxa"/>
-              <w:bottom w:w="100" w:type="dxa"/>
-              <w:left w:w="120" w:type="dxa"/>
-              <w:right w:w="120" w:type="dxa"/>
-            </w:tcMar>
-            <w:tcBorders>
-              <w:top w:val="single" w:sz="4" w:space="0" w:color="CCCCCC"/>
-              <w:bottom w:val="single" w:sz="4" w:space="0" w:color="CCCCCC"/>
-              <w:left w:val="single" w:sz="4" w:space="0" w:color="CCCCCC"/>
-              <w:right w:val="single" w:sz="4" w:space="0" w:color="CCCCCC"/>
-            </w:tcBorders>
-          </w:tcPr>
-          <w:p>
-            <w:pPr>
-              <w:spacing w:before="60" w:after="60" w:line="252" w:lineRule="auto"/>
-              <w:jc w:val="left"/>
-            </w:pPr>
-            <w:r/>
-            <w:r>
-              <w:t>733.50</w:t>
-            </w:r>
-          </w:p>
-        </w:tc>
-        <w:tc>
-          <w:tcPr>
-            <w:tcW w:type="dxa" w:w="1152"/>
-            <w:shd w:fill="FFFFFF"/>
-            <w:tcMar>
-              <w:top w:w="100" w:type="dxa"/>
-              <w:bottom w:w="100" w:type="dxa"/>
-              <w:left w:w="120" w:type="dxa"/>
-              <w:right w:w="120" w:type="dxa"/>
-            </w:tcMar>
-            <w:tcBorders>
-              <w:top w:val="single" w:sz="4" w:space="0" w:color="CCCCCC"/>
-              <w:bottom w:val="single" w:sz="4" w:space="0" w:color="CCCCCC"/>
-              <w:left w:val="single" w:sz="4" w:space="0" w:color="CCCCCC"/>
-              <w:right w:val="single" w:sz="4" w:space="0" w:color="CCCCCC"/>
-            </w:tcBorders>
-          </w:tcPr>
-          <w:p>
-            <w:pPr>
-              <w:spacing w:before="60" w:after="60" w:line="252" w:lineRule="auto"/>
-              <w:jc w:val="left"/>
-            </w:pPr>
-            <w:r/>
-            <w:r>
-              <w:t>714.00</w:t>
-            </w:r>
-          </w:p>
-        </w:tc>
-        <w:tc>
-          <w:tcPr>
-            <w:tcW w:type="dxa" w:w="1728"/>
-            <w:shd w:fill="FFFFFF"/>
-            <w:tcMar>
-              <w:top w:w="100" w:type="dxa"/>
-              <w:bottom w:w="100" w:type="dxa"/>
-              <w:left w:w="120" w:type="dxa"/>
-              <w:right w:w="120" w:type="dxa"/>
-            </w:tcMar>
-            <w:tcBorders>
-              <w:top w:val="single" w:sz="4" w:space="0" w:color="CCCCCC"/>
-              <w:bottom w:val="single" w:sz="4" w:space="0" w:color="CCCCCC"/>
-              <w:left w:val="single" w:sz="4" w:space="0" w:color="CCCCCC"/>
-              <w:right w:val="single" w:sz="4" w:space="0" w:color="CCCCCC"/>
-            </w:tcBorders>
-          </w:tcPr>
-          <w:p>
-            <w:pPr>
-              <w:spacing w:before="60" w:after="60" w:line="252" w:lineRule="auto"/>
-              <w:jc w:val="left"/>
-            </w:pPr>
-            <w:r/>
-            <w:r>
-              <w:rPr>
-                <w:b/>
-              </w:rPr>
-              <w:t>724.25</w:t>
-            </w:r>
-          </w:p>
-        </w:tc>
-        <w:tc>
-          <w:tcPr>
-            <w:tcW w:type="dxa" w:w="3456"/>
-            <w:shd w:fill="FFFFFF"/>
-            <w:tcMar>
-              <w:top w:w="100" w:type="dxa"/>
-              <w:bottom w:w="100" w:type="dxa"/>
-              <w:left w:w="120" w:type="dxa"/>
-              <w:right w:w="120" w:type="dxa"/>
-            </w:tcMar>
-            <w:tcBorders>
-              <w:top w:val="single" w:sz="4" w:space="0" w:color="CCCCCC"/>
-              <w:bottom w:val="single" w:sz="4" w:space="0" w:color="CCCCCC"/>
-              <w:left w:val="single" w:sz="4" w:space="0" w:color="CCCCCC"/>
-              <w:right w:val="single" w:sz="4" w:space="0" w:color="CCCCCC"/>
-            </w:tcBorders>
-          </w:tcPr>
-          <w:p>
-            <w:pPr>
-              <w:spacing w:before="60" w:after="60" w:line="252" w:lineRule="auto"/>
-              <w:jc w:val="left"/>
-            </w:pPr>
-            <w:r/>
-            <w:r>
-              <w:rPr>
-                <w:b/>
-              </w:rPr>
-              <w:t>+0.50</w:t>
-            </w:r>
-          </w:p>
-        </w:tc>
-        <w:tc>
-          <w:tcPr>
-            <w:tcW w:type="dxa" w:w="1440"/>
-            <w:shd w:fill="FFFFFF"/>
-            <w:tcMar>
-              <w:top w:w="100" w:type="dxa"/>
-              <w:bottom w:w="100" w:type="dxa"/>
-              <w:left w:w="120" w:type="dxa"/>
-              <w:right w:w="120" w:type="dxa"/>
-            </w:tcMar>
-            <w:tcBorders>
-              <w:top w:val="single" w:sz="4" w:space="0" w:color="CCCCCC"/>
-              <w:bottom w:val="single" w:sz="4" w:space="0" w:color="CCCCCC"/>
-              <w:left w:val="single" w:sz="4" w:space="0" w:color="CCCCCC"/>
-              <w:right w:val="single" w:sz="4" w:space="0" w:color="CCCCCC"/>
-            </w:tcBorders>
-          </w:tcPr>
-          <w:p>
-            <w:pPr>
-              <w:spacing w:before="60" w:after="60" w:line="252" w:lineRule="auto"/>
-              <w:jc w:val="left"/>
-            </w:pPr>
-            <w:r/>
-            <w:r>
-              <w:t>BULL</w:t>
-            </w:r>
-          </w:p>
-        </w:tc>
-      </w:tr>
-      <w:tr>
-        <w:tc>
-          <w:tcPr>
-            <w:tcW w:type="dxa" w:w="1584"/>
-            <w:shd w:fill="F8FAFC"/>
-            <w:tcMar>
-              <w:top w:w="100" w:type="dxa"/>
-              <w:bottom w:w="100" w:type="dxa"/>
-              <w:left w:w="120" w:type="dxa"/>
-              <w:right w:w="120" w:type="dxa"/>
-            </w:tcMar>
-            <w:tcBorders>
-              <w:top w:val="single" w:sz="4" w:space="0" w:color="CCCCCC"/>
-              <w:bottom w:val="single" w:sz="4" w:space="0" w:color="CCCCCC"/>
-              <w:left w:val="single" w:sz="4" w:space="0" w:color="CCCCCC"/>
-              <w:right w:val="single" w:sz="4" w:space="0" w:color="CCCCCC"/>
-            </w:tcBorders>
-          </w:tcPr>
-          <w:p>
-            <w:pPr>
-              <w:spacing w:before="60" w:after="60" w:line="252" w:lineRule="auto"/>
-              <w:jc w:val="left"/>
-            </w:pPr>
-            <w:r/>
-            <w:r>
-              <w:rPr>
-                <w:b/>
-              </w:rPr>
-              <w:t>Thu 27/08</w:t>
-            </w:r>
-          </w:p>
-        </w:tc>
-        <w:tc>
-          <w:tcPr>
-            <w:tcW w:type="dxa" w:w="864"/>
-            <w:shd w:fill="F8FAFC"/>
-            <w:tcMar>
-              <w:top w:w="100" w:type="dxa"/>
-              <w:bottom w:w="100" w:type="dxa"/>
-              <w:left w:w="120" w:type="dxa"/>
-              <w:right w:w="120" w:type="dxa"/>
-            </w:tcMar>
-            <w:tcBorders>
-              <w:top w:val="single" w:sz="4" w:space="0" w:color="CCCCCC"/>
-              <w:bottom w:val="single" w:sz="4" w:space="0" w:color="CCCCCC"/>
-              <w:left w:val="single" w:sz="4" w:space="0" w:color="CCCCCC"/>
-              <w:right w:val="single" w:sz="4" w:space="0" w:color="CCCCCC"/>
-            </w:tcBorders>
-          </w:tcPr>
-          <w:p>
-            <w:pPr>
-              <w:spacing w:before="60" w:after="60" w:line="252" w:lineRule="auto"/>
-              <w:jc w:val="left"/>
-            </w:pPr>
-            <w:r/>
-            <w:r>
-              <w:t>London 15-19</w:t>
-            </w:r>
-          </w:p>
-        </w:tc>
-        <w:tc>
-          <w:tcPr>
-            <w:tcW w:type="dxa" w:w="1440"/>
-            <w:shd w:fill="F8FAFC"/>
-            <w:tcMar>
-              <w:top w:w="100" w:type="dxa"/>
-              <w:bottom w:w="100" w:type="dxa"/>
-              <w:left w:w="120" w:type="dxa"/>
-              <w:right w:w="120" w:type="dxa"/>
-            </w:tcMar>
-            <w:tcBorders>
-              <w:top w:val="single" w:sz="4" w:space="0" w:color="CCCCCC"/>
-              <w:bottom w:val="single" w:sz="4" w:space="0" w:color="CCCCCC"/>
-              <w:left w:val="single" w:sz="4" w:space="0" w:color="CCCCCC"/>
-              <w:right w:val="single" w:sz="4" w:space="0" w:color="CCCCCC"/>
-            </w:tcBorders>
-          </w:tcPr>
-          <w:p>
-            <w:pPr>
-              <w:spacing w:before="60" w:after="60" w:line="252" w:lineRule="auto"/>
-              <w:jc w:val="left"/>
-            </w:pPr>
-            <w:r/>
-            <w:r>
-              <w:t>724.25</w:t>
-            </w:r>
-          </w:p>
-        </w:tc>
-        <w:tc>
-          <w:tcPr>
-            <w:tcW w:type="dxa" w:w="2016"/>
-            <w:shd w:fill="F8FAFC"/>
-            <w:tcMar>
-              <w:top w:w="100" w:type="dxa"/>
-              <w:bottom w:w="100" w:type="dxa"/>
-              <w:left w:w="120" w:type="dxa"/>
-              <w:right w:w="120" w:type="dxa"/>
-            </w:tcMar>
-            <w:tcBorders>
-              <w:top w:val="single" w:sz="4" w:space="0" w:color="CCCCCC"/>
-              <w:bottom w:val="single" w:sz="4" w:space="0" w:color="CCCCCC"/>
-              <w:left w:val="single" w:sz="4" w:space="0" w:color="CCCCCC"/>
-              <w:right w:val="single" w:sz="4" w:space="0" w:color="CCCCCC"/>
-            </w:tcBorders>
-          </w:tcPr>
-          <w:p>
-            <w:pPr>
-              <w:spacing w:before="60" w:after="60" w:line="252" w:lineRule="auto"/>
-              <w:jc w:val="left"/>
-            </w:pPr>
-            <w:r/>
-            <w:r>
-              <w:t>735.00</w:t>
-            </w:r>
-          </w:p>
-        </w:tc>
-        <w:tc>
-          <w:tcPr>
-            <w:tcW w:type="dxa" w:w="1152"/>
-            <w:shd w:fill="F8FAFC"/>
-            <w:tcMar>
-              <w:top w:w="100" w:type="dxa"/>
-              <w:bottom w:w="100" w:type="dxa"/>
-              <w:left w:w="120" w:type="dxa"/>
-              <w:right w:w="120" w:type="dxa"/>
-            </w:tcMar>
-            <w:tcBorders>
-              <w:top w:val="single" w:sz="4" w:space="0" w:color="CCCCCC"/>
-              <w:bottom w:val="single" w:sz="4" w:space="0" w:color="CCCCCC"/>
-              <w:left w:val="single" w:sz="4" w:space="0" w:color="CCCCCC"/>
-              <w:right w:val="single" w:sz="4" w:space="0" w:color="CCCCCC"/>
-            </w:tcBorders>
-          </w:tcPr>
-          <w:p>
-            <w:pPr>
-              <w:spacing w:before="60" w:after="60" w:line="252" w:lineRule="auto"/>
-              <w:jc w:val="left"/>
-            </w:pPr>
-            <w:r/>
-            <w:r>
-              <w:t>717.00</w:t>
-            </w:r>
-          </w:p>
-        </w:tc>
-        <w:tc>
-          <w:tcPr>
-            <w:tcW w:type="dxa" w:w="1728"/>
-            <w:shd w:fill="F8FAFC"/>
-            <w:tcMar>
-              <w:top w:w="100" w:type="dxa"/>
-              <w:bottom w:w="100" w:type="dxa"/>
-              <w:left w:w="120" w:type="dxa"/>
-              <w:right w:w="120" w:type="dxa"/>
-            </w:tcMar>
-            <w:tcBorders>
-              <w:top w:val="single" w:sz="4" w:space="0" w:color="CCCCCC"/>
-              <w:bottom w:val="single" w:sz="4" w:space="0" w:color="CCCCCC"/>
-              <w:left w:val="single" w:sz="4" w:space="0" w:color="CCCCCC"/>
-              <w:right w:val="single" w:sz="4" w:space="0" w:color="CCCCCC"/>
-            </w:tcBorders>
-          </w:tcPr>
-          <w:p>
-            <w:pPr>
-              <w:spacing w:before="60" w:after="60" w:line="252" w:lineRule="auto"/>
-              <w:jc w:val="left"/>
-            </w:pPr>
-            <w:r/>
-            <w:r>
-              <w:rPr>
-                <w:b/>
-              </w:rPr>
-              <w:t>725.00</w:t>
-            </w:r>
-          </w:p>
-        </w:tc>
-        <w:tc>
-          <w:tcPr>
-            <w:tcW w:type="dxa" w:w="3456"/>
-            <w:shd w:fill="F8FAFC"/>
-            <w:tcMar>
-              <w:top w:w="100" w:type="dxa"/>
-              <w:bottom w:w="100" w:type="dxa"/>
-              <w:left w:w="120" w:type="dxa"/>
-              <w:right w:w="120" w:type="dxa"/>
-            </w:tcMar>
-            <w:tcBorders>
-              <w:top w:val="single" w:sz="4" w:space="0" w:color="CCCCCC"/>
-              <w:bottom w:val="single" w:sz="4" w:space="0" w:color="CCCCCC"/>
-              <w:left w:val="single" w:sz="4" w:space="0" w:color="CCCCCC"/>
-              <w:right w:val="single" w:sz="4" w:space="0" w:color="CCCCCC"/>
-            </w:tcBorders>
-          </w:tcPr>
-          <w:p>
-            <w:pPr>
-              <w:spacing w:before="60" w:after="60" w:line="252" w:lineRule="auto"/>
-              <w:jc w:val="left"/>
-            </w:pPr>
-            <w:r/>
-            <w:r>
-              <w:rPr>
-                <w:b/>
-              </w:rPr>
-              <w:t>+0.75</w:t>
-            </w:r>
-          </w:p>
-        </w:tc>
-        <w:tc>
-          <w:tcPr>
-            <w:tcW w:type="dxa" w:w="1440"/>
-            <w:shd w:fill="F8FAFC"/>
-            <w:tcMar>
-              <w:top w:w="100" w:type="dxa"/>
-              <w:bottom w:w="100" w:type="dxa"/>
-              <w:left w:w="120" w:type="dxa"/>
-              <w:right w:w="120" w:type="dxa"/>
-            </w:tcMar>
-            <w:tcBorders>
-              <w:top w:val="single" w:sz="4" w:space="0" w:color="CCCCCC"/>
-              <w:bottom w:val="single" w:sz="4" w:space="0" w:color="CCCCCC"/>
-              <w:left w:val="single" w:sz="4" w:space="0" w:color="CCCCCC"/>
-              <w:right w:val="single" w:sz="4" w:space="0" w:color="CCCCCC"/>
-            </w:tcBorders>
-          </w:tcPr>
-          <w:p>
-            <w:pPr>
-              <w:spacing w:before="60" w:after="60" w:line="252" w:lineRule="auto"/>
-              <w:jc w:val="left"/>
-            </w:pPr>
-            <w:r/>
-            <w:r>
-              <w:t>BULL</w:t>
-            </w:r>
-          </w:p>
-        </w:tc>
-      </w:tr>
-      <w:tr>
-        <w:tc>
-          <w:tcPr>
-            <w:tcW w:type="dxa" w:w="1584"/>
-            <w:shd w:fill="FFFFFF"/>
-            <w:tcMar>
-              <w:top w:w="100" w:type="dxa"/>
-              <w:bottom w:w="100" w:type="dxa"/>
-              <w:left w:w="120" w:type="dxa"/>
-              <w:right w:w="120" w:type="dxa"/>
-            </w:tcMar>
-            <w:tcBorders>
-              <w:top w:val="single" w:sz="4" w:space="0" w:color="CCCCCC"/>
-              <w:bottom w:val="single" w:sz="4" w:space="0" w:color="CCCCCC"/>
-              <w:left w:val="single" w:sz="4" w:space="0" w:color="CCCCCC"/>
-              <w:right w:val="single" w:sz="4" w:space="0" w:color="CCCCCC"/>
-            </w:tcBorders>
-          </w:tcPr>
-          <w:p>
-            <w:pPr>
-              <w:spacing w:before="60" w:after="60" w:line="252" w:lineRule="auto"/>
-              <w:jc w:val="left"/>
-            </w:pPr>
-            <w:r/>
-            <w:r>
-              <w:rPr>
-                <w:b/>
-              </w:rPr>
-              <w:t>Thu 27/08</w:t>
-            </w:r>
-          </w:p>
-        </w:tc>
-        <w:tc>
-          <w:tcPr>
-            <w:tcW w:type="dxa" w:w="864"/>
-            <w:shd w:fill="FFFFFF"/>
-            <w:tcMar>
-              <w:top w:w="100" w:type="dxa"/>
-              <w:bottom w:w="100" w:type="dxa"/>
-              <w:left w:w="120" w:type="dxa"/>
-              <w:right w:w="120" w:type="dxa"/>
-            </w:tcMar>
-            <w:tcBorders>
-              <w:top w:val="single" w:sz="4" w:space="0" w:color="CCCCCC"/>
-              <w:bottom w:val="single" w:sz="4" w:space="0" w:color="CCCCCC"/>
-              <w:left w:val="single" w:sz="4" w:space="0" w:color="CCCCCC"/>
-              <w:right w:val="single" w:sz="4" w:space="0" w:color="CCCCCC"/>
-            </w:tcBorders>
-          </w:tcPr>
-          <w:p>
-            <w:pPr>
-              <w:spacing w:before="60" w:after="60" w:line="252" w:lineRule="auto"/>
-              <w:jc w:val="left"/>
-            </w:pPr>
-            <w:r/>
-            <w:r>
-              <w:t>Pre-NY 19-21</w:t>
-            </w:r>
-          </w:p>
-        </w:tc>
-        <w:tc>
-          <w:tcPr>
-            <w:tcW w:type="dxa" w:w="1440"/>
-            <w:shd w:fill="FFFFFF"/>
-            <w:tcMar>
-              <w:top w:w="100" w:type="dxa"/>
-              <w:bottom w:w="100" w:type="dxa"/>
-              <w:left w:w="120" w:type="dxa"/>
-              <w:right w:w="120" w:type="dxa"/>
-            </w:tcMar>
-            <w:tcBorders>
-              <w:top w:val="single" w:sz="4" w:space="0" w:color="CCCCCC"/>
-              <w:bottom w:val="single" w:sz="4" w:space="0" w:color="CCCCCC"/>
-              <w:left w:val="single" w:sz="4" w:space="0" w:color="CCCCCC"/>
-              <w:right w:val="single" w:sz="4" w:space="0" w:color="CCCCCC"/>
-            </w:tcBorders>
-          </w:tcPr>
-          <w:p>
-            <w:pPr>
-              <w:spacing w:before="60" w:after="60" w:line="252" w:lineRule="auto"/>
-              <w:jc w:val="left"/>
-            </w:pPr>
-            <w:r/>
-            <w:r>
-              <w:t>725.00</w:t>
-            </w:r>
-          </w:p>
-        </w:tc>
-        <w:tc>
-          <w:tcPr>
-            <w:tcW w:type="dxa" w:w="2016"/>
-            <w:shd w:fill="FFFFFF"/>
-            <w:tcMar>
-              <w:top w:w="100" w:type="dxa"/>
-              <w:bottom w:w="100" w:type="dxa"/>
-              <w:left w:w="120" w:type="dxa"/>
-              <w:right w:w="120" w:type="dxa"/>
-            </w:tcMar>
-            <w:tcBorders>
-              <w:top w:val="single" w:sz="4" w:space="0" w:color="CCCCCC"/>
-              <w:bottom w:val="single" w:sz="4" w:space="0" w:color="CCCCCC"/>
-              <w:left w:val="single" w:sz="4" w:space="0" w:color="CCCCCC"/>
-              <w:right w:val="single" w:sz="4" w:space="0" w:color="CCCCCC"/>
-            </w:tcBorders>
-          </w:tcPr>
-          <w:p>
-            <w:pPr>
-              <w:spacing w:before="60" w:after="60" w:line="252" w:lineRule="auto"/>
-              <w:jc w:val="left"/>
-            </w:pPr>
-            <w:r/>
-            <w:r>
-              <w:t>731.50</w:t>
-            </w:r>
-          </w:p>
-        </w:tc>
-        <w:tc>
-          <w:tcPr>
-            <w:tcW w:type="dxa" w:w="1152"/>
-            <w:shd w:fill="FFFFFF"/>
-            <w:tcMar>
-              <w:top w:w="100" w:type="dxa"/>
-              <w:bottom w:w="100" w:type="dxa"/>
-              <w:left w:w="120" w:type="dxa"/>
-              <w:right w:w="120" w:type="dxa"/>
-            </w:tcMar>
-            <w:tcBorders>
-              <w:top w:val="single" w:sz="4" w:space="0" w:color="CCCCCC"/>
-              <w:bottom w:val="single" w:sz="4" w:space="0" w:color="CCCCCC"/>
-              <w:left w:val="single" w:sz="4" w:space="0" w:color="CCCCCC"/>
-              <w:right w:val="single" w:sz="4" w:space="0" w:color="CCCCCC"/>
-            </w:tcBorders>
-          </w:tcPr>
-          <w:p>
-            <w:pPr>
-              <w:spacing w:before="60" w:after="60" w:line="252" w:lineRule="auto"/>
-              <w:jc w:val="left"/>
-            </w:pPr>
-            <w:r/>
-            <w:r>
-              <w:t>716.50</w:t>
-            </w:r>
-          </w:p>
-        </w:tc>
-        <w:tc>
-          <w:tcPr>
-            <w:tcW w:type="dxa" w:w="1728"/>
-            <w:shd w:fill="FFFFFF"/>
-            <w:tcMar>
-              <w:top w:w="100" w:type="dxa"/>
-              <w:bottom w:w="100" w:type="dxa"/>
-              <w:left w:w="120" w:type="dxa"/>
-              <w:right w:w="120" w:type="dxa"/>
-            </w:tcMar>
-            <w:tcBorders>
-              <w:top w:val="single" w:sz="4" w:space="0" w:color="CCCCCC"/>
-              <w:bottom w:val="single" w:sz="4" w:space="0" w:color="CCCCCC"/>
-              <w:left w:val="single" w:sz="4" w:space="0" w:color="CCCCCC"/>
-              <w:right w:val="single" w:sz="4" w:space="0" w:color="CCCCCC"/>
-            </w:tcBorders>
-          </w:tcPr>
-          <w:p>
-            <w:pPr>
-              <w:spacing w:before="60" w:after="60" w:line="252" w:lineRule="auto"/>
-              <w:jc w:val="left"/>
-            </w:pPr>
-            <w:r/>
-            <w:r>
-              <w:rPr>
-                <w:b/>
-              </w:rPr>
-              <w:t>725.50</w:t>
-            </w:r>
-          </w:p>
-        </w:tc>
-        <w:tc>
-          <w:tcPr>
-            <w:tcW w:type="dxa" w:w="3456"/>
-            <w:shd w:fill="FFFFFF"/>
-            <w:tcMar>
-              <w:top w:w="100" w:type="dxa"/>
-              <w:bottom w:w="100" w:type="dxa"/>
-              <w:left w:w="120" w:type="dxa"/>
-              <w:right w:w="120" w:type="dxa"/>
-            </w:tcMar>
-            <w:tcBorders>
-              <w:top w:val="single" w:sz="4" w:space="0" w:color="CCCCCC"/>
-              <w:bottom w:val="single" w:sz="4" w:space="0" w:color="CCCCCC"/>
-              <w:left w:val="single" w:sz="4" w:space="0" w:color="CCCCCC"/>
-              <w:right w:val="single" w:sz="4" w:space="0" w:color="CCCCCC"/>
-            </w:tcBorders>
-          </w:tcPr>
-          <w:p>
-            <w:pPr>
-              <w:spacing w:before="60" w:after="60" w:line="252" w:lineRule="auto"/>
-              <w:jc w:val="left"/>
-            </w:pPr>
-            <w:r/>
-            <w:r>
-              <w:rPr>
-                <w:b/>
-              </w:rPr>
-              <w:t>+0.50</w:t>
-            </w:r>
-          </w:p>
-        </w:tc>
-        <w:tc>
-          <w:tcPr>
-            <w:tcW w:type="dxa" w:w="1440"/>
-            <w:shd w:fill="FFFFFF"/>
-            <w:tcMar>
-              <w:top w:w="100" w:type="dxa"/>
-              <w:bottom w:w="100" w:type="dxa"/>
-              <w:left w:w="120" w:type="dxa"/>
-              <w:right w:w="120" w:type="dxa"/>
-            </w:tcMar>
-            <w:tcBorders>
-              <w:top w:val="single" w:sz="4" w:space="0" w:color="CCCCCC"/>
-              <w:bottom w:val="single" w:sz="4" w:space="0" w:color="CCCCCC"/>
-              <w:left w:val="single" w:sz="4" w:space="0" w:color="CCCCCC"/>
-              <w:right w:val="single" w:sz="4" w:space="0" w:color="CCCCCC"/>
-            </w:tcBorders>
-          </w:tcPr>
-          <w:p>
-            <w:pPr>
-              <w:spacing w:before="60" w:after="60" w:line="252" w:lineRule="auto"/>
-              <w:jc w:val="left"/>
-            </w:pPr>
-            <w:r/>
-            <w:r>
-              <w:t>BULL</w:t>
-            </w:r>
-          </w:p>
-        </w:tc>
-      </w:tr>
-      <w:tr>
-        <w:tc>
-          <w:tcPr>
-            <w:tcW w:type="dxa" w:w="1584"/>
-            <w:shd w:fill="F8FAFC"/>
-            <w:tcMar>
-              <w:top w:w="100" w:type="dxa"/>
-              <w:bottom w:w="100" w:type="dxa"/>
-              <w:left w:w="120" w:type="dxa"/>
-              <w:right w:w="120" w:type="dxa"/>
-            </w:tcMar>
-            <w:tcBorders>
-              <w:top w:val="single" w:sz="4" w:space="0" w:color="CCCCCC"/>
-              <w:bottom w:val="single" w:sz="4" w:space="0" w:color="CCCCCC"/>
-              <w:left w:val="single" w:sz="4" w:space="0" w:color="CCCCCC"/>
-              <w:right w:val="single" w:sz="4" w:space="0" w:color="CCCCCC"/>
-            </w:tcBorders>
-          </w:tcPr>
-          <w:p>
-            <w:pPr>
-              <w:spacing w:before="60" w:after="60" w:line="252" w:lineRule="auto"/>
-              <w:jc w:val="left"/>
-            </w:pPr>
-            <w:r/>
-            <w:r>
-              <w:rPr>
-                <w:b/>
-              </w:rPr>
-              <w:t>Thu 27/08</w:t>
-            </w:r>
-          </w:p>
-        </w:tc>
-        <w:tc>
-          <w:tcPr>
-            <w:tcW w:type="dxa" w:w="864"/>
-            <w:shd w:fill="F8FAFC"/>
-            <w:tcMar>
-              <w:top w:w="100" w:type="dxa"/>
-              <w:bottom w:w="100" w:type="dxa"/>
-              <w:left w:w="120" w:type="dxa"/>
-              <w:right w:w="120" w:type="dxa"/>
-            </w:tcMar>
-            <w:tcBorders>
-              <w:top w:val="single" w:sz="4" w:space="0" w:color="CCCCCC"/>
-              <w:bottom w:val="single" w:sz="4" w:space="0" w:color="CCCCCC"/>
-              <w:left w:val="single" w:sz="4" w:space="0" w:color="CCCCCC"/>
-              <w:right w:val="single" w:sz="4" w:space="0" w:color="CCCCCC"/>
-            </w:tcBorders>
-          </w:tcPr>
-          <w:p>
-            <w:pPr>
-              <w:spacing w:before="60" w:after="60" w:line="252" w:lineRule="auto"/>
-              <w:jc w:val="left"/>
-            </w:pPr>
-            <w:r/>
-            <w:r>
-              <w:t>NY Open 21-23</w:t>
-            </w:r>
-          </w:p>
-        </w:tc>
-        <w:tc>
-          <w:tcPr>
-            <w:tcW w:type="dxa" w:w="1440"/>
-            <w:shd w:fill="F8FAFC"/>
-            <w:tcMar>
-              <w:top w:w="100" w:type="dxa"/>
-              <w:bottom w:w="100" w:type="dxa"/>
-              <w:left w:w="120" w:type="dxa"/>
-              <w:right w:w="120" w:type="dxa"/>
-            </w:tcMar>
-            <w:tcBorders>
-              <w:top w:val="single" w:sz="4" w:space="0" w:color="CCCCCC"/>
-              <w:bottom w:val="single" w:sz="4" w:space="0" w:color="CCCCCC"/>
-              <w:left w:val="single" w:sz="4" w:space="0" w:color="CCCCCC"/>
-              <w:right w:val="single" w:sz="4" w:space="0" w:color="CCCCCC"/>
-            </w:tcBorders>
-          </w:tcPr>
-          <w:p>
-            <w:pPr>
-              <w:spacing w:before="60" w:after="60" w:line="252" w:lineRule="auto"/>
-              <w:jc w:val="left"/>
-            </w:pPr>
-            <w:r/>
-            <w:r>
-              <w:t>725.50</w:t>
-            </w:r>
-          </w:p>
-        </w:tc>
-        <w:tc>
-          <w:tcPr>
-            <w:tcW w:type="dxa" w:w="2016"/>
-            <w:shd w:fill="F8FAFC"/>
-            <w:tcMar>
-              <w:top w:w="100" w:type="dxa"/>
-              <w:bottom w:w="100" w:type="dxa"/>
-              <w:left w:w="120" w:type="dxa"/>
-              <w:right w:w="120" w:type="dxa"/>
-            </w:tcMar>
-            <w:tcBorders>
-              <w:top w:val="single" w:sz="4" w:space="0" w:color="CCCCCC"/>
-              <w:bottom w:val="single" w:sz="4" w:space="0" w:color="CCCCCC"/>
-              <w:left w:val="single" w:sz="4" w:space="0" w:color="CCCCCC"/>
-              <w:right w:val="single" w:sz="4" w:space="0" w:color="CCCCCC"/>
-            </w:tcBorders>
-          </w:tcPr>
-          <w:p>
-            <w:pPr>
-              <w:spacing w:before="60" w:after="60" w:line="252" w:lineRule="auto"/>
-              <w:jc w:val="left"/>
-            </w:pPr>
-            <w:r/>
-            <w:r>
-              <w:t>736.50</w:t>
-            </w:r>
-          </w:p>
-        </w:tc>
-        <w:tc>
-          <w:tcPr>
-            <w:tcW w:type="dxa" w:w="1152"/>
-            <w:shd w:fill="F8FAFC"/>
-            <w:tcMar>
-              <w:top w:w="100" w:type="dxa"/>
-              <w:bottom w:w="100" w:type="dxa"/>
-              <w:left w:w="120" w:type="dxa"/>
-              <w:right w:w="120" w:type="dxa"/>
-            </w:tcMar>
-            <w:tcBorders>
-              <w:top w:val="single" w:sz="4" w:space="0" w:color="CCCCCC"/>
-              <w:bottom w:val="single" w:sz="4" w:space="0" w:color="CCCCCC"/>
-              <w:left w:val="single" w:sz="4" w:space="0" w:color="CCCCCC"/>
-              <w:right w:val="single" w:sz="4" w:space="0" w:color="CCCCCC"/>
-            </w:tcBorders>
-          </w:tcPr>
-          <w:p>
-            <w:pPr>
-              <w:spacing w:before="60" w:after="60" w:line="252" w:lineRule="auto"/>
-              <w:jc w:val="left"/>
-            </w:pPr>
-            <w:r/>
-            <w:r>
-              <w:t>713.75</w:t>
-            </w:r>
-          </w:p>
-        </w:tc>
-        <w:tc>
-          <w:tcPr>
-            <w:tcW w:type="dxa" w:w="1728"/>
-            <w:shd w:fill="F8FAFC"/>
             <w:tcMar>
               <w:top w:w="100" w:type="dxa"/>
               <w:bottom w:w="100" w:type="dxa"/>
@@ -29586,1651 +31231,6 @@
                 <w:b/>
               </w:rPr>
               <w:t>729.00</w:t>
-            </w:r>
-          </w:p>
-        </w:tc>
-        <w:tc>
-          <w:tcPr>
-            <w:tcW w:type="dxa" w:w="3456"/>
-            <w:shd w:fill="F8FAFC"/>
-            <w:tcMar>
-              <w:top w:w="100" w:type="dxa"/>
-              <w:bottom w:w="100" w:type="dxa"/>
-              <w:left w:w="120" w:type="dxa"/>
-              <w:right w:w="120" w:type="dxa"/>
-            </w:tcMar>
-            <w:tcBorders>
-              <w:top w:val="single" w:sz="4" w:space="0" w:color="CCCCCC"/>
-              <w:bottom w:val="single" w:sz="4" w:space="0" w:color="CCCCCC"/>
-              <w:left w:val="single" w:sz="4" w:space="0" w:color="CCCCCC"/>
-              <w:right w:val="single" w:sz="4" w:space="0" w:color="CCCCCC"/>
-            </w:tcBorders>
-          </w:tcPr>
-          <w:p>
-            <w:pPr>
-              <w:spacing w:before="60" w:after="60" w:line="252" w:lineRule="auto"/>
-              <w:jc w:val="left"/>
-            </w:pPr>
-            <w:r/>
-            <w:r>
-              <w:rPr>
-                <w:b/>
-              </w:rPr>
-              <w:t>+3.50</w:t>
-            </w:r>
-          </w:p>
-        </w:tc>
-        <w:tc>
-          <w:tcPr>
-            <w:tcW w:type="dxa" w:w="1440"/>
-            <w:shd w:fill="F8FAFC"/>
-            <w:tcMar>
-              <w:top w:w="100" w:type="dxa"/>
-              <w:bottom w:w="100" w:type="dxa"/>
-              <w:left w:w="120" w:type="dxa"/>
-              <w:right w:w="120" w:type="dxa"/>
-            </w:tcMar>
-            <w:tcBorders>
-              <w:top w:val="single" w:sz="4" w:space="0" w:color="CCCCCC"/>
-              <w:bottom w:val="single" w:sz="4" w:space="0" w:color="CCCCCC"/>
-              <w:left w:val="single" w:sz="4" w:space="0" w:color="CCCCCC"/>
-              <w:right w:val="single" w:sz="4" w:space="0" w:color="CCCCCC"/>
-            </w:tcBorders>
-          </w:tcPr>
-          <w:p>
-            <w:pPr>
-              <w:spacing w:before="60" w:after="60" w:line="252" w:lineRule="auto"/>
-              <w:jc w:val="left"/>
-            </w:pPr>
-            <w:r/>
-            <w:r>
-              <w:t>BULL</w:t>
-            </w:r>
-          </w:p>
-        </w:tc>
-      </w:tr>
-      <w:tr>
-        <w:tc>
-          <w:tcPr>
-            <w:tcW w:type="dxa" w:w="1584"/>
-            <w:shd w:fill="FFFFFF"/>
-            <w:tcMar>
-              <w:top w:w="100" w:type="dxa"/>
-              <w:bottom w:w="100" w:type="dxa"/>
-              <w:left w:w="120" w:type="dxa"/>
-              <w:right w:w="120" w:type="dxa"/>
-            </w:tcMar>
-            <w:tcBorders>
-              <w:top w:val="single" w:sz="4" w:space="0" w:color="CCCCCC"/>
-              <w:bottom w:val="single" w:sz="4" w:space="0" w:color="CCCCCC"/>
-              <w:left w:val="single" w:sz="4" w:space="0" w:color="CCCCCC"/>
-              <w:right w:val="single" w:sz="4" w:space="0" w:color="CCCCCC"/>
-            </w:tcBorders>
-          </w:tcPr>
-          <w:p>
-            <w:pPr>
-              <w:spacing w:before="60" w:after="60" w:line="252" w:lineRule="auto"/>
-              <w:jc w:val="left"/>
-            </w:pPr>
-            <w:r/>
-            <w:r>
-              <w:rPr>
-                <w:b/>
-              </w:rPr>
-              <w:t>Thu 27/08</w:t>
-            </w:r>
-          </w:p>
-        </w:tc>
-        <w:tc>
-          <w:tcPr>
-            <w:tcW w:type="dxa" w:w="864"/>
-            <w:shd w:fill="FFFFFF"/>
-            <w:tcMar>
-              <w:top w:w="100" w:type="dxa"/>
-              <w:bottom w:w="100" w:type="dxa"/>
-              <w:left w:w="120" w:type="dxa"/>
-              <w:right w:w="120" w:type="dxa"/>
-            </w:tcMar>
-            <w:tcBorders>
-              <w:top w:val="single" w:sz="4" w:space="0" w:color="CCCCCC"/>
-              <w:bottom w:val="single" w:sz="4" w:space="0" w:color="CCCCCC"/>
-              <w:left w:val="single" w:sz="4" w:space="0" w:color="CCCCCC"/>
-              <w:right w:val="single" w:sz="4" w:space="0" w:color="CCCCCC"/>
-            </w:tcBorders>
-          </w:tcPr>
-          <w:p>
-            <w:pPr>
-              <w:spacing w:before="60" w:after="60" w:line="252" w:lineRule="auto"/>
-              <w:jc w:val="left"/>
-            </w:pPr>
-            <w:r/>
-            <w:r>
-              <w:t>NY Close 23-01</w:t>
-            </w:r>
-          </w:p>
-        </w:tc>
-        <w:tc>
-          <w:tcPr>
-            <w:tcW w:type="dxa" w:w="1440"/>
-            <w:shd w:fill="FFFFFF"/>
-            <w:tcMar>
-              <w:top w:w="100" w:type="dxa"/>
-              <w:bottom w:w="100" w:type="dxa"/>
-              <w:left w:w="120" w:type="dxa"/>
-              <w:right w:w="120" w:type="dxa"/>
-            </w:tcMar>
-            <w:tcBorders>
-              <w:top w:val="single" w:sz="4" w:space="0" w:color="CCCCCC"/>
-              <w:bottom w:val="single" w:sz="4" w:space="0" w:color="CCCCCC"/>
-              <w:left w:val="single" w:sz="4" w:space="0" w:color="CCCCCC"/>
-              <w:right w:val="single" w:sz="4" w:space="0" w:color="CCCCCC"/>
-            </w:tcBorders>
-          </w:tcPr>
-          <w:p>
-            <w:pPr>
-              <w:spacing w:before="60" w:after="60" w:line="252" w:lineRule="auto"/>
-              <w:jc w:val="left"/>
-            </w:pPr>
-            <w:r/>
-            <w:r>
-              <w:t>729.00</w:t>
-            </w:r>
-          </w:p>
-        </w:tc>
-        <w:tc>
-          <w:tcPr>
-            <w:tcW w:type="dxa" w:w="2016"/>
-            <w:shd w:fill="FFFFFF"/>
-            <w:tcMar>
-              <w:top w:w="100" w:type="dxa"/>
-              <w:bottom w:w="100" w:type="dxa"/>
-              <w:left w:w="120" w:type="dxa"/>
-              <w:right w:w="120" w:type="dxa"/>
-            </w:tcMar>
-            <w:tcBorders>
-              <w:top w:val="single" w:sz="4" w:space="0" w:color="CCCCCC"/>
-              <w:bottom w:val="single" w:sz="4" w:space="0" w:color="CCCCCC"/>
-              <w:left w:val="single" w:sz="4" w:space="0" w:color="CCCCCC"/>
-              <w:right w:val="single" w:sz="4" w:space="0" w:color="CCCCCC"/>
-            </w:tcBorders>
-          </w:tcPr>
-          <w:p>
-            <w:pPr>
-              <w:spacing w:before="60" w:after="60" w:line="252" w:lineRule="auto"/>
-              <w:jc w:val="left"/>
-            </w:pPr>
-            <w:r/>
-            <w:r>
-              <w:t>734.50</w:t>
-            </w:r>
-          </w:p>
-        </w:tc>
-        <w:tc>
-          <w:tcPr>
-            <w:tcW w:type="dxa" w:w="1152"/>
-            <w:shd w:fill="FFFFFF"/>
-            <w:tcMar>
-              <w:top w:w="100" w:type="dxa"/>
-              <w:bottom w:w="100" w:type="dxa"/>
-              <w:left w:w="120" w:type="dxa"/>
-              <w:right w:w="120" w:type="dxa"/>
-            </w:tcMar>
-            <w:tcBorders>
-              <w:top w:val="single" w:sz="4" w:space="0" w:color="CCCCCC"/>
-              <w:bottom w:val="single" w:sz="4" w:space="0" w:color="CCCCCC"/>
-              <w:left w:val="single" w:sz="4" w:space="0" w:color="CCCCCC"/>
-              <w:right w:val="single" w:sz="4" w:space="0" w:color="CCCCCC"/>
-            </w:tcBorders>
-          </w:tcPr>
-          <w:p>
-            <w:pPr>
-              <w:spacing w:before="60" w:after="60" w:line="252" w:lineRule="auto"/>
-              <w:jc w:val="left"/>
-            </w:pPr>
-            <w:r/>
-            <w:r>
-              <w:t>721.25</w:t>
-            </w:r>
-          </w:p>
-        </w:tc>
-        <w:tc>
-          <w:tcPr>
-            <w:tcW w:type="dxa" w:w="1728"/>
-            <w:shd w:fill="FFFFFF"/>
-            <w:tcMar>
-              <w:top w:w="100" w:type="dxa"/>
-              <w:bottom w:w="100" w:type="dxa"/>
-              <w:left w:w="120" w:type="dxa"/>
-              <w:right w:w="120" w:type="dxa"/>
-            </w:tcMar>
-            <w:tcBorders>
-              <w:top w:val="single" w:sz="4" w:space="0" w:color="CCCCCC"/>
-              <w:bottom w:val="single" w:sz="4" w:space="0" w:color="CCCCCC"/>
-              <w:left w:val="single" w:sz="4" w:space="0" w:color="CCCCCC"/>
-              <w:right w:val="single" w:sz="4" w:space="0" w:color="CCCCCC"/>
-            </w:tcBorders>
-          </w:tcPr>
-          <w:p>
-            <w:pPr>
-              <w:spacing w:before="60" w:after="60" w:line="252" w:lineRule="auto"/>
-              <w:jc w:val="left"/>
-            </w:pPr>
-            <w:r/>
-            <w:r>
-              <w:rPr>
-                <w:b/>
-              </w:rPr>
-              <w:t>729.75</w:t>
-            </w:r>
-          </w:p>
-        </w:tc>
-        <w:tc>
-          <w:tcPr>
-            <w:tcW w:type="dxa" w:w="3456"/>
-            <w:shd w:fill="FFFFFF"/>
-            <w:tcMar>
-              <w:top w:w="100" w:type="dxa"/>
-              <w:bottom w:w="100" w:type="dxa"/>
-              <w:left w:w="120" w:type="dxa"/>
-              <w:right w:w="120" w:type="dxa"/>
-            </w:tcMar>
-            <w:tcBorders>
-              <w:top w:val="single" w:sz="4" w:space="0" w:color="CCCCCC"/>
-              <w:bottom w:val="single" w:sz="4" w:space="0" w:color="CCCCCC"/>
-              <w:left w:val="single" w:sz="4" w:space="0" w:color="CCCCCC"/>
-              <w:right w:val="single" w:sz="4" w:space="0" w:color="CCCCCC"/>
-            </w:tcBorders>
-          </w:tcPr>
-          <w:p>
-            <w:pPr>
-              <w:spacing w:before="60" w:after="60" w:line="252" w:lineRule="auto"/>
-              <w:jc w:val="left"/>
-            </w:pPr>
-            <w:r/>
-            <w:r>
-              <w:rPr>
-                <w:b/>
-              </w:rPr>
-              <w:t>+0.75</w:t>
-            </w:r>
-          </w:p>
-        </w:tc>
-        <w:tc>
-          <w:tcPr>
-            <w:tcW w:type="dxa" w:w="1440"/>
-            <w:shd w:fill="FFFFFF"/>
-            <w:tcMar>
-              <w:top w:w="100" w:type="dxa"/>
-              <w:bottom w:w="100" w:type="dxa"/>
-              <w:left w:w="120" w:type="dxa"/>
-              <w:right w:w="120" w:type="dxa"/>
-            </w:tcMar>
-            <w:tcBorders>
-              <w:top w:val="single" w:sz="4" w:space="0" w:color="CCCCCC"/>
-              <w:bottom w:val="single" w:sz="4" w:space="0" w:color="CCCCCC"/>
-              <w:left w:val="single" w:sz="4" w:space="0" w:color="CCCCCC"/>
-              <w:right w:val="single" w:sz="4" w:space="0" w:color="CCCCCC"/>
-            </w:tcBorders>
-          </w:tcPr>
-          <w:p>
-            <w:pPr>
-              <w:spacing w:before="60" w:after="60" w:line="252" w:lineRule="auto"/>
-              <w:jc w:val="left"/>
-            </w:pPr>
-            <w:r/>
-            <w:r>
-              <w:t>BULL</w:t>
-            </w:r>
-          </w:p>
-        </w:tc>
-      </w:tr>
-      <w:tr>
-        <w:tc>
-          <w:tcPr>
-            <w:tcW w:type="dxa" w:w="1584"/>
-            <w:shd w:fill="F8FAFC"/>
-            <w:tcMar>
-              <w:top w:w="100" w:type="dxa"/>
-              <w:bottom w:w="100" w:type="dxa"/>
-              <w:left w:w="120" w:type="dxa"/>
-              <w:right w:w="120" w:type="dxa"/>
-            </w:tcMar>
-            <w:tcBorders>
-              <w:top w:val="single" w:sz="4" w:space="0" w:color="CCCCCC"/>
-              <w:bottom w:val="single" w:sz="4" w:space="0" w:color="CCCCCC"/>
-              <w:left w:val="single" w:sz="4" w:space="0" w:color="CCCCCC"/>
-              <w:right w:val="single" w:sz="4" w:space="0" w:color="CCCCCC"/>
-            </w:tcBorders>
-          </w:tcPr>
-          <w:p>
-            <w:pPr>
-              <w:spacing w:before="60" w:after="60" w:line="252" w:lineRule="auto"/>
-              <w:jc w:val="left"/>
-            </w:pPr>
-            <w:r/>
-            <w:r>
-              <w:rPr>
-                <w:b/>
-              </w:rPr>
-              <w:t>Fri 28/08</w:t>
-            </w:r>
-          </w:p>
-        </w:tc>
-        <w:tc>
-          <w:tcPr>
-            <w:tcW w:type="dxa" w:w="864"/>
-            <w:shd w:fill="F8FAFC"/>
-            <w:tcMar>
-              <w:top w:w="100" w:type="dxa"/>
-              <w:bottom w:w="100" w:type="dxa"/>
-              <w:left w:w="120" w:type="dxa"/>
-              <w:right w:w="120" w:type="dxa"/>
-            </w:tcMar>
-            <w:tcBorders>
-              <w:top w:val="single" w:sz="4" w:space="0" w:color="CCCCCC"/>
-              <w:bottom w:val="single" w:sz="4" w:space="0" w:color="CCCCCC"/>
-              <w:left w:val="single" w:sz="4" w:space="0" w:color="CCCCCC"/>
-              <w:right w:val="single" w:sz="4" w:space="0" w:color="CCCCCC"/>
-            </w:tcBorders>
-          </w:tcPr>
-          <w:p>
-            <w:pPr>
-              <w:spacing w:before="60" w:after="60" w:line="252" w:lineRule="auto"/>
-              <w:jc w:val="left"/>
-            </w:pPr>
-            <w:r/>
-            <w:r>
-              <w:t>Asia 07-11</w:t>
-            </w:r>
-          </w:p>
-        </w:tc>
-        <w:tc>
-          <w:tcPr>
-            <w:tcW w:type="dxa" w:w="1440"/>
-            <w:shd w:fill="F8FAFC"/>
-            <w:tcMar>
-              <w:top w:w="100" w:type="dxa"/>
-              <w:bottom w:w="100" w:type="dxa"/>
-              <w:left w:w="120" w:type="dxa"/>
-              <w:right w:w="120" w:type="dxa"/>
-            </w:tcMar>
-            <w:tcBorders>
-              <w:top w:val="single" w:sz="4" w:space="0" w:color="CCCCCC"/>
-              <w:bottom w:val="single" w:sz="4" w:space="0" w:color="CCCCCC"/>
-              <w:left w:val="single" w:sz="4" w:space="0" w:color="CCCCCC"/>
-              <w:right w:val="single" w:sz="4" w:space="0" w:color="CCCCCC"/>
-            </w:tcBorders>
-          </w:tcPr>
-          <w:p>
-            <w:pPr>
-              <w:spacing w:before="60" w:after="60" w:line="252" w:lineRule="auto"/>
-              <w:jc w:val="left"/>
-            </w:pPr>
-            <w:r/>
-            <w:r>
-              <w:t>729.75</w:t>
-            </w:r>
-          </w:p>
-        </w:tc>
-        <w:tc>
-          <w:tcPr>
-            <w:tcW w:type="dxa" w:w="2016"/>
-            <w:shd w:fill="F8FAFC"/>
-            <w:tcMar>
-              <w:top w:w="100" w:type="dxa"/>
-              <w:bottom w:w="100" w:type="dxa"/>
-              <w:left w:w="120" w:type="dxa"/>
-              <w:right w:w="120" w:type="dxa"/>
-            </w:tcMar>
-            <w:tcBorders>
-              <w:top w:val="single" w:sz="4" w:space="0" w:color="CCCCCC"/>
-              <w:bottom w:val="single" w:sz="4" w:space="0" w:color="CCCCCC"/>
-              <w:left w:val="single" w:sz="4" w:space="0" w:color="CCCCCC"/>
-              <w:right w:val="single" w:sz="4" w:space="0" w:color="CCCCCC"/>
-            </w:tcBorders>
-          </w:tcPr>
-          <w:p>
-            <w:pPr>
-              <w:spacing w:before="60" w:after="60" w:line="252" w:lineRule="auto"/>
-              <w:jc w:val="left"/>
-            </w:pPr>
-            <w:r/>
-            <w:r>
-              <w:t>739.00</w:t>
-            </w:r>
-          </w:p>
-        </w:tc>
-        <w:tc>
-          <w:tcPr>
-            <w:tcW w:type="dxa" w:w="1152"/>
-            <w:shd w:fill="F8FAFC"/>
-            <w:tcMar>
-              <w:top w:w="100" w:type="dxa"/>
-              <w:bottom w:w="100" w:type="dxa"/>
-              <w:left w:w="120" w:type="dxa"/>
-              <w:right w:w="120" w:type="dxa"/>
-            </w:tcMar>
-            <w:tcBorders>
-              <w:top w:val="single" w:sz="4" w:space="0" w:color="CCCCCC"/>
-              <w:bottom w:val="single" w:sz="4" w:space="0" w:color="CCCCCC"/>
-              <w:left w:val="single" w:sz="4" w:space="0" w:color="CCCCCC"/>
-              <w:right w:val="single" w:sz="4" w:space="0" w:color="CCCCCC"/>
-            </w:tcBorders>
-          </w:tcPr>
-          <w:p>
-            <w:pPr>
-              <w:spacing w:before="60" w:after="60" w:line="252" w:lineRule="auto"/>
-              <w:jc w:val="left"/>
-            </w:pPr>
-            <w:r/>
-            <w:r>
-              <w:t>723.25</w:t>
-            </w:r>
-          </w:p>
-        </w:tc>
-        <w:tc>
-          <w:tcPr>
-            <w:tcW w:type="dxa" w:w="1728"/>
-            <w:shd w:fill="F8FAFC"/>
-            <w:tcMar>
-              <w:top w:w="100" w:type="dxa"/>
-              <w:bottom w:w="100" w:type="dxa"/>
-              <w:left w:w="120" w:type="dxa"/>
-              <w:right w:w="120" w:type="dxa"/>
-            </w:tcMar>
-            <w:tcBorders>
-              <w:top w:val="single" w:sz="4" w:space="0" w:color="CCCCCC"/>
-              <w:bottom w:val="single" w:sz="4" w:space="0" w:color="CCCCCC"/>
-              <w:left w:val="single" w:sz="4" w:space="0" w:color="CCCCCC"/>
-              <w:right w:val="single" w:sz="4" w:space="0" w:color="CCCCCC"/>
-            </w:tcBorders>
-          </w:tcPr>
-          <w:p>
-            <w:pPr>
-              <w:spacing w:before="60" w:after="60" w:line="252" w:lineRule="auto"/>
-              <w:jc w:val="left"/>
-            </w:pPr>
-            <w:r/>
-            <w:r>
-              <w:rPr>
-                <w:b/>
-              </w:rPr>
-              <w:t>729.00</w:t>
-            </w:r>
-          </w:p>
-        </w:tc>
-        <w:tc>
-          <w:tcPr>
-            <w:tcW w:type="dxa" w:w="3456"/>
-            <w:shd w:fill="F8FAFC"/>
-            <w:tcMar>
-              <w:top w:w="100" w:type="dxa"/>
-              <w:bottom w:w="100" w:type="dxa"/>
-              <w:left w:w="120" w:type="dxa"/>
-              <w:right w:w="120" w:type="dxa"/>
-            </w:tcMar>
-            <w:tcBorders>
-              <w:top w:val="single" w:sz="4" w:space="0" w:color="CCCCCC"/>
-              <w:bottom w:val="single" w:sz="4" w:space="0" w:color="CCCCCC"/>
-              <w:left w:val="single" w:sz="4" w:space="0" w:color="CCCCCC"/>
-              <w:right w:val="single" w:sz="4" w:space="0" w:color="CCCCCC"/>
-            </w:tcBorders>
-          </w:tcPr>
-          <w:p>
-            <w:pPr>
-              <w:spacing w:before="60" w:after="60" w:line="252" w:lineRule="auto"/>
-              <w:jc w:val="left"/>
-            </w:pPr>
-            <w:r/>
-            <w:r>
-              <w:rPr>
-                <w:b/>
-              </w:rPr>
-              <w:t>-0.75</w:t>
-            </w:r>
-          </w:p>
-        </w:tc>
-        <w:tc>
-          <w:tcPr>
-            <w:tcW w:type="dxa" w:w="1440"/>
-            <w:shd w:fill="F8FAFC"/>
-            <w:tcMar>
-              <w:top w:w="100" w:type="dxa"/>
-              <w:bottom w:w="100" w:type="dxa"/>
-              <w:left w:w="120" w:type="dxa"/>
-              <w:right w:w="120" w:type="dxa"/>
-            </w:tcMar>
-            <w:tcBorders>
-              <w:top w:val="single" w:sz="4" w:space="0" w:color="CCCCCC"/>
-              <w:bottom w:val="single" w:sz="4" w:space="0" w:color="CCCCCC"/>
-              <w:left w:val="single" w:sz="4" w:space="0" w:color="CCCCCC"/>
-              <w:right w:val="single" w:sz="4" w:space="0" w:color="CCCCCC"/>
-            </w:tcBorders>
-          </w:tcPr>
-          <w:p>
-            <w:pPr>
-              <w:spacing w:before="60" w:after="60" w:line="252" w:lineRule="auto"/>
-              <w:jc w:val="left"/>
-            </w:pPr>
-            <w:r/>
-            <w:r>
-              <w:t>BEAR</w:t>
-            </w:r>
-          </w:p>
-        </w:tc>
-      </w:tr>
-      <w:tr>
-        <w:tc>
-          <w:tcPr>
-            <w:tcW w:type="dxa" w:w="1584"/>
-            <w:shd w:fill="FFFFFF"/>
-            <w:tcMar>
-              <w:top w:w="100" w:type="dxa"/>
-              <w:bottom w:w="100" w:type="dxa"/>
-              <w:left w:w="120" w:type="dxa"/>
-              <w:right w:w="120" w:type="dxa"/>
-            </w:tcMar>
-            <w:tcBorders>
-              <w:top w:val="single" w:sz="4" w:space="0" w:color="CCCCCC"/>
-              <w:bottom w:val="single" w:sz="4" w:space="0" w:color="CCCCCC"/>
-              <w:left w:val="single" w:sz="4" w:space="0" w:color="CCCCCC"/>
-              <w:right w:val="single" w:sz="4" w:space="0" w:color="CCCCCC"/>
-            </w:tcBorders>
-          </w:tcPr>
-          <w:p>
-            <w:pPr>
-              <w:spacing w:before="60" w:after="60" w:line="252" w:lineRule="auto"/>
-              <w:jc w:val="left"/>
-            </w:pPr>
-            <w:r/>
-            <w:r>
-              <w:rPr>
-                <w:b/>
-              </w:rPr>
-              <w:t>Fri 28/08</w:t>
-            </w:r>
-          </w:p>
-        </w:tc>
-        <w:tc>
-          <w:tcPr>
-            <w:tcW w:type="dxa" w:w="864"/>
-            <w:shd w:fill="FFFFFF"/>
-            <w:tcMar>
-              <w:top w:w="100" w:type="dxa"/>
-              <w:bottom w:w="100" w:type="dxa"/>
-              <w:left w:w="120" w:type="dxa"/>
-              <w:right w:w="120" w:type="dxa"/>
-            </w:tcMar>
-            <w:tcBorders>
-              <w:top w:val="single" w:sz="4" w:space="0" w:color="CCCCCC"/>
-              <w:bottom w:val="single" w:sz="4" w:space="0" w:color="CCCCCC"/>
-              <w:left w:val="single" w:sz="4" w:space="0" w:color="CCCCCC"/>
-              <w:right w:val="single" w:sz="4" w:space="0" w:color="CCCCCC"/>
-            </w:tcBorders>
-          </w:tcPr>
-          <w:p>
-            <w:pPr>
-              <w:spacing w:before="60" w:after="60" w:line="252" w:lineRule="auto"/>
-              <w:jc w:val="left"/>
-            </w:pPr>
-            <w:r/>
-            <w:r>
-              <w:t>Asia 11-15</w:t>
-            </w:r>
-          </w:p>
-        </w:tc>
-        <w:tc>
-          <w:tcPr>
-            <w:tcW w:type="dxa" w:w="1440"/>
-            <w:shd w:fill="FFFFFF"/>
-            <w:tcMar>
-              <w:top w:w="100" w:type="dxa"/>
-              <w:bottom w:w="100" w:type="dxa"/>
-              <w:left w:w="120" w:type="dxa"/>
-              <w:right w:w="120" w:type="dxa"/>
-            </w:tcMar>
-            <w:tcBorders>
-              <w:top w:val="single" w:sz="4" w:space="0" w:color="CCCCCC"/>
-              <w:bottom w:val="single" w:sz="4" w:space="0" w:color="CCCCCC"/>
-              <w:left w:val="single" w:sz="4" w:space="0" w:color="CCCCCC"/>
-              <w:right w:val="single" w:sz="4" w:space="0" w:color="CCCCCC"/>
-            </w:tcBorders>
-          </w:tcPr>
-          <w:p>
-            <w:pPr>
-              <w:spacing w:before="60" w:after="60" w:line="252" w:lineRule="auto"/>
-              <w:jc w:val="left"/>
-            </w:pPr>
-            <w:r/>
-            <w:r>
-              <w:t>729.00</w:t>
-            </w:r>
-          </w:p>
-        </w:tc>
-        <w:tc>
-          <w:tcPr>
-            <w:tcW w:type="dxa" w:w="2016"/>
-            <w:shd w:fill="FFFFFF"/>
-            <w:tcMar>
-              <w:top w:w="100" w:type="dxa"/>
-              <w:bottom w:w="100" w:type="dxa"/>
-              <w:left w:w="120" w:type="dxa"/>
-              <w:right w:w="120" w:type="dxa"/>
-            </w:tcMar>
-            <w:tcBorders>
-              <w:top w:val="single" w:sz="4" w:space="0" w:color="CCCCCC"/>
-              <w:bottom w:val="single" w:sz="4" w:space="0" w:color="CCCCCC"/>
-              <w:left w:val="single" w:sz="4" w:space="0" w:color="CCCCCC"/>
-              <w:right w:val="single" w:sz="4" w:space="0" w:color="CCCCCC"/>
-            </w:tcBorders>
-          </w:tcPr>
-          <w:p>
-            <w:pPr>
-              <w:spacing w:before="60" w:after="60" w:line="252" w:lineRule="auto"/>
-              <w:jc w:val="left"/>
-            </w:pPr>
-            <w:r/>
-            <w:r>
-              <w:t>736.50</w:t>
-            </w:r>
-          </w:p>
-        </w:tc>
-        <w:tc>
-          <w:tcPr>
-            <w:tcW w:type="dxa" w:w="1152"/>
-            <w:shd w:fill="FFFFFF"/>
-            <w:tcMar>
-              <w:top w:w="100" w:type="dxa"/>
-              <w:bottom w:w="100" w:type="dxa"/>
-              <w:left w:w="120" w:type="dxa"/>
-              <w:right w:w="120" w:type="dxa"/>
-            </w:tcMar>
-            <w:tcBorders>
-              <w:top w:val="single" w:sz="4" w:space="0" w:color="CCCCCC"/>
-              <w:bottom w:val="single" w:sz="4" w:space="0" w:color="CCCCCC"/>
-              <w:left w:val="single" w:sz="4" w:space="0" w:color="CCCCCC"/>
-              <w:right w:val="single" w:sz="4" w:space="0" w:color="CCCCCC"/>
-            </w:tcBorders>
-          </w:tcPr>
-          <w:p>
-            <w:pPr>
-              <w:spacing w:before="60" w:after="60" w:line="252" w:lineRule="auto"/>
-              <w:jc w:val="left"/>
-            </w:pPr>
-            <w:r/>
-            <w:r>
-              <w:t>723.00</w:t>
-            </w:r>
-          </w:p>
-        </w:tc>
-        <w:tc>
-          <w:tcPr>
-            <w:tcW w:type="dxa" w:w="1728"/>
-            <w:shd w:fill="FFFFFF"/>
-            <w:tcMar>
-              <w:top w:w="100" w:type="dxa"/>
-              <w:bottom w:w="100" w:type="dxa"/>
-              <w:left w:w="120" w:type="dxa"/>
-              <w:right w:w="120" w:type="dxa"/>
-            </w:tcMar>
-            <w:tcBorders>
-              <w:top w:val="single" w:sz="4" w:space="0" w:color="CCCCCC"/>
-              <w:bottom w:val="single" w:sz="4" w:space="0" w:color="CCCCCC"/>
-              <w:left w:val="single" w:sz="4" w:space="0" w:color="CCCCCC"/>
-              <w:right w:val="single" w:sz="4" w:space="0" w:color="CCCCCC"/>
-            </w:tcBorders>
-          </w:tcPr>
-          <w:p>
-            <w:pPr>
-              <w:spacing w:before="60" w:after="60" w:line="252" w:lineRule="auto"/>
-              <w:jc w:val="left"/>
-            </w:pPr>
-            <w:r/>
-            <w:r>
-              <w:rPr>
-                <w:b/>
-              </w:rPr>
-              <w:t>728.00</w:t>
-            </w:r>
-          </w:p>
-        </w:tc>
-        <w:tc>
-          <w:tcPr>
-            <w:tcW w:type="dxa" w:w="3456"/>
-            <w:shd w:fill="FFFFFF"/>
-            <w:tcMar>
-              <w:top w:w="100" w:type="dxa"/>
-              <w:bottom w:w="100" w:type="dxa"/>
-              <w:left w:w="120" w:type="dxa"/>
-              <w:right w:w="120" w:type="dxa"/>
-            </w:tcMar>
-            <w:tcBorders>
-              <w:top w:val="single" w:sz="4" w:space="0" w:color="CCCCCC"/>
-              <w:bottom w:val="single" w:sz="4" w:space="0" w:color="CCCCCC"/>
-              <w:left w:val="single" w:sz="4" w:space="0" w:color="CCCCCC"/>
-              <w:right w:val="single" w:sz="4" w:space="0" w:color="CCCCCC"/>
-            </w:tcBorders>
-          </w:tcPr>
-          <w:p>
-            <w:pPr>
-              <w:spacing w:before="60" w:after="60" w:line="252" w:lineRule="auto"/>
-              <w:jc w:val="left"/>
-            </w:pPr>
-            <w:r/>
-            <w:r>
-              <w:rPr>
-                <w:b/>
-              </w:rPr>
-              <w:t>-1.00</w:t>
-            </w:r>
-          </w:p>
-        </w:tc>
-        <w:tc>
-          <w:tcPr>
-            <w:tcW w:type="dxa" w:w="1440"/>
-            <w:shd w:fill="FFFFFF"/>
-            <w:tcMar>
-              <w:top w:w="100" w:type="dxa"/>
-              <w:bottom w:w="100" w:type="dxa"/>
-              <w:left w:w="120" w:type="dxa"/>
-              <w:right w:w="120" w:type="dxa"/>
-            </w:tcMar>
-            <w:tcBorders>
-              <w:top w:val="single" w:sz="4" w:space="0" w:color="CCCCCC"/>
-              <w:bottom w:val="single" w:sz="4" w:space="0" w:color="CCCCCC"/>
-              <w:left w:val="single" w:sz="4" w:space="0" w:color="CCCCCC"/>
-              <w:right w:val="single" w:sz="4" w:space="0" w:color="CCCCCC"/>
-            </w:tcBorders>
-          </w:tcPr>
-          <w:p>
-            <w:pPr>
-              <w:spacing w:before="60" w:after="60" w:line="252" w:lineRule="auto"/>
-              <w:jc w:val="left"/>
-            </w:pPr>
-            <w:r/>
-            <w:r>
-              <w:t>BEAR</w:t>
-            </w:r>
-          </w:p>
-        </w:tc>
-      </w:tr>
-      <w:tr>
-        <w:tc>
-          <w:tcPr>
-            <w:tcW w:type="dxa" w:w="1584"/>
-            <w:shd w:fill="F8FAFC"/>
-            <w:tcMar>
-              <w:top w:w="100" w:type="dxa"/>
-              <w:bottom w:w="100" w:type="dxa"/>
-              <w:left w:w="120" w:type="dxa"/>
-              <w:right w:w="120" w:type="dxa"/>
-            </w:tcMar>
-            <w:tcBorders>
-              <w:top w:val="single" w:sz="4" w:space="0" w:color="CCCCCC"/>
-              <w:bottom w:val="single" w:sz="4" w:space="0" w:color="CCCCCC"/>
-              <w:left w:val="single" w:sz="4" w:space="0" w:color="CCCCCC"/>
-              <w:right w:val="single" w:sz="4" w:space="0" w:color="CCCCCC"/>
-            </w:tcBorders>
-          </w:tcPr>
-          <w:p>
-            <w:pPr>
-              <w:spacing w:before="60" w:after="60" w:line="252" w:lineRule="auto"/>
-              <w:jc w:val="left"/>
-            </w:pPr>
-            <w:r/>
-            <w:r>
-              <w:rPr>
-                <w:b/>
-              </w:rPr>
-              <w:t>Fri 28/08</w:t>
-            </w:r>
-          </w:p>
-        </w:tc>
-        <w:tc>
-          <w:tcPr>
-            <w:tcW w:type="dxa" w:w="864"/>
-            <w:shd w:fill="F8FAFC"/>
-            <w:tcMar>
-              <w:top w:w="100" w:type="dxa"/>
-              <w:bottom w:w="100" w:type="dxa"/>
-              <w:left w:w="120" w:type="dxa"/>
-              <w:right w:w="120" w:type="dxa"/>
-            </w:tcMar>
-            <w:tcBorders>
-              <w:top w:val="single" w:sz="4" w:space="0" w:color="CCCCCC"/>
-              <w:bottom w:val="single" w:sz="4" w:space="0" w:color="CCCCCC"/>
-              <w:left w:val="single" w:sz="4" w:space="0" w:color="CCCCCC"/>
-              <w:right w:val="single" w:sz="4" w:space="0" w:color="CCCCCC"/>
-            </w:tcBorders>
-          </w:tcPr>
-          <w:p>
-            <w:pPr>
-              <w:spacing w:before="60" w:after="60" w:line="252" w:lineRule="auto"/>
-              <w:jc w:val="left"/>
-            </w:pPr>
-            <w:r/>
-            <w:r>
-              <w:t>London 15-19</w:t>
-            </w:r>
-          </w:p>
-        </w:tc>
-        <w:tc>
-          <w:tcPr>
-            <w:tcW w:type="dxa" w:w="1440"/>
-            <w:shd w:fill="F8FAFC"/>
-            <w:tcMar>
-              <w:top w:w="100" w:type="dxa"/>
-              <w:bottom w:w="100" w:type="dxa"/>
-              <w:left w:w="120" w:type="dxa"/>
-              <w:right w:w="120" w:type="dxa"/>
-            </w:tcMar>
-            <w:tcBorders>
-              <w:top w:val="single" w:sz="4" w:space="0" w:color="CCCCCC"/>
-              <w:bottom w:val="single" w:sz="4" w:space="0" w:color="CCCCCC"/>
-              <w:left w:val="single" w:sz="4" w:space="0" w:color="CCCCCC"/>
-              <w:right w:val="single" w:sz="4" w:space="0" w:color="CCCCCC"/>
-            </w:tcBorders>
-          </w:tcPr>
-          <w:p>
-            <w:pPr>
-              <w:spacing w:before="60" w:after="60" w:line="252" w:lineRule="auto"/>
-              <w:jc w:val="left"/>
-            </w:pPr>
-            <w:r/>
-            <w:r>
-              <w:t>728.00</w:t>
-            </w:r>
-          </w:p>
-        </w:tc>
-        <w:tc>
-          <w:tcPr>
-            <w:tcW w:type="dxa" w:w="2016"/>
-            <w:shd w:fill="F8FAFC"/>
-            <w:tcMar>
-              <w:top w:w="100" w:type="dxa"/>
-              <w:bottom w:w="100" w:type="dxa"/>
-              <w:left w:w="120" w:type="dxa"/>
-              <w:right w:w="120" w:type="dxa"/>
-            </w:tcMar>
-            <w:tcBorders>
-              <w:top w:val="single" w:sz="4" w:space="0" w:color="CCCCCC"/>
-              <w:bottom w:val="single" w:sz="4" w:space="0" w:color="CCCCCC"/>
-              <w:left w:val="single" w:sz="4" w:space="0" w:color="CCCCCC"/>
-              <w:right w:val="single" w:sz="4" w:space="0" w:color="CCCCCC"/>
-            </w:tcBorders>
-          </w:tcPr>
-          <w:p>
-            <w:pPr>
-              <w:spacing w:before="60" w:after="60" w:line="252" w:lineRule="auto"/>
-              <w:jc w:val="left"/>
-            </w:pPr>
-            <w:r/>
-            <w:r>
-              <w:t>735.00</w:t>
-            </w:r>
-          </w:p>
-        </w:tc>
-        <w:tc>
-          <w:tcPr>
-            <w:tcW w:type="dxa" w:w="1152"/>
-            <w:shd w:fill="F8FAFC"/>
-            <w:tcMar>
-              <w:top w:w="100" w:type="dxa"/>
-              <w:bottom w:w="100" w:type="dxa"/>
-              <w:left w:w="120" w:type="dxa"/>
-              <w:right w:w="120" w:type="dxa"/>
-            </w:tcMar>
-            <w:tcBorders>
-              <w:top w:val="single" w:sz="4" w:space="0" w:color="CCCCCC"/>
-              <w:bottom w:val="single" w:sz="4" w:space="0" w:color="CCCCCC"/>
-              <w:left w:val="single" w:sz="4" w:space="0" w:color="CCCCCC"/>
-              <w:right w:val="single" w:sz="4" w:space="0" w:color="CCCCCC"/>
-            </w:tcBorders>
-          </w:tcPr>
-          <w:p>
-            <w:pPr>
-              <w:spacing w:before="60" w:after="60" w:line="252" w:lineRule="auto"/>
-              <w:jc w:val="left"/>
-            </w:pPr>
-            <w:r/>
-            <w:r>
-              <w:t>714.50</w:t>
-            </w:r>
-          </w:p>
-        </w:tc>
-        <w:tc>
-          <w:tcPr>
-            <w:tcW w:type="dxa" w:w="1728"/>
-            <w:shd w:fill="F8FAFC"/>
-            <w:tcMar>
-              <w:top w:w="100" w:type="dxa"/>
-              <w:bottom w:w="100" w:type="dxa"/>
-              <w:left w:w="120" w:type="dxa"/>
-              <w:right w:w="120" w:type="dxa"/>
-            </w:tcMar>
-            <w:tcBorders>
-              <w:top w:val="single" w:sz="4" w:space="0" w:color="CCCCCC"/>
-              <w:bottom w:val="single" w:sz="4" w:space="0" w:color="CCCCCC"/>
-              <w:left w:val="single" w:sz="4" w:space="0" w:color="CCCCCC"/>
-              <w:right w:val="single" w:sz="4" w:space="0" w:color="CCCCCC"/>
-            </w:tcBorders>
-          </w:tcPr>
-          <w:p>
-            <w:pPr>
-              <w:spacing w:before="60" w:after="60" w:line="252" w:lineRule="auto"/>
-              <w:jc w:val="left"/>
-            </w:pPr>
-            <w:r/>
-            <w:r>
-              <w:rPr>
-                <w:b/>
-              </w:rPr>
-              <w:t>728.75</w:t>
-            </w:r>
-          </w:p>
-        </w:tc>
-        <w:tc>
-          <w:tcPr>
-            <w:tcW w:type="dxa" w:w="3456"/>
-            <w:shd w:fill="F8FAFC"/>
-            <w:tcMar>
-              <w:top w:w="100" w:type="dxa"/>
-              <w:bottom w:w="100" w:type="dxa"/>
-              <w:left w:w="120" w:type="dxa"/>
-              <w:right w:w="120" w:type="dxa"/>
-            </w:tcMar>
-            <w:tcBorders>
-              <w:top w:val="single" w:sz="4" w:space="0" w:color="CCCCCC"/>
-              <w:bottom w:val="single" w:sz="4" w:space="0" w:color="CCCCCC"/>
-              <w:left w:val="single" w:sz="4" w:space="0" w:color="CCCCCC"/>
-              <w:right w:val="single" w:sz="4" w:space="0" w:color="CCCCCC"/>
-            </w:tcBorders>
-          </w:tcPr>
-          <w:p>
-            <w:pPr>
-              <w:spacing w:before="60" w:after="60" w:line="252" w:lineRule="auto"/>
-              <w:jc w:val="left"/>
-            </w:pPr>
-            <w:r/>
-            <w:r>
-              <w:rPr>
-                <w:b/>
-              </w:rPr>
-              <w:t>+0.75</w:t>
-            </w:r>
-          </w:p>
-        </w:tc>
-        <w:tc>
-          <w:tcPr>
-            <w:tcW w:type="dxa" w:w="1440"/>
-            <w:shd w:fill="F8FAFC"/>
-            <w:tcMar>
-              <w:top w:w="100" w:type="dxa"/>
-              <w:bottom w:w="100" w:type="dxa"/>
-              <w:left w:w="120" w:type="dxa"/>
-              <w:right w:w="120" w:type="dxa"/>
-            </w:tcMar>
-            <w:tcBorders>
-              <w:top w:val="single" w:sz="4" w:space="0" w:color="CCCCCC"/>
-              <w:bottom w:val="single" w:sz="4" w:space="0" w:color="CCCCCC"/>
-              <w:left w:val="single" w:sz="4" w:space="0" w:color="CCCCCC"/>
-              <w:right w:val="single" w:sz="4" w:space="0" w:color="CCCCCC"/>
-            </w:tcBorders>
-          </w:tcPr>
-          <w:p>
-            <w:pPr>
-              <w:spacing w:before="60" w:after="60" w:line="252" w:lineRule="auto"/>
-              <w:jc w:val="left"/>
-            </w:pPr>
-            <w:r/>
-            <w:r>
-              <w:t>BULL</w:t>
-            </w:r>
-          </w:p>
-        </w:tc>
-      </w:tr>
-      <w:tr>
-        <w:tc>
-          <w:tcPr>
-            <w:tcW w:type="dxa" w:w="1584"/>
-            <w:shd w:fill="FFFFFF"/>
-            <w:tcMar>
-              <w:top w:w="100" w:type="dxa"/>
-              <w:bottom w:w="100" w:type="dxa"/>
-              <w:left w:w="120" w:type="dxa"/>
-              <w:right w:w="120" w:type="dxa"/>
-            </w:tcMar>
-            <w:tcBorders>
-              <w:top w:val="single" w:sz="4" w:space="0" w:color="CCCCCC"/>
-              <w:bottom w:val="single" w:sz="4" w:space="0" w:color="CCCCCC"/>
-              <w:left w:val="single" w:sz="4" w:space="0" w:color="CCCCCC"/>
-              <w:right w:val="single" w:sz="4" w:space="0" w:color="CCCCCC"/>
-            </w:tcBorders>
-          </w:tcPr>
-          <w:p>
-            <w:pPr>
-              <w:spacing w:before="60" w:after="60" w:line="252" w:lineRule="auto"/>
-              <w:jc w:val="left"/>
-            </w:pPr>
-            <w:r/>
-            <w:r>
-              <w:rPr>
-                <w:b/>
-              </w:rPr>
-              <w:t>Fri 28/08</w:t>
-            </w:r>
-          </w:p>
-        </w:tc>
-        <w:tc>
-          <w:tcPr>
-            <w:tcW w:type="dxa" w:w="864"/>
-            <w:shd w:fill="FFFFFF"/>
-            <w:tcMar>
-              <w:top w:w="100" w:type="dxa"/>
-              <w:bottom w:w="100" w:type="dxa"/>
-              <w:left w:w="120" w:type="dxa"/>
-              <w:right w:w="120" w:type="dxa"/>
-            </w:tcMar>
-            <w:tcBorders>
-              <w:top w:val="single" w:sz="4" w:space="0" w:color="CCCCCC"/>
-              <w:bottom w:val="single" w:sz="4" w:space="0" w:color="CCCCCC"/>
-              <w:left w:val="single" w:sz="4" w:space="0" w:color="CCCCCC"/>
-              <w:right w:val="single" w:sz="4" w:space="0" w:color="CCCCCC"/>
-            </w:tcBorders>
-          </w:tcPr>
-          <w:p>
-            <w:pPr>
-              <w:spacing w:before="60" w:after="60" w:line="252" w:lineRule="auto"/>
-              <w:jc w:val="left"/>
-            </w:pPr>
-            <w:r/>
-            <w:r>
-              <w:t>Pre-NY 19-21</w:t>
-            </w:r>
-          </w:p>
-        </w:tc>
-        <w:tc>
-          <w:tcPr>
-            <w:tcW w:type="dxa" w:w="1440"/>
-            <w:shd w:fill="FFFFFF"/>
-            <w:tcMar>
-              <w:top w:w="100" w:type="dxa"/>
-              <w:bottom w:w="100" w:type="dxa"/>
-              <w:left w:w="120" w:type="dxa"/>
-              <w:right w:w="120" w:type="dxa"/>
-            </w:tcMar>
-            <w:tcBorders>
-              <w:top w:val="single" w:sz="4" w:space="0" w:color="CCCCCC"/>
-              <w:bottom w:val="single" w:sz="4" w:space="0" w:color="CCCCCC"/>
-              <w:left w:val="single" w:sz="4" w:space="0" w:color="CCCCCC"/>
-              <w:right w:val="single" w:sz="4" w:space="0" w:color="CCCCCC"/>
-            </w:tcBorders>
-          </w:tcPr>
-          <w:p>
-            <w:pPr>
-              <w:spacing w:before="60" w:after="60" w:line="252" w:lineRule="auto"/>
-              <w:jc w:val="left"/>
-            </w:pPr>
-            <w:r/>
-            <w:r>
-              <w:t>728.75</w:t>
-            </w:r>
-          </w:p>
-        </w:tc>
-        <w:tc>
-          <w:tcPr>
-            <w:tcW w:type="dxa" w:w="2016"/>
-            <w:shd w:fill="FFFFFF"/>
-            <w:tcMar>
-              <w:top w:w="100" w:type="dxa"/>
-              <w:bottom w:w="100" w:type="dxa"/>
-              <w:left w:w="120" w:type="dxa"/>
-              <w:right w:w="120" w:type="dxa"/>
-            </w:tcMar>
-            <w:tcBorders>
-              <w:top w:val="single" w:sz="4" w:space="0" w:color="CCCCCC"/>
-              <w:bottom w:val="single" w:sz="4" w:space="0" w:color="CCCCCC"/>
-              <w:left w:val="single" w:sz="4" w:space="0" w:color="CCCCCC"/>
-              <w:right w:val="single" w:sz="4" w:space="0" w:color="CCCCCC"/>
-            </w:tcBorders>
-          </w:tcPr>
-          <w:p>
-            <w:pPr>
-              <w:spacing w:before="60" w:after="60" w:line="252" w:lineRule="auto"/>
-              <w:jc w:val="left"/>
-            </w:pPr>
-            <w:r/>
-            <w:r>
-              <w:t>738.00</w:t>
-            </w:r>
-          </w:p>
-        </w:tc>
-        <w:tc>
-          <w:tcPr>
-            <w:tcW w:type="dxa" w:w="1152"/>
-            <w:shd w:fill="FFFFFF"/>
-            <w:tcMar>
-              <w:top w:w="100" w:type="dxa"/>
-              <w:bottom w:w="100" w:type="dxa"/>
-              <w:left w:w="120" w:type="dxa"/>
-              <w:right w:w="120" w:type="dxa"/>
-            </w:tcMar>
-            <w:tcBorders>
-              <w:top w:val="single" w:sz="4" w:space="0" w:color="CCCCCC"/>
-              <w:bottom w:val="single" w:sz="4" w:space="0" w:color="CCCCCC"/>
-              <w:left w:val="single" w:sz="4" w:space="0" w:color="CCCCCC"/>
-              <w:right w:val="single" w:sz="4" w:space="0" w:color="CCCCCC"/>
-            </w:tcBorders>
-          </w:tcPr>
-          <w:p>
-            <w:pPr>
-              <w:spacing w:before="60" w:after="60" w:line="252" w:lineRule="auto"/>
-              <w:jc w:val="left"/>
-            </w:pPr>
-            <w:r/>
-            <w:r>
-              <w:t>721.50</w:t>
-            </w:r>
-          </w:p>
-        </w:tc>
-        <w:tc>
-          <w:tcPr>
-            <w:tcW w:type="dxa" w:w="1728"/>
-            <w:shd w:fill="FFFFFF"/>
-            <w:tcMar>
-              <w:top w:w="100" w:type="dxa"/>
-              <w:bottom w:w="100" w:type="dxa"/>
-              <w:left w:w="120" w:type="dxa"/>
-              <w:right w:w="120" w:type="dxa"/>
-            </w:tcMar>
-            <w:tcBorders>
-              <w:top w:val="single" w:sz="4" w:space="0" w:color="CCCCCC"/>
-              <w:bottom w:val="single" w:sz="4" w:space="0" w:color="CCCCCC"/>
-              <w:left w:val="single" w:sz="4" w:space="0" w:color="CCCCCC"/>
-              <w:right w:val="single" w:sz="4" w:space="0" w:color="CCCCCC"/>
-            </w:tcBorders>
-          </w:tcPr>
-          <w:p>
-            <w:pPr>
-              <w:spacing w:before="60" w:after="60" w:line="252" w:lineRule="auto"/>
-              <w:jc w:val="left"/>
-            </w:pPr>
-            <w:r/>
-            <w:r>
-              <w:rPr>
-                <w:b/>
-              </w:rPr>
-              <w:t>728.50</w:t>
-            </w:r>
-          </w:p>
-        </w:tc>
-        <w:tc>
-          <w:tcPr>
-            <w:tcW w:type="dxa" w:w="3456"/>
-            <w:shd w:fill="FFFFFF"/>
-            <w:tcMar>
-              <w:top w:w="100" w:type="dxa"/>
-              <w:bottom w:w="100" w:type="dxa"/>
-              <w:left w:w="120" w:type="dxa"/>
-              <w:right w:w="120" w:type="dxa"/>
-            </w:tcMar>
-            <w:tcBorders>
-              <w:top w:val="single" w:sz="4" w:space="0" w:color="CCCCCC"/>
-              <w:bottom w:val="single" w:sz="4" w:space="0" w:color="CCCCCC"/>
-              <w:left w:val="single" w:sz="4" w:space="0" w:color="CCCCCC"/>
-              <w:right w:val="single" w:sz="4" w:space="0" w:color="CCCCCC"/>
-            </w:tcBorders>
-          </w:tcPr>
-          <w:p>
-            <w:pPr>
-              <w:spacing w:before="60" w:after="60" w:line="252" w:lineRule="auto"/>
-              <w:jc w:val="left"/>
-            </w:pPr>
-            <w:r/>
-            <w:r>
-              <w:rPr>
-                <w:b/>
-              </w:rPr>
-              <w:t>-0.25</w:t>
-            </w:r>
-          </w:p>
-        </w:tc>
-        <w:tc>
-          <w:tcPr>
-            <w:tcW w:type="dxa" w:w="1440"/>
-            <w:shd w:fill="FFFFFF"/>
-            <w:tcMar>
-              <w:top w:w="100" w:type="dxa"/>
-              <w:bottom w:w="100" w:type="dxa"/>
-              <w:left w:w="120" w:type="dxa"/>
-              <w:right w:w="120" w:type="dxa"/>
-            </w:tcMar>
-            <w:tcBorders>
-              <w:top w:val="single" w:sz="4" w:space="0" w:color="CCCCCC"/>
-              <w:bottom w:val="single" w:sz="4" w:space="0" w:color="CCCCCC"/>
-              <w:left w:val="single" w:sz="4" w:space="0" w:color="CCCCCC"/>
-              <w:right w:val="single" w:sz="4" w:space="0" w:color="CCCCCC"/>
-            </w:tcBorders>
-          </w:tcPr>
-          <w:p>
-            <w:pPr>
-              <w:spacing w:before="60" w:after="60" w:line="252" w:lineRule="auto"/>
-              <w:jc w:val="left"/>
-            </w:pPr>
-            <w:r/>
-            <w:r>
-              <w:t>BEAR</w:t>
-            </w:r>
-          </w:p>
-        </w:tc>
-      </w:tr>
-      <w:tr>
-        <w:tc>
-          <w:tcPr>
-            <w:tcW w:type="dxa" w:w="1584"/>
-            <w:shd w:fill="F8FAFC"/>
-            <w:tcMar>
-              <w:top w:w="100" w:type="dxa"/>
-              <w:bottom w:w="100" w:type="dxa"/>
-              <w:left w:w="120" w:type="dxa"/>
-              <w:right w:w="120" w:type="dxa"/>
-            </w:tcMar>
-            <w:tcBorders>
-              <w:top w:val="single" w:sz="4" w:space="0" w:color="CCCCCC"/>
-              <w:bottom w:val="single" w:sz="4" w:space="0" w:color="CCCCCC"/>
-              <w:left w:val="single" w:sz="4" w:space="0" w:color="CCCCCC"/>
-              <w:right w:val="single" w:sz="4" w:space="0" w:color="CCCCCC"/>
-            </w:tcBorders>
-          </w:tcPr>
-          <w:p>
-            <w:pPr>
-              <w:spacing w:before="60" w:after="60" w:line="252" w:lineRule="auto"/>
-              <w:jc w:val="left"/>
-            </w:pPr>
-            <w:r/>
-            <w:r>
-              <w:rPr>
-                <w:b/>
-              </w:rPr>
-              <w:t>Fri 28/08</w:t>
-            </w:r>
-          </w:p>
-        </w:tc>
-        <w:tc>
-          <w:tcPr>
-            <w:tcW w:type="dxa" w:w="864"/>
-            <w:shd w:fill="F8FAFC"/>
-            <w:tcMar>
-              <w:top w:w="100" w:type="dxa"/>
-              <w:bottom w:w="100" w:type="dxa"/>
-              <w:left w:w="120" w:type="dxa"/>
-              <w:right w:w="120" w:type="dxa"/>
-            </w:tcMar>
-            <w:tcBorders>
-              <w:top w:val="single" w:sz="4" w:space="0" w:color="CCCCCC"/>
-              <w:bottom w:val="single" w:sz="4" w:space="0" w:color="CCCCCC"/>
-              <w:left w:val="single" w:sz="4" w:space="0" w:color="CCCCCC"/>
-              <w:right w:val="single" w:sz="4" w:space="0" w:color="CCCCCC"/>
-            </w:tcBorders>
-          </w:tcPr>
-          <w:p>
-            <w:pPr>
-              <w:spacing w:before="60" w:after="60" w:line="252" w:lineRule="auto"/>
-              <w:jc w:val="left"/>
-            </w:pPr>
-            <w:r/>
-            <w:r>
-              <w:t>NY Open 21-23</w:t>
-            </w:r>
-          </w:p>
-        </w:tc>
-        <w:tc>
-          <w:tcPr>
-            <w:tcW w:type="dxa" w:w="1440"/>
-            <w:shd w:fill="F8FAFC"/>
-            <w:tcMar>
-              <w:top w:w="100" w:type="dxa"/>
-              <w:bottom w:w="100" w:type="dxa"/>
-              <w:left w:w="120" w:type="dxa"/>
-              <w:right w:w="120" w:type="dxa"/>
-            </w:tcMar>
-            <w:tcBorders>
-              <w:top w:val="single" w:sz="4" w:space="0" w:color="CCCCCC"/>
-              <w:bottom w:val="single" w:sz="4" w:space="0" w:color="CCCCCC"/>
-              <w:left w:val="single" w:sz="4" w:space="0" w:color="CCCCCC"/>
-              <w:right w:val="single" w:sz="4" w:space="0" w:color="CCCCCC"/>
-            </w:tcBorders>
-          </w:tcPr>
-          <w:p>
-            <w:pPr>
-              <w:spacing w:before="60" w:after="60" w:line="252" w:lineRule="auto"/>
-              <w:jc w:val="left"/>
-            </w:pPr>
-            <w:r/>
-            <w:r>
-              <w:t>728.50</w:t>
-            </w:r>
-          </w:p>
-        </w:tc>
-        <w:tc>
-          <w:tcPr>
-            <w:tcW w:type="dxa" w:w="2016"/>
-            <w:shd w:fill="F8FAFC"/>
-            <w:tcMar>
-              <w:top w:w="100" w:type="dxa"/>
-              <w:bottom w:w="100" w:type="dxa"/>
-              <w:left w:w="120" w:type="dxa"/>
-              <w:right w:w="120" w:type="dxa"/>
-            </w:tcMar>
-            <w:tcBorders>
-              <w:top w:val="single" w:sz="4" w:space="0" w:color="CCCCCC"/>
-              <w:bottom w:val="single" w:sz="4" w:space="0" w:color="CCCCCC"/>
-              <w:left w:val="single" w:sz="4" w:space="0" w:color="CCCCCC"/>
-              <w:right w:val="single" w:sz="4" w:space="0" w:color="CCCCCC"/>
-            </w:tcBorders>
-          </w:tcPr>
-          <w:p>
-            <w:pPr>
-              <w:spacing w:before="60" w:after="60" w:line="252" w:lineRule="auto"/>
-              <w:jc w:val="left"/>
-            </w:pPr>
-            <w:r/>
-            <w:r>
-              <w:t>737.00</w:t>
-            </w:r>
-          </w:p>
-        </w:tc>
-        <w:tc>
-          <w:tcPr>
-            <w:tcW w:type="dxa" w:w="1152"/>
-            <w:shd w:fill="F8FAFC"/>
-            <w:tcMar>
-              <w:top w:w="100" w:type="dxa"/>
-              <w:bottom w:w="100" w:type="dxa"/>
-              <w:left w:w="120" w:type="dxa"/>
-              <w:right w:w="120" w:type="dxa"/>
-            </w:tcMar>
-            <w:tcBorders>
-              <w:top w:val="single" w:sz="4" w:space="0" w:color="CCCCCC"/>
-              <w:bottom w:val="single" w:sz="4" w:space="0" w:color="CCCCCC"/>
-              <w:left w:val="single" w:sz="4" w:space="0" w:color="CCCCCC"/>
-              <w:right w:val="single" w:sz="4" w:space="0" w:color="CCCCCC"/>
-            </w:tcBorders>
-          </w:tcPr>
-          <w:p>
-            <w:pPr>
-              <w:spacing w:before="60" w:after="60" w:line="252" w:lineRule="auto"/>
-              <w:jc w:val="left"/>
-            </w:pPr>
-            <w:r/>
-            <w:r>
-              <w:t>714.50</w:t>
-            </w:r>
-          </w:p>
-        </w:tc>
-        <w:tc>
-          <w:tcPr>
-            <w:tcW w:type="dxa" w:w="1728"/>
-            <w:shd w:fill="F8FAFC"/>
-            <w:tcMar>
-              <w:top w:w="100" w:type="dxa"/>
-              <w:bottom w:w="100" w:type="dxa"/>
-              <w:left w:w="120" w:type="dxa"/>
-              <w:right w:w="120" w:type="dxa"/>
-            </w:tcMar>
-            <w:tcBorders>
-              <w:top w:val="single" w:sz="4" w:space="0" w:color="CCCCCC"/>
-              <w:bottom w:val="single" w:sz="4" w:space="0" w:color="CCCCCC"/>
-              <w:left w:val="single" w:sz="4" w:space="0" w:color="CCCCCC"/>
-              <w:right w:val="single" w:sz="4" w:space="0" w:color="CCCCCC"/>
-            </w:tcBorders>
-          </w:tcPr>
-          <w:p>
-            <w:pPr>
-              <w:spacing w:before="60" w:after="60" w:line="252" w:lineRule="auto"/>
-              <w:jc w:val="left"/>
-            </w:pPr>
-            <w:r/>
-            <w:r>
-              <w:rPr>
-                <w:b/>
-              </w:rPr>
-              <w:t>730.25</w:t>
-            </w:r>
-          </w:p>
-        </w:tc>
-        <w:tc>
-          <w:tcPr>
-            <w:tcW w:type="dxa" w:w="3456"/>
-            <w:shd w:fill="F8FAFC"/>
-            <w:tcMar>
-              <w:top w:w="100" w:type="dxa"/>
-              <w:bottom w:w="100" w:type="dxa"/>
-              <w:left w:w="120" w:type="dxa"/>
-              <w:right w:w="120" w:type="dxa"/>
-            </w:tcMar>
-            <w:tcBorders>
-              <w:top w:val="single" w:sz="4" w:space="0" w:color="CCCCCC"/>
-              <w:bottom w:val="single" w:sz="4" w:space="0" w:color="CCCCCC"/>
-              <w:left w:val="single" w:sz="4" w:space="0" w:color="CCCCCC"/>
-              <w:right w:val="single" w:sz="4" w:space="0" w:color="CCCCCC"/>
-            </w:tcBorders>
-          </w:tcPr>
-          <w:p>
-            <w:pPr>
-              <w:spacing w:before="60" w:after="60" w:line="252" w:lineRule="auto"/>
-              <w:jc w:val="left"/>
-            </w:pPr>
-            <w:r/>
-            <w:r>
-              <w:rPr>
-                <w:b/>
-              </w:rPr>
-              <w:t>+1.75</w:t>
-            </w:r>
-          </w:p>
-        </w:tc>
-        <w:tc>
-          <w:tcPr>
-            <w:tcW w:type="dxa" w:w="1440"/>
-            <w:shd w:fill="F8FAFC"/>
-            <w:tcMar>
-              <w:top w:w="100" w:type="dxa"/>
-              <w:bottom w:w="100" w:type="dxa"/>
-              <w:left w:w="120" w:type="dxa"/>
-              <w:right w:w="120" w:type="dxa"/>
-            </w:tcMar>
-            <w:tcBorders>
-              <w:top w:val="single" w:sz="4" w:space="0" w:color="CCCCCC"/>
-              <w:bottom w:val="single" w:sz="4" w:space="0" w:color="CCCCCC"/>
-              <w:left w:val="single" w:sz="4" w:space="0" w:color="CCCCCC"/>
-              <w:right w:val="single" w:sz="4" w:space="0" w:color="CCCCCC"/>
-            </w:tcBorders>
-          </w:tcPr>
-          <w:p>
-            <w:pPr>
-              <w:spacing w:before="60" w:after="60" w:line="252" w:lineRule="auto"/>
-              <w:jc w:val="left"/>
-            </w:pPr>
-            <w:r/>
-            <w:r>
-              <w:t>BULL</w:t>
-            </w:r>
-          </w:p>
-        </w:tc>
-      </w:tr>
-      <w:tr>
-        <w:tc>
-          <w:tcPr>
-            <w:tcW w:type="dxa" w:w="1584"/>
-            <w:shd w:fill="FFFFFF"/>
-            <w:tcMar>
-              <w:top w:w="100" w:type="dxa"/>
-              <w:bottom w:w="100" w:type="dxa"/>
-              <w:left w:w="120" w:type="dxa"/>
-              <w:right w:w="120" w:type="dxa"/>
-            </w:tcMar>
-            <w:tcBorders>
-              <w:top w:val="single" w:sz="4" w:space="0" w:color="CCCCCC"/>
-              <w:bottom w:val="single" w:sz="4" w:space="0" w:color="CCCCCC"/>
-              <w:left w:val="single" w:sz="4" w:space="0" w:color="CCCCCC"/>
-              <w:right w:val="single" w:sz="4" w:space="0" w:color="CCCCCC"/>
-            </w:tcBorders>
-          </w:tcPr>
-          <w:p>
-            <w:pPr>
-              <w:spacing w:before="60" w:after="60" w:line="252" w:lineRule="auto"/>
-              <w:jc w:val="left"/>
-            </w:pPr>
-            <w:r/>
-            <w:r>
-              <w:rPr>
-                <w:b/>
-              </w:rPr>
-              <w:t>Fri 28/08</w:t>
-            </w:r>
-          </w:p>
-        </w:tc>
-        <w:tc>
-          <w:tcPr>
-            <w:tcW w:type="dxa" w:w="864"/>
-            <w:shd w:fill="FFFFFF"/>
-            <w:tcMar>
-              <w:top w:w="100" w:type="dxa"/>
-              <w:bottom w:w="100" w:type="dxa"/>
-              <w:left w:w="120" w:type="dxa"/>
-              <w:right w:w="120" w:type="dxa"/>
-            </w:tcMar>
-            <w:tcBorders>
-              <w:top w:val="single" w:sz="4" w:space="0" w:color="CCCCCC"/>
-              <w:bottom w:val="single" w:sz="4" w:space="0" w:color="CCCCCC"/>
-              <w:left w:val="single" w:sz="4" w:space="0" w:color="CCCCCC"/>
-              <w:right w:val="single" w:sz="4" w:space="0" w:color="CCCCCC"/>
-            </w:tcBorders>
-          </w:tcPr>
-          <w:p>
-            <w:pPr>
-              <w:spacing w:before="60" w:after="60" w:line="252" w:lineRule="auto"/>
-              <w:jc w:val="left"/>
-            </w:pPr>
-            <w:r/>
-            <w:r>
-              <w:t>NY Close 23-01</w:t>
-            </w:r>
-          </w:p>
-        </w:tc>
-        <w:tc>
-          <w:tcPr>
-            <w:tcW w:type="dxa" w:w="1440"/>
-            <w:shd w:fill="FFFFFF"/>
-            <w:tcMar>
-              <w:top w:w="100" w:type="dxa"/>
-              <w:bottom w:w="100" w:type="dxa"/>
-              <w:left w:w="120" w:type="dxa"/>
-              <w:right w:w="120" w:type="dxa"/>
-            </w:tcMar>
-            <w:tcBorders>
-              <w:top w:val="single" w:sz="4" w:space="0" w:color="CCCCCC"/>
-              <w:bottom w:val="single" w:sz="4" w:space="0" w:color="CCCCCC"/>
-              <w:left w:val="single" w:sz="4" w:space="0" w:color="CCCCCC"/>
-              <w:right w:val="single" w:sz="4" w:space="0" w:color="CCCCCC"/>
-            </w:tcBorders>
-          </w:tcPr>
-          <w:p>
-            <w:pPr>
-              <w:spacing w:before="60" w:after="60" w:line="252" w:lineRule="auto"/>
-              <w:jc w:val="left"/>
-            </w:pPr>
-            <w:r/>
-            <w:r>
-              <w:t>730.25</w:t>
-            </w:r>
-          </w:p>
-        </w:tc>
-        <w:tc>
-          <w:tcPr>
-            <w:tcW w:type="dxa" w:w="2016"/>
-            <w:shd w:fill="FFFFFF"/>
-            <w:tcMar>
-              <w:top w:w="100" w:type="dxa"/>
-              <w:bottom w:w="100" w:type="dxa"/>
-              <w:left w:w="120" w:type="dxa"/>
-              <w:right w:w="120" w:type="dxa"/>
-            </w:tcMar>
-            <w:tcBorders>
-              <w:top w:val="single" w:sz="4" w:space="0" w:color="CCCCCC"/>
-              <w:bottom w:val="single" w:sz="4" w:space="0" w:color="CCCCCC"/>
-              <w:left w:val="single" w:sz="4" w:space="0" w:color="CCCCCC"/>
-              <w:right w:val="single" w:sz="4" w:space="0" w:color="CCCCCC"/>
-            </w:tcBorders>
-          </w:tcPr>
-          <w:p>
-            <w:pPr>
-              <w:spacing w:before="60" w:after="60" w:line="252" w:lineRule="auto"/>
-              <w:jc w:val="left"/>
-            </w:pPr>
-            <w:r/>
-            <w:r>
-              <w:t>736.50</w:t>
-            </w:r>
-          </w:p>
-        </w:tc>
-        <w:tc>
-          <w:tcPr>
-            <w:tcW w:type="dxa" w:w="1152"/>
-            <w:shd w:fill="FFFFFF"/>
-            <w:tcMar>
-              <w:top w:w="100" w:type="dxa"/>
-              <w:bottom w:w="100" w:type="dxa"/>
-              <w:left w:w="120" w:type="dxa"/>
-              <w:right w:w="120" w:type="dxa"/>
-            </w:tcMar>
-            <w:tcBorders>
-              <w:top w:val="single" w:sz="4" w:space="0" w:color="CCCCCC"/>
-              <w:bottom w:val="single" w:sz="4" w:space="0" w:color="CCCCCC"/>
-              <w:left w:val="single" w:sz="4" w:space="0" w:color="CCCCCC"/>
-              <w:right w:val="single" w:sz="4" w:space="0" w:color="CCCCCC"/>
-            </w:tcBorders>
-          </w:tcPr>
-          <w:p>
-            <w:pPr>
-              <w:spacing w:before="60" w:after="60" w:line="252" w:lineRule="auto"/>
-              <w:jc w:val="left"/>
-            </w:pPr>
-            <w:r/>
-            <w:r>
-              <w:t>723.75</w:t>
-            </w:r>
-          </w:p>
-        </w:tc>
-        <w:tc>
-          <w:tcPr>
-            <w:tcW w:type="dxa" w:w="1728"/>
-            <w:shd w:fill="FFFFFF"/>
-            <w:tcMar>
-              <w:top w:w="100" w:type="dxa"/>
-              <w:bottom w:w="100" w:type="dxa"/>
-              <w:left w:w="120" w:type="dxa"/>
-              <w:right w:w="120" w:type="dxa"/>
-            </w:tcMar>
-            <w:tcBorders>
-              <w:top w:val="single" w:sz="4" w:space="0" w:color="CCCCCC"/>
-              <w:bottom w:val="single" w:sz="4" w:space="0" w:color="CCCCCC"/>
-              <w:left w:val="single" w:sz="4" w:space="0" w:color="CCCCCC"/>
-              <w:right w:val="single" w:sz="4" w:space="0" w:color="CCCCCC"/>
-            </w:tcBorders>
-          </w:tcPr>
-          <w:p>
-            <w:pPr>
-              <w:spacing w:before="60" w:after="60" w:line="252" w:lineRule="auto"/>
-              <w:jc w:val="left"/>
-            </w:pPr>
-            <w:r/>
-            <w:r>
-              <w:rPr>
-                <w:b/>
-              </w:rPr>
-              <w:t>729.50</w:t>
             </w:r>
           </w:p>
         </w:tc>

--- a/Daily Reports/24_08_2026-CBOT Reports.docx
+++ b/Daily Reports/24_08_2026-CBOT Reports.docx
@@ -104,7 +104,7 @@
           <w:color w:val="5C768D"/>
           <w:sz w:val="19"/>
         </w:rPr>
-        <w:t>Cập nhật tự động qua `macro_tracker.py` vào lúc 17:01 ICT ngày 24/08/2026</w:t>
+        <w:t>Cập nhật tự động qua `macro_tracker.py` vào lúc 18:41 ICT ngày 24/08/2026</w:t>
       </w:r>
     </w:p>
     <w:tbl>
@@ -313,7 +313,7 @@
               <w:rPr>
                 <w:b/>
               </w:rPr>
-              <w:t>92.83 / thùng</w:t>
+              <w:t>93.30 / thùng</w:t>
             </w:r>
           </w:p>
         </w:tc>
@@ -442,7 +442,7 @@
               <w:rPr>
                 <w:b/>
               </w:rPr>
-              <w:t>98.98</w:t>
+              <w:t>98.99</w:t>
             </w:r>
           </w:p>
         </w:tc>
@@ -1218,7 +1218,7 @@
         <w:rPr>
           <w:b/>
         </w:rPr>
-        <w:t>`92.83` (+0.00%)</w:t>
+        <w:t>`93.30` (+0.00%)</w:t>
       </w:r>
       <w:r>
         <w:t xml:space="preserve"> | DXY: </w:t>
@@ -1227,7 +1227,7 @@
         <w:rPr>
           <w:b/>
         </w:rPr>
-        <w:t>`98.98` (+0.00%)</w:t>
+        <w:t>`98.99` (+0.00%)</w:t>
       </w:r>
       <w:r>
         <w:t xml:space="preserve"> | Lúa mì CBOT: </w:t>
@@ -1236,7 +1236,7 @@
         <w:rPr>
           <w:b/>
         </w:rPr>
-        <w:t>`710.50` (+0.00%)</w:t>
+        <w:t>`712.75` (+0.00%)</w:t>
       </w:r>
       <w:r>
         <w:t>.</w:t>
@@ -1306,7 +1306,7 @@
           <w:color w:val="5C768D"/>
           <w:sz w:val="19"/>
         </w:rPr>
-        <w:t>Cập nhật tự động lúc 17:01 ICT ngày 24/08/2026 — Nguồn: NOAA, USDA, BOM Australia</w:t>
+        <w:t>Cập nhật tự động lúc 18:41 ICT ngày 24/08/2026 — Nguồn: NOAA, USDA, BOM Australia</w:t>
       </w:r>
     </w:p>
     <w:p>
@@ -3574,7 +3574,7 @@
               <w:rPr>
                 <w:b/>
               </w:rPr>
-              <w:t>521.25</w:t>
+              <w:t>522.00</w:t>
             </w:r>
           </w:p>
         </w:tc>
@@ -3605,7 +3605,7 @@
               <w:rPr>
                 <w:b/>
               </w:rPr>
-              <w:t>521.48 (+0.23)</w:t>
+              <w:t>522.41 (+0.41)</w:t>
             </w:r>
           </w:p>
         </w:tc>
@@ -3633,7 +3633,7 @@
             </w:pPr>
             <w:r/>
             <w:r>
-              <w:t>Bullish (513.70 &gt; 506.79)</w:t>
+              <w:t>Bullish (515.22 &gt; 507.99)</w:t>
             </w:r>
           </w:p>
         </w:tc>
@@ -3661,7 +3661,7 @@
             </w:pPr>
             <w:r/>
             <w:r>
-              <w:t>4.25 cents</w:t>
+              <w:t>1.50 cents</w:t>
             </w:r>
           </w:p>
         </w:tc>
@@ -3822,7 +3822,7 @@
               <w:rPr>
                 <w:b/>
               </w:rPr>
-              <w:t>710.50</w:t>
+              <w:t>712.75</w:t>
             </w:r>
           </w:p>
         </w:tc>
@@ -3853,7 +3853,7 @@
               <w:rPr>
                 <w:b/>
               </w:rPr>
-              <w:t>713.04 (+2.54)</w:t>
+              <w:t>715.33 (+2.58)</w:t>
             </w:r>
           </w:p>
         </w:tc>
@@ -3881,7 +3881,7 @@
             </w:pPr>
             <w:r/>
             <w:r>
-              <w:t>Bullish (705.49 &gt; 701.10)</w:t>
+              <w:t>Bullish (706.73 &gt; 701.99)</w:t>
             </w:r>
           </w:p>
         </w:tc>
@@ -3909,7 +3909,7 @@
             </w:pPr>
             <w:r/>
             <w:r>
-              <w:t>4.25 cents</w:t>
+              <w:t>2.25 cents</w:t>
             </w:r>
           </w:p>
         </w:tc>
@@ -4347,7 +4347,7 @@
                 <w:b/>
                 <w:color w:val="15803D"/>
               </w:rPr>
-              <w:t>500.25 - 513.70 cents (Canh mua vùng hỗ trợ)</w:t>
+              <w:t>500.25 - 515.22 cents (Canh mua vùng hỗ trợ)</w:t>
             </w:r>
           </w:p>
         </w:tc>
@@ -4378,7 +4378,7 @@
               <w:rPr>
                 <w:b/>
               </w:rPr>
-              <w:t>453.32 cents (Dưới cản S2 + 1.5x ATR)</w:t>
+              <w:t>453.48 cents (Dưới cản S2 + 1.5x ATR)</w:t>
             </w:r>
           </w:p>
         </w:tc>
@@ -4414,7 +4414,7 @@
                 <w:color w:val="D97706"/>
                 <w:sz w:val="19"/>
               </w:rPr>
-              <w:t xml:space="preserve"> 520.69 cents </w:t>
+              <w:t xml:space="preserve"> 522.99 cents </w:t>
             </w:r>
             <w:r>
               <w:t xml:space="preserve"> / TP2: </w:t>
@@ -4425,7 +4425,7 @@
                 <w:color w:val="D97706"/>
                 <w:sz w:val="19"/>
               </w:rPr>
-              <w:t xml:space="preserve"> 522.00 cents </w:t>
+              <w:t xml:space="preserve"> 524.25 cents </w:t>
             </w:r>
           </w:p>
         </w:tc>
@@ -4590,7 +4590,7 @@
               <w:rPr>
                 <w:b/>
               </w:rPr>
-              <w:t>470.62 cents (Chống quét SL tuyệt đối)</w:t>
+              <w:t>470.78 cents (Chống quét SL tuyệt đối)</w:t>
             </w:r>
           </w:p>
         </w:tc>
@@ -4621,7 +4621,7 @@
               <w:rPr>
                 <w:b/>
               </w:rPr>
-              <w:t>535.50 cents (Ăn trọn biên độ ngô ~10.5 giá)</w:t>
+              <w:t>537.75 cents (Ăn trọn biên độ ngô ~10.5 giá)</w:t>
             </w:r>
           </w:p>
         </w:tc>
@@ -4752,7 +4752,7 @@
               <w:rPr>
                 <w:b/>
               </w:rPr>
-              <w:t>535.31 - 536.81 cents</w:t>
+              <w:t>537.64 - 539.14 cents</w:t>
             </w:r>
           </w:p>
         </w:tc>
@@ -4783,7 +4783,7 @@
               <w:rPr>
                 <w:b/>
               </w:rPr>
-              <w:t>537.69 cents</w:t>
+              <w:t>539.86 cents</w:t>
             </w:r>
           </w:p>
         </w:tc>
@@ -4945,7 +4945,7 @@
               <w:rPr>
                 <w:b/>
               </w:rPr>
-              <w:t>446.76 - 457.25 cents</w:t>
+              <w:t>447.20 - 457.25 cents</w:t>
             </w:r>
           </w:p>
         </w:tc>
@@ -5126,7 +5126,7 @@
                 <w:b/>
                 <w:color w:val="B91C1C"/>
               </w:rPr>
-              <w:t>705.49 - 701.10 cents (Canh bán hồi kỹ thuật H1)</w:t>
+              <w:t>706.73 - 701.99 cents (Canh bán hồi kỹ thuật H1)</w:t>
             </w:r>
           </w:p>
         </w:tc>
@@ -5157,7 +5157,7 @@
               <w:rPr>
                 <w:b/>
               </w:rPr>
-              <w:t>734.48 cents (Trên kháng cự R2 + 1.5x ATR)</w:t>
+              <w:t>734.37 cents (Trên kháng cự R2 + 1.5x ATR)</w:t>
             </w:r>
           </w:p>
         </w:tc>
@@ -5193,7 +5193,7 @@
                 <w:color w:val="D97706"/>
                 <w:sz w:val="19"/>
               </w:rPr>
-              <w:t xml:space="preserve"> 706.00 cents </w:t>
+              <w:t xml:space="preserve"> 710.50 cents </w:t>
             </w:r>
             <w:r>
               <w:t xml:space="preserve"> / TP2: </w:t>
@@ -5335,7 +5335,7 @@
               <w:rPr>
                 <w:b/>
               </w:rPr>
-              <w:t>704.00 - 706.00 cents</w:t>
+              <w:t>708.50 - 710.50 cents</w:t>
             </w:r>
           </w:p>
         </w:tc>
@@ -5366,7 +5366,7 @@
               <w:rPr>
                 <w:b/>
               </w:rPr>
-              <w:t>641.09 cents</w:t>
+              <w:t>641.17 cents</w:t>
             </w:r>
           </w:p>
         </w:tc>
@@ -5397,7 +5397,7 @@
               <w:rPr>
                 <w:b/>
               </w:rPr>
-              <w:t>713.25 cents (Đón sóng hồi trung hạn ~14.5 giá)</w:t>
+              <w:t>725.25 cents (Đón sóng hồi trung hạn ~14.5 giá)</w:t>
             </w:r>
           </w:p>
         </w:tc>
@@ -5528,7 +5528,7 @@
               <w:rPr>
                 <w:b/>
               </w:rPr>
-              <w:t>713.25 - 715.25 cents</w:t>
+              <w:t>725.25 - 727.25 cents</w:t>
             </w:r>
           </w:p>
         </w:tc>
@@ -5559,7 +5559,7 @@
               <w:rPr>
                 <w:b/>
               </w:rPr>
-              <w:t>717.41 cents</w:t>
+              <w:t>729.33 cents</w:t>
             </w:r>
           </w:p>
         </w:tc>
@@ -5721,7 +5721,7 @@
               <w:rPr>
                 <w:b/>
               </w:rPr>
-              <w:t>628.62 - 645.25 cents</w:t>
+              <w:t>628.92 - 645.25 cents</w:t>
             </w:r>
           </w:p>
         </w:tc>
@@ -11599,7 +11599,7 @@
         <w:t>Giá Chốt Phiên (Close):</w:t>
       </w:r>
       <w:r>
-        <w:t xml:space="preserve"> 521.25 cents | </w:t>
+        <w:t xml:space="preserve"> 522.00 cents | </w:t>
       </w:r>
       <w:r>
         <w:rPr>
@@ -11614,10 +11614,10 @@
         <w:rPr>
           <w:b/>
         </w:rPr>
-        <w:t>`521.48 cents`</w:t>
+        <w:t>`522.41 cents`</w:t>
       </w:r>
       <w:r>
-        <w:t xml:space="preserve"> (+0.23).</w:t>
+        <w:t xml:space="preserve"> (+0.41).</w:t>
       </w:r>
     </w:p>
     <w:p>
@@ -11638,7 +11638,7 @@
         <w:rPr>
           <w:b/>
         </w:rPr>
-        <w:t>`127,721`</w:t>
+        <w:t>`144,803`</w:t>
       </w:r>
       <w:r>
         <w:t xml:space="preserve"> (Chênh lệch: </w:t>
@@ -11647,7 +11647,7 @@
         <w:rPr>
           <w:b/>
         </w:rPr>
-        <w:t>`+30,482`</w:t>
+        <w:t>`+47,564`</w:t>
       </w:r>
       <w:r>
         <w:t xml:space="preserve">) | OI: </w:t>
@@ -11689,7 +11689,7 @@
         <w:rPr>
           <w:b/>
         </w:rPr>
-        <w:t>`Bullish Engulfing (Nhấn chìm tăng trưởng)`</w:t>
+        <w:t>`Không phát hiện mô hình nến đặc biệt`</w:t>
       </w:r>
     </w:p>
     <w:p>
@@ -11732,10 +11732,10 @@
         <w:rPr>
           <w:b/>
         </w:rPr>
-        <w:t>TĂNG MẠNH MẼ (Strong Bullish Confirmation):</w:t>
+        <w:t>TÍCH LŨY TÍCH CỰC (Accumulation):</w:t>
       </w:r>
       <w:r>
-        <w:t xml:space="preserve"> Mô hình nến tăng được củng cố bởi dòng tiền gia tăng tích cực, hỗ trợ lực mua lên bền vững.</w:t>
+        <w:t xml:space="preserve"> Nến đi ngang nhưng dòng tiền âm thầm gia tăng (OI tăng), báo hiệu chuẩn bị có nhịp bứt phá tăng.</w:t>
       </w:r>
     </w:p>
     <w:p>
@@ -11981,7 +11981,7 @@
               <w:rPr>
                 <w:b/>
               </w:rPr>
-              <w:t>92.83</w:t>
+              <w:t>93.30</w:t>
             </w:r>
           </w:p>
         </w:tc>
@@ -12104,7 +12104,7 @@
               <w:rPr>
                 <w:b/>
               </w:rPr>
-              <w:t>98.98</w:t>
+              <w:t>98.99</w:t>
             </w:r>
           </w:p>
         </w:tc>
@@ -12739,7 +12739,7 @@
         <w:t xml:space="preserve"> EMA_21 </w:t>
       </w:r>
       <w:r>
-        <w:t xml:space="preserve"> (513.70) &gt; </w:t>
+        <w:t xml:space="preserve"> (515.22) &gt; </w:t>
       </w:r>
       <w:r>
         <w:rPr>
@@ -12750,7 +12750,7 @@
         <w:t xml:space="preserve"> EMA_50 </w:t>
       </w:r>
       <w:r>
-        <w:t xml:space="preserve"> (506.79).</w:t>
+        <w:t xml:space="preserve"> (507.99).</w:t>
       </w:r>
     </w:p>
     <w:p>
@@ -12771,7 +12771,7 @@
         <w:rPr>
           <w:b/>
         </w:rPr>
-        <w:t>`72.59`</w:t>
+        <w:t>`72.33`</w:t>
       </w:r>
       <w:r>
         <w:t xml:space="preserve"> | ATR (14) = </w:t>
@@ -12780,7 +12780,7 @@
         <w:rPr>
           <w:b/>
         </w:rPr>
-        <w:t>`2.62`</w:t>
+        <w:t>`2.51`</w:t>
       </w:r>
       <w:r>
         <w:t xml:space="preserve"> cents | Volatility = </w:t>
@@ -12789,7 +12789,7 @@
         <w:rPr>
           <w:b/>
         </w:rPr>
-        <w:t>`4.25 cents`</w:t>
+        <w:t>`1.50 cents`</w:t>
       </w:r>
       <w:r>
         <w:t>.</w:t>
@@ -12831,7 +12831,7 @@
         <w:rPr>
           <w:b/>
         </w:rPr>
-        <w:t>`520.69`</w:t>
+        <w:t>`522.99`</w:t>
       </w:r>
       <w:r>
         <w:t xml:space="preserve"> | R2: </w:t>
@@ -12840,7 +12840,7 @@
         <w:rPr>
           <w:b/>
         </w:rPr>
-        <w:t>`522.00`</w:t>
+        <w:t>`524.25`</w:t>
       </w:r>
     </w:p>
     <w:p>
@@ -13574,7 +13574,7 @@
           <w:b/>
           <w:color w:val="15803D"/>
         </w:rPr>
-        <w:t>`500.25 - 513.70 cents (Canh mua vùng hỗ trợ)`</w:t>
+        <w:t>`500.25 - 515.22 cents (Canh mua vùng hỗ trợ)`</w:t>
       </w:r>
       <w:r>
         <w:t xml:space="preserve"> | SL: </w:t>
@@ -13583,7 +13583,7 @@
         <w:rPr>
           <w:b/>
         </w:rPr>
-        <w:t>`453.32 cents (Dưới cản S2 + 1.5x ATR)`</w:t>
+        <w:t>`453.48 cents (Dưới cản S2 + 1.5x ATR)`</w:t>
       </w:r>
       <w:r>
         <w:t xml:space="preserve"> | TP: </w:t>
@@ -13594,7 +13594,7 @@
           <w:color w:val="D97706"/>
           <w:sz w:val="19"/>
         </w:rPr>
-        <w:t xml:space="preserve"> 520.69 cents </w:t>
+        <w:t xml:space="preserve"> 522.99 cents </w:t>
       </w:r>
       <w:r>
         <w:t xml:space="preserve"> / </w:t>
@@ -13605,7 +13605,7 @@
           <w:color w:val="D97706"/>
           <w:sz w:val="19"/>
         </w:rPr>
-        <w:t xml:space="preserve"> 522.00 cents </w:t>
+        <w:t xml:space="preserve"> 524.25 cents </w:t>
       </w:r>
       <w:r>
         <w:t>.</w:t>
@@ -13654,7 +13654,7 @@
         <w:rPr>
           <w:b/>
         </w:rPr>
-        <w:t>`470.62 cents (Chống quét SL tuyệt đối)`</w:t>
+        <w:t>`470.78 cents (Chống quét SL tuyệt đối)`</w:t>
       </w:r>
       <w:r>
         <w:t xml:space="preserve"> | TP: </w:t>
@@ -13663,7 +13663,7 @@
         <w:rPr>
           <w:b/>
         </w:rPr>
-        <w:t>`535.50 cents (Ăn trọn biên độ ngô ~10.5 giá)`</w:t>
+        <w:t>`537.75 cents (Ăn trọn biên độ ngô ~10.5 giá)`</w:t>
       </w:r>
       <w:r>
         <w:t>.</w:t>
@@ -13691,7 +13691,7 @@
         <w:rPr>
           <w:b/>
         </w:rPr>
-        <w:t>`535.31 - 536.81 cents`</w:t>
+        <w:t>`537.64 - 539.14 cents`</w:t>
       </w:r>
       <w:r>
         <w:t xml:space="preserve"> | SL: </w:t>
@@ -13700,7 +13700,7 @@
         <w:rPr>
           <w:b/>
         </w:rPr>
-        <w:t>`537.69 cents`</w:t>
+        <w:t>`539.86 cents`</w:t>
       </w:r>
       <w:r>
         <w:t xml:space="preserve"> | TP: </w:t>
@@ -13749,7 +13749,7 @@
         <w:rPr>
           <w:b/>
         </w:rPr>
-        <w:t>`446.76 - 457.25 cents`</w:t>
+        <w:t>`447.20 - 457.25 cents`</w:t>
       </w:r>
     </w:p>
     <w:p>
@@ -14156,7 +14156,7 @@
             </w:pPr>
             <w:r/>
             <w:r>
-              <w:t>521.25</w:t>
+              <w:t>522.00</w:t>
             </w:r>
           </w:p>
         </w:tc>
@@ -14184,7 +14184,7 @@
             </w:pPr>
             <w:r/>
             <w:r>
-              <w:t>525.00</w:t>
+              <w:t>525.75</w:t>
             </w:r>
           </w:p>
         </w:tc>
@@ -14212,7 +14212,7 @@
             </w:pPr>
             <w:r/>
             <w:r>
-              <w:t>518.00</w:t>
+              <w:t>518.75</w:t>
             </w:r>
           </w:p>
         </w:tc>
@@ -14243,7 +14243,7 @@
               <w:rPr>
                 <w:b/>
               </w:rPr>
-              <w:t>521.50</w:t>
+              <w:t>522.25</w:t>
             </w:r>
           </w:p>
         </w:tc>
@@ -14391,7 +14391,7 @@
             </w:pPr>
             <w:r/>
             <w:r>
-              <w:t>521.50</w:t>
+              <w:t>522.25</w:t>
             </w:r>
           </w:p>
         </w:tc>
@@ -14419,7 +14419,7 @@
             </w:pPr>
             <w:r/>
             <w:r>
-              <w:t>524.25</w:t>
+              <w:t>525.00</w:t>
             </w:r>
           </w:p>
         </w:tc>
@@ -14447,7 +14447,7 @@
             </w:pPr>
             <w:r/>
             <w:r>
-              <w:t>517.75</w:t>
+              <w:t>518.50</w:t>
             </w:r>
           </w:p>
         </w:tc>
@@ -14478,7 +14478,7 @@
               <w:rPr>
                 <w:b/>
               </w:rPr>
-              <w:t>521.00</w:t>
+              <w:t>521.75</w:t>
             </w:r>
           </w:p>
         </w:tc>
@@ -14626,7 +14626,7 @@
             </w:pPr>
             <w:r/>
             <w:r>
-              <w:t>521.00</w:t>
+              <w:t>521.75</w:t>
             </w:r>
           </w:p>
         </w:tc>
@@ -14654,7 +14654,7 @@
             </w:pPr>
             <w:r/>
             <w:r>
-              <w:t>524.00</w:t>
+              <w:t>524.75</w:t>
             </w:r>
           </w:p>
         </w:tc>
@@ -14682,7 +14682,7 @@
             </w:pPr>
             <w:r/>
             <w:r>
-              <w:t>517.00</w:t>
+              <w:t>517.75</w:t>
             </w:r>
           </w:p>
         </w:tc>
@@ -14713,7 +14713,7 @@
               <w:rPr>
                 <w:b/>
               </w:rPr>
-              <w:t>521.75</w:t>
+              <w:t>522.50</w:t>
             </w:r>
           </w:p>
         </w:tc>
@@ -14861,7 +14861,7 @@
             </w:pPr>
             <w:r/>
             <w:r>
-              <w:t>521.75</w:t>
+              <w:t>522.50</w:t>
             </w:r>
           </w:p>
         </w:tc>
@@ -14889,7 +14889,7 @@
             </w:pPr>
             <w:r/>
             <w:r>
-              <w:t>526.25</w:t>
+              <w:t>527.00</w:t>
             </w:r>
           </w:p>
         </w:tc>
@@ -14917,7 +14917,7 @@
             </w:pPr>
             <w:r/>
             <w:r>
-              <w:t>516.75</w:t>
+              <w:t>517.50</w:t>
             </w:r>
           </w:p>
         </w:tc>
@@ -14948,7 +14948,7 @@
               <w:rPr>
                 <w:b/>
               </w:rPr>
-              <w:t>522.50</w:t>
+              <w:t>523.25</w:t>
             </w:r>
           </w:p>
         </w:tc>
@@ -15096,7 +15096,7 @@
             </w:pPr>
             <w:r/>
             <w:r>
-              <w:t>522.50</w:t>
+              <w:t>523.25</w:t>
             </w:r>
           </w:p>
         </w:tc>
@@ -15124,7 +15124,7 @@
             </w:pPr>
             <w:r/>
             <w:r>
-              <w:t>528.00</w:t>
+              <w:t>528.75</w:t>
             </w:r>
           </w:p>
         </w:tc>
@@ -15152,7 +15152,7 @@
             </w:pPr>
             <w:r/>
             <w:r>
-              <w:t>516.25</w:t>
+              <w:t>517.00</w:t>
             </w:r>
           </w:p>
         </w:tc>
@@ -15183,7 +15183,7 @@
               <w:rPr>
                 <w:b/>
               </w:rPr>
-              <w:t>524.75</w:t>
+              <w:t>525.50</w:t>
             </w:r>
           </w:p>
         </w:tc>
@@ -15331,7 +15331,7 @@
             </w:pPr>
             <w:r/>
             <w:r>
-              <w:t>524.75</w:t>
+              <w:t>525.50</w:t>
             </w:r>
           </w:p>
         </w:tc>
@@ -15359,7 +15359,7 @@
             </w:pPr>
             <w:r/>
             <w:r>
-              <w:t>527.75</w:t>
+              <w:t>528.50</w:t>
             </w:r>
           </w:p>
         </w:tc>
@@ -15387,7 +15387,7 @@
             </w:pPr>
             <w:r/>
             <w:r>
-              <w:t>520.50</w:t>
+              <w:t>521.25</w:t>
             </w:r>
           </w:p>
         </w:tc>
@@ -15418,7 +15418,7 @@
               <w:rPr>
                 <w:b/>
               </w:rPr>
-              <w:t>525.00</w:t>
+              <w:t>525.75</w:t>
             </w:r>
           </w:p>
         </w:tc>
@@ -15566,7 +15566,7 @@
             </w:pPr>
             <w:r/>
             <w:r>
-              <w:t>525.00</w:t>
+              <w:t>525.75</w:t>
             </w:r>
           </w:p>
         </w:tc>
@@ -15594,7 +15594,7 @@
             </w:pPr>
             <w:r/>
             <w:r>
-              <w:t>528.25</w:t>
+              <w:t>529.00</w:t>
             </w:r>
           </w:p>
         </w:tc>
@@ -15622,7 +15622,7 @@
             </w:pPr>
             <w:r/>
             <w:r>
-              <w:t>518.50</w:t>
+              <w:t>519.25</w:t>
             </w:r>
           </w:p>
         </w:tc>
@@ -15653,7 +15653,7 @@
               <w:rPr>
                 <w:b/>
               </w:rPr>
-              <w:t>525.75</w:t>
+              <w:t>526.50</w:t>
             </w:r>
           </w:p>
         </w:tc>
@@ -15801,7 +15801,7 @@
             </w:pPr>
             <w:r/>
             <w:r>
-              <w:t>525.75</w:t>
+              <w:t>526.50</w:t>
             </w:r>
           </w:p>
         </w:tc>
@@ -15829,7 +15829,7 @@
             </w:pPr>
             <w:r/>
             <w:r>
-              <w:t>528.75</w:t>
+              <w:t>529.50</w:t>
             </w:r>
           </w:p>
         </w:tc>
@@ -15857,7 +15857,7 @@
             </w:pPr>
             <w:r/>
             <w:r>
-              <w:t>521.25</w:t>
+              <w:t>522.00</w:t>
             </w:r>
           </w:p>
         </w:tc>
@@ -15888,7 +15888,7 @@
               <w:rPr>
                 <w:b/>
               </w:rPr>
-              <w:t>525.25</w:t>
+              <w:t>526.00</w:t>
             </w:r>
           </w:p>
         </w:tc>
@@ -16036,7 +16036,7 @@
             </w:pPr>
             <w:r/>
             <w:r>
-              <w:t>525.25</w:t>
+              <w:t>526.00</w:t>
             </w:r>
           </w:p>
         </w:tc>
@@ -16064,7 +16064,7 @@
             </w:pPr>
             <w:r/>
             <w:r>
-              <w:t>529.25</w:t>
+              <w:t>530.00</w:t>
             </w:r>
           </w:p>
         </w:tc>
@@ -16092,7 +16092,7 @@
             </w:pPr>
             <w:r/>
             <w:r>
-              <w:t>519.50</w:t>
+              <w:t>520.25</w:t>
             </w:r>
           </w:p>
         </w:tc>
@@ -16123,7 +16123,7 @@
               <w:rPr>
                 <w:b/>
               </w:rPr>
-              <w:t>525.75</w:t>
+              <w:t>526.50</w:t>
             </w:r>
           </w:p>
         </w:tc>
@@ -16271,7 +16271,7 @@
             </w:pPr>
             <w:r/>
             <w:r>
-              <w:t>525.75</w:t>
+              <w:t>526.50</w:t>
             </w:r>
           </w:p>
         </w:tc>
@@ -16299,7 +16299,7 @@
             </w:pPr>
             <w:r/>
             <w:r>
-              <w:t>528.25</w:t>
+              <w:t>529.00</w:t>
             </w:r>
           </w:p>
         </w:tc>
@@ -16327,7 +16327,7 @@
             </w:pPr>
             <w:r/>
             <w:r>
-              <w:t>522.50</w:t>
+              <w:t>523.25</w:t>
             </w:r>
           </w:p>
         </w:tc>
@@ -16358,7 +16358,7 @@
               <w:rPr>
                 <w:b/>
               </w:rPr>
-              <w:t>526.25</w:t>
+              <w:t>527.00</w:t>
             </w:r>
           </w:p>
         </w:tc>
@@ -16506,7 +16506,7 @@
             </w:pPr>
             <w:r/>
             <w:r>
-              <w:t>526.25</w:t>
+              <w:t>527.00</w:t>
             </w:r>
           </w:p>
         </w:tc>
@@ -16534,7 +16534,7 @@
             </w:pPr>
             <w:r/>
             <w:r>
-              <w:t>529.75</w:t>
+              <w:t>530.50</w:t>
             </w:r>
           </w:p>
         </w:tc>
@@ -16562,7 +16562,7 @@
             </w:pPr>
             <w:r/>
             <w:r>
-              <w:t>520.25</w:t>
+              <w:t>521.00</w:t>
             </w:r>
           </w:p>
         </w:tc>
@@ -16570,6 +16570,711 @@
           <w:tcPr>
             <w:tcW w:type="dxa" w:w="1728"/>
             <w:shd w:fill="F8FAFC"/>
+            <w:tcMar>
+              <w:top w:w="100" w:type="dxa"/>
+              <w:bottom w:w="100" w:type="dxa"/>
+              <w:left w:w="120" w:type="dxa"/>
+              <w:right w:w="120" w:type="dxa"/>
+            </w:tcMar>
+            <w:tcBorders>
+              <w:top w:val="single" w:sz="4" w:space="0" w:color="CCCCCC"/>
+              <w:bottom w:val="single" w:sz="4" w:space="0" w:color="CCCCCC"/>
+              <w:left w:val="single" w:sz="4" w:space="0" w:color="CCCCCC"/>
+              <w:right w:val="single" w:sz="4" w:space="0" w:color="CCCCCC"/>
+            </w:tcBorders>
+          </w:tcPr>
+          <w:p>
+            <w:pPr>
+              <w:spacing w:before="60" w:after="60" w:line="252" w:lineRule="auto"/>
+              <w:jc w:val="left"/>
+            </w:pPr>
+            <w:r/>
+            <w:r>
+              <w:rPr>
+                <w:b/>
+              </w:rPr>
+              <w:t>528.00</w:t>
+            </w:r>
+          </w:p>
+        </w:tc>
+        <w:tc>
+          <w:tcPr>
+            <w:tcW w:type="dxa" w:w="3456"/>
+            <w:shd w:fill="F8FAFC"/>
+            <w:tcMar>
+              <w:top w:w="100" w:type="dxa"/>
+              <w:bottom w:w="100" w:type="dxa"/>
+              <w:left w:w="120" w:type="dxa"/>
+              <w:right w:w="120" w:type="dxa"/>
+            </w:tcMar>
+            <w:tcBorders>
+              <w:top w:val="single" w:sz="4" w:space="0" w:color="CCCCCC"/>
+              <w:bottom w:val="single" w:sz="4" w:space="0" w:color="CCCCCC"/>
+              <w:left w:val="single" w:sz="4" w:space="0" w:color="CCCCCC"/>
+              <w:right w:val="single" w:sz="4" w:space="0" w:color="CCCCCC"/>
+            </w:tcBorders>
+          </w:tcPr>
+          <w:p>
+            <w:pPr>
+              <w:spacing w:before="60" w:after="60" w:line="252" w:lineRule="auto"/>
+              <w:jc w:val="left"/>
+            </w:pPr>
+            <w:r/>
+            <w:r>
+              <w:rPr>
+                <w:b/>
+              </w:rPr>
+              <w:t>+1.00</w:t>
+            </w:r>
+          </w:p>
+        </w:tc>
+        <w:tc>
+          <w:tcPr>
+            <w:tcW w:type="dxa" w:w="1440"/>
+            <w:shd w:fill="F8FAFC"/>
+            <w:tcMar>
+              <w:top w:w="100" w:type="dxa"/>
+              <w:bottom w:w="100" w:type="dxa"/>
+              <w:left w:w="120" w:type="dxa"/>
+              <w:right w:w="120" w:type="dxa"/>
+            </w:tcMar>
+            <w:tcBorders>
+              <w:top w:val="single" w:sz="4" w:space="0" w:color="CCCCCC"/>
+              <w:bottom w:val="single" w:sz="4" w:space="0" w:color="CCCCCC"/>
+              <w:left w:val="single" w:sz="4" w:space="0" w:color="CCCCCC"/>
+              <w:right w:val="single" w:sz="4" w:space="0" w:color="CCCCCC"/>
+            </w:tcBorders>
+          </w:tcPr>
+          <w:p>
+            <w:pPr>
+              <w:spacing w:before="60" w:after="60" w:line="252" w:lineRule="auto"/>
+              <w:jc w:val="left"/>
+            </w:pPr>
+            <w:r/>
+            <w:r>
+              <w:t>BULL</w:t>
+            </w:r>
+          </w:p>
+        </w:tc>
+      </w:tr>
+      <w:tr>
+        <w:tc>
+          <w:tcPr>
+            <w:tcW w:type="dxa" w:w="1584"/>
+            <w:shd w:fill="FFFFFF"/>
+            <w:tcMar>
+              <w:top w:w="100" w:type="dxa"/>
+              <w:bottom w:w="100" w:type="dxa"/>
+              <w:left w:w="120" w:type="dxa"/>
+              <w:right w:w="120" w:type="dxa"/>
+            </w:tcMar>
+            <w:tcBorders>
+              <w:top w:val="single" w:sz="4" w:space="0" w:color="CCCCCC"/>
+              <w:bottom w:val="single" w:sz="4" w:space="0" w:color="CCCCCC"/>
+              <w:left w:val="single" w:sz="4" w:space="0" w:color="CCCCCC"/>
+              <w:right w:val="single" w:sz="4" w:space="0" w:color="CCCCCC"/>
+            </w:tcBorders>
+          </w:tcPr>
+          <w:p>
+            <w:pPr>
+              <w:spacing w:before="60" w:after="60" w:line="252" w:lineRule="auto"/>
+              <w:jc w:val="left"/>
+            </w:pPr>
+            <w:r/>
+            <w:r>
+              <w:rPr>
+                <w:b/>
+              </w:rPr>
+              <w:t>Tue 25/08</w:t>
+            </w:r>
+          </w:p>
+        </w:tc>
+        <w:tc>
+          <w:tcPr>
+            <w:tcW w:type="dxa" w:w="864"/>
+            <w:shd w:fill="FFFFFF"/>
+            <w:tcMar>
+              <w:top w:w="100" w:type="dxa"/>
+              <w:bottom w:w="100" w:type="dxa"/>
+              <w:left w:w="120" w:type="dxa"/>
+              <w:right w:w="120" w:type="dxa"/>
+            </w:tcMar>
+            <w:tcBorders>
+              <w:top w:val="single" w:sz="4" w:space="0" w:color="CCCCCC"/>
+              <w:bottom w:val="single" w:sz="4" w:space="0" w:color="CCCCCC"/>
+              <w:left w:val="single" w:sz="4" w:space="0" w:color="CCCCCC"/>
+              <w:right w:val="single" w:sz="4" w:space="0" w:color="CCCCCC"/>
+            </w:tcBorders>
+          </w:tcPr>
+          <w:p>
+            <w:pPr>
+              <w:spacing w:before="60" w:after="60" w:line="252" w:lineRule="auto"/>
+              <w:jc w:val="left"/>
+            </w:pPr>
+            <w:r/>
+            <w:r>
+              <w:t>NY Close 23-01</w:t>
+            </w:r>
+          </w:p>
+        </w:tc>
+        <w:tc>
+          <w:tcPr>
+            <w:tcW w:type="dxa" w:w="1440"/>
+            <w:shd w:fill="FFFFFF"/>
+            <w:tcMar>
+              <w:top w:w="100" w:type="dxa"/>
+              <w:bottom w:w="100" w:type="dxa"/>
+              <w:left w:w="120" w:type="dxa"/>
+              <w:right w:w="120" w:type="dxa"/>
+            </w:tcMar>
+            <w:tcBorders>
+              <w:top w:val="single" w:sz="4" w:space="0" w:color="CCCCCC"/>
+              <w:bottom w:val="single" w:sz="4" w:space="0" w:color="CCCCCC"/>
+              <w:left w:val="single" w:sz="4" w:space="0" w:color="CCCCCC"/>
+              <w:right w:val="single" w:sz="4" w:space="0" w:color="CCCCCC"/>
+            </w:tcBorders>
+          </w:tcPr>
+          <w:p>
+            <w:pPr>
+              <w:spacing w:before="60" w:after="60" w:line="252" w:lineRule="auto"/>
+              <w:jc w:val="left"/>
+            </w:pPr>
+            <w:r/>
+            <w:r>
+              <w:t>528.00</w:t>
+            </w:r>
+          </w:p>
+        </w:tc>
+        <w:tc>
+          <w:tcPr>
+            <w:tcW w:type="dxa" w:w="2016"/>
+            <w:shd w:fill="FFFFFF"/>
+            <w:tcMar>
+              <w:top w:w="100" w:type="dxa"/>
+              <w:bottom w:w="100" w:type="dxa"/>
+              <w:left w:w="120" w:type="dxa"/>
+              <w:right w:w="120" w:type="dxa"/>
+            </w:tcMar>
+            <w:tcBorders>
+              <w:top w:val="single" w:sz="4" w:space="0" w:color="CCCCCC"/>
+              <w:bottom w:val="single" w:sz="4" w:space="0" w:color="CCCCCC"/>
+              <w:left w:val="single" w:sz="4" w:space="0" w:color="CCCCCC"/>
+              <w:right w:val="single" w:sz="4" w:space="0" w:color="CCCCCC"/>
+            </w:tcBorders>
+          </w:tcPr>
+          <w:p>
+            <w:pPr>
+              <w:spacing w:before="60" w:after="60" w:line="252" w:lineRule="auto"/>
+              <w:jc w:val="left"/>
+            </w:pPr>
+            <w:r/>
+            <w:r>
+              <w:t>530.75</w:t>
+            </w:r>
+          </w:p>
+        </w:tc>
+        <w:tc>
+          <w:tcPr>
+            <w:tcW w:type="dxa" w:w="1152"/>
+            <w:shd w:fill="FFFFFF"/>
+            <w:tcMar>
+              <w:top w:w="100" w:type="dxa"/>
+              <w:bottom w:w="100" w:type="dxa"/>
+              <w:left w:w="120" w:type="dxa"/>
+              <w:right w:w="120" w:type="dxa"/>
+            </w:tcMar>
+            <w:tcBorders>
+              <w:top w:val="single" w:sz="4" w:space="0" w:color="CCCCCC"/>
+              <w:bottom w:val="single" w:sz="4" w:space="0" w:color="CCCCCC"/>
+              <w:left w:val="single" w:sz="4" w:space="0" w:color="CCCCCC"/>
+              <w:right w:val="single" w:sz="4" w:space="0" w:color="CCCCCC"/>
+            </w:tcBorders>
+          </w:tcPr>
+          <w:p>
+            <w:pPr>
+              <w:spacing w:before="60" w:after="60" w:line="252" w:lineRule="auto"/>
+              <w:jc w:val="left"/>
+            </w:pPr>
+            <w:r/>
+            <w:r>
+              <w:t>525.50</w:t>
+            </w:r>
+          </w:p>
+        </w:tc>
+        <w:tc>
+          <w:tcPr>
+            <w:tcW w:type="dxa" w:w="1728"/>
+            <w:shd w:fill="FFFFFF"/>
+            <w:tcMar>
+              <w:top w:w="100" w:type="dxa"/>
+              <w:bottom w:w="100" w:type="dxa"/>
+              <w:left w:w="120" w:type="dxa"/>
+              <w:right w:w="120" w:type="dxa"/>
+            </w:tcMar>
+            <w:tcBorders>
+              <w:top w:val="single" w:sz="4" w:space="0" w:color="CCCCCC"/>
+              <w:bottom w:val="single" w:sz="4" w:space="0" w:color="CCCCCC"/>
+              <w:left w:val="single" w:sz="4" w:space="0" w:color="CCCCCC"/>
+              <w:right w:val="single" w:sz="4" w:space="0" w:color="CCCCCC"/>
+            </w:tcBorders>
+          </w:tcPr>
+          <w:p>
+            <w:pPr>
+              <w:spacing w:before="60" w:after="60" w:line="252" w:lineRule="auto"/>
+              <w:jc w:val="left"/>
+            </w:pPr>
+            <w:r/>
+            <w:r>
+              <w:rPr>
+                <w:b/>
+              </w:rPr>
+              <w:t>528.00</w:t>
+            </w:r>
+          </w:p>
+        </w:tc>
+        <w:tc>
+          <w:tcPr>
+            <w:tcW w:type="dxa" w:w="3456"/>
+            <w:shd w:fill="FFFFFF"/>
+            <w:tcMar>
+              <w:top w:w="100" w:type="dxa"/>
+              <w:bottom w:w="100" w:type="dxa"/>
+              <w:left w:w="120" w:type="dxa"/>
+              <w:right w:w="120" w:type="dxa"/>
+            </w:tcMar>
+            <w:tcBorders>
+              <w:top w:val="single" w:sz="4" w:space="0" w:color="CCCCCC"/>
+              <w:bottom w:val="single" w:sz="4" w:space="0" w:color="CCCCCC"/>
+              <w:left w:val="single" w:sz="4" w:space="0" w:color="CCCCCC"/>
+              <w:right w:val="single" w:sz="4" w:space="0" w:color="CCCCCC"/>
+            </w:tcBorders>
+          </w:tcPr>
+          <w:p>
+            <w:pPr>
+              <w:spacing w:before="60" w:after="60" w:line="252" w:lineRule="auto"/>
+              <w:jc w:val="left"/>
+            </w:pPr>
+            <w:r/>
+            <w:r>
+              <w:rPr>
+                <w:b/>
+              </w:rPr>
+              <w:t>+0.00</w:t>
+            </w:r>
+          </w:p>
+        </w:tc>
+        <w:tc>
+          <w:tcPr>
+            <w:tcW w:type="dxa" w:w="1440"/>
+            <w:shd w:fill="FFFFFF"/>
+            <w:tcMar>
+              <w:top w:w="100" w:type="dxa"/>
+              <w:bottom w:w="100" w:type="dxa"/>
+              <w:left w:w="120" w:type="dxa"/>
+              <w:right w:w="120" w:type="dxa"/>
+            </w:tcMar>
+            <w:tcBorders>
+              <w:top w:val="single" w:sz="4" w:space="0" w:color="CCCCCC"/>
+              <w:bottom w:val="single" w:sz="4" w:space="0" w:color="CCCCCC"/>
+              <w:left w:val="single" w:sz="4" w:space="0" w:color="CCCCCC"/>
+              <w:right w:val="single" w:sz="4" w:space="0" w:color="CCCCCC"/>
+            </w:tcBorders>
+          </w:tcPr>
+          <w:p>
+            <w:pPr>
+              <w:spacing w:before="60" w:after="60" w:line="252" w:lineRule="auto"/>
+              <w:jc w:val="left"/>
+            </w:pPr>
+            <w:r/>
+            <w:r>
+              <w:t>BULL</w:t>
+            </w:r>
+          </w:p>
+        </w:tc>
+      </w:tr>
+      <w:tr>
+        <w:tc>
+          <w:tcPr>
+            <w:tcW w:type="dxa" w:w="1584"/>
+            <w:shd w:fill="F8FAFC"/>
+            <w:tcMar>
+              <w:top w:w="100" w:type="dxa"/>
+              <w:bottom w:w="100" w:type="dxa"/>
+              <w:left w:w="120" w:type="dxa"/>
+              <w:right w:w="120" w:type="dxa"/>
+            </w:tcMar>
+            <w:tcBorders>
+              <w:top w:val="single" w:sz="4" w:space="0" w:color="CCCCCC"/>
+              <w:bottom w:val="single" w:sz="4" w:space="0" w:color="CCCCCC"/>
+              <w:left w:val="single" w:sz="4" w:space="0" w:color="CCCCCC"/>
+              <w:right w:val="single" w:sz="4" w:space="0" w:color="CCCCCC"/>
+            </w:tcBorders>
+          </w:tcPr>
+          <w:p>
+            <w:pPr>
+              <w:spacing w:before="60" w:after="60" w:line="252" w:lineRule="auto"/>
+              <w:jc w:val="left"/>
+            </w:pPr>
+            <w:r/>
+            <w:r>
+              <w:rPr>
+                <w:b/>
+              </w:rPr>
+              <w:t>Wed 26/08</w:t>
+            </w:r>
+          </w:p>
+        </w:tc>
+        <w:tc>
+          <w:tcPr>
+            <w:tcW w:type="dxa" w:w="864"/>
+            <w:shd w:fill="F8FAFC"/>
+            <w:tcMar>
+              <w:top w:w="100" w:type="dxa"/>
+              <w:bottom w:w="100" w:type="dxa"/>
+              <w:left w:w="120" w:type="dxa"/>
+              <w:right w:w="120" w:type="dxa"/>
+            </w:tcMar>
+            <w:tcBorders>
+              <w:top w:val="single" w:sz="4" w:space="0" w:color="CCCCCC"/>
+              <w:bottom w:val="single" w:sz="4" w:space="0" w:color="CCCCCC"/>
+              <w:left w:val="single" w:sz="4" w:space="0" w:color="CCCCCC"/>
+              <w:right w:val="single" w:sz="4" w:space="0" w:color="CCCCCC"/>
+            </w:tcBorders>
+          </w:tcPr>
+          <w:p>
+            <w:pPr>
+              <w:spacing w:before="60" w:after="60" w:line="252" w:lineRule="auto"/>
+              <w:jc w:val="left"/>
+            </w:pPr>
+            <w:r/>
+            <w:r>
+              <w:t>Asia 07-11</w:t>
+            </w:r>
+          </w:p>
+        </w:tc>
+        <w:tc>
+          <w:tcPr>
+            <w:tcW w:type="dxa" w:w="1440"/>
+            <w:shd w:fill="F8FAFC"/>
+            <w:tcMar>
+              <w:top w:w="100" w:type="dxa"/>
+              <w:bottom w:w="100" w:type="dxa"/>
+              <w:left w:w="120" w:type="dxa"/>
+              <w:right w:w="120" w:type="dxa"/>
+            </w:tcMar>
+            <w:tcBorders>
+              <w:top w:val="single" w:sz="4" w:space="0" w:color="CCCCCC"/>
+              <w:bottom w:val="single" w:sz="4" w:space="0" w:color="CCCCCC"/>
+              <w:left w:val="single" w:sz="4" w:space="0" w:color="CCCCCC"/>
+              <w:right w:val="single" w:sz="4" w:space="0" w:color="CCCCCC"/>
+            </w:tcBorders>
+          </w:tcPr>
+          <w:p>
+            <w:pPr>
+              <w:spacing w:before="60" w:after="60" w:line="252" w:lineRule="auto"/>
+              <w:jc w:val="left"/>
+            </w:pPr>
+            <w:r/>
+            <w:r>
+              <w:t>528.00</w:t>
+            </w:r>
+          </w:p>
+        </w:tc>
+        <w:tc>
+          <w:tcPr>
+            <w:tcW w:type="dxa" w:w="2016"/>
+            <w:shd w:fill="F8FAFC"/>
+            <w:tcMar>
+              <w:top w:w="100" w:type="dxa"/>
+              <w:bottom w:w="100" w:type="dxa"/>
+              <w:left w:w="120" w:type="dxa"/>
+              <w:right w:w="120" w:type="dxa"/>
+            </w:tcMar>
+            <w:tcBorders>
+              <w:top w:val="single" w:sz="4" w:space="0" w:color="CCCCCC"/>
+              <w:bottom w:val="single" w:sz="4" w:space="0" w:color="CCCCCC"/>
+              <w:left w:val="single" w:sz="4" w:space="0" w:color="CCCCCC"/>
+              <w:right w:val="single" w:sz="4" w:space="0" w:color="CCCCCC"/>
+            </w:tcBorders>
+          </w:tcPr>
+          <w:p>
+            <w:pPr>
+              <w:spacing w:before="60" w:after="60" w:line="252" w:lineRule="auto"/>
+              <w:jc w:val="left"/>
+            </w:pPr>
+            <w:r/>
+            <w:r>
+              <w:t>530.75</w:t>
+            </w:r>
+          </w:p>
+        </w:tc>
+        <w:tc>
+          <w:tcPr>
+            <w:tcW w:type="dxa" w:w="1152"/>
+            <w:shd w:fill="F8FAFC"/>
+            <w:tcMar>
+              <w:top w:w="100" w:type="dxa"/>
+              <w:bottom w:w="100" w:type="dxa"/>
+              <w:left w:w="120" w:type="dxa"/>
+              <w:right w:w="120" w:type="dxa"/>
+            </w:tcMar>
+            <w:tcBorders>
+              <w:top w:val="single" w:sz="4" w:space="0" w:color="CCCCCC"/>
+              <w:bottom w:val="single" w:sz="4" w:space="0" w:color="CCCCCC"/>
+              <w:left w:val="single" w:sz="4" w:space="0" w:color="CCCCCC"/>
+              <w:right w:val="single" w:sz="4" w:space="0" w:color="CCCCCC"/>
+            </w:tcBorders>
+          </w:tcPr>
+          <w:p>
+            <w:pPr>
+              <w:spacing w:before="60" w:after="60" w:line="252" w:lineRule="auto"/>
+              <w:jc w:val="left"/>
+            </w:pPr>
+            <w:r/>
+            <w:r>
+              <w:t>525.50</w:t>
+            </w:r>
+          </w:p>
+        </w:tc>
+        <w:tc>
+          <w:tcPr>
+            <w:tcW w:type="dxa" w:w="1728"/>
+            <w:shd w:fill="F8FAFC"/>
+            <w:tcMar>
+              <w:top w:w="100" w:type="dxa"/>
+              <w:bottom w:w="100" w:type="dxa"/>
+              <w:left w:w="120" w:type="dxa"/>
+              <w:right w:w="120" w:type="dxa"/>
+            </w:tcMar>
+            <w:tcBorders>
+              <w:top w:val="single" w:sz="4" w:space="0" w:color="CCCCCC"/>
+              <w:bottom w:val="single" w:sz="4" w:space="0" w:color="CCCCCC"/>
+              <w:left w:val="single" w:sz="4" w:space="0" w:color="CCCCCC"/>
+              <w:right w:val="single" w:sz="4" w:space="0" w:color="CCCCCC"/>
+            </w:tcBorders>
+          </w:tcPr>
+          <w:p>
+            <w:pPr>
+              <w:spacing w:before="60" w:after="60" w:line="252" w:lineRule="auto"/>
+              <w:jc w:val="left"/>
+            </w:pPr>
+            <w:r/>
+            <w:r>
+              <w:rPr>
+                <w:b/>
+              </w:rPr>
+              <w:t>527.50</w:t>
+            </w:r>
+          </w:p>
+        </w:tc>
+        <w:tc>
+          <w:tcPr>
+            <w:tcW w:type="dxa" w:w="3456"/>
+            <w:shd w:fill="F8FAFC"/>
+            <w:tcMar>
+              <w:top w:w="100" w:type="dxa"/>
+              <w:bottom w:w="100" w:type="dxa"/>
+              <w:left w:w="120" w:type="dxa"/>
+              <w:right w:w="120" w:type="dxa"/>
+            </w:tcMar>
+            <w:tcBorders>
+              <w:top w:val="single" w:sz="4" w:space="0" w:color="CCCCCC"/>
+              <w:bottom w:val="single" w:sz="4" w:space="0" w:color="CCCCCC"/>
+              <w:left w:val="single" w:sz="4" w:space="0" w:color="CCCCCC"/>
+              <w:right w:val="single" w:sz="4" w:space="0" w:color="CCCCCC"/>
+            </w:tcBorders>
+          </w:tcPr>
+          <w:p>
+            <w:pPr>
+              <w:spacing w:before="60" w:after="60" w:line="252" w:lineRule="auto"/>
+              <w:jc w:val="left"/>
+            </w:pPr>
+            <w:r/>
+            <w:r>
+              <w:rPr>
+                <w:b/>
+              </w:rPr>
+              <w:t>-0.50</w:t>
+            </w:r>
+          </w:p>
+        </w:tc>
+        <w:tc>
+          <w:tcPr>
+            <w:tcW w:type="dxa" w:w="1440"/>
+            <w:shd w:fill="F8FAFC"/>
+            <w:tcMar>
+              <w:top w:w="100" w:type="dxa"/>
+              <w:bottom w:w="100" w:type="dxa"/>
+              <w:left w:w="120" w:type="dxa"/>
+              <w:right w:w="120" w:type="dxa"/>
+            </w:tcMar>
+            <w:tcBorders>
+              <w:top w:val="single" w:sz="4" w:space="0" w:color="CCCCCC"/>
+              <w:bottom w:val="single" w:sz="4" w:space="0" w:color="CCCCCC"/>
+              <w:left w:val="single" w:sz="4" w:space="0" w:color="CCCCCC"/>
+              <w:right w:val="single" w:sz="4" w:space="0" w:color="CCCCCC"/>
+            </w:tcBorders>
+          </w:tcPr>
+          <w:p>
+            <w:pPr>
+              <w:spacing w:before="60" w:after="60" w:line="252" w:lineRule="auto"/>
+              <w:jc w:val="left"/>
+            </w:pPr>
+            <w:r/>
+            <w:r>
+              <w:t>BEAR</w:t>
+            </w:r>
+          </w:p>
+        </w:tc>
+      </w:tr>
+      <w:tr>
+        <w:tc>
+          <w:tcPr>
+            <w:tcW w:type="dxa" w:w="1584"/>
+            <w:shd w:fill="FFFFFF"/>
+            <w:tcMar>
+              <w:top w:w="100" w:type="dxa"/>
+              <w:bottom w:w="100" w:type="dxa"/>
+              <w:left w:w="120" w:type="dxa"/>
+              <w:right w:w="120" w:type="dxa"/>
+            </w:tcMar>
+            <w:tcBorders>
+              <w:top w:val="single" w:sz="4" w:space="0" w:color="CCCCCC"/>
+              <w:bottom w:val="single" w:sz="4" w:space="0" w:color="CCCCCC"/>
+              <w:left w:val="single" w:sz="4" w:space="0" w:color="CCCCCC"/>
+              <w:right w:val="single" w:sz="4" w:space="0" w:color="CCCCCC"/>
+            </w:tcBorders>
+          </w:tcPr>
+          <w:p>
+            <w:pPr>
+              <w:spacing w:before="60" w:after="60" w:line="252" w:lineRule="auto"/>
+              <w:jc w:val="left"/>
+            </w:pPr>
+            <w:r/>
+            <w:r>
+              <w:rPr>
+                <w:b/>
+              </w:rPr>
+              <w:t>Wed 26/08</w:t>
+            </w:r>
+          </w:p>
+        </w:tc>
+        <w:tc>
+          <w:tcPr>
+            <w:tcW w:type="dxa" w:w="864"/>
+            <w:shd w:fill="FFFFFF"/>
+            <w:tcMar>
+              <w:top w:w="100" w:type="dxa"/>
+              <w:bottom w:w="100" w:type="dxa"/>
+              <w:left w:w="120" w:type="dxa"/>
+              <w:right w:w="120" w:type="dxa"/>
+            </w:tcMar>
+            <w:tcBorders>
+              <w:top w:val="single" w:sz="4" w:space="0" w:color="CCCCCC"/>
+              <w:bottom w:val="single" w:sz="4" w:space="0" w:color="CCCCCC"/>
+              <w:left w:val="single" w:sz="4" w:space="0" w:color="CCCCCC"/>
+              <w:right w:val="single" w:sz="4" w:space="0" w:color="CCCCCC"/>
+            </w:tcBorders>
+          </w:tcPr>
+          <w:p>
+            <w:pPr>
+              <w:spacing w:before="60" w:after="60" w:line="252" w:lineRule="auto"/>
+              <w:jc w:val="left"/>
+            </w:pPr>
+            <w:r/>
+            <w:r>
+              <w:t>Asia 11-15</w:t>
+            </w:r>
+          </w:p>
+        </w:tc>
+        <w:tc>
+          <w:tcPr>
+            <w:tcW w:type="dxa" w:w="1440"/>
+            <w:shd w:fill="FFFFFF"/>
+            <w:tcMar>
+              <w:top w:w="100" w:type="dxa"/>
+              <w:bottom w:w="100" w:type="dxa"/>
+              <w:left w:w="120" w:type="dxa"/>
+              <w:right w:w="120" w:type="dxa"/>
+            </w:tcMar>
+            <w:tcBorders>
+              <w:top w:val="single" w:sz="4" w:space="0" w:color="CCCCCC"/>
+              <w:bottom w:val="single" w:sz="4" w:space="0" w:color="CCCCCC"/>
+              <w:left w:val="single" w:sz="4" w:space="0" w:color="CCCCCC"/>
+              <w:right w:val="single" w:sz="4" w:space="0" w:color="CCCCCC"/>
+            </w:tcBorders>
+          </w:tcPr>
+          <w:p>
+            <w:pPr>
+              <w:spacing w:before="60" w:after="60" w:line="252" w:lineRule="auto"/>
+              <w:jc w:val="left"/>
+            </w:pPr>
+            <w:r/>
+            <w:r>
+              <w:t>527.50</w:t>
+            </w:r>
+          </w:p>
+        </w:tc>
+        <w:tc>
+          <w:tcPr>
+            <w:tcW w:type="dxa" w:w="2016"/>
+            <w:shd w:fill="FFFFFF"/>
+            <w:tcMar>
+              <w:top w:w="100" w:type="dxa"/>
+              <w:bottom w:w="100" w:type="dxa"/>
+              <w:left w:w="120" w:type="dxa"/>
+              <w:right w:w="120" w:type="dxa"/>
+            </w:tcMar>
+            <w:tcBorders>
+              <w:top w:val="single" w:sz="4" w:space="0" w:color="CCCCCC"/>
+              <w:bottom w:val="single" w:sz="4" w:space="0" w:color="CCCCCC"/>
+              <w:left w:val="single" w:sz="4" w:space="0" w:color="CCCCCC"/>
+              <w:right w:val="single" w:sz="4" w:space="0" w:color="CCCCCC"/>
+            </w:tcBorders>
+          </w:tcPr>
+          <w:p>
+            <w:pPr>
+              <w:spacing w:before="60" w:after="60" w:line="252" w:lineRule="auto"/>
+              <w:jc w:val="left"/>
+            </w:pPr>
+            <w:r/>
+            <w:r>
+              <w:t>530.50</w:t>
+            </w:r>
+          </w:p>
+        </w:tc>
+        <w:tc>
+          <w:tcPr>
+            <w:tcW w:type="dxa" w:w="1152"/>
+            <w:shd w:fill="FFFFFF"/>
+            <w:tcMar>
+              <w:top w:w="100" w:type="dxa"/>
+              <w:bottom w:w="100" w:type="dxa"/>
+              <w:left w:w="120" w:type="dxa"/>
+              <w:right w:w="120" w:type="dxa"/>
+            </w:tcMar>
+            <w:tcBorders>
+              <w:top w:val="single" w:sz="4" w:space="0" w:color="CCCCCC"/>
+              <w:bottom w:val="single" w:sz="4" w:space="0" w:color="CCCCCC"/>
+              <w:left w:val="single" w:sz="4" w:space="0" w:color="CCCCCC"/>
+              <w:right w:val="single" w:sz="4" w:space="0" w:color="CCCCCC"/>
+            </w:tcBorders>
+          </w:tcPr>
+          <w:p>
+            <w:pPr>
+              <w:spacing w:before="60" w:after="60" w:line="252" w:lineRule="auto"/>
+              <w:jc w:val="left"/>
+            </w:pPr>
+            <w:r/>
+            <w:r>
+              <w:t>524.25</w:t>
+            </w:r>
+          </w:p>
+        </w:tc>
+        <w:tc>
+          <w:tcPr>
+            <w:tcW w:type="dxa" w:w="1728"/>
+            <w:shd w:fill="FFFFFF"/>
             <w:tcMar>
               <w:top w:w="100" w:type="dxa"/>
               <w:bottom w:w="100" w:type="dxa"/>
@@ -16600,7 +17305,7 @@
         <w:tc>
           <w:tcPr>
             <w:tcW w:type="dxa" w:w="3456"/>
-            <w:shd w:fill="F8FAFC"/>
+            <w:shd w:fill="FFFFFF"/>
             <w:tcMar>
               <w:top w:w="100" w:type="dxa"/>
               <w:bottom w:w="100" w:type="dxa"/>
@@ -16624,35 +17329,35 @@
               <w:rPr>
                 <w:b/>
               </w:rPr>
-              <w:t>+1.00</w:t>
+              <w:t>-0.25</w:t>
             </w:r>
           </w:p>
         </w:tc>
         <w:tc>
           <w:tcPr>
             <w:tcW w:type="dxa" w:w="1440"/>
-            <w:shd w:fill="F8FAFC"/>
-            <w:tcMar>
-              <w:top w:w="100" w:type="dxa"/>
-              <w:bottom w:w="100" w:type="dxa"/>
-              <w:left w:w="120" w:type="dxa"/>
-              <w:right w:w="120" w:type="dxa"/>
-            </w:tcMar>
-            <w:tcBorders>
-              <w:top w:val="single" w:sz="4" w:space="0" w:color="CCCCCC"/>
-              <w:bottom w:val="single" w:sz="4" w:space="0" w:color="CCCCCC"/>
-              <w:left w:val="single" w:sz="4" w:space="0" w:color="CCCCCC"/>
-              <w:right w:val="single" w:sz="4" w:space="0" w:color="CCCCCC"/>
-            </w:tcBorders>
-          </w:tcPr>
-          <w:p>
-            <w:pPr>
-              <w:spacing w:before="60" w:after="60" w:line="252" w:lineRule="auto"/>
-              <w:jc w:val="left"/>
-            </w:pPr>
-            <w:r/>
-            <w:r>
-              <w:t>BULL</w:t>
+            <w:shd w:fill="FFFFFF"/>
+            <w:tcMar>
+              <w:top w:w="100" w:type="dxa"/>
+              <w:bottom w:w="100" w:type="dxa"/>
+              <w:left w:w="120" w:type="dxa"/>
+              <w:right w:w="120" w:type="dxa"/>
+            </w:tcMar>
+            <w:tcBorders>
+              <w:top w:val="single" w:sz="4" w:space="0" w:color="CCCCCC"/>
+              <w:bottom w:val="single" w:sz="4" w:space="0" w:color="CCCCCC"/>
+              <w:left w:val="single" w:sz="4" w:space="0" w:color="CCCCCC"/>
+              <w:right w:val="single" w:sz="4" w:space="0" w:color="CCCCCC"/>
+            </w:tcBorders>
+          </w:tcPr>
+          <w:p>
+            <w:pPr>
+              <w:spacing w:before="60" w:after="60" w:line="252" w:lineRule="auto"/>
+              <w:jc w:val="left"/>
+            </w:pPr>
+            <w:r/>
+            <w:r>
+              <w:t>BEAR</w:t>
             </w:r>
           </w:p>
         </w:tc>
@@ -16661,7 +17366,7 @@
         <w:tc>
           <w:tcPr>
             <w:tcW w:type="dxa" w:w="1584"/>
-            <w:shd w:fill="FFFFFF"/>
+            <w:shd w:fill="F8FAFC"/>
             <w:tcMar>
               <w:top w:w="100" w:type="dxa"/>
               <w:bottom w:w="100" w:type="dxa"/>
@@ -16685,42 +17390,42 @@
               <w:rPr>
                 <w:b/>
               </w:rPr>
-              <w:t>Tue 25/08</w:t>
+              <w:t>Wed 26/08</w:t>
             </w:r>
           </w:p>
         </w:tc>
         <w:tc>
           <w:tcPr>
             <w:tcW w:type="dxa" w:w="864"/>
-            <w:shd w:fill="FFFFFF"/>
-            <w:tcMar>
-              <w:top w:w="100" w:type="dxa"/>
-              <w:bottom w:w="100" w:type="dxa"/>
-              <w:left w:w="120" w:type="dxa"/>
-              <w:right w:w="120" w:type="dxa"/>
-            </w:tcMar>
-            <w:tcBorders>
-              <w:top w:val="single" w:sz="4" w:space="0" w:color="CCCCCC"/>
-              <w:bottom w:val="single" w:sz="4" w:space="0" w:color="CCCCCC"/>
-              <w:left w:val="single" w:sz="4" w:space="0" w:color="CCCCCC"/>
-              <w:right w:val="single" w:sz="4" w:space="0" w:color="CCCCCC"/>
-            </w:tcBorders>
-          </w:tcPr>
-          <w:p>
-            <w:pPr>
-              <w:spacing w:before="60" w:after="60" w:line="252" w:lineRule="auto"/>
-              <w:jc w:val="left"/>
-            </w:pPr>
-            <w:r/>
-            <w:r>
-              <w:t>NY Close 23-01</w:t>
+            <w:shd w:fill="F8FAFC"/>
+            <w:tcMar>
+              <w:top w:w="100" w:type="dxa"/>
+              <w:bottom w:w="100" w:type="dxa"/>
+              <w:left w:w="120" w:type="dxa"/>
+              <w:right w:w="120" w:type="dxa"/>
+            </w:tcMar>
+            <w:tcBorders>
+              <w:top w:val="single" w:sz="4" w:space="0" w:color="CCCCCC"/>
+              <w:bottom w:val="single" w:sz="4" w:space="0" w:color="CCCCCC"/>
+              <w:left w:val="single" w:sz="4" w:space="0" w:color="CCCCCC"/>
+              <w:right w:val="single" w:sz="4" w:space="0" w:color="CCCCCC"/>
+            </w:tcBorders>
+          </w:tcPr>
+          <w:p>
+            <w:pPr>
+              <w:spacing w:before="60" w:after="60" w:line="252" w:lineRule="auto"/>
+              <w:jc w:val="left"/>
+            </w:pPr>
+            <w:r/>
+            <w:r>
+              <w:t>London 15-19</w:t>
             </w:r>
           </w:p>
         </w:tc>
         <w:tc>
           <w:tcPr>
             <w:tcW w:type="dxa" w:w="1440"/>
-            <w:shd w:fill="FFFFFF"/>
+            <w:shd w:fill="F8FAFC"/>
             <w:tcMar>
               <w:top w:w="100" w:type="dxa"/>
               <w:bottom w:w="100" w:type="dxa"/>
@@ -16748,63 +17453,63 @@
         <w:tc>
           <w:tcPr>
             <w:tcW w:type="dxa" w:w="2016"/>
-            <w:shd w:fill="FFFFFF"/>
-            <w:tcMar>
-              <w:top w:w="100" w:type="dxa"/>
-              <w:bottom w:w="100" w:type="dxa"/>
-              <w:left w:w="120" w:type="dxa"/>
-              <w:right w:w="120" w:type="dxa"/>
-            </w:tcMar>
-            <w:tcBorders>
-              <w:top w:val="single" w:sz="4" w:space="0" w:color="CCCCCC"/>
-              <w:bottom w:val="single" w:sz="4" w:space="0" w:color="CCCCCC"/>
-              <w:left w:val="single" w:sz="4" w:space="0" w:color="CCCCCC"/>
-              <w:right w:val="single" w:sz="4" w:space="0" w:color="CCCCCC"/>
-            </w:tcBorders>
-          </w:tcPr>
-          <w:p>
-            <w:pPr>
-              <w:spacing w:before="60" w:after="60" w:line="252" w:lineRule="auto"/>
-              <w:jc w:val="left"/>
-            </w:pPr>
-            <w:r/>
-            <w:r>
-              <w:t>530.00</w:t>
+            <w:shd w:fill="F8FAFC"/>
+            <w:tcMar>
+              <w:top w:w="100" w:type="dxa"/>
+              <w:bottom w:w="100" w:type="dxa"/>
+              <w:left w:w="120" w:type="dxa"/>
+              <w:right w:w="120" w:type="dxa"/>
+            </w:tcMar>
+            <w:tcBorders>
+              <w:top w:val="single" w:sz="4" w:space="0" w:color="CCCCCC"/>
+              <w:bottom w:val="single" w:sz="4" w:space="0" w:color="CCCCCC"/>
+              <w:left w:val="single" w:sz="4" w:space="0" w:color="CCCCCC"/>
+              <w:right w:val="single" w:sz="4" w:space="0" w:color="CCCCCC"/>
+            </w:tcBorders>
+          </w:tcPr>
+          <w:p>
+            <w:pPr>
+              <w:spacing w:before="60" w:after="60" w:line="252" w:lineRule="auto"/>
+              <w:jc w:val="left"/>
+            </w:pPr>
+            <w:r/>
+            <w:r>
+              <w:t>531.25</w:t>
             </w:r>
           </w:p>
         </w:tc>
         <w:tc>
           <w:tcPr>
             <w:tcW w:type="dxa" w:w="1152"/>
-            <w:shd w:fill="FFFFFF"/>
-            <w:tcMar>
-              <w:top w:w="100" w:type="dxa"/>
-              <w:bottom w:w="100" w:type="dxa"/>
-              <w:left w:w="120" w:type="dxa"/>
-              <w:right w:w="120" w:type="dxa"/>
-            </w:tcMar>
-            <w:tcBorders>
-              <w:top w:val="single" w:sz="4" w:space="0" w:color="CCCCCC"/>
-              <w:bottom w:val="single" w:sz="4" w:space="0" w:color="CCCCCC"/>
-              <w:left w:val="single" w:sz="4" w:space="0" w:color="CCCCCC"/>
-              <w:right w:val="single" w:sz="4" w:space="0" w:color="CCCCCC"/>
-            </w:tcBorders>
-          </w:tcPr>
-          <w:p>
-            <w:pPr>
-              <w:spacing w:before="60" w:after="60" w:line="252" w:lineRule="auto"/>
-              <w:jc w:val="left"/>
-            </w:pPr>
-            <w:r/>
-            <w:r>
-              <w:t>524.75</w:t>
+            <w:shd w:fill="F8FAFC"/>
+            <w:tcMar>
+              <w:top w:w="100" w:type="dxa"/>
+              <w:bottom w:w="100" w:type="dxa"/>
+              <w:left w:w="120" w:type="dxa"/>
+              <w:right w:w="120" w:type="dxa"/>
+            </w:tcMar>
+            <w:tcBorders>
+              <w:top w:val="single" w:sz="4" w:space="0" w:color="CCCCCC"/>
+              <w:bottom w:val="single" w:sz="4" w:space="0" w:color="CCCCCC"/>
+              <w:left w:val="single" w:sz="4" w:space="0" w:color="CCCCCC"/>
+              <w:right w:val="single" w:sz="4" w:space="0" w:color="CCCCCC"/>
+            </w:tcBorders>
+          </w:tcPr>
+          <w:p>
+            <w:pPr>
+              <w:spacing w:before="60" w:after="60" w:line="252" w:lineRule="auto"/>
+              <w:jc w:val="left"/>
+            </w:pPr>
+            <w:r/>
+            <w:r>
+              <w:t>522.00</w:t>
             </w:r>
           </w:p>
         </w:tc>
         <w:tc>
           <w:tcPr>
             <w:tcW w:type="dxa" w:w="1728"/>
-            <w:shd w:fill="FFFFFF"/>
+            <w:shd w:fill="F8FAFC"/>
             <w:tcMar>
               <w:top w:w="100" w:type="dxa"/>
               <w:bottom w:w="100" w:type="dxa"/>
@@ -16828,7 +17533,2122 @@
               <w:rPr>
                 <w:b/>
               </w:rPr>
-              <w:t>527.25</w:t>
+              <w:t>527.75</w:t>
+            </w:r>
+          </w:p>
+        </w:tc>
+        <w:tc>
+          <w:tcPr>
+            <w:tcW w:type="dxa" w:w="3456"/>
+            <w:shd w:fill="F8FAFC"/>
+            <w:tcMar>
+              <w:top w:w="100" w:type="dxa"/>
+              <w:bottom w:w="100" w:type="dxa"/>
+              <w:left w:w="120" w:type="dxa"/>
+              <w:right w:w="120" w:type="dxa"/>
+            </w:tcMar>
+            <w:tcBorders>
+              <w:top w:val="single" w:sz="4" w:space="0" w:color="CCCCCC"/>
+              <w:bottom w:val="single" w:sz="4" w:space="0" w:color="CCCCCC"/>
+              <w:left w:val="single" w:sz="4" w:space="0" w:color="CCCCCC"/>
+              <w:right w:val="single" w:sz="4" w:space="0" w:color="CCCCCC"/>
+            </w:tcBorders>
+          </w:tcPr>
+          <w:p>
+            <w:pPr>
+              <w:spacing w:before="60" w:after="60" w:line="252" w:lineRule="auto"/>
+              <w:jc w:val="left"/>
+            </w:pPr>
+            <w:r/>
+            <w:r>
+              <w:rPr>
+                <w:b/>
+              </w:rPr>
+              <w:t>+0.50</w:t>
+            </w:r>
+          </w:p>
+        </w:tc>
+        <w:tc>
+          <w:tcPr>
+            <w:tcW w:type="dxa" w:w="1440"/>
+            <w:shd w:fill="F8FAFC"/>
+            <w:tcMar>
+              <w:top w:w="100" w:type="dxa"/>
+              <w:bottom w:w="100" w:type="dxa"/>
+              <w:left w:w="120" w:type="dxa"/>
+              <w:right w:w="120" w:type="dxa"/>
+            </w:tcMar>
+            <w:tcBorders>
+              <w:top w:val="single" w:sz="4" w:space="0" w:color="CCCCCC"/>
+              <w:bottom w:val="single" w:sz="4" w:space="0" w:color="CCCCCC"/>
+              <w:left w:val="single" w:sz="4" w:space="0" w:color="CCCCCC"/>
+              <w:right w:val="single" w:sz="4" w:space="0" w:color="CCCCCC"/>
+            </w:tcBorders>
+          </w:tcPr>
+          <w:p>
+            <w:pPr>
+              <w:spacing w:before="60" w:after="60" w:line="252" w:lineRule="auto"/>
+              <w:jc w:val="left"/>
+            </w:pPr>
+            <w:r/>
+            <w:r>
+              <w:t>BULL</w:t>
+            </w:r>
+          </w:p>
+        </w:tc>
+      </w:tr>
+      <w:tr>
+        <w:tc>
+          <w:tcPr>
+            <w:tcW w:type="dxa" w:w="1584"/>
+            <w:shd w:fill="FFFFFF"/>
+            <w:tcMar>
+              <w:top w:w="100" w:type="dxa"/>
+              <w:bottom w:w="100" w:type="dxa"/>
+              <w:left w:w="120" w:type="dxa"/>
+              <w:right w:w="120" w:type="dxa"/>
+            </w:tcMar>
+            <w:tcBorders>
+              <w:top w:val="single" w:sz="4" w:space="0" w:color="CCCCCC"/>
+              <w:bottom w:val="single" w:sz="4" w:space="0" w:color="CCCCCC"/>
+              <w:left w:val="single" w:sz="4" w:space="0" w:color="CCCCCC"/>
+              <w:right w:val="single" w:sz="4" w:space="0" w:color="CCCCCC"/>
+            </w:tcBorders>
+          </w:tcPr>
+          <w:p>
+            <w:pPr>
+              <w:spacing w:before="60" w:after="60" w:line="252" w:lineRule="auto"/>
+              <w:jc w:val="left"/>
+            </w:pPr>
+            <w:r/>
+            <w:r>
+              <w:rPr>
+                <w:b/>
+              </w:rPr>
+              <w:t>Wed 26/08</w:t>
+            </w:r>
+          </w:p>
+        </w:tc>
+        <w:tc>
+          <w:tcPr>
+            <w:tcW w:type="dxa" w:w="864"/>
+            <w:shd w:fill="FFFFFF"/>
+            <w:tcMar>
+              <w:top w:w="100" w:type="dxa"/>
+              <w:bottom w:w="100" w:type="dxa"/>
+              <w:left w:w="120" w:type="dxa"/>
+              <w:right w:w="120" w:type="dxa"/>
+            </w:tcMar>
+            <w:tcBorders>
+              <w:top w:val="single" w:sz="4" w:space="0" w:color="CCCCCC"/>
+              <w:bottom w:val="single" w:sz="4" w:space="0" w:color="CCCCCC"/>
+              <w:left w:val="single" w:sz="4" w:space="0" w:color="CCCCCC"/>
+              <w:right w:val="single" w:sz="4" w:space="0" w:color="CCCCCC"/>
+            </w:tcBorders>
+          </w:tcPr>
+          <w:p>
+            <w:pPr>
+              <w:spacing w:before="60" w:after="60" w:line="252" w:lineRule="auto"/>
+              <w:jc w:val="left"/>
+            </w:pPr>
+            <w:r/>
+            <w:r>
+              <w:t>Pre-NY 19-21</w:t>
+            </w:r>
+          </w:p>
+        </w:tc>
+        <w:tc>
+          <w:tcPr>
+            <w:tcW w:type="dxa" w:w="1440"/>
+            <w:shd w:fill="FFFFFF"/>
+            <w:tcMar>
+              <w:top w:w="100" w:type="dxa"/>
+              <w:bottom w:w="100" w:type="dxa"/>
+              <w:left w:w="120" w:type="dxa"/>
+              <w:right w:w="120" w:type="dxa"/>
+            </w:tcMar>
+            <w:tcBorders>
+              <w:top w:val="single" w:sz="4" w:space="0" w:color="CCCCCC"/>
+              <w:bottom w:val="single" w:sz="4" w:space="0" w:color="CCCCCC"/>
+              <w:left w:val="single" w:sz="4" w:space="0" w:color="CCCCCC"/>
+              <w:right w:val="single" w:sz="4" w:space="0" w:color="CCCCCC"/>
+            </w:tcBorders>
+          </w:tcPr>
+          <w:p>
+            <w:pPr>
+              <w:spacing w:before="60" w:after="60" w:line="252" w:lineRule="auto"/>
+              <w:jc w:val="left"/>
+            </w:pPr>
+            <w:r/>
+            <w:r>
+              <w:t>527.75</w:t>
+            </w:r>
+          </w:p>
+        </w:tc>
+        <w:tc>
+          <w:tcPr>
+            <w:tcW w:type="dxa" w:w="2016"/>
+            <w:shd w:fill="FFFFFF"/>
+            <w:tcMar>
+              <w:top w:w="100" w:type="dxa"/>
+              <w:bottom w:w="100" w:type="dxa"/>
+              <w:left w:w="120" w:type="dxa"/>
+              <w:right w:w="120" w:type="dxa"/>
+            </w:tcMar>
+            <w:tcBorders>
+              <w:top w:val="single" w:sz="4" w:space="0" w:color="CCCCCC"/>
+              <w:bottom w:val="single" w:sz="4" w:space="0" w:color="CCCCCC"/>
+              <w:left w:val="single" w:sz="4" w:space="0" w:color="CCCCCC"/>
+              <w:right w:val="single" w:sz="4" w:space="0" w:color="CCCCCC"/>
+            </w:tcBorders>
+          </w:tcPr>
+          <w:p>
+            <w:pPr>
+              <w:spacing w:before="60" w:after="60" w:line="252" w:lineRule="auto"/>
+              <w:jc w:val="left"/>
+            </w:pPr>
+            <w:r/>
+            <w:r>
+              <w:t>532.50</w:t>
+            </w:r>
+          </w:p>
+        </w:tc>
+        <w:tc>
+          <w:tcPr>
+            <w:tcW w:type="dxa" w:w="1152"/>
+            <w:shd w:fill="FFFFFF"/>
+            <w:tcMar>
+              <w:top w:w="100" w:type="dxa"/>
+              <w:bottom w:w="100" w:type="dxa"/>
+              <w:left w:w="120" w:type="dxa"/>
+              <w:right w:w="120" w:type="dxa"/>
+            </w:tcMar>
+            <w:tcBorders>
+              <w:top w:val="single" w:sz="4" w:space="0" w:color="CCCCCC"/>
+              <w:bottom w:val="single" w:sz="4" w:space="0" w:color="CCCCCC"/>
+              <w:left w:val="single" w:sz="4" w:space="0" w:color="CCCCCC"/>
+              <w:right w:val="single" w:sz="4" w:space="0" w:color="CCCCCC"/>
+            </w:tcBorders>
+          </w:tcPr>
+          <w:p>
+            <w:pPr>
+              <w:spacing w:before="60" w:after="60" w:line="252" w:lineRule="auto"/>
+              <w:jc w:val="left"/>
+            </w:pPr>
+            <w:r/>
+            <w:r>
+              <w:t>520.75</w:t>
+            </w:r>
+          </w:p>
+        </w:tc>
+        <w:tc>
+          <w:tcPr>
+            <w:tcW w:type="dxa" w:w="1728"/>
+            <w:shd w:fill="FFFFFF"/>
+            <w:tcMar>
+              <w:top w:w="100" w:type="dxa"/>
+              <w:bottom w:w="100" w:type="dxa"/>
+              <w:left w:w="120" w:type="dxa"/>
+              <w:right w:w="120" w:type="dxa"/>
+            </w:tcMar>
+            <w:tcBorders>
+              <w:top w:val="single" w:sz="4" w:space="0" w:color="CCCCCC"/>
+              <w:bottom w:val="single" w:sz="4" w:space="0" w:color="CCCCCC"/>
+              <w:left w:val="single" w:sz="4" w:space="0" w:color="CCCCCC"/>
+              <w:right w:val="single" w:sz="4" w:space="0" w:color="CCCCCC"/>
+            </w:tcBorders>
+          </w:tcPr>
+          <w:p>
+            <w:pPr>
+              <w:spacing w:before="60" w:after="60" w:line="252" w:lineRule="auto"/>
+              <w:jc w:val="left"/>
+            </w:pPr>
+            <w:r/>
+            <w:r>
+              <w:rPr>
+                <w:b/>
+              </w:rPr>
+              <w:t>529.75</w:t>
+            </w:r>
+          </w:p>
+        </w:tc>
+        <w:tc>
+          <w:tcPr>
+            <w:tcW w:type="dxa" w:w="3456"/>
+            <w:shd w:fill="FFFFFF"/>
+            <w:tcMar>
+              <w:top w:w="100" w:type="dxa"/>
+              <w:bottom w:w="100" w:type="dxa"/>
+              <w:left w:w="120" w:type="dxa"/>
+              <w:right w:w="120" w:type="dxa"/>
+            </w:tcMar>
+            <w:tcBorders>
+              <w:top w:val="single" w:sz="4" w:space="0" w:color="CCCCCC"/>
+              <w:bottom w:val="single" w:sz="4" w:space="0" w:color="CCCCCC"/>
+              <w:left w:val="single" w:sz="4" w:space="0" w:color="CCCCCC"/>
+              <w:right w:val="single" w:sz="4" w:space="0" w:color="CCCCCC"/>
+            </w:tcBorders>
+          </w:tcPr>
+          <w:p>
+            <w:pPr>
+              <w:spacing w:before="60" w:after="60" w:line="252" w:lineRule="auto"/>
+              <w:jc w:val="left"/>
+            </w:pPr>
+            <w:r/>
+            <w:r>
+              <w:rPr>
+                <w:b/>
+              </w:rPr>
+              <w:t>+2.00</w:t>
+            </w:r>
+          </w:p>
+        </w:tc>
+        <w:tc>
+          <w:tcPr>
+            <w:tcW w:type="dxa" w:w="1440"/>
+            <w:shd w:fill="FFFFFF"/>
+            <w:tcMar>
+              <w:top w:w="100" w:type="dxa"/>
+              <w:bottom w:w="100" w:type="dxa"/>
+              <w:left w:w="120" w:type="dxa"/>
+              <w:right w:w="120" w:type="dxa"/>
+            </w:tcMar>
+            <w:tcBorders>
+              <w:top w:val="single" w:sz="4" w:space="0" w:color="CCCCCC"/>
+              <w:bottom w:val="single" w:sz="4" w:space="0" w:color="CCCCCC"/>
+              <w:left w:val="single" w:sz="4" w:space="0" w:color="CCCCCC"/>
+              <w:right w:val="single" w:sz="4" w:space="0" w:color="CCCCCC"/>
+            </w:tcBorders>
+          </w:tcPr>
+          <w:p>
+            <w:pPr>
+              <w:spacing w:before="60" w:after="60" w:line="252" w:lineRule="auto"/>
+              <w:jc w:val="left"/>
+            </w:pPr>
+            <w:r/>
+            <w:r>
+              <w:t>BULL</w:t>
+            </w:r>
+          </w:p>
+        </w:tc>
+      </w:tr>
+      <w:tr>
+        <w:tc>
+          <w:tcPr>
+            <w:tcW w:type="dxa" w:w="1584"/>
+            <w:shd w:fill="F8FAFC"/>
+            <w:tcMar>
+              <w:top w:w="100" w:type="dxa"/>
+              <w:bottom w:w="100" w:type="dxa"/>
+              <w:left w:w="120" w:type="dxa"/>
+              <w:right w:w="120" w:type="dxa"/>
+            </w:tcMar>
+            <w:tcBorders>
+              <w:top w:val="single" w:sz="4" w:space="0" w:color="CCCCCC"/>
+              <w:bottom w:val="single" w:sz="4" w:space="0" w:color="CCCCCC"/>
+              <w:left w:val="single" w:sz="4" w:space="0" w:color="CCCCCC"/>
+              <w:right w:val="single" w:sz="4" w:space="0" w:color="CCCCCC"/>
+            </w:tcBorders>
+          </w:tcPr>
+          <w:p>
+            <w:pPr>
+              <w:spacing w:before="60" w:after="60" w:line="252" w:lineRule="auto"/>
+              <w:jc w:val="left"/>
+            </w:pPr>
+            <w:r/>
+            <w:r>
+              <w:rPr>
+                <w:b/>
+              </w:rPr>
+              <w:t>Wed 26/08</w:t>
+            </w:r>
+          </w:p>
+        </w:tc>
+        <w:tc>
+          <w:tcPr>
+            <w:tcW w:type="dxa" w:w="864"/>
+            <w:shd w:fill="F8FAFC"/>
+            <w:tcMar>
+              <w:top w:w="100" w:type="dxa"/>
+              <w:bottom w:w="100" w:type="dxa"/>
+              <w:left w:w="120" w:type="dxa"/>
+              <w:right w:w="120" w:type="dxa"/>
+            </w:tcMar>
+            <w:tcBorders>
+              <w:top w:val="single" w:sz="4" w:space="0" w:color="CCCCCC"/>
+              <w:bottom w:val="single" w:sz="4" w:space="0" w:color="CCCCCC"/>
+              <w:left w:val="single" w:sz="4" w:space="0" w:color="CCCCCC"/>
+              <w:right w:val="single" w:sz="4" w:space="0" w:color="CCCCCC"/>
+            </w:tcBorders>
+          </w:tcPr>
+          <w:p>
+            <w:pPr>
+              <w:spacing w:before="60" w:after="60" w:line="252" w:lineRule="auto"/>
+              <w:jc w:val="left"/>
+            </w:pPr>
+            <w:r/>
+            <w:r>
+              <w:t>NY Open 21-23</w:t>
+            </w:r>
+          </w:p>
+        </w:tc>
+        <w:tc>
+          <w:tcPr>
+            <w:tcW w:type="dxa" w:w="1440"/>
+            <w:shd w:fill="F8FAFC"/>
+            <w:tcMar>
+              <w:top w:w="100" w:type="dxa"/>
+              <w:bottom w:w="100" w:type="dxa"/>
+              <w:left w:w="120" w:type="dxa"/>
+              <w:right w:w="120" w:type="dxa"/>
+            </w:tcMar>
+            <w:tcBorders>
+              <w:top w:val="single" w:sz="4" w:space="0" w:color="CCCCCC"/>
+              <w:bottom w:val="single" w:sz="4" w:space="0" w:color="CCCCCC"/>
+              <w:left w:val="single" w:sz="4" w:space="0" w:color="CCCCCC"/>
+              <w:right w:val="single" w:sz="4" w:space="0" w:color="CCCCCC"/>
+            </w:tcBorders>
+          </w:tcPr>
+          <w:p>
+            <w:pPr>
+              <w:spacing w:before="60" w:after="60" w:line="252" w:lineRule="auto"/>
+              <w:jc w:val="left"/>
+            </w:pPr>
+            <w:r/>
+            <w:r>
+              <w:t>529.75</w:t>
+            </w:r>
+          </w:p>
+        </w:tc>
+        <w:tc>
+          <w:tcPr>
+            <w:tcW w:type="dxa" w:w="2016"/>
+            <w:shd w:fill="F8FAFC"/>
+            <w:tcMar>
+              <w:top w:w="100" w:type="dxa"/>
+              <w:bottom w:w="100" w:type="dxa"/>
+              <w:left w:w="120" w:type="dxa"/>
+              <w:right w:w="120" w:type="dxa"/>
+            </w:tcMar>
+            <w:tcBorders>
+              <w:top w:val="single" w:sz="4" w:space="0" w:color="CCCCCC"/>
+              <w:bottom w:val="single" w:sz="4" w:space="0" w:color="CCCCCC"/>
+              <w:left w:val="single" w:sz="4" w:space="0" w:color="CCCCCC"/>
+              <w:right w:val="single" w:sz="4" w:space="0" w:color="CCCCCC"/>
+            </w:tcBorders>
+          </w:tcPr>
+          <w:p>
+            <w:pPr>
+              <w:spacing w:before="60" w:after="60" w:line="252" w:lineRule="auto"/>
+              <w:jc w:val="left"/>
+            </w:pPr>
+            <w:r/>
+            <w:r>
+              <w:t>537.75</w:t>
+            </w:r>
+          </w:p>
+        </w:tc>
+        <w:tc>
+          <w:tcPr>
+            <w:tcW w:type="dxa" w:w="1152"/>
+            <w:shd w:fill="F8FAFC"/>
+            <w:tcMar>
+              <w:top w:w="100" w:type="dxa"/>
+              <w:bottom w:w="100" w:type="dxa"/>
+              <w:left w:w="120" w:type="dxa"/>
+              <w:right w:w="120" w:type="dxa"/>
+            </w:tcMar>
+            <w:tcBorders>
+              <w:top w:val="single" w:sz="4" w:space="0" w:color="CCCCCC"/>
+              <w:bottom w:val="single" w:sz="4" w:space="0" w:color="CCCCCC"/>
+              <w:left w:val="single" w:sz="4" w:space="0" w:color="CCCCCC"/>
+              <w:right w:val="single" w:sz="4" w:space="0" w:color="CCCCCC"/>
+            </w:tcBorders>
+          </w:tcPr>
+          <w:p>
+            <w:pPr>
+              <w:spacing w:before="60" w:after="60" w:line="252" w:lineRule="auto"/>
+              <w:jc w:val="left"/>
+            </w:pPr>
+            <w:r/>
+            <w:r>
+              <w:t>522.75</w:t>
+            </w:r>
+          </w:p>
+        </w:tc>
+        <w:tc>
+          <w:tcPr>
+            <w:tcW w:type="dxa" w:w="1728"/>
+            <w:shd w:fill="F8FAFC"/>
+            <w:tcMar>
+              <w:top w:w="100" w:type="dxa"/>
+              <w:bottom w:w="100" w:type="dxa"/>
+              <w:left w:w="120" w:type="dxa"/>
+              <w:right w:w="120" w:type="dxa"/>
+            </w:tcMar>
+            <w:tcBorders>
+              <w:top w:val="single" w:sz="4" w:space="0" w:color="CCCCCC"/>
+              <w:bottom w:val="single" w:sz="4" w:space="0" w:color="CCCCCC"/>
+              <w:left w:val="single" w:sz="4" w:space="0" w:color="CCCCCC"/>
+              <w:right w:val="single" w:sz="4" w:space="0" w:color="CCCCCC"/>
+            </w:tcBorders>
+          </w:tcPr>
+          <w:p>
+            <w:pPr>
+              <w:spacing w:before="60" w:after="60" w:line="252" w:lineRule="auto"/>
+              <w:jc w:val="left"/>
+            </w:pPr>
+            <w:r/>
+            <w:r>
+              <w:rPr>
+                <w:b/>
+              </w:rPr>
+              <w:t>531.25</w:t>
+            </w:r>
+          </w:p>
+        </w:tc>
+        <w:tc>
+          <w:tcPr>
+            <w:tcW w:type="dxa" w:w="3456"/>
+            <w:shd w:fill="F8FAFC"/>
+            <w:tcMar>
+              <w:top w:w="100" w:type="dxa"/>
+              <w:bottom w:w="100" w:type="dxa"/>
+              <w:left w:w="120" w:type="dxa"/>
+              <w:right w:w="120" w:type="dxa"/>
+            </w:tcMar>
+            <w:tcBorders>
+              <w:top w:val="single" w:sz="4" w:space="0" w:color="CCCCCC"/>
+              <w:bottom w:val="single" w:sz="4" w:space="0" w:color="CCCCCC"/>
+              <w:left w:val="single" w:sz="4" w:space="0" w:color="CCCCCC"/>
+              <w:right w:val="single" w:sz="4" w:space="0" w:color="CCCCCC"/>
+            </w:tcBorders>
+          </w:tcPr>
+          <w:p>
+            <w:pPr>
+              <w:spacing w:before="60" w:after="60" w:line="252" w:lineRule="auto"/>
+              <w:jc w:val="left"/>
+            </w:pPr>
+            <w:r/>
+            <w:r>
+              <w:rPr>
+                <w:b/>
+              </w:rPr>
+              <w:t>+1.50</w:t>
+            </w:r>
+          </w:p>
+        </w:tc>
+        <w:tc>
+          <w:tcPr>
+            <w:tcW w:type="dxa" w:w="1440"/>
+            <w:shd w:fill="F8FAFC"/>
+            <w:tcMar>
+              <w:top w:w="100" w:type="dxa"/>
+              <w:bottom w:w="100" w:type="dxa"/>
+              <w:left w:w="120" w:type="dxa"/>
+              <w:right w:w="120" w:type="dxa"/>
+            </w:tcMar>
+            <w:tcBorders>
+              <w:top w:val="single" w:sz="4" w:space="0" w:color="CCCCCC"/>
+              <w:bottom w:val="single" w:sz="4" w:space="0" w:color="CCCCCC"/>
+              <w:left w:val="single" w:sz="4" w:space="0" w:color="CCCCCC"/>
+              <w:right w:val="single" w:sz="4" w:space="0" w:color="CCCCCC"/>
+            </w:tcBorders>
+          </w:tcPr>
+          <w:p>
+            <w:pPr>
+              <w:spacing w:before="60" w:after="60" w:line="252" w:lineRule="auto"/>
+              <w:jc w:val="left"/>
+            </w:pPr>
+            <w:r/>
+            <w:r>
+              <w:t>BULL</w:t>
+            </w:r>
+          </w:p>
+        </w:tc>
+      </w:tr>
+      <w:tr>
+        <w:tc>
+          <w:tcPr>
+            <w:tcW w:type="dxa" w:w="1584"/>
+            <w:shd w:fill="FFFFFF"/>
+            <w:tcMar>
+              <w:top w:w="100" w:type="dxa"/>
+              <w:bottom w:w="100" w:type="dxa"/>
+              <w:left w:w="120" w:type="dxa"/>
+              <w:right w:w="120" w:type="dxa"/>
+            </w:tcMar>
+            <w:tcBorders>
+              <w:top w:val="single" w:sz="4" w:space="0" w:color="CCCCCC"/>
+              <w:bottom w:val="single" w:sz="4" w:space="0" w:color="CCCCCC"/>
+              <w:left w:val="single" w:sz="4" w:space="0" w:color="CCCCCC"/>
+              <w:right w:val="single" w:sz="4" w:space="0" w:color="CCCCCC"/>
+            </w:tcBorders>
+          </w:tcPr>
+          <w:p>
+            <w:pPr>
+              <w:spacing w:before="60" w:after="60" w:line="252" w:lineRule="auto"/>
+              <w:jc w:val="left"/>
+            </w:pPr>
+            <w:r/>
+            <w:r>
+              <w:rPr>
+                <w:b/>
+              </w:rPr>
+              <w:t>Wed 26/08</w:t>
+            </w:r>
+          </w:p>
+        </w:tc>
+        <w:tc>
+          <w:tcPr>
+            <w:tcW w:type="dxa" w:w="864"/>
+            <w:shd w:fill="FFFFFF"/>
+            <w:tcMar>
+              <w:top w:w="100" w:type="dxa"/>
+              <w:bottom w:w="100" w:type="dxa"/>
+              <w:left w:w="120" w:type="dxa"/>
+              <w:right w:w="120" w:type="dxa"/>
+            </w:tcMar>
+            <w:tcBorders>
+              <w:top w:val="single" w:sz="4" w:space="0" w:color="CCCCCC"/>
+              <w:bottom w:val="single" w:sz="4" w:space="0" w:color="CCCCCC"/>
+              <w:left w:val="single" w:sz="4" w:space="0" w:color="CCCCCC"/>
+              <w:right w:val="single" w:sz="4" w:space="0" w:color="CCCCCC"/>
+            </w:tcBorders>
+          </w:tcPr>
+          <w:p>
+            <w:pPr>
+              <w:spacing w:before="60" w:after="60" w:line="252" w:lineRule="auto"/>
+              <w:jc w:val="left"/>
+            </w:pPr>
+            <w:r/>
+            <w:r>
+              <w:t>NY Close 23-01</w:t>
+            </w:r>
+          </w:p>
+        </w:tc>
+        <w:tc>
+          <w:tcPr>
+            <w:tcW w:type="dxa" w:w="1440"/>
+            <w:shd w:fill="FFFFFF"/>
+            <w:tcMar>
+              <w:top w:w="100" w:type="dxa"/>
+              <w:bottom w:w="100" w:type="dxa"/>
+              <w:left w:w="120" w:type="dxa"/>
+              <w:right w:w="120" w:type="dxa"/>
+            </w:tcMar>
+            <w:tcBorders>
+              <w:top w:val="single" w:sz="4" w:space="0" w:color="CCCCCC"/>
+              <w:bottom w:val="single" w:sz="4" w:space="0" w:color="CCCCCC"/>
+              <w:left w:val="single" w:sz="4" w:space="0" w:color="CCCCCC"/>
+              <w:right w:val="single" w:sz="4" w:space="0" w:color="CCCCCC"/>
+            </w:tcBorders>
+          </w:tcPr>
+          <w:p>
+            <w:pPr>
+              <w:spacing w:before="60" w:after="60" w:line="252" w:lineRule="auto"/>
+              <w:jc w:val="left"/>
+            </w:pPr>
+            <w:r/>
+            <w:r>
+              <w:t>531.25</w:t>
+            </w:r>
+          </w:p>
+        </w:tc>
+        <w:tc>
+          <w:tcPr>
+            <w:tcW w:type="dxa" w:w="2016"/>
+            <w:shd w:fill="FFFFFF"/>
+            <w:tcMar>
+              <w:top w:w="100" w:type="dxa"/>
+              <w:bottom w:w="100" w:type="dxa"/>
+              <w:left w:w="120" w:type="dxa"/>
+              <w:right w:w="120" w:type="dxa"/>
+            </w:tcMar>
+            <w:tcBorders>
+              <w:top w:val="single" w:sz="4" w:space="0" w:color="CCCCCC"/>
+              <w:bottom w:val="single" w:sz="4" w:space="0" w:color="CCCCCC"/>
+              <w:left w:val="single" w:sz="4" w:space="0" w:color="CCCCCC"/>
+              <w:right w:val="single" w:sz="4" w:space="0" w:color="CCCCCC"/>
+            </w:tcBorders>
+          </w:tcPr>
+          <w:p>
+            <w:pPr>
+              <w:spacing w:before="60" w:after="60" w:line="252" w:lineRule="auto"/>
+              <w:jc w:val="left"/>
+            </w:pPr>
+            <w:r/>
+            <w:r>
+              <w:t>535.75</w:t>
+            </w:r>
+          </w:p>
+        </w:tc>
+        <w:tc>
+          <w:tcPr>
+            <w:tcW w:type="dxa" w:w="1152"/>
+            <w:shd w:fill="FFFFFF"/>
+            <w:tcMar>
+              <w:top w:w="100" w:type="dxa"/>
+              <w:bottom w:w="100" w:type="dxa"/>
+              <w:left w:w="120" w:type="dxa"/>
+              <w:right w:w="120" w:type="dxa"/>
+            </w:tcMar>
+            <w:tcBorders>
+              <w:top w:val="single" w:sz="4" w:space="0" w:color="CCCCCC"/>
+              <w:bottom w:val="single" w:sz="4" w:space="0" w:color="CCCCCC"/>
+              <w:left w:val="single" w:sz="4" w:space="0" w:color="CCCCCC"/>
+              <w:right w:val="single" w:sz="4" w:space="0" w:color="CCCCCC"/>
+            </w:tcBorders>
+          </w:tcPr>
+          <w:p>
+            <w:pPr>
+              <w:spacing w:before="60" w:after="60" w:line="252" w:lineRule="auto"/>
+              <w:jc w:val="left"/>
+            </w:pPr>
+            <w:r/>
+            <w:r>
+              <w:t>527.00</w:t>
+            </w:r>
+          </w:p>
+        </w:tc>
+        <w:tc>
+          <w:tcPr>
+            <w:tcW w:type="dxa" w:w="1728"/>
+            <w:shd w:fill="FFFFFF"/>
+            <w:tcMar>
+              <w:top w:w="100" w:type="dxa"/>
+              <w:bottom w:w="100" w:type="dxa"/>
+              <w:left w:w="120" w:type="dxa"/>
+              <w:right w:w="120" w:type="dxa"/>
+            </w:tcMar>
+            <w:tcBorders>
+              <w:top w:val="single" w:sz="4" w:space="0" w:color="CCCCCC"/>
+              <w:bottom w:val="single" w:sz="4" w:space="0" w:color="CCCCCC"/>
+              <w:left w:val="single" w:sz="4" w:space="0" w:color="CCCCCC"/>
+              <w:right w:val="single" w:sz="4" w:space="0" w:color="CCCCCC"/>
+            </w:tcBorders>
+          </w:tcPr>
+          <w:p>
+            <w:pPr>
+              <w:spacing w:before="60" w:after="60" w:line="252" w:lineRule="auto"/>
+              <w:jc w:val="left"/>
+            </w:pPr>
+            <w:r/>
+            <w:r>
+              <w:rPr>
+                <w:b/>
+              </w:rPr>
+              <w:t>530.75</w:t>
+            </w:r>
+          </w:p>
+        </w:tc>
+        <w:tc>
+          <w:tcPr>
+            <w:tcW w:type="dxa" w:w="3456"/>
+            <w:shd w:fill="FFFFFF"/>
+            <w:tcMar>
+              <w:top w:w="100" w:type="dxa"/>
+              <w:bottom w:w="100" w:type="dxa"/>
+              <w:left w:w="120" w:type="dxa"/>
+              <w:right w:w="120" w:type="dxa"/>
+            </w:tcMar>
+            <w:tcBorders>
+              <w:top w:val="single" w:sz="4" w:space="0" w:color="CCCCCC"/>
+              <w:bottom w:val="single" w:sz="4" w:space="0" w:color="CCCCCC"/>
+              <w:left w:val="single" w:sz="4" w:space="0" w:color="CCCCCC"/>
+              <w:right w:val="single" w:sz="4" w:space="0" w:color="CCCCCC"/>
+            </w:tcBorders>
+          </w:tcPr>
+          <w:p>
+            <w:pPr>
+              <w:spacing w:before="60" w:after="60" w:line="252" w:lineRule="auto"/>
+              <w:jc w:val="left"/>
+            </w:pPr>
+            <w:r/>
+            <w:r>
+              <w:rPr>
+                <w:b/>
+              </w:rPr>
+              <w:t>-0.50</w:t>
+            </w:r>
+          </w:p>
+        </w:tc>
+        <w:tc>
+          <w:tcPr>
+            <w:tcW w:type="dxa" w:w="1440"/>
+            <w:shd w:fill="FFFFFF"/>
+            <w:tcMar>
+              <w:top w:w="100" w:type="dxa"/>
+              <w:bottom w:w="100" w:type="dxa"/>
+              <w:left w:w="120" w:type="dxa"/>
+              <w:right w:w="120" w:type="dxa"/>
+            </w:tcMar>
+            <w:tcBorders>
+              <w:top w:val="single" w:sz="4" w:space="0" w:color="CCCCCC"/>
+              <w:bottom w:val="single" w:sz="4" w:space="0" w:color="CCCCCC"/>
+              <w:left w:val="single" w:sz="4" w:space="0" w:color="CCCCCC"/>
+              <w:right w:val="single" w:sz="4" w:space="0" w:color="CCCCCC"/>
+            </w:tcBorders>
+          </w:tcPr>
+          <w:p>
+            <w:pPr>
+              <w:spacing w:before="60" w:after="60" w:line="252" w:lineRule="auto"/>
+              <w:jc w:val="left"/>
+            </w:pPr>
+            <w:r/>
+            <w:r>
+              <w:t>BEAR</w:t>
+            </w:r>
+          </w:p>
+        </w:tc>
+      </w:tr>
+      <w:tr>
+        <w:tc>
+          <w:tcPr>
+            <w:tcW w:type="dxa" w:w="1584"/>
+            <w:shd w:fill="F8FAFC"/>
+            <w:tcMar>
+              <w:top w:w="100" w:type="dxa"/>
+              <w:bottom w:w="100" w:type="dxa"/>
+              <w:left w:w="120" w:type="dxa"/>
+              <w:right w:w="120" w:type="dxa"/>
+            </w:tcMar>
+            <w:tcBorders>
+              <w:top w:val="single" w:sz="4" w:space="0" w:color="CCCCCC"/>
+              <w:bottom w:val="single" w:sz="4" w:space="0" w:color="CCCCCC"/>
+              <w:left w:val="single" w:sz="4" w:space="0" w:color="CCCCCC"/>
+              <w:right w:val="single" w:sz="4" w:space="0" w:color="CCCCCC"/>
+            </w:tcBorders>
+          </w:tcPr>
+          <w:p>
+            <w:pPr>
+              <w:spacing w:before="60" w:after="60" w:line="252" w:lineRule="auto"/>
+              <w:jc w:val="left"/>
+            </w:pPr>
+            <w:r/>
+            <w:r>
+              <w:rPr>
+                <w:b/>
+              </w:rPr>
+              <w:t>Thu 27/08</w:t>
+            </w:r>
+          </w:p>
+        </w:tc>
+        <w:tc>
+          <w:tcPr>
+            <w:tcW w:type="dxa" w:w="864"/>
+            <w:shd w:fill="F8FAFC"/>
+            <w:tcMar>
+              <w:top w:w="100" w:type="dxa"/>
+              <w:bottom w:w="100" w:type="dxa"/>
+              <w:left w:w="120" w:type="dxa"/>
+              <w:right w:w="120" w:type="dxa"/>
+            </w:tcMar>
+            <w:tcBorders>
+              <w:top w:val="single" w:sz="4" w:space="0" w:color="CCCCCC"/>
+              <w:bottom w:val="single" w:sz="4" w:space="0" w:color="CCCCCC"/>
+              <w:left w:val="single" w:sz="4" w:space="0" w:color="CCCCCC"/>
+              <w:right w:val="single" w:sz="4" w:space="0" w:color="CCCCCC"/>
+            </w:tcBorders>
+          </w:tcPr>
+          <w:p>
+            <w:pPr>
+              <w:spacing w:before="60" w:after="60" w:line="252" w:lineRule="auto"/>
+              <w:jc w:val="left"/>
+            </w:pPr>
+            <w:r/>
+            <w:r>
+              <w:t>Asia 07-11</w:t>
+            </w:r>
+          </w:p>
+        </w:tc>
+        <w:tc>
+          <w:tcPr>
+            <w:tcW w:type="dxa" w:w="1440"/>
+            <w:shd w:fill="F8FAFC"/>
+            <w:tcMar>
+              <w:top w:w="100" w:type="dxa"/>
+              <w:bottom w:w="100" w:type="dxa"/>
+              <w:left w:w="120" w:type="dxa"/>
+              <w:right w:w="120" w:type="dxa"/>
+            </w:tcMar>
+            <w:tcBorders>
+              <w:top w:val="single" w:sz="4" w:space="0" w:color="CCCCCC"/>
+              <w:bottom w:val="single" w:sz="4" w:space="0" w:color="CCCCCC"/>
+              <w:left w:val="single" w:sz="4" w:space="0" w:color="CCCCCC"/>
+              <w:right w:val="single" w:sz="4" w:space="0" w:color="CCCCCC"/>
+            </w:tcBorders>
+          </w:tcPr>
+          <w:p>
+            <w:pPr>
+              <w:spacing w:before="60" w:after="60" w:line="252" w:lineRule="auto"/>
+              <w:jc w:val="left"/>
+            </w:pPr>
+            <w:r/>
+            <w:r>
+              <w:t>530.75</w:t>
+            </w:r>
+          </w:p>
+        </w:tc>
+        <w:tc>
+          <w:tcPr>
+            <w:tcW w:type="dxa" w:w="2016"/>
+            <w:shd w:fill="F8FAFC"/>
+            <w:tcMar>
+              <w:top w:w="100" w:type="dxa"/>
+              <w:bottom w:w="100" w:type="dxa"/>
+              <w:left w:w="120" w:type="dxa"/>
+              <w:right w:w="120" w:type="dxa"/>
+            </w:tcMar>
+            <w:tcBorders>
+              <w:top w:val="single" w:sz="4" w:space="0" w:color="CCCCCC"/>
+              <w:bottom w:val="single" w:sz="4" w:space="0" w:color="CCCCCC"/>
+              <w:left w:val="single" w:sz="4" w:space="0" w:color="CCCCCC"/>
+              <w:right w:val="single" w:sz="4" w:space="0" w:color="CCCCCC"/>
+            </w:tcBorders>
+          </w:tcPr>
+          <w:p>
+            <w:pPr>
+              <w:spacing w:before="60" w:after="60" w:line="252" w:lineRule="auto"/>
+              <w:jc w:val="left"/>
+            </w:pPr>
+            <w:r/>
+            <w:r>
+              <w:t>533.00</w:t>
+            </w:r>
+          </w:p>
+        </w:tc>
+        <w:tc>
+          <w:tcPr>
+            <w:tcW w:type="dxa" w:w="1152"/>
+            <w:shd w:fill="F8FAFC"/>
+            <w:tcMar>
+              <w:top w:w="100" w:type="dxa"/>
+              <w:bottom w:w="100" w:type="dxa"/>
+              <w:left w:w="120" w:type="dxa"/>
+              <w:right w:w="120" w:type="dxa"/>
+            </w:tcMar>
+            <w:tcBorders>
+              <w:top w:val="single" w:sz="4" w:space="0" w:color="CCCCCC"/>
+              <w:bottom w:val="single" w:sz="4" w:space="0" w:color="CCCCCC"/>
+              <w:left w:val="single" w:sz="4" w:space="0" w:color="CCCCCC"/>
+              <w:right w:val="single" w:sz="4" w:space="0" w:color="CCCCCC"/>
+            </w:tcBorders>
+          </w:tcPr>
+          <w:p>
+            <w:pPr>
+              <w:spacing w:before="60" w:after="60" w:line="252" w:lineRule="auto"/>
+              <w:jc w:val="left"/>
+            </w:pPr>
+            <w:r/>
+            <w:r>
+              <w:t>528.00</w:t>
+            </w:r>
+          </w:p>
+        </w:tc>
+        <w:tc>
+          <w:tcPr>
+            <w:tcW w:type="dxa" w:w="1728"/>
+            <w:shd w:fill="F8FAFC"/>
+            <w:tcMar>
+              <w:top w:w="100" w:type="dxa"/>
+              <w:bottom w:w="100" w:type="dxa"/>
+              <w:left w:w="120" w:type="dxa"/>
+              <w:right w:w="120" w:type="dxa"/>
+            </w:tcMar>
+            <w:tcBorders>
+              <w:top w:val="single" w:sz="4" w:space="0" w:color="CCCCCC"/>
+              <w:bottom w:val="single" w:sz="4" w:space="0" w:color="CCCCCC"/>
+              <w:left w:val="single" w:sz="4" w:space="0" w:color="CCCCCC"/>
+              <w:right w:val="single" w:sz="4" w:space="0" w:color="CCCCCC"/>
+            </w:tcBorders>
+          </w:tcPr>
+          <w:p>
+            <w:pPr>
+              <w:spacing w:before="60" w:after="60" w:line="252" w:lineRule="auto"/>
+              <w:jc w:val="left"/>
+            </w:pPr>
+            <w:r/>
+            <w:r>
+              <w:rPr>
+                <w:b/>
+              </w:rPr>
+              <w:t>530.50</w:t>
+            </w:r>
+          </w:p>
+        </w:tc>
+        <w:tc>
+          <w:tcPr>
+            <w:tcW w:type="dxa" w:w="3456"/>
+            <w:shd w:fill="F8FAFC"/>
+            <w:tcMar>
+              <w:top w:w="100" w:type="dxa"/>
+              <w:bottom w:w="100" w:type="dxa"/>
+              <w:left w:w="120" w:type="dxa"/>
+              <w:right w:w="120" w:type="dxa"/>
+            </w:tcMar>
+            <w:tcBorders>
+              <w:top w:val="single" w:sz="4" w:space="0" w:color="CCCCCC"/>
+              <w:bottom w:val="single" w:sz="4" w:space="0" w:color="CCCCCC"/>
+              <w:left w:val="single" w:sz="4" w:space="0" w:color="CCCCCC"/>
+              <w:right w:val="single" w:sz="4" w:space="0" w:color="CCCCCC"/>
+            </w:tcBorders>
+          </w:tcPr>
+          <w:p>
+            <w:pPr>
+              <w:spacing w:before="60" w:after="60" w:line="252" w:lineRule="auto"/>
+              <w:jc w:val="left"/>
+            </w:pPr>
+            <w:r/>
+            <w:r>
+              <w:rPr>
+                <w:b/>
+              </w:rPr>
+              <w:t>-0.25</w:t>
+            </w:r>
+          </w:p>
+        </w:tc>
+        <w:tc>
+          <w:tcPr>
+            <w:tcW w:type="dxa" w:w="1440"/>
+            <w:shd w:fill="F8FAFC"/>
+            <w:tcMar>
+              <w:top w:w="100" w:type="dxa"/>
+              <w:bottom w:w="100" w:type="dxa"/>
+              <w:left w:w="120" w:type="dxa"/>
+              <w:right w:w="120" w:type="dxa"/>
+            </w:tcMar>
+            <w:tcBorders>
+              <w:top w:val="single" w:sz="4" w:space="0" w:color="CCCCCC"/>
+              <w:bottom w:val="single" w:sz="4" w:space="0" w:color="CCCCCC"/>
+              <w:left w:val="single" w:sz="4" w:space="0" w:color="CCCCCC"/>
+              <w:right w:val="single" w:sz="4" w:space="0" w:color="CCCCCC"/>
+            </w:tcBorders>
+          </w:tcPr>
+          <w:p>
+            <w:pPr>
+              <w:spacing w:before="60" w:after="60" w:line="252" w:lineRule="auto"/>
+              <w:jc w:val="left"/>
+            </w:pPr>
+            <w:r/>
+            <w:r>
+              <w:t>BEAR</w:t>
+            </w:r>
+          </w:p>
+        </w:tc>
+      </w:tr>
+      <w:tr>
+        <w:tc>
+          <w:tcPr>
+            <w:tcW w:type="dxa" w:w="1584"/>
+            <w:shd w:fill="FFFFFF"/>
+            <w:tcMar>
+              <w:top w:w="100" w:type="dxa"/>
+              <w:bottom w:w="100" w:type="dxa"/>
+              <w:left w:w="120" w:type="dxa"/>
+              <w:right w:w="120" w:type="dxa"/>
+            </w:tcMar>
+            <w:tcBorders>
+              <w:top w:val="single" w:sz="4" w:space="0" w:color="CCCCCC"/>
+              <w:bottom w:val="single" w:sz="4" w:space="0" w:color="CCCCCC"/>
+              <w:left w:val="single" w:sz="4" w:space="0" w:color="CCCCCC"/>
+              <w:right w:val="single" w:sz="4" w:space="0" w:color="CCCCCC"/>
+            </w:tcBorders>
+          </w:tcPr>
+          <w:p>
+            <w:pPr>
+              <w:spacing w:before="60" w:after="60" w:line="252" w:lineRule="auto"/>
+              <w:jc w:val="left"/>
+            </w:pPr>
+            <w:r/>
+            <w:r>
+              <w:rPr>
+                <w:b/>
+              </w:rPr>
+              <w:t>Thu 27/08</w:t>
+            </w:r>
+          </w:p>
+        </w:tc>
+        <w:tc>
+          <w:tcPr>
+            <w:tcW w:type="dxa" w:w="864"/>
+            <w:shd w:fill="FFFFFF"/>
+            <w:tcMar>
+              <w:top w:w="100" w:type="dxa"/>
+              <w:bottom w:w="100" w:type="dxa"/>
+              <w:left w:w="120" w:type="dxa"/>
+              <w:right w:w="120" w:type="dxa"/>
+            </w:tcMar>
+            <w:tcBorders>
+              <w:top w:val="single" w:sz="4" w:space="0" w:color="CCCCCC"/>
+              <w:bottom w:val="single" w:sz="4" w:space="0" w:color="CCCCCC"/>
+              <w:left w:val="single" w:sz="4" w:space="0" w:color="CCCCCC"/>
+              <w:right w:val="single" w:sz="4" w:space="0" w:color="CCCCCC"/>
+            </w:tcBorders>
+          </w:tcPr>
+          <w:p>
+            <w:pPr>
+              <w:spacing w:before="60" w:after="60" w:line="252" w:lineRule="auto"/>
+              <w:jc w:val="left"/>
+            </w:pPr>
+            <w:r/>
+            <w:r>
+              <w:t>Asia 11-15</w:t>
+            </w:r>
+          </w:p>
+        </w:tc>
+        <w:tc>
+          <w:tcPr>
+            <w:tcW w:type="dxa" w:w="1440"/>
+            <w:shd w:fill="FFFFFF"/>
+            <w:tcMar>
+              <w:top w:w="100" w:type="dxa"/>
+              <w:bottom w:w="100" w:type="dxa"/>
+              <w:left w:w="120" w:type="dxa"/>
+              <w:right w:w="120" w:type="dxa"/>
+            </w:tcMar>
+            <w:tcBorders>
+              <w:top w:val="single" w:sz="4" w:space="0" w:color="CCCCCC"/>
+              <w:bottom w:val="single" w:sz="4" w:space="0" w:color="CCCCCC"/>
+              <w:left w:val="single" w:sz="4" w:space="0" w:color="CCCCCC"/>
+              <w:right w:val="single" w:sz="4" w:space="0" w:color="CCCCCC"/>
+            </w:tcBorders>
+          </w:tcPr>
+          <w:p>
+            <w:pPr>
+              <w:spacing w:before="60" w:after="60" w:line="252" w:lineRule="auto"/>
+              <w:jc w:val="left"/>
+            </w:pPr>
+            <w:r/>
+            <w:r>
+              <w:t>530.50</w:t>
+            </w:r>
+          </w:p>
+        </w:tc>
+        <w:tc>
+          <w:tcPr>
+            <w:tcW w:type="dxa" w:w="2016"/>
+            <w:shd w:fill="FFFFFF"/>
+            <w:tcMar>
+              <w:top w:w="100" w:type="dxa"/>
+              <w:bottom w:w="100" w:type="dxa"/>
+              <w:left w:w="120" w:type="dxa"/>
+              <w:right w:w="120" w:type="dxa"/>
+            </w:tcMar>
+            <w:tcBorders>
+              <w:top w:val="single" w:sz="4" w:space="0" w:color="CCCCCC"/>
+              <w:bottom w:val="single" w:sz="4" w:space="0" w:color="CCCCCC"/>
+              <w:left w:val="single" w:sz="4" w:space="0" w:color="CCCCCC"/>
+              <w:right w:val="single" w:sz="4" w:space="0" w:color="CCCCCC"/>
+            </w:tcBorders>
+          </w:tcPr>
+          <w:p>
+            <w:pPr>
+              <w:spacing w:before="60" w:after="60" w:line="252" w:lineRule="auto"/>
+              <w:jc w:val="left"/>
+            </w:pPr>
+            <w:r/>
+            <w:r>
+              <w:t>532.50</w:t>
+            </w:r>
+          </w:p>
+        </w:tc>
+        <w:tc>
+          <w:tcPr>
+            <w:tcW w:type="dxa" w:w="1152"/>
+            <w:shd w:fill="FFFFFF"/>
+            <w:tcMar>
+              <w:top w:w="100" w:type="dxa"/>
+              <w:bottom w:w="100" w:type="dxa"/>
+              <w:left w:w="120" w:type="dxa"/>
+              <w:right w:w="120" w:type="dxa"/>
+            </w:tcMar>
+            <w:tcBorders>
+              <w:top w:val="single" w:sz="4" w:space="0" w:color="CCCCCC"/>
+              <w:bottom w:val="single" w:sz="4" w:space="0" w:color="CCCCCC"/>
+              <w:left w:val="single" w:sz="4" w:space="0" w:color="CCCCCC"/>
+              <w:right w:val="single" w:sz="4" w:space="0" w:color="CCCCCC"/>
+            </w:tcBorders>
+          </w:tcPr>
+          <w:p>
+            <w:pPr>
+              <w:spacing w:before="60" w:after="60" w:line="252" w:lineRule="auto"/>
+              <w:jc w:val="left"/>
+            </w:pPr>
+            <w:r/>
+            <w:r>
+              <w:t>526.00</w:t>
+            </w:r>
+          </w:p>
+        </w:tc>
+        <w:tc>
+          <w:tcPr>
+            <w:tcW w:type="dxa" w:w="1728"/>
+            <w:shd w:fill="FFFFFF"/>
+            <w:tcMar>
+              <w:top w:w="100" w:type="dxa"/>
+              <w:bottom w:w="100" w:type="dxa"/>
+              <w:left w:w="120" w:type="dxa"/>
+              <w:right w:w="120" w:type="dxa"/>
+            </w:tcMar>
+            <w:tcBorders>
+              <w:top w:val="single" w:sz="4" w:space="0" w:color="CCCCCC"/>
+              <w:bottom w:val="single" w:sz="4" w:space="0" w:color="CCCCCC"/>
+              <w:left w:val="single" w:sz="4" w:space="0" w:color="CCCCCC"/>
+              <w:right w:val="single" w:sz="4" w:space="0" w:color="CCCCCC"/>
+            </w:tcBorders>
+          </w:tcPr>
+          <w:p>
+            <w:pPr>
+              <w:spacing w:before="60" w:after="60" w:line="252" w:lineRule="auto"/>
+              <w:jc w:val="left"/>
+            </w:pPr>
+            <w:r/>
+            <w:r>
+              <w:rPr>
+                <w:b/>
+              </w:rPr>
+              <w:t>530.75</w:t>
+            </w:r>
+          </w:p>
+        </w:tc>
+        <w:tc>
+          <w:tcPr>
+            <w:tcW w:type="dxa" w:w="3456"/>
+            <w:shd w:fill="FFFFFF"/>
+            <w:tcMar>
+              <w:top w:w="100" w:type="dxa"/>
+              <w:bottom w:w="100" w:type="dxa"/>
+              <w:left w:w="120" w:type="dxa"/>
+              <w:right w:w="120" w:type="dxa"/>
+            </w:tcMar>
+            <w:tcBorders>
+              <w:top w:val="single" w:sz="4" w:space="0" w:color="CCCCCC"/>
+              <w:bottom w:val="single" w:sz="4" w:space="0" w:color="CCCCCC"/>
+              <w:left w:val="single" w:sz="4" w:space="0" w:color="CCCCCC"/>
+              <w:right w:val="single" w:sz="4" w:space="0" w:color="CCCCCC"/>
+            </w:tcBorders>
+          </w:tcPr>
+          <w:p>
+            <w:pPr>
+              <w:spacing w:before="60" w:after="60" w:line="252" w:lineRule="auto"/>
+              <w:jc w:val="left"/>
+            </w:pPr>
+            <w:r/>
+            <w:r>
+              <w:rPr>
+                <w:b/>
+              </w:rPr>
+              <w:t>+0.25</w:t>
+            </w:r>
+          </w:p>
+        </w:tc>
+        <w:tc>
+          <w:tcPr>
+            <w:tcW w:type="dxa" w:w="1440"/>
+            <w:shd w:fill="FFFFFF"/>
+            <w:tcMar>
+              <w:top w:w="100" w:type="dxa"/>
+              <w:bottom w:w="100" w:type="dxa"/>
+              <w:left w:w="120" w:type="dxa"/>
+              <w:right w:w="120" w:type="dxa"/>
+            </w:tcMar>
+            <w:tcBorders>
+              <w:top w:val="single" w:sz="4" w:space="0" w:color="CCCCCC"/>
+              <w:bottom w:val="single" w:sz="4" w:space="0" w:color="CCCCCC"/>
+              <w:left w:val="single" w:sz="4" w:space="0" w:color="CCCCCC"/>
+              <w:right w:val="single" w:sz="4" w:space="0" w:color="CCCCCC"/>
+            </w:tcBorders>
+          </w:tcPr>
+          <w:p>
+            <w:pPr>
+              <w:spacing w:before="60" w:after="60" w:line="252" w:lineRule="auto"/>
+              <w:jc w:val="left"/>
+            </w:pPr>
+            <w:r/>
+            <w:r>
+              <w:t>BULL</w:t>
+            </w:r>
+          </w:p>
+        </w:tc>
+      </w:tr>
+      <w:tr>
+        <w:tc>
+          <w:tcPr>
+            <w:tcW w:type="dxa" w:w="1584"/>
+            <w:shd w:fill="F8FAFC"/>
+            <w:tcMar>
+              <w:top w:w="100" w:type="dxa"/>
+              <w:bottom w:w="100" w:type="dxa"/>
+              <w:left w:w="120" w:type="dxa"/>
+              <w:right w:w="120" w:type="dxa"/>
+            </w:tcMar>
+            <w:tcBorders>
+              <w:top w:val="single" w:sz="4" w:space="0" w:color="CCCCCC"/>
+              <w:bottom w:val="single" w:sz="4" w:space="0" w:color="CCCCCC"/>
+              <w:left w:val="single" w:sz="4" w:space="0" w:color="CCCCCC"/>
+              <w:right w:val="single" w:sz="4" w:space="0" w:color="CCCCCC"/>
+            </w:tcBorders>
+          </w:tcPr>
+          <w:p>
+            <w:pPr>
+              <w:spacing w:before="60" w:after="60" w:line="252" w:lineRule="auto"/>
+              <w:jc w:val="left"/>
+            </w:pPr>
+            <w:r/>
+            <w:r>
+              <w:rPr>
+                <w:b/>
+              </w:rPr>
+              <w:t>Thu 27/08</w:t>
+            </w:r>
+          </w:p>
+        </w:tc>
+        <w:tc>
+          <w:tcPr>
+            <w:tcW w:type="dxa" w:w="864"/>
+            <w:shd w:fill="F8FAFC"/>
+            <w:tcMar>
+              <w:top w:w="100" w:type="dxa"/>
+              <w:bottom w:w="100" w:type="dxa"/>
+              <w:left w:w="120" w:type="dxa"/>
+              <w:right w:w="120" w:type="dxa"/>
+            </w:tcMar>
+            <w:tcBorders>
+              <w:top w:val="single" w:sz="4" w:space="0" w:color="CCCCCC"/>
+              <w:bottom w:val="single" w:sz="4" w:space="0" w:color="CCCCCC"/>
+              <w:left w:val="single" w:sz="4" w:space="0" w:color="CCCCCC"/>
+              <w:right w:val="single" w:sz="4" w:space="0" w:color="CCCCCC"/>
+            </w:tcBorders>
+          </w:tcPr>
+          <w:p>
+            <w:pPr>
+              <w:spacing w:before="60" w:after="60" w:line="252" w:lineRule="auto"/>
+              <w:jc w:val="left"/>
+            </w:pPr>
+            <w:r/>
+            <w:r>
+              <w:t>London 15-19</w:t>
+            </w:r>
+          </w:p>
+        </w:tc>
+        <w:tc>
+          <w:tcPr>
+            <w:tcW w:type="dxa" w:w="1440"/>
+            <w:shd w:fill="F8FAFC"/>
+            <w:tcMar>
+              <w:top w:w="100" w:type="dxa"/>
+              <w:bottom w:w="100" w:type="dxa"/>
+              <w:left w:w="120" w:type="dxa"/>
+              <w:right w:w="120" w:type="dxa"/>
+            </w:tcMar>
+            <w:tcBorders>
+              <w:top w:val="single" w:sz="4" w:space="0" w:color="CCCCCC"/>
+              <w:bottom w:val="single" w:sz="4" w:space="0" w:color="CCCCCC"/>
+              <w:left w:val="single" w:sz="4" w:space="0" w:color="CCCCCC"/>
+              <w:right w:val="single" w:sz="4" w:space="0" w:color="CCCCCC"/>
+            </w:tcBorders>
+          </w:tcPr>
+          <w:p>
+            <w:pPr>
+              <w:spacing w:before="60" w:after="60" w:line="252" w:lineRule="auto"/>
+              <w:jc w:val="left"/>
+            </w:pPr>
+            <w:r/>
+            <w:r>
+              <w:t>530.75</w:t>
+            </w:r>
+          </w:p>
+        </w:tc>
+        <w:tc>
+          <w:tcPr>
+            <w:tcW w:type="dxa" w:w="2016"/>
+            <w:shd w:fill="F8FAFC"/>
+            <w:tcMar>
+              <w:top w:w="100" w:type="dxa"/>
+              <w:bottom w:w="100" w:type="dxa"/>
+              <w:left w:w="120" w:type="dxa"/>
+              <w:right w:w="120" w:type="dxa"/>
+            </w:tcMar>
+            <w:tcBorders>
+              <w:top w:val="single" w:sz="4" w:space="0" w:color="CCCCCC"/>
+              <w:bottom w:val="single" w:sz="4" w:space="0" w:color="CCCCCC"/>
+              <w:left w:val="single" w:sz="4" w:space="0" w:color="CCCCCC"/>
+              <w:right w:val="single" w:sz="4" w:space="0" w:color="CCCCCC"/>
+            </w:tcBorders>
+          </w:tcPr>
+          <w:p>
+            <w:pPr>
+              <w:spacing w:before="60" w:after="60" w:line="252" w:lineRule="auto"/>
+              <w:jc w:val="left"/>
+            </w:pPr>
+            <w:r/>
+            <w:r>
+              <w:t>534.50</w:t>
+            </w:r>
+          </w:p>
+        </w:tc>
+        <w:tc>
+          <w:tcPr>
+            <w:tcW w:type="dxa" w:w="1152"/>
+            <w:shd w:fill="F8FAFC"/>
+            <w:tcMar>
+              <w:top w:w="100" w:type="dxa"/>
+              <w:bottom w:w="100" w:type="dxa"/>
+              <w:left w:w="120" w:type="dxa"/>
+              <w:right w:w="120" w:type="dxa"/>
+            </w:tcMar>
+            <w:tcBorders>
+              <w:top w:val="single" w:sz="4" w:space="0" w:color="CCCCCC"/>
+              <w:bottom w:val="single" w:sz="4" w:space="0" w:color="CCCCCC"/>
+              <w:left w:val="single" w:sz="4" w:space="0" w:color="CCCCCC"/>
+              <w:right w:val="single" w:sz="4" w:space="0" w:color="CCCCCC"/>
+            </w:tcBorders>
+          </w:tcPr>
+          <w:p>
+            <w:pPr>
+              <w:spacing w:before="60" w:after="60" w:line="252" w:lineRule="auto"/>
+              <w:jc w:val="left"/>
+            </w:pPr>
+            <w:r/>
+            <w:r>
+              <w:t>528.00</w:t>
+            </w:r>
+          </w:p>
+        </w:tc>
+        <w:tc>
+          <w:tcPr>
+            <w:tcW w:type="dxa" w:w="1728"/>
+            <w:shd w:fill="F8FAFC"/>
+            <w:tcMar>
+              <w:top w:w="100" w:type="dxa"/>
+              <w:bottom w:w="100" w:type="dxa"/>
+              <w:left w:w="120" w:type="dxa"/>
+              <w:right w:w="120" w:type="dxa"/>
+            </w:tcMar>
+            <w:tcBorders>
+              <w:top w:val="single" w:sz="4" w:space="0" w:color="CCCCCC"/>
+              <w:bottom w:val="single" w:sz="4" w:space="0" w:color="CCCCCC"/>
+              <w:left w:val="single" w:sz="4" w:space="0" w:color="CCCCCC"/>
+              <w:right w:val="single" w:sz="4" w:space="0" w:color="CCCCCC"/>
+            </w:tcBorders>
+          </w:tcPr>
+          <w:p>
+            <w:pPr>
+              <w:spacing w:before="60" w:after="60" w:line="252" w:lineRule="auto"/>
+              <w:jc w:val="left"/>
+            </w:pPr>
+            <w:r/>
+            <w:r>
+              <w:rPr>
+                <w:b/>
+              </w:rPr>
+              <w:t>531.25</w:t>
+            </w:r>
+          </w:p>
+        </w:tc>
+        <w:tc>
+          <w:tcPr>
+            <w:tcW w:type="dxa" w:w="3456"/>
+            <w:shd w:fill="F8FAFC"/>
+            <w:tcMar>
+              <w:top w:w="100" w:type="dxa"/>
+              <w:bottom w:w="100" w:type="dxa"/>
+              <w:left w:w="120" w:type="dxa"/>
+              <w:right w:w="120" w:type="dxa"/>
+            </w:tcMar>
+            <w:tcBorders>
+              <w:top w:val="single" w:sz="4" w:space="0" w:color="CCCCCC"/>
+              <w:bottom w:val="single" w:sz="4" w:space="0" w:color="CCCCCC"/>
+              <w:left w:val="single" w:sz="4" w:space="0" w:color="CCCCCC"/>
+              <w:right w:val="single" w:sz="4" w:space="0" w:color="CCCCCC"/>
+            </w:tcBorders>
+          </w:tcPr>
+          <w:p>
+            <w:pPr>
+              <w:spacing w:before="60" w:after="60" w:line="252" w:lineRule="auto"/>
+              <w:jc w:val="left"/>
+            </w:pPr>
+            <w:r/>
+            <w:r>
+              <w:rPr>
+                <w:b/>
+              </w:rPr>
+              <w:t>+0.50</w:t>
+            </w:r>
+          </w:p>
+        </w:tc>
+        <w:tc>
+          <w:tcPr>
+            <w:tcW w:type="dxa" w:w="1440"/>
+            <w:shd w:fill="F8FAFC"/>
+            <w:tcMar>
+              <w:top w:w="100" w:type="dxa"/>
+              <w:bottom w:w="100" w:type="dxa"/>
+              <w:left w:w="120" w:type="dxa"/>
+              <w:right w:w="120" w:type="dxa"/>
+            </w:tcMar>
+            <w:tcBorders>
+              <w:top w:val="single" w:sz="4" w:space="0" w:color="CCCCCC"/>
+              <w:bottom w:val="single" w:sz="4" w:space="0" w:color="CCCCCC"/>
+              <w:left w:val="single" w:sz="4" w:space="0" w:color="CCCCCC"/>
+              <w:right w:val="single" w:sz="4" w:space="0" w:color="CCCCCC"/>
+            </w:tcBorders>
+          </w:tcPr>
+          <w:p>
+            <w:pPr>
+              <w:spacing w:before="60" w:after="60" w:line="252" w:lineRule="auto"/>
+              <w:jc w:val="left"/>
+            </w:pPr>
+            <w:r/>
+            <w:r>
+              <w:t>BULL</w:t>
+            </w:r>
+          </w:p>
+        </w:tc>
+      </w:tr>
+      <w:tr>
+        <w:tc>
+          <w:tcPr>
+            <w:tcW w:type="dxa" w:w="1584"/>
+            <w:shd w:fill="FFFFFF"/>
+            <w:tcMar>
+              <w:top w:w="100" w:type="dxa"/>
+              <w:bottom w:w="100" w:type="dxa"/>
+              <w:left w:w="120" w:type="dxa"/>
+              <w:right w:w="120" w:type="dxa"/>
+            </w:tcMar>
+            <w:tcBorders>
+              <w:top w:val="single" w:sz="4" w:space="0" w:color="CCCCCC"/>
+              <w:bottom w:val="single" w:sz="4" w:space="0" w:color="CCCCCC"/>
+              <w:left w:val="single" w:sz="4" w:space="0" w:color="CCCCCC"/>
+              <w:right w:val="single" w:sz="4" w:space="0" w:color="CCCCCC"/>
+            </w:tcBorders>
+          </w:tcPr>
+          <w:p>
+            <w:pPr>
+              <w:spacing w:before="60" w:after="60" w:line="252" w:lineRule="auto"/>
+              <w:jc w:val="left"/>
+            </w:pPr>
+            <w:r/>
+            <w:r>
+              <w:rPr>
+                <w:b/>
+              </w:rPr>
+              <w:t>Thu 27/08</w:t>
+            </w:r>
+          </w:p>
+        </w:tc>
+        <w:tc>
+          <w:tcPr>
+            <w:tcW w:type="dxa" w:w="864"/>
+            <w:shd w:fill="FFFFFF"/>
+            <w:tcMar>
+              <w:top w:w="100" w:type="dxa"/>
+              <w:bottom w:w="100" w:type="dxa"/>
+              <w:left w:w="120" w:type="dxa"/>
+              <w:right w:w="120" w:type="dxa"/>
+            </w:tcMar>
+            <w:tcBorders>
+              <w:top w:val="single" w:sz="4" w:space="0" w:color="CCCCCC"/>
+              <w:bottom w:val="single" w:sz="4" w:space="0" w:color="CCCCCC"/>
+              <w:left w:val="single" w:sz="4" w:space="0" w:color="CCCCCC"/>
+              <w:right w:val="single" w:sz="4" w:space="0" w:color="CCCCCC"/>
+            </w:tcBorders>
+          </w:tcPr>
+          <w:p>
+            <w:pPr>
+              <w:spacing w:before="60" w:after="60" w:line="252" w:lineRule="auto"/>
+              <w:jc w:val="left"/>
+            </w:pPr>
+            <w:r/>
+            <w:r>
+              <w:t>Pre-NY 19-21</w:t>
+            </w:r>
+          </w:p>
+        </w:tc>
+        <w:tc>
+          <w:tcPr>
+            <w:tcW w:type="dxa" w:w="1440"/>
+            <w:shd w:fill="FFFFFF"/>
+            <w:tcMar>
+              <w:top w:w="100" w:type="dxa"/>
+              <w:bottom w:w="100" w:type="dxa"/>
+              <w:left w:w="120" w:type="dxa"/>
+              <w:right w:w="120" w:type="dxa"/>
+            </w:tcMar>
+            <w:tcBorders>
+              <w:top w:val="single" w:sz="4" w:space="0" w:color="CCCCCC"/>
+              <w:bottom w:val="single" w:sz="4" w:space="0" w:color="CCCCCC"/>
+              <w:left w:val="single" w:sz="4" w:space="0" w:color="CCCCCC"/>
+              <w:right w:val="single" w:sz="4" w:space="0" w:color="CCCCCC"/>
+            </w:tcBorders>
+          </w:tcPr>
+          <w:p>
+            <w:pPr>
+              <w:spacing w:before="60" w:after="60" w:line="252" w:lineRule="auto"/>
+              <w:jc w:val="left"/>
+            </w:pPr>
+            <w:r/>
+            <w:r>
+              <w:t>531.25</w:t>
+            </w:r>
+          </w:p>
+        </w:tc>
+        <w:tc>
+          <w:tcPr>
+            <w:tcW w:type="dxa" w:w="2016"/>
+            <w:shd w:fill="FFFFFF"/>
+            <w:tcMar>
+              <w:top w:w="100" w:type="dxa"/>
+              <w:bottom w:w="100" w:type="dxa"/>
+              <w:left w:w="120" w:type="dxa"/>
+              <w:right w:w="120" w:type="dxa"/>
+            </w:tcMar>
+            <w:tcBorders>
+              <w:top w:val="single" w:sz="4" w:space="0" w:color="CCCCCC"/>
+              <w:bottom w:val="single" w:sz="4" w:space="0" w:color="CCCCCC"/>
+              <w:left w:val="single" w:sz="4" w:space="0" w:color="CCCCCC"/>
+              <w:right w:val="single" w:sz="4" w:space="0" w:color="CCCCCC"/>
+            </w:tcBorders>
+          </w:tcPr>
+          <w:p>
+            <w:pPr>
+              <w:spacing w:before="60" w:after="60" w:line="252" w:lineRule="auto"/>
+              <w:jc w:val="left"/>
+            </w:pPr>
+            <w:r/>
+            <w:r>
+              <w:t>534.25</w:t>
+            </w:r>
+          </w:p>
+        </w:tc>
+        <w:tc>
+          <w:tcPr>
+            <w:tcW w:type="dxa" w:w="1152"/>
+            <w:shd w:fill="FFFFFF"/>
+            <w:tcMar>
+              <w:top w:w="100" w:type="dxa"/>
+              <w:bottom w:w="100" w:type="dxa"/>
+              <w:left w:w="120" w:type="dxa"/>
+              <w:right w:w="120" w:type="dxa"/>
+            </w:tcMar>
+            <w:tcBorders>
+              <w:top w:val="single" w:sz="4" w:space="0" w:color="CCCCCC"/>
+              <w:bottom w:val="single" w:sz="4" w:space="0" w:color="CCCCCC"/>
+              <w:left w:val="single" w:sz="4" w:space="0" w:color="CCCCCC"/>
+              <w:right w:val="single" w:sz="4" w:space="0" w:color="CCCCCC"/>
+            </w:tcBorders>
+          </w:tcPr>
+          <w:p>
+            <w:pPr>
+              <w:spacing w:before="60" w:after="60" w:line="252" w:lineRule="auto"/>
+              <w:jc w:val="left"/>
+            </w:pPr>
+            <w:r/>
+            <w:r>
+              <w:t>526.75</w:t>
+            </w:r>
+          </w:p>
+        </w:tc>
+        <w:tc>
+          <w:tcPr>
+            <w:tcW w:type="dxa" w:w="1728"/>
+            <w:shd w:fill="FFFFFF"/>
+            <w:tcMar>
+              <w:top w:w="100" w:type="dxa"/>
+              <w:bottom w:w="100" w:type="dxa"/>
+              <w:left w:w="120" w:type="dxa"/>
+              <w:right w:w="120" w:type="dxa"/>
+            </w:tcMar>
+            <w:tcBorders>
+              <w:top w:val="single" w:sz="4" w:space="0" w:color="CCCCCC"/>
+              <w:bottom w:val="single" w:sz="4" w:space="0" w:color="CCCCCC"/>
+              <w:left w:val="single" w:sz="4" w:space="0" w:color="CCCCCC"/>
+              <w:right w:val="single" w:sz="4" w:space="0" w:color="CCCCCC"/>
+            </w:tcBorders>
+          </w:tcPr>
+          <w:p>
+            <w:pPr>
+              <w:spacing w:before="60" w:after="60" w:line="252" w:lineRule="auto"/>
+              <w:jc w:val="left"/>
+            </w:pPr>
+            <w:r/>
+            <w:r>
+              <w:rPr>
+                <w:b/>
+              </w:rPr>
+              <w:t>531.50</w:t>
+            </w:r>
+          </w:p>
+        </w:tc>
+        <w:tc>
+          <w:tcPr>
+            <w:tcW w:type="dxa" w:w="3456"/>
+            <w:shd w:fill="FFFFFF"/>
+            <w:tcMar>
+              <w:top w:w="100" w:type="dxa"/>
+              <w:bottom w:w="100" w:type="dxa"/>
+              <w:left w:w="120" w:type="dxa"/>
+              <w:right w:w="120" w:type="dxa"/>
+            </w:tcMar>
+            <w:tcBorders>
+              <w:top w:val="single" w:sz="4" w:space="0" w:color="CCCCCC"/>
+              <w:bottom w:val="single" w:sz="4" w:space="0" w:color="CCCCCC"/>
+              <w:left w:val="single" w:sz="4" w:space="0" w:color="CCCCCC"/>
+              <w:right w:val="single" w:sz="4" w:space="0" w:color="CCCCCC"/>
+            </w:tcBorders>
+          </w:tcPr>
+          <w:p>
+            <w:pPr>
+              <w:spacing w:before="60" w:after="60" w:line="252" w:lineRule="auto"/>
+              <w:jc w:val="left"/>
+            </w:pPr>
+            <w:r/>
+            <w:r>
+              <w:rPr>
+                <w:b/>
+              </w:rPr>
+              <w:t>+0.25</w:t>
+            </w:r>
+          </w:p>
+        </w:tc>
+        <w:tc>
+          <w:tcPr>
+            <w:tcW w:type="dxa" w:w="1440"/>
+            <w:shd w:fill="FFFFFF"/>
+            <w:tcMar>
+              <w:top w:w="100" w:type="dxa"/>
+              <w:bottom w:w="100" w:type="dxa"/>
+              <w:left w:w="120" w:type="dxa"/>
+              <w:right w:w="120" w:type="dxa"/>
+            </w:tcMar>
+            <w:tcBorders>
+              <w:top w:val="single" w:sz="4" w:space="0" w:color="CCCCCC"/>
+              <w:bottom w:val="single" w:sz="4" w:space="0" w:color="CCCCCC"/>
+              <w:left w:val="single" w:sz="4" w:space="0" w:color="CCCCCC"/>
+              <w:right w:val="single" w:sz="4" w:space="0" w:color="CCCCCC"/>
+            </w:tcBorders>
+          </w:tcPr>
+          <w:p>
+            <w:pPr>
+              <w:spacing w:before="60" w:after="60" w:line="252" w:lineRule="auto"/>
+              <w:jc w:val="left"/>
+            </w:pPr>
+            <w:r/>
+            <w:r>
+              <w:t>BULL</w:t>
+            </w:r>
+          </w:p>
+        </w:tc>
+      </w:tr>
+      <w:tr>
+        <w:tc>
+          <w:tcPr>
+            <w:tcW w:type="dxa" w:w="1584"/>
+            <w:shd w:fill="F8FAFC"/>
+            <w:tcMar>
+              <w:top w:w="100" w:type="dxa"/>
+              <w:bottom w:w="100" w:type="dxa"/>
+              <w:left w:w="120" w:type="dxa"/>
+              <w:right w:w="120" w:type="dxa"/>
+            </w:tcMar>
+            <w:tcBorders>
+              <w:top w:val="single" w:sz="4" w:space="0" w:color="CCCCCC"/>
+              <w:bottom w:val="single" w:sz="4" w:space="0" w:color="CCCCCC"/>
+              <w:left w:val="single" w:sz="4" w:space="0" w:color="CCCCCC"/>
+              <w:right w:val="single" w:sz="4" w:space="0" w:color="CCCCCC"/>
+            </w:tcBorders>
+          </w:tcPr>
+          <w:p>
+            <w:pPr>
+              <w:spacing w:before="60" w:after="60" w:line="252" w:lineRule="auto"/>
+              <w:jc w:val="left"/>
+            </w:pPr>
+            <w:r/>
+            <w:r>
+              <w:rPr>
+                <w:b/>
+              </w:rPr>
+              <w:t>Thu 27/08</w:t>
+            </w:r>
+          </w:p>
+        </w:tc>
+        <w:tc>
+          <w:tcPr>
+            <w:tcW w:type="dxa" w:w="864"/>
+            <w:shd w:fill="F8FAFC"/>
+            <w:tcMar>
+              <w:top w:w="100" w:type="dxa"/>
+              <w:bottom w:w="100" w:type="dxa"/>
+              <w:left w:w="120" w:type="dxa"/>
+              <w:right w:w="120" w:type="dxa"/>
+            </w:tcMar>
+            <w:tcBorders>
+              <w:top w:val="single" w:sz="4" w:space="0" w:color="CCCCCC"/>
+              <w:bottom w:val="single" w:sz="4" w:space="0" w:color="CCCCCC"/>
+              <w:left w:val="single" w:sz="4" w:space="0" w:color="CCCCCC"/>
+              <w:right w:val="single" w:sz="4" w:space="0" w:color="CCCCCC"/>
+            </w:tcBorders>
+          </w:tcPr>
+          <w:p>
+            <w:pPr>
+              <w:spacing w:before="60" w:after="60" w:line="252" w:lineRule="auto"/>
+              <w:jc w:val="left"/>
+            </w:pPr>
+            <w:r/>
+            <w:r>
+              <w:t>NY Open 21-23</w:t>
+            </w:r>
+          </w:p>
+        </w:tc>
+        <w:tc>
+          <w:tcPr>
+            <w:tcW w:type="dxa" w:w="1440"/>
+            <w:shd w:fill="F8FAFC"/>
+            <w:tcMar>
+              <w:top w:w="100" w:type="dxa"/>
+              <w:bottom w:w="100" w:type="dxa"/>
+              <w:left w:w="120" w:type="dxa"/>
+              <w:right w:w="120" w:type="dxa"/>
+            </w:tcMar>
+            <w:tcBorders>
+              <w:top w:val="single" w:sz="4" w:space="0" w:color="CCCCCC"/>
+              <w:bottom w:val="single" w:sz="4" w:space="0" w:color="CCCCCC"/>
+              <w:left w:val="single" w:sz="4" w:space="0" w:color="CCCCCC"/>
+              <w:right w:val="single" w:sz="4" w:space="0" w:color="CCCCCC"/>
+            </w:tcBorders>
+          </w:tcPr>
+          <w:p>
+            <w:pPr>
+              <w:spacing w:before="60" w:after="60" w:line="252" w:lineRule="auto"/>
+              <w:jc w:val="left"/>
+            </w:pPr>
+            <w:r/>
+            <w:r>
+              <w:t>531.50</w:t>
+            </w:r>
+          </w:p>
+        </w:tc>
+        <w:tc>
+          <w:tcPr>
+            <w:tcW w:type="dxa" w:w="2016"/>
+            <w:shd w:fill="F8FAFC"/>
+            <w:tcMar>
+              <w:top w:w="100" w:type="dxa"/>
+              <w:bottom w:w="100" w:type="dxa"/>
+              <w:left w:w="120" w:type="dxa"/>
+              <w:right w:w="120" w:type="dxa"/>
+            </w:tcMar>
+            <w:tcBorders>
+              <w:top w:val="single" w:sz="4" w:space="0" w:color="CCCCCC"/>
+              <w:bottom w:val="single" w:sz="4" w:space="0" w:color="CCCCCC"/>
+              <w:left w:val="single" w:sz="4" w:space="0" w:color="CCCCCC"/>
+              <w:right w:val="single" w:sz="4" w:space="0" w:color="CCCCCC"/>
+            </w:tcBorders>
+          </w:tcPr>
+          <w:p>
+            <w:pPr>
+              <w:spacing w:before="60" w:after="60" w:line="252" w:lineRule="auto"/>
+              <w:jc w:val="left"/>
+            </w:pPr>
+            <w:r/>
+            <w:r>
+              <w:t>535.75</w:t>
+            </w:r>
+          </w:p>
+        </w:tc>
+        <w:tc>
+          <w:tcPr>
+            <w:tcW w:type="dxa" w:w="1152"/>
+            <w:shd w:fill="F8FAFC"/>
+            <w:tcMar>
+              <w:top w:w="100" w:type="dxa"/>
+              <w:bottom w:w="100" w:type="dxa"/>
+              <w:left w:w="120" w:type="dxa"/>
+              <w:right w:w="120" w:type="dxa"/>
+            </w:tcMar>
+            <w:tcBorders>
+              <w:top w:val="single" w:sz="4" w:space="0" w:color="CCCCCC"/>
+              <w:bottom w:val="single" w:sz="4" w:space="0" w:color="CCCCCC"/>
+              <w:left w:val="single" w:sz="4" w:space="0" w:color="CCCCCC"/>
+              <w:right w:val="single" w:sz="4" w:space="0" w:color="CCCCCC"/>
+            </w:tcBorders>
+          </w:tcPr>
+          <w:p>
+            <w:pPr>
+              <w:spacing w:before="60" w:after="60" w:line="252" w:lineRule="auto"/>
+              <w:jc w:val="left"/>
+            </w:pPr>
+            <w:r/>
+            <w:r>
+              <w:t>528.25</w:t>
+            </w:r>
+          </w:p>
+        </w:tc>
+        <w:tc>
+          <w:tcPr>
+            <w:tcW w:type="dxa" w:w="1728"/>
+            <w:shd w:fill="F8FAFC"/>
+            <w:tcMar>
+              <w:top w:w="100" w:type="dxa"/>
+              <w:bottom w:w="100" w:type="dxa"/>
+              <w:left w:w="120" w:type="dxa"/>
+              <w:right w:w="120" w:type="dxa"/>
+            </w:tcMar>
+            <w:tcBorders>
+              <w:top w:val="single" w:sz="4" w:space="0" w:color="CCCCCC"/>
+              <w:bottom w:val="single" w:sz="4" w:space="0" w:color="CCCCCC"/>
+              <w:left w:val="single" w:sz="4" w:space="0" w:color="CCCCCC"/>
+              <w:right w:val="single" w:sz="4" w:space="0" w:color="CCCCCC"/>
+            </w:tcBorders>
+          </w:tcPr>
+          <w:p>
+            <w:pPr>
+              <w:spacing w:before="60" w:after="60" w:line="252" w:lineRule="auto"/>
+              <w:jc w:val="left"/>
+            </w:pPr>
+            <w:r/>
+            <w:r>
+              <w:rPr>
+                <w:b/>
+              </w:rPr>
+              <w:t>532.25</w:t>
+            </w:r>
+          </w:p>
+        </w:tc>
+        <w:tc>
+          <w:tcPr>
+            <w:tcW w:type="dxa" w:w="3456"/>
+            <w:shd w:fill="F8FAFC"/>
+            <w:tcMar>
+              <w:top w:w="100" w:type="dxa"/>
+              <w:bottom w:w="100" w:type="dxa"/>
+              <w:left w:w="120" w:type="dxa"/>
+              <w:right w:w="120" w:type="dxa"/>
+            </w:tcMar>
+            <w:tcBorders>
+              <w:top w:val="single" w:sz="4" w:space="0" w:color="CCCCCC"/>
+              <w:bottom w:val="single" w:sz="4" w:space="0" w:color="CCCCCC"/>
+              <w:left w:val="single" w:sz="4" w:space="0" w:color="CCCCCC"/>
+              <w:right w:val="single" w:sz="4" w:space="0" w:color="CCCCCC"/>
+            </w:tcBorders>
+          </w:tcPr>
+          <w:p>
+            <w:pPr>
+              <w:spacing w:before="60" w:after="60" w:line="252" w:lineRule="auto"/>
+              <w:jc w:val="left"/>
+            </w:pPr>
+            <w:r/>
+            <w:r>
+              <w:rPr>
+                <w:b/>
+              </w:rPr>
+              <w:t>+0.75</w:t>
+            </w:r>
+          </w:p>
+        </w:tc>
+        <w:tc>
+          <w:tcPr>
+            <w:tcW w:type="dxa" w:w="1440"/>
+            <w:shd w:fill="F8FAFC"/>
+            <w:tcMar>
+              <w:top w:w="100" w:type="dxa"/>
+              <w:bottom w:w="100" w:type="dxa"/>
+              <w:left w:w="120" w:type="dxa"/>
+              <w:right w:w="120" w:type="dxa"/>
+            </w:tcMar>
+            <w:tcBorders>
+              <w:top w:val="single" w:sz="4" w:space="0" w:color="CCCCCC"/>
+              <w:bottom w:val="single" w:sz="4" w:space="0" w:color="CCCCCC"/>
+              <w:left w:val="single" w:sz="4" w:space="0" w:color="CCCCCC"/>
+              <w:right w:val="single" w:sz="4" w:space="0" w:color="CCCCCC"/>
+            </w:tcBorders>
+          </w:tcPr>
+          <w:p>
+            <w:pPr>
+              <w:spacing w:before="60" w:after="60" w:line="252" w:lineRule="auto"/>
+              <w:jc w:val="left"/>
+            </w:pPr>
+            <w:r/>
+            <w:r>
+              <w:t>BULL</w:t>
+            </w:r>
+          </w:p>
+        </w:tc>
+      </w:tr>
+      <w:tr>
+        <w:tc>
+          <w:tcPr>
+            <w:tcW w:type="dxa" w:w="1584"/>
+            <w:shd w:fill="FFFFFF"/>
+            <w:tcMar>
+              <w:top w:w="100" w:type="dxa"/>
+              <w:bottom w:w="100" w:type="dxa"/>
+              <w:left w:w="120" w:type="dxa"/>
+              <w:right w:w="120" w:type="dxa"/>
+            </w:tcMar>
+            <w:tcBorders>
+              <w:top w:val="single" w:sz="4" w:space="0" w:color="CCCCCC"/>
+              <w:bottom w:val="single" w:sz="4" w:space="0" w:color="CCCCCC"/>
+              <w:left w:val="single" w:sz="4" w:space="0" w:color="CCCCCC"/>
+              <w:right w:val="single" w:sz="4" w:space="0" w:color="CCCCCC"/>
+            </w:tcBorders>
+          </w:tcPr>
+          <w:p>
+            <w:pPr>
+              <w:spacing w:before="60" w:after="60" w:line="252" w:lineRule="auto"/>
+              <w:jc w:val="left"/>
+            </w:pPr>
+            <w:r/>
+            <w:r>
+              <w:rPr>
+                <w:b/>
+              </w:rPr>
+              <w:t>Thu 27/08</w:t>
+            </w:r>
+          </w:p>
+        </w:tc>
+        <w:tc>
+          <w:tcPr>
+            <w:tcW w:type="dxa" w:w="864"/>
+            <w:shd w:fill="FFFFFF"/>
+            <w:tcMar>
+              <w:top w:w="100" w:type="dxa"/>
+              <w:bottom w:w="100" w:type="dxa"/>
+              <w:left w:w="120" w:type="dxa"/>
+              <w:right w:w="120" w:type="dxa"/>
+            </w:tcMar>
+            <w:tcBorders>
+              <w:top w:val="single" w:sz="4" w:space="0" w:color="CCCCCC"/>
+              <w:bottom w:val="single" w:sz="4" w:space="0" w:color="CCCCCC"/>
+              <w:left w:val="single" w:sz="4" w:space="0" w:color="CCCCCC"/>
+              <w:right w:val="single" w:sz="4" w:space="0" w:color="CCCCCC"/>
+            </w:tcBorders>
+          </w:tcPr>
+          <w:p>
+            <w:pPr>
+              <w:spacing w:before="60" w:after="60" w:line="252" w:lineRule="auto"/>
+              <w:jc w:val="left"/>
+            </w:pPr>
+            <w:r/>
+            <w:r>
+              <w:t>NY Close 23-01</w:t>
+            </w:r>
+          </w:p>
+        </w:tc>
+        <w:tc>
+          <w:tcPr>
+            <w:tcW w:type="dxa" w:w="1440"/>
+            <w:shd w:fill="FFFFFF"/>
+            <w:tcMar>
+              <w:top w:w="100" w:type="dxa"/>
+              <w:bottom w:w="100" w:type="dxa"/>
+              <w:left w:w="120" w:type="dxa"/>
+              <w:right w:w="120" w:type="dxa"/>
+            </w:tcMar>
+            <w:tcBorders>
+              <w:top w:val="single" w:sz="4" w:space="0" w:color="CCCCCC"/>
+              <w:bottom w:val="single" w:sz="4" w:space="0" w:color="CCCCCC"/>
+              <w:left w:val="single" w:sz="4" w:space="0" w:color="CCCCCC"/>
+              <w:right w:val="single" w:sz="4" w:space="0" w:color="CCCCCC"/>
+            </w:tcBorders>
+          </w:tcPr>
+          <w:p>
+            <w:pPr>
+              <w:spacing w:before="60" w:after="60" w:line="252" w:lineRule="auto"/>
+              <w:jc w:val="left"/>
+            </w:pPr>
+            <w:r/>
+            <w:r>
+              <w:t>532.25</w:t>
+            </w:r>
+          </w:p>
+        </w:tc>
+        <w:tc>
+          <w:tcPr>
+            <w:tcW w:type="dxa" w:w="2016"/>
+            <w:shd w:fill="FFFFFF"/>
+            <w:tcMar>
+              <w:top w:w="100" w:type="dxa"/>
+              <w:bottom w:w="100" w:type="dxa"/>
+              <w:left w:w="120" w:type="dxa"/>
+              <w:right w:w="120" w:type="dxa"/>
+            </w:tcMar>
+            <w:tcBorders>
+              <w:top w:val="single" w:sz="4" w:space="0" w:color="CCCCCC"/>
+              <w:bottom w:val="single" w:sz="4" w:space="0" w:color="CCCCCC"/>
+              <w:left w:val="single" w:sz="4" w:space="0" w:color="CCCCCC"/>
+              <w:right w:val="single" w:sz="4" w:space="0" w:color="CCCCCC"/>
+            </w:tcBorders>
+          </w:tcPr>
+          <w:p>
+            <w:pPr>
+              <w:spacing w:before="60" w:after="60" w:line="252" w:lineRule="auto"/>
+              <w:jc w:val="left"/>
+            </w:pPr>
+            <w:r/>
+            <w:r>
+              <w:t>535.75</w:t>
+            </w:r>
+          </w:p>
+        </w:tc>
+        <w:tc>
+          <w:tcPr>
+            <w:tcW w:type="dxa" w:w="1152"/>
+            <w:shd w:fill="FFFFFF"/>
+            <w:tcMar>
+              <w:top w:w="100" w:type="dxa"/>
+              <w:bottom w:w="100" w:type="dxa"/>
+              <w:left w:w="120" w:type="dxa"/>
+              <w:right w:w="120" w:type="dxa"/>
+            </w:tcMar>
+            <w:tcBorders>
+              <w:top w:val="single" w:sz="4" w:space="0" w:color="CCCCCC"/>
+              <w:bottom w:val="single" w:sz="4" w:space="0" w:color="CCCCCC"/>
+              <w:left w:val="single" w:sz="4" w:space="0" w:color="CCCCCC"/>
+              <w:right w:val="single" w:sz="4" w:space="0" w:color="CCCCCC"/>
+            </w:tcBorders>
+          </w:tcPr>
+          <w:p>
+            <w:pPr>
+              <w:spacing w:before="60" w:after="60" w:line="252" w:lineRule="auto"/>
+              <w:jc w:val="left"/>
+            </w:pPr>
+            <w:r/>
+            <w:r>
+              <w:t>530.00</w:t>
+            </w:r>
+          </w:p>
+        </w:tc>
+        <w:tc>
+          <w:tcPr>
+            <w:tcW w:type="dxa" w:w="1728"/>
+            <w:shd w:fill="FFFFFF"/>
+            <w:tcMar>
+              <w:top w:w="100" w:type="dxa"/>
+              <w:bottom w:w="100" w:type="dxa"/>
+              <w:left w:w="120" w:type="dxa"/>
+              <w:right w:w="120" w:type="dxa"/>
+            </w:tcMar>
+            <w:tcBorders>
+              <w:top w:val="single" w:sz="4" w:space="0" w:color="CCCCCC"/>
+              <w:bottom w:val="single" w:sz="4" w:space="0" w:color="CCCCCC"/>
+              <w:left w:val="single" w:sz="4" w:space="0" w:color="CCCCCC"/>
+              <w:right w:val="single" w:sz="4" w:space="0" w:color="CCCCCC"/>
+            </w:tcBorders>
+          </w:tcPr>
+          <w:p>
+            <w:pPr>
+              <w:spacing w:before="60" w:after="60" w:line="252" w:lineRule="auto"/>
+              <w:jc w:val="left"/>
+            </w:pPr>
+            <w:r/>
+            <w:r>
+              <w:rPr>
+                <w:b/>
+              </w:rPr>
+              <w:t>532.25</w:t>
             </w:r>
           </w:p>
         </w:tc>
@@ -16920,7 +19740,7 @@
               <w:rPr>
                 <w:b/>
               </w:rPr>
-              <w:t>Wed 26/08</w:t>
+              <w:t>Fri 28/08</w:t>
             </w:r>
           </w:p>
         </w:tc>
@@ -16976,7 +19796,7 @@
             </w:pPr>
             <w:r/>
             <w:r>
-              <w:t>527.25</w:t>
+              <w:t>532.25</w:t>
             </w:r>
           </w:p>
         </w:tc>
@@ -17004,7 +19824,7 @@
             </w:pPr>
             <w:r/>
             <w:r>
-              <w:t>530.00</w:t>
+              <w:t>536.00</w:t>
             </w:r>
           </w:p>
         </w:tc>
@@ -17032,7 +19852,7 @@
             </w:pPr>
             <w:r/>
             <w:r>
-              <w:t>524.75</w:t>
+              <w:t>528.75</w:t>
             </w:r>
           </w:p>
         </w:tc>
@@ -17063,7 +19883,7 @@
               <w:rPr>
                 <w:b/>
               </w:rPr>
-              <w:t>526.75</w:t>
+              <w:t>532.00</w:t>
             </w:r>
           </w:p>
         </w:tc>
@@ -17071,241 +19891,6 @@
           <w:tcPr>
             <w:tcW w:type="dxa" w:w="3456"/>
             <w:shd w:fill="F8FAFC"/>
-            <w:tcMar>
-              <w:top w:w="100" w:type="dxa"/>
-              <w:bottom w:w="100" w:type="dxa"/>
-              <w:left w:w="120" w:type="dxa"/>
-              <w:right w:w="120" w:type="dxa"/>
-            </w:tcMar>
-            <w:tcBorders>
-              <w:top w:val="single" w:sz="4" w:space="0" w:color="CCCCCC"/>
-              <w:bottom w:val="single" w:sz="4" w:space="0" w:color="CCCCCC"/>
-              <w:left w:val="single" w:sz="4" w:space="0" w:color="CCCCCC"/>
-              <w:right w:val="single" w:sz="4" w:space="0" w:color="CCCCCC"/>
-            </w:tcBorders>
-          </w:tcPr>
-          <w:p>
-            <w:pPr>
-              <w:spacing w:before="60" w:after="60" w:line="252" w:lineRule="auto"/>
-              <w:jc w:val="left"/>
-            </w:pPr>
-            <w:r/>
-            <w:r>
-              <w:rPr>
-                <w:b/>
-              </w:rPr>
-              <w:t>-0.50</w:t>
-            </w:r>
-          </w:p>
-        </w:tc>
-        <w:tc>
-          <w:tcPr>
-            <w:tcW w:type="dxa" w:w="1440"/>
-            <w:shd w:fill="F8FAFC"/>
-            <w:tcMar>
-              <w:top w:w="100" w:type="dxa"/>
-              <w:bottom w:w="100" w:type="dxa"/>
-              <w:left w:w="120" w:type="dxa"/>
-              <w:right w:w="120" w:type="dxa"/>
-            </w:tcMar>
-            <w:tcBorders>
-              <w:top w:val="single" w:sz="4" w:space="0" w:color="CCCCCC"/>
-              <w:bottom w:val="single" w:sz="4" w:space="0" w:color="CCCCCC"/>
-              <w:left w:val="single" w:sz="4" w:space="0" w:color="CCCCCC"/>
-              <w:right w:val="single" w:sz="4" w:space="0" w:color="CCCCCC"/>
-            </w:tcBorders>
-          </w:tcPr>
-          <w:p>
-            <w:pPr>
-              <w:spacing w:before="60" w:after="60" w:line="252" w:lineRule="auto"/>
-              <w:jc w:val="left"/>
-            </w:pPr>
-            <w:r/>
-            <w:r>
-              <w:t>BEAR</w:t>
-            </w:r>
-          </w:p>
-        </w:tc>
-      </w:tr>
-      <w:tr>
-        <w:tc>
-          <w:tcPr>
-            <w:tcW w:type="dxa" w:w="1584"/>
-            <w:shd w:fill="FFFFFF"/>
-            <w:tcMar>
-              <w:top w:w="100" w:type="dxa"/>
-              <w:bottom w:w="100" w:type="dxa"/>
-              <w:left w:w="120" w:type="dxa"/>
-              <w:right w:w="120" w:type="dxa"/>
-            </w:tcMar>
-            <w:tcBorders>
-              <w:top w:val="single" w:sz="4" w:space="0" w:color="CCCCCC"/>
-              <w:bottom w:val="single" w:sz="4" w:space="0" w:color="CCCCCC"/>
-              <w:left w:val="single" w:sz="4" w:space="0" w:color="CCCCCC"/>
-              <w:right w:val="single" w:sz="4" w:space="0" w:color="CCCCCC"/>
-            </w:tcBorders>
-          </w:tcPr>
-          <w:p>
-            <w:pPr>
-              <w:spacing w:before="60" w:after="60" w:line="252" w:lineRule="auto"/>
-              <w:jc w:val="left"/>
-            </w:pPr>
-            <w:r/>
-            <w:r>
-              <w:rPr>
-                <w:b/>
-              </w:rPr>
-              <w:t>Wed 26/08</w:t>
-            </w:r>
-          </w:p>
-        </w:tc>
-        <w:tc>
-          <w:tcPr>
-            <w:tcW w:type="dxa" w:w="864"/>
-            <w:shd w:fill="FFFFFF"/>
-            <w:tcMar>
-              <w:top w:w="100" w:type="dxa"/>
-              <w:bottom w:w="100" w:type="dxa"/>
-              <w:left w:w="120" w:type="dxa"/>
-              <w:right w:w="120" w:type="dxa"/>
-            </w:tcMar>
-            <w:tcBorders>
-              <w:top w:val="single" w:sz="4" w:space="0" w:color="CCCCCC"/>
-              <w:bottom w:val="single" w:sz="4" w:space="0" w:color="CCCCCC"/>
-              <w:left w:val="single" w:sz="4" w:space="0" w:color="CCCCCC"/>
-              <w:right w:val="single" w:sz="4" w:space="0" w:color="CCCCCC"/>
-            </w:tcBorders>
-          </w:tcPr>
-          <w:p>
-            <w:pPr>
-              <w:spacing w:before="60" w:after="60" w:line="252" w:lineRule="auto"/>
-              <w:jc w:val="left"/>
-            </w:pPr>
-            <w:r/>
-            <w:r>
-              <w:t>Asia 11-15</w:t>
-            </w:r>
-          </w:p>
-        </w:tc>
-        <w:tc>
-          <w:tcPr>
-            <w:tcW w:type="dxa" w:w="1440"/>
-            <w:shd w:fill="FFFFFF"/>
-            <w:tcMar>
-              <w:top w:w="100" w:type="dxa"/>
-              <w:bottom w:w="100" w:type="dxa"/>
-              <w:left w:w="120" w:type="dxa"/>
-              <w:right w:w="120" w:type="dxa"/>
-            </w:tcMar>
-            <w:tcBorders>
-              <w:top w:val="single" w:sz="4" w:space="0" w:color="CCCCCC"/>
-              <w:bottom w:val="single" w:sz="4" w:space="0" w:color="CCCCCC"/>
-              <w:left w:val="single" w:sz="4" w:space="0" w:color="CCCCCC"/>
-              <w:right w:val="single" w:sz="4" w:space="0" w:color="CCCCCC"/>
-            </w:tcBorders>
-          </w:tcPr>
-          <w:p>
-            <w:pPr>
-              <w:spacing w:before="60" w:after="60" w:line="252" w:lineRule="auto"/>
-              <w:jc w:val="left"/>
-            </w:pPr>
-            <w:r/>
-            <w:r>
-              <w:t>526.75</w:t>
-            </w:r>
-          </w:p>
-        </w:tc>
-        <w:tc>
-          <w:tcPr>
-            <w:tcW w:type="dxa" w:w="2016"/>
-            <w:shd w:fill="FFFFFF"/>
-            <w:tcMar>
-              <w:top w:w="100" w:type="dxa"/>
-              <w:bottom w:w="100" w:type="dxa"/>
-              <w:left w:w="120" w:type="dxa"/>
-              <w:right w:w="120" w:type="dxa"/>
-            </w:tcMar>
-            <w:tcBorders>
-              <w:top w:val="single" w:sz="4" w:space="0" w:color="CCCCCC"/>
-              <w:bottom w:val="single" w:sz="4" w:space="0" w:color="CCCCCC"/>
-              <w:left w:val="single" w:sz="4" w:space="0" w:color="CCCCCC"/>
-              <w:right w:val="single" w:sz="4" w:space="0" w:color="CCCCCC"/>
-            </w:tcBorders>
-          </w:tcPr>
-          <w:p>
-            <w:pPr>
-              <w:spacing w:before="60" w:after="60" w:line="252" w:lineRule="auto"/>
-              <w:jc w:val="left"/>
-            </w:pPr>
-            <w:r/>
-            <w:r>
-              <w:t>529.75</w:t>
-            </w:r>
-          </w:p>
-        </w:tc>
-        <w:tc>
-          <w:tcPr>
-            <w:tcW w:type="dxa" w:w="1152"/>
-            <w:shd w:fill="FFFFFF"/>
-            <w:tcMar>
-              <w:top w:w="100" w:type="dxa"/>
-              <w:bottom w:w="100" w:type="dxa"/>
-              <w:left w:w="120" w:type="dxa"/>
-              <w:right w:w="120" w:type="dxa"/>
-            </w:tcMar>
-            <w:tcBorders>
-              <w:top w:val="single" w:sz="4" w:space="0" w:color="CCCCCC"/>
-              <w:bottom w:val="single" w:sz="4" w:space="0" w:color="CCCCCC"/>
-              <w:left w:val="single" w:sz="4" w:space="0" w:color="CCCCCC"/>
-              <w:right w:val="single" w:sz="4" w:space="0" w:color="CCCCCC"/>
-            </w:tcBorders>
-          </w:tcPr>
-          <w:p>
-            <w:pPr>
-              <w:spacing w:before="60" w:after="60" w:line="252" w:lineRule="auto"/>
-              <w:jc w:val="left"/>
-            </w:pPr>
-            <w:r/>
-            <w:r>
-              <w:t>523.50</w:t>
-            </w:r>
-          </w:p>
-        </w:tc>
-        <w:tc>
-          <w:tcPr>
-            <w:tcW w:type="dxa" w:w="1728"/>
-            <w:shd w:fill="FFFFFF"/>
-            <w:tcMar>
-              <w:top w:w="100" w:type="dxa"/>
-              <w:bottom w:w="100" w:type="dxa"/>
-              <w:left w:w="120" w:type="dxa"/>
-              <w:right w:w="120" w:type="dxa"/>
-            </w:tcMar>
-            <w:tcBorders>
-              <w:top w:val="single" w:sz="4" w:space="0" w:color="CCCCCC"/>
-              <w:bottom w:val="single" w:sz="4" w:space="0" w:color="CCCCCC"/>
-              <w:left w:val="single" w:sz="4" w:space="0" w:color="CCCCCC"/>
-              <w:right w:val="single" w:sz="4" w:space="0" w:color="CCCCCC"/>
-            </w:tcBorders>
-          </w:tcPr>
-          <w:p>
-            <w:pPr>
-              <w:spacing w:before="60" w:after="60" w:line="252" w:lineRule="auto"/>
-              <w:jc w:val="left"/>
-            </w:pPr>
-            <w:r/>
-            <w:r>
-              <w:rPr>
-                <w:b/>
-              </w:rPr>
-              <w:t>526.50</w:t>
-            </w:r>
-          </w:p>
-        </w:tc>
-        <w:tc>
-          <w:tcPr>
-            <w:tcW w:type="dxa" w:w="3456"/>
-            <w:shd w:fill="FFFFFF"/>
             <w:tcMar>
               <w:top w:w="100" w:type="dxa"/>
               <w:bottom w:w="100" w:type="dxa"/>
@@ -17336,7 +19921,7 @@
         <w:tc>
           <w:tcPr>
             <w:tcW w:type="dxa" w:w="1440"/>
-            <w:shd w:fill="FFFFFF"/>
+            <w:shd w:fill="F8FAFC"/>
             <w:tcMar>
               <w:top w:w="100" w:type="dxa"/>
               <w:bottom w:w="100" w:type="dxa"/>
@@ -17366,7 +19951,7 @@
         <w:tc>
           <w:tcPr>
             <w:tcW w:type="dxa" w:w="1584"/>
-            <w:shd w:fill="F8FAFC"/>
+            <w:shd w:fill="FFFFFF"/>
             <w:tcMar>
               <w:top w:w="100" w:type="dxa"/>
               <w:bottom w:w="100" w:type="dxa"/>
@@ -17390,126 +19975,126 @@
               <w:rPr>
                 <w:b/>
               </w:rPr>
-              <w:t>Wed 26/08</w:t>
+              <w:t>Fri 28/08</w:t>
             </w:r>
           </w:p>
         </w:tc>
         <w:tc>
           <w:tcPr>
             <w:tcW w:type="dxa" w:w="864"/>
-            <w:shd w:fill="F8FAFC"/>
-            <w:tcMar>
-              <w:top w:w="100" w:type="dxa"/>
-              <w:bottom w:w="100" w:type="dxa"/>
-              <w:left w:w="120" w:type="dxa"/>
-              <w:right w:w="120" w:type="dxa"/>
-            </w:tcMar>
-            <w:tcBorders>
-              <w:top w:val="single" w:sz="4" w:space="0" w:color="CCCCCC"/>
-              <w:bottom w:val="single" w:sz="4" w:space="0" w:color="CCCCCC"/>
-              <w:left w:val="single" w:sz="4" w:space="0" w:color="CCCCCC"/>
-              <w:right w:val="single" w:sz="4" w:space="0" w:color="CCCCCC"/>
-            </w:tcBorders>
-          </w:tcPr>
-          <w:p>
-            <w:pPr>
-              <w:spacing w:before="60" w:after="60" w:line="252" w:lineRule="auto"/>
-              <w:jc w:val="left"/>
-            </w:pPr>
-            <w:r/>
-            <w:r>
-              <w:t>London 15-19</w:t>
+            <w:shd w:fill="FFFFFF"/>
+            <w:tcMar>
+              <w:top w:w="100" w:type="dxa"/>
+              <w:bottom w:w="100" w:type="dxa"/>
+              <w:left w:w="120" w:type="dxa"/>
+              <w:right w:w="120" w:type="dxa"/>
+            </w:tcMar>
+            <w:tcBorders>
+              <w:top w:val="single" w:sz="4" w:space="0" w:color="CCCCCC"/>
+              <w:bottom w:val="single" w:sz="4" w:space="0" w:color="CCCCCC"/>
+              <w:left w:val="single" w:sz="4" w:space="0" w:color="CCCCCC"/>
+              <w:right w:val="single" w:sz="4" w:space="0" w:color="CCCCCC"/>
+            </w:tcBorders>
+          </w:tcPr>
+          <w:p>
+            <w:pPr>
+              <w:spacing w:before="60" w:after="60" w:line="252" w:lineRule="auto"/>
+              <w:jc w:val="left"/>
+            </w:pPr>
+            <w:r/>
+            <w:r>
+              <w:t>Asia 11-15</w:t>
             </w:r>
           </w:p>
         </w:tc>
         <w:tc>
           <w:tcPr>
             <w:tcW w:type="dxa" w:w="1440"/>
-            <w:shd w:fill="F8FAFC"/>
-            <w:tcMar>
-              <w:top w:w="100" w:type="dxa"/>
-              <w:bottom w:w="100" w:type="dxa"/>
-              <w:left w:w="120" w:type="dxa"/>
-              <w:right w:w="120" w:type="dxa"/>
-            </w:tcMar>
-            <w:tcBorders>
-              <w:top w:val="single" w:sz="4" w:space="0" w:color="CCCCCC"/>
-              <w:bottom w:val="single" w:sz="4" w:space="0" w:color="CCCCCC"/>
-              <w:left w:val="single" w:sz="4" w:space="0" w:color="CCCCCC"/>
-              <w:right w:val="single" w:sz="4" w:space="0" w:color="CCCCCC"/>
-            </w:tcBorders>
-          </w:tcPr>
-          <w:p>
-            <w:pPr>
-              <w:spacing w:before="60" w:after="60" w:line="252" w:lineRule="auto"/>
-              <w:jc w:val="left"/>
-            </w:pPr>
-            <w:r/>
-            <w:r>
-              <w:t>526.50</w:t>
+            <w:shd w:fill="FFFFFF"/>
+            <w:tcMar>
+              <w:top w:w="100" w:type="dxa"/>
+              <w:bottom w:w="100" w:type="dxa"/>
+              <w:left w:w="120" w:type="dxa"/>
+              <w:right w:w="120" w:type="dxa"/>
+            </w:tcMar>
+            <w:tcBorders>
+              <w:top w:val="single" w:sz="4" w:space="0" w:color="CCCCCC"/>
+              <w:bottom w:val="single" w:sz="4" w:space="0" w:color="CCCCCC"/>
+              <w:left w:val="single" w:sz="4" w:space="0" w:color="CCCCCC"/>
+              <w:right w:val="single" w:sz="4" w:space="0" w:color="CCCCCC"/>
+            </w:tcBorders>
+          </w:tcPr>
+          <w:p>
+            <w:pPr>
+              <w:spacing w:before="60" w:after="60" w:line="252" w:lineRule="auto"/>
+              <w:jc w:val="left"/>
+            </w:pPr>
+            <w:r/>
+            <w:r>
+              <w:t>532.00</w:t>
             </w:r>
           </w:p>
         </w:tc>
         <w:tc>
           <w:tcPr>
             <w:tcW w:type="dxa" w:w="2016"/>
-            <w:shd w:fill="F8FAFC"/>
-            <w:tcMar>
-              <w:top w:w="100" w:type="dxa"/>
-              <w:bottom w:w="100" w:type="dxa"/>
-              <w:left w:w="120" w:type="dxa"/>
-              <w:right w:w="120" w:type="dxa"/>
-            </w:tcMar>
-            <w:tcBorders>
-              <w:top w:val="single" w:sz="4" w:space="0" w:color="CCCCCC"/>
-              <w:bottom w:val="single" w:sz="4" w:space="0" w:color="CCCCCC"/>
-              <w:left w:val="single" w:sz="4" w:space="0" w:color="CCCCCC"/>
-              <w:right w:val="single" w:sz="4" w:space="0" w:color="CCCCCC"/>
-            </w:tcBorders>
-          </w:tcPr>
-          <w:p>
-            <w:pPr>
-              <w:spacing w:before="60" w:after="60" w:line="252" w:lineRule="auto"/>
-              <w:jc w:val="left"/>
-            </w:pPr>
-            <w:r/>
-            <w:r>
-              <w:t>530.50</w:t>
+            <w:shd w:fill="FFFFFF"/>
+            <w:tcMar>
+              <w:top w:w="100" w:type="dxa"/>
+              <w:bottom w:w="100" w:type="dxa"/>
+              <w:left w:w="120" w:type="dxa"/>
+              <w:right w:w="120" w:type="dxa"/>
+            </w:tcMar>
+            <w:tcBorders>
+              <w:top w:val="single" w:sz="4" w:space="0" w:color="CCCCCC"/>
+              <w:bottom w:val="single" w:sz="4" w:space="0" w:color="CCCCCC"/>
+              <w:left w:val="single" w:sz="4" w:space="0" w:color="CCCCCC"/>
+              <w:right w:val="single" w:sz="4" w:space="0" w:color="CCCCCC"/>
+            </w:tcBorders>
+          </w:tcPr>
+          <w:p>
+            <w:pPr>
+              <w:spacing w:before="60" w:after="60" w:line="252" w:lineRule="auto"/>
+              <w:jc w:val="left"/>
+            </w:pPr>
+            <w:r/>
+            <w:r>
+              <w:t>535.50</w:t>
             </w:r>
           </w:p>
         </w:tc>
         <w:tc>
           <w:tcPr>
             <w:tcW w:type="dxa" w:w="1152"/>
-            <w:shd w:fill="F8FAFC"/>
-            <w:tcMar>
-              <w:top w:w="100" w:type="dxa"/>
-              <w:bottom w:w="100" w:type="dxa"/>
-              <w:left w:w="120" w:type="dxa"/>
-              <w:right w:w="120" w:type="dxa"/>
-            </w:tcMar>
-            <w:tcBorders>
-              <w:top w:val="single" w:sz="4" w:space="0" w:color="CCCCCC"/>
-              <w:bottom w:val="single" w:sz="4" w:space="0" w:color="CCCCCC"/>
-              <w:left w:val="single" w:sz="4" w:space="0" w:color="CCCCCC"/>
-              <w:right w:val="single" w:sz="4" w:space="0" w:color="CCCCCC"/>
-            </w:tcBorders>
-          </w:tcPr>
-          <w:p>
-            <w:pPr>
-              <w:spacing w:before="60" w:after="60" w:line="252" w:lineRule="auto"/>
-              <w:jc w:val="left"/>
-            </w:pPr>
-            <w:r/>
-            <w:r>
-              <w:t>521.25</w:t>
+            <w:shd w:fill="FFFFFF"/>
+            <w:tcMar>
+              <w:top w:w="100" w:type="dxa"/>
+              <w:bottom w:w="100" w:type="dxa"/>
+              <w:left w:w="120" w:type="dxa"/>
+              <w:right w:w="120" w:type="dxa"/>
+            </w:tcMar>
+            <w:tcBorders>
+              <w:top w:val="single" w:sz="4" w:space="0" w:color="CCCCCC"/>
+              <w:bottom w:val="single" w:sz="4" w:space="0" w:color="CCCCCC"/>
+              <w:left w:val="single" w:sz="4" w:space="0" w:color="CCCCCC"/>
+              <w:right w:val="single" w:sz="4" w:space="0" w:color="CCCCCC"/>
+            </w:tcBorders>
+          </w:tcPr>
+          <w:p>
+            <w:pPr>
+              <w:spacing w:before="60" w:after="60" w:line="252" w:lineRule="auto"/>
+              <w:jc w:val="left"/>
+            </w:pPr>
+            <w:r/>
+            <w:r>
+              <w:t>528.75</w:t>
             </w:r>
           </w:p>
         </w:tc>
         <w:tc>
           <w:tcPr>
             <w:tcW w:type="dxa" w:w="1728"/>
-            <w:shd w:fill="F8FAFC"/>
+            <w:shd w:fill="FFFFFF"/>
             <w:tcMar>
               <w:top w:w="100" w:type="dxa"/>
               <w:bottom w:w="100" w:type="dxa"/>
@@ -17533,7 +20118,712 @@
               <w:rPr>
                 <w:b/>
               </w:rPr>
-              <w:t>527.00</w:t>
+              <w:t>531.75</w:t>
+            </w:r>
+          </w:p>
+        </w:tc>
+        <w:tc>
+          <w:tcPr>
+            <w:tcW w:type="dxa" w:w="3456"/>
+            <w:shd w:fill="FFFFFF"/>
+            <w:tcMar>
+              <w:top w:w="100" w:type="dxa"/>
+              <w:bottom w:w="100" w:type="dxa"/>
+              <w:left w:w="120" w:type="dxa"/>
+              <w:right w:w="120" w:type="dxa"/>
+            </w:tcMar>
+            <w:tcBorders>
+              <w:top w:val="single" w:sz="4" w:space="0" w:color="CCCCCC"/>
+              <w:bottom w:val="single" w:sz="4" w:space="0" w:color="CCCCCC"/>
+              <w:left w:val="single" w:sz="4" w:space="0" w:color="CCCCCC"/>
+              <w:right w:val="single" w:sz="4" w:space="0" w:color="CCCCCC"/>
+            </w:tcBorders>
+          </w:tcPr>
+          <w:p>
+            <w:pPr>
+              <w:spacing w:before="60" w:after="60" w:line="252" w:lineRule="auto"/>
+              <w:jc w:val="left"/>
+            </w:pPr>
+            <w:r/>
+            <w:r>
+              <w:rPr>
+                <w:b/>
+              </w:rPr>
+              <w:t>-0.25</w:t>
+            </w:r>
+          </w:p>
+        </w:tc>
+        <w:tc>
+          <w:tcPr>
+            <w:tcW w:type="dxa" w:w="1440"/>
+            <w:shd w:fill="FFFFFF"/>
+            <w:tcMar>
+              <w:top w:w="100" w:type="dxa"/>
+              <w:bottom w:w="100" w:type="dxa"/>
+              <w:left w:w="120" w:type="dxa"/>
+              <w:right w:w="120" w:type="dxa"/>
+            </w:tcMar>
+            <w:tcBorders>
+              <w:top w:val="single" w:sz="4" w:space="0" w:color="CCCCCC"/>
+              <w:bottom w:val="single" w:sz="4" w:space="0" w:color="CCCCCC"/>
+              <w:left w:val="single" w:sz="4" w:space="0" w:color="CCCCCC"/>
+              <w:right w:val="single" w:sz="4" w:space="0" w:color="CCCCCC"/>
+            </w:tcBorders>
+          </w:tcPr>
+          <w:p>
+            <w:pPr>
+              <w:spacing w:before="60" w:after="60" w:line="252" w:lineRule="auto"/>
+              <w:jc w:val="left"/>
+            </w:pPr>
+            <w:r/>
+            <w:r>
+              <w:t>BEAR</w:t>
+            </w:r>
+          </w:p>
+        </w:tc>
+      </w:tr>
+      <w:tr>
+        <w:tc>
+          <w:tcPr>
+            <w:tcW w:type="dxa" w:w="1584"/>
+            <w:shd w:fill="F8FAFC"/>
+            <w:tcMar>
+              <w:top w:w="100" w:type="dxa"/>
+              <w:bottom w:w="100" w:type="dxa"/>
+              <w:left w:w="120" w:type="dxa"/>
+              <w:right w:w="120" w:type="dxa"/>
+            </w:tcMar>
+            <w:tcBorders>
+              <w:top w:val="single" w:sz="4" w:space="0" w:color="CCCCCC"/>
+              <w:bottom w:val="single" w:sz="4" w:space="0" w:color="CCCCCC"/>
+              <w:left w:val="single" w:sz="4" w:space="0" w:color="CCCCCC"/>
+              <w:right w:val="single" w:sz="4" w:space="0" w:color="CCCCCC"/>
+            </w:tcBorders>
+          </w:tcPr>
+          <w:p>
+            <w:pPr>
+              <w:spacing w:before="60" w:after="60" w:line="252" w:lineRule="auto"/>
+              <w:jc w:val="left"/>
+            </w:pPr>
+            <w:r/>
+            <w:r>
+              <w:rPr>
+                <w:b/>
+              </w:rPr>
+              <w:t>Fri 28/08</w:t>
+            </w:r>
+          </w:p>
+        </w:tc>
+        <w:tc>
+          <w:tcPr>
+            <w:tcW w:type="dxa" w:w="864"/>
+            <w:shd w:fill="F8FAFC"/>
+            <w:tcMar>
+              <w:top w:w="100" w:type="dxa"/>
+              <w:bottom w:w="100" w:type="dxa"/>
+              <w:left w:w="120" w:type="dxa"/>
+              <w:right w:w="120" w:type="dxa"/>
+            </w:tcMar>
+            <w:tcBorders>
+              <w:top w:val="single" w:sz="4" w:space="0" w:color="CCCCCC"/>
+              <w:bottom w:val="single" w:sz="4" w:space="0" w:color="CCCCCC"/>
+              <w:left w:val="single" w:sz="4" w:space="0" w:color="CCCCCC"/>
+              <w:right w:val="single" w:sz="4" w:space="0" w:color="CCCCCC"/>
+            </w:tcBorders>
+          </w:tcPr>
+          <w:p>
+            <w:pPr>
+              <w:spacing w:before="60" w:after="60" w:line="252" w:lineRule="auto"/>
+              <w:jc w:val="left"/>
+            </w:pPr>
+            <w:r/>
+            <w:r>
+              <w:t>London 15-19</w:t>
+            </w:r>
+          </w:p>
+        </w:tc>
+        <w:tc>
+          <w:tcPr>
+            <w:tcW w:type="dxa" w:w="1440"/>
+            <w:shd w:fill="F8FAFC"/>
+            <w:tcMar>
+              <w:top w:w="100" w:type="dxa"/>
+              <w:bottom w:w="100" w:type="dxa"/>
+              <w:left w:w="120" w:type="dxa"/>
+              <w:right w:w="120" w:type="dxa"/>
+            </w:tcMar>
+            <w:tcBorders>
+              <w:top w:val="single" w:sz="4" w:space="0" w:color="CCCCCC"/>
+              <w:bottom w:val="single" w:sz="4" w:space="0" w:color="CCCCCC"/>
+              <w:left w:val="single" w:sz="4" w:space="0" w:color="CCCCCC"/>
+              <w:right w:val="single" w:sz="4" w:space="0" w:color="CCCCCC"/>
+            </w:tcBorders>
+          </w:tcPr>
+          <w:p>
+            <w:pPr>
+              <w:spacing w:before="60" w:after="60" w:line="252" w:lineRule="auto"/>
+              <w:jc w:val="left"/>
+            </w:pPr>
+            <w:r/>
+            <w:r>
+              <w:t>531.75</w:t>
+            </w:r>
+          </w:p>
+        </w:tc>
+        <w:tc>
+          <w:tcPr>
+            <w:tcW w:type="dxa" w:w="2016"/>
+            <w:shd w:fill="F8FAFC"/>
+            <w:tcMar>
+              <w:top w:w="100" w:type="dxa"/>
+              <w:bottom w:w="100" w:type="dxa"/>
+              <w:left w:w="120" w:type="dxa"/>
+              <w:right w:w="120" w:type="dxa"/>
+            </w:tcMar>
+            <w:tcBorders>
+              <w:top w:val="single" w:sz="4" w:space="0" w:color="CCCCCC"/>
+              <w:bottom w:val="single" w:sz="4" w:space="0" w:color="CCCCCC"/>
+              <w:left w:val="single" w:sz="4" w:space="0" w:color="CCCCCC"/>
+              <w:right w:val="single" w:sz="4" w:space="0" w:color="CCCCCC"/>
+            </w:tcBorders>
+          </w:tcPr>
+          <w:p>
+            <w:pPr>
+              <w:spacing w:before="60" w:after="60" w:line="252" w:lineRule="auto"/>
+              <w:jc w:val="left"/>
+            </w:pPr>
+            <w:r/>
+            <w:r>
+              <w:t>534.75</w:t>
+            </w:r>
+          </w:p>
+        </w:tc>
+        <w:tc>
+          <w:tcPr>
+            <w:tcW w:type="dxa" w:w="1152"/>
+            <w:shd w:fill="F8FAFC"/>
+            <w:tcMar>
+              <w:top w:w="100" w:type="dxa"/>
+              <w:bottom w:w="100" w:type="dxa"/>
+              <w:left w:w="120" w:type="dxa"/>
+              <w:right w:w="120" w:type="dxa"/>
+            </w:tcMar>
+            <w:tcBorders>
+              <w:top w:val="single" w:sz="4" w:space="0" w:color="CCCCCC"/>
+              <w:bottom w:val="single" w:sz="4" w:space="0" w:color="CCCCCC"/>
+              <w:left w:val="single" w:sz="4" w:space="0" w:color="CCCCCC"/>
+              <w:right w:val="single" w:sz="4" w:space="0" w:color="CCCCCC"/>
+            </w:tcBorders>
+          </w:tcPr>
+          <w:p>
+            <w:pPr>
+              <w:spacing w:before="60" w:after="60" w:line="252" w:lineRule="auto"/>
+              <w:jc w:val="left"/>
+            </w:pPr>
+            <w:r/>
+            <w:r>
+              <w:t>529.00</w:t>
+            </w:r>
+          </w:p>
+        </w:tc>
+        <w:tc>
+          <w:tcPr>
+            <w:tcW w:type="dxa" w:w="1728"/>
+            <w:shd w:fill="F8FAFC"/>
+            <w:tcMar>
+              <w:top w:w="100" w:type="dxa"/>
+              <w:bottom w:w="100" w:type="dxa"/>
+              <w:left w:w="120" w:type="dxa"/>
+              <w:right w:w="120" w:type="dxa"/>
+            </w:tcMar>
+            <w:tcBorders>
+              <w:top w:val="single" w:sz="4" w:space="0" w:color="CCCCCC"/>
+              <w:bottom w:val="single" w:sz="4" w:space="0" w:color="CCCCCC"/>
+              <w:left w:val="single" w:sz="4" w:space="0" w:color="CCCCCC"/>
+              <w:right w:val="single" w:sz="4" w:space="0" w:color="CCCCCC"/>
+            </w:tcBorders>
+          </w:tcPr>
+          <w:p>
+            <w:pPr>
+              <w:spacing w:before="60" w:after="60" w:line="252" w:lineRule="auto"/>
+              <w:jc w:val="left"/>
+            </w:pPr>
+            <w:r/>
+            <w:r>
+              <w:rPr>
+                <w:b/>
+              </w:rPr>
+              <w:t>532.00</w:t>
+            </w:r>
+          </w:p>
+        </w:tc>
+        <w:tc>
+          <w:tcPr>
+            <w:tcW w:type="dxa" w:w="3456"/>
+            <w:shd w:fill="F8FAFC"/>
+            <w:tcMar>
+              <w:top w:w="100" w:type="dxa"/>
+              <w:bottom w:w="100" w:type="dxa"/>
+              <w:left w:w="120" w:type="dxa"/>
+              <w:right w:w="120" w:type="dxa"/>
+            </w:tcMar>
+            <w:tcBorders>
+              <w:top w:val="single" w:sz="4" w:space="0" w:color="CCCCCC"/>
+              <w:bottom w:val="single" w:sz="4" w:space="0" w:color="CCCCCC"/>
+              <w:left w:val="single" w:sz="4" w:space="0" w:color="CCCCCC"/>
+              <w:right w:val="single" w:sz="4" w:space="0" w:color="CCCCCC"/>
+            </w:tcBorders>
+          </w:tcPr>
+          <w:p>
+            <w:pPr>
+              <w:spacing w:before="60" w:after="60" w:line="252" w:lineRule="auto"/>
+              <w:jc w:val="left"/>
+            </w:pPr>
+            <w:r/>
+            <w:r>
+              <w:rPr>
+                <w:b/>
+              </w:rPr>
+              <w:t>+0.25</w:t>
+            </w:r>
+          </w:p>
+        </w:tc>
+        <w:tc>
+          <w:tcPr>
+            <w:tcW w:type="dxa" w:w="1440"/>
+            <w:shd w:fill="F8FAFC"/>
+            <w:tcMar>
+              <w:top w:w="100" w:type="dxa"/>
+              <w:bottom w:w="100" w:type="dxa"/>
+              <w:left w:w="120" w:type="dxa"/>
+              <w:right w:w="120" w:type="dxa"/>
+            </w:tcMar>
+            <w:tcBorders>
+              <w:top w:val="single" w:sz="4" w:space="0" w:color="CCCCCC"/>
+              <w:bottom w:val="single" w:sz="4" w:space="0" w:color="CCCCCC"/>
+              <w:left w:val="single" w:sz="4" w:space="0" w:color="CCCCCC"/>
+              <w:right w:val="single" w:sz="4" w:space="0" w:color="CCCCCC"/>
+            </w:tcBorders>
+          </w:tcPr>
+          <w:p>
+            <w:pPr>
+              <w:spacing w:before="60" w:after="60" w:line="252" w:lineRule="auto"/>
+              <w:jc w:val="left"/>
+            </w:pPr>
+            <w:r/>
+            <w:r>
+              <w:t>BULL</w:t>
+            </w:r>
+          </w:p>
+        </w:tc>
+      </w:tr>
+      <w:tr>
+        <w:tc>
+          <w:tcPr>
+            <w:tcW w:type="dxa" w:w="1584"/>
+            <w:shd w:fill="FFFFFF"/>
+            <w:tcMar>
+              <w:top w:w="100" w:type="dxa"/>
+              <w:bottom w:w="100" w:type="dxa"/>
+              <w:left w:w="120" w:type="dxa"/>
+              <w:right w:w="120" w:type="dxa"/>
+            </w:tcMar>
+            <w:tcBorders>
+              <w:top w:val="single" w:sz="4" w:space="0" w:color="CCCCCC"/>
+              <w:bottom w:val="single" w:sz="4" w:space="0" w:color="CCCCCC"/>
+              <w:left w:val="single" w:sz="4" w:space="0" w:color="CCCCCC"/>
+              <w:right w:val="single" w:sz="4" w:space="0" w:color="CCCCCC"/>
+            </w:tcBorders>
+          </w:tcPr>
+          <w:p>
+            <w:pPr>
+              <w:spacing w:before="60" w:after="60" w:line="252" w:lineRule="auto"/>
+              <w:jc w:val="left"/>
+            </w:pPr>
+            <w:r/>
+            <w:r>
+              <w:rPr>
+                <w:b/>
+              </w:rPr>
+              <w:t>Fri 28/08</w:t>
+            </w:r>
+          </w:p>
+        </w:tc>
+        <w:tc>
+          <w:tcPr>
+            <w:tcW w:type="dxa" w:w="864"/>
+            <w:shd w:fill="FFFFFF"/>
+            <w:tcMar>
+              <w:top w:w="100" w:type="dxa"/>
+              <w:bottom w:w="100" w:type="dxa"/>
+              <w:left w:w="120" w:type="dxa"/>
+              <w:right w:w="120" w:type="dxa"/>
+            </w:tcMar>
+            <w:tcBorders>
+              <w:top w:val="single" w:sz="4" w:space="0" w:color="CCCCCC"/>
+              <w:bottom w:val="single" w:sz="4" w:space="0" w:color="CCCCCC"/>
+              <w:left w:val="single" w:sz="4" w:space="0" w:color="CCCCCC"/>
+              <w:right w:val="single" w:sz="4" w:space="0" w:color="CCCCCC"/>
+            </w:tcBorders>
+          </w:tcPr>
+          <w:p>
+            <w:pPr>
+              <w:spacing w:before="60" w:after="60" w:line="252" w:lineRule="auto"/>
+              <w:jc w:val="left"/>
+            </w:pPr>
+            <w:r/>
+            <w:r>
+              <w:t>Pre-NY 19-21</w:t>
+            </w:r>
+          </w:p>
+        </w:tc>
+        <w:tc>
+          <w:tcPr>
+            <w:tcW w:type="dxa" w:w="1440"/>
+            <w:shd w:fill="FFFFFF"/>
+            <w:tcMar>
+              <w:top w:w="100" w:type="dxa"/>
+              <w:bottom w:w="100" w:type="dxa"/>
+              <w:left w:w="120" w:type="dxa"/>
+              <w:right w:w="120" w:type="dxa"/>
+            </w:tcMar>
+            <w:tcBorders>
+              <w:top w:val="single" w:sz="4" w:space="0" w:color="CCCCCC"/>
+              <w:bottom w:val="single" w:sz="4" w:space="0" w:color="CCCCCC"/>
+              <w:left w:val="single" w:sz="4" w:space="0" w:color="CCCCCC"/>
+              <w:right w:val="single" w:sz="4" w:space="0" w:color="CCCCCC"/>
+            </w:tcBorders>
+          </w:tcPr>
+          <w:p>
+            <w:pPr>
+              <w:spacing w:before="60" w:after="60" w:line="252" w:lineRule="auto"/>
+              <w:jc w:val="left"/>
+            </w:pPr>
+            <w:r/>
+            <w:r>
+              <w:t>532.00</w:t>
+            </w:r>
+          </w:p>
+        </w:tc>
+        <w:tc>
+          <w:tcPr>
+            <w:tcW w:type="dxa" w:w="2016"/>
+            <w:shd w:fill="FFFFFF"/>
+            <w:tcMar>
+              <w:top w:w="100" w:type="dxa"/>
+              <w:bottom w:w="100" w:type="dxa"/>
+              <w:left w:w="120" w:type="dxa"/>
+              <w:right w:w="120" w:type="dxa"/>
+            </w:tcMar>
+            <w:tcBorders>
+              <w:top w:val="single" w:sz="4" w:space="0" w:color="CCCCCC"/>
+              <w:bottom w:val="single" w:sz="4" w:space="0" w:color="CCCCCC"/>
+              <w:left w:val="single" w:sz="4" w:space="0" w:color="CCCCCC"/>
+              <w:right w:val="single" w:sz="4" w:space="0" w:color="CCCCCC"/>
+            </w:tcBorders>
+          </w:tcPr>
+          <w:p>
+            <w:pPr>
+              <w:spacing w:before="60" w:after="60" w:line="252" w:lineRule="auto"/>
+              <w:jc w:val="left"/>
+            </w:pPr>
+            <w:r/>
+            <w:r>
+              <w:t>535.00</w:t>
+            </w:r>
+          </w:p>
+        </w:tc>
+        <w:tc>
+          <w:tcPr>
+            <w:tcW w:type="dxa" w:w="1152"/>
+            <w:shd w:fill="FFFFFF"/>
+            <w:tcMar>
+              <w:top w:w="100" w:type="dxa"/>
+              <w:bottom w:w="100" w:type="dxa"/>
+              <w:left w:w="120" w:type="dxa"/>
+              <w:right w:w="120" w:type="dxa"/>
+            </w:tcMar>
+            <w:tcBorders>
+              <w:top w:val="single" w:sz="4" w:space="0" w:color="CCCCCC"/>
+              <w:bottom w:val="single" w:sz="4" w:space="0" w:color="CCCCCC"/>
+              <w:left w:val="single" w:sz="4" w:space="0" w:color="CCCCCC"/>
+              <w:right w:val="single" w:sz="4" w:space="0" w:color="CCCCCC"/>
+            </w:tcBorders>
+          </w:tcPr>
+          <w:p>
+            <w:pPr>
+              <w:spacing w:before="60" w:after="60" w:line="252" w:lineRule="auto"/>
+              <w:jc w:val="left"/>
+            </w:pPr>
+            <w:r/>
+            <w:r>
+              <w:t>529.25</w:t>
+            </w:r>
+          </w:p>
+        </w:tc>
+        <w:tc>
+          <w:tcPr>
+            <w:tcW w:type="dxa" w:w="1728"/>
+            <w:shd w:fill="FFFFFF"/>
+            <w:tcMar>
+              <w:top w:w="100" w:type="dxa"/>
+              <w:bottom w:w="100" w:type="dxa"/>
+              <w:left w:w="120" w:type="dxa"/>
+              <w:right w:w="120" w:type="dxa"/>
+            </w:tcMar>
+            <w:tcBorders>
+              <w:top w:val="single" w:sz="4" w:space="0" w:color="CCCCCC"/>
+              <w:bottom w:val="single" w:sz="4" w:space="0" w:color="CCCCCC"/>
+              <w:left w:val="single" w:sz="4" w:space="0" w:color="CCCCCC"/>
+              <w:right w:val="single" w:sz="4" w:space="0" w:color="CCCCCC"/>
+            </w:tcBorders>
+          </w:tcPr>
+          <w:p>
+            <w:pPr>
+              <w:spacing w:before="60" w:after="60" w:line="252" w:lineRule="auto"/>
+              <w:jc w:val="left"/>
+            </w:pPr>
+            <w:r/>
+            <w:r>
+              <w:rPr>
+                <w:b/>
+              </w:rPr>
+              <w:t>532.00</w:t>
+            </w:r>
+          </w:p>
+        </w:tc>
+        <w:tc>
+          <w:tcPr>
+            <w:tcW w:type="dxa" w:w="3456"/>
+            <w:shd w:fill="FFFFFF"/>
+            <w:tcMar>
+              <w:top w:w="100" w:type="dxa"/>
+              <w:bottom w:w="100" w:type="dxa"/>
+              <w:left w:w="120" w:type="dxa"/>
+              <w:right w:w="120" w:type="dxa"/>
+            </w:tcMar>
+            <w:tcBorders>
+              <w:top w:val="single" w:sz="4" w:space="0" w:color="CCCCCC"/>
+              <w:bottom w:val="single" w:sz="4" w:space="0" w:color="CCCCCC"/>
+              <w:left w:val="single" w:sz="4" w:space="0" w:color="CCCCCC"/>
+              <w:right w:val="single" w:sz="4" w:space="0" w:color="CCCCCC"/>
+            </w:tcBorders>
+          </w:tcPr>
+          <w:p>
+            <w:pPr>
+              <w:spacing w:before="60" w:after="60" w:line="252" w:lineRule="auto"/>
+              <w:jc w:val="left"/>
+            </w:pPr>
+            <w:r/>
+            <w:r>
+              <w:rPr>
+                <w:b/>
+              </w:rPr>
+              <w:t>+0.00</w:t>
+            </w:r>
+          </w:p>
+        </w:tc>
+        <w:tc>
+          <w:tcPr>
+            <w:tcW w:type="dxa" w:w="1440"/>
+            <w:shd w:fill="FFFFFF"/>
+            <w:tcMar>
+              <w:top w:w="100" w:type="dxa"/>
+              <w:bottom w:w="100" w:type="dxa"/>
+              <w:left w:w="120" w:type="dxa"/>
+              <w:right w:w="120" w:type="dxa"/>
+            </w:tcMar>
+            <w:tcBorders>
+              <w:top w:val="single" w:sz="4" w:space="0" w:color="CCCCCC"/>
+              <w:bottom w:val="single" w:sz="4" w:space="0" w:color="CCCCCC"/>
+              <w:left w:val="single" w:sz="4" w:space="0" w:color="CCCCCC"/>
+              <w:right w:val="single" w:sz="4" w:space="0" w:color="CCCCCC"/>
+            </w:tcBorders>
+          </w:tcPr>
+          <w:p>
+            <w:pPr>
+              <w:spacing w:before="60" w:after="60" w:line="252" w:lineRule="auto"/>
+              <w:jc w:val="left"/>
+            </w:pPr>
+            <w:r/>
+            <w:r>
+              <w:t>BEAR</w:t>
+            </w:r>
+          </w:p>
+        </w:tc>
+      </w:tr>
+      <w:tr>
+        <w:tc>
+          <w:tcPr>
+            <w:tcW w:type="dxa" w:w="1584"/>
+            <w:shd w:fill="F8FAFC"/>
+            <w:tcMar>
+              <w:top w:w="100" w:type="dxa"/>
+              <w:bottom w:w="100" w:type="dxa"/>
+              <w:left w:w="120" w:type="dxa"/>
+              <w:right w:w="120" w:type="dxa"/>
+            </w:tcMar>
+            <w:tcBorders>
+              <w:top w:val="single" w:sz="4" w:space="0" w:color="CCCCCC"/>
+              <w:bottom w:val="single" w:sz="4" w:space="0" w:color="CCCCCC"/>
+              <w:left w:val="single" w:sz="4" w:space="0" w:color="CCCCCC"/>
+              <w:right w:val="single" w:sz="4" w:space="0" w:color="CCCCCC"/>
+            </w:tcBorders>
+          </w:tcPr>
+          <w:p>
+            <w:pPr>
+              <w:spacing w:before="60" w:after="60" w:line="252" w:lineRule="auto"/>
+              <w:jc w:val="left"/>
+            </w:pPr>
+            <w:r/>
+            <w:r>
+              <w:rPr>
+                <w:b/>
+              </w:rPr>
+              <w:t>Fri 28/08</w:t>
+            </w:r>
+          </w:p>
+        </w:tc>
+        <w:tc>
+          <w:tcPr>
+            <w:tcW w:type="dxa" w:w="864"/>
+            <w:shd w:fill="F8FAFC"/>
+            <w:tcMar>
+              <w:top w:w="100" w:type="dxa"/>
+              <w:bottom w:w="100" w:type="dxa"/>
+              <w:left w:w="120" w:type="dxa"/>
+              <w:right w:w="120" w:type="dxa"/>
+            </w:tcMar>
+            <w:tcBorders>
+              <w:top w:val="single" w:sz="4" w:space="0" w:color="CCCCCC"/>
+              <w:bottom w:val="single" w:sz="4" w:space="0" w:color="CCCCCC"/>
+              <w:left w:val="single" w:sz="4" w:space="0" w:color="CCCCCC"/>
+              <w:right w:val="single" w:sz="4" w:space="0" w:color="CCCCCC"/>
+            </w:tcBorders>
+          </w:tcPr>
+          <w:p>
+            <w:pPr>
+              <w:spacing w:before="60" w:after="60" w:line="252" w:lineRule="auto"/>
+              <w:jc w:val="left"/>
+            </w:pPr>
+            <w:r/>
+            <w:r>
+              <w:t>NY Open 21-23</w:t>
+            </w:r>
+          </w:p>
+        </w:tc>
+        <w:tc>
+          <w:tcPr>
+            <w:tcW w:type="dxa" w:w="1440"/>
+            <w:shd w:fill="F8FAFC"/>
+            <w:tcMar>
+              <w:top w:w="100" w:type="dxa"/>
+              <w:bottom w:w="100" w:type="dxa"/>
+              <w:left w:w="120" w:type="dxa"/>
+              <w:right w:w="120" w:type="dxa"/>
+            </w:tcMar>
+            <w:tcBorders>
+              <w:top w:val="single" w:sz="4" w:space="0" w:color="CCCCCC"/>
+              <w:bottom w:val="single" w:sz="4" w:space="0" w:color="CCCCCC"/>
+              <w:left w:val="single" w:sz="4" w:space="0" w:color="CCCCCC"/>
+              <w:right w:val="single" w:sz="4" w:space="0" w:color="CCCCCC"/>
+            </w:tcBorders>
+          </w:tcPr>
+          <w:p>
+            <w:pPr>
+              <w:spacing w:before="60" w:after="60" w:line="252" w:lineRule="auto"/>
+              <w:jc w:val="left"/>
+            </w:pPr>
+            <w:r/>
+            <w:r>
+              <w:t>532.00</w:t>
+            </w:r>
+          </w:p>
+        </w:tc>
+        <w:tc>
+          <w:tcPr>
+            <w:tcW w:type="dxa" w:w="2016"/>
+            <w:shd w:fill="F8FAFC"/>
+            <w:tcMar>
+              <w:top w:w="100" w:type="dxa"/>
+              <w:bottom w:w="100" w:type="dxa"/>
+              <w:left w:w="120" w:type="dxa"/>
+              <w:right w:w="120" w:type="dxa"/>
+            </w:tcMar>
+            <w:tcBorders>
+              <w:top w:val="single" w:sz="4" w:space="0" w:color="CCCCCC"/>
+              <w:bottom w:val="single" w:sz="4" w:space="0" w:color="CCCCCC"/>
+              <w:left w:val="single" w:sz="4" w:space="0" w:color="CCCCCC"/>
+              <w:right w:val="single" w:sz="4" w:space="0" w:color="CCCCCC"/>
+            </w:tcBorders>
+          </w:tcPr>
+          <w:p>
+            <w:pPr>
+              <w:spacing w:before="60" w:after="60" w:line="252" w:lineRule="auto"/>
+              <w:jc w:val="left"/>
+            </w:pPr>
+            <w:r/>
+            <w:r>
+              <w:t>536.00</w:t>
+            </w:r>
+          </w:p>
+        </w:tc>
+        <w:tc>
+          <w:tcPr>
+            <w:tcW w:type="dxa" w:w="1152"/>
+            <w:shd w:fill="F8FAFC"/>
+            <w:tcMar>
+              <w:top w:w="100" w:type="dxa"/>
+              <w:bottom w:w="100" w:type="dxa"/>
+              <w:left w:w="120" w:type="dxa"/>
+              <w:right w:w="120" w:type="dxa"/>
+            </w:tcMar>
+            <w:tcBorders>
+              <w:top w:val="single" w:sz="4" w:space="0" w:color="CCCCCC"/>
+              <w:bottom w:val="single" w:sz="4" w:space="0" w:color="CCCCCC"/>
+              <w:left w:val="single" w:sz="4" w:space="0" w:color="CCCCCC"/>
+              <w:right w:val="single" w:sz="4" w:space="0" w:color="CCCCCC"/>
+            </w:tcBorders>
+          </w:tcPr>
+          <w:p>
+            <w:pPr>
+              <w:spacing w:before="60" w:after="60" w:line="252" w:lineRule="auto"/>
+              <w:jc w:val="left"/>
+            </w:pPr>
+            <w:r/>
+            <w:r>
+              <w:t>528.50</w:t>
+            </w:r>
+          </w:p>
+        </w:tc>
+        <w:tc>
+          <w:tcPr>
+            <w:tcW w:type="dxa" w:w="1728"/>
+            <w:shd w:fill="F8FAFC"/>
+            <w:tcMar>
+              <w:top w:w="100" w:type="dxa"/>
+              <w:bottom w:w="100" w:type="dxa"/>
+              <w:left w:w="120" w:type="dxa"/>
+              <w:right w:w="120" w:type="dxa"/>
+            </w:tcMar>
+            <w:tcBorders>
+              <w:top w:val="single" w:sz="4" w:space="0" w:color="CCCCCC"/>
+              <w:bottom w:val="single" w:sz="4" w:space="0" w:color="CCCCCC"/>
+              <w:left w:val="single" w:sz="4" w:space="0" w:color="CCCCCC"/>
+              <w:right w:val="single" w:sz="4" w:space="0" w:color="CCCCCC"/>
+            </w:tcBorders>
+          </w:tcPr>
+          <w:p>
+            <w:pPr>
+              <w:spacing w:before="60" w:after="60" w:line="252" w:lineRule="auto"/>
+              <w:jc w:val="left"/>
+            </w:pPr>
+            <w:r/>
+            <w:r>
+              <w:rPr>
+                <w:b/>
+              </w:rPr>
+              <w:t>532.50</w:t>
             </w:r>
           </w:p>
         </w:tc>
@@ -17625,7 +20915,7 @@
               <w:rPr>
                 <w:b/>
               </w:rPr>
-              <w:t>Wed 26/08</w:t>
+              <w:t>Fri 28/08</w:t>
             </w:r>
           </w:p>
         </w:tc>
@@ -17653,7 +20943,7 @@
             </w:pPr>
             <w:r/>
             <w:r>
-              <w:t>Pre-NY 19-21</w:t>
+              <w:t>NY Close 23-01</w:t>
             </w:r>
           </w:p>
         </w:tc>
@@ -17681,7 +20971,7 @@
             </w:pPr>
             <w:r/>
             <w:r>
-              <w:t>527.00</w:t>
+              <w:t>532.50</w:t>
             </w:r>
           </w:p>
         </w:tc>
@@ -17709,7 +20999,7 @@
             </w:pPr>
             <w:r/>
             <w:r>
-              <w:t>531.75</w:t>
+              <w:t>536.50</w:t>
             </w:r>
           </w:p>
         </w:tc>
@@ -17737,7 +21027,7 @@
             </w:pPr>
             <w:r/>
             <w:r>
-              <w:t>520.00</w:t>
+              <w:t>530.75</w:t>
             </w:r>
           </w:p>
         </w:tc>
@@ -17768,3297 +21058,7 @@
               <w:rPr>
                 <w:b/>
               </w:rPr>
-              <w:t>529.00</w:t>
-            </w:r>
-          </w:p>
-        </w:tc>
-        <w:tc>
-          <w:tcPr>
-            <w:tcW w:type="dxa" w:w="3456"/>
-            <w:shd w:fill="FFFFFF"/>
-            <w:tcMar>
-              <w:top w:w="100" w:type="dxa"/>
-              <w:bottom w:w="100" w:type="dxa"/>
-              <w:left w:w="120" w:type="dxa"/>
-              <w:right w:w="120" w:type="dxa"/>
-            </w:tcMar>
-            <w:tcBorders>
-              <w:top w:val="single" w:sz="4" w:space="0" w:color="CCCCCC"/>
-              <w:bottom w:val="single" w:sz="4" w:space="0" w:color="CCCCCC"/>
-              <w:left w:val="single" w:sz="4" w:space="0" w:color="CCCCCC"/>
-              <w:right w:val="single" w:sz="4" w:space="0" w:color="CCCCCC"/>
-            </w:tcBorders>
-          </w:tcPr>
-          <w:p>
-            <w:pPr>
-              <w:spacing w:before="60" w:after="60" w:line="252" w:lineRule="auto"/>
-              <w:jc w:val="left"/>
-            </w:pPr>
-            <w:r/>
-            <w:r>
-              <w:rPr>
-                <w:b/>
-              </w:rPr>
-              <w:t>+2.00</w:t>
-            </w:r>
-          </w:p>
-        </w:tc>
-        <w:tc>
-          <w:tcPr>
-            <w:tcW w:type="dxa" w:w="1440"/>
-            <w:shd w:fill="FFFFFF"/>
-            <w:tcMar>
-              <w:top w:w="100" w:type="dxa"/>
-              <w:bottom w:w="100" w:type="dxa"/>
-              <w:left w:w="120" w:type="dxa"/>
-              <w:right w:w="120" w:type="dxa"/>
-            </w:tcMar>
-            <w:tcBorders>
-              <w:top w:val="single" w:sz="4" w:space="0" w:color="CCCCCC"/>
-              <w:bottom w:val="single" w:sz="4" w:space="0" w:color="CCCCCC"/>
-              <w:left w:val="single" w:sz="4" w:space="0" w:color="CCCCCC"/>
-              <w:right w:val="single" w:sz="4" w:space="0" w:color="CCCCCC"/>
-            </w:tcBorders>
-          </w:tcPr>
-          <w:p>
-            <w:pPr>
-              <w:spacing w:before="60" w:after="60" w:line="252" w:lineRule="auto"/>
-              <w:jc w:val="left"/>
-            </w:pPr>
-            <w:r/>
-            <w:r>
-              <w:t>BULL</w:t>
-            </w:r>
-          </w:p>
-        </w:tc>
-      </w:tr>
-      <w:tr>
-        <w:tc>
-          <w:tcPr>
-            <w:tcW w:type="dxa" w:w="1584"/>
-            <w:shd w:fill="F8FAFC"/>
-            <w:tcMar>
-              <w:top w:w="100" w:type="dxa"/>
-              <w:bottom w:w="100" w:type="dxa"/>
-              <w:left w:w="120" w:type="dxa"/>
-              <w:right w:w="120" w:type="dxa"/>
-            </w:tcMar>
-            <w:tcBorders>
-              <w:top w:val="single" w:sz="4" w:space="0" w:color="CCCCCC"/>
-              <w:bottom w:val="single" w:sz="4" w:space="0" w:color="CCCCCC"/>
-              <w:left w:val="single" w:sz="4" w:space="0" w:color="CCCCCC"/>
-              <w:right w:val="single" w:sz="4" w:space="0" w:color="CCCCCC"/>
-            </w:tcBorders>
-          </w:tcPr>
-          <w:p>
-            <w:pPr>
-              <w:spacing w:before="60" w:after="60" w:line="252" w:lineRule="auto"/>
-              <w:jc w:val="left"/>
-            </w:pPr>
-            <w:r/>
-            <w:r>
-              <w:rPr>
-                <w:b/>
-              </w:rPr>
-              <w:t>Wed 26/08</w:t>
-            </w:r>
-          </w:p>
-        </w:tc>
-        <w:tc>
-          <w:tcPr>
-            <w:tcW w:type="dxa" w:w="864"/>
-            <w:shd w:fill="F8FAFC"/>
-            <w:tcMar>
-              <w:top w:w="100" w:type="dxa"/>
-              <w:bottom w:w="100" w:type="dxa"/>
-              <w:left w:w="120" w:type="dxa"/>
-              <w:right w:w="120" w:type="dxa"/>
-            </w:tcMar>
-            <w:tcBorders>
-              <w:top w:val="single" w:sz="4" w:space="0" w:color="CCCCCC"/>
-              <w:bottom w:val="single" w:sz="4" w:space="0" w:color="CCCCCC"/>
-              <w:left w:val="single" w:sz="4" w:space="0" w:color="CCCCCC"/>
-              <w:right w:val="single" w:sz="4" w:space="0" w:color="CCCCCC"/>
-            </w:tcBorders>
-          </w:tcPr>
-          <w:p>
-            <w:pPr>
-              <w:spacing w:before="60" w:after="60" w:line="252" w:lineRule="auto"/>
-              <w:jc w:val="left"/>
-            </w:pPr>
-            <w:r/>
-            <w:r>
-              <w:t>NY Open 21-23</w:t>
-            </w:r>
-          </w:p>
-        </w:tc>
-        <w:tc>
-          <w:tcPr>
-            <w:tcW w:type="dxa" w:w="1440"/>
-            <w:shd w:fill="F8FAFC"/>
-            <w:tcMar>
-              <w:top w:w="100" w:type="dxa"/>
-              <w:bottom w:w="100" w:type="dxa"/>
-              <w:left w:w="120" w:type="dxa"/>
-              <w:right w:w="120" w:type="dxa"/>
-            </w:tcMar>
-            <w:tcBorders>
-              <w:top w:val="single" w:sz="4" w:space="0" w:color="CCCCCC"/>
-              <w:bottom w:val="single" w:sz="4" w:space="0" w:color="CCCCCC"/>
-              <w:left w:val="single" w:sz="4" w:space="0" w:color="CCCCCC"/>
-              <w:right w:val="single" w:sz="4" w:space="0" w:color="CCCCCC"/>
-            </w:tcBorders>
-          </w:tcPr>
-          <w:p>
-            <w:pPr>
-              <w:spacing w:before="60" w:after="60" w:line="252" w:lineRule="auto"/>
-              <w:jc w:val="left"/>
-            </w:pPr>
-            <w:r/>
-            <w:r>
-              <w:t>529.00</w:t>
-            </w:r>
-          </w:p>
-        </w:tc>
-        <w:tc>
-          <w:tcPr>
-            <w:tcW w:type="dxa" w:w="2016"/>
-            <w:shd w:fill="F8FAFC"/>
-            <w:tcMar>
-              <w:top w:w="100" w:type="dxa"/>
-              <w:bottom w:w="100" w:type="dxa"/>
-              <w:left w:w="120" w:type="dxa"/>
-              <w:right w:w="120" w:type="dxa"/>
-            </w:tcMar>
-            <w:tcBorders>
-              <w:top w:val="single" w:sz="4" w:space="0" w:color="CCCCCC"/>
-              <w:bottom w:val="single" w:sz="4" w:space="0" w:color="CCCCCC"/>
-              <w:left w:val="single" w:sz="4" w:space="0" w:color="CCCCCC"/>
-              <w:right w:val="single" w:sz="4" w:space="0" w:color="CCCCCC"/>
-            </w:tcBorders>
-          </w:tcPr>
-          <w:p>
-            <w:pPr>
-              <w:spacing w:before="60" w:after="60" w:line="252" w:lineRule="auto"/>
-              <w:jc w:val="left"/>
-            </w:pPr>
-            <w:r/>
-            <w:r>
-              <w:t>537.00</w:t>
-            </w:r>
-          </w:p>
-        </w:tc>
-        <w:tc>
-          <w:tcPr>
-            <w:tcW w:type="dxa" w:w="1152"/>
-            <w:shd w:fill="F8FAFC"/>
-            <w:tcMar>
-              <w:top w:w="100" w:type="dxa"/>
-              <w:bottom w:w="100" w:type="dxa"/>
-              <w:left w:w="120" w:type="dxa"/>
-              <w:right w:w="120" w:type="dxa"/>
-            </w:tcMar>
-            <w:tcBorders>
-              <w:top w:val="single" w:sz="4" w:space="0" w:color="CCCCCC"/>
-              <w:bottom w:val="single" w:sz="4" w:space="0" w:color="CCCCCC"/>
-              <w:left w:val="single" w:sz="4" w:space="0" w:color="CCCCCC"/>
-              <w:right w:val="single" w:sz="4" w:space="0" w:color="CCCCCC"/>
-            </w:tcBorders>
-          </w:tcPr>
-          <w:p>
-            <w:pPr>
-              <w:spacing w:before="60" w:after="60" w:line="252" w:lineRule="auto"/>
-              <w:jc w:val="left"/>
-            </w:pPr>
-            <w:r/>
-            <w:r>
-              <w:t>522.00</w:t>
-            </w:r>
-          </w:p>
-        </w:tc>
-        <w:tc>
-          <w:tcPr>
-            <w:tcW w:type="dxa" w:w="1728"/>
-            <w:shd w:fill="F8FAFC"/>
-            <w:tcMar>
-              <w:top w:w="100" w:type="dxa"/>
-              <w:bottom w:w="100" w:type="dxa"/>
-              <w:left w:w="120" w:type="dxa"/>
-              <w:right w:w="120" w:type="dxa"/>
-            </w:tcMar>
-            <w:tcBorders>
-              <w:top w:val="single" w:sz="4" w:space="0" w:color="CCCCCC"/>
-              <w:bottom w:val="single" w:sz="4" w:space="0" w:color="CCCCCC"/>
-              <w:left w:val="single" w:sz="4" w:space="0" w:color="CCCCCC"/>
-              <w:right w:val="single" w:sz="4" w:space="0" w:color="CCCCCC"/>
-            </w:tcBorders>
-          </w:tcPr>
-          <w:p>
-            <w:pPr>
-              <w:spacing w:before="60" w:after="60" w:line="252" w:lineRule="auto"/>
-              <w:jc w:val="left"/>
-            </w:pPr>
-            <w:r/>
-            <w:r>
-              <w:rPr>
-                <w:b/>
-              </w:rPr>
-              <w:t>530.50</w:t>
-            </w:r>
-          </w:p>
-        </w:tc>
-        <w:tc>
-          <w:tcPr>
-            <w:tcW w:type="dxa" w:w="3456"/>
-            <w:shd w:fill="F8FAFC"/>
-            <w:tcMar>
-              <w:top w:w="100" w:type="dxa"/>
-              <w:bottom w:w="100" w:type="dxa"/>
-              <w:left w:w="120" w:type="dxa"/>
-              <w:right w:w="120" w:type="dxa"/>
-            </w:tcMar>
-            <w:tcBorders>
-              <w:top w:val="single" w:sz="4" w:space="0" w:color="CCCCCC"/>
-              <w:bottom w:val="single" w:sz="4" w:space="0" w:color="CCCCCC"/>
-              <w:left w:val="single" w:sz="4" w:space="0" w:color="CCCCCC"/>
-              <w:right w:val="single" w:sz="4" w:space="0" w:color="CCCCCC"/>
-            </w:tcBorders>
-          </w:tcPr>
-          <w:p>
-            <w:pPr>
-              <w:spacing w:before="60" w:after="60" w:line="252" w:lineRule="auto"/>
-              <w:jc w:val="left"/>
-            </w:pPr>
-            <w:r/>
-            <w:r>
-              <w:rPr>
-                <w:b/>
-              </w:rPr>
-              <w:t>+1.50</w:t>
-            </w:r>
-          </w:p>
-        </w:tc>
-        <w:tc>
-          <w:tcPr>
-            <w:tcW w:type="dxa" w:w="1440"/>
-            <w:shd w:fill="F8FAFC"/>
-            <w:tcMar>
-              <w:top w:w="100" w:type="dxa"/>
-              <w:bottom w:w="100" w:type="dxa"/>
-              <w:left w:w="120" w:type="dxa"/>
-              <w:right w:w="120" w:type="dxa"/>
-            </w:tcMar>
-            <w:tcBorders>
-              <w:top w:val="single" w:sz="4" w:space="0" w:color="CCCCCC"/>
-              <w:bottom w:val="single" w:sz="4" w:space="0" w:color="CCCCCC"/>
-              <w:left w:val="single" w:sz="4" w:space="0" w:color="CCCCCC"/>
-              <w:right w:val="single" w:sz="4" w:space="0" w:color="CCCCCC"/>
-            </w:tcBorders>
-          </w:tcPr>
-          <w:p>
-            <w:pPr>
-              <w:spacing w:before="60" w:after="60" w:line="252" w:lineRule="auto"/>
-              <w:jc w:val="left"/>
-            </w:pPr>
-            <w:r/>
-            <w:r>
-              <w:t>BULL</w:t>
-            </w:r>
-          </w:p>
-        </w:tc>
-      </w:tr>
-      <w:tr>
-        <w:tc>
-          <w:tcPr>
-            <w:tcW w:type="dxa" w:w="1584"/>
-            <w:shd w:fill="FFFFFF"/>
-            <w:tcMar>
-              <w:top w:w="100" w:type="dxa"/>
-              <w:bottom w:w="100" w:type="dxa"/>
-              <w:left w:w="120" w:type="dxa"/>
-              <w:right w:w="120" w:type="dxa"/>
-            </w:tcMar>
-            <w:tcBorders>
-              <w:top w:val="single" w:sz="4" w:space="0" w:color="CCCCCC"/>
-              <w:bottom w:val="single" w:sz="4" w:space="0" w:color="CCCCCC"/>
-              <w:left w:val="single" w:sz="4" w:space="0" w:color="CCCCCC"/>
-              <w:right w:val="single" w:sz="4" w:space="0" w:color="CCCCCC"/>
-            </w:tcBorders>
-          </w:tcPr>
-          <w:p>
-            <w:pPr>
-              <w:spacing w:before="60" w:after="60" w:line="252" w:lineRule="auto"/>
-              <w:jc w:val="left"/>
-            </w:pPr>
-            <w:r/>
-            <w:r>
-              <w:rPr>
-                <w:b/>
-              </w:rPr>
-              <w:t>Wed 26/08</w:t>
-            </w:r>
-          </w:p>
-        </w:tc>
-        <w:tc>
-          <w:tcPr>
-            <w:tcW w:type="dxa" w:w="864"/>
-            <w:shd w:fill="FFFFFF"/>
-            <w:tcMar>
-              <w:top w:w="100" w:type="dxa"/>
-              <w:bottom w:w="100" w:type="dxa"/>
-              <w:left w:w="120" w:type="dxa"/>
-              <w:right w:w="120" w:type="dxa"/>
-            </w:tcMar>
-            <w:tcBorders>
-              <w:top w:val="single" w:sz="4" w:space="0" w:color="CCCCCC"/>
-              <w:bottom w:val="single" w:sz="4" w:space="0" w:color="CCCCCC"/>
-              <w:left w:val="single" w:sz="4" w:space="0" w:color="CCCCCC"/>
-              <w:right w:val="single" w:sz="4" w:space="0" w:color="CCCCCC"/>
-            </w:tcBorders>
-          </w:tcPr>
-          <w:p>
-            <w:pPr>
-              <w:spacing w:before="60" w:after="60" w:line="252" w:lineRule="auto"/>
-              <w:jc w:val="left"/>
-            </w:pPr>
-            <w:r/>
-            <w:r>
-              <w:t>NY Close 23-01</w:t>
-            </w:r>
-          </w:p>
-        </w:tc>
-        <w:tc>
-          <w:tcPr>
-            <w:tcW w:type="dxa" w:w="1440"/>
-            <w:shd w:fill="FFFFFF"/>
-            <w:tcMar>
-              <w:top w:w="100" w:type="dxa"/>
-              <w:bottom w:w="100" w:type="dxa"/>
-              <w:left w:w="120" w:type="dxa"/>
-              <w:right w:w="120" w:type="dxa"/>
-            </w:tcMar>
-            <w:tcBorders>
-              <w:top w:val="single" w:sz="4" w:space="0" w:color="CCCCCC"/>
-              <w:bottom w:val="single" w:sz="4" w:space="0" w:color="CCCCCC"/>
-              <w:left w:val="single" w:sz="4" w:space="0" w:color="CCCCCC"/>
-              <w:right w:val="single" w:sz="4" w:space="0" w:color="CCCCCC"/>
-            </w:tcBorders>
-          </w:tcPr>
-          <w:p>
-            <w:pPr>
-              <w:spacing w:before="60" w:after="60" w:line="252" w:lineRule="auto"/>
-              <w:jc w:val="left"/>
-            </w:pPr>
-            <w:r/>
-            <w:r>
-              <w:t>530.50</w:t>
-            </w:r>
-          </w:p>
-        </w:tc>
-        <w:tc>
-          <w:tcPr>
-            <w:tcW w:type="dxa" w:w="2016"/>
-            <w:shd w:fill="FFFFFF"/>
-            <w:tcMar>
-              <w:top w:w="100" w:type="dxa"/>
-              <w:bottom w:w="100" w:type="dxa"/>
-              <w:left w:w="120" w:type="dxa"/>
-              <w:right w:w="120" w:type="dxa"/>
-            </w:tcMar>
-            <w:tcBorders>
-              <w:top w:val="single" w:sz="4" w:space="0" w:color="CCCCCC"/>
-              <w:bottom w:val="single" w:sz="4" w:space="0" w:color="CCCCCC"/>
-              <w:left w:val="single" w:sz="4" w:space="0" w:color="CCCCCC"/>
-              <w:right w:val="single" w:sz="4" w:space="0" w:color="CCCCCC"/>
-            </w:tcBorders>
-          </w:tcPr>
-          <w:p>
-            <w:pPr>
-              <w:spacing w:before="60" w:after="60" w:line="252" w:lineRule="auto"/>
-              <w:jc w:val="left"/>
-            </w:pPr>
-            <w:r/>
-            <w:r>
-              <w:t>535.00</w:t>
-            </w:r>
-          </w:p>
-        </w:tc>
-        <w:tc>
-          <w:tcPr>
-            <w:tcW w:type="dxa" w:w="1152"/>
-            <w:shd w:fill="FFFFFF"/>
-            <w:tcMar>
-              <w:top w:w="100" w:type="dxa"/>
-              <w:bottom w:w="100" w:type="dxa"/>
-              <w:left w:w="120" w:type="dxa"/>
-              <w:right w:w="120" w:type="dxa"/>
-            </w:tcMar>
-            <w:tcBorders>
-              <w:top w:val="single" w:sz="4" w:space="0" w:color="CCCCCC"/>
-              <w:bottom w:val="single" w:sz="4" w:space="0" w:color="CCCCCC"/>
-              <w:left w:val="single" w:sz="4" w:space="0" w:color="CCCCCC"/>
-              <w:right w:val="single" w:sz="4" w:space="0" w:color="CCCCCC"/>
-            </w:tcBorders>
-          </w:tcPr>
-          <w:p>
-            <w:pPr>
-              <w:spacing w:before="60" w:after="60" w:line="252" w:lineRule="auto"/>
-              <w:jc w:val="left"/>
-            </w:pPr>
-            <w:r/>
-            <w:r>
-              <w:t>526.25</w:t>
-            </w:r>
-          </w:p>
-        </w:tc>
-        <w:tc>
-          <w:tcPr>
-            <w:tcW w:type="dxa" w:w="1728"/>
-            <w:shd w:fill="FFFFFF"/>
-            <w:tcMar>
-              <w:top w:w="100" w:type="dxa"/>
-              <w:bottom w:w="100" w:type="dxa"/>
-              <w:left w:w="120" w:type="dxa"/>
-              <w:right w:w="120" w:type="dxa"/>
-            </w:tcMar>
-            <w:tcBorders>
-              <w:top w:val="single" w:sz="4" w:space="0" w:color="CCCCCC"/>
-              <w:bottom w:val="single" w:sz="4" w:space="0" w:color="CCCCCC"/>
-              <w:left w:val="single" w:sz="4" w:space="0" w:color="CCCCCC"/>
-              <w:right w:val="single" w:sz="4" w:space="0" w:color="CCCCCC"/>
-            </w:tcBorders>
-          </w:tcPr>
-          <w:p>
-            <w:pPr>
-              <w:spacing w:before="60" w:after="60" w:line="252" w:lineRule="auto"/>
-              <w:jc w:val="left"/>
-            </w:pPr>
-            <w:r/>
-            <w:r>
-              <w:rPr>
-                <w:b/>
-              </w:rPr>
-              <w:t>530.00</w:t>
-            </w:r>
-          </w:p>
-        </w:tc>
-        <w:tc>
-          <w:tcPr>
-            <w:tcW w:type="dxa" w:w="3456"/>
-            <w:shd w:fill="FFFFFF"/>
-            <w:tcMar>
-              <w:top w:w="100" w:type="dxa"/>
-              <w:bottom w:w="100" w:type="dxa"/>
-              <w:left w:w="120" w:type="dxa"/>
-              <w:right w:w="120" w:type="dxa"/>
-            </w:tcMar>
-            <w:tcBorders>
-              <w:top w:val="single" w:sz="4" w:space="0" w:color="CCCCCC"/>
-              <w:bottom w:val="single" w:sz="4" w:space="0" w:color="CCCCCC"/>
-              <w:left w:val="single" w:sz="4" w:space="0" w:color="CCCCCC"/>
-              <w:right w:val="single" w:sz="4" w:space="0" w:color="CCCCCC"/>
-            </w:tcBorders>
-          </w:tcPr>
-          <w:p>
-            <w:pPr>
-              <w:spacing w:before="60" w:after="60" w:line="252" w:lineRule="auto"/>
-              <w:jc w:val="left"/>
-            </w:pPr>
-            <w:r/>
-            <w:r>
-              <w:rPr>
-                <w:b/>
-              </w:rPr>
-              <w:t>-0.50</w:t>
-            </w:r>
-          </w:p>
-        </w:tc>
-        <w:tc>
-          <w:tcPr>
-            <w:tcW w:type="dxa" w:w="1440"/>
-            <w:shd w:fill="FFFFFF"/>
-            <w:tcMar>
-              <w:top w:w="100" w:type="dxa"/>
-              <w:bottom w:w="100" w:type="dxa"/>
-              <w:left w:w="120" w:type="dxa"/>
-              <w:right w:w="120" w:type="dxa"/>
-            </w:tcMar>
-            <w:tcBorders>
-              <w:top w:val="single" w:sz="4" w:space="0" w:color="CCCCCC"/>
-              <w:bottom w:val="single" w:sz="4" w:space="0" w:color="CCCCCC"/>
-              <w:left w:val="single" w:sz="4" w:space="0" w:color="CCCCCC"/>
-              <w:right w:val="single" w:sz="4" w:space="0" w:color="CCCCCC"/>
-            </w:tcBorders>
-          </w:tcPr>
-          <w:p>
-            <w:pPr>
-              <w:spacing w:before="60" w:after="60" w:line="252" w:lineRule="auto"/>
-              <w:jc w:val="left"/>
-            </w:pPr>
-            <w:r/>
-            <w:r>
-              <w:t>BEAR</w:t>
-            </w:r>
-          </w:p>
-        </w:tc>
-      </w:tr>
-      <w:tr>
-        <w:tc>
-          <w:tcPr>
-            <w:tcW w:type="dxa" w:w="1584"/>
-            <w:shd w:fill="F8FAFC"/>
-            <w:tcMar>
-              <w:top w:w="100" w:type="dxa"/>
-              <w:bottom w:w="100" w:type="dxa"/>
-              <w:left w:w="120" w:type="dxa"/>
-              <w:right w:w="120" w:type="dxa"/>
-            </w:tcMar>
-            <w:tcBorders>
-              <w:top w:val="single" w:sz="4" w:space="0" w:color="CCCCCC"/>
-              <w:bottom w:val="single" w:sz="4" w:space="0" w:color="CCCCCC"/>
-              <w:left w:val="single" w:sz="4" w:space="0" w:color="CCCCCC"/>
-              <w:right w:val="single" w:sz="4" w:space="0" w:color="CCCCCC"/>
-            </w:tcBorders>
-          </w:tcPr>
-          <w:p>
-            <w:pPr>
-              <w:spacing w:before="60" w:after="60" w:line="252" w:lineRule="auto"/>
-              <w:jc w:val="left"/>
-            </w:pPr>
-            <w:r/>
-            <w:r>
-              <w:rPr>
-                <w:b/>
-              </w:rPr>
-              <w:t>Thu 27/08</w:t>
-            </w:r>
-          </w:p>
-        </w:tc>
-        <w:tc>
-          <w:tcPr>
-            <w:tcW w:type="dxa" w:w="864"/>
-            <w:shd w:fill="F8FAFC"/>
-            <w:tcMar>
-              <w:top w:w="100" w:type="dxa"/>
-              <w:bottom w:w="100" w:type="dxa"/>
-              <w:left w:w="120" w:type="dxa"/>
-              <w:right w:w="120" w:type="dxa"/>
-            </w:tcMar>
-            <w:tcBorders>
-              <w:top w:val="single" w:sz="4" w:space="0" w:color="CCCCCC"/>
-              <w:bottom w:val="single" w:sz="4" w:space="0" w:color="CCCCCC"/>
-              <w:left w:val="single" w:sz="4" w:space="0" w:color="CCCCCC"/>
-              <w:right w:val="single" w:sz="4" w:space="0" w:color="CCCCCC"/>
-            </w:tcBorders>
-          </w:tcPr>
-          <w:p>
-            <w:pPr>
-              <w:spacing w:before="60" w:after="60" w:line="252" w:lineRule="auto"/>
-              <w:jc w:val="left"/>
-            </w:pPr>
-            <w:r/>
-            <w:r>
-              <w:t>Asia 07-11</w:t>
-            </w:r>
-          </w:p>
-        </w:tc>
-        <w:tc>
-          <w:tcPr>
-            <w:tcW w:type="dxa" w:w="1440"/>
-            <w:shd w:fill="F8FAFC"/>
-            <w:tcMar>
-              <w:top w:w="100" w:type="dxa"/>
-              <w:bottom w:w="100" w:type="dxa"/>
-              <w:left w:w="120" w:type="dxa"/>
-              <w:right w:w="120" w:type="dxa"/>
-            </w:tcMar>
-            <w:tcBorders>
-              <w:top w:val="single" w:sz="4" w:space="0" w:color="CCCCCC"/>
-              <w:bottom w:val="single" w:sz="4" w:space="0" w:color="CCCCCC"/>
-              <w:left w:val="single" w:sz="4" w:space="0" w:color="CCCCCC"/>
-              <w:right w:val="single" w:sz="4" w:space="0" w:color="CCCCCC"/>
-            </w:tcBorders>
-          </w:tcPr>
-          <w:p>
-            <w:pPr>
-              <w:spacing w:before="60" w:after="60" w:line="252" w:lineRule="auto"/>
-              <w:jc w:val="left"/>
-            </w:pPr>
-            <w:r/>
-            <w:r>
-              <w:t>530.00</w:t>
-            </w:r>
-          </w:p>
-        </w:tc>
-        <w:tc>
-          <w:tcPr>
-            <w:tcW w:type="dxa" w:w="2016"/>
-            <w:shd w:fill="F8FAFC"/>
-            <w:tcMar>
-              <w:top w:w="100" w:type="dxa"/>
-              <w:bottom w:w="100" w:type="dxa"/>
-              <w:left w:w="120" w:type="dxa"/>
-              <w:right w:w="120" w:type="dxa"/>
-            </w:tcMar>
-            <w:tcBorders>
-              <w:top w:val="single" w:sz="4" w:space="0" w:color="CCCCCC"/>
-              <w:bottom w:val="single" w:sz="4" w:space="0" w:color="CCCCCC"/>
-              <w:left w:val="single" w:sz="4" w:space="0" w:color="CCCCCC"/>
-              <w:right w:val="single" w:sz="4" w:space="0" w:color="CCCCCC"/>
-            </w:tcBorders>
-          </w:tcPr>
-          <w:p>
-            <w:pPr>
-              <w:spacing w:before="60" w:after="60" w:line="252" w:lineRule="auto"/>
-              <w:jc w:val="left"/>
-            </w:pPr>
-            <w:r/>
-            <w:r>
               <w:t>532.25</w:t>
-            </w:r>
-          </w:p>
-        </w:tc>
-        <w:tc>
-          <w:tcPr>
-            <w:tcW w:type="dxa" w:w="1152"/>
-            <w:shd w:fill="F8FAFC"/>
-            <w:tcMar>
-              <w:top w:w="100" w:type="dxa"/>
-              <w:bottom w:w="100" w:type="dxa"/>
-              <w:left w:w="120" w:type="dxa"/>
-              <w:right w:w="120" w:type="dxa"/>
-            </w:tcMar>
-            <w:tcBorders>
-              <w:top w:val="single" w:sz="4" w:space="0" w:color="CCCCCC"/>
-              <w:bottom w:val="single" w:sz="4" w:space="0" w:color="CCCCCC"/>
-              <w:left w:val="single" w:sz="4" w:space="0" w:color="CCCCCC"/>
-              <w:right w:val="single" w:sz="4" w:space="0" w:color="CCCCCC"/>
-            </w:tcBorders>
-          </w:tcPr>
-          <w:p>
-            <w:pPr>
-              <w:spacing w:before="60" w:after="60" w:line="252" w:lineRule="auto"/>
-              <w:jc w:val="left"/>
-            </w:pPr>
-            <w:r/>
-            <w:r>
-              <w:t>527.25</w:t>
-            </w:r>
-          </w:p>
-        </w:tc>
-        <w:tc>
-          <w:tcPr>
-            <w:tcW w:type="dxa" w:w="1728"/>
-            <w:shd w:fill="F8FAFC"/>
-            <w:tcMar>
-              <w:top w:w="100" w:type="dxa"/>
-              <w:bottom w:w="100" w:type="dxa"/>
-              <w:left w:w="120" w:type="dxa"/>
-              <w:right w:w="120" w:type="dxa"/>
-            </w:tcMar>
-            <w:tcBorders>
-              <w:top w:val="single" w:sz="4" w:space="0" w:color="CCCCCC"/>
-              <w:bottom w:val="single" w:sz="4" w:space="0" w:color="CCCCCC"/>
-              <w:left w:val="single" w:sz="4" w:space="0" w:color="CCCCCC"/>
-              <w:right w:val="single" w:sz="4" w:space="0" w:color="CCCCCC"/>
-            </w:tcBorders>
-          </w:tcPr>
-          <w:p>
-            <w:pPr>
-              <w:spacing w:before="60" w:after="60" w:line="252" w:lineRule="auto"/>
-              <w:jc w:val="left"/>
-            </w:pPr>
-            <w:r/>
-            <w:r>
-              <w:rPr>
-                <w:b/>
-              </w:rPr>
-              <w:t>529.75</w:t>
-            </w:r>
-          </w:p>
-        </w:tc>
-        <w:tc>
-          <w:tcPr>
-            <w:tcW w:type="dxa" w:w="3456"/>
-            <w:shd w:fill="F8FAFC"/>
-            <w:tcMar>
-              <w:top w:w="100" w:type="dxa"/>
-              <w:bottom w:w="100" w:type="dxa"/>
-              <w:left w:w="120" w:type="dxa"/>
-              <w:right w:w="120" w:type="dxa"/>
-            </w:tcMar>
-            <w:tcBorders>
-              <w:top w:val="single" w:sz="4" w:space="0" w:color="CCCCCC"/>
-              <w:bottom w:val="single" w:sz="4" w:space="0" w:color="CCCCCC"/>
-              <w:left w:val="single" w:sz="4" w:space="0" w:color="CCCCCC"/>
-              <w:right w:val="single" w:sz="4" w:space="0" w:color="CCCCCC"/>
-            </w:tcBorders>
-          </w:tcPr>
-          <w:p>
-            <w:pPr>
-              <w:spacing w:before="60" w:after="60" w:line="252" w:lineRule="auto"/>
-              <w:jc w:val="left"/>
-            </w:pPr>
-            <w:r/>
-            <w:r>
-              <w:rPr>
-                <w:b/>
-              </w:rPr>
-              <w:t>-0.25</w:t>
-            </w:r>
-          </w:p>
-        </w:tc>
-        <w:tc>
-          <w:tcPr>
-            <w:tcW w:type="dxa" w:w="1440"/>
-            <w:shd w:fill="F8FAFC"/>
-            <w:tcMar>
-              <w:top w:w="100" w:type="dxa"/>
-              <w:bottom w:w="100" w:type="dxa"/>
-              <w:left w:w="120" w:type="dxa"/>
-              <w:right w:w="120" w:type="dxa"/>
-            </w:tcMar>
-            <w:tcBorders>
-              <w:top w:val="single" w:sz="4" w:space="0" w:color="CCCCCC"/>
-              <w:bottom w:val="single" w:sz="4" w:space="0" w:color="CCCCCC"/>
-              <w:left w:val="single" w:sz="4" w:space="0" w:color="CCCCCC"/>
-              <w:right w:val="single" w:sz="4" w:space="0" w:color="CCCCCC"/>
-            </w:tcBorders>
-          </w:tcPr>
-          <w:p>
-            <w:pPr>
-              <w:spacing w:before="60" w:after="60" w:line="252" w:lineRule="auto"/>
-              <w:jc w:val="left"/>
-            </w:pPr>
-            <w:r/>
-            <w:r>
-              <w:t>BEAR</w:t>
-            </w:r>
-          </w:p>
-        </w:tc>
-      </w:tr>
-      <w:tr>
-        <w:tc>
-          <w:tcPr>
-            <w:tcW w:type="dxa" w:w="1584"/>
-            <w:shd w:fill="FFFFFF"/>
-            <w:tcMar>
-              <w:top w:w="100" w:type="dxa"/>
-              <w:bottom w:w="100" w:type="dxa"/>
-              <w:left w:w="120" w:type="dxa"/>
-              <w:right w:w="120" w:type="dxa"/>
-            </w:tcMar>
-            <w:tcBorders>
-              <w:top w:val="single" w:sz="4" w:space="0" w:color="CCCCCC"/>
-              <w:bottom w:val="single" w:sz="4" w:space="0" w:color="CCCCCC"/>
-              <w:left w:val="single" w:sz="4" w:space="0" w:color="CCCCCC"/>
-              <w:right w:val="single" w:sz="4" w:space="0" w:color="CCCCCC"/>
-            </w:tcBorders>
-          </w:tcPr>
-          <w:p>
-            <w:pPr>
-              <w:spacing w:before="60" w:after="60" w:line="252" w:lineRule="auto"/>
-              <w:jc w:val="left"/>
-            </w:pPr>
-            <w:r/>
-            <w:r>
-              <w:rPr>
-                <w:b/>
-              </w:rPr>
-              <w:t>Thu 27/08</w:t>
-            </w:r>
-          </w:p>
-        </w:tc>
-        <w:tc>
-          <w:tcPr>
-            <w:tcW w:type="dxa" w:w="864"/>
-            <w:shd w:fill="FFFFFF"/>
-            <w:tcMar>
-              <w:top w:w="100" w:type="dxa"/>
-              <w:bottom w:w="100" w:type="dxa"/>
-              <w:left w:w="120" w:type="dxa"/>
-              <w:right w:w="120" w:type="dxa"/>
-            </w:tcMar>
-            <w:tcBorders>
-              <w:top w:val="single" w:sz="4" w:space="0" w:color="CCCCCC"/>
-              <w:bottom w:val="single" w:sz="4" w:space="0" w:color="CCCCCC"/>
-              <w:left w:val="single" w:sz="4" w:space="0" w:color="CCCCCC"/>
-              <w:right w:val="single" w:sz="4" w:space="0" w:color="CCCCCC"/>
-            </w:tcBorders>
-          </w:tcPr>
-          <w:p>
-            <w:pPr>
-              <w:spacing w:before="60" w:after="60" w:line="252" w:lineRule="auto"/>
-              <w:jc w:val="left"/>
-            </w:pPr>
-            <w:r/>
-            <w:r>
-              <w:t>Asia 11-15</w:t>
-            </w:r>
-          </w:p>
-        </w:tc>
-        <w:tc>
-          <w:tcPr>
-            <w:tcW w:type="dxa" w:w="1440"/>
-            <w:shd w:fill="FFFFFF"/>
-            <w:tcMar>
-              <w:top w:w="100" w:type="dxa"/>
-              <w:bottom w:w="100" w:type="dxa"/>
-              <w:left w:w="120" w:type="dxa"/>
-              <w:right w:w="120" w:type="dxa"/>
-            </w:tcMar>
-            <w:tcBorders>
-              <w:top w:val="single" w:sz="4" w:space="0" w:color="CCCCCC"/>
-              <w:bottom w:val="single" w:sz="4" w:space="0" w:color="CCCCCC"/>
-              <w:left w:val="single" w:sz="4" w:space="0" w:color="CCCCCC"/>
-              <w:right w:val="single" w:sz="4" w:space="0" w:color="CCCCCC"/>
-            </w:tcBorders>
-          </w:tcPr>
-          <w:p>
-            <w:pPr>
-              <w:spacing w:before="60" w:after="60" w:line="252" w:lineRule="auto"/>
-              <w:jc w:val="left"/>
-            </w:pPr>
-            <w:r/>
-            <w:r>
-              <w:t>529.75</w:t>
-            </w:r>
-          </w:p>
-        </w:tc>
-        <w:tc>
-          <w:tcPr>
-            <w:tcW w:type="dxa" w:w="2016"/>
-            <w:shd w:fill="FFFFFF"/>
-            <w:tcMar>
-              <w:top w:w="100" w:type="dxa"/>
-              <w:bottom w:w="100" w:type="dxa"/>
-              <w:left w:w="120" w:type="dxa"/>
-              <w:right w:w="120" w:type="dxa"/>
-            </w:tcMar>
-            <w:tcBorders>
-              <w:top w:val="single" w:sz="4" w:space="0" w:color="CCCCCC"/>
-              <w:bottom w:val="single" w:sz="4" w:space="0" w:color="CCCCCC"/>
-              <w:left w:val="single" w:sz="4" w:space="0" w:color="CCCCCC"/>
-              <w:right w:val="single" w:sz="4" w:space="0" w:color="CCCCCC"/>
-            </w:tcBorders>
-          </w:tcPr>
-          <w:p>
-            <w:pPr>
-              <w:spacing w:before="60" w:after="60" w:line="252" w:lineRule="auto"/>
-              <w:jc w:val="left"/>
-            </w:pPr>
-            <w:r/>
-            <w:r>
-              <w:t>531.75</w:t>
-            </w:r>
-          </w:p>
-        </w:tc>
-        <w:tc>
-          <w:tcPr>
-            <w:tcW w:type="dxa" w:w="1152"/>
-            <w:shd w:fill="FFFFFF"/>
-            <w:tcMar>
-              <w:top w:w="100" w:type="dxa"/>
-              <w:bottom w:w="100" w:type="dxa"/>
-              <w:left w:w="120" w:type="dxa"/>
-              <w:right w:w="120" w:type="dxa"/>
-            </w:tcMar>
-            <w:tcBorders>
-              <w:top w:val="single" w:sz="4" w:space="0" w:color="CCCCCC"/>
-              <w:bottom w:val="single" w:sz="4" w:space="0" w:color="CCCCCC"/>
-              <w:left w:val="single" w:sz="4" w:space="0" w:color="CCCCCC"/>
-              <w:right w:val="single" w:sz="4" w:space="0" w:color="CCCCCC"/>
-            </w:tcBorders>
-          </w:tcPr>
-          <w:p>
-            <w:pPr>
-              <w:spacing w:before="60" w:after="60" w:line="252" w:lineRule="auto"/>
-              <w:jc w:val="left"/>
-            </w:pPr>
-            <w:r/>
-            <w:r>
-              <w:t>525.25</w:t>
-            </w:r>
-          </w:p>
-        </w:tc>
-        <w:tc>
-          <w:tcPr>
-            <w:tcW w:type="dxa" w:w="1728"/>
-            <w:shd w:fill="FFFFFF"/>
-            <w:tcMar>
-              <w:top w:w="100" w:type="dxa"/>
-              <w:bottom w:w="100" w:type="dxa"/>
-              <w:left w:w="120" w:type="dxa"/>
-              <w:right w:w="120" w:type="dxa"/>
-            </w:tcMar>
-            <w:tcBorders>
-              <w:top w:val="single" w:sz="4" w:space="0" w:color="CCCCCC"/>
-              <w:bottom w:val="single" w:sz="4" w:space="0" w:color="CCCCCC"/>
-              <w:left w:val="single" w:sz="4" w:space="0" w:color="CCCCCC"/>
-              <w:right w:val="single" w:sz="4" w:space="0" w:color="CCCCCC"/>
-            </w:tcBorders>
-          </w:tcPr>
-          <w:p>
-            <w:pPr>
-              <w:spacing w:before="60" w:after="60" w:line="252" w:lineRule="auto"/>
-              <w:jc w:val="left"/>
-            </w:pPr>
-            <w:r/>
-            <w:r>
-              <w:rPr>
-                <w:b/>
-              </w:rPr>
-              <w:t>530.00</w:t>
-            </w:r>
-          </w:p>
-        </w:tc>
-        <w:tc>
-          <w:tcPr>
-            <w:tcW w:type="dxa" w:w="3456"/>
-            <w:shd w:fill="FFFFFF"/>
-            <w:tcMar>
-              <w:top w:w="100" w:type="dxa"/>
-              <w:bottom w:w="100" w:type="dxa"/>
-              <w:left w:w="120" w:type="dxa"/>
-              <w:right w:w="120" w:type="dxa"/>
-            </w:tcMar>
-            <w:tcBorders>
-              <w:top w:val="single" w:sz="4" w:space="0" w:color="CCCCCC"/>
-              <w:bottom w:val="single" w:sz="4" w:space="0" w:color="CCCCCC"/>
-              <w:left w:val="single" w:sz="4" w:space="0" w:color="CCCCCC"/>
-              <w:right w:val="single" w:sz="4" w:space="0" w:color="CCCCCC"/>
-            </w:tcBorders>
-          </w:tcPr>
-          <w:p>
-            <w:pPr>
-              <w:spacing w:before="60" w:after="60" w:line="252" w:lineRule="auto"/>
-              <w:jc w:val="left"/>
-            </w:pPr>
-            <w:r/>
-            <w:r>
-              <w:rPr>
-                <w:b/>
-              </w:rPr>
-              <w:t>+0.25</w:t>
-            </w:r>
-          </w:p>
-        </w:tc>
-        <w:tc>
-          <w:tcPr>
-            <w:tcW w:type="dxa" w:w="1440"/>
-            <w:shd w:fill="FFFFFF"/>
-            <w:tcMar>
-              <w:top w:w="100" w:type="dxa"/>
-              <w:bottom w:w="100" w:type="dxa"/>
-              <w:left w:w="120" w:type="dxa"/>
-              <w:right w:w="120" w:type="dxa"/>
-            </w:tcMar>
-            <w:tcBorders>
-              <w:top w:val="single" w:sz="4" w:space="0" w:color="CCCCCC"/>
-              <w:bottom w:val="single" w:sz="4" w:space="0" w:color="CCCCCC"/>
-              <w:left w:val="single" w:sz="4" w:space="0" w:color="CCCCCC"/>
-              <w:right w:val="single" w:sz="4" w:space="0" w:color="CCCCCC"/>
-            </w:tcBorders>
-          </w:tcPr>
-          <w:p>
-            <w:pPr>
-              <w:spacing w:before="60" w:after="60" w:line="252" w:lineRule="auto"/>
-              <w:jc w:val="left"/>
-            </w:pPr>
-            <w:r/>
-            <w:r>
-              <w:t>BULL</w:t>
-            </w:r>
-          </w:p>
-        </w:tc>
-      </w:tr>
-      <w:tr>
-        <w:tc>
-          <w:tcPr>
-            <w:tcW w:type="dxa" w:w="1584"/>
-            <w:shd w:fill="F8FAFC"/>
-            <w:tcMar>
-              <w:top w:w="100" w:type="dxa"/>
-              <w:bottom w:w="100" w:type="dxa"/>
-              <w:left w:w="120" w:type="dxa"/>
-              <w:right w:w="120" w:type="dxa"/>
-            </w:tcMar>
-            <w:tcBorders>
-              <w:top w:val="single" w:sz="4" w:space="0" w:color="CCCCCC"/>
-              <w:bottom w:val="single" w:sz="4" w:space="0" w:color="CCCCCC"/>
-              <w:left w:val="single" w:sz="4" w:space="0" w:color="CCCCCC"/>
-              <w:right w:val="single" w:sz="4" w:space="0" w:color="CCCCCC"/>
-            </w:tcBorders>
-          </w:tcPr>
-          <w:p>
-            <w:pPr>
-              <w:spacing w:before="60" w:after="60" w:line="252" w:lineRule="auto"/>
-              <w:jc w:val="left"/>
-            </w:pPr>
-            <w:r/>
-            <w:r>
-              <w:rPr>
-                <w:b/>
-              </w:rPr>
-              <w:t>Thu 27/08</w:t>
-            </w:r>
-          </w:p>
-        </w:tc>
-        <w:tc>
-          <w:tcPr>
-            <w:tcW w:type="dxa" w:w="864"/>
-            <w:shd w:fill="F8FAFC"/>
-            <w:tcMar>
-              <w:top w:w="100" w:type="dxa"/>
-              <w:bottom w:w="100" w:type="dxa"/>
-              <w:left w:w="120" w:type="dxa"/>
-              <w:right w:w="120" w:type="dxa"/>
-            </w:tcMar>
-            <w:tcBorders>
-              <w:top w:val="single" w:sz="4" w:space="0" w:color="CCCCCC"/>
-              <w:bottom w:val="single" w:sz="4" w:space="0" w:color="CCCCCC"/>
-              <w:left w:val="single" w:sz="4" w:space="0" w:color="CCCCCC"/>
-              <w:right w:val="single" w:sz="4" w:space="0" w:color="CCCCCC"/>
-            </w:tcBorders>
-          </w:tcPr>
-          <w:p>
-            <w:pPr>
-              <w:spacing w:before="60" w:after="60" w:line="252" w:lineRule="auto"/>
-              <w:jc w:val="left"/>
-            </w:pPr>
-            <w:r/>
-            <w:r>
-              <w:t>London 15-19</w:t>
-            </w:r>
-          </w:p>
-        </w:tc>
-        <w:tc>
-          <w:tcPr>
-            <w:tcW w:type="dxa" w:w="1440"/>
-            <w:shd w:fill="F8FAFC"/>
-            <w:tcMar>
-              <w:top w:w="100" w:type="dxa"/>
-              <w:bottom w:w="100" w:type="dxa"/>
-              <w:left w:w="120" w:type="dxa"/>
-              <w:right w:w="120" w:type="dxa"/>
-            </w:tcMar>
-            <w:tcBorders>
-              <w:top w:val="single" w:sz="4" w:space="0" w:color="CCCCCC"/>
-              <w:bottom w:val="single" w:sz="4" w:space="0" w:color="CCCCCC"/>
-              <w:left w:val="single" w:sz="4" w:space="0" w:color="CCCCCC"/>
-              <w:right w:val="single" w:sz="4" w:space="0" w:color="CCCCCC"/>
-            </w:tcBorders>
-          </w:tcPr>
-          <w:p>
-            <w:pPr>
-              <w:spacing w:before="60" w:after="60" w:line="252" w:lineRule="auto"/>
-              <w:jc w:val="left"/>
-            </w:pPr>
-            <w:r/>
-            <w:r>
-              <w:t>530.00</w:t>
-            </w:r>
-          </w:p>
-        </w:tc>
-        <w:tc>
-          <w:tcPr>
-            <w:tcW w:type="dxa" w:w="2016"/>
-            <w:shd w:fill="F8FAFC"/>
-            <w:tcMar>
-              <w:top w:w="100" w:type="dxa"/>
-              <w:bottom w:w="100" w:type="dxa"/>
-              <w:left w:w="120" w:type="dxa"/>
-              <w:right w:w="120" w:type="dxa"/>
-            </w:tcMar>
-            <w:tcBorders>
-              <w:top w:val="single" w:sz="4" w:space="0" w:color="CCCCCC"/>
-              <w:bottom w:val="single" w:sz="4" w:space="0" w:color="CCCCCC"/>
-              <w:left w:val="single" w:sz="4" w:space="0" w:color="CCCCCC"/>
-              <w:right w:val="single" w:sz="4" w:space="0" w:color="CCCCCC"/>
-            </w:tcBorders>
-          </w:tcPr>
-          <w:p>
-            <w:pPr>
-              <w:spacing w:before="60" w:after="60" w:line="252" w:lineRule="auto"/>
-              <w:jc w:val="left"/>
-            </w:pPr>
-            <w:r/>
-            <w:r>
-              <w:t>533.75</w:t>
-            </w:r>
-          </w:p>
-        </w:tc>
-        <w:tc>
-          <w:tcPr>
-            <w:tcW w:type="dxa" w:w="1152"/>
-            <w:shd w:fill="F8FAFC"/>
-            <w:tcMar>
-              <w:top w:w="100" w:type="dxa"/>
-              <w:bottom w:w="100" w:type="dxa"/>
-              <w:left w:w="120" w:type="dxa"/>
-              <w:right w:w="120" w:type="dxa"/>
-            </w:tcMar>
-            <w:tcBorders>
-              <w:top w:val="single" w:sz="4" w:space="0" w:color="CCCCCC"/>
-              <w:bottom w:val="single" w:sz="4" w:space="0" w:color="CCCCCC"/>
-              <w:left w:val="single" w:sz="4" w:space="0" w:color="CCCCCC"/>
-              <w:right w:val="single" w:sz="4" w:space="0" w:color="CCCCCC"/>
-            </w:tcBorders>
-          </w:tcPr>
-          <w:p>
-            <w:pPr>
-              <w:spacing w:before="60" w:after="60" w:line="252" w:lineRule="auto"/>
-              <w:jc w:val="left"/>
-            </w:pPr>
-            <w:r/>
-            <w:r>
-              <w:t>527.25</w:t>
-            </w:r>
-          </w:p>
-        </w:tc>
-        <w:tc>
-          <w:tcPr>
-            <w:tcW w:type="dxa" w:w="1728"/>
-            <w:shd w:fill="F8FAFC"/>
-            <w:tcMar>
-              <w:top w:w="100" w:type="dxa"/>
-              <w:bottom w:w="100" w:type="dxa"/>
-              <w:left w:w="120" w:type="dxa"/>
-              <w:right w:w="120" w:type="dxa"/>
-            </w:tcMar>
-            <w:tcBorders>
-              <w:top w:val="single" w:sz="4" w:space="0" w:color="CCCCCC"/>
-              <w:bottom w:val="single" w:sz="4" w:space="0" w:color="CCCCCC"/>
-              <w:left w:val="single" w:sz="4" w:space="0" w:color="CCCCCC"/>
-              <w:right w:val="single" w:sz="4" w:space="0" w:color="CCCCCC"/>
-            </w:tcBorders>
-          </w:tcPr>
-          <w:p>
-            <w:pPr>
-              <w:spacing w:before="60" w:after="60" w:line="252" w:lineRule="auto"/>
-              <w:jc w:val="left"/>
-            </w:pPr>
-            <w:r/>
-            <w:r>
-              <w:rPr>
-                <w:b/>
-              </w:rPr>
-              <w:t>530.50</w:t>
-            </w:r>
-          </w:p>
-        </w:tc>
-        <w:tc>
-          <w:tcPr>
-            <w:tcW w:type="dxa" w:w="3456"/>
-            <w:shd w:fill="F8FAFC"/>
-            <w:tcMar>
-              <w:top w:w="100" w:type="dxa"/>
-              <w:bottom w:w="100" w:type="dxa"/>
-              <w:left w:w="120" w:type="dxa"/>
-              <w:right w:w="120" w:type="dxa"/>
-            </w:tcMar>
-            <w:tcBorders>
-              <w:top w:val="single" w:sz="4" w:space="0" w:color="CCCCCC"/>
-              <w:bottom w:val="single" w:sz="4" w:space="0" w:color="CCCCCC"/>
-              <w:left w:val="single" w:sz="4" w:space="0" w:color="CCCCCC"/>
-              <w:right w:val="single" w:sz="4" w:space="0" w:color="CCCCCC"/>
-            </w:tcBorders>
-          </w:tcPr>
-          <w:p>
-            <w:pPr>
-              <w:spacing w:before="60" w:after="60" w:line="252" w:lineRule="auto"/>
-              <w:jc w:val="left"/>
-            </w:pPr>
-            <w:r/>
-            <w:r>
-              <w:rPr>
-                <w:b/>
-              </w:rPr>
-              <w:t>+0.50</w:t>
-            </w:r>
-          </w:p>
-        </w:tc>
-        <w:tc>
-          <w:tcPr>
-            <w:tcW w:type="dxa" w:w="1440"/>
-            <w:shd w:fill="F8FAFC"/>
-            <w:tcMar>
-              <w:top w:w="100" w:type="dxa"/>
-              <w:bottom w:w="100" w:type="dxa"/>
-              <w:left w:w="120" w:type="dxa"/>
-              <w:right w:w="120" w:type="dxa"/>
-            </w:tcMar>
-            <w:tcBorders>
-              <w:top w:val="single" w:sz="4" w:space="0" w:color="CCCCCC"/>
-              <w:bottom w:val="single" w:sz="4" w:space="0" w:color="CCCCCC"/>
-              <w:left w:val="single" w:sz="4" w:space="0" w:color="CCCCCC"/>
-              <w:right w:val="single" w:sz="4" w:space="0" w:color="CCCCCC"/>
-            </w:tcBorders>
-          </w:tcPr>
-          <w:p>
-            <w:pPr>
-              <w:spacing w:before="60" w:after="60" w:line="252" w:lineRule="auto"/>
-              <w:jc w:val="left"/>
-            </w:pPr>
-            <w:r/>
-            <w:r>
-              <w:t>BULL</w:t>
-            </w:r>
-          </w:p>
-        </w:tc>
-      </w:tr>
-      <w:tr>
-        <w:tc>
-          <w:tcPr>
-            <w:tcW w:type="dxa" w:w="1584"/>
-            <w:shd w:fill="FFFFFF"/>
-            <w:tcMar>
-              <w:top w:w="100" w:type="dxa"/>
-              <w:bottom w:w="100" w:type="dxa"/>
-              <w:left w:w="120" w:type="dxa"/>
-              <w:right w:w="120" w:type="dxa"/>
-            </w:tcMar>
-            <w:tcBorders>
-              <w:top w:val="single" w:sz="4" w:space="0" w:color="CCCCCC"/>
-              <w:bottom w:val="single" w:sz="4" w:space="0" w:color="CCCCCC"/>
-              <w:left w:val="single" w:sz="4" w:space="0" w:color="CCCCCC"/>
-              <w:right w:val="single" w:sz="4" w:space="0" w:color="CCCCCC"/>
-            </w:tcBorders>
-          </w:tcPr>
-          <w:p>
-            <w:pPr>
-              <w:spacing w:before="60" w:after="60" w:line="252" w:lineRule="auto"/>
-              <w:jc w:val="left"/>
-            </w:pPr>
-            <w:r/>
-            <w:r>
-              <w:rPr>
-                <w:b/>
-              </w:rPr>
-              <w:t>Thu 27/08</w:t>
-            </w:r>
-          </w:p>
-        </w:tc>
-        <w:tc>
-          <w:tcPr>
-            <w:tcW w:type="dxa" w:w="864"/>
-            <w:shd w:fill="FFFFFF"/>
-            <w:tcMar>
-              <w:top w:w="100" w:type="dxa"/>
-              <w:bottom w:w="100" w:type="dxa"/>
-              <w:left w:w="120" w:type="dxa"/>
-              <w:right w:w="120" w:type="dxa"/>
-            </w:tcMar>
-            <w:tcBorders>
-              <w:top w:val="single" w:sz="4" w:space="0" w:color="CCCCCC"/>
-              <w:bottom w:val="single" w:sz="4" w:space="0" w:color="CCCCCC"/>
-              <w:left w:val="single" w:sz="4" w:space="0" w:color="CCCCCC"/>
-              <w:right w:val="single" w:sz="4" w:space="0" w:color="CCCCCC"/>
-            </w:tcBorders>
-          </w:tcPr>
-          <w:p>
-            <w:pPr>
-              <w:spacing w:before="60" w:after="60" w:line="252" w:lineRule="auto"/>
-              <w:jc w:val="left"/>
-            </w:pPr>
-            <w:r/>
-            <w:r>
-              <w:t>Pre-NY 19-21</w:t>
-            </w:r>
-          </w:p>
-        </w:tc>
-        <w:tc>
-          <w:tcPr>
-            <w:tcW w:type="dxa" w:w="1440"/>
-            <w:shd w:fill="FFFFFF"/>
-            <w:tcMar>
-              <w:top w:w="100" w:type="dxa"/>
-              <w:bottom w:w="100" w:type="dxa"/>
-              <w:left w:w="120" w:type="dxa"/>
-              <w:right w:w="120" w:type="dxa"/>
-            </w:tcMar>
-            <w:tcBorders>
-              <w:top w:val="single" w:sz="4" w:space="0" w:color="CCCCCC"/>
-              <w:bottom w:val="single" w:sz="4" w:space="0" w:color="CCCCCC"/>
-              <w:left w:val="single" w:sz="4" w:space="0" w:color="CCCCCC"/>
-              <w:right w:val="single" w:sz="4" w:space="0" w:color="CCCCCC"/>
-            </w:tcBorders>
-          </w:tcPr>
-          <w:p>
-            <w:pPr>
-              <w:spacing w:before="60" w:after="60" w:line="252" w:lineRule="auto"/>
-              <w:jc w:val="left"/>
-            </w:pPr>
-            <w:r/>
-            <w:r>
-              <w:t>530.50</w:t>
-            </w:r>
-          </w:p>
-        </w:tc>
-        <w:tc>
-          <w:tcPr>
-            <w:tcW w:type="dxa" w:w="2016"/>
-            <w:shd w:fill="FFFFFF"/>
-            <w:tcMar>
-              <w:top w:w="100" w:type="dxa"/>
-              <w:bottom w:w="100" w:type="dxa"/>
-              <w:left w:w="120" w:type="dxa"/>
-              <w:right w:w="120" w:type="dxa"/>
-            </w:tcMar>
-            <w:tcBorders>
-              <w:top w:val="single" w:sz="4" w:space="0" w:color="CCCCCC"/>
-              <w:bottom w:val="single" w:sz="4" w:space="0" w:color="CCCCCC"/>
-              <w:left w:val="single" w:sz="4" w:space="0" w:color="CCCCCC"/>
-              <w:right w:val="single" w:sz="4" w:space="0" w:color="CCCCCC"/>
-            </w:tcBorders>
-          </w:tcPr>
-          <w:p>
-            <w:pPr>
-              <w:spacing w:before="60" w:after="60" w:line="252" w:lineRule="auto"/>
-              <w:jc w:val="left"/>
-            </w:pPr>
-            <w:r/>
-            <w:r>
-              <w:t>533.50</w:t>
-            </w:r>
-          </w:p>
-        </w:tc>
-        <w:tc>
-          <w:tcPr>
-            <w:tcW w:type="dxa" w:w="1152"/>
-            <w:shd w:fill="FFFFFF"/>
-            <w:tcMar>
-              <w:top w:w="100" w:type="dxa"/>
-              <w:bottom w:w="100" w:type="dxa"/>
-              <w:left w:w="120" w:type="dxa"/>
-              <w:right w:w="120" w:type="dxa"/>
-            </w:tcMar>
-            <w:tcBorders>
-              <w:top w:val="single" w:sz="4" w:space="0" w:color="CCCCCC"/>
-              <w:bottom w:val="single" w:sz="4" w:space="0" w:color="CCCCCC"/>
-              <w:left w:val="single" w:sz="4" w:space="0" w:color="CCCCCC"/>
-              <w:right w:val="single" w:sz="4" w:space="0" w:color="CCCCCC"/>
-            </w:tcBorders>
-          </w:tcPr>
-          <w:p>
-            <w:pPr>
-              <w:spacing w:before="60" w:after="60" w:line="252" w:lineRule="auto"/>
-              <w:jc w:val="left"/>
-            </w:pPr>
-            <w:r/>
-            <w:r>
-              <w:t>526.00</w:t>
-            </w:r>
-          </w:p>
-        </w:tc>
-        <w:tc>
-          <w:tcPr>
-            <w:tcW w:type="dxa" w:w="1728"/>
-            <w:shd w:fill="FFFFFF"/>
-            <w:tcMar>
-              <w:top w:w="100" w:type="dxa"/>
-              <w:bottom w:w="100" w:type="dxa"/>
-              <w:left w:w="120" w:type="dxa"/>
-              <w:right w:w="120" w:type="dxa"/>
-            </w:tcMar>
-            <w:tcBorders>
-              <w:top w:val="single" w:sz="4" w:space="0" w:color="CCCCCC"/>
-              <w:bottom w:val="single" w:sz="4" w:space="0" w:color="CCCCCC"/>
-              <w:left w:val="single" w:sz="4" w:space="0" w:color="CCCCCC"/>
-              <w:right w:val="single" w:sz="4" w:space="0" w:color="CCCCCC"/>
-            </w:tcBorders>
-          </w:tcPr>
-          <w:p>
-            <w:pPr>
-              <w:spacing w:before="60" w:after="60" w:line="252" w:lineRule="auto"/>
-              <w:jc w:val="left"/>
-            </w:pPr>
-            <w:r/>
-            <w:r>
-              <w:rPr>
-                <w:b/>
-              </w:rPr>
-              <w:t>530.75</w:t>
-            </w:r>
-          </w:p>
-        </w:tc>
-        <w:tc>
-          <w:tcPr>
-            <w:tcW w:type="dxa" w:w="3456"/>
-            <w:shd w:fill="FFFFFF"/>
-            <w:tcMar>
-              <w:top w:w="100" w:type="dxa"/>
-              <w:bottom w:w="100" w:type="dxa"/>
-              <w:left w:w="120" w:type="dxa"/>
-              <w:right w:w="120" w:type="dxa"/>
-            </w:tcMar>
-            <w:tcBorders>
-              <w:top w:val="single" w:sz="4" w:space="0" w:color="CCCCCC"/>
-              <w:bottom w:val="single" w:sz="4" w:space="0" w:color="CCCCCC"/>
-              <w:left w:val="single" w:sz="4" w:space="0" w:color="CCCCCC"/>
-              <w:right w:val="single" w:sz="4" w:space="0" w:color="CCCCCC"/>
-            </w:tcBorders>
-          </w:tcPr>
-          <w:p>
-            <w:pPr>
-              <w:spacing w:before="60" w:after="60" w:line="252" w:lineRule="auto"/>
-              <w:jc w:val="left"/>
-            </w:pPr>
-            <w:r/>
-            <w:r>
-              <w:rPr>
-                <w:b/>
-              </w:rPr>
-              <w:t>+0.25</w:t>
-            </w:r>
-          </w:p>
-        </w:tc>
-        <w:tc>
-          <w:tcPr>
-            <w:tcW w:type="dxa" w:w="1440"/>
-            <w:shd w:fill="FFFFFF"/>
-            <w:tcMar>
-              <w:top w:w="100" w:type="dxa"/>
-              <w:bottom w:w="100" w:type="dxa"/>
-              <w:left w:w="120" w:type="dxa"/>
-              <w:right w:w="120" w:type="dxa"/>
-            </w:tcMar>
-            <w:tcBorders>
-              <w:top w:val="single" w:sz="4" w:space="0" w:color="CCCCCC"/>
-              <w:bottom w:val="single" w:sz="4" w:space="0" w:color="CCCCCC"/>
-              <w:left w:val="single" w:sz="4" w:space="0" w:color="CCCCCC"/>
-              <w:right w:val="single" w:sz="4" w:space="0" w:color="CCCCCC"/>
-            </w:tcBorders>
-          </w:tcPr>
-          <w:p>
-            <w:pPr>
-              <w:spacing w:before="60" w:after="60" w:line="252" w:lineRule="auto"/>
-              <w:jc w:val="left"/>
-            </w:pPr>
-            <w:r/>
-            <w:r>
-              <w:t>BULL</w:t>
-            </w:r>
-          </w:p>
-        </w:tc>
-      </w:tr>
-      <w:tr>
-        <w:tc>
-          <w:tcPr>
-            <w:tcW w:type="dxa" w:w="1584"/>
-            <w:shd w:fill="F8FAFC"/>
-            <w:tcMar>
-              <w:top w:w="100" w:type="dxa"/>
-              <w:bottom w:w="100" w:type="dxa"/>
-              <w:left w:w="120" w:type="dxa"/>
-              <w:right w:w="120" w:type="dxa"/>
-            </w:tcMar>
-            <w:tcBorders>
-              <w:top w:val="single" w:sz="4" w:space="0" w:color="CCCCCC"/>
-              <w:bottom w:val="single" w:sz="4" w:space="0" w:color="CCCCCC"/>
-              <w:left w:val="single" w:sz="4" w:space="0" w:color="CCCCCC"/>
-              <w:right w:val="single" w:sz="4" w:space="0" w:color="CCCCCC"/>
-            </w:tcBorders>
-          </w:tcPr>
-          <w:p>
-            <w:pPr>
-              <w:spacing w:before="60" w:after="60" w:line="252" w:lineRule="auto"/>
-              <w:jc w:val="left"/>
-            </w:pPr>
-            <w:r/>
-            <w:r>
-              <w:rPr>
-                <w:b/>
-              </w:rPr>
-              <w:t>Thu 27/08</w:t>
-            </w:r>
-          </w:p>
-        </w:tc>
-        <w:tc>
-          <w:tcPr>
-            <w:tcW w:type="dxa" w:w="864"/>
-            <w:shd w:fill="F8FAFC"/>
-            <w:tcMar>
-              <w:top w:w="100" w:type="dxa"/>
-              <w:bottom w:w="100" w:type="dxa"/>
-              <w:left w:w="120" w:type="dxa"/>
-              <w:right w:w="120" w:type="dxa"/>
-            </w:tcMar>
-            <w:tcBorders>
-              <w:top w:val="single" w:sz="4" w:space="0" w:color="CCCCCC"/>
-              <w:bottom w:val="single" w:sz="4" w:space="0" w:color="CCCCCC"/>
-              <w:left w:val="single" w:sz="4" w:space="0" w:color="CCCCCC"/>
-              <w:right w:val="single" w:sz="4" w:space="0" w:color="CCCCCC"/>
-            </w:tcBorders>
-          </w:tcPr>
-          <w:p>
-            <w:pPr>
-              <w:spacing w:before="60" w:after="60" w:line="252" w:lineRule="auto"/>
-              <w:jc w:val="left"/>
-            </w:pPr>
-            <w:r/>
-            <w:r>
-              <w:t>NY Open 21-23</w:t>
-            </w:r>
-          </w:p>
-        </w:tc>
-        <w:tc>
-          <w:tcPr>
-            <w:tcW w:type="dxa" w:w="1440"/>
-            <w:shd w:fill="F8FAFC"/>
-            <w:tcMar>
-              <w:top w:w="100" w:type="dxa"/>
-              <w:bottom w:w="100" w:type="dxa"/>
-              <w:left w:w="120" w:type="dxa"/>
-              <w:right w:w="120" w:type="dxa"/>
-            </w:tcMar>
-            <w:tcBorders>
-              <w:top w:val="single" w:sz="4" w:space="0" w:color="CCCCCC"/>
-              <w:bottom w:val="single" w:sz="4" w:space="0" w:color="CCCCCC"/>
-              <w:left w:val="single" w:sz="4" w:space="0" w:color="CCCCCC"/>
-              <w:right w:val="single" w:sz="4" w:space="0" w:color="CCCCCC"/>
-            </w:tcBorders>
-          </w:tcPr>
-          <w:p>
-            <w:pPr>
-              <w:spacing w:before="60" w:after="60" w:line="252" w:lineRule="auto"/>
-              <w:jc w:val="left"/>
-            </w:pPr>
-            <w:r/>
-            <w:r>
-              <w:t>530.75</w:t>
-            </w:r>
-          </w:p>
-        </w:tc>
-        <w:tc>
-          <w:tcPr>
-            <w:tcW w:type="dxa" w:w="2016"/>
-            <w:shd w:fill="F8FAFC"/>
-            <w:tcMar>
-              <w:top w:w="100" w:type="dxa"/>
-              <w:bottom w:w="100" w:type="dxa"/>
-              <w:left w:w="120" w:type="dxa"/>
-              <w:right w:w="120" w:type="dxa"/>
-            </w:tcMar>
-            <w:tcBorders>
-              <w:top w:val="single" w:sz="4" w:space="0" w:color="CCCCCC"/>
-              <w:bottom w:val="single" w:sz="4" w:space="0" w:color="CCCCCC"/>
-              <w:left w:val="single" w:sz="4" w:space="0" w:color="CCCCCC"/>
-              <w:right w:val="single" w:sz="4" w:space="0" w:color="CCCCCC"/>
-            </w:tcBorders>
-          </w:tcPr>
-          <w:p>
-            <w:pPr>
-              <w:spacing w:before="60" w:after="60" w:line="252" w:lineRule="auto"/>
-              <w:jc w:val="left"/>
-            </w:pPr>
-            <w:r/>
-            <w:r>
-              <w:t>535.00</w:t>
-            </w:r>
-          </w:p>
-        </w:tc>
-        <w:tc>
-          <w:tcPr>
-            <w:tcW w:type="dxa" w:w="1152"/>
-            <w:shd w:fill="F8FAFC"/>
-            <w:tcMar>
-              <w:top w:w="100" w:type="dxa"/>
-              <w:bottom w:w="100" w:type="dxa"/>
-              <w:left w:w="120" w:type="dxa"/>
-              <w:right w:w="120" w:type="dxa"/>
-            </w:tcMar>
-            <w:tcBorders>
-              <w:top w:val="single" w:sz="4" w:space="0" w:color="CCCCCC"/>
-              <w:bottom w:val="single" w:sz="4" w:space="0" w:color="CCCCCC"/>
-              <w:left w:val="single" w:sz="4" w:space="0" w:color="CCCCCC"/>
-              <w:right w:val="single" w:sz="4" w:space="0" w:color="CCCCCC"/>
-            </w:tcBorders>
-          </w:tcPr>
-          <w:p>
-            <w:pPr>
-              <w:spacing w:before="60" w:after="60" w:line="252" w:lineRule="auto"/>
-              <w:jc w:val="left"/>
-            </w:pPr>
-            <w:r/>
-            <w:r>
-              <w:t>527.50</w:t>
-            </w:r>
-          </w:p>
-        </w:tc>
-        <w:tc>
-          <w:tcPr>
-            <w:tcW w:type="dxa" w:w="1728"/>
-            <w:shd w:fill="F8FAFC"/>
-            <w:tcMar>
-              <w:top w:w="100" w:type="dxa"/>
-              <w:bottom w:w="100" w:type="dxa"/>
-              <w:left w:w="120" w:type="dxa"/>
-              <w:right w:w="120" w:type="dxa"/>
-            </w:tcMar>
-            <w:tcBorders>
-              <w:top w:val="single" w:sz="4" w:space="0" w:color="CCCCCC"/>
-              <w:bottom w:val="single" w:sz="4" w:space="0" w:color="CCCCCC"/>
-              <w:left w:val="single" w:sz="4" w:space="0" w:color="CCCCCC"/>
-              <w:right w:val="single" w:sz="4" w:space="0" w:color="CCCCCC"/>
-            </w:tcBorders>
-          </w:tcPr>
-          <w:p>
-            <w:pPr>
-              <w:spacing w:before="60" w:after="60" w:line="252" w:lineRule="auto"/>
-              <w:jc w:val="left"/>
-            </w:pPr>
-            <w:r/>
-            <w:r>
-              <w:rPr>
-                <w:b/>
-              </w:rPr>
-              <w:t>531.50</w:t>
-            </w:r>
-          </w:p>
-        </w:tc>
-        <w:tc>
-          <w:tcPr>
-            <w:tcW w:type="dxa" w:w="3456"/>
-            <w:shd w:fill="F8FAFC"/>
-            <w:tcMar>
-              <w:top w:w="100" w:type="dxa"/>
-              <w:bottom w:w="100" w:type="dxa"/>
-              <w:left w:w="120" w:type="dxa"/>
-              <w:right w:w="120" w:type="dxa"/>
-            </w:tcMar>
-            <w:tcBorders>
-              <w:top w:val="single" w:sz="4" w:space="0" w:color="CCCCCC"/>
-              <w:bottom w:val="single" w:sz="4" w:space="0" w:color="CCCCCC"/>
-              <w:left w:val="single" w:sz="4" w:space="0" w:color="CCCCCC"/>
-              <w:right w:val="single" w:sz="4" w:space="0" w:color="CCCCCC"/>
-            </w:tcBorders>
-          </w:tcPr>
-          <w:p>
-            <w:pPr>
-              <w:spacing w:before="60" w:after="60" w:line="252" w:lineRule="auto"/>
-              <w:jc w:val="left"/>
-            </w:pPr>
-            <w:r/>
-            <w:r>
-              <w:rPr>
-                <w:b/>
-              </w:rPr>
-              <w:t>+0.75</w:t>
-            </w:r>
-          </w:p>
-        </w:tc>
-        <w:tc>
-          <w:tcPr>
-            <w:tcW w:type="dxa" w:w="1440"/>
-            <w:shd w:fill="F8FAFC"/>
-            <w:tcMar>
-              <w:top w:w="100" w:type="dxa"/>
-              <w:bottom w:w="100" w:type="dxa"/>
-              <w:left w:w="120" w:type="dxa"/>
-              <w:right w:w="120" w:type="dxa"/>
-            </w:tcMar>
-            <w:tcBorders>
-              <w:top w:val="single" w:sz="4" w:space="0" w:color="CCCCCC"/>
-              <w:bottom w:val="single" w:sz="4" w:space="0" w:color="CCCCCC"/>
-              <w:left w:val="single" w:sz="4" w:space="0" w:color="CCCCCC"/>
-              <w:right w:val="single" w:sz="4" w:space="0" w:color="CCCCCC"/>
-            </w:tcBorders>
-          </w:tcPr>
-          <w:p>
-            <w:pPr>
-              <w:spacing w:before="60" w:after="60" w:line="252" w:lineRule="auto"/>
-              <w:jc w:val="left"/>
-            </w:pPr>
-            <w:r/>
-            <w:r>
-              <w:t>BULL</w:t>
-            </w:r>
-          </w:p>
-        </w:tc>
-      </w:tr>
-      <w:tr>
-        <w:tc>
-          <w:tcPr>
-            <w:tcW w:type="dxa" w:w="1584"/>
-            <w:shd w:fill="FFFFFF"/>
-            <w:tcMar>
-              <w:top w:w="100" w:type="dxa"/>
-              <w:bottom w:w="100" w:type="dxa"/>
-              <w:left w:w="120" w:type="dxa"/>
-              <w:right w:w="120" w:type="dxa"/>
-            </w:tcMar>
-            <w:tcBorders>
-              <w:top w:val="single" w:sz="4" w:space="0" w:color="CCCCCC"/>
-              <w:bottom w:val="single" w:sz="4" w:space="0" w:color="CCCCCC"/>
-              <w:left w:val="single" w:sz="4" w:space="0" w:color="CCCCCC"/>
-              <w:right w:val="single" w:sz="4" w:space="0" w:color="CCCCCC"/>
-            </w:tcBorders>
-          </w:tcPr>
-          <w:p>
-            <w:pPr>
-              <w:spacing w:before="60" w:after="60" w:line="252" w:lineRule="auto"/>
-              <w:jc w:val="left"/>
-            </w:pPr>
-            <w:r/>
-            <w:r>
-              <w:rPr>
-                <w:b/>
-              </w:rPr>
-              <w:t>Thu 27/08</w:t>
-            </w:r>
-          </w:p>
-        </w:tc>
-        <w:tc>
-          <w:tcPr>
-            <w:tcW w:type="dxa" w:w="864"/>
-            <w:shd w:fill="FFFFFF"/>
-            <w:tcMar>
-              <w:top w:w="100" w:type="dxa"/>
-              <w:bottom w:w="100" w:type="dxa"/>
-              <w:left w:w="120" w:type="dxa"/>
-              <w:right w:w="120" w:type="dxa"/>
-            </w:tcMar>
-            <w:tcBorders>
-              <w:top w:val="single" w:sz="4" w:space="0" w:color="CCCCCC"/>
-              <w:bottom w:val="single" w:sz="4" w:space="0" w:color="CCCCCC"/>
-              <w:left w:val="single" w:sz="4" w:space="0" w:color="CCCCCC"/>
-              <w:right w:val="single" w:sz="4" w:space="0" w:color="CCCCCC"/>
-            </w:tcBorders>
-          </w:tcPr>
-          <w:p>
-            <w:pPr>
-              <w:spacing w:before="60" w:after="60" w:line="252" w:lineRule="auto"/>
-              <w:jc w:val="left"/>
-            </w:pPr>
-            <w:r/>
-            <w:r>
-              <w:t>NY Close 23-01</w:t>
-            </w:r>
-          </w:p>
-        </w:tc>
-        <w:tc>
-          <w:tcPr>
-            <w:tcW w:type="dxa" w:w="1440"/>
-            <w:shd w:fill="FFFFFF"/>
-            <w:tcMar>
-              <w:top w:w="100" w:type="dxa"/>
-              <w:bottom w:w="100" w:type="dxa"/>
-              <w:left w:w="120" w:type="dxa"/>
-              <w:right w:w="120" w:type="dxa"/>
-            </w:tcMar>
-            <w:tcBorders>
-              <w:top w:val="single" w:sz="4" w:space="0" w:color="CCCCCC"/>
-              <w:bottom w:val="single" w:sz="4" w:space="0" w:color="CCCCCC"/>
-              <w:left w:val="single" w:sz="4" w:space="0" w:color="CCCCCC"/>
-              <w:right w:val="single" w:sz="4" w:space="0" w:color="CCCCCC"/>
-            </w:tcBorders>
-          </w:tcPr>
-          <w:p>
-            <w:pPr>
-              <w:spacing w:before="60" w:after="60" w:line="252" w:lineRule="auto"/>
-              <w:jc w:val="left"/>
-            </w:pPr>
-            <w:r/>
-            <w:r>
-              <w:t>531.50</w:t>
-            </w:r>
-          </w:p>
-        </w:tc>
-        <w:tc>
-          <w:tcPr>
-            <w:tcW w:type="dxa" w:w="2016"/>
-            <w:shd w:fill="FFFFFF"/>
-            <w:tcMar>
-              <w:top w:w="100" w:type="dxa"/>
-              <w:bottom w:w="100" w:type="dxa"/>
-              <w:left w:w="120" w:type="dxa"/>
-              <w:right w:w="120" w:type="dxa"/>
-            </w:tcMar>
-            <w:tcBorders>
-              <w:top w:val="single" w:sz="4" w:space="0" w:color="CCCCCC"/>
-              <w:bottom w:val="single" w:sz="4" w:space="0" w:color="CCCCCC"/>
-              <w:left w:val="single" w:sz="4" w:space="0" w:color="CCCCCC"/>
-              <w:right w:val="single" w:sz="4" w:space="0" w:color="CCCCCC"/>
-            </w:tcBorders>
-          </w:tcPr>
-          <w:p>
-            <w:pPr>
-              <w:spacing w:before="60" w:after="60" w:line="252" w:lineRule="auto"/>
-              <w:jc w:val="left"/>
-            </w:pPr>
-            <w:r/>
-            <w:r>
-              <w:t>535.00</w:t>
-            </w:r>
-          </w:p>
-        </w:tc>
-        <w:tc>
-          <w:tcPr>
-            <w:tcW w:type="dxa" w:w="1152"/>
-            <w:shd w:fill="FFFFFF"/>
-            <w:tcMar>
-              <w:top w:w="100" w:type="dxa"/>
-              <w:bottom w:w="100" w:type="dxa"/>
-              <w:left w:w="120" w:type="dxa"/>
-              <w:right w:w="120" w:type="dxa"/>
-            </w:tcMar>
-            <w:tcBorders>
-              <w:top w:val="single" w:sz="4" w:space="0" w:color="CCCCCC"/>
-              <w:bottom w:val="single" w:sz="4" w:space="0" w:color="CCCCCC"/>
-              <w:left w:val="single" w:sz="4" w:space="0" w:color="CCCCCC"/>
-              <w:right w:val="single" w:sz="4" w:space="0" w:color="CCCCCC"/>
-            </w:tcBorders>
-          </w:tcPr>
-          <w:p>
-            <w:pPr>
-              <w:spacing w:before="60" w:after="60" w:line="252" w:lineRule="auto"/>
-              <w:jc w:val="left"/>
-            </w:pPr>
-            <w:r/>
-            <w:r>
-              <w:t>529.25</w:t>
-            </w:r>
-          </w:p>
-        </w:tc>
-        <w:tc>
-          <w:tcPr>
-            <w:tcW w:type="dxa" w:w="1728"/>
-            <w:shd w:fill="FFFFFF"/>
-            <w:tcMar>
-              <w:top w:w="100" w:type="dxa"/>
-              <w:bottom w:w="100" w:type="dxa"/>
-              <w:left w:w="120" w:type="dxa"/>
-              <w:right w:w="120" w:type="dxa"/>
-            </w:tcMar>
-            <w:tcBorders>
-              <w:top w:val="single" w:sz="4" w:space="0" w:color="CCCCCC"/>
-              <w:bottom w:val="single" w:sz="4" w:space="0" w:color="CCCCCC"/>
-              <w:left w:val="single" w:sz="4" w:space="0" w:color="CCCCCC"/>
-              <w:right w:val="single" w:sz="4" w:space="0" w:color="CCCCCC"/>
-            </w:tcBorders>
-          </w:tcPr>
-          <w:p>
-            <w:pPr>
-              <w:spacing w:before="60" w:after="60" w:line="252" w:lineRule="auto"/>
-              <w:jc w:val="left"/>
-            </w:pPr>
-            <w:r/>
-            <w:r>
-              <w:rPr>
-                <w:b/>
-              </w:rPr>
-              <w:t>531.50</w:t>
-            </w:r>
-          </w:p>
-        </w:tc>
-        <w:tc>
-          <w:tcPr>
-            <w:tcW w:type="dxa" w:w="3456"/>
-            <w:shd w:fill="FFFFFF"/>
-            <w:tcMar>
-              <w:top w:w="100" w:type="dxa"/>
-              <w:bottom w:w="100" w:type="dxa"/>
-              <w:left w:w="120" w:type="dxa"/>
-              <w:right w:w="120" w:type="dxa"/>
-            </w:tcMar>
-            <w:tcBorders>
-              <w:top w:val="single" w:sz="4" w:space="0" w:color="CCCCCC"/>
-              <w:bottom w:val="single" w:sz="4" w:space="0" w:color="CCCCCC"/>
-              <w:left w:val="single" w:sz="4" w:space="0" w:color="CCCCCC"/>
-              <w:right w:val="single" w:sz="4" w:space="0" w:color="CCCCCC"/>
-            </w:tcBorders>
-          </w:tcPr>
-          <w:p>
-            <w:pPr>
-              <w:spacing w:before="60" w:after="60" w:line="252" w:lineRule="auto"/>
-              <w:jc w:val="left"/>
-            </w:pPr>
-            <w:r/>
-            <w:r>
-              <w:rPr>
-                <w:b/>
-              </w:rPr>
-              <w:t>+0.00</w:t>
-            </w:r>
-          </w:p>
-        </w:tc>
-        <w:tc>
-          <w:tcPr>
-            <w:tcW w:type="dxa" w:w="1440"/>
-            <w:shd w:fill="FFFFFF"/>
-            <w:tcMar>
-              <w:top w:w="100" w:type="dxa"/>
-              <w:bottom w:w="100" w:type="dxa"/>
-              <w:left w:w="120" w:type="dxa"/>
-              <w:right w:w="120" w:type="dxa"/>
-            </w:tcMar>
-            <w:tcBorders>
-              <w:top w:val="single" w:sz="4" w:space="0" w:color="CCCCCC"/>
-              <w:bottom w:val="single" w:sz="4" w:space="0" w:color="CCCCCC"/>
-              <w:left w:val="single" w:sz="4" w:space="0" w:color="CCCCCC"/>
-              <w:right w:val="single" w:sz="4" w:space="0" w:color="CCCCCC"/>
-            </w:tcBorders>
-          </w:tcPr>
-          <w:p>
-            <w:pPr>
-              <w:spacing w:before="60" w:after="60" w:line="252" w:lineRule="auto"/>
-              <w:jc w:val="left"/>
-            </w:pPr>
-            <w:r/>
-            <w:r>
-              <w:t>BULL</w:t>
-            </w:r>
-          </w:p>
-        </w:tc>
-      </w:tr>
-      <w:tr>
-        <w:tc>
-          <w:tcPr>
-            <w:tcW w:type="dxa" w:w="1584"/>
-            <w:shd w:fill="F8FAFC"/>
-            <w:tcMar>
-              <w:top w:w="100" w:type="dxa"/>
-              <w:bottom w:w="100" w:type="dxa"/>
-              <w:left w:w="120" w:type="dxa"/>
-              <w:right w:w="120" w:type="dxa"/>
-            </w:tcMar>
-            <w:tcBorders>
-              <w:top w:val="single" w:sz="4" w:space="0" w:color="CCCCCC"/>
-              <w:bottom w:val="single" w:sz="4" w:space="0" w:color="CCCCCC"/>
-              <w:left w:val="single" w:sz="4" w:space="0" w:color="CCCCCC"/>
-              <w:right w:val="single" w:sz="4" w:space="0" w:color="CCCCCC"/>
-            </w:tcBorders>
-          </w:tcPr>
-          <w:p>
-            <w:pPr>
-              <w:spacing w:before="60" w:after="60" w:line="252" w:lineRule="auto"/>
-              <w:jc w:val="left"/>
-            </w:pPr>
-            <w:r/>
-            <w:r>
-              <w:rPr>
-                <w:b/>
-              </w:rPr>
-              <w:t>Fri 28/08</w:t>
-            </w:r>
-          </w:p>
-        </w:tc>
-        <w:tc>
-          <w:tcPr>
-            <w:tcW w:type="dxa" w:w="864"/>
-            <w:shd w:fill="F8FAFC"/>
-            <w:tcMar>
-              <w:top w:w="100" w:type="dxa"/>
-              <w:bottom w:w="100" w:type="dxa"/>
-              <w:left w:w="120" w:type="dxa"/>
-              <w:right w:w="120" w:type="dxa"/>
-            </w:tcMar>
-            <w:tcBorders>
-              <w:top w:val="single" w:sz="4" w:space="0" w:color="CCCCCC"/>
-              <w:bottom w:val="single" w:sz="4" w:space="0" w:color="CCCCCC"/>
-              <w:left w:val="single" w:sz="4" w:space="0" w:color="CCCCCC"/>
-              <w:right w:val="single" w:sz="4" w:space="0" w:color="CCCCCC"/>
-            </w:tcBorders>
-          </w:tcPr>
-          <w:p>
-            <w:pPr>
-              <w:spacing w:before="60" w:after="60" w:line="252" w:lineRule="auto"/>
-              <w:jc w:val="left"/>
-            </w:pPr>
-            <w:r/>
-            <w:r>
-              <w:t>Asia 07-11</w:t>
-            </w:r>
-          </w:p>
-        </w:tc>
-        <w:tc>
-          <w:tcPr>
-            <w:tcW w:type="dxa" w:w="1440"/>
-            <w:shd w:fill="F8FAFC"/>
-            <w:tcMar>
-              <w:top w:w="100" w:type="dxa"/>
-              <w:bottom w:w="100" w:type="dxa"/>
-              <w:left w:w="120" w:type="dxa"/>
-              <w:right w:w="120" w:type="dxa"/>
-            </w:tcMar>
-            <w:tcBorders>
-              <w:top w:val="single" w:sz="4" w:space="0" w:color="CCCCCC"/>
-              <w:bottom w:val="single" w:sz="4" w:space="0" w:color="CCCCCC"/>
-              <w:left w:val="single" w:sz="4" w:space="0" w:color="CCCCCC"/>
-              <w:right w:val="single" w:sz="4" w:space="0" w:color="CCCCCC"/>
-            </w:tcBorders>
-          </w:tcPr>
-          <w:p>
-            <w:pPr>
-              <w:spacing w:before="60" w:after="60" w:line="252" w:lineRule="auto"/>
-              <w:jc w:val="left"/>
-            </w:pPr>
-            <w:r/>
-            <w:r>
-              <w:t>531.50</w:t>
-            </w:r>
-          </w:p>
-        </w:tc>
-        <w:tc>
-          <w:tcPr>
-            <w:tcW w:type="dxa" w:w="2016"/>
-            <w:shd w:fill="F8FAFC"/>
-            <w:tcMar>
-              <w:top w:w="100" w:type="dxa"/>
-              <w:bottom w:w="100" w:type="dxa"/>
-              <w:left w:w="120" w:type="dxa"/>
-              <w:right w:w="120" w:type="dxa"/>
-            </w:tcMar>
-            <w:tcBorders>
-              <w:top w:val="single" w:sz="4" w:space="0" w:color="CCCCCC"/>
-              <w:bottom w:val="single" w:sz="4" w:space="0" w:color="CCCCCC"/>
-              <w:left w:val="single" w:sz="4" w:space="0" w:color="CCCCCC"/>
-              <w:right w:val="single" w:sz="4" w:space="0" w:color="CCCCCC"/>
-            </w:tcBorders>
-          </w:tcPr>
-          <w:p>
-            <w:pPr>
-              <w:spacing w:before="60" w:after="60" w:line="252" w:lineRule="auto"/>
-              <w:jc w:val="left"/>
-            </w:pPr>
-            <w:r/>
-            <w:r>
-              <w:t>535.25</w:t>
-            </w:r>
-          </w:p>
-        </w:tc>
-        <w:tc>
-          <w:tcPr>
-            <w:tcW w:type="dxa" w:w="1152"/>
-            <w:shd w:fill="F8FAFC"/>
-            <w:tcMar>
-              <w:top w:w="100" w:type="dxa"/>
-              <w:bottom w:w="100" w:type="dxa"/>
-              <w:left w:w="120" w:type="dxa"/>
-              <w:right w:w="120" w:type="dxa"/>
-            </w:tcMar>
-            <w:tcBorders>
-              <w:top w:val="single" w:sz="4" w:space="0" w:color="CCCCCC"/>
-              <w:bottom w:val="single" w:sz="4" w:space="0" w:color="CCCCCC"/>
-              <w:left w:val="single" w:sz="4" w:space="0" w:color="CCCCCC"/>
-              <w:right w:val="single" w:sz="4" w:space="0" w:color="CCCCCC"/>
-            </w:tcBorders>
-          </w:tcPr>
-          <w:p>
-            <w:pPr>
-              <w:spacing w:before="60" w:after="60" w:line="252" w:lineRule="auto"/>
-              <w:jc w:val="left"/>
-            </w:pPr>
-            <w:r/>
-            <w:r>
-              <w:t>528.00</w:t>
-            </w:r>
-          </w:p>
-        </w:tc>
-        <w:tc>
-          <w:tcPr>
-            <w:tcW w:type="dxa" w:w="1728"/>
-            <w:shd w:fill="F8FAFC"/>
-            <w:tcMar>
-              <w:top w:w="100" w:type="dxa"/>
-              <w:bottom w:w="100" w:type="dxa"/>
-              <w:left w:w="120" w:type="dxa"/>
-              <w:right w:w="120" w:type="dxa"/>
-            </w:tcMar>
-            <w:tcBorders>
-              <w:top w:val="single" w:sz="4" w:space="0" w:color="CCCCCC"/>
-              <w:bottom w:val="single" w:sz="4" w:space="0" w:color="CCCCCC"/>
-              <w:left w:val="single" w:sz="4" w:space="0" w:color="CCCCCC"/>
-              <w:right w:val="single" w:sz="4" w:space="0" w:color="CCCCCC"/>
-            </w:tcBorders>
-          </w:tcPr>
-          <w:p>
-            <w:pPr>
-              <w:spacing w:before="60" w:after="60" w:line="252" w:lineRule="auto"/>
-              <w:jc w:val="left"/>
-            </w:pPr>
-            <w:r/>
-            <w:r>
-              <w:rPr>
-                <w:b/>
-              </w:rPr>
-              <w:t>531.25</w:t>
-            </w:r>
-          </w:p>
-        </w:tc>
-        <w:tc>
-          <w:tcPr>
-            <w:tcW w:type="dxa" w:w="3456"/>
-            <w:shd w:fill="F8FAFC"/>
-            <w:tcMar>
-              <w:top w:w="100" w:type="dxa"/>
-              <w:bottom w:w="100" w:type="dxa"/>
-              <w:left w:w="120" w:type="dxa"/>
-              <w:right w:w="120" w:type="dxa"/>
-            </w:tcMar>
-            <w:tcBorders>
-              <w:top w:val="single" w:sz="4" w:space="0" w:color="CCCCCC"/>
-              <w:bottom w:val="single" w:sz="4" w:space="0" w:color="CCCCCC"/>
-              <w:left w:val="single" w:sz="4" w:space="0" w:color="CCCCCC"/>
-              <w:right w:val="single" w:sz="4" w:space="0" w:color="CCCCCC"/>
-            </w:tcBorders>
-          </w:tcPr>
-          <w:p>
-            <w:pPr>
-              <w:spacing w:before="60" w:after="60" w:line="252" w:lineRule="auto"/>
-              <w:jc w:val="left"/>
-            </w:pPr>
-            <w:r/>
-            <w:r>
-              <w:rPr>
-                <w:b/>
-              </w:rPr>
-              <w:t>-0.25</w:t>
-            </w:r>
-          </w:p>
-        </w:tc>
-        <w:tc>
-          <w:tcPr>
-            <w:tcW w:type="dxa" w:w="1440"/>
-            <w:shd w:fill="F8FAFC"/>
-            <w:tcMar>
-              <w:top w:w="100" w:type="dxa"/>
-              <w:bottom w:w="100" w:type="dxa"/>
-              <w:left w:w="120" w:type="dxa"/>
-              <w:right w:w="120" w:type="dxa"/>
-            </w:tcMar>
-            <w:tcBorders>
-              <w:top w:val="single" w:sz="4" w:space="0" w:color="CCCCCC"/>
-              <w:bottom w:val="single" w:sz="4" w:space="0" w:color="CCCCCC"/>
-              <w:left w:val="single" w:sz="4" w:space="0" w:color="CCCCCC"/>
-              <w:right w:val="single" w:sz="4" w:space="0" w:color="CCCCCC"/>
-            </w:tcBorders>
-          </w:tcPr>
-          <w:p>
-            <w:pPr>
-              <w:spacing w:before="60" w:after="60" w:line="252" w:lineRule="auto"/>
-              <w:jc w:val="left"/>
-            </w:pPr>
-            <w:r/>
-            <w:r>
-              <w:t>BEAR</w:t>
-            </w:r>
-          </w:p>
-        </w:tc>
-      </w:tr>
-      <w:tr>
-        <w:tc>
-          <w:tcPr>
-            <w:tcW w:type="dxa" w:w="1584"/>
-            <w:shd w:fill="FFFFFF"/>
-            <w:tcMar>
-              <w:top w:w="100" w:type="dxa"/>
-              <w:bottom w:w="100" w:type="dxa"/>
-              <w:left w:w="120" w:type="dxa"/>
-              <w:right w:w="120" w:type="dxa"/>
-            </w:tcMar>
-            <w:tcBorders>
-              <w:top w:val="single" w:sz="4" w:space="0" w:color="CCCCCC"/>
-              <w:bottom w:val="single" w:sz="4" w:space="0" w:color="CCCCCC"/>
-              <w:left w:val="single" w:sz="4" w:space="0" w:color="CCCCCC"/>
-              <w:right w:val="single" w:sz="4" w:space="0" w:color="CCCCCC"/>
-            </w:tcBorders>
-          </w:tcPr>
-          <w:p>
-            <w:pPr>
-              <w:spacing w:before="60" w:after="60" w:line="252" w:lineRule="auto"/>
-              <w:jc w:val="left"/>
-            </w:pPr>
-            <w:r/>
-            <w:r>
-              <w:rPr>
-                <w:b/>
-              </w:rPr>
-              <w:t>Fri 28/08</w:t>
-            </w:r>
-          </w:p>
-        </w:tc>
-        <w:tc>
-          <w:tcPr>
-            <w:tcW w:type="dxa" w:w="864"/>
-            <w:shd w:fill="FFFFFF"/>
-            <w:tcMar>
-              <w:top w:w="100" w:type="dxa"/>
-              <w:bottom w:w="100" w:type="dxa"/>
-              <w:left w:w="120" w:type="dxa"/>
-              <w:right w:w="120" w:type="dxa"/>
-            </w:tcMar>
-            <w:tcBorders>
-              <w:top w:val="single" w:sz="4" w:space="0" w:color="CCCCCC"/>
-              <w:bottom w:val="single" w:sz="4" w:space="0" w:color="CCCCCC"/>
-              <w:left w:val="single" w:sz="4" w:space="0" w:color="CCCCCC"/>
-              <w:right w:val="single" w:sz="4" w:space="0" w:color="CCCCCC"/>
-            </w:tcBorders>
-          </w:tcPr>
-          <w:p>
-            <w:pPr>
-              <w:spacing w:before="60" w:after="60" w:line="252" w:lineRule="auto"/>
-              <w:jc w:val="left"/>
-            </w:pPr>
-            <w:r/>
-            <w:r>
-              <w:t>Asia 11-15</w:t>
-            </w:r>
-          </w:p>
-        </w:tc>
-        <w:tc>
-          <w:tcPr>
-            <w:tcW w:type="dxa" w:w="1440"/>
-            <w:shd w:fill="FFFFFF"/>
-            <w:tcMar>
-              <w:top w:w="100" w:type="dxa"/>
-              <w:bottom w:w="100" w:type="dxa"/>
-              <w:left w:w="120" w:type="dxa"/>
-              <w:right w:w="120" w:type="dxa"/>
-            </w:tcMar>
-            <w:tcBorders>
-              <w:top w:val="single" w:sz="4" w:space="0" w:color="CCCCCC"/>
-              <w:bottom w:val="single" w:sz="4" w:space="0" w:color="CCCCCC"/>
-              <w:left w:val="single" w:sz="4" w:space="0" w:color="CCCCCC"/>
-              <w:right w:val="single" w:sz="4" w:space="0" w:color="CCCCCC"/>
-            </w:tcBorders>
-          </w:tcPr>
-          <w:p>
-            <w:pPr>
-              <w:spacing w:before="60" w:after="60" w:line="252" w:lineRule="auto"/>
-              <w:jc w:val="left"/>
-            </w:pPr>
-            <w:r/>
-            <w:r>
-              <w:t>531.25</w:t>
-            </w:r>
-          </w:p>
-        </w:tc>
-        <w:tc>
-          <w:tcPr>
-            <w:tcW w:type="dxa" w:w="2016"/>
-            <w:shd w:fill="FFFFFF"/>
-            <w:tcMar>
-              <w:top w:w="100" w:type="dxa"/>
-              <w:bottom w:w="100" w:type="dxa"/>
-              <w:left w:w="120" w:type="dxa"/>
-              <w:right w:w="120" w:type="dxa"/>
-            </w:tcMar>
-            <w:tcBorders>
-              <w:top w:val="single" w:sz="4" w:space="0" w:color="CCCCCC"/>
-              <w:bottom w:val="single" w:sz="4" w:space="0" w:color="CCCCCC"/>
-              <w:left w:val="single" w:sz="4" w:space="0" w:color="CCCCCC"/>
-              <w:right w:val="single" w:sz="4" w:space="0" w:color="CCCCCC"/>
-            </w:tcBorders>
-          </w:tcPr>
-          <w:p>
-            <w:pPr>
-              <w:spacing w:before="60" w:after="60" w:line="252" w:lineRule="auto"/>
-              <w:jc w:val="left"/>
-            </w:pPr>
-            <w:r/>
-            <w:r>
-              <w:t>534.75</w:t>
-            </w:r>
-          </w:p>
-        </w:tc>
-        <w:tc>
-          <w:tcPr>
-            <w:tcW w:type="dxa" w:w="1152"/>
-            <w:shd w:fill="FFFFFF"/>
-            <w:tcMar>
-              <w:top w:w="100" w:type="dxa"/>
-              <w:bottom w:w="100" w:type="dxa"/>
-              <w:left w:w="120" w:type="dxa"/>
-              <w:right w:w="120" w:type="dxa"/>
-            </w:tcMar>
-            <w:tcBorders>
-              <w:top w:val="single" w:sz="4" w:space="0" w:color="CCCCCC"/>
-              <w:bottom w:val="single" w:sz="4" w:space="0" w:color="CCCCCC"/>
-              <w:left w:val="single" w:sz="4" w:space="0" w:color="CCCCCC"/>
-              <w:right w:val="single" w:sz="4" w:space="0" w:color="CCCCCC"/>
-            </w:tcBorders>
-          </w:tcPr>
-          <w:p>
-            <w:pPr>
-              <w:spacing w:before="60" w:after="60" w:line="252" w:lineRule="auto"/>
-              <w:jc w:val="left"/>
-            </w:pPr>
-            <w:r/>
-            <w:r>
-              <w:t>528.00</w:t>
-            </w:r>
-          </w:p>
-        </w:tc>
-        <w:tc>
-          <w:tcPr>
-            <w:tcW w:type="dxa" w:w="1728"/>
-            <w:shd w:fill="FFFFFF"/>
-            <w:tcMar>
-              <w:top w:w="100" w:type="dxa"/>
-              <w:bottom w:w="100" w:type="dxa"/>
-              <w:left w:w="120" w:type="dxa"/>
-              <w:right w:w="120" w:type="dxa"/>
-            </w:tcMar>
-            <w:tcBorders>
-              <w:top w:val="single" w:sz="4" w:space="0" w:color="CCCCCC"/>
-              <w:bottom w:val="single" w:sz="4" w:space="0" w:color="CCCCCC"/>
-              <w:left w:val="single" w:sz="4" w:space="0" w:color="CCCCCC"/>
-              <w:right w:val="single" w:sz="4" w:space="0" w:color="CCCCCC"/>
-            </w:tcBorders>
-          </w:tcPr>
-          <w:p>
-            <w:pPr>
-              <w:spacing w:before="60" w:after="60" w:line="252" w:lineRule="auto"/>
-              <w:jc w:val="left"/>
-            </w:pPr>
-            <w:r/>
-            <w:r>
-              <w:rPr>
-                <w:b/>
-              </w:rPr>
-              <w:t>531.00</w:t>
-            </w:r>
-          </w:p>
-        </w:tc>
-        <w:tc>
-          <w:tcPr>
-            <w:tcW w:type="dxa" w:w="3456"/>
-            <w:shd w:fill="FFFFFF"/>
-            <w:tcMar>
-              <w:top w:w="100" w:type="dxa"/>
-              <w:bottom w:w="100" w:type="dxa"/>
-              <w:left w:w="120" w:type="dxa"/>
-              <w:right w:w="120" w:type="dxa"/>
-            </w:tcMar>
-            <w:tcBorders>
-              <w:top w:val="single" w:sz="4" w:space="0" w:color="CCCCCC"/>
-              <w:bottom w:val="single" w:sz="4" w:space="0" w:color="CCCCCC"/>
-              <w:left w:val="single" w:sz="4" w:space="0" w:color="CCCCCC"/>
-              <w:right w:val="single" w:sz="4" w:space="0" w:color="CCCCCC"/>
-            </w:tcBorders>
-          </w:tcPr>
-          <w:p>
-            <w:pPr>
-              <w:spacing w:before="60" w:after="60" w:line="252" w:lineRule="auto"/>
-              <w:jc w:val="left"/>
-            </w:pPr>
-            <w:r/>
-            <w:r>
-              <w:rPr>
-                <w:b/>
-              </w:rPr>
-              <w:t>-0.25</w:t>
-            </w:r>
-          </w:p>
-        </w:tc>
-        <w:tc>
-          <w:tcPr>
-            <w:tcW w:type="dxa" w:w="1440"/>
-            <w:shd w:fill="FFFFFF"/>
-            <w:tcMar>
-              <w:top w:w="100" w:type="dxa"/>
-              <w:bottom w:w="100" w:type="dxa"/>
-              <w:left w:w="120" w:type="dxa"/>
-              <w:right w:w="120" w:type="dxa"/>
-            </w:tcMar>
-            <w:tcBorders>
-              <w:top w:val="single" w:sz="4" w:space="0" w:color="CCCCCC"/>
-              <w:bottom w:val="single" w:sz="4" w:space="0" w:color="CCCCCC"/>
-              <w:left w:val="single" w:sz="4" w:space="0" w:color="CCCCCC"/>
-              <w:right w:val="single" w:sz="4" w:space="0" w:color="CCCCCC"/>
-            </w:tcBorders>
-          </w:tcPr>
-          <w:p>
-            <w:pPr>
-              <w:spacing w:before="60" w:after="60" w:line="252" w:lineRule="auto"/>
-              <w:jc w:val="left"/>
-            </w:pPr>
-            <w:r/>
-            <w:r>
-              <w:t>BEAR</w:t>
-            </w:r>
-          </w:p>
-        </w:tc>
-      </w:tr>
-      <w:tr>
-        <w:tc>
-          <w:tcPr>
-            <w:tcW w:type="dxa" w:w="1584"/>
-            <w:shd w:fill="F8FAFC"/>
-            <w:tcMar>
-              <w:top w:w="100" w:type="dxa"/>
-              <w:bottom w:w="100" w:type="dxa"/>
-              <w:left w:w="120" w:type="dxa"/>
-              <w:right w:w="120" w:type="dxa"/>
-            </w:tcMar>
-            <w:tcBorders>
-              <w:top w:val="single" w:sz="4" w:space="0" w:color="CCCCCC"/>
-              <w:bottom w:val="single" w:sz="4" w:space="0" w:color="CCCCCC"/>
-              <w:left w:val="single" w:sz="4" w:space="0" w:color="CCCCCC"/>
-              <w:right w:val="single" w:sz="4" w:space="0" w:color="CCCCCC"/>
-            </w:tcBorders>
-          </w:tcPr>
-          <w:p>
-            <w:pPr>
-              <w:spacing w:before="60" w:after="60" w:line="252" w:lineRule="auto"/>
-              <w:jc w:val="left"/>
-            </w:pPr>
-            <w:r/>
-            <w:r>
-              <w:rPr>
-                <w:b/>
-              </w:rPr>
-              <w:t>Fri 28/08</w:t>
-            </w:r>
-          </w:p>
-        </w:tc>
-        <w:tc>
-          <w:tcPr>
-            <w:tcW w:type="dxa" w:w="864"/>
-            <w:shd w:fill="F8FAFC"/>
-            <w:tcMar>
-              <w:top w:w="100" w:type="dxa"/>
-              <w:bottom w:w="100" w:type="dxa"/>
-              <w:left w:w="120" w:type="dxa"/>
-              <w:right w:w="120" w:type="dxa"/>
-            </w:tcMar>
-            <w:tcBorders>
-              <w:top w:val="single" w:sz="4" w:space="0" w:color="CCCCCC"/>
-              <w:bottom w:val="single" w:sz="4" w:space="0" w:color="CCCCCC"/>
-              <w:left w:val="single" w:sz="4" w:space="0" w:color="CCCCCC"/>
-              <w:right w:val="single" w:sz="4" w:space="0" w:color="CCCCCC"/>
-            </w:tcBorders>
-          </w:tcPr>
-          <w:p>
-            <w:pPr>
-              <w:spacing w:before="60" w:after="60" w:line="252" w:lineRule="auto"/>
-              <w:jc w:val="left"/>
-            </w:pPr>
-            <w:r/>
-            <w:r>
-              <w:t>London 15-19</w:t>
-            </w:r>
-          </w:p>
-        </w:tc>
-        <w:tc>
-          <w:tcPr>
-            <w:tcW w:type="dxa" w:w="1440"/>
-            <w:shd w:fill="F8FAFC"/>
-            <w:tcMar>
-              <w:top w:w="100" w:type="dxa"/>
-              <w:bottom w:w="100" w:type="dxa"/>
-              <w:left w:w="120" w:type="dxa"/>
-              <w:right w:w="120" w:type="dxa"/>
-            </w:tcMar>
-            <w:tcBorders>
-              <w:top w:val="single" w:sz="4" w:space="0" w:color="CCCCCC"/>
-              <w:bottom w:val="single" w:sz="4" w:space="0" w:color="CCCCCC"/>
-              <w:left w:val="single" w:sz="4" w:space="0" w:color="CCCCCC"/>
-              <w:right w:val="single" w:sz="4" w:space="0" w:color="CCCCCC"/>
-            </w:tcBorders>
-          </w:tcPr>
-          <w:p>
-            <w:pPr>
-              <w:spacing w:before="60" w:after="60" w:line="252" w:lineRule="auto"/>
-              <w:jc w:val="left"/>
-            </w:pPr>
-            <w:r/>
-            <w:r>
-              <w:t>531.00</w:t>
-            </w:r>
-          </w:p>
-        </w:tc>
-        <w:tc>
-          <w:tcPr>
-            <w:tcW w:type="dxa" w:w="2016"/>
-            <w:shd w:fill="F8FAFC"/>
-            <w:tcMar>
-              <w:top w:w="100" w:type="dxa"/>
-              <w:bottom w:w="100" w:type="dxa"/>
-              <w:left w:w="120" w:type="dxa"/>
-              <w:right w:w="120" w:type="dxa"/>
-            </w:tcMar>
-            <w:tcBorders>
-              <w:top w:val="single" w:sz="4" w:space="0" w:color="CCCCCC"/>
-              <w:bottom w:val="single" w:sz="4" w:space="0" w:color="CCCCCC"/>
-              <w:left w:val="single" w:sz="4" w:space="0" w:color="CCCCCC"/>
-              <w:right w:val="single" w:sz="4" w:space="0" w:color="CCCCCC"/>
-            </w:tcBorders>
-          </w:tcPr>
-          <w:p>
-            <w:pPr>
-              <w:spacing w:before="60" w:after="60" w:line="252" w:lineRule="auto"/>
-              <w:jc w:val="left"/>
-            </w:pPr>
-            <w:r/>
-            <w:r>
-              <w:t>534.00</w:t>
-            </w:r>
-          </w:p>
-        </w:tc>
-        <w:tc>
-          <w:tcPr>
-            <w:tcW w:type="dxa" w:w="1152"/>
-            <w:shd w:fill="F8FAFC"/>
-            <w:tcMar>
-              <w:top w:w="100" w:type="dxa"/>
-              <w:bottom w:w="100" w:type="dxa"/>
-              <w:left w:w="120" w:type="dxa"/>
-              <w:right w:w="120" w:type="dxa"/>
-            </w:tcMar>
-            <w:tcBorders>
-              <w:top w:val="single" w:sz="4" w:space="0" w:color="CCCCCC"/>
-              <w:bottom w:val="single" w:sz="4" w:space="0" w:color="CCCCCC"/>
-              <w:left w:val="single" w:sz="4" w:space="0" w:color="CCCCCC"/>
-              <w:right w:val="single" w:sz="4" w:space="0" w:color="CCCCCC"/>
-            </w:tcBorders>
-          </w:tcPr>
-          <w:p>
-            <w:pPr>
-              <w:spacing w:before="60" w:after="60" w:line="252" w:lineRule="auto"/>
-              <w:jc w:val="left"/>
-            </w:pPr>
-            <w:r/>
-            <w:r>
-              <w:t>528.25</w:t>
-            </w:r>
-          </w:p>
-        </w:tc>
-        <w:tc>
-          <w:tcPr>
-            <w:tcW w:type="dxa" w:w="1728"/>
-            <w:shd w:fill="F8FAFC"/>
-            <w:tcMar>
-              <w:top w:w="100" w:type="dxa"/>
-              <w:bottom w:w="100" w:type="dxa"/>
-              <w:left w:w="120" w:type="dxa"/>
-              <w:right w:w="120" w:type="dxa"/>
-            </w:tcMar>
-            <w:tcBorders>
-              <w:top w:val="single" w:sz="4" w:space="0" w:color="CCCCCC"/>
-              <w:bottom w:val="single" w:sz="4" w:space="0" w:color="CCCCCC"/>
-              <w:left w:val="single" w:sz="4" w:space="0" w:color="CCCCCC"/>
-              <w:right w:val="single" w:sz="4" w:space="0" w:color="CCCCCC"/>
-            </w:tcBorders>
-          </w:tcPr>
-          <w:p>
-            <w:pPr>
-              <w:spacing w:before="60" w:after="60" w:line="252" w:lineRule="auto"/>
-              <w:jc w:val="left"/>
-            </w:pPr>
-            <w:r/>
-            <w:r>
-              <w:rPr>
-                <w:b/>
-              </w:rPr>
-              <w:t>531.25</w:t>
-            </w:r>
-          </w:p>
-        </w:tc>
-        <w:tc>
-          <w:tcPr>
-            <w:tcW w:type="dxa" w:w="3456"/>
-            <w:shd w:fill="F8FAFC"/>
-            <w:tcMar>
-              <w:top w:w="100" w:type="dxa"/>
-              <w:bottom w:w="100" w:type="dxa"/>
-              <w:left w:w="120" w:type="dxa"/>
-              <w:right w:w="120" w:type="dxa"/>
-            </w:tcMar>
-            <w:tcBorders>
-              <w:top w:val="single" w:sz="4" w:space="0" w:color="CCCCCC"/>
-              <w:bottom w:val="single" w:sz="4" w:space="0" w:color="CCCCCC"/>
-              <w:left w:val="single" w:sz="4" w:space="0" w:color="CCCCCC"/>
-              <w:right w:val="single" w:sz="4" w:space="0" w:color="CCCCCC"/>
-            </w:tcBorders>
-          </w:tcPr>
-          <w:p>
-            <w:pPr>
-              <w:spacing w:before="60" w:after="60" w:line="252" w:lineRule="auto"/>
-              <w:jc w:val="left"/>
-            </w:pPr>
-            <w:r/>
-            <w:r>
-              <w:rPr>
-                <w:b/>
-              </w:rPr>
-              <w:t>+0.25</w:t>
-            </w:r>
-          </w:p>
-        </w:tc>
-        <w:tc>
-          <w:tcPr>
-            <w:tcW w:type="dxa" w:w="1440"/>
-            <w:shd w:fill="F8FAFC"/>
-            <w:tcMar>
-              <w:top w:w="100" w:type="dxa"/>
-              <w:bottom w:w="100" w:type="dxa"/>
-              <w:left w:w="120" w:type="dxa"/>
-              <w:right w:w="120" w:type="dxa"/>
-            </w:tcMar>
-            <w:tcBorders>
-              <w:top w:val="single" w:sz="4" w:space="0" w:color="CCCCCC"/>
-              <w:bottom w:val="single" w:sz="4" w:space="0" w:color="CCCCCC"/>
-              <w:left w:val="single" w:sz="4" w:space="0" w:color="CCCCCC"/>
-              <w:right w:val="single" w:sz="4" w:space="0" w:color="CCCCCC"/>
-            </w:tcBorders>
-          </w:tcPr>
-          <w:p>
-            <w:pPr>
-              <w:spacing w:before="60" w:after="60" w:line="252" w:lineRule="auto"/>
-              <w:jc w:val="left"/>
-            </w:pPr>
-            <w:r/>
-            <w:r>
-              <w:t>BULL</w:t>
-            </w:r>
-          </w:p>
-        </w:tc>
-      </w:tr>
-      <w:tr>
-        <w:tc>
-          <w:tcPr>
-            <w:tcW w:type="dxa" w:w="1584"/>
-            <w:shd w:fill="FFFFFF"/>
-            <w:tcMar>
-              <w:top w:w="100" w:type="dxa"/>
-              <w:bottom w:w="100" w:type="dxa"/>
-              <w:left w:w="120" w:type="dxa"/>
-              <w:right w:w="120" w:type="dxa"/>
-            </w:tcMar>
-            <w:tcBorders>
-              <w:top w:val="single" w:sz="4" w:space="0" w:color="CCCCCC"/>
-              <w:bottom w:val="single" w:sz="4" w:space="0" w:color="CCCCCC"/>
-              <w:left w:val="single" w:sz="4" w:space="0" w:color="CCCCCC"/>
-              <w:right w:val="single" w:sz="4" w:space="0" w:color="CCCCCC"/>
-            </w:tcBorders>
-          </w:tcPr>
-          <w:p>
-            <w:pPr>
-              <w:spacing w:before="60" w:after="60" w:line="252" w:lineRule="auto"/>
-              <w:jc w:val="left"/>
-            </w:pPr>
-            <w:r/>
-            <w:r>
-              <w:rPr>
-                <w:b/>
-              </w:rPr>
-              <w:t>Fri 28/08</w:t>
-            </w:r>
-          </w:p>
-        </w:tc>
-        <w:tc>
-          <w:tcPr>
-            <w:tcW w:type="dxa" w:w="864"/>
-            <w:shd w:fill="FFFFFF"/>
-            <w:tcMar>
-              <w:top w:w="100" w:type="dxa"/>
-              <w:bottom w:w="100" w:type="dxa"/>
-              <w:left w:w="120" w:type="dxa"/>
-              <w:right w:w="120" w:type="dxa"/>
-            </w:tcMar>
-            <w:tcBorders>
-              <w:top w:val="single" w:sz="4" w:space="0" w:color="CCCCCC"/>
-              <w:bottom w:val="single" w:sz="4" w:space="0" w:color="CCCCCC"/>
-              <w:left w:val="single" w:sz="4" w:space="0" w:color="CCCCCC"/>
-              <w:right w:val="single" w:sz="4" w:space="0" w:color="CCCCCC"/>
-            </w:tcBorders>
-          </w:tcPr>
-          <w:p>
-            <w:pPr>
-              <w:spacing w:before="60" w:after="60" w:line="252" w:lineRule="auto"/>
-              <w:jc w:val="left"/>
-            </w:pPr>
-            <w:r/>
-            <w:r>
-              <w:t>Pre-NY 19-21</w:t>
-            </w:r>
-          </w:p>
-        </w:tc>
-        <w:tc>
-          <w:tcPr>
-            <w:tcW w:type="dxa" w:w="1440"/>
-            <w:shd w:fill="FFFFFF"/>
-            <w:tcMar>
-              <w:top w:w="100" w:type="dxa"/>
-              <w:bottom w:w="100" w:type="dxa"/>
-              <w:left w:w="120" w:type="dxa"/>
-              <w:right w:w="120" w:type="dxa"/>
-            </w:tcMar>
-            <w:tcBorders>
-              <w:top w:val="single" w:sz="4" w:space="0" w:color="CCCCCC"/>
-              <w:bottom w:val="single" w:sz="4" w:space="0" w:color="CCCCCC"/>
-              <w:left w:val="single" w:sz="4" w:space="0" w:color="CCCCCC"/>
-              <w:right w:val="single" w:sz="4" w:space="0" w:color="CCCCCC"/>
-            </w:tcBorders>
-          </w:tcPr>
-          <w:p>
-            <w:pPr>
-              <w:spacing w:before="60" w:after="60" w:line="252" w:lineRule="auto"/>
-              <w:jc w:val="left"/>
-            </w:pPr>
-            <w:r/>
-            <w:r>
-              <w:t>531.25</w:t>
-            </w:r>
-          </w:p>
-        </w:tc>
-        <w:tc>
-          <w:tcPr>
-            <w:tcW w:type="dxa" w:w="2016"/>
-            <w:shd w:fill="FFFFFF"/>
-            <w:tcMar>
-              <w:top w:w="100" w:type="dxa"/>
-              <w:bottom w:w="100" w:type="dxa"/>
-              <w:left w:w="120" w:type="dxa"/>
-              <w:right w:w="120" w:type="dxa"/>
-            </w:tcMar>
-            <w:tcBorders>
-              <w:top w:val="single" w:sz="4" w:space="0" w:color="CCCCCC"/>
-              <w:bottom w:val="single" w:sz="4" w:space="0" w:color="CCCCCC"/>
-              <w:left w:val="single" w:sz="4" w:space="0" w:color="CCCCCC"/>
-              <w:right w:val="single" w:sz="4" w:space="0" w:color="CCCCCC"/>
-            </w:tcBorders>
-          </w:tcPr>
-          <w:p>
-            <w:pPr>
-              <w:spacing w:before="60" w:after="60" w:line="252" w:lineRule="auto"/>
-              <w:jc w:val="left"/>
-            </w:pPr>
-            <w:r/>
-            <w:r>
-              <w:t>534.25</w:t>
-            </w:r>
-          </w:p>
-        </w:tc>
-        <w:tc>
-          <w:tcPr>
-            <w:tcW w:type="dxa" w:w="1152"/>
-            <w:shd w:fill="FFFFFF"/>
-            <w:tcMar>
-              <w:top w:w="100" w:type="dxa"/>
-              <w:bottom w:w="100" w:type="dxa"/>
-              <w:left w:w="120" w:type="dxa"/>
-              <w:right w:w="120" w:type="dxa"/>
-            </w:tcMar>
-            <w:tcBorders>
-              <w:top w:val="single" w:sz="4" w:space="0" w:color="CCCCCC"/>
-              <w:bottom w:val="single" w:sz="4" w:space="0" w:color="CCCCCC"/>
-              <w:left w:val="single" w:sz="4" w:space="0" w:color="CCCCCC"/>
-              <w:right w:val="single" w:sz="4" w:space="0" w:color="CCCCCC"/>
-            </w:tcBorders>
-          </w:tcPr>
-          <w:p>
-            <w:pPr>
-              <w:spacing w:before="60" w:after="60" w:line="252" w:lineRule="auto"/>
-              <w:jc w:val="left"/>
-            </w:pPr>
-            <w:r/>
-            <w:r>
-              <w:t>528.50</w:t>
-            </w:r>
-          </w:p>
-        </w:tc>
-        <w:tc>
-          <w:tcPr>
-            <w:tcW w:type="dxa" w:w="1728"/>
-            <w:shd w:fill="FFFFFF"/>
-            <w:tcMar>
-              <w:top w:w="100" w:type="dxa"/>
-              <w:bottom w:w="100" w:type="dxa"/>
-              <w:left w:w="120" w:type="dxa"/>
-              <w:right w:w="120" w:type="dxa"/>
-            </w:tcMar>
-            <w:tcBorders>
-              <w:top w:val="single" w:sz="4" w:space="0" w:color="CCCCCC"/>
-              <w:bottom w:val="single" w:sz="4" w:space="0" w:color="CCCCCC"/>
-              <w:left w:val="single" w:sz="4" w:space="0" w:color="CCCCCC"/>
-              <w:right w:val="single" w:sz="4" w:space="0" w:color="CCCCCC"/>
-            </w:tcBorders>
-          </w:tcPr>
-          <w:p>
-            <w:pPr>
-              <w:spacing w:before="60" w:after="60" w:line="252" w:lineRule="auto"/>
-              <w:jc w:val="left"/>
-            </w:pPr>
-            <w:r/>
-            <w:r>
-              <w:rPr>
-                <w:b/>
-              </w:rPr>
-              <w:t>531.25</w:t>
-            </w:r>
-          </w:p>
-        </w:tc>
-        <w:tc>
-          <w:tcPr>
-            <w:tcW w:type="dxa" w:w="3456"/>
-            <w:shd w:fill="FFFFFF"/>
-            <w:tcMar>
-              <w:top w:w="100" w:type="dxa"/>
-              <w:bottom w:w="100" w:type="dxa"/>
-              <w:left w:w="120" w:type="dxa"/>
-              <w:right w:w="120" w:type="dxa"/>
-            </w:tcMar>
-            <w:tcBorders>
-              <w:top w:val="single" w:sz="4" w:space="0" w:color="CCCCCC"/>
-              <w:bottom w:val="single" w:sz="4" w:space="0" w:color="CCCCCC"/>
-              <w:left w:val="single" w:sz="4" w:space="0" w:color="CCCCCC"/>
-              <w:right w:val="single" w:sz="4" w:space="0" w:color="CCCCCC"/>
-            </w:tcBorders>
-          </w:tcPr>
-          <w:p>
-            <w:pPr>
-              <w:spacing w:before="60" w:after="60" w:line="252" w:lineRule="auto"/>
-              <w:jc w:val="left"/>
-            </w:pPr>
-            <w:r/>
-            <w:r>
-              <w:rPr>
-                <w:b/>
-              </w:rPr>
-              <w:t>+0.00</w:t>
-            </w:r>
-          </w:p>
-        </w:tc>
-        <w:tc>
-          <w:tcPr>
-            <w:tcW w:type="dxa" w:w="1440"/>
-            <w:shd w:fill="FFFFFF"/>
-            <w:tcMar>
-              <w:top w:w="100" w:type="dxa"/>
-              <w:bottom w:w="100" w:type="dxa"/>
-              <w:left w:w="120" w:type="dxa"/>
-              <w:right w:w="120" w:type="dxa"/>
-            </w:tcMar>
-            <w:tcBorders>
-              <w:top w:val="single" w:sz="4" w:space="0" w:color="CCCCCC"/>
-              <w:bottom w:val="single" w:sz="4" w:space="0" w:color="CCCCCC"/>
-              <w:left w:val="single" w:sz="4" w:space="0" w:color="CCCCCC"/>
-              <w:right w:val="single" w:sz="4" w:space="0" w:color="CCCCCC"/>
-            </w:tcBorders>
-          </w:tcPr>
-          <w:p>
-            <w:pPr>
-              <w:spacing w:before="60" w:after="60" w:line="252" w:lineRule="auto"/>
-              <w:jc w:val="left"/>
-            </w:pPr>
-            <w:r/>
-            <w:r>
-              <w:t>BEAR</w:t>
-            </w:r>
-          </w:p>
-        </w:tc>
-      </w:tr>
-      <w:tr>
-        <w:tc>
-          <w:tcPr>
-            <w:tcW w:type="dxa" w:w="1584"/>
-            <w:shd w:fill="F8FAFC"/>
-            <w:tcMar>
-              <w:top w:w="100" w:type="dxa"/>
-              <w:bottom w:w="100" w:type="dxa"/>
-              <w:left w:w="120" w:type="dxa"/>
-              <w:right w:w="120" w:type="dxa"/>
-            </w:tcMar>
-            <w:tcBorders>
-              <w:top w:val="single" w:sz="4" w:space="0" w:color="CCCCCC"/>
-              <w:bottom w:val="single" w:sz="4" w:space="0" w:color="CCCCCC"/>
-              <w:left w:val="single" w:sz="4" w:space="0" w:color="CCCCCC"/>
-              <w:right w:val="single" w:sz="4" w:space="0" w:color="CCCCCC"/>
-            </w:tcBorders>
-          </w:tcPr>
-          <w:p>
-            <w:pPr>
-              <w:spacing w:before="60" w:after="60" w:line="252" w:lineRule="auto"/>
-              <w:jc w:val="left"/>
-            </w:pPr>
-            <w:r/>
-            <w:r>
-              <w:rPr>
-                <w:b/>
-              </w:rPr>
-              <w:t>Fri 28/08</w:t>
-            </w:r>
-          </w:p>
-        </w:tc>
-        <w:tc>
-          <w:tcPr>
-            <w:tcW w:type="dxa" w:w="864"/>
-            <w:shd w:fill="F8FAFC"/>
-            <w:tcMar>
-              <w:top w:w="100" w:type="dxa"/>
-              <w:bottom w:w="100" w:type="dxa"/>
-              <w:left w:w="120" w:type="dxa"/>
-              <w:right w:w="120" w:type="dxa"/>
-            </w:tcMar>
-            <w:tcBorders>
-              <w:top w:val="single" w:sz="4" w:space="0" w:color="CCCCCC"/>
-              <w:bottom w:val="single" w:sz="4" w:space="0" w:color="CCCCCC"/>
-              <w:left w:val="single" w:sz="4" w:space="0" w:color="CCCCCC"/>
-              <w:right w:val="single" w:sz="4" w:space="0" w:color="CCCCCC"/>
-            </w:tcBorders>
-          </w:tcPr>
-          <w:p>
-            <w:pPr>
-              <w:spacing w:before="60" w:after="60" w:line="252" w:lineRule="auto"/>
-              <w:jc w:val="left"/>
-            </w:pPr>
-            <w:r/>
-            <w:r>
-              <w:t>NY Open 21-23</w:t>
-            </w:r>
-          </w:p>
-        </w:tc>
-        <w:tc>
-          <w:tcPr>
-            <w:tcW w:type="dxa" w:w="1440"/>
-            <w:shd w:fill="F8FAFC"/>
-            <w:tcMar>
-              <w:top w:w="100" w:type="dxa"/>
-              <w:bottom w:w="100" w:type="dxa"/>
-              <w:left w:w="120" w:type="dxa"/>
-              <w:right w:w="120" w:type="dxa"/>
-            </w:tcMar>
-            <w:tcBorders>
-              <w:top w:val="single" w:sz="4" w:space="0" w:color="CCCCCC"/>
-              <w:bottom w:val="single" w:sz="4" w:space="0" w:color="CCCCCC"/>
-              <w:left w:val="single" w:sz="4" w:space="0" w:color="CCCCCC"/>
-              <w:right w:val="single" w:sz="4" w:space="0" w:color="CCCCCC"/>
-            </w:tcBorders>
-          </w:tcPr>
-          <w:p>
-            <w:pPr>
-              <w:spacing w:before="60" w:after="60" w:line="252" w:lineRule="auto"/>
-              <w:jc w:val="left"/>
-            </w:pPr>
-            <w:r/>
-            <w:r>
-              <w:t>531.25</w:t>
-            </w:r>
-          </w:p>
-        </w:tc>
-        <w:tc>
-          <w:tcPr>
-            <w:tcW w:type="dxa" w:w="2016"/>
-            <w:shd w:fill="F8FAFC"/>
-            <w:tcMar>
-              <w:top w:w="100" w:type="dxa"/>
-              <w:bottom w:w="100" w:type="dxa"/>
-              <w:left w:w="120" w:type="dxa"/>
-              <w:right w:w="120" w:type="dxa"/>
-            </w:tcMar>
-            <w:tcBorders>
-              <w:top w:val="single" w:sz="4" w:space="0" w:color="CCCCCC"/>
-              <w:bottom w:val="single" w:sz="4" w:space="0" w:color="CCCCCC"/>
-              <w:left w:val="single" w:sz="4" w:space="0" w:color="CCCCCC"/>
-              <w:right w:val="single" w:sz="4" w:space="0" w:color="CCCCCC"/>
-            </w:tcBorders>
-          </w:tcPr>
-          <w:p>
-            <w:pPr>
-              <w:spacing w:before="60" w:after="60" w:line="252" w:lineRule="auto"/>
-              <w:jc w:val="left"/>
-            </w:pPr>
-            <w:r/>
-            <w:r>
-              <w:t>535.25</w:t>
-            </w:r>
-          </w:p>
-        </w:tc>
-        <w:tc>
-          <w:tcPr>
-            <w:tcW w:type="dxa" w:w="1152"/>
-            <w:shd w:fill="F8FAFC"/>
-            <w:tcMar>
-              <w:top w:w="100" w:type="dxa"/>
-              <w:bottom w:w="100" w:type="dxa"/>
-              <w:left w:w="120" w:type="dxa"/>
-              <w:right w:w="120" w:type="dxa"/>
-            </w:tcMar>
-            <w:tcBorders>
-              <w:top w:val="single" w:sz="4" w:space="0" w:color="CCCCCC"/>
-              <w:bottom w:val="single" w:sz="4" w:space="0" w:color="CCCCCC"/>
-              <w:left w:val="single" w:sz="4" w:space="0" w:color="CCCCCC"/>
-              <w:right w:val="single" w:sz="4" w:space="0" w:color="CCCCCC"/>
-            </w:tcBorders>
-          </w:tcPr>
-          <w:p>
-            <w:pPr>
-              <w:spacing w:before="60" w:after="60" w:line="252" w:lineRule="auto"/>
-              <w:jc w:val="left"/>
-            </w:pPr>
-            <w:r/>
-            <w:r>
-              <w:t>527.75</w:t>
-            </w:r>
-          </w:p>
-        </w:tc>
-        <w:tc>
-          <w:tcPr>
-            <w:tcW w:type="dxa" w:w="1728"/>
-            <w:shd w:fill="F8FAFC"/>
-            <w:tcMar>
-              <w:top w:w="100" w:type="dxa"/>
-              <w:bottom w:w="100" w:type="dxa"/>
-              <w:left w:w="120" w:type="dxa"/>
-              <w:right w:w="120" w:type="dxa"/>
-            </w:tcMar>
-            <w:tcBorders>
-              <w:top w:val="single" w:sz="4" w:space="0" w:color="CCCCCC"/>
-              <w:bottom w:val="single" w:sz="4" w:space="0" w:color="CCCCCC"/>
-              <w:left w:val="single" w:sz="4" w:space="0" w:color="CCCCCC"/>
-              <w:right w:val="single" w:sz="4" w:space="0" w:color="CCCCCC"/>
-            </w:tcBorders>
-          </w:tcPr>
-          <w:p>
-            <w:pPr>
-              <w:spacing w:before="60" w:after="60" w:line="252" w:lineRule="auto"/>
-              <w:jc w:val="left"/>
-            </w:pPr>
-            <w:r/>
-            <w:r>
-              <w:rPr>
-                <w:b/>
-              </w:rPr>
-              <w:t>531.75</w:t>
-            </w:r>
-          </w:p>
-        </w:tc>
-        <w:tc>
-          <w:tcPr>
-            <w:tcW w:type="dxa" w:w="3456"/>
-            <w:shd w:fill="F8FAFC"/>
-            <w:tcMar>
-              <w:top w:w="100" w:type="dxa"/>
-              <w:bottom w:w="100" w:type="dxa"/>
-              <w:left w:w="120" w:type="dxa"/>
-              <w:right w:w="120" w:type="dxa"/>
-            </w:tcMar>
-            <w:tcBorders>
-              <w:top w:val="single" w:sz="4" w:space="0" w:color="CCCCCC"/>
-              <w:bottom w:val="single" w:sz="4" w:space="0" w:color="CCCCCC"/>
-              <w:left w:val="single" w:sz="4" w:space="0" w:color="CCCCCC"/>
-              <w:right w:val="single" w:sz="4" w:space="0" w:color="CCCCCC"/>
-            </w:tcBorders>
-          </w:tcPr>
-          <w:p>
-            <w:pPr>
-              <w:spacing w:before="60" w:after="60" w:line="252" w:lineRule="auto"/>
-              <w:jc w:val="left"/>
-            </w:pPr>
-            <w:r/>
-            <w:r>
-              <w:rPr>
-                <w:b/>
-              </w:rPr>
-              <w:t>+0.50</w:t>
-            </w:r>
-          </w:p>
-        </w:tc>
-        <w:tc>
-          <w:tcPr>
-            <w:tcW w:type="dxa" w:w="1440"/>
-            <w:shd w:fill="F8FAFC"/>
-            <w:tcMar>
-              <w:top w:w="100" w:type="dxa"/>
-              <w:bottom w:w="100" w:type="dxa"/>
-              <w:left w:w="120" w:type="dxa"/>
-              <w:right w:w="120" w:type="dxa"/>
-            </w:tcMar>
-            <w:tcBorders>
-              <w:top w:val="single" w:sz="4" w:space="0" w:color="CCCCCC"/>
-              <w:bottom w:val="single" w:sz="4" w:space="0" w:color="CCCCCC"/>
-              <w:left w:val="single" w:sz="4" w:space="0" w:color="CCCCCC"/>
-              <w:right w:val="single" w:sz="4" w:space="0" w:color="CCCCCC"/>
-            </w:tcBorders>
-          </w:tcPr>
-          <w:p>
-            <w:pPr>
-              <w:spacing w:before="60" w:after="60" w:line="252" w:lineRule="auto"/>
-              <w:jc w:val="left"/>
-            </w:pPr>
-            <w:r/>
-            <w:r>
-              <w:t>BULL</w:t>
-            </w:r>
-          </w:p>
-        </w:tc>
-      </w:tr>
-      <w:tr>
-        <w:tc>
-          <w:tcPr>
-            <w:tcW w:type="dxa" w:w="1584"/>
-            <w:shd w:fill="FFFFFF"/>
-            <w:tcMar>
-              <w:top w:w="100" w:type="dxa"/>
-              <w:bottom w:w="100" w:type="dxa"/>
-              <w:left w:w="120" w:type="dxa"/>
-              <w:right w:w="120" w:type="dxa"/>
-            </w:tcMar>
-            <w:tcBorders>
-              <w:top w:val="single" w:sz="4" w:space="0" w:color="CCCCCC"/>
-              <w:bottom w:val="single" w:sz="4" w:space="0" w:color="CCCCCC"/>
-              <w:left w:val="single" w:sz="4" w:space="0" w:color="CCCCCC"/>
-              <w:right w:val="single" w:sz="4" w:space="0" w:color="CCCCCC"/>
-            </w:tcBorders>
-          </w:tcPr>
-          <w:p>
-            <w:pPr>
-              <w:spacing w:before="60" w:after="60" w:line="252" w:lineRule="auto"/>
-              <w:jc w:val="left"/>
-            </w:pPr>
-            <w:r/>
-            <w:r>
-              <w:rPr>
-                <w:b/>
-              </w:rPr>
-              <w:t>Fri 28/08</w:t>
-            </w:r>
-          </w:p>
-        </w:tc>
-        <w:tc>
-          <w:tcPr>
-            <w:tcW w:type="dxa" w:w="864"/>
-            <w:shd w:fill="FFFFFF"/>
-            <w:tcMar>
-              <w:top w:w="100" w:type="dxa"/>
-              <w:bottom w:w="100" w:type="dxa"/>
-              <w:left w:w="120" w:type="dxa"/>
-              <w:right w:w="120" w:type="dxa"/>
-            </w:tcMar>
-            <w:tcBorders>
-              <w:top w:val="single" w:sz="4" w:space="0" w:color="CCCCCC"/>
-              <w:bottom w:val="single" w:sz="4" w:space="0" w:color="CCCCCC"/>
-              <w:left w:val="single" w:sz="4" w:space="0" w:color="CCCCCC"/>
-              <w:right w:val="single" w:sz="4" w:space="0" w:color="CCCCCC"/>
-            </w:tcBorders>
-          </w:tcPr>
-          <w:p>
-            <w:pPr>
-              <w:spacing w:before="60" w:after="60" w:line="252" w:lineRule="auto"/>
-              <w:jc w:val="left"/>
-            </w:pPr>
-            <w:r/>
-            <w:r>
-              <w:t>NY Close 23-01</w:t>
-            </w:r>
-          </w:p>
-        </w:tc>
-        <w:tc>
-          <w:tcPr>
-            <w:tcW w:type="dxa" w:w="1440"/>
-            <w:shd w:fill="FFFFFF"/>
-            <w:tcMar>
-              <w:top w:w="100" w:type="dxa"/>
-              <w:bottom w:w="100" w:type="dxa"/>
-              <w:left w:w="120" w:type="dxa"/>
-              <w:right w:w="120" w:type="dxa"/>
-            </w:tcMar>
-            <w:tcBorders>
-              <w:top w:val="single" w:sz="4" w:space="0" w:color="CCCCCC"/>
-              <w:bottom w:val="single" w:sz="4" w:space="0" w:color="CCCCCC"/>
-              <w:left w:val="single" w:sz="4" w:space="0" w:color="CCCCCC"/>
-              <w:right w:val="single" w:sz="4" w:space="0" w:color="CCCCCC"/>
-            </w:tcBorders>
-          </w:tcPr>
-          <w:p>
-            <w:pPr>
-              <w:spacing w:before="60" w:after="60" w:line="252" w:lineRule="auto"/>
-              <w:jc w:val="left"/>
-            </w:pPr>
-            <w:r/>
-            <w:r>
-              <w:t>531.75</w:t>
-            </w:r>
-          </w:p>
-        </w:tc>
-        <w:tc>
-          <w:tcPr>
-            <w:tcW w:type="dxa" w:w="2016"/>
-            <w:shd w:fill="FFFFFF"/>
-            <w:tcMar>
-              <w:top w:w="100" w:type="dxa"/>
-              <w:bottom w:w="100" w:type="dxa"/>
-              <w:left w:w="120" w:type="dxa"/>
-              <w:right w:w="120" w:type="dxa"/>
-            </w:tcMar>
-            <w:tcBorders>
-              <w:top w:val="single" w:sz="4" w:space="0" w:color="CCCCCC"/>
-              <w:bottom w:val="single" w:sz="4" w:space="0" w:color="CCCCCC"/>
-              <w:left w:val="single" w:sz="4" w:space="0" w:color="CCCCCC"/>
-              <w:right w:val="single" w:sz="4" w:space="0" w:color="CCCCCC"/>
-            </w:tcBorders>
-          </w:tcPr>
-          <w:p>
-            <w:pPr>
-              <w:spacing w:before="60" w:after="60" w:line="252" w:lineRule="auto"/>
-              <w:jc w:val="left"/>
-            </w:pPr>
-            <w:r/>
-            <w:r>
-              <w:t>535.75</w:t>
-            </w:r>
-          </w:p>
-        </w:tc>
-        <w:tc>
-          <w:tcPr>
-            <w:tcW w:type="dxa" w:w="1152"/>
-            <w:shd w:fill="FFFFFF"/>
-            <w:tcMar>
-              <w:top w:w="100" w:type="dxa"/>
-              <w:bottom w:w="100" w:type="dxa"/>
-              <w:left w:w="120" w:type="dxa"/>
-              <w:right w:w="120" w:type="dxa"/>
-            </w:tcMar>
-            <w:tcBorders>
-              <w:top w:val="single" w:sz="4" w:space="0" w:color="CCCCCC"/>
-              <w:bottom w:val="single" w:sz="4" w:space="0" w:color="CCCCCC"/>
-              <w:left w:val="single" w:sz="4" w:space="0" w:color="CCCCCC"/>
-              <w:right w:val="single" w:sz="4" w:space="0" w:color="CCCCCC"/>
-            </w:tcBorders>
-          </w:tcPr>
-          <w:p>
-            <w:pPr>
-              <w:spacing w:before="60" w:after="60" w:line="252" w:lineRule="auto"/>
-              <w:jc w:val="left"/>
-            </w:pPr>
-            <w:r/>
-            <w:r>
-              <w:t>530.00</w:t>
-            </w:r>
-          </w:p>
-        </w:tc>
-        <w:tc>
-          <w:tcPr>
-            <w:tcW w:type="dxa" w:w="1728"/>
-            <w:shd w:fill="FFFFFF"/>
-            <w:tcMar>
-              <w:top w:w="100" w:type="dxa"/>
-              <w:bottom w:w="100" w:type="dxa"/>
-              <w:left w:w="120" w:type="dxa"/>
-              <w:right w:w="120" w:type="dxa"/>
-            </w:tcMar>
-            <w:tcBorders>
-              <w:top w:val="single" w:sz="4" w:space="0" w:color="CCCCCC"/>
-              <w:bottom w:val="single" w:sz="4" w:space="0" w:color="CCCCCC"/>
-              <w:left w:val="single" w:sz="4" w:space="0" w:color="CCCCCC"/>
-              <w:right w:val="single" w:sz="4" w:space="0" w:color="CCCCCC"/>
-            </w:tcBorders>
-          </w:tcPr>
-          <w:p>
-            <w:pPr>
-              <w:spacing w:before="60" w:after="60" w:line="252" w:lineRule="auto"/>
-              <w:jc w:val="left"/>
-            </w:pPr>
-            <w:r/>
-            <w:r>
-              <w:rPr>
-                <w:b/>
-              </w:rPr>
-              <w:t>531.50</w:t>
             </w:r>
           </w:p>
         </w:tc>
@@ -21781,7 +21781,7 @@
         <w:t>Giá Chốt Phiên (Close):</w:t>
       </w:r>
       <w:r>
-        <w:t xml:space="preserve"> 710.50 cents | </w:t>
+        <w:t xml:space="preserve"> 712.75 cents | </w:t>
       </w:r>
       <w:r>
         <w:rPr>
@@ -21796,10 +21796,10 @@
         <w:rPr>
           <w:b/>
         </w:rPr>
-        <w:t>`713.04 cents`</w:t>
+        <w:t>`715.33 cents`</w:t>
       </w:r>
       <w:r>
-        <w:t xml:space="preserve"> (+2.54).</w:t>
+        <w:t xml:space="preserve"> (+2.58).</w:t>
       </w:r>
     </w:p>
     <w:p>
@@ -21820,7 +21820,7 @@
         <w:rPr>
           <w:b/>
         </w:rPr>
-        <w:t>`15,420`</w:t>
+        <w:t>`20,308`</w:t>
       </w:r>
       <w:r>
         <w:t xml:space="preserve"> (Chênh lệch: </w:t>
@@ -21829,7 +21829,7 @@
         <w:rPr>
           <w:b/>
         </w:rPr>
-        <w:t>`+7,293`</w:t>
+        <w:t>`+12,181`</w:t>
       </w:r>
       <w:r>
         <w:t xml:space="preserve">) | OI: </w:t>
@@ -21871,7 +21871,7 @@
         <w:rPr>
           <w:b/>
         </w:rPr>
-        <w:t>`Bullish Engulfing (Nhấn chìm tăng trưởng)`</w:t>
+        <w:t>`Doji (Nến lưỡng lự thế trận)`</w:t>
       </w:r>
     </w:p>
     <w:p>
@@ -21891,9 +21891,9 @@
       <w:r>
         <w:rPr>
           <w:b/>
-          <w:color w:val="15803D"/>
+          <w:color w:val="B91C1C"/>
         </w:rPr>
-        <w:t>`Giảm do phe Long tháo chạy (Long Liquidation)`</w:t>
+        <w:t>`Tăng do phe Short chốt lời (Short Covering)`</w:t>
       </w:r>
     </w:p>
     <w:p>
@@ -21908,16 +21908,16 @@
         <w:t>Đánh giá xu hướng kết hợp:</w:t>
       </w:r>
       <w:r>
-        <w:t xml:space="preserve"> ️ </w:t>
+        <w:t xml:space="preserve"> </w:t>
       </w:r>
       <w:r>
         <w:rPr>
           <w:b/>
         </w:rPr>
-        <w:t>HỒI KỸ THUẬT YẾU (Weak Bullish Retest):</w:t>
+        <w:t>TÍCH LŨY TÍCH CỰC (Accumulation):</w:t>
       </w:r>
       <w:r>
-        <w:t xml:space="preserve"> Xuất hiện nến tăng nhưng dòng tiền/thanh khoản yếu. Cần quan sát thêm lực cầu.</w:t>
+        <w:t xml:space="preserve"> Nến đi ngang nhưng dòng tiền âm thầm gia tăng (OI tăng), báo hiệu chuẩn bị có nhịp bứt phá tăng.</w:t>
       </w:r>
     </w:p>
     <w:p>
@@ -22163,7 +22163,7 @@
               <w:rPr>
                 <w:b/>
               </w:rPr>
-              <w:t>92.83</w:t>
+              <w:t>93.30</w:t>
             </w:r>
           </w:p>
         </w:tc>
@@ -22286,7 +22286,7 @@
               <w:rPr>
                 <w:b/>
               </w:rPr>
-              <w:t>98.98</w:t>
+              <w:t>98.99</w:t>
             </w:r>
           </w:p>
         </w:tc>
@@ -22921,7 +22921,7 @@
         <w:t xml:space="preserve"> EMA_21 </w:t>
       </w:r>
       <w:r>
-        <w:t xml:space="preserve"> (705.49) &gt; </w:t>
+        <w:t xml:space="preserve"> (706.73) &gt; </w:t>
       </w:r>
       <w:r>
         <w:rPr>
@@ -22932,7 +22932,7 @@
         <w:t xml:space="preserve"> EMA_50 </w:t>
       </w:r>
       <w:r>
-        <w:t xml:space="preserve"> (701.10).</w:t>
+        <w:t xml:space="preserve"> (701.99).</w:t>
       </w:r>
     </w:p>
     <w:p>
@@ -22953,7 +22953,7 @@
         <w:rPr>
           <w:b/>
         </w:rPr>
-        <w:t>`60.90`</w:t>
+        <w:t>`63.61`</w:t>
       </w:r>
       <w:r>
         <w:t xml:space="preserve"> | ATR (14) = </w:t>
@@ -22962,7 +22962,7 @@
         <w:rPr>
           <w:b/>
         </w:rPr>
-        <w:t>`4.16`</w:t>
+        <w:t>`4.08`</w:t>
       </w:r>
       <w:r>
         <w:t xml:space="preserve"> cents | Volatility = </w:t>
@@ -22971,7 +22971,7 @@
         <w:rPr>
           <w:b/>
         </w:rPr>
-        <w:t>`4.25 cents`</w:t>
+        <w:t>`2.25 cents`</w:t>
       </w:r>
       <w:r>
         <w:t>.</w:t>
@@ -22995,7 +22995,7 @@
         <w:rPr>
           <w:b/>
         </w:rPr>
-        <w:t>`706.00`</w:t>
+        <w:t>`710.50`</w:t>
       </w:r>
       <w:r>
         <w:t xml:space="preserve"> | S2: </w:t>
@@ -23013,7 +23013,7 @@
         <w:rPr>
           <w:b/>
         </w:rPr>
-        <w:t>`713.25`</w:t>
+        <w:t>`725.25`</w:t>
       </w:r>
       <w:r>
         <w:t xml:space="preserve"> | R2: </w:t>
@@ -23746,7 +23746,7 @@
           <w:b/>
           <w:color w:val="B91C1C"/>
         </w:rPr>
-        <w:t>`705.49 - 701.10 cents (Canh bán hồi kỹ thuật H1)`</w:t>
+        <w:t>`706.73 - 701.99 cents (Canh bán hồi kỹ thuật H1)`</w:t>
       </w:r>
       <w:r>
         <w:t xml:space="preserve"> | SL: </w:t>
@@ -23755,7 +23755,7 @@
         <w:rPr>
           <w:b/>
         </w:rPr>
-        <w:t>`734.48 cents (Trên kháng cự R2 + 1.5x ATR)`</w:t>
+        <w:t>`734.37 cents (Trên kháng cự R2 + 1.5x ATR)`</w:t>
       </w:r>
       <w:r>
         <w:t xml:space="preserve"> | TP: </w:t>
@@ -23766,7 +23766,7 @@
           <w:color w:val="D97706"/>
           <w:sz w:val="19"/>
         </w:rPr>
-        <w:t xml:space="preserve"> 706.00 cents </w:t>
+        <w:t xml:space="preserve"> 710.50 cents </w:t>
       </w:r>
       <w:r>
         <w:t xml:space="preserve"> / </w:t>
@@ -23817,7 +23817,7 @@
         <w:rPr>
           <w:b/>
         </w:rPr>
-        <w:t>`704.00 - 706.00 cents`</w:t>
+        <w:t>`708.50 - 710.50 cents`</w:t>
       </w:r>
       <w:r>
         <w:t xml:space="preserve"> | SL: </w:t>
@@ -23826,7 +23826,7 @@
         <w:rPr>
           <w:b/>
         </w:rPr>
-        <w:t>`641.09 cents`</w:t>
+        <w:t>`641.17 cents`</w:t>
       </w:r>
       <w:r>
         <w:t xml:space="preserve"> | TP: </w:t>
@@ -23835,7 +23835,7 @@
         <w:rPr>
           <w:b/>
         </w:rPr>
-        <w:t>`713.25 cents (Đón sóng hồi trung hạn ~14.5 giá)`</w:t>
+        <w:t>`725.25 cents (Đón sóng hồi trung hạn ~14.5 giá)`</w:t>
       </w:r>
       <w:r>
         <w:t>.</w:t>
@@ -23863,7 +23863,7 @@
         <w:rPr>
           <w:b/>
         </w:rPr>
-        <w:t>`713.25 - 715.25 cents`</w:t>
+        <w:t>`725.25 - 727.25 cents`</w:t>
       </w:r>
       <w:r>
         <w:t xml:space="preserve"> | SL: </w:t>
@@ -23872,7 +23872,7 @@
         <w:rPr>
           <w:b/>
         </w:rPr>
-        <w:t>`717.41 cents`</w:t>
+        <w:t>`729.33 cents`</w:t>
       </w:r>
       <w:r>
         <w:t xml:space="preserve"> | TP: </w:t>
@@ -23921,7 +23921,7 @@
         <w:rPr>
           <w:b/>
         </w:rPr>
-        <w:t>`628.62 - 645.25 cents`</w:t>
+        <w:t>`628.92 - 645.25 cents`</w:t>
       </w:r>
     </w:p>
     <w:p>
@@ -24328,7 +24328,7 @@
             </w:pPr>
             <w:r/>
             <w:r>
-              <w:t>710.50</w:t>
+              <w:t>712.75</w:t>
             </w:r>
           </w:p>
         </w:tc>
@@ -24356,7 +24356,7 @@
             </w:pPr>
             <w:r/>
             <w:r>
-              <w:t>721.75</w:t>
+              <w:t>724.00</w:t>
             </w:r>
           </w:p>
         </w:tc>
@@ -24384,7 +24384,7 @@
             </w:pPr>
             <w:r/>
             <w:r>
-              <w:t>705.00</w:t>
+              <w:t>707.25</w:t>
             </w:r>
           </w:p>
         </w:tc>
@@ -24415,7 +24415,7 @@
               <w:rPr>
                 <w:b/>
               </w:rPr>
-              <w:t>709.75</w:t>
+              <w:t>712.00</w:t>
             </w:r>
           </w:p>
         </w:tc>
@@ -24563,7 +24563,7 @@
             </w:pPr>
             <w:r/>
             <w:r>
-              <w:t>709.75</w:t>
+              <w:t>712.00</w:t>
             </w:r>
           </w:p>
         </w:tc>
@@ -24591,7 +24591,7 @@
             </w:pPr>
             <w:r/>
             <w:r>
-              <w:t>717.25</w:t>
+              <w:t>719.50</w:t>
             </w:r>
           </w:p>
         </w:tc>
@@ -24619,7 +24619,7 @@
             </w:pPr>
             <w:r/>
             <w:r>
-              <w:t>703.75</w:t>
+              <w:t>706.00</w:t>
             </w:r>
           </w:p>
         </w:tc>
@@ -24650,7 +24650,7 @@
               <w:rPr>
                 <w:b/>
               </w:rPr>
-              <w:t>709.25</w:t>
+              <w:t>711.50</w:t>
             </w:r>
           </w:p>
         </w:tc>
@@ -24798,7 +24798,7 @@
             </w:pPr>
             <w:r/>
             <w:r>
-              <w:t>709.25</w:t>
+              <w:t>711.50</w:t>
             </w:r>
           </w:p>
         </w:tc>
@@ -24826,7 +24826,7 @@
             </w:pPr>
             <w:r/>
             <w:r>
-              <w:t>723.00</w:t>
+              <w:t>725.25</w:t>
             </w:r>
           </w:p>
         </w:tc>
@@ -24854,7 +24854,7 @@
             </w:pPr>
             <w:r/>
             <w:r>
-              <w:t>694.50</w:t>
+              <w:t>696.75</w:t>
             </w:r>
           </w:p>
         </w:tc>
@@ -24885,7 +24885,7 @@
               <w:rPr>
                 <w:b/>
               </w:rPr>
-              <w:t>711.25</w:t>
+              <w:t>713.50</w:t>
             </w:r>
           </w:p>
         </w:tc>
@@ -25033,7 +25033,7 @@
             </w:pPr>
             <w:r/>
             <w:r>
-              <w:t>711.25</w:t>
+              <w:t>713.50</w:t>
             </w:r>
           </w:p>
         </w:tc>
@@ -25061,7 +25061,7 @@
             </w:pPr>
             <w:r/>
             <w:r>
-              <w:t>724.50</w:t>
+              <w:t>726.75</w:t>
             </w:r>
           </w:p>
         </w:tc>
@@ -25089,7 +25089,7 @@
             </w:pPr>
             <w:r/>
             <w:r>
-              <w:t>703.00</w:t>
+              <w:t>705.25</w:t>
             </w:r>
           </w:p>
         </w:tc>
@@ -25120,7 +25120,7 @@
               <w:rPr>
                 <w:b/>
               </w:rPr>
-              <w:t>712.50</w:t>
+              <w:t>714.75</w:t>
             </w:r>
           </w:p>
         </w:tc>
@@ -25268,7 +25268,7 @@
             </w:pPr>
             <w:r/>
             <w:r>
-              <w:t>712.50</w:t>
+              <w:t>714.75</w:t>
             </w:r>
           </w:p>
         </w:tc>
@@ -25296,7 +25296,7 @@
             </w:pPr>
             <w:r/>
             <w:r>
-              <w:t>729.00</w:t>
+              <w:t>731.25</w:t>
             </w:r>
           </w:p>
         </w:tc>
@@ -25324,7 +25324,7 @@
             </w:pPr>
             <w:r/>
             <w:r>
-              <w:t>702.00</w:t>
+              <w:t>704.25</w:t>
             </w:r>
           </w:p>
         </w:tc>
@@ -25355,7 +25355,7 @@
               <w:rPr>
                 <w:b/>
               </w:rPr>
-              <w:t>717.00</w:t>
+              <w:t>719.25</w:t>
             </w:r>
           </w:p>
         </w:tc>
@@ -25503,7 +25503,7 @@
             </w:pPr>
             <w:r/>
             <w:r>
-              <w:t>717.00</w:t>
+              <w:t>719.25</w:t>
             </w:r>
           </w:p>
         </w:tc>
@@ -25531,7 +25531,7 @@
             </w:pPr>
             <w:r/>
             <w:r>
-              <w:t>724.75</w:t>
+              <w:t>727.00</w:t>
             </w:r>
           </w:p>
         </w:tc>
@@ -25559,7 +25559,7 @@
             </w:pPr>
             <w:r/>
             <w:r>
-              <w:t>706.00</w:t>
+              <w:t>708.25</w:t>
             </w:r>
           </w:p>
         </w:tc>
@@ -25590,7 +25590,7 @@
               <w:rPr>
                 <w:b/>
               </w:rPr>
-              <w:t>718.25</w:t>
+              <w:t>720.50</w:t>
             </w:r>
           </w:p>
         </w:tc>
@@ -25738,7 +25738,7 @@
             </w:pPr>
             <w:r/>
             <w:r>
-              <w:t>718.25</w:t>
+              <w:t>720.50</w:t>
             </w:r>
           </w:p>
         </w:tc>
@@ -25766,7 +25766,7 @@
             </w:pPr>
             <w:r/>
             <w:r>
-              <w:t>726.50</w:t>
+              <w:t>728.75</w:t>
             </w:r>
           </w:p>
         </w:tc>
@@ -25794,7 +25794,7 @@
             </w:pPr>
             <w:r/>
             <w:r>
-              <w:t>707.75</w:t>
+              <w:t>710.00</w:t>
             </w:r>
           </w:p>
         </w:tc>
@@ -25825,7 +25825,7 @@
               <w:rPr>
                 <w:b/>
               </w:rPr>
-              <w:t>720.00</w:t>
+              <w:t>722.25</w:t>
             </w:r>
           </w:p>
         </w:tc>
@@ -25973,7 +25973,7 @@
             </w:pPr>
             <w:r/>
             <w:r>
-              <w:t>720.00</w:t>
+              <w:t>722.25</w:t>
             </w:r>
           </w:p>
         </w:tc>
@@ -26001,7 +26001,7 @@
             </w:pPr>
             <w:r/>
             <w:r>
-              <w:t>732.25</w:t>
+              <w:t>734.50</w:t>
             </w:r>
           </w:p>
         </w:tc>
@@ -26029,7 +26029,7 @@
             </w:pPr>
             <w:r/>
             <w:r>
-              <w:t>710.25</w:t>
+              <w:t>712.50</w:t>
             </w:r>
           </w:p>
         </w:tc>
@@ -26060,7 +26060,7 @@
               <w:rPr>
                 <w:b/>
               </w:rPr>
-              <w:t>719.00</w:t>
+              <w:t>721.25</w:t>
             </w:r>
           </w:p>
         </w:tc>
@@ -26208,7 +26208,7 @@
             </w:pPr>
             <w:r/>
             <w:r>
-              <w:t>719.00</w:t>
+              <w:t>721.25</w:t>
             </w:r>
           </w:p>
         </w:tc>
@@ -26236,7 +26236,7 @@
             </w:pPr>
             <w:r/>
             <w:r>
-              <w:t>729.50</w:t>
+              <w:t>731.75</w:t>
             </w:r>
           </w:p>
         </w:tc>
@@ -26264,7 +26264,7 @@
             </w:pPr>
             <w:r/>
             <w:r>
-              <w:t>704.25</w:t>
+              <w:t>706.50</w:t>
             </w:r>
           </w:p>
         </w:tc>
@@ -26295,7 +26295,7 @@
               <w:rPr>
                 <w:b/>
               </w:rPr>
-              <w:t>721.25</w:t>
+              <w:t>723.50</w:t>
             </w:r>
           </w:p>
         </w:tc>
@@ -26443,7 +26443,7 @@
             </w:pPr>
             <w:r/>
             <w:r>
-              <w:t>721.25</w:t>
+              <w:t>723.50</w:t>
             </w:r>
           </w:p>
         </w:tc>
@@ -26471,7 +26471,7 @@
             </w:pPr>
             <w:r/>
             <w:r>
-              <w:t>731.75</w:t>
+              <w:t>734.00</w:t>
             </w:r>
           </w:p>
         </w:tc>
@@ -26499,7 +26499,7 @@
             </w:pPr>
             <w:r/>
             <w:r>
-              <w:t>715.00</w:t>
+              <w:t>717.25</w:t>
             </w:r>
           </w:p>
         </w:tc>
@@ -26530,7 +26530,7 @@
               <w:rPr>
                 <w:b/>
               </w:rPr>
-              <w:t>722.00</w:t>
+              <w:t>724.25</w:t>
             </w:r>
           </w:p>
         </w:tc>
@@ -26678,7 +26678,7 @@
             </w:pPr>
             <w:r/>
             <w:r>
-              <w:t>722.00</w:t>
+              <w:t>724.25</w:t>
             </w:r>
           </w:p>
         </w:tc>
@@ -26706,7 +26706,7 @@
             </w:pPr>
             <w:r/>
             <w:r>
-              <w:t>736.25</w:t>
+              <w:t>738.50</w:t>
             </w:r>
           </w:p>
         </w:tc>
@@ -26734,7 +26734,7 @@
             </w:pPr>
             <w:r/>
             <w:r>
-              <w:t>707.25</w:t>
+              <w:t>709.50</w:t>
             </w:r>
           </w:p>
         </w:tc>
@@ -26765,7 +26765,7 @@
               <w:rPr>
                 <w:b/>
               </w:rPr>
-              <w:t>724.00</w:t>
+              <w:t>726.25</w:t>
             </w:r>
           </w:p>
         </w:tc>
@@ -26913,7 +26913,7 @@
             </w:pPr>
             <w:r/>
             <w:r>
-              <w:t>724.00</w:t>
+              <w:t>726.25</w:t>
             </w:r>
           </w:p>
         </w:tc>
@@ -26941,7 +26941,7 @@
             </w:pPr>
             <w:r/>
             <w:r>
-              <w:t>730.50</w:t>
+              <w:t>732.75</w:t>
             </w:r>
           </w:p>
         </w:tc>
@@ -26969,7 +26969,7 @@
             </w:pPr>
             <w:r/>
             <w:r>
-              <w:t>717.25</w:t>
+              <w:t>719.50</w:t>
             </w:r>
           </w:p>
         </w:tc>
@@ -27000,7 +27000,7 @@
               <w:rPr>
                 <w:b/>
               </w:rPr>
-              <w:t>724.25</w:t>
+              <w:t>726.50</w:t>
             </w:r>
           </w:p>
         </w:tc>
@@ -27148,7 +27148,7 @@
             </w:pPr>
             <w:r/>
             <w:r>
-              <w:t>724.25</w:t>
+              <w:t>726.50</w:t>
             </w:r>
           </w:p>
         </w:tc>
@@ -27176,7 +27176,7 @@
             </w:pPr>
             <w:r/>
             <w:r>
-              <w:t>734.50</w:t>
+              <w:t>736.75</w:t>
             </w:r>
           </w:p>
         </w:tc>
@@ -27204,7 +27204,7 @@
             </w:pPr>
             <w:r/>
             <w:r>
-              <w:t>716.25</w:t>
+              <w:t>718.50</w:t>
             </w:r>
           </w:p>
         </w:tc>
@@ -27235,7 +27235,7 @@
               <w:rPr>
                 <w:b/>
               </w:rPr>
-              <w:t>724.75</w:t>
+              <w:t>727.00</w:t>
             </w:r>
           </w:p>
         </w:tc>
@@ -27383,7 +27383,7 @@
             </w:pPr>
             <w:r/>
             <w:r>
-              <w:t>724.75</w:t>
+              <w:t>727.00</w:t>
             </w:r>
           </w:p>
         </w:tc>
@@ -27411,7 +27411,7 @@
             </w:pPr>
             <w:r/>
             <w:r>
-              <w:t>731.75</w:t>
+              <w:t>734.00</w:t>
             </w:r>
           </w:p>
         </w:tc>
@@ -27439,7 +27439,7 @@
             </w:pPr>
             <w:r/>
             <w:r>
-              <w:t>718.75</w:t>
+              <w:t>721.00</w:t>
             </w:r>
           </w:p>
         </w:tc>
@@ -27470,7 +27470,7 @@
               <w:rPr>
                 <w:b/>
               </w:rPr>
-              <w:t>724.00</w:t>
+              <w:t>726.25</w:t>
             </w:r>
           </w:p>
         </w:tc>
@@ -27618,7 +27618,7 @@
             </w:pPr>
             <w:r/>
             <w:r>
-              <w:t>724.00</w:t>
+              <w:t>726.25</w:t>
             </w:r>
           </w:p>
         </w:tc>
@@ -27646,7 +27646,7 @@
             </w:pPr>
             <w:r/>
             <w:r>
-              <w:t>737.50</w:t>
+              <w:t>739.75</w:t>
             </w:r>
           </w:p>
         </w:tc>
@@ -27674,7 +27674,7 @@
             </w:pPr>
             <w:r/>
             <w:r>
-              <w:t>711.00</w:t>
+              <w:t>713.25</w:t>
             </w:r>
           </w:p>
         </w:tc>
@@ -27705,7 +27705,7 @@
               <w:rPr>
                 <w:b/>
               </w:rPr>
-              <w:t>725.75</w:t>
+              <w:t>728.00</w:t>
             </w:r>
           </w:p>
         </w:tc>
@@ -27853,7 +27853,7 @@
             </w:pPr>
             <w:r/>
             <w:r>
-              <w:t>725.75</w:t>
+              <w:t>728.00</w:t>
             </w:r>
           </w:p>
         </w:tc>
@@ -27881,7 +27881,7 @@
             </w:pPr>
             <w:r/>
             <w:r>
-              <w:t>735.00</w:t>
+              <w:t>737.25</w:t>
             </w:r>
           </w:p>
         </w:tc>
@@ -27909,7 +27909,7 @@
             </w:pPr>
             <w:r/>
             <w:r>
-              <w:t>715.00</w:t>
+              <w:t>717.25</w:t>
             </w:r>
           </w:p>
         </w:tc>
@@ -27940,7 +27940,7 @@
               <w:rPr>
                 <w:b/>
               </w:rPr>
-              <w:t>726.25</w:t>
+              <w:t>728.50</w:t>
             </w:r>
           </w:p>
         </w:tc>
@@ -28088,7 +28088,7 @@
             </w:pPr>
             <w:r/>
             <w:r>
-              <w:t>726.25</w:t>
+              <w:t>728.50</w:t>
             </w:r>
           </w:p>
         </w:tc>
@@ -28116,7 +28116,7 @@
             </w:pPr>
             <w:r/>
             <w:r>
-              <w:t>738.50</w:t>
+              <w:t>740.75</w:t>
             </w:r>
           </w:p>
         </w:tc>
@@ -28144,7 +28144,7 @@
             </w:pPr>
             <w:r/>
             <w:r>
-              <w:t>712.00</w:t>
+              <w:t>714.25</w:t>
             </w:r>
           </w:p>
         </w:tc>
@@ -28175,7 +28175,7 @@
               <w:rPr>
                 <w:b/>
               </w:rPr>
-              <w:t>724.75</w:t>
+              <w:t>727.00</w:t>
             </w:r>
           </w:p>
         </w:tc>
@@ -28323,7 +28323,7 @@
             </w:pPr>
             <w:r/>
             <w:r>
-              <w:t>724.75</w:t>
+              <w:t>727.00</w:t>
             </w:r>
           </w:p>
         </w:tc>
@@ -28351,7 +28351,7 @@
             </w:pPr>
             <w:r/>
             <w:r>
-              <w:t>731.75</w:t>
+              <w:t>734.00</w:t>
             </w:r>
           </w:p>
         </w:tc>
@@ -28379,7 +28379,7 @@
             </w:pPr>
             <w:r/>
             <w:r>
-              <w:t>715.25</w:t>
+              <w:t>717.50</w:t>
             </w:r>
           </w:p>
         </w:tc>
@@ -28410,7 +28410,7 @@
               <w:rPr>
                 <w:b/>
               </w:rPr>
-              <w:t>725.25</w:t>
+              <w:t>727.50</w:t>
             </w:r>
           </w:p>
         </w:tc>
@@ -28558,7 +28558,7 @@
             </w:pPr>
             <w:r/>
             <w:r>
-              <w:t>725.25</w:t>
+              <w:t>727.50</w:t>
             </w:r>
           </w:p>
         </w:tc>
@@ -28586,7 +28586,7 @@
             </w:pPr>
             <w:r/>
             <w:r>
-              <w:t>735.75</w:t>
+              <w:t>738.00</w:t>
             </w:r>
           </w:p>
         </w:tc>
@@ -28614,7 +28614,7 @@
             </w:pPr>
             <w:r/>
             <w:r>
-              <w:t>718.00</w:t>
+              <w:t>720.25</w:t>
             </w:r>
           </w:p>
         </w:tc>
@@ -28645,7 +28645,7 @@
               <w:rPr>
                 <w:b/>
               </w:rPr>
-              <w:t>725.00</w:t>
+              <w:t>727.25</w:t>
             </w:r>
           </w:p>
         </w:tc>
@@ -28793,7 +28793,7 @@
             </w:pPr>
             <w:r/>
             <w:r>
-              <w:t>725.00</w:t>
+              <w:t>727.25</w:t>
             </w:r>
           </w:p>
         </w:tc>
@@ -28821,7 +28821,7 @@
             </w:pPr>
             <w:r/>
             <w:r>
-              <w:t>734.75</w:t>
+              <w:t>737.00</w:t>
             </w:r>
           </w:p>
         </w:tc>
@@ -28849,7 +28849,7 @@
             </w:pPr>
             <w:r/>
             <w:r>
-              <w:t>715.25</w:t>
+              <w:t>717.50</w:t>
             </w:r>
           </w:p>
         </w:tc>
@@ -28880,7 +28880,7 @@
               <w:rPr>
                 <w:b/>
               </w:rPr>
-              <w:t>725.50</w:t>
+              <w:t>727.75</w:t>
             </w:r>
           </w:p>
         </w:tc>
@@ -29028,7 +29028,7 @@
             </w:pPr>
             <w:r/>
             <w:r>
-              <w:t>725.50</w:t>
+              <w:t>727.75</w:t>
             </w:r>
           </w:p>
         </w:tc>
@@ -29056,7 +29056,7 @@
             </w:pPr>
             <w:r/>
             <w:r>
-              <w:t>736.25</w:t>
+              <w:t>738.50</w:t>
             </w:r>
           </w:p>
         </w:tc>
@@ -29084,7 +29084,7 @@
             </w:pPr>
             <w:r/>
             <w:r>
-              <w:t>718.25</w:t>
+              <w:t>720.50</w:t>
             </w:r>
           </w:p>
         </w:tc>
@@ -29115,7 +29115,7 @@
               <w:rPr>
                 <w:b/>
               </w:rPr>
-              <w:t>726.25</w:t>
+              <w:t>728.50</w:t>
             </w:r>
           </w:p>
         </w:tc>
@@ -29263,7 +29263,7 @@
             </w:pPr>
             <w:r/>
             <w:r>
-              <w:t>726.25</w:t>
+              <w:t>728.50</w:t>
             </w:r>
           </w:p>
         </w:tc>
@@ -29291,7 +29291,7 @@
             </w:pPr>
             <w:r/>
             <w:r>
-              <w:t>732.75</w:t>
+              <w:t>735.00</w:t>
             </w:r>
           </w:p>
         </w:tc>
@@ -29319,7 +29319,7 @@
             </w:pPr>
             <w:r/>
             <w:r>
-              <w:t>717.75</w:t>
+              <w:t>720.00</w:t>
             </w:r>
           </w:p>
         </w:tc>
@@ -29350,7 +29350,7 @@
               <w:rPr>
                 <w:b/>
               </w:rPr>
-              <w:t>726.75</w:t>
+              <w:t>729.00</w:t>
             </w:r>
           </w:p>
         </w:tc>
@@ -29498,7 +29498,7 @@
             </w:pPr>
             <w:r/>
             <w:r>
-              <w:t>726.75</w:t>
+              <w:t>729.00</w:t>
             </w:r>
           </w:p>
         </w:tc>
@@ -29526,7 +29526,7 @@
             </w:pPr>
             <w:r/>
             <w:r>
-              <w:t>737.75</w:t>
+              <w:t>740.00</w:t>
             </w:r>
           </w:p>
         </w:tc>
@@ -29554,7 +29554,7 @@
             </w:pPr>
             <w:r/>
             <w:r>
-              <w:t>715.00</w:t>
+              <w:t>717.25</w:t>
             </w:r>
           </w:p>
         </w:tc>
@@ -29585,7 +29585,7 @@
               <w:rPr>
                 <w:b/>
               </w:rPr>
-              <w:t>730.25</w:t>
+              <w:t>732.50</w:t>
             </w:r>
           </w:p>
         </w:tc>
@@ -29733,7 +29733,7 @@
             </w:pPr>
             <w:r/>
             <w:r>
-              <w:t>730.25</w:t>
+              <w:t>732.50</w:t>
             </w:r>
           </w:p>
         </w:tc>
@@ -29761,7 +29761,7 @@
             </w:pPr>
             <w:r/>
             <w:r>
-              <w:t>735.75</w:t>
+              <w:t>738.00</w:t>
             </w:r>
           </w:p>
         </w:tc>
@@ -29789,7 +29789,7 @@
             </w:pPr>
             <w:r/>
             <w:r>
-              <w:t>722.50</w:t>
+              <w:t>724.75</w:t>
             </w:r>
           </w:p>
         </w:tc>
@@ -29820,7 +29820,7 @@
               <w:rPr>
                 <w:b/>
               </w:rPr>
-              <w:t>731.00</w:t>
+              <w:t>733.25</w:t>
             </w:r>
           </w:p>
         </w:tc>
@@ -29968,7 +29968,7 @@
             </w:pPr>
             <w:r/>
             <w:r>
-              <w:t>731.00</w:t>
+              <w:t>733.25</w:t>
             </w:r>
           </w:p>
         </w:tc>
@@ -29996,7 +29996,7 @@
             </w:pPr>
             <w:r/>
             <w:r>
-              <w:t>740.25</w:t>
+              <w:t>742.50</w:t>
             </w:r>
           </w:p>
         </w:tc>
@@ -30024,7 +30024,7 @@
             </w:pPr>
             <w:r/>
             <w:r>
-              <w:t>724.50</w:t>
+              <w:t>726.75</w:t>
             </w:r>
           </w:p>
         </w:tc>
@@ -30055,7 +30055,7 @@
               <w:rPr>
                 <w:b/>
               </w:rPr>
-              <w:t>730.25</w:t>
+              <w:t>732.50</w:t>
             </w:r>
           </w:p>
         </w:tc>
@@ -30203,7 +30203,7 @@
             </w:pPr>
             <w:r/>
             <w:r>
-              <w:t>730.25</w:t>
+              <w:t>732.50</w:t>
             </w:r>
           </w:p>
         </w:tc>
@@ -30231,7 +30231,7 @@
             </w:pPr>
             <w:r/>
             <w:r>
-              <w:t>737.75</w:t>
+              <w:t>740.00</w:t>
             </w:r>
           </w:p>
         </w:tc>
@@ -30259,7 +30259,7 @@
             </w:pPr>
             <w:r/>
             <w:r>
-              <w:t>724.25</w:t>
+              <w:t>726.50</w:t>
             </w:r>
           </w:p>
         </w:tc>
@@ -30290,7 +30290,7 @@
               <w:rPr>
                 <w:b/>
               </w:rPr>
-              <w:t>729.25</w:t>
+              <w:t>731.50</w:t>
             </w:r>
           </w:p>
         </w:tc>
@@ -30438,7 +30438,7 @@
             </w:pPr>
             <w:r/>
             <w:r>
-              <w:t>729.25</w:t>
+              <w:t>731.50</w:t>
             </w:r>
           </w:p>
         </w:tc>
@@ -30466,7 +30466,7 @@
             </w:pPr>
             <w:r/>
             <w:r>
-              <w:t>736.25</w:t>
+              <w:t>738.50</w:t>
             </w:r>
           </w:p>
         </w:tc>
@@ -30494,7 +30494,7 @@
             </w:pPr>
             <w:r/>
             <w:r>
-              <w:t>715.75</w:t>
+              <w:t>718.00</w:t>
             </w:r>
           </w:p>
         </w:tc>
@@ -30525,7 +30525,7 @@
               <w:rPr>
                 <w:b/>
               </w:rPr>
-              <w:t>730.00</w:t>
+              <w:t>732.25</w:t>
             </w:r>
           </w:p>
         </w:tc>
@@ -30673,7 +30673,7 @@
             </w:pPr>
             <w:r/>
             <w:r>
-              <w:t>730.00</w:t>
+              <w:t>732.25</w:t>
             </w:r>
           </w:p>
         </w:tc>
@@ -30701,7 +30701,7 @@
             </w:pPr>
             <w:r/>
             <w:r>
-              <w:t>739.25</w:t>
+              <w:t>741.50</w:t>
             </w:r>
           </w:p>
         </w:tc>
@@ -30729,7 +30729,7 @@
             </w:pPr>
             <w:r/>
             <w:r>
-              <w:t>722.75</w:t>
+              <w:t>725.00</w:t>
             </w:r>
           </w:p>
         </w:tc>
@@ -30760,7 +30760,7 @@
               <w:rPr>
                 <w:b/>
               </w:rPr>
-              <w:t>729.75</w:t>
+              <w:t>732.00</w:t>
             </w:r>
           </w:p>
         </w:tc>
@@ -30908,7 +30908,7 @@
             </w:pPr>
             <w:r/>
             <w:r>
-              <w:t>729.75</w:t>
+              <w:t>732.00</w:t>
             </w:r>
           </w:p>
         </w:tc>
@@ -30936,7 +30936,7 @@
             </w:pPr>
             <w:r/>
             <w:r>
-              <w:t>738.25</w:t>
+              <w:t>740.50</w:t>
             </w:r>
           </w:p>
         </w:tc>
@@ -30964,7 +30964,7 @@
             </w:pPr>
             <w:r/>
             <w:r>
-              <w:t>715.75</w:t>
+              <w:t>718.00</w:t>
             </w:r>
           </w:p>
         </w:tc>
@@ -30995,7 +30995,7 @@
               <w:rPr>
                 <w:b/>
               </w:rPr>
-              <w:t>731.50</w:t>
+              <w:t>733.75</w:t>
             </w:r>
           </w:p>
         </w:tc>
@@ -31143,7 +31143,7 @@
             </w:pPr>
             <w:r/>
             <w:r>
-              <w:t>731.50</w:t>
+              <w:t>733.75</w:t>
             </w:r>
           </w:p>
         </w:tc>
@@ -31171,7 +31171,7 @@
             </w:pPr>
             <w:r/>
             <w:r>
-              <w:t>737.75</w:t>
+              <w:t>740.00</w:t>
             </w:r>
           </w:p>
         </w:tc>
@@ -31199,7 +31199,7 @@
             </w:pPr>
             <w:r/>
             <w:r>
-              <w:t>725.00</w:t>
+              <w:t>727.25</w:t>
             </w:r>
           </w:p>
         </w:tc>
@@ -31230,7 +31230,7 @@
               <w:rPr>
                 <w:b/>
               </w:rPr>
-              <w:t>730.75</w:t>
+              <w:t>733.00</w:t>
             </w:r>
           </w:p>
         </w:tc>
